--- a/handover/doing/RA1/DCC-IABD_M04_ACT_OBL_02-DOING.docx
+++ b/handover/doing/RA1/DCC-IABD_M04_ACT_OBL_02-DOING.docx
@@ -5294,7 +5294,6 @@
       <w:r>
         <w:t xml:space="preserve"> utilizado la convención </w:t>
       </w:r>
-      <w:proofErr w:type="spellStart"/>
       <w:r>
         <w:rPr>
           <w:i/>
@@ -5302,7 +5301,6 @@
         </w:rPr>
         <w:t>snake_case</w:t>
       </w:r>
-      <w:proofErr w:type="spellEnd"/>
       <w:r>
         <w:t xml:space="preserve"> para columnas</w:t>
       </w:r>
@@ -5445,7 +5443,6 @@
       <w:r>
         <w:t xml:space="preserve">La relación multiclase entre productos y categorías se resuelve mediante la tabla asociativa </w:t>
       </w:r>
-      <w:proofErr w:type="spellStart"/>
       <w:r>
         <w:rPr>
           <w:i/>
@@ -5453,7 +5450,6 @@
         </w:rPr>
         <w:t>product_categories</w:t>
       </w:r>
-      <w:proofErr w:type="spellEnd"/>
       <w:r>
         <w:t>, permitiendo una clasificación flexible del catálogo sin redundancias</w:t>
       </w:r>
@@ -5463,7 +5459,6 @@
       <w:r>
         <w:t xml:space="preserve">e incorpora el campo </w:t>
       </w:r>
-      <w:proofErr w:type="spellStart"/>
       <w:r>
         <w:rPr>
           <w:i/>
@@ -5471,7 +5466,6 @@
         </w:rPr>
         <w:t>sku</w:t>
       </w:r>
-      <w:proofErr w:type="spellEnd"/>
       <w:r>
         <w:t xml:space="preserve"> como identificador alfanumérico único por producto </w:t>
       </w:r>
@@ -5506,13 +5500,8 @@
       <w:r>
         <w:t xml:space="preserve">que los aplicativos tengan </w:t>
       </w:r>
-      <w:proofErr w:type="spellStart"/>
-      <w:r>
-        <w:t>URLs</w:t>
-      </w:r>
-      <w:proofErr w:type="spellEnd"/>
-      <w:r>
-        <w:t xml:space="preserve"> amigables y un rendimiento óptimo en búsquedas de comercio electrónico.</w:t>
+      <w:r>
+        <w:t>URLs amigables y un rendimiento óptimo en búsquedas de comercio electrónico.</w:t>
       </w:r>
     </w:p>
     <w:p>
@@ -5539,7 +5528,6 @@
           <w:bCs/>
         </w:rPr>
       </w:pPr>
-      <w:proofErr w:type="spellStart"/>
       <w:r>
         <w:rPr>
           <w:b/>
@@ -5555,7 +5543,6 @@
         </w:rPr>
         <w:t>ies</w:t>
       </w:r>
-      <w:proofErr w:type="spellEnd"/>
       <w:r>
         <w:rPr>
           <w:b/>
@@ -5589,13 +5576,8 @@
           <w:numId w:val="19"/>
         </w:numPr>
       </w:pPr>
-      <w:proofErr w:type="spellStart"/>
-      <w:r>
-        <w:t>name</w:t>
-      </w:r>
-      <w:proofErr w:type="spellEnd"/>
-      <w:r>
-        <w:t xml:space="preserve"> (VARCHAR(64), NOT NULL)</w:t>
+      <w:r>
+        <w:t>name (VARCHAR(64), NOT NULL)</w:t>
       </w:r>
     </w:p>
     <w:p>
@@ -5623,13 +5605,8 @@
           <w:numId w:val="19"/>
         </w:numPr>
       </w:pPr>
-      <w:proofErr w:type="spellStart"/>
-      <w:r>
-        <w:t>description</w:t>
-      </w:r>
-      <w:proofErr w:type="spellEnd"/>
-      <w:r>
-        <w:t xml:space="preserve"> (TEXT, NULL)</w:t>
+      <w:r>
+        <w:t>description (TEXT, NULL)</w:t>
       </w:r>
     </w:p>
     <w:p/>
@@ -5640,7 +5617,6 @@
           <w:bCs/>
         </w:rPr>
       </w:pPr>
-      <w:proofErr w:type="spellStart"/>
       <w:r>
         <w:rPr>
           <w:b/>
@@ -5655,7 +5631,6 @@
         </w:rPr>
         <w:t>s</w:t>
       </w:r>
-      <w:proofErr w:type="spellEnd"/>
       <w:r>
         <w:rPr>
           <w:b/>
@@ -5689,7 +5664,6 @@
           <w:numId w:val="20"/>
         </w:numPr>
       </w:pPr>
-      <w:proofErr w:type="spellStart"/>
       <w:r>
         <w:rPr>
           <w:i/>
@@ -5697,7 +5671,6 @@
         </w:rPr>
         <w:t>sku</w:t>
       </w:r>
-      <w:proofErr w:type="spellEnd"/>
       <w:r>
         <w:t xml:space="preserve"> (VARCHAR(32), UNIQUE, NOT NULL)</w:t>
       </w:r>
@@ -5709,13 +5682,8 @@
           <w:numId w:val="20"/>
         </w:numPr>
       </w:pPr>
-      <w:proofErr w:type="spellStart"/>
-      <w:r>
-        <w:t>name</w:t>
-      </w:r>
-      <w:proofErr w:type="spellEnd"/>
-      <w:r>
-        <w:t xml:space="preserve"> (VARCHAR(128), NOT NULL)</w:t>
+      <w:r>
+        <w:t>name (VARCHAR(128), NOT NULL)</w:t>
       </w:r>
     </w:p>
     <w:p>
@@ -5725,13 +5693,8 @@
           <w:numId w:val="20"/>
         </w:numPr>
       </w:pPr>
-      <w:proofErr w:type="spellStart"/>
-      <w:r>
-        <w:t>description</w:t>
-      </w:r>
-      <w:proofErr w:type="spellEnd"/>
-      <w:r>
-        <w:t xml:space="preserve"> (TEXT, NULL)</w:t>
+      <w:r>
+        <w:t>description (TEXT, NULL)</w:t>
       </w:r>
     </w:p>
     <w:p>
@@ -5741,13 +5704,8 @@
           <w:numId w:val="20"/>
         </w:numPr>
       </w:pPr>
-      <w:proofErr w:type="spellStart"/>
-      <w:r>
-        <w:t>base_price</w:t>
-      </w:r>
-      <w:proofErr w:type="spellEnd"/>
-      <w:r>
-        <w:t xml:space="preserve"> (DECIMAL(10,2), NOT NULL)</w:t>
+      <w:r>
+        <w:t>base_price (DECIMAL(10,2), NOT NULL)</w:t>
       </w:r>
     </w:p>
     <w:p/>
@@ -5758,7 +5716,6 @@
           <w:bCs/>
         </w:rPr>
       </w:pPr>
-      <w:proofErr w:type="spellStart"/>
       <w:r>
         <w:rPr>
           <w:b/>
@@ -5773,7 +5730,6 @@
         </w:rPr>
         <w:t>ies</w:t>
       </w:r>
-      <w:proofErr w:type="spellEnd"/>
       <w:r>
         <w:rPr>
           <w:b/>
@@ -5824,7 +5780,6 @@
           <w:numId w:val="21"/>
         </w:numPr>
       </w:pPr>
-      <w:proofErr w:type="spellStart"/>
       <w:r>
         <w:rPr>
           <w:b/>
@@ -5834,23 +5789,14 @@
         </w:rPr>
         <w:t>product_id</w:t>
       </w:r>
-      <w:proofErr w:type="spellEnd"/>
-      <w:r>
-        <w:t xml:space="preserve"> (INT, PK, FK -&gt; </w:t>
-      </w:r>
-      <w:proofErr w:type="spellStart"/>
-      <w:r>
-        <w:t>product</w:t>
+      <w:r>
+        <w:t xml:space="preserve"> (INT, PK, FK -&gt; product</w:t>
       </w:r>
       <w:r>
         <w:t>s</w:t>
       </w:r>
       <w:r>
-        <w:t>.id</w:t>
-      </w:r>
-      <w:proofErr w:type="spellEnd"/>
-      <w:r>
-        <w:t>)</w:t>
+        <w:t>.id)</w:t>
       </w:r>
     </w:p>
     <w:p>
@@ -5860,7 +5806,6 @@
           <w:numId w:val="21"/>
         </w:numPr>
       </w:pPr>
-      <w:proofErr w:type="spellStart"/>
       <w:r>
         <w:rPr>
           <w:b/>
@@ -5870,23 +5815,14 @@
         </w:rPr>
         <w:t>category_id</w:t>
       </w:r>
-      <w:proofErr w:type="spellEnd"/>
-      <w:r>
-        <w:t xml:space="preserve"> (INT, PK, FK -&gt; </w:t>
-      </w:r>
-      <w:proofErr w:type="spellStart"/>
-      <w:r>
-        <w:t>categor</w:t>
+      <w:r>
+        <w:t xml:space="preserve"> (INT, PK, FK -&gt; categor</w:t>
       </w:r>
       <w:r>
         <w:t>ies</w:t>
       </w:r>
       <w:r>
-        <w:t>.id</w:t>
-      </w:r>
-      <w:proofErr w:type="spellEnd"/>
-      <w:r>
-        <w:t>)</w:t>
+        <w:t>.id)</w:t>
       </w:r>
     </w:p>
     <w:p>
@@ -5912,7 +5848,6 @@
       <w:r>
         <w:t xml:space="preserve">La tabla </w:t>
       </w:r>
-      <w:proofErr w:type="spellStart"/>
       <w:r>
         <w:rPr>
           <w:i/>
@@ -5920,11 +5855,9 @@
         </w:rPr>
         <w:t>purchases</w:t>
       </w:r>
-      <w:proofErr w:type="spellEnd"/>
       <w:r>
         <w:t xml:space="preserve"> gestiona el aprovisionamiento externo coordinado por el almacén con los diferentes proveedores (</w:t>
       </w:r>
-      <w:proofErr w:type="spellStart"/>
       <w:r>
         <w:rPr>
           <w:i/>
@@ -5932,7 +5865,6 @@
         </w:rPr>
         <w:t>suppliers</w:t>
       </w:r>
-      <w:proofErr w:type="spellEnd"/>
       <w:r>
         <w:t>), permitiendo la trazabilidad de costes y entregas.</w:t>
       </w:r>
@@ -5945,7 +5877,6 @@
           <w:bCs/>
         </w:rPr>
       </w:pPr>
-      <w:proofErr w:type="spellStart"/>
       <w:r>
         <w:rPr>
           <w:b/>
@@ -5960,7 +5891,6 @@
         </w:rPr>
         <w:t>s</w:t>
       </w:r>
-      <w:proofErr w:type="spellEnd"/>
       <w:r>
         <w:rPr>
           <w:b/>
@@ -5994,13 +5924,8 @@
           <w:numId w:val="22"/>
         </w:numPr>
       </w:pPr>
-      <w:proofErr w:type="spellStart"/>
-      <w:r>
-        <w:t>fiscal_name</w:t>
-      </w:r>
-      <w:proofErr w:type="spellEnd"/>
-      <w:r>
-        <w:t xml:space="preserve"> (VARCHAR(128), NOT NULL)</w:t>
+      <w:r>
+        <w:t>fiscal_name (VARCHAR(128), NOT NULL)</w:t>
       </w:r>
     </w:p>
     <w:p>
@@ -6010,13 +5935,8 @@
           <w:numId w:val="22"/>
         </w:numPr>
       </w:pPr>
-      <w:proofErr w:type="spellStart"/>
-      <w:r>
-        <w:t>tax_id</w:t>
-      </w:r>
-      <w:proofErr w:type="spellEnd"/>
-      <w:r>
-        <w:t xml:space="preserve"> (VARCHAR(32), UNIQUE, NOT NULL)</w:t>
+      <w:r>
+        <w:t>tax_id (VARCHAR(32), UNIQUE, NOT NULL)</w:t>
       </w:r>
     </w:p>
     <w:p>
@@ -6026,13 +5946,8 @@
           <w:numId w:val="22"/>
         </w:numPr>
       </w:pPr>
-      <w:proofErr w:type="spellStart"/>
-      <w:r>
-        <w:t>contact_name</w:t>
-      </w:r>
-      <w:proofErr w:type="spellEnd"/>
-      <w:r>
-        <w:t xml:space="preserve"> (VARCHAR(64), NULL)</w:t>
+      <w:r>
+        <w:t>contact_name (VARCHAR(64), NULL)</w:t>
       </w:r>
     </w:p>
     <w:p>
@@ -6054,7 +5969,6 @@
           <w:bCs/>
         </w:rPr>
       </w:pPr>
-      <w:proofErr w:type="spellStart"/>
       <w:r>
         <w:rPr>
           <w:b/>
@@ -6069,7 +5983,6 @@
         </w:rPr>
         <w:t>s</w:t>
       </w:r>
-      <w:proofErr w:type="spellEnd"/>
       <w:r>
         <w:rPr>
           <w:b/>
@@ -6117,7 +6030,6 @@
           <w:numId w:val="23"/>
         </w:numPr>
       </w:pPr>
-      <w:proofErr w:type="spellStart"/>
       <w:r>
         <w:rPr>
           <w:b/>
@@ -6127,23 +6039,14 @@
         </w:rPr>
         <w:t>supplier_id</w:t>
       </w:r>
-      <w:proofErr w:type="spellEnd"/>
-      <w:r>
-        <w:t xml:space="preserve"> (INT, NOT NULL, FK -&gt; </w:t>
-      </w:r>
-      <w:proofErr w:type="spellStart"/>
-      <w:r>
-        <w:t>supplier</w:t>
+      <w:r>
+        <w:t xml:space="preserve"> (INT, NOT NULL, FK -&gt; supplier</w:t>
       </w:r>
       <w:r>
         <w:t>s</w:t>
       </w:r>
       <w:r>
-        <w:t>.id</w:t>
-      </w:r>
-      <w:proofErr w:type="spellEnd"/>
-      <w:r>
-        <w:t>)</w:t>
+        <w:t>.id)</w:t>
       </w:r>
     </w:p>
     <w:p>
@@ -6153,7 +6056,6 @@
           <w:numId w:val="23"/>
         </w:numPr>
       </w:pPr>
-      <w:proofErr w:type="spellStart"/>
       <w:r>
         <w:rPr>
           <w:b/>
@@ -6163,23 +6065,14 @@
         </w:rPr>
         <w:t>warehouse_id</w:t>
       </w:r>
-      <w:proofErr w:type="spellEnd"/>
-      <w:r>
-        <w:t xml:space="preserve"> (INT, NOT NULL, FK -&gt; </w:t>
-      </w:r>
-      <w:proofErr w:type="spellStart"/>
-      <w:r>
-        <w:t>warehouse</w:t>
+      <w:r>
+        <w:t xml:space="preserve"> (INT, NOT NULL, FK -&gt; warehouse</w:t>
       </w:r>
       <w:r>
         <w:t>s</w:t>
       </w:r>
       <w:r>
-        <w:t>.id</w:t>
-      </w:r>
-      <w:proofErr w:type="spellEnd"/>
-      <w:r>
-        <w:t>)</w:t>
+        <w:t>.id)</w:t>
       </w:r>
     </w:p>
     <w:p>
@@ -6189,13 +6082,8 @@
           <w:numId w:val="23"/>
         </w:numPr>
       </w:pPr>
-      <w:proofErr w:type="spellStart"/>
-      <w:r>
-        <w:t>purchase_date</w:t>
-      </w:r>
-      <w:proofErr w:type="spellEnd"/>
-      <w:r>
-        <w:t xml:space="preserve"> (TIMESTAMP, NOT NULL)</w:t>
+      <w:r>
+        <w:t>purchase_date (TIMESTAMP, NOT NULL)</w:t>
       </w:r>
     </w:p>
     <w:p>
@@ -6255,7 +6143,6 @@
       <w:r>
         <w:t>clientes (</w:t>
       </w:r>
-      <w:proofErr w:type="spellStart"/>
       <w:r>
         <w:rPr>
           <w:i/>
@@ -6263,7 +6150,6 @@
         </w:rPr>
         <w:t>customers</w:t>
       </w:r>
-      <w:proofErr w:type="spellEnd"/>
       <w:r>
         <w:t>)</w:t>
       </w:r>
@@ -6279,7 +6165,6 @@
           <w:bCs/>
         </w:rPr>
       </w:pPr>
-      <w:proofErr w:type="spellStart"/>
       <w:r>
         <w:rPr>
           <w:b/>
@@ -6294,7 +6179,6 @@
         </w:rPr>
         <w:t>s</w:t>
       </w:r>
-      <w:proofErr w:type="spellEnd"/>
       <w:r>
         <w:rPr>
           <w:b/>
@@ -6328,13 +6212,8 @@
           <w:numId w:val="24"/>
         </w:numPr>
       </w:pPr>
-      <w:proofErr w:type="spellStart"/>
-      <w:r>
-        <w:t>first_name</w:t>
-      </w:r>
-      <w:proofErr w:type="spellEnd"/>
-      <w:r>
-        <w:t xml:space="preserve"> (VARCHAR(64), NOT NULL)</w:t>
+      <w:r>
+        <w:t>first_name (VARCHAR(64), NOT NULL)</w:t>
       </w:r>
     </w:p>
     <w:p>
@@ -6344,13 +6223,8 @@
           <w:numId w:val="24"/>
         </w:numPr>
       </w:pPr>
-      <w:proofErr w:type="spellStart"/>
-      <w:r>
-        <w:t>last_name</w:t>
-      </w:r>
-      <w:proofErr w:type="spellEnd"/>
-      <w:r>
-        <w:t xml:space="preserve"> (VARCHAR(64), NOT NULL)</w:t>
+      <w:r>
+        <w:t>last_name (VARCHAR(64), NOT NULL)</w:t>
       </w:r>
     </w:p>
     <w:p>
@@ -6378,13 +6252,8 @@
           <w:numId w:val="24"/>
         </w:numPr>
       </w:pPr>
-      <w:proofErr w:type="spellStart"/>
-      <w:r>
-        <w:t>phone</w:t>
-      </w:r>
-      <w:proofErr w:type="spellEnd"/>
-      <w:r>
-        <w:t xml:space="preserve"> (VARCHAR(32), NULL)</w:t>
+      <w:r>
+        <w:t>phone (VARCHAR(32), NULL)</w:t>
       </w:r>
     </w:p>
     <w:p/>
@@ -6456,7 +6325,6 @@
           <w:numId w:val="25"/>
         </w:numPr>
       </w:pPr>
-      <w:proofErr w:type="spellStart"/>
       <w:r>
         <w:rPr>
           <w:b/>
@@ -6466,23 +6334,14 @@
         </w:rPr>
         <w:t>customer_id</w:t>
       </w:r>
-      <w:proofErr w:type="spellEnd"/>
-      <w:r>
-        <w:t xml:space="preserve"> (INT, NOT NULL, FK -&gt; </w:t>
-      </w:r>
-      <w:proofErr w:type="spellStart"/>
-      <w:r>
-        <w:t>customer</w:t>
+      <w:r>
+        <w:t xml:space="preserve"> (INT, NOT NULL, FK -&gt; customer</w:t>
       </w:r>
       <w:r>
         <w:t>s</w:t>
       </w:r>
       <w:r>
-        <w:t>.id</w:t>
-      </w:r>
-      <w:proofErr w:type="spellEnd"/>
-      <w:r>
-        <w:t>)</w:t>
+        <w:t>.id)</w:t>
       </w:r>
     </w:p>
     <w:p>
@@ -6492,13 +6351,8 @@
           <w:numId w:val="25"/>
         </w:numPr>
       </w:pPr>
-      <w:proofErr w:type="spellStart"/>
-      <w:r>
-        <w:t>sale_date</w:t>
-      </w:r>
-      <w:proofErr w:type="spellEnd"/>
-      <w:r>
-        <w:t xml:space="preserve"> (TIMESTAMP, NOT NULL)</w:t>
+      <w:r>
+        <w:t>sale_date (TIMESTAMP, NOT NULL)</w:t>
       </w:r>
     </w:p>
     <w:p>
@@ -6555,7 +6409,6 @@
       <w:r>
         <w:t xml:space="preserve"> centros de distribución (</w:t>
       </w:r>
-      <w:proofErr w:type="spellStart"/>
       <w:r>
         <w:rPr>
           <w:i/>
@@ -6563,7 +6416,6 @@
         </w:rPr>
         <w:t>warehouses</w:t>
       </w:r>
-      <w:proofErr w:type="spellEnd"/>
       <w:r>
         <w:t xml:space="preserve">), aislando recuentos físicos </w:t>
       </w:r>
@@ -6576,11 +6428,9 @@
       <w:r>
         <w:t>tabla para la colección de inventarios (</w:t>
       </w:r>
-      <w:proofErr w:type="spellStart"/>
       <w:r>
         <w:t>inventories</w:t>
       </w:r>
-      <w:proofErr w:type="spellEnd"/>
       <w:r>
         <w:t>)</w:t>
       </w:r>
@@ -6595,7 +6445,6 @@
       <w:r>
         <w:t>(</w:t>
       </w:r>
-      <w:proofErr w:type="spellStart"/>
       <w:r>
         <w:rPr>
           <w:i/>
@@ -6603,7 +6452,6 @@
         </w:rPr>
         <w:t>warehouses</w:t>
       </w:r>
-      <w:proofErr w:type="spellEnd"/>
       <w:r>
         <w:t>)</w:t>
       </w:r>
@@ -6631,7 +6479,6 @@
       <w:r>
         <w:t xml:space="preserve"> en la tabla </w:t>
       </w:r>
-      <w:proofErr w:type="spellStart"/>
       <w:r>
         <w:rPr>
           <w:i/>
@@ -6639,7 +6486,6 @@
         </w:rPr>
         <w:t>transfers</w:t>
       </w:r>
-      <w:proofErr w:type="spellEnd"/>
       <w:r>
         <w:t xml:space="preserve">, </w:t>
       </w:r>
@@ -6670,7 +6516,6 @@
           <w:bCs/>
         </w:rPr>
       </w:pPr>
-      <w:proofErr w:type="spellStart"/>
       <w:r>
         <w:rPr>
           <w:b/>
@@ -6692,7 +6537,6 @@
         </w:rPr>
         <w:t>s</w:t>
       </w:r>
-      <w:proofErr w:type="spellEnd"/>
       <w:r>
         <w:rPr>
           <w:b/>
@@ -6726,13 +6570,8 @@
           <w:numId w:val="26"/>
         </w:numPr>
       </w:pPr>
-      <w:proofErr w:type="spellStart"/>
-      <w:r>
-        <w:t>name</w:t>
-      </w:r>
-      <w:proofErr w:type="spellEnd"/>
-      <w:r>
-        <w:t xml:space="preserve"> (VARCHAR(64), NOT NULL)</w:t>
+      <w:r>
+        <w:t>name (VARCHAR(64), NOT NULL)</w:t>
       </w:r>
     </w:p>
     <w:p>
@@ -6742,13 +6581,8 @@
           <w:numId w:val="26"/>
         </w:numPr>
       </w:pPr>
-      <w:proofErr w:type="spellStart"/>
-      <w:r>
-        <w:t>location</w:t>
-      </w:r>
-      <w:proofErr w:type="spellEnd"/>
-      <w:r>
-        <w:t xml:space="preserve"> (VARCHAR(128), NOT NULL)</w:t>
+      <w:r>
+        <w:t>location (VARCHAR(128), NOT NULL)</w:t>
       </w:r>
     </w:p>
     <w:p>
@@ -6766,7 +6600,6 @@
           <w:bCs/>
         </w:rPr>
       </w:pPr>
-      <w:proofErr w:type="spellStart"/>
       <w:r>
         <w:rPr>
           <w:b/>
@@ -6781,7 +6614,6 @@
         </w:rPr>
         <w:t>s</w:t>
       </w:r>
-      <w:proofErr w:type="spellEnd"/>
       <w:r>
         <w:rPr>
           <w:b/>
@@ -6815,7 +6647,6 @@
           <w:numId w:val="27"/>
         </w:numPr>
       </w:pPr>
-      <w:proofErr w:type="spellStart"/>
       <w:r>
         <w:rPr>
           <w:b/>
@@ -6825,23 +6656,14 @@
         </w:rPr>
         <w:t>warehouse_out_id</w:t>
       </w:r>
-      <w:proofErr w:type="spellEnd"/>
-      <w:r>
-        <w:t xml:space="preserve"> (INT, NOT NULL, FK -&gt; </w:t>
-      </w:r>
-      <w:proofErr w:type="spellStart"/>
-      <w:r>
-        <w:t>warehouse</w:t>
+      <w:r>
+        <w:t xml:space="preserve"> (INT, NOT NULL, FK -&gt; warehouse</w:t>
       </w:r>
       <w:r>
         <w:t>s</w:t>
       </w:r>
       <w:r>
-        <w:t>.id</w:t>
-      </w:r>
-      <w:proofErr w:type="spellEnd"/>
-      <w:r>
-        <w:t>)</w:t>
+        <w:t>.id)</w:t>
       </w:r>
     </w:p>
     <w:p>
@@ -6851,7 +6673,6 @@
           <w:numId w:val="27"/>
         </w:numPr>
       </w:pPr>
-      <w:proofErr w:type="spellStart"/>
       <w:r>
         <w:rPr>
           <w:b/>
@@ -6861,23 +6682,14 @@
         </w:rPr>
         <w:t>warehouse_in_id</w:t>
       </w:r>
-      <w:proofErr w:type="spellEnd"/>
-      <w:r>
-        <w:t xml:space="preserve"> (INT, NOT NULL, FK -&gt; </w:t>
-      </w:r>
-      <w:proofErr w:type="spellStart"/>
-      <w:r>
-        <w:t>warehouse</w:t>
+      <w:r>
+        <w:t xml:space="preserve"> (INT, NOT NULL, FK -&gt; warehouse</w:t>
       </w:r>
       <w:r>
         <w:t>s</w:t>
       </w:r>
       <w:r>
-        <w:t>.id</w:t>
-      </w:r>
-      <w:proofErr w:type="spellEnd"/>
-      <w:r>
-        <w:t>)</w:t>
+        <w:t>.id)</w:t>
       </w:r>
     </w:p>
     <w:p>
@@ -6887,13 +6699,8 @@
           <w:numId w:val="27"/>
         </w:numPr>
       </w:pPr>
-      <w:proofErr w:type="spellStart"/>
-      <w:r>
-        <w:t>transfer_date</w:t>
-      </w:r>
-      <w:proofErr w:type="spellEnd"/>
-      <w:r>
-        <w:t xml:space="preserve"> (TIMESTAMP, NOT NULL)</w:t>
+      <w:r>
+        <w:t>transfer_date (TIMESTAMP, NOT NULL)</w:t>
       </w:r>
     </w:p>
     <w:p>
@@ -6911,7 +6718,6 @@
           <w:bCs/>
         </w:rPr>
       </w:pPr>
-      <w:proofErr w:type="spellStart"/>
       <w:r>
         <w:rPr>
           <w:b/>
@@ -6926,7 +6732,6 @@
         </w:rPr>
         <w:t>ies</w:t>
       </w:r>
-      <w:proofErr w:type="spellEnd"/>
       <w:r>
         <w:rPr>
           <w:b/>
@@ -6974,7 +6779,6 @@
           <w:numId w:val="28"/>
         </w:numPr>
       </w:pPr>
-      <w:proofErr w:type="spellStart"/>
       <w:r>
         <w:rPr>
           <w:b/>
@@ -6984,23 +6788,14 @@
         </w:rPr>
         <w:t>warehouse_id</w:t>
       </w:r>
-      <w:proofErr w:type="spellEnd"/>
-      <w:r>
-        <w:t xml:space="preserve"> (INT, NOT NULL, FK -&gt; </w:t>
-      </w:r>
-      <w:proofErr w:type="spellStart"/>
-      <w:r>
-        <w:t>warehouse</w:t>
+      <w:r>
+        <w:t xml:space="preserve"> (INT, NOT NULL, FK -&gt; warehouse</w:t>
       </w:r>
       <w:r>
         <w:t>s</w:t>
       </w:r>
       <w:r>
-        <w:t>.id</w:t>
-      </w:r>
-      <w:proofErr w:type="spellEnd"/>
-      <w:r>
-        <w:t>)</w:t>
+        <w:t>.id)</w:t>
       </w:r>
     </w:p>
     <w:p>
@@ -7010,13 +6805,8 @@
           <w:numId w:val="28"/>
         </w:numPr>
       </w:pPr>
-      <w:proofErr w:type="spellStart"/>
-      <w:r>
-        <w:t>audit_date</w:t>
-      </w:r>
-      <w:proofErr w:type="spellEnd"/>
-      <w:r>
-        <w:t xml:space="preserve"> (TIMESTAMP, NOT NULL)</w:t>
+      <w:r>
+        <w:t>audit_date (TIMESTAMP, NOT NULL)</w:t>
       </w:r>
     </w:p>
     <w:p>
@@ -7098,7 +6888,6 @@
         </w:rPr>
         <w:t xml:space="preserve"> </w:t>
       </w:r>
-      <w:proofErr w:type="spellStart"/>
       <w:r>
         <w:rPr>
           <w:i/>
@@ -7107,7 +6896,6 @@
         </w:rPr>
         <w:t>stock_moves</w:t>
       </w:r>
-      <w:proofErr w:type="spellEnd"/>
       <w:r>
         <w:rPr>
           <w:spacing w:val="-4"/>
@@ -7186,7 +6974,6 @@
       <w:r>
         <w:t xml:space="preserve"> claves foráneas (</w:t>
       </w:r>
-      <w:proofErr w:type="spellStart"/>
       <w:r>
         <w:rPr>
           <w:i/>
@@ -7194,11 +6981,9 @@
         </w:rPr>
         <w:t>sale_id</w:t>
       </w:r>
-      <w:proofErr w:type="spellEnd"/>
       <w:r>
         <w:t xml:space="preserve">, </w:t>
       </w:r>
-      <w:proofErr w:type="spellStart"/>
       <w:r>
         <w:rPr>
           <w:i/>
@@ -7206,11 +6991,9 @@
         </w:rPr>
         <w:t>purchase_id</w:t>
       </w:r>
-      <w:proofErr w:type="spellEnd"/>
       <w:r>
         <w:t xml:space="preserve">, </w:t>
       </w:r>
-      <w:proofErr w:type="spellStart"/>
       <w:r>
         <w:rPr>
           <w:i/>
@@ -7218,7 +7001,6 @@
         </w:rPr>
         <w:t>transfer_id</w:t>
       </w:r>
-      <w:proofErr w:type="spellEnd"/>
       <w:r>
         <w:t xml:space="preserve">) </w:t>
       </w:r>
@@ -7250,7 +7032,6 @@
           <w:bCs/>
         </w:rPr>
       </w:pPr>
-      <w:proofErr w:type="spellStart"/>
       <w:r>
         <w:rPr>
           <w:b/>
@@ -7263,15 +7044,7 @@
           <w:b/>
           <w:bCs/>
         </w:rPr>
-        <w:t>_moves</w:t>
-      </w:r>
-      <w:proofErr w:type="spellEnd"/>
-      <w:r>
-        <w:rPr>
-          <w:b/>
-          <w:bCs/>
-        </w:rPr>
-        <w:t xml:space="preserve"> (STOCK)</w:t>
+        <w:t>_moves (STOCK)</w:t>
       </w:r>
     </w:p>
     <w:p>
@@ -7299,7 +7072,6 @@
           <w:numId w:val="29"/>
         </w:numPr>
       </w:pPr>
-      <w:proofErr w:type="spellStart"/>
       <w:r>
         <w:rPr>
           <w:b/>
@@ -7309,23 +7081,14 @@
         </w:rPr>
         <w:t>warehouse_id</w:t>
       </w:r>
-      <w:proofErr w:type="spellEnd"/>
-      <w:r>
-        <w:t xml:space="preserve"> (INT, NOT NULL, FK -&gt; </w:t>
-      </w:r>
-      <w:proofErr w:type="spellStart"/>
-      <w:r>
-        <w:t>warehouse</w:t>
+      <w:r>
+        <w:t xml:space="preserve"> (INT, NOT NULL, FK -&gt; warehouse</w:t>
       </w:r>
       <w:r>
         <w:t>s</w:t>
       </w:r>
       <w:r>
-        <w:t>.id</w:t>
-      </w:r>
-      <w:proofErr w:type="spellEnd"/>
-      <w:r>
-        <w:t>)</w:t>
+        <w:t>.id)</w:t>
       </w:r>
     </w:p>
     <w:p>
@@ -7335,7 +7098,6 @@
           <w:numId w:val="29"/>
         </w:numPr>
       </w:pPr>
-      <w:proofErr w:type="spellStart"/>
       <w:r>
         <w:rPr>
           <w:b/>
@@ -7345,23 +7107,14 @@
         </w:rPr>
         <w:t>product_id</w:t>
       </w:r>
-      <w:proofErr w:type="spellEnd"/>
-      <w:r>
-        <w:t xml:space="preserve"> (INT, NOT NULL, FK -&gt; </w:t>
-      </w:r>
-      <w:proofErr w:type="spellStart"/>
-      <w:r>
-        <w:t>product</w:t>
+      <w:r>
+        <w:t xml:space="preserve"> (INT, NOT NULL, FK -&gt; product</w:t>
       </w:r>
       <w:r>
         <w:t>s</w:t>
       </w:r>
       <w:r>
-        <w:t>.id</w:t>
-      </w:r>
-      <w:proofErr w:type="spellEnd"/>
-      <w:r>
-        <w:t>)</w:t>
+        <w:t>.id)</w:t>
       </w:r>
     </w:p>
     <w:p>
@@ -7371,13 +7124,8 @@
           <w:numId w:val="29"/>
         </w:numPr>
       </w:pPr>
-      <w:proofErr w:type="spellStart"/>
-      <w:r>
-        <w:t>quantity</w:t>
-      </w:r>
-      <w:proofErr w:type="spellEnd"/>
-      <w:r>
-        <w:t xml:space="preserve"> (INT, NOT NULL) </w:t>
+      <w:r>
+        <w:t xml:space="preserve">quantity (INT, NOT NULL) </w:t>
       </w:r>
       <w:r>
         <w:rPr>
@@ -7459,13 +7207,8 @@
           <w:numId w:val="29"/>
         </w:numPr>
       </w:pPr>
-      <w:proofErr w:type="spellStart"/>
-      <w:r>
-        <w:t>movement_type</w:t>
-      </w:r>
-      <w:proofErr w:type="spellEnd"/>
-      <w:r>
-        <w:t xml:space="preserve"> (VARCHAR(32), NOT NULL)</w:t>
+      <w:r>
+        <w:t>movement_type (VARCHAR(32), NOT NULL)</w:t>
       </w:r>
     </w:p>
     <w:p>
@@ -7475,7 +7218,6 @@
           <w:numId w:val="29"/>
         </w:numPr>
       </w:pPr>
-      <w:proofErr w:type="spellStart"/>
       <w:r>
         <w:rPr>
           <w:b/>
@@ -7485,23 +7227,14 @@
         </w:rPr>
         <w:t>sale_id</w:t>
       </w:r>
-      <w:proofErr w:type="spellEnd"/>
-      <w:r>
-        <w:t xml:space="preserve"> (INT, NULL, FK -&gt; </w:t>
-      </w:r>
-      <w:proofErr w:type="spellStart"/>
-      <w:r>
-        <w:t>sale</w:t>
+      <w:r>
+        <w:t xml:space="preserve"> (INT, NULL, FK -&gt; sale</w:t>
       </w:r>
       <w:r>
         <w:t>s</w:t>
       </w:r>
       <w:r>
-        <w:t>.id</w:t>
-      </w:r>
-      <w:proofErr w:type="spellEnd"/>
-      <w:r>
-        <w:t>)</w:t>
+        <w:t>.id)</w:t>
       </w:r>
     </w:p>
     <w:p>
@@ -7511,7 +7244,6 @@
           <w:numId w:val="29"/>
         </w:numPr>
       </w:pPr>
-      <w:proofErr w:type="spellStart"/>
       <w:r>
         <w:rPr>
           <w:b/>
@@ -7521,23 +7253,14 @@
         </w:rPr>
         <w:t>purchase_id</w:t>
       </w:r>
-      <w:proofErr w:type="spellEnd"/>
-      <w:r>
-        <w:t xml:space="preserve"> (INT, NULL, FK -&gt; </w:t>
-      </w:r>
-      <w:proofErr w:type="spellStart"/>
-      <w:r>
-        <w:t>purchase</w:t>
+      <w:r>
+        <w:t xml:space="preserve"> (INT, NULL, FK -&gt; purchase</w:t>
       </w:r>
       <w:r>
         <w:t>s</w:t>
       </w:r>
       <w:r>
-        <w:t>.id</w:t>
-      </w:r>
-      <w:proofErr w:type="spellEnd"/>
-      <w:r>
-        <w:t>)</w:t>
+        <w:t>.id)</w:t>
       </w:r>
     </w:p>
     <w:p>
@@ -7547,7 +7270,6 @@
           <w:numId w:val="29"/>
         </w:numPr>
       </w:pPr>
-      <w:proofErr w:type="spellStart"/>
       <w:r>
         <w:rPr>
           <w:b/>
@@ -7557,23 +7279,14 @@
         </w:rPr>
         <w:t>transfer_id</w:t>
       </w:r>
-      <w:proofErr w:type="spellEnd"/>
-      <w:r>
-        <w:t xml:space="preserve"> (INT, NULL, FK -&gt; </w:t>
-      </w:r>
-      <w:proofErr w:type="spellStart"/>
-      <w:r>
-        <w:t>transfer</w:t>
+      <w:r>
+        <w:t xml:space="preserve"> (INT, NULL, FK -&gt; transfer</w:t>
       </w:r>
       <w:r>
         <w:t>s</w:t>
       </w:r>
       <w:r>
-        <w:t>.id</w:t>
-      </w:r>
-      <w:proofErr w:type="spellEnd"/>
-      <w:r>
-        <w:t>)</w:t>
+        <w:t>.id)</w:t>
       </w:r>
     </w:p>
     <w:p>
@@ -7583,13 +7296,8 @@
           <w:numId w:val="29"/>
         </w:numPr>
       </w:pPr>
-      <w:proofErr w:type="spellStart"/>
-      <w:r>
-        <w:t>movement_date</w:t>
-      </w:r>
-      <w:proofErr w:type="spellEnd"/>
-      <w:r>
-        <w:t xml:space="preserve"> (TIMESTAMP, NOT NULL)</w:t>
+      <w:r>
+        <w:t>movement_date (TIMESTAMP, NOT NULL)</w:t>
       </w:r>
     </w:p>
     <w:p>
@@ -7612,139 +7320,186 @@
     </w:p>
     <w:p>
       <w:r>
-        <w:t>para i</w:t>
-      </w:r>
-      <w:r>
-        <w:t>mplementa</w:t>
-      </w:r>
-      <w:r>
-        <w:t>r</w:t>
-      </w:r>
-      <w:r>
-        <w:t xml:space="preserve"> el modelo </w:t>
-      </w:r>
-      <w:r>
-        <w:t xml:space="preserve">anterior </w:t>
-      </w:r>
-      <w:r>
-        <w:t xml:space="preserve">mediante sentencias </w:t>
-      </w:r>
-      <w:r>
-        <w:rPr>
-          <w:b/>
-          <w:bCs/>
-        </w:rPr>
-        <w:t>SQL DDL</w:t>
-      </w:r>
-      <w:r>
-        <w:t xml:space="preserve"> optimizadas para </w:t>
-      </w:r>
-      <w:r>
-        <w:rPr>
-          <w:b/>
-          <w:bCs/>
-        </w:rPr>
-        <w:t>MySQL (</w:t>
-      </w:r>
-      <w:proofErr w:type="spellStart"/>
-      <w:r>
-        <w:rPr>
-          <w:b/>
-          <w:bCs/>
-        </w:rPr>
-        <w:t>Engine</w:t>
-      </w:r>
-      <w:proofErr w:type="spellEnd"/>
-      <w:r>
-        <w:rPr>
-          <w:b/>
-          <w:bCs/>
-        </w:rPr>
-        <w:t xml:space="preserve"> </w:t>
-      </w:r>
-      <w:proofErr w:type="spellStart"/>
-      <w:r>
-        <w:rPr>
-          <w:b/>
-          <w:bCs/>
-        </w:rPr>
-        <w:t>InnoDB</w:t>
-      </w:r>
-      <w:proofErr w:type="spellEnd"/>
-      <w:r>
-        <w:rPr>
-          <w:b/>
-          <w:bCs/>
-        </w:rPr>
-        <w:t>)</w:t>
-      </w:r>
-      <w:r>
-        <w:t xml:space="preserve">, </w:t>
-      </w:r>
-      <w:r>
-        <w:t>con las pertinentes restricciones relacionales (</w:t>
-      </w:r>
-      <w:r>
-        <w:t xml:space="preserve">ON DELETE CASCADE </w:t>
-      </w:r>
-      <w:r>
-        <w:t xml:space="preserve">-y- </w:t>
-      </w:r>
-      <w:r>
-        <w:t>RESTRICT</w:t>
-      </w:r>
-      <w:r>
-        <w:t>)</w:t>
-      </w:r>
-      <w:r>
-        <w:t xml:space="preserve">, </w:t>
-      </w:r>
-      <w:r>
-        <w:t xml:space="preserve">las </w:t>
-      </w:r>
-      <w:r>
-        <w:t>indexaci</w:t>
-      </w:r>
-      <w:r>
-        <w:t xml:space="preserve">ones necesarias para las columnas </w:t>
-      </w:r>
-      <w:r>
-        <w:t>y alineación de memoria.</w:t>
+        <w:t>Acceso al repositorio:</w:t>
       </w:r>
     </w:p>
     <w:p>
       <w:pPr>
         <w:rPr>
-          <w:b/>
-          <w:bCs/>
-        </w:rPr>
-      </w:pPr>
-    </w:p>
-    <w:p>
-      <w:pPr>
-        <w:rPr>
-          <w:b/>
-          <w:bCs/>
-        </w:rPr>
-      </w:pPr>
-      <w:r>
-        <w:rPr>
-          <w:b/>
-          <w:bCs/>
-        </w:rPr>
-        <w:t>Modelo conceptual y diagrama conceptual UML</w:t>
-      </w:r>
-    </w:p>
-    <w:p>
-      <w:pPr>
-        <w:rPr>
-          <w:b/>
-          <w:bCs/>
-        </w:rPr>
-      </w:pPr>
+          <w:rStyle w:val="Hipervnculo2"/>
+          <w:spacing w:val="-14"/>
+        </w:rPr>
+      </w:pPr>
+      <w:hyperlink r:id="rId15" w:history="1">
+        <w:r>
+          <w:rPr>
+            <w:rStyle w:val="Hipervnculo2"/>
+            <w:spacing w:val="-14"/>
+          </w:rPr>
+          <w:t>https://github.com/dcueli-com/bigdata_sys/blob/develop/src/activities/RA1/lesson_02/2_1_DDL_DML.sql</w:t>
+        </w:r>
+      </w:hyperlink>
     </w:p>
     <w:p/>
     <w:p>
+      <w:r>
+        <w:t>S</w:t>
+      </w:r>
+      <w:r>
+        <w:t>cript DDL e</w:t>
+      </w:r>
+      <w:r>
+        <w:t xml:space="preserve">stá escrito </w:t>
+      </w:r>
+      <w:r>
+        <w:t>SQL estándar (</w:t>
+      </w:r>
+      <w:r>
+        <w:t xml:space="preserve">ANSI SQL, </w:t>
+      </w:r>
+      <w:r>
+        <w:t>compatible con PostgreSQL</w:t>
+      </w:r>
+      <w:r>
+        <w:t>,</w:t>
+      </w:r>
+      <w:r>
+        <w:t xml:space="preserve"> MySQL</w:t>
+      </w:r>
+      <w:r>
+        <w:t xml:space="preserve"> y</w:t>
+      </w:r>
+      <w:r>
+        <w:t xml:space="preserve"> MariaDB) </w:t>
+      </w:r>
+      <w:r>
+        <w:t>donde se</w:t>
+      </w:r>
+      <w:r>
+        <w:t xml:space="preserve"> traduce todas las tablas, tipos de datos, claves primarias, claves foráneas y restricciones de integridad del modelo lógico </w:t>
+      </w:r>
+      <w:r>
+        <w:t>anterior</w:t>
+      </w:r>
+      <w:r>
+        <w:t>.</w:t>
+      </w:r>
+    </w:p>
+    <w:p/>
+    <w:p>
+      <w:r>
+        <w:t>Ha sido ejecutado y probado en MySQL 8.4.4 (LTS) sobre MySQL Workbench v8.0.46</w:t>
+      </w:r>
+    </w:p>
+    <w:p/>
+    <w:p>
+      <w:r>
+        <w:drawing>
+          <wp:inline distT="0" distB="0" distL="0" distR="0" wp14:anchorId="6F531740" wp14:editId="5C2974AB">
+            <wp:extent cx="5759450" cy="3239770"/>
+            <wp:effectExtent l="19050" t="19050" r="12700" b="17780"/>
+            <wp:docPr id="1" name="Imagen 1"/>
+            <wp:cNvGraphicFramePr>
+              <a:graphicFrameLocks xmlns:a="http://schemas.openxmlformats.org/drawingml/2006/main" noChangeAspect="1"/>
+            </wp:cNvGraphicFramePr>
+            <a:graphic xmlns:a="http://schemas.openxmlformats.org/drawingml/2006/main">
+              <a:graphicData uri="http://schemas.openxmlformats.org/drawingml/2006/picture">
+                <pic:pic xmlns:pic="http://schemas.openxmlformats.org/drawingml/2006/picture">
+                  <pic:nvPicPr>
+                    <pic:cNvPr id="1" name=""/>
+                    <pic:cNvPicPr/>
+                  </pic:nvPicPr>
+                  <pic:blipFill>
+                    <a:blip r:embed="rId16"/>
+                    <a:stretch>
+                      <a:fillRect/>
+                    </a:stretch>
+                  </pic:blipFill>
+                  <pic:spPr>
+                    <a:xfrm>
+                      <a:off x="0" y="0"/>
+                      <a:ext cx="5759450" cy="3239770"/>
+                    </a:xfrm>
+                    <a:prstGeom prst="rect">
+                      <a:avLst/>
+                    </a:prstGeom>
+                    <a:ln>
+                      <a:solidFill>
+                        <a:schemeClr val="bg1">
+                          <a:lumMod val="75000"/>
+                        </a:schemeClr>
+                      </a:solidFill>
+                    </a:ln>
+                  </pic:spPr>
+                </pic:pic>
+              </a:graphicData>
+            </a:graphic>
+          </wp:inline>
+        </w:drawing>
+      </w:r>
+    </w:p>
+    <w:p/>
+    <w:p>
+      <w:r>
+        <w:t xml:space="preserve">Ha sido ejecutado y probado en </w:t>
+      </w:r>
+      <w:hyperlink r:id="rId17" w:history="1">
+        <w:r>
+          <w:rPr>
+            <w:rStyle w:val="Hipervnculo2"/>
+          </w:rPr>
+          <w:t>Programiz</w:t>
+        </w:r>
+      </w:hyperlink>
+    </w:p>
+    <w:p/>
+    <w:p>
+      <w:r>
+        <w:drawing>
+          <wp:inline distT="0" distB="0" distL="0" distR="0" wp14:anchorId="54A5C54C" wp14:editId="66E60D4F">
+            <wp:extent cx="5759450" cy="2901950"/>
+            <wp:effectExtent l="19050" t="19050" r="12700" b="12700"/>
+            <wp:docPr id="4" name="Imagen 4"/>
+            <wp:cNvGraphicFramePr>
+              <a:graphicFrameLocks xmlns:a="http://schemas.openxmlformats.org/drawingml/2006/main" noChangeAspect="1"/>
+            </wp:cNvGraphicFramePr>
+            <a:graphic xmlns:a="http://schemas.openxmlformats.org/drawingml/2006/main">
+              <a:graphicData uri="http://schemas.openxmlformats.org/drawingml/2006/picture">
+                <pic:pic xmlns:pic="http://schemas.openxmlformats.org/drawingml/2006/picture">
+                  <pic:nvPicPr>
+                    <pic:cNvPr id="1" name=""/>
+                    <pic:cNvPicPr/>
+                  </pic:nvPicPr>
+                  <pic:blipFill>
+                    <a:blip r:embed="rId18"/>
+                    <a:stretch>
+                      <a:fillRect/>
+                    </a:stretch>
+                  </pic:blipFill>
+                  <pic:spPr>
+                    <a:xfrm>
+                      <a:off x="0" y="0"/>
+                      <a:ext cx="5759450" cy="2901950"/>
+                    </a:xfrm>
+                    <a:prstGeom prst="rect">
+                      <a:avLst/>
+                    </a:prstGeom>
+                    <a:ln>
+                      <a:solidFill>
+                        <a:schemeClr val="bg1">
+                          <a:lumMod val="75000"/>
+                        </a:schemeClr>
+                      </a:solidFill>
+                    </a:ln>
+                  </pic:spPr>
+                </pic:pic>
+              </a:graphicData>
+            </a:graphic>
+          </wp:inline>
+        </w:drawing>
+      </w:r>
+    </w:p>
+    <w:p>
       <w:pPr>
         <w:rPr>
           <w:b/>
@@ -7754,20 +7509,4371 @@
     </w:p>
     <w:p>
       <w:pPr>
-        <w:rPr>
-          <w:sz w:val="18"/>
-          <w:szCs w:val="18"/>
+        <w:pStyle w:val="Prrafocdigo"/>
+        <w:ind w:firstLine="142"/>
+        <w:rPr>
+          <w:color w:val="7F7F7F" w:themeColor="text1" w:themeTint="80"/>
         </w:rPr>
       </w:pPr>
     </w:p>
     <w:p>
       <w:pPr>
-        <w:rPr>
+        <w:pStyle w:val="Prrafocdigo"/>
+        <w:ind w:firstLine="142"/>
+        <w:rPr>
+          <w:color w:val="7F7F7F" w:themeColor="text1" w:themeTint="80"/>
+        </w:rPr>
+      </w:pPr>
+      <w:r>
+        <w:rPr>
+          <w:color w:val="7F7F7F" w:themeColor="text1" w:themeTint="80"/>
+        </w:rPr>
+        <w:t>-- 1. SCHEMA CREATION</w:t>
+      </w:r>
+    </w:p>
+    <w:p>
+      <w:pPr>
+        <w:pStyle w:val="Prrafocdigo"/>
+        <w:ind w:firstLine="142"/>
+        <w:rPr>
+          <w:color w:val="7F7F7F" w:themeColor="text1" w:themeTint="80"/>
+        </w:rPr>
+      </w:pPr>
+      <w:r>
+        <w:rPr>
+          <w:color w:val="7F7F7F" w:themeColor="text1" w:themeTint="80"/>
+        </w:rPr>
+        <w:t>-- =============================================================================</w:t>
+      </w:r>
+    </w:p>
+    <w:p>
+      <w:pPr>
+        <w:pStyle w:val="Prrafocdigo"/>
+        <w:ind w:firstLine="142"/>
+        <w:rPr>
+          <w:color w:val="7F7F7F" w:themeColor="text1" w:themeTint="80"/>
+        </w:rPr>
+      </w:pPr>
+      <w:r>
+        <w:rPr>
+          <w:color w:val="7F7F7F" w:themeColor="text1" w:themeTint="80"/>
+        </w:rPr>
+        <w:t>-- Safely drop schema</w:t>
+      </w:r>
+    </w:p>
+    <w:p>
+      <w:pPr>
+        <w:pStyle w:val="Prrafocdigo"/>
+        <w:ind w:firstLine="142"/>
+      </w:pPr>
+      <w:r>
+        <w:rPr>
+          <w:color w:val="9A57CD"/>
+        </w:rPr>
+        <w:t xml:space="preserve">DROP </w:t>
+      </w:r>
+      <w:r>
+        <w:t xml:space="preserve">SCHEMA </w:t>
+      </w:r>
+      <w:r>
+        <w:rPr>
+          <w:color w:val="9A57CD"/>
+        </w:rPr>
+        <w:t>IF EXISTS</w:t>
+      </w:r>
+      <w:r>
+        <w:t xml:space="preserve"> maibd_bigdata_sys_2_1;</w:t>
+      </w:r>
+    </w:p>
+    <w:p>
+      <w:pPr>
+        <w:pStyle w:val="Prrafocdigo"/>
+        <w:ind w:firstLine="142"/>
+      </w:pPr>
+    </w:p>
+    <w:p>
+      <w:pPr>
+        <w:pStyle w:val="Prrafocdigo"/>
+        <w:ind w:firstLine="142"/>
+        <w:rPr>
+          <w:color w:val="7F7F7F" w:themeColor="text1" w:themeTint="80"/>
+        </w:rPr>
+      </w:pPr>
+      <w:r>
+        <w:rPr>
+          <w:color w:val="7F7F7F" w:themeColor="text1" w:themeTint="80"/>
+        </w:rPr>
+        <w:t>-- Create target schema with full UTF8 encoding support (only for MYSQL/MariaDB)</w:t>
+      </w:r>
+    </w:p>
+    <w:p>
+      <w:pPr>
+        <w:pStyle w:val="Prrafocdigo"/>
+        <w:ind w:firstLine="142"/>
+      </w:pPr>
+      <w:r>
+        <w:rPr>
+          <w:color w:val="9A57CD"/>
+        </w:rPr>
+        <w:t>CREATE</w:t>
+      </w:r>
+      <w:r>
+        <w:t xml:space="preserve"> SCHEMA </w:t>
+      </w:r>
+      <w:r>
+        <w:rPr>
+          <w:color w:val="9A57CD"/>
+        </w:rPr>
+        <w:t>IF NOT EXISTS</w:t>
+      </w:r>
+      <w:r>
+        <w:t xml:space="preserve"> maibd_bigdata_sys_2_1 DEFAULT </w:t>
+      </w:r>
+      <w:r>
+        <w:rPr>
+          <w:color w:val="9A57CD"/>
+        </w:rPr>
+        <w:t>CHARACTER SET</w:t>
+      </w:r>
+      <w:r>
+        <w:t xml:space="preserve"> utf8mb4 COLLATE utf8mb4_unicode_ci;</w:t>
+      </w:r>
+    </w:p>
+    <w:p>
+      <w:pPr>
+        <w:pStyle w:val="Prrafocdigo"/>
+        <w:ind w:firstLine="142"/>
+      </w:pPr>
+    </w:p>
+    <w:p>
+      <w:pPr>
+        <w:pStyle w:val="Prrafocdigo"/>
+        <w:ind w:firstLine="142"/>
+      </w:pPr>
+      <w:r>
+        <w:rPr>
+          <w:color w:val="9A57CD"/>
+        </w:rPr>
+        <w:t>USE</w:t>
+      </w:r>
+      <w:r>
+        <w:t xml:space="preserve"> maibd_bigdata_sys_2_1;</w:t>
+      </w:r>
+    </w:p>
+    <w:p>
+      <w:pPr>
+        <w:pStyle w:val="Prrafocdigo"/>
+        <w:ind w:firstLine="142"/>
+      </w:pPr>
+    </w:p>
+    <w:p>
+      <w:pPr>
+        <w:pStyle w:val="Prrafocdigo"/>
+        <w:ind w:firstLine="142"/>
+        <w:rPr>
+          <w:color w:val="7F7F7F" w:themeColor="text1" w:themeTint="80"/>
+        </w:rPr>
+      </w:pPr>
+      <w:r>
+        <w:rPr>
+          <w:color w:val="7F7F7F" w:themeColor="text1" w:themeTint="80"/>
+        </w:rPr>
+        <w:t>-- =====================================================================</w:t>
+      </w:r>
+    </w:p>
+    <w:p>
+      <w:pPr>
+        <w:pStyle w:val="Prrafocdigo"/>
+        <w:ind w:firstLine="142"/>
+        <w:rPr>
+          <w:color w:val="7F7F7F" w:themeColor="text1" w:themeTint="80"/>
+        </w:rPr>
+      </w:pPr>
+      <w:r>
+        <w:rPr>
+          <w:color w:val="7F7F7F" w:themeColor="text1" w:themeTint="80"/>
+        </w:rPr>
+        <w:t>-- 1. CATALOG &amp; CLASSIFICATION SUBSYSTEM</w:t>
+      </w:r>
+    </w:p>
+    <w:p>
+      <w:pPr>
+        <w:pStyle w:val="Prrafocdigo"/>
+        <w:ind w:firstLine="142"/>
+        <w:rPr>
+          <w:color w:val="7F7F7F" w:themeColor="text1" w:themeTint="80"/>
+        </w:rPr>
+      </w:pPr>
+      <w:r>
+        <w:rPr>
+          <w:color w:val="7F7F7F" w:themeColor="text1" w:themeTint="80"/>
+        </w:rPr>
+        <w:t>-- =====================================================================</w:t>
+      </w:r>
+    </w:p>
+    <w:p>
+      <w:pPr>
+        <w:pStyle w:val="Prrafocdigo"/>
+        <w:ind w:firstLine="142"/>
+        <w:rPr>
+          <w:color w:val="9A57CD"/>
+        </w:rPr>
+      </w:pPr>
+      <w:r>
+        <w:rPr>
+          <w:color w:val="9A57CD"/>
+        </w:rPr>
+        <w:t xml:space="preserve">DROP TABLE IF EXISTS </w:t>
+      </w:r>
+      <w:r>
+        <w:t>ra1_2_1_</w:t>
+      </w:r>
+      <w:r>
+        <w:t>categories</w:t>
+      </w:r>
+      <w:r>
+        <w:t>;</w:t>
+      </w:r>
+    </w:p>
+    <w:p>
+      <w:pPr>
+        <w:pStyle w:val="Prrafocdigo"/>
+        <w:ind w:firstLine="142"/>
+      </w:pPr>
+      <w:r>
+        <w:rPr>
+          <w:color w:val="9A57CD"/>
+        </w:rPr>
+        <w:t>CREATE TABLE</w:t>
+      </w:r>
+      <w:r>
+        <w:t xml:space="preserve"> </w:t>
+      </w:r>
+      <w:r>
+        <w:rPr>
+          <w:spacing w:val="-8"/>
+        </w:rPr>
+        <w:t>ra1_2_1_</w:t>
+      </w:r>
+      <w:r>
+        <w:t>categories</w:t>
+      </w:r>
+      <w:r>
+        <w:rPr>
+          <w:color w:val="9A57CD"/>
+        </w:rPr>
+        <w:t xml:space="preserve"> (</w:t>
+      </w:r>
+    </w:p>
+    <w:p>
+      <w:pPr>
+        <w:pStyle w:val="Prrafocdigo"/>
+        <w:ind w:firstLine="142"/>
+      </w:pPr>
+      <w:r>
+        <w:t xml:space="preserve">  id </w:t>
+      </w:r>
+      <w:r>
+        <w:rPr>
+          <w:color w:val="9A57CD"/>
+        </w:rPr>
+        <w:t>SERIAL PRIMARY KEY</w:t>
+      </w:r>
+      <w:r>
+        <w:t>,</w:t>
+      </w:r>
+    </w:p>
+    <w:p>
+      <w:pPr>
+        <w:pStyle w:val="Prrafocdigo"/>
+        <w:ind w:firstLine="142"/>
+      </w:pPr>
+      <w:r>
+        <w:t xml:space="preserve">  name </w:t>
+      </w:r>
+      <w:r>
+        <w:rPr>
+          <w:color w:val="FFC000"/>
+        </w:rPr>
+        <w:t>VARCHAR(</w:t>
+      </w:r>
+      <w:r>
+        <w:rPr>
+          <w:color w:val="92D050"/>
+        </w:rPr>
+        <w:t>64</w:t>
+      </w:r>
+      <w:r>
+        <w:rPr>
+          <w:color w:val="FFC000"/>
+        </w:rPr>
+        <w:t>)</w:t>
+      </w:r>
+      <w:r>
+        <w:t xml:space="preserve"> </w:t>
+      </w:r>
+      <w:r>
+        <w:rPr>
+          <w:color w:val="9A57CD"/>
+        </w:rPr>
+        <w:t>NOT NULL</w:t>
+      </w:r>
+      <w:r>
+        <w:t>,</w:t>
+      </w:r>
+    </w:p>
+    <w:p>
+      <w:pPr>
+        <w:pStyle w:val="Prrafocdigo"/>
+        <w:ind w:firstLine="142"/>
+      </w:pPr>
+      <w:r>
+        <w:t xml:space="preserve">  slug </w:t>
+      </w:r>
+      <w:r>
+        <w:rPr>
+          <w:color w:val="FFC000"/>
+        </w:rPr>
+        <w:t>VARCHAR(</w:t>
+      </w:r>
+      <w:r>
+        <w:rPr>
+          <w:color w:val="92D050"/>
+        </w:rPr>
+        <w:t>32</w:t>
+      </w:r>
+      <w:r>
+        <w:rPr>
+          <w:color w:val="FFC000"/>
+        </w:rPr>
+        <w:t>)</w:t>
+      </w:r>
+      <w:r>
+        <w:t xml:space="preserve"> </w:t>
+      </w:r>
+      <w:bookmarkStart w:id="1" w:name="_Hlk242948145"/>
+      <w:r>
+        <w:rPr>
+          <w:color w:val="9A57CD"/>
+        </w:rPr>
+        <w:t>UNIQUE NOT NULL</w:t>
+      </w:r>
+      <w:r>
+        <w:t>,</w:t>
+      </w:r>
+      <w:bookmarkEnd w:id="1"/>
+    </w:p>
+    <w:p>
+      <w:pPr>
+        <w:pStyle w:val="Prrafocdigo"/>
+        <w:ind w:firstLine="142"/>
+      </w:pPr>
+      <w:r>
+        <w:t xml:space="preserve">  description </w:t>
+      </w:r>
+      <w:r>
+        <w:rPr>
+          <w:color w:val="FFC000"/>
+        </w:rPr>
+        <w:t>TEXT</w:t>
+      </w:r>
+      <w:r>
+        <w:t xml:space="preserve"> </w:t>
+      </w:r>
+      <w:r>
+        <w:rPr>
+          <w:color w:val="9A57CD"/>
+        </w:rPr>
+        <w:t>NULL</w:t>
+      </w:r>
+    </w:p>
+    <w:p>
+      <w:pPr>
+        <w:pStyle w:val="Prrafocdigo"/>
+        <w:ind w:firstLine="142"/>
+      </w:pPr>
+      <w:r>
+        <w:rPr>
+          <w:color w:val="9A57CD"/>
+        </w:rPr>
+        <w:t>)</w:t>
+      </w:r>
+      <w:r>
+        <w:t>;</w:t>
+      </w:r>
+    </w:p>
+    <w:p>
+      <w:pPr>
+        <w:pStyle w:val="Prrafocdigo"/>
+        <w:ind w:firstLine="142"/>
+      </w:pPr>
+    </w:p>
+    <w:p>
+      <w:pPr>
+        <w:pStyle w:val="Prrafocdigo"/>
+        <w:ind w:firstLine="142"/>
+        <w:rPr>
+          <w:color w:val="9A57CD"/>
+        </w:rPr>
+      </w:pPr>
+      <w:r>
+        <w:rPr>
+          <w:color w:val="9A57CD"/>
+        </w:rPr>
+        <w:t xml:space="preserve">DROP TABLE IF EXISTS </w:t>
+      </w:r>
+      <w:r>
+        <w:t>ra1_2_1_</w:t>
+      </w:r>
+      <w:r>
+        <w:t>products</w:t>
+      </w:r>
+      <w:r>
+        <w:t>;</w:t>
+      </w:r>
+    </w:p>
+    <w:p>
+      <w:pPr>
+        <w:pStyle w:val="Prrafocdigo"/>
+        <w:ind w:firstLine="142"/>
+      </w:pPr>
+      <w:r>
+        <w:rPr>
+          <w:color w:val="9A57CD"/>
+        </w:rPr>
+        <w:t>CREATE TABLE</w:t>
+      </w:r>
+      <w:r>
+        <w:t xml:space="preserve"> </w:t>
+      </w:r>
+      <w:r>
+        <w:rPr>
+          <w:spacing w:val="-8"/>
+        </w:rPr>
+        <w:t>ra1_2_1_</w:t>
+      </w:r>
+      <w:r>
+        <w:t>products (</w:t>
+      </w:r>
+    </w:p>
+    <w:p>
+      <w:pPr>
+        <w:pStyle w:val="Prrafocdigo"/>
+        <w:ind w:firstLine="142"/>
+      </w:pPr>
+      <w:r>
+        <w:t xml:space="preserve">  id </w:t>
+      </w:r>
+      <w:r>
+        <w:rPr>
+          <w:color w:val="9A57CD"/>
+        </w:rPr>
+        <w:t>SERIAL</w:t>
+      </w:r>
+      <w:r>
+        <w:t xml:space="preserve"> </w:t>
+      </w:r>
+      <w:r>
+        <w:rPr>
+          <w:color w:val="9A57CD"/>
+        </w:rPr>
+        <w:t>PRIMARY KEY</w:t>
+      </w:r>
+      <w:r>
+        <w:t>,</w:t>
+      </w:r>
+    </w:p>
+    <w:p>
+      <w:pPr>
+        <w:pStyle w:val="Prrafocdigo"/>
+        <w:ind w:firstLine="142"/>
+      </w:pPr>
+      <w:r>
+        <w:t xml:space="preserve">  sku </w:t>
+      </w:r>
+      <w:r>
+        <w:rPr>
+          <w:color w:val="FFC000"/>
+        </w:rPr>
+        <w:t>VARCHAR(</w:t>
+      </w:r>
+      <w:r>
+        <w:rPr>
+          <w:color w:val="92D050"/>
+        </w:rPr>
+        <w:t>32</w:t>
+      </w:r>
+      <w:r>
+        <w:rPr>
+          <w:color w:val="FFC000"/>
+        </w:rPr>
+        <w:t>)</w:t>
+      </w:r>
+      <w:r>
+        <w:t xml:space="preserve"> </w:t>
+      </w:r>
+      <w:r>
+        <w:rPr>
+          <w:color w:val="9A57CD"/>
+        </w:rPr>
+        <w:t>UNIQUE NOT NULL</w:t>
+      </w:r>
+      <w:r>
+        <w:t>,</w:t>
+      </w:r>
+    </w:p>
+    <w:p>
+      <w:pPr>
+        <w:pStyle w:val="Prrafocdigo"/>
+        <w:ind w:firstLine="142"/>
+      </w:pPr>
+      <w:r>
+        <w:t xml:space="preserve">  name </w:t>
+      </w:r>
+      <w:r>
+        <w:rPr>
+          <w:color w:val="FFC000"/>
+        </w:rPr>
+        <w:t>VARCHAR(</w:t>
+      </w:r>
+      <w:r>
+        <w:rPr>
+          <w:color w:val="92D050"/>
+        </w:rPr>
+        <w:t>128</w:t>
+      </w:r>
+      <w:r>
+        <w:rPr>
+          <w:color w:val="FFC000"/>
+        </w:rPr>
+        <w:t>)</w:t>
+      </w:r>
+      <w:r>
+        <w:t xml:space="preserve"> </w:t>
+      </w:r>
+      <w:r>
+        <w:rPr>
+          <w:color w:val="9A57CD"/>
+        </w:rPr>
+        <w:t>NOT NULL</w:t>
+      </w:r>
+      <w:r>
+        <w:t>,</w:t>
+      </w:r>
+    </w:p>
+    <w:p>
+      <w:pPr>
+        <w:pStyle w:val="Prrafocdigo"/>
+        <w:ind w:firstLine="142"/>
+      </w:pPr>
+      <w:r>
+        <w:t xml:space="preserve">  description </w:t>
+      </w:r>
+      <w:r>
+        <w:rPr>
+          <w:color w:val="FFC000"/>
+        </w:rPr>
+        <w:t>TEXT</w:t>
+      </w:r>
+      <w:r>
+        <w:t xml:space="preserve"> </w:t>
+      </w:r>
+      <w:r>
+        <w:rPr>
+          <w:color w:val="9A57CD"/>
+        </w:rPr>
+        <w:t>NULL</w:t>
+      </w:r>
+      <w:r>
+        <w:t>,</w:t>
+      </w:r>
+    </w:p>
+    <w:p>
+      <w:pPr>
+        <w:pStyle w:val="Prrafocdigo"/>
+        <w:ind w:firstLine="142"/>
+      </w:pPr>
+      <w:r>
+        <w:t xml:space="preserve">  base_price </w:t>
+      </w:r>
+      <w:r>
+        <w:rPr>
+          <w:color w:val="FFC000"/>
+        </w:rPr>
+        <w:t>DECIMAL(</w:t>
+      </w:r>
+      <w:r>
+        <w:rPr>
+          <w:color w:val="92D050"/>
+        </w:rPr>
+        <w:t>10</w:t>
+      </w:r>
+      <w:r>
+        <w:t xml:space="preserve">, </w:t>
+      </w:r>
+      <w:r>
+        <w:rPr>
+          <w:color w:val="92D050"/>
+        </w:rPr>
+        <w:t>2</w:t>
+      </w:r>
+      <w:r>
+        <w:rPr>
+          <w:color w:val="FFC000"/>
+        </w:rPr>
+        <w:t>)</w:t>
+      </w:r>
+      <w:r>
+        <w:t xml:space="preserve"> </w:t>
+      </w:r>
+      <w:r>
+        <w:rPr>
+          <w:color w:val="9A57CD"/>
+        </w:rPr>
+        <w:t>NOT NULL</w:t>
+      </w:r>
+    </w:p>
+    <w:p>
+      <w:pPr>
+        <w:pStyle w:val="Prrafocdigo"/>
+        <w:ind w:firstLine="142"/>
+      </w:pPr>
+      <w:r>
+        <w:rPr>
+          <w:color w:val="9A57CD"/>
+        </w:rPr>
+        <w:t>)</w:t>
+      </w:r>
+      <w:r>
+        <w:t>;</w:t>
+      </w:r>
+    </w:p>
+    <w:p>
+      <w:pPr>
+        <w:pStyle w:val="Prrafocdigo"/>
+        <w:ind w:firstLine="142"/>
+      </w:pPr>
+    </w:p>
+    <w:p>
+      <w:pPr>
+        <w:pStyle w:val="Prrafocdigo"/>
+        <w:ind w:firstLine="142"/>
+        <w:rPr>
+          <w:color w:val="9A57CD"/>
+        </w:rPr>
+      </w:pPr>
+      <w:r>
+        <w:rPr>
+          <w:color w:val="9A57CD"/>
+        </w:rPr>
+        <w:t xml:space="preserve">DROP TABLE IF EXISTS </w:t>
+      </w:r>
+      <w:r>
+        <w:t>ra1_2_1_</w:t>
+      </w:r>
+      <w:r>
+        <w:t>product_categories</w:t>
+      </w:r>
+      <w:r>
+        <w:t>;</w:t>
+      </w:r>
+    </w:p>
+    <w:p>
+      <w:pPr>
+        <w:pStyle w:val="Prrafocdigo"/>
+        <w:ind w:firstLine="142"/>
+      </w:pPr>
+      <w:r>
+        <w:rPr>
+          <w:color w:val="9A57CD"/>
+        </w:rPr>
+        <w:t>CREATE TABLE</w:t>
+      </w:r>
+      <w:r>
+        <w:t xml:space="preserve"> </w:t>
+      </w:r>
+      <w:r>
+        <w:rPr>
+          <w:spacing w:val="-8"/>
+        </w:rPr>
+        <w:t>ra1_2_1_</w:t>
+      </w:r>
+      <w:r>
+        <w:t>product_categories (</w:t>
+      </w:r>
+    </w:p>
+    <w:p>
+      <w:pPr>
+        <w:pStyle w:val="Prrafocdigo"/>
+        <w:ind w:firstLine="142"/>
+      </w:pPr>
+      <w:r>
+        <w:t xml:space="preserve">  </w:t>
+      </w:r>
+      <w:r>
+        <w:t xml:space="preserve">product_id </w:t>
+      </w:r>
+      <w:r>
+        <w:rPr>
+          <w:color w:val="9A57CD"/>
+        </w:rPr>
+        <w:t>INT NOT NULL</w:t>
+      </w:r>
+      <w:r>
+        <w:t>,</w:t>
+      </w:r>
+    </w:p>
+    <w:p>
+      <w:pPr>
+        <w:pStyle w:val="Prrafocdigo"/>
+        <w:ind w:firstLine="142"/>
+      </w:pPr>
+      <w:r>
+        <w:t xml:space="preserve">  category_id </w:t>
+      </w:r>
+      <w:r>
+        <w:rPr>
+          <w:color w:val="9A57CD"/>
+        </w:rPr>
+        <w:t>INT NOT NULL</w:t>
+      </w:r>
+      <w:r>
+        <w:t>,</w:t>
+      </w:r>
+    </w:p>
+    <w:p>
+      <w:pPr>
+        <w:pStyle w:val="Prrafocdigo"/>
+        <w:ind w:firstLine="142"/>
+      </w:pPr>
+      <w:r>
+        <w:t xml:space="preserve">  </w:t>
+      </w:r>
+      <w:r>
+        <w:rPr>
+          <w:color w:val="9A57CD"/>
+        </w:rPr>
+        <w:t>PRIMARY KEY</w:t>
+      </w:r>
+      <w:r>
+        <w:t xml:space="preserve"> </w:t>
+      </w:r>
+      <w:r>
+        <w:rPr>
+          <w:color w:val="9A57CD"/>
+        </w:rPr>
+        <w:t>(</w:t>
+      </w:r>
+      <w:r>
+        <w:t>product_id, category_id</w:t>
+      </w:r>
+      <w:r>
+        <w:rPr>
+          <w:color w:val="9A57CD"/>
+        </w:rPr>
+        <w:t>)</w:t>
+      </w:r>
+      <w:r>
+        <w:t>,</w:t>
+      </w:r>
+    </w:p>
+    <w:p>
+      <w:pPr>
+        <w:pStyle w:val="Prrafocdigo"/>
+        <w:ind w:firstLine="142"/>
+        <w:rPr>
+          <w:spacing w:val="-16"/>
+        </w:rPr>
+      </w:pPr>
+      <w:r>
+        <w:rPr>
+          <w:spacing w:val="-16"/>
+        </w:rPr>
+        <w:t xml:space="preserve">  </w:t>
+      </w:r>
+      <w:r>
+        <w:rPr>
+          <w:color w:val="0099FF"/>
+          <w:spacing w:val="-16"/>
+        </w:rPr>
+        <w:t>CONSTRAINT</w:t>
+      </w:r>
+      <w:r>
+        <w:rPr>
+          <w:spacing w:val="-16"/>
+        </w:rPr>
+        <w:t xml:space="preserve"> fk_pc_product </w:t>
+      </w:r>
+      <w:r>
+        <w:rPr>
+          <w:color w:val="0099FF"/>
+          <w:spacing w:val="-16"/>
+        </w:rPr>
+        <w:t xml:space="preserve">FOREIGN KEY </w:t>
+      </w:r>
+      <w:r>
+        <w:rPr>
+          <w:color w:val="9A57CD"/>
+          <w:spacing w:val="-16"/>
+        </w:rPr>
+        <w:t>(</w:t>
+      </w:r>
+      <w:r>
+        <w:rPr>
+          <w:spacing w:val="-16"/>
+        </w:rPr>
+        <w:t>product_id</w:t>
+      </w:r>
+      <w:r>
+        <w:rPr>
+          <w:color w:val="9A57CD"/>
+          <w:spacing w:val="-16"/>
+        </w:rPr>
+        <w:t>)</w:t>
+      </w:r>
+      <w:r>
+        <w:rPr>
+          <w:spacing w:val="-16"/>
+        </w:rPr>
+        <w:t xml:space="preserve"> </w:t>
+      </w:r>
+      <w:r>
+        <w:rPr>
+          <w:color w:val="0099FF"/>
+          <w:spacing w:val="-16"/>
+        </w:rPr>
+        <w:t>REFERENCES</w:t>
+      </w:r>
+      <w:r>
+        <w:rPr>
+          <w:spacing w:val="-16"/>
+        </w:rPr>
+        <w:t xml:space="preserve"> </w:t>
+      </w:r>
+      <w:r>
+        <w:rPr>
+          <w:spacing w:val="-16"/>
+        </w:rPr>
+        <w:t>ra1_2_1_</w:t>
+      </w:r>
+      <w:r>
+        <w:rPr>
+          <w:spacing w:val="-16"/>
+        </w:rPr>
+        <w:t>products</w:t>
+      </w:r>
+      <w:r>
+        <w:rPr>
+          <w:color w:val="9A57CD"/>
+          <w:spacing w:val="-16"/>
+        </w:rPr>
+        <w:t>(</w:t>
+      </w:r>
+      <w:r>
+        <w:rPr>
+          <w:spacing w:val="-16"/>
+        </w:rPr>
+        <w:t>id</w:t>
+      </w:r>
+      <w:r>
+        <w:rPr>
+          <w:color w:val="9A57CD"/>
+          <w:spacing w:val="-16"/>
+        </w:rPr>
+        <w:t>)</w:t>
+      </w:r>
+      <w:r>
+        <w:rPr>
+          <w:spacing w:val="-16"/>
+        </w:rPr>
+        <w:t xml:space="preserve"> </w:t>
+      </w:r>
+      <w:r>
+        <w:rPr>
+          <w:color w:val="0099FF"/>
+          <w:spacing w:val="-16"/>
+        </w:rPr>
+        <w:t>ON DELETE CASCADE</w:t>
+      </w:r>
+      <w:r>
+        <w:rPr>
+          <w:spacing w:val="-16"/>
+        </w:rPr>
+        <w:t>,</w:t>
+      </w:r>
+    </w:p>
+    <w:p>
+      <w:pPr>
+        <w:pStyle w:val="Prrafocdigo"/>
+        <w:ind w:firstLine="142"/>
+        <w:rPr>
+          <w:spacing w:val="-16"/>
+        </w:rPr>
+      </w:pPr>
+      <w:r>
+        <w:rPr>
+          <w:spacing w:val="-16"/>
+        </w:rPr>
+        <w:t xml:space="preserve">  </w:t>
+      </w:r>
+      <w:r>
+        <w:rPr>
+          <w:color w:val="0099FF"/>
+          <w:spacing w:val="-16"/>
+        </w:rPr>
+        <w:t>CONSTRAINT</w:t>
+      </w:r>
+      <w:r>
+        <w:rPr>
+          <w:spacing w:val="-16"/>
+        </w:rPr>
+        <w:t xml:space="preserve"> fk_pc_category </w:t>
+      </w:r>
+      <w:r>
+        <w:rPr>
+          <w:color w:val="0099FF"/>
+          <w:spacing w:val="-16"/>
+        </w:rPr>
+        <w:t>FOREIGN KEY</w:t>
+      </w:r>
+      <w:r>
+        <w:rPr>
+          <w:spacing w:val="-16"/>
+        </w:rPr>
+        <w:t xml:space="preserve"> </w:t>
+      </w:r>
+      <w:r>
+        <w:rPr>
+          <w:color w:val="9A57CD"/>
+          <w:spacing w:val="-16"/>
+        </w:rPr>
+        <w:t>(</w:t>
+      </w:r>
+      <w:r>
+        <w:rPr>
+          <w:spacing w:val="-16"/>
+        </w:rPr>
+        <w:t>category_id</w:t>
+      </w:r>
+      <w:r>
+        <w:rPr>
+          <w:color w:val="9A57CD"/>
+          <w:spacing w:val="-16"/>
+        </w:rPr>
+        <w:t>)</w:t>
+      </w:r>
+      <w:r>
+        <w:rPr>
+          <w:spacing w:val="-16"/>
+        </w:rPr>
+        <w:t xml:space="preserve"> </w:t>
+      </w:r>
+      <w:r>
+        <w:rPr>
+          <w:color w:val="0099FF"/>
+          <w:spacing w:val="-16"/>
+        </w:rPr>
+        <w:t>REFERENCES</w:t>
+      </w:r>
+      <w:r>
+        <w:rPr>
+          <w:spacing w:val="-16"/>
+        </w:rPr>
+        <w:t xml:space="preserve"> </w:t>
+      </w:r>
+      <w:r>
+        <w:rPr>
+          <w:spacing w:val="-16"/>
+        </w:rPr>
+        <w:t>ra1_2_1_</w:t>
+      </w:r>
+      <w:r>
+        <w:rPr>
+          <w:spacing w:val="-16"/>
+        </w:rPr>
+        <w:t>categories</w:t>
+      </w:r>
+      <w:r>
+        <w:rPr>
+          <w:color w:val="9A57CD"/>
+          <w:spacing w:val="-16"/>
+        </w:rPr>
+        <w:t>(</w:t>
+      </w:r>
+      <w:r>
+        <w:rPr>
+          <w:spacing w:val="-16"/>
+        </w:rPr>
+        <w:t>id</w:t>
+      </w:r>
+      <w:r>
+        <w:rPr>
+          <w:color w:val="9A57CD"/>
+          <w:spacing w:val="-16"/>
+        </w:rPr>
+        <w:t>)</w:t>
+      </w:r>
+      <w:r>
+        <w:rPr>
+          <w:spacing w:val="-16"/>
+        </w:rPr>
+        <w:t xml:space="preserve"> </w:t>
+      </w:r>
+      <w:r>
+        <w:rPr>
+          <w:color w:val="0099FF"/>
+          <w:spacing w:val="-16"/>
+        </w:rPr>
+        <w:t>ON DELETE CASCADE</w:t>
+      </w:r>
+    </w:p>
+    <w:p>
+      <w:pPr>
+        <w:pStyle w:val="Prrafocdigo"/>
+        <w:ind w:firstLine="142"/>
+      </w:pPr>
+      <w:r>
+        <w:rPr>
+          <w:color w:val="9A57CD"/>
+        </w:rPr>
+        <w:t>)</w:t>
+      </w:r>
+      <w:r>
+        <w:t>;</w:t>
+      </w:r>
+    </w:p>
+    <w:p>
+      <w:pPr>
+        <w:pStyle w:val="Prrafocdigo"/>
+        <w:ind w:firstLine="142"/>
+      </w:pPr>
+    </w:p>
+    <w:p>
+      <w:pPr>
+        <w:pStyle w:val="Prrafocdigo"/>
+        <w:ind w:firstLine="142"/>
+        <w:rPr>
+          <w:color w:val="7F7F7F" w:themeColor="text1" w:themeTint="80"/>
+        </w:rPr>
+      </w:pPr>
+      <w:r>
+        <w:rPr>
+          <w:color w:val="7F7F7F" w:themeColor="text1" w:themeTint="80"/>
+        </w:rPr>
+        <w:t>-- =====================================================================</w:t>
+      </w:r>
+    </w:p>
+    <w:p>
+      <w:pPr>
+        <w:pStyle w:val="Prrafocdigo"/>
+        <w:ind w:firstLine="142"/>
+        <w:rPr>
+          <w:color w:val="7F7F7F" w:themeColor="text1" w:themeTint="80"/>
+        </w:rPr>
+      </w:pPr>
+      <w:r>
+        <w:rPr>
+          <w:color w:val="7F7F7F" w:themeColor="text1" w:themeTint="80"/>
+        </w:rPr>
+        <w:t>-- 2. SUPPLIERS &amp; PROCUREMENT SUBSYSTEM</w:t>
+      </w:r>
+    </w:p>
+    <w:p>
+      <w:pPr>
+        <w:pStyle w:val="Prrafocdigo"/>
+        <w:ind w:firstLine="142"/>
+        <w:rPr>
+          <w:color w:val="7F7F7F" w:themeColor="text1" w:themeTint="80"/>
+        </w:rPr>
+      </w:pPr>
+      <w:r>
+        <w:rPr>
+          <w:color w:val="7F7F7F" w:themeColor="text1" w:themeTint="80"/>
+        </w:rPr>
+        <w:t>-- =====================================================================</w:t>
+      </w:r>
+    </w:p>
+    <w:p>
+      <w:pPr>
+        <w:pStyle w:val="Prrafocdigo"/>
+        <w:ind w:firstLine="142"/>
+        <w:rPr>
+          <w:color w:val="9A57CD"/>
+        </w:rPr>
+      </w:pPr>
+      <w:r>
+        <w:rPr>
+          <w:color w:val="9A57CD"/>
+        </w:rPr>
+        <w:t xml:space="preserve">DROP TABLE IF EXISTS </w:t>
+      </w:r>
+      <w:r>
+        <w:t>ra1_2_1_</w:t>
+      </w:r>
+      <w:r>
+        <w:t>suppliers</w:t>
+      </w:r>
+      <w:r>
+        <w:t>;</w:t>
+      </w:r>
+    </w:p>
+    <w:p>
+      <w:pPr>
+        <w:pStyle w:val="Prrafocdigo"/>
+        <w:ind w:firstLine="142"/>
+      </w:pPr>
+      <w:r>
+        <w:rPr>
+          <w:color w:val="9A57CD"/>
+        </w:rPr>
+        <w:t>CREATE TABLE</w:t>
+      </w:r>
+      <w:r>
+        <w:t xml:space="preserve"> </w:t>
+      </w:r>
+      <w:r>
+        <w:rPr>
+          <w:spacing w:val="-8"/>
+        </w:rPr>
+        <w:t>ra1_2_1_</w:t>
+      </w:r>
+      <w:r>
+        <w:t>suppliers (</w:t>
+      </w:r>
+    </w:p>
+    <w:p>
+      <w:pPr>
+        <w:pStyle w:val="Prrafocdigo"/>
+        <w:ind w:firstLine="142"/>
+      </w:pPr>
+      <w:r>
+        <w:t xml:space="preserve">  id </w:t>
+      </w:r>
+      <w:r>
+        <w:rPr>
+          <w:color w:val="9A57CD"/>
+        </w:rPr>
+        <w:t>SERIAL</w:t>
+      </w:r>
+      <w:r>
+        <w:t xml:space="preserve"> </w:t>
+      </w:r>
+      <w:r>
+        <w:rPr>
+          <w:color w:val="9A57CD"/>
+        </w:rPr>
+        <w:t>PRIMARY KEY</w:t>
+      </w:r>
+      <w:r>
+        <w:t>,</w:t>
+      </w:r>
+    </w:p>
+    <w:p>
+      <w:pPr>
+        <w:pStyle w:val="Prrafocdigo"/>
+        <w:ind w:firstLine="142"/>
+      </w:pPr>
+      <w:r>
+        <w:t xml:space="preserve">  fiscal_name </w:t>
+      </w:r>
+      <w:r>
+        <w:rPr>
+          <w:color w:val="FFC000"/>
+        </w:rPr>
+        <w:t>VARCHAR(</w:t>
+      </w:r>
+      <w:r>
+        <w:rPr>
+          <w:color w:val="92D050"/>
+        </w:rPr>
+        <w:t>128</w:t>
+      </w:r>
+      <w:r>
+        <w:rPr>
+          <w:color w:val="FFC000"/>
+        </w:rPr>
+        <w:t>)</w:t>
+      </w:r>
+      <w:r>
+        <w:t xml:space="preserve"> </w:t>
+      </w:r>
+      <w:r>
+        <w:rPr>
+          <w:color w:val="9A57CD"/>
+        </w:rPr>
+        <w:t>NOT NULL</w:t>
+      </w:r>
+      <w:r>
+        <w:t>,</w:t>
+      </w:r>
+    </w:p>
+    <w:p>
+      <w:pPr>
+        <w:pStyle w:val="Prrafocdigo"/>
+        <w:ind w:firstLine="142"/>
+      </w:pPr>
+      <w:r>
+        <w:t xml:space="preserve">  tax_id </w:t>
+      </w:r>
+      <w:r>
+        <w:rPr>
+          <w:color w:val="FFC000"/>
+        </w:rPr>
+        <w:t>VARCHAR(</w:t>
+      </w:r>
+      <w:r>
+        <w:rPr>
+          <w:color w:val="92D050"/>
+        </w:rPr>
+        <w:t>32</w:t>
+      </w:r>
+      <w:r>
+        <w:rPr>
+          <w:color w:val="FFC000"/>
+        </w:rPr>
+        <w:t>)</w:t>
+      </w:r>
+      <w:r>
+        <w:t xml:space="preserve"> </w:t>
+      </w:r>
+      <w:r>
+        <w:rPr>
+          <w:color w:val="9A57CD"/>
+        </w:rPr>
+        <w:t>UNIQUE NOT NULL</w:t>
+      </w:r>
+      <w:r>
+        <w:t>,</w:t>
+      </w:r>
+    </w:p>
+    <w:p>
+      <w:pPr>
+        <w:pStyle w:val="Prrafocdigo"/>
+        <w:ind w:firstLine="142"/>
+      </w:pPr>
+      <w:r>
+        <w:t xml:space="preserve">  contact_name </w:t>
+      </w:r>
+      <w:r>
+        <w:rPr>
+          <w:color w:val="FFC000"/>
+        </w:rPr>
+        <w:t>VARCHAR(</w:t>
+      </w:r>
+      <w:r>
+        <w:rPr>
+          <w:color w:val="92D050"/>
+        </w:rPr>
+        <w:t>64</w:t>
+      </w:r>
+      <w:r>
+        <w:rPr>
+          <w:color w:val="FFC000"/>
+        </w:rPr>
+        <w:t>)</w:t>
+      </w:r>
+      <w:r>
+        <w:t xml:space="preserve"> </w:t>
+      </w:r>
+      <w:r>
+        <w:rPr>
+          <w:color w:val="9A57CD"/>
+        </w:rPr>
+        <w:t>NULL</w:t>
+      </w:r>
+      <w:r>
+        <w:t>,</w:t>
+      </w:r>
+    </w:p>
+    <w:p>
+      <w:pPr>
+        <w:pStyle w:val="Prrafocdigo"/>
+        <w:ind w:firstLine="142"/>
+      </w:pPr>
+      <w:r>
+        <w:t xml:space="preserve">  email </w:t>
+      </w:r>
+      <w:r>
+        <w:rPr>
+          <w:color w:val="FFC000"/>
+        </w:rPr>
+        <w:t>VARCHAR(</w:t>
+      </w:r>
+      <w:r>
+        <w:rPr>
+          <w:color w:val="92D050"/>
+        </w:rPr>
+        <w:t>64</w:t>
+      </w:r>
+      <w:r>
+        <w:rPr>
+          <w:color w:val="FFC000"/>
+        </w:rPr>
+        <w:t>)</w:t>
+      </w:r>
+      <w:r>
+        <w:t xml:space="preserve"> </w:t>
+      </w:r>
+      <w:r>
+        <w:rPr>
+          <w:color w:val="9A57CD"/>
+        </w:rPr>
+        <w:t>NULL</w:t>
+      </w:r>
+    </w:p>
+    <w:p>
+      <w:pPr>
+        <w:pStyle w:val="Prrafocdigo"/>
+        <w:ind w:firstLine="142"/>
+      </w:pPr>
+      <w:r>
+        <w:t>);</w:t>
+      </w:r>
+    </w:p>
+    <w:p>
+      <w:pPr>
+        <w:pStyle w:val="Prrafocdigo"/>
+        <w:ind w:firstLine="142"/>
+      </w:pPr>
+    </w:p>
+    <w:p>
+      <w:pPr>
+        <w:spacing w:after="300" w:line="276" w:lineRule="auto"/>
+        <w:contextualSpacing w:val="0"/>
+        <w:rPr>
+          <w:rFonts w:ascii="Consolas" w:eastAsia="Times New Roman" w:hAnsi="Consolas" w:cs="Times New Roman"/>
+          <w:color w:val="BBBEBF"/>
           <w:sz w:val="18"/>
-          <w:szCs w:val="18"/>
-        </w:rPr>
-      </w:pPr>
+          <w:szCs w:val="16"/>
+          <w:lang w:eastAsia="es-ES"/>
+        </w:rPr>
+      </w:pPr>
+      <w:r>
+        <w:br w:type="page"/>
+      </w:r>
     </w:p>
+    <w:p>
+      <w:pPr>
+        <w:pStyle w:val="Prrafocdigo"/>
+      </w:pPr>
+    </w:p>
+    <w:p>
+      <w:pPr>
+        <w:pStyle w:val="Prrafocdigo"/>
+        <w:ind w:firstLine="142"/>
+        <w:rPr>
+          <w:color w:val="7F7F7F" w:themeColor="text1" w:themeTint="80"/>
+        </w:rPr>
+      </w:pPr>
+      <w:r>
+        <w:rPr>
+          <w:color w:val="7F7F7F" w:themeColor="text1" w:themeTint="80"/>
+        </w:rPr>
+        <w:t>-- =====================================================================</w:t>
+      </w:r>
+    </w:p>
+    <w:p>
+      <w:pPr>
+        <w:pStyle w:val="Prrafocdigo"/>
+        <w:ind w:firstLine="142"/>
+        <w:rPr>
+          <w:color w:val="7F7F7F" w:themeColor="text1" w:themeTint="80"/>
+        </w:rPr>
+      </w:pPr>
+      <w:r>
+        <w:rPr>
+          <w:color w:val="7F7F7F" w:themeColor="text1" w:themeTint="80"/>
+        </w:rPr>
+        <w:t>-- 3. COMMERCIAL &amp; CUSTOMER SUBSYSTEM</w:t>
+      </w:r>
+    </w:p>
+    <w:p>
+      <w:pPr>
+        <w:pStyle w:val="Prrafocdigo"/>
+        <w:ind w:firstLine="142"/>
+        <w:rPr>
+          <w:color w:val="7F7F7F" w:themeColor="text1" w:themeTint="80"/>
+        </w:rPr>
+      </w:pPr>
+      <w:r>
+        <w:rPr>
+          <w:color w:val="7F7F7F" w:themeColor="text1" w:themeTint="80"/>
+        </w:rPr>
+        <w:t>-- =====================================================================</w:t>
+      </w:r>
+    </w:p>
+    <w:p>
+      <w:pPr>
+        <w:pStyle w:val="Prrafocdigo"/>
+        <w:ind w:firstLine="142"/>
+        <w:rPr>
+          <w:color w:val="9A57CD"/>
+        </w:rPr>
+      </w:pPr>
+      <w:r>
+        <w:rPr>
+          <w:color w:val="9A57CD"/>
+        </w:rPr>
+        <w:t xml:space="preserve">DROP TABLE IF EXISTS </w:t>
+      </w:r>
+      <w:r>
+        <w:t>ra1_2_1_</w:t>
+      </w:r>
+      <w:r>
+        <w:t>customers</w:t>
+      </w:r>
+      <w:r>
+        <w:t>;</w:t>
+      </w:r>
+    </w:p>
+    <w:p>
+      <w:pPr>
+        <w:pStyle w:val="Prrafocdigo"/>
+        <w:ind w:firstLine="142"/>
+      </w:pPr>
+      <w:r>
+        <w:rPr>
+          <w:color w:val="9A57CD"/>
+        </w:rPr>
+        <w:t>CREATE TABLE</w:t>
+      </w:r>
+      <w:r>
+        <w:t xml:space="preserve"> </w:t>
+      </w:r>
+      <w:r>
+        <w:rPr>
+          <w:spacing w:val="-8"/>
+        </w:rPr>
+        <w:t>ra1_2_1_</w:t>
+      </w:r>
+      <w:r>
+        <w:t>customers (</w:t>
+      </w:r>
+    </w:p>
+    <w:p>
+      <w:pPr>
+        <w:pStyle w:val="Prrafocdigo"/>
+        <w:ind w:firstLine="142"/>
+      </w:pPr>
+      <w:r>
+        <w:t xml:space="preserve">  id </w:t>
+      </w:r>
+      <w:r>
+        <w:rPr>
+          <w:color w:val="9A57CD"/>
+        </w:rPr>
+        <w:t>SERIAL</w:t>
+      </w:r>
+      <w:r>
+        <w:t xml:space="preserve"> </w:t>
+      </w:r>
+      <w:r>
+        <w:rPr>
+          <w:color w:val="9A57CD"/>
+        </w:rPr>
+        <w:t>PRIMARY KEY</w:t>
+      </w:r>
+      <w:r>
+        <w:t>,</w:t>
+      </w:r>
+    </w:p>
+    <w:p>
+      <w:pPr>
+        <w:pStyle w:val="Prrafocdigo"/>
+        <w:ind w:firstLine="142"/>
+      </w:pPr>
+      <w:r>
+        <w:t xml:space="preserve">  first_name </w:t>
+      </w:r>
+      <w:r>
+        <w:rPr>
+          <w:color w:val="FFC000"/>
+        </w:rPr>
+        <w:t>VARCHAR(</w:t>
+      </w:r>
+      <w:r>
+        <w:rPr>
+          <w:color w:val="92D050"/>
+        </w:rPr>
+        <w:t>64</w:t>
+      </w:r>
+      <w:r>
+        <w:rPr>
+          <w:color w:val="FFC000"/>
+        </w:rPr>
+        <w:t>)</w:t>
+      </w:r>
+      <w:r>
+        <w:t xml:space="preserve"> </w:t>
+      </w:r>
+      <w:r>
+        <w:rPr>
+          <w:color w:val="9A57CD"/>
+        </w:rPr>
+        <w:t>NOT NULL</w:t>
+      </w:r>
+      <w:r>
+        <w:t>,</w:t>
+      </w:r>
+    </w:p>
+    <w:p>
+      <w:pPr>
+        <w:pStyle w:val="Prrafocdigo"/>
+        <w:ind w:firstLine="142"/>
+      </w:pPr>
+      <w:r>
+        <w:t xml:space="preserve">  last_name </w:t>
+      </w:r>
+      <w:r>
+        <w:rPr>
+          <w:color w:val="FFC000"/>
+        </w:rPr>
+        <w:t>VARCHAR(</w:t>
+      </w:r>
+      <w:r>
+        <w:rPr>
+          <w:color w:val="92D050"/>
+        </w:rPr>
+        <w:t>64</w:t>
+      </w:r>
+      <w:r>
+        <w:rPr>
+          <w:color w:val="FFC000"/>
+        </w:rPr>
+        <w:t>)</w:t>
+      </w:r>
+      <w:r>
+        <w:t xml:space="preserve"> </w:t>
+      </w:r>
+      <w:r>
+        <w:rPr>
+          <w:color w:val="9A57CD"/>
+        </w:rPr>
+        <w:t>NOT NULL</w:t>
+      </w:r>
+      <w:r>
+        <w:t>,</w:t>
+      </w:r>
+    </w:p>
+    <w:p>
+      <w:pPr>
+        <w:pStyle w:val="Prrafocdigo"/>
+        <w:ind w:firstLine="142"/>
+      </w:pPr>
+      <w:r>
+        <w:t xml:space="preserve">  email </w:t>
+      </w:r>
+      <w:r>
+        <w:rPr>
+          <w:color w:val="FFC000"/>
+        </w:rPr>
+        <w:t>VARCHAR(</w:t>
+      </w:r>
+      <w:r>
+        <w:rPr>
+          <w:color w:val="92D050"/>
+        </w:rPr>
+        <w:t>64</w:t>
+      </w:r>
+      <w:r>
+        <w:rPr>
+          <w:color w:val="FFC000"/>
+        </w:rPr>
+        <w:t>)</w:t>
+      </w:r>
+      <w:r>
+        <w:t xml:space="preserve"> </w:t>
+      </w:r>
+      <w:r>
+        <w:rPr>
+          <w:color w:val="9A57CD"/>
+        </w:rPr>
+        <w:t>UNIQUE NOT NULL</w:t>
+      </w:r>
+      <w:r>
+        <w:t>,</w:t>
+      </w:r>
+    </w:p>
+    <w:p>
+      <w:pPr>
+        <w:pStyle w:val="Prrafocdigo"/>
+        <w:ind w:firstLine="142"/>
+      </w:pPr>
+      <w:r>
+        <w:t xml:space="preserve">  phone </w:t>
+      </w:r>
+      <w:r>
+        <w:rPr>
+          <w:color w:val="FFC000"/>
+        </w:rPr>
+        <w:t>VARCHAR(</w:t>
+      </w:r>
+      <w:r>
+        <w:rPr>
+          <w:color w:val="92D050"/>
+        </w:rPr>
+        <w:t>32</w:t>
+      </w:r>
+      <w:r>
+        <w:rPr>
+          <w:color w:val="FFC000"/>
+        </w:rPr>
+        <w:t>)</w:t>
+      </w:r>
+      <w:r>
+        <w:t xml:space="preserve"> </w:t>
+      </w:r>
+      <w:r>
+        <w:rPr>
+          <w:color w:val="9A57CD"/>
+        </w:rPr>
+        <w:t>NULL</w:t>
+      </w:r>
+    </w:p>
+    <w:p>
+      <w:pPr>
+        <w:pStyle w:val="Prrafocdigo"/>
+        <w:ind w:firstLine="142"/>
+      </w:pPr>
+      <w:r>
+        <w:t>);</w:t>
+      </w:r>
+    </w:p>
+    <w:p>
+      <w:pPr>
+        <w:pStyle w:val="Prrafocdigo"/>
+        <w:ind w:firstLine="142"/>
+      </w:pPr>
+    </w:p>
+    <w:p>
+      <w:pPr>
+        <w:pStyle w:val="Prrafocdigo"/>
+        <w:ind w:firstLine="142"/>
+        <w:rPr>
+          <w:color w:val="9A57CD"/>
+        </w:rPr>
+      </w:pPr>
+      <w:r>
+        <w:rPr>
+          <w:color w:val="9A57CD"/>
+        </w:rPr>
+        <w:t xml:space="preserve">DROP TABLE IF EXISTS </w:t>
+      </w:r>
+      <w:r>
+        <w:t>ra1_2_1_</w:t>
+      </w:r>
+      <w:r>
+        <w:t>sales</w:t>
+      </w:r>
+      <w:r>
+        <w:t>;</w:t>
+      </w:r>
+    </w:p>
+    <w:p>
+      <w:pPr>
+        <w:pStyle w:val="Prrafocdigo"/>
+        <w:ind w:firstLine="142"/>
+      </w:pPr>
+      <w:r>
+        <w:rPr>
+          <w:color w:val="9A57CD"/>
+        </w:rPr>
+        <w:t>CREATE TABLE</w:t>
+      </w:r>
+      <w:r>
+        <w:t xml:space="preserve"> </w:t>
+      </w:r>
+      <w:r>
+        <w:rPr>
+          <w:spacing w:val="-8"/>
+        </w:rPr>
+        <w:t>ra1_2_1_</w:t>
+      </w:r>
+      <w:r>
+        <w:t xml:space="preserve">sales </w:t>
+      </w:r>
+      <w:r>
+        <w:rPr>
+          <w:color w:val="9A57CD"/>
+        </w:rPr>
+        <w:t>(</w:t>
+      </w:r>
+    </w:p>
+    <w:p>
+      <w:pPr>
+        <w:pStyle w:val="Prrafocdigo"/>
+        <w:ind w:firstLine="142"/>
+      </w:pPr>
+      <w:r>
+        <w:t xml:space="preserve">  id </w:t>
+      </w:r>
+      <w:r>
+        <w:rPr>
+          <w:color w:val="9A57CD"/>
+        </w:rPr>
+        <w:t>SERIAL</w:t>
+      </w:r>
+      <w:r>
+        <w:t xml:space="preserve"> </w:t>
+      </w:r>
+      <w:r>
+        <w:rPr>
+          <w:color w:val="9A57CD"/>
+        </w:rPr>
+        <w:t>PRIMARY KEY</w:t>
+      </w:r>
+      <w:r>
+        <w:t>,</w:t>
+      </w:r>
+    </w:p>
+    <w:p>
+      <w:pPr>
+        <w:pStyle w:val="Prrafocdigo"/>
+        <w:ind w:firstLine="142"/>
+      </w:pPr>
+      <w:r>
+        <w:t xml:space="preserve">  customer_id </w:t>
+      </w:r>
+      <w:r>
+        <w:rPr>
+          <w:color w:val="9A57CD"/>
+        </w:rPr>
+        <w:t>INT</w:t>
+      </w:r>
+      <w:r>
+        <w:t xml:space="preserve"> </w:t>
+      </w:r>
+      <w:r>
+        <w:rPr>
+          <w:color w:val="9A57CD"/>
+        </w:rPr>
+        <w:t>NOT NULL</w:t>
+      </w:r>
+      <w:r>
+        <w:t>,</w:t>
+      </w:r>
+    </w:p>
+    <w:p>
+      <w:pPr>
+        <w:pStyle w:val="Prrafocdigo"/>
+        <w:ind w:firstLine="142"/>
+      </w:pPr>
+      <w:r>
+        <w:t xml:space="preserve">  sale_date </w:t>
+      </w:r>
+      <w:r>
+        <w:rPr>
+          <w:color w:val="9A57CD"/>
+        </w:rPr>
+        <w:t>TIMESTAMP</w:t>
+      </w:r>
+      <w:r>
+        <w:t xml:space="preserve"> </w:t>
+      </w:r>
+      <w:r>
+        <w:rPr>
+          <w:color w:val="9A57CD"/>
+        </w:rPr>
+        <w:t>NOT NULL</w:t>
+      </w:r>
+      <w:r>
+        <w:t xml:space="preserve"> DEFAULT </w:t>
+      </w:r>
+      <w:r>
+        <w:rPr>
+          <w:color w:val="FFC000"/>
+        </w:rPr>
+        <w:t>CURRENT_TIMESTAMP</w:t>
+      </w:r>
+      <w:r>
+        <w:t>,</w:t>
+      </w:r>
+    </w:p>
+    <w:p>
+      <w:pPr>
+        <w:pStyle w:val="Prrafocdigo"/>
+        <w:ind w:firstLine="142"/>
+      </w:pPr>
+      <w:r>
+        <w:t xml:space="preserve">  status </w:t>
+      </w:r>
+      <w:r>
+        <w:rPr>
+          <w:color w:val="FFC000"/>
+        </w:rPr>
+        <w:t>VARCHAR(</w:t>
+      </w:r>
+      <w:r>
+        <w:rPr>
+          <w:color w:val="92D050"/>
+        </w:rPr>
+        <w:t>32</w:t>
+      </w:r>
+      <w:r>
+        <w:rPr>
+          <w:color w:val="FFC000"/>
+        </w:rPr>
+        <w:t>)</w:t>
+      </w:r>
+      <w:r>
+        <w:t xml:space="preserve"> </w:t>
+      </w:r>
+      <w:r>
+        <w:rPr>
+          <w:color w:val="9A57CD"/>
+        </w:rPr>
+        <w:t>NOT NULL</w:t>
+      </w:r>
+      <w:r>
+        <w:t>,</w:t>
+      </w:r>
+    </w:p>
+    <w:p>
+      <w:pPr>
+        <w:pStyle w:val="Prrafocdigo"/>
+        <w:ind w:firstLine="142"/>
+        <w:rPr>
+          <w:color w:val="7F7F7F" w:themeColor="text1" w:themeTint="80"/>
+        </w:rPr>
+      </w:pPr>
+      <w:r>
+        <w:rPr>
+          <w:color w:val="7F7F7F" w:themeColor="text1" w:themeTint="80"/>
+        </w:rPr>
+        <w:t>  -- e.g., 'PAID', 'SHIPPED', 'COMPLETED'</w:t>
+      </w:r>
+    </w:p>
+    <w:p>
+      <w:pPr>
+        <w:pStyle w:val="Prrafocdigo"/>
+        <w:ind w:firstLine="142"/>
+      </w:pPr>
+      <w:r>
+        <w:t xml:space="preserve">  </w:t>
+      </w:r>
+      <w:r>
+        <w:rPr>
+          <w:color w:val="0099FF"/>
+          <w:spacing w:val="-6"/>
+        </w:rPr>
+        <w:t>CONSTRAINT</w:t>
+      </w:r>
+      <w:r>
+        <w:t xml:space="preserve"> fk_sale_customer </w:t>
+      </w:r>
+      <w:r>
+        <w:rPr>
+          <w:color w:val="0099FF"/>
+          <w:spacing w:val="-6"/>
+        </w:rPr>
+        <w:t>FOREIGN</w:t>
+      </w:r>
+      <w:r>
+        <w:t xml:space="preserve"> </w:t>
+      </w:r>
+      <w:r>
+        <w:rPr>
+          <w:color w:val="0099FF"/>
+          <w:spacing w:val="-6"/>
+        </w:rPr>
+        <w:t>KEY</w:t>
+      </w:r>
+      <w:r>
+        <w:t xml:space="preserve"> </w:t>
+      </w:r>
+      <w:r>
+        <w:rPr>
+          <w:color w:val="9A57CD"/>
+        </w:rPr>
+        <w:t>(</w:t>
+      </w:r>
+      <w:r>
+        <w:t>customer_id</w:t>
+      </w:r>
+      <w:r>
+        <w:rPr>
+          <w:color w:val="9A57CD"/>
+        </w:rPr>
+        <w:t>)</w:t>
+      </w:r>
+      <w:r>
+        <w:t xml:space="preserve"> </w:t>
+      </w:r>
+      <w:r>
+        <w:rPr>
+          <w:color w:val="0099FF"/>
+          <w:spacing w:val="-6"/>
+        </w:rPr>
+        <w:t>REFERENCES</w:t>
+      </w:r>
+      <w:r>
+        <w:t xml:space="preserve"> </w:t>
+      </w:r>
+      <w:r>
+        <w:rPr>
+          <w:spacing w:val="-8"/>
+        </w:rPr>
+        <w:t>ra1_2_1_</w:t>
+      </w:r>
+      <w:r>
+        <w:t>customers</w:t>
+      </w:r>
+      <w:r>
+        <w:rPr>
+          <w:color w:val="9A57CD"/>
+        </w:rPr>
+        <w:t>(</w:t>
+      </w:r>
+      <w:r>
+        <w:t>id</w:t>
+      </w:r>
+      <w:r>
+        <w:rPr>
+          <w:color w:val="9A57CD"/>
+        </w:rPr>
+        <w:t>)</w:t>
+      </w:r>
+    </w:p>
+    <w:p>
+      <w:pPr>
+        <w:pStyle w:val="Prrafocdigo"/>
+        <w:ind w:firstLine="142"/>
+      </w:pPr>
+      <w:r>
+        <w:rPr>
+          <w:color w:val="9A57CD"/>
+        </w:rPr>
+        <w:t>)</w:t>
+      </w:r>
+      <w:r>
+        <w:t>;</w:t>
+      </w:r>
+    </w:p>
+    <w:p>
+      <w:pPr>
+        <w:pStyle w:val="Prrafocdigo"/>
+        <w:ind w:firstLine="142"/>
+      </w:pPr>
+    </w:p>
+    <w:p>
+      <w:pPr>
+        <w:pStyle w:val="Prrafocdigo"/>
+        <w:ind w:firstLine="142"/>
+        <w:rPr>
+          <w:color w:val="7F7F7F" w:themeColor="text1" w:themeTint="80"/>
+        </w:rPr>
+      </w:pPr>
+      <w:r>
+        <w:rPr>
+          <w:color w:val="7F7F7F" w:themeColor="text1" w:themeTint="80"/>
+        </w:rPr>
+        <w:t>-- =====================================================================</w:t>
+      </w:r>
+    </w:p>
+    <w:p>
+      <w:pPr>
+        <w:pStyle w:val="Prrafocdigo"/>
+        <w:ind w:firstLine="142"/>
+        <w:rPr>
+          <w:color w:val="7F7F7F" w:themeColor="text1" w:themeTint="80"/>
+        </w:rPr>
+      </w:pPr>
+      <w:r>
+        <w:rPr>
+          <w:color w:val="7F7F7F" w:themeColor="text1" w:themeTint="80"/>
+        </w:rPr>
+        <w:t>-- 4. LOGISTICS SUBSYSTEM</w:t>
+      </w:r>
+    </w:p>
+    <w:p>
+      <w:pPr>
+        <w:pStyle w:val="Prrafocdigo"/>
+        <w:ind w:firstLine="142"/>
+        <w:rPr>
+          <w:color w:val="7F7F7F" w:themeColor="text1" w:themeTint="80"/>
+        </w:rPr>
+      </w:pPr>
+      <w:r>
+        <w:rPr>
+          <w:color w:val="7F7F7F" w:themeColor="text1" w:themeTint="80"/>
+        </w:rPr>
+        <w:t>-- =====================================================================</w:t>
+      </w:r>
+    </w:p>
+    <w:p>
+      <w:pPr>
+        <w:pStyle w:val="Prrafocdigo"/>
+        <w:ind w:firstLine="142"/>
+        <w:rPr>
+          <w:color w:val="9A57CD"/>
+        </w:rPr>
+      </w:pPr>
+      <w:r>
+        <w:rPr>
+          <w:color w:val="9A57CD"/>
+        </w:rPr>
+        <w:t xml:space="preserve">DROP TABLE IF EXISTS </w:t>
+      </w:r>
+      <w:r>
+        <w:t>ra1_2_1_</w:t>
+      </w:r>
+      <w:r>
+        <w:t>warehouses</w:t>
+      </w:r>
+      <w:r>
+        <w:t>;</w:t>
+      </w:r>
+    </w:p>
+    <w:p>
+      <w:pPr>
+        <w:pStyle w:val="Prrafocdigo"/>
+        <w:ind w:firstLine="142"/>
+      </w:pPr>
+      <w:r>
+        <w:rPr>
+          <w:color w:val="9A57CD"/>
+        </w:rPr>
+        <w:t>CREATE TABLE</w:t>
+      </w:r>
+      <w:r>
+        <w:t xml:space="preserve"> </w:t>
+      </w:r>
+      <w:r>
+        <w:rPr>
+          <w:spacing w:val="-8"/>
+        </w:rPr>
+        <w:t>ra1_2_1_</w:t>
+      </w:r>
+      <w:r>
+        <w:t xml:space="preserve">warehouses </w:t>
+      </w:r>
+      <w:r>
+        <w:rPr>
+          <w:color w:val="9A57CD"/>
+        </w:rPr>
+        <w:t>(</w:t>
+      </w:r>
+    </w:p>
+    <w:p>
+      <w:pPr>
+        <w:pStyle w:val="Prrafocdigo"/>
+        <w:ind w:firstLine="142"/>
+      </w:pPr>
+      <w:r>
+        <w:t xml:space="preserve">  id </w:t>
+      </w:r>
+      <w:r>
+        <w:rPr>
+          <w:color w:val="9A57CD"/>
+        </w:rPr>
+        <w:t>SERIAL</w:t>
+      </w:r>
+      <w:r>
+        <w:t xml:space="preserve"> </w:t>
+      </w:r>
+      <w:r>
+        <w:rPr>
+          <w:color w:val="9A57CD"/>
+        </w:rPr>
+        <w:t>PRIMARY KEY</w:t>
+      </w:r>
+      <w:r>
+        <w:t>,</w:t>
+      </w:r>
+    </w:p>
+    <w:p>
+      <w:pPr>
+        <w:pStyle w:val="Prrafocdigo"/>
+        <w:ind w:firstLine="142"/>
+      </w:pPr>
+      <w:r>
+        <w:t>  name VARCHAR(</w:t>
+      </w:r>
+      <w:r>
+        <w:rPr>
+          <w:color w:val="92D050"/>
+        </w:rPr>
+        <w:t>64</w:t>
+      </w:r>
+      <w:r>
+        <w:t xml:space="preserve">) </w:t>
+      </w:r>
+      <w:r>
+        <w:rPr>
+          <w:color w:val="9A57CD"/>
+        </w:rPr>
+        <w:t>NOT NULL</w:t>
+      </w:r>
+      <w:r>
+        <w:t>,</w:t>
+      </w:r>
+    </w:p>
+    <w:p>
+      <w:pPr>
+        <w:pStyle w:val="Prrafocdigo"/>
+        <w:ind w:firstLine="142"/>
+      </w:pPr>
+      <w:r>
+        <w:t>  location VARCHAR(</w:t>
+      </w:r>
+      <w:r>
+        <w:rPr>
+          <w:color w:val="92D050"/>
+        </w:rPr>
+        <w:t>128</w:t>
+      </w:r>
+      <w:r>
+        <w:t xml:space="preserve">) </w:t>
+      </w:r>
+      <w:r>
+        <w:rPr>
+          <w:color w:val="9A57CD"/>
+        </w:rPr>
+        <w:t>NOT NULL</w:t>
+      </w:r>
+    </w:p>
+    <w:p>
+      <w:pPr>
+        <w:pStyle w:val="Prrafocdigo"/>
+        <w:ind w:firstLine="142"/>
+      </w:pPr>
+      <w:r>
+        <w:rPr>
+          <w:color w:val="9A57CD"/>
+        </w:rPr>
+        <w:t>)</w:t>
+      </w:r>
+      <w:r>
+        <w:t>;</w:t>
+      </w:r>
+    </w:p>
+    <w:p>
+      <w:pPr>
+        <w:pStyle w:val="Prrafocdigo"/>
+        <w:ind w:firstLine="142"/>
+      </w:pPr>
+    </w:p>
+    <w:p>
+      <w:pPr>
+        <w:pStyle w:val="Prrafocdigo"/>
+        <w:ind w:firstLine="142"/>
+      </w:pPr>
+    </w:p>
+    <w:p>
+      <w:pPr>
+        <w:pStyle w:val="Prrafocdigo"/>
+        <w:ind w:firstLine="142"/>
+        <w:rPr>
+          <w:color w:val="9A57CD"/>
+        </w:rPr>
+      </w:pPr>
+      <w:r>
+        <w:rPr>
+          <w:color w:val="9A57CD"/>
+        </w:rPr>
+        <w:t xml:space="preserve">DROP TABLE IF EXISTS </w:t>
+      </w:r>
+      <w:r>
+        <w:t>ra1_2_1_</w:t>
+      </w:r>
+      <w:r>
+        <w:t>purchases</w:t>
+      </w:r>
+      <w:r>
+        <w:t>;</w:t>
+      </w:r>
+    </w:p>
+    <w:p>
+      <w:pPr>
+        <w:pStyle w:val="Prrafocdigo"/>
+        <w:ind w:firstLine="142"/>
+      </w:pPr>
+      <w:r>
+        <w:rPr>
+          <w:color w:val="9A57CD"/>
+        </w:rPr>
+        <w:t>CREATE TABLE</w:t>
+      </w:r>
+      <w:r>
+        <w:t xml:space="preserve"> </w:t>
+      </w:r>
+      <w:r>
+        <w:rPr>
+          <w:spacing w:val="-8"/>
+        </w:rPr>
+        <w:t>ra1_2_1_</w:t>
+      </w:r>
+      <w:r>
+        <w:t>purchases (</w:t>
+      </w:r>
+    </w:p>
+    <w:p>
+      <w:pPr>
+        <w:pStyle w:val="Prrafocdigo"/>
+        <w:ind w:firstLine="142"/>
+      </w:pPr>
+      <w:r>
+        <w:t xml:space="preserve">  id </w:t>
+      </w:r>
+      <w:r>
+        <w:rPr>
+          <w:color w:val="9A57CD"/>
+        </w:rPr>
+        <w:t>SERIAL</w:t>
+      </w:r>
+      <w:r>
+        <w:t xml:space="preserve"> </w:t>
+      </w:r>
+      <w:r>
+        <w:rPr>
+          <w:color w:val="9A57CD"/>
+        </w:rPr>
+        <w:t>PRIMARY KEY</w:t>
+      </w:r>
+      <w:r>
+        <w:t>,</w:t>
+      </w:r>
+    </w:p>
+    <w:p>
+      <w:pPr>
+        <w:pStyle w:val="Prrafocdigo"/>
+        <w:ind w:firstLine="142"/>
+      </w:pPr>
+      <w:r>
+        <w:t xml:space="preserve">  supplier_id </w:t>
+      </w:r>
+      <w:r>
+        <w:rPr>
+          <w:color w:val="9A57CD"/>
+        </w:rPr>
+        <w:t>INT</w:t>
+      </w:r>
+      <w:r>
+        <w:t xml:space="preserve"> </w:t>
+      </w:r>
+      <w:r>
+        <w:rPr>
+          <w:color w:val="9A57CD"/>
+        </w:rPr>
+        <w:t>NOT NULL</w:t>
+      </w:r>
+      <w:r>
+        <w:t>,</w:t>
+      </w:r>
+    </w:p>
+    <w:p>
+      <w:pPr>
+        <w:pStyle w:val="Prrafocdigo"/>
+        <w:ind w:firstLine="142"/>
+      </w:pPr>
+      <w:r>
+        <w:t xml:space="preserve">  warehouse_id </w:t>
+      </w:r>
+      <w:r>
+        <w:rPr>
+          <w:color w:val="9A57CD"/>
+        </w:rPr>
+        <w:t>INT</w:t>
+      </w:r>
+      <w:r>
+        <w:t xml:space="preserve"> </w:t>
+      </w:r>
+      <w:r>
+        <w:rPr>
+          <w:color w:val="9A57CD"/>
+        </w:rPr>
+        <w:t>NOT NULL</w:t>
+      </w:r>
+      <w:r>
+        <w:t>,</w:t>
+      </w:r>
+    </w:p>
+    <w:p>
+      <w:pPr>
+        <w:pStyle w:val="Prrafocdigo"/>
+        <w:ind w:firstLine="142"/>
+      </w:pPr>
+      <w:r>
+        <w:t xml:space="preserve">  purchase_date </w:t>
+      </w:r>
+      <w:r>
+        <w:rPr>
+          <w:color w:val="9A57CD"/>
+        </w:rPr>
+        <w:t>TIMESTAMP</w:t>
+      </w:r>
+      <w:r>
+        <w:t xml:space="preserve"> </w:t>
+      </w:r>
+      <w:r>
+        <w:rPr>
+          <w:color w:val="9A57CD"/>
+        </w:rPr>
+        <w:t>NOT NULL</w:t>
+      </w:r>
+      <w:r>
+        <w:t xml:space="preserve"> DEFAULT </w:t>
+      </w:r>
+      <w:r>
+        <w:rPr>
+          <w:color w:val="FFC000"/>
+        </w:rPr>
+        <w:t>CURRENT_TIMESTAMP</w:t>
+      </w:r>
+      <w:r>
+        <w:t>,</w:t>
+      </w:r>
+    </w:p>
+    <w:p>
+      <w:pPr>
+        <w:pStyle w:val="Prrafocdigo"/>
+        <w:ind w:firstLine="142"/>
+      </w:pPr>
+      <w:r>
+        <w:t xml:space="preserve">  status </w:t>
+      </w:r>
+      <w:r>
+        <w:rPr>
+          <w:color w:val="FFC000"/>
+        </w:rPr>
+        <w:t>VARCHAR(</w:t>
+      </w:r>
+      <w:r>
+        <w:rPr>
+          <w:color w:val="92D050"/>
+        </w:rPr>
+        <w:t>32</w:t>
+      </w:r>
+      <w:r>
+        <w:rPr>
+          <w:color w:val="FFC000"/>
+        </w:rPr>
+        <w:t>)</w:t>
+      </w:r>
+      <w:r>
+        <w:t xml:space="preserve"> </w:t>
+      </w:r>
+      <w:r>
+        <w:rPr>
+          <w:color w:val="9A57CD"/>
+        </w:rPr>
+        <w:t>NOT NULL</w:t>
+      </w:r>
+      <w:r>
+        <w:t>,</w:t>
+      </w:r>
+    </w:p>
+    <w:p>
+      <w:pPr>
+        <w:pStyle w:val="Prrafocdigo"/>
+        <w:ind w:firstLine="142"/>
+        <w:rPr>
+          <w:color w:val="7F7F7F" w:themeColor="text1" w:themeTint="80"/>
+        </w:rPr>
+      </w:pPr>
+      <w:r>
+        <w:rPr>
+          <w:color w:val="7F7F7F" w:themeColor="text1" w:themeTint="80"/>
+        </w:rPr>
+        <w:t>  -- e.g., 'PENDING', 'RECEIVED', 'CANCELLED'</w:t>
+      </w:r>
+    </w:p>
+    <w:p>
+      <w:pPr>
+        <w:pStyle w:val="Prrafocdigo"/>
+        <w:ind w:firstLine="142"/>
+        <w:rPr>
+          <w:spacing w:val="-8"/>
+        </w:rPr>
+      </w:pPr>
+      <w:r>
+        <w:rPr>
+          <w:spacing w:val="-8"/>
+        </w:rPr>
+        <w:t xml:space="preserve">  </w:t>
+      </w:r>
+      <w:r>
+        <w:rPr>
+          <w:color w:val="0099FF"/>
+          <w:spacing w:val="-8"/>
+        </w:rPr>
+        <w:t>CONSTRAINT</w:t>
+      </w:r>
+      <w:r>
+        <w:rPr>
+          <w:spacing w:val="-8"/>
+        </w:rPr>
+        <w:t xml:space="preserve"> fk_purchase_supplier </w:t>
+      </w:r>
+      <w:r>
+        <w:rPr>
+          <w:color w:val="0099FF"/>
+          <w:spacing w:val="-8"/>
+        </w:rPr>
+        <w:t>FOREIGN KEY</w:t>
+      </w:r>
+      <w:r>
+        <w:rPr>
+          <w:spacing w:val="-8"/>
+        </w:rPr>
+        <w:t xml:space="preserve"> </w:t>
+      </w:r>
+      <w:r>
+        <w:rPr>
+          <w:color w:val="9A57CD"/>
+          <w:spacing w:val="-8"/>
+        </w:rPr>
+        <w:t>(</w:t>
+      </w:r>
+      <w:r>
+        <w:rPr>
+          <w:spacing w:val="-8"/>
+        </w:rPr>
+        <w:t>supplier_id</w:t>
+      </w:r>
+      <w:r>
+        <w:rPr>
+          <w:color w:val="9A57CD"/>
+          <w:spacing w:val="-8"/>
+        </w:rPr>
+        <w:t>)</w:t>
+      </w:r>
+      <w:r>
+        <w:rPr>
+          <w:spacing w:val="-8"/>
+        </w:rPr>
+        <w:t xml:space="preserve"> </w:t>
+      </w:r>
+      <w:r>
+        <w:rPr>
+          <w:color w:val="0099FF"/>
+          <w:spacing w:val="-8"/>
+        </w:rPr>
+        <w:t>REFERENCES</w:t>
+      </w:r>
+      <w:r>
+        <w:rPr>
+          <w:spacing w:val="-8"/>
+        </w:rPr>
+        <w:t xml:space="preserve"> </w:t>
+      </w:r>
+      <w:r>
+        <w:rPr>
+          <w:spacing w:val="-8"/>
+        </w:rPr>
+        <w:t>ra1_2_1_</w:t>
+      </w:r>
+      <w:r>
+        <w:rPr>
+          <w:spacing w:val="-8"/>
+        </w:rPr>
+        <w:t>suppliers</w:t>
+      </w:r>
+      <w:r>
+        <w:rPr>
+          <w:color w:val="9A57CD"/>
+          <w:spacing w:val="-8"/>
+        </w:rPr>
+        <w:t>(</w:t>
+      </w:r>
+      <w:r>
+        <w:rPr>
+          <w:spacing w:val="-8"/>
+        </w:rPr>
+        <w:t>id</w:t>
+      </w:r>
+      <w:r>
+        <w:rPr>
+          <w:color w:val="9A57CD"/>
+          <w:spacing w:val="-8"/>
+        </w:rPr>
+        <w:t>)</w:t>
+      </w:r>
+      <w:r>
+        <w:rPr>
+          <w:spacing w:val="-8"/>
+        </w:rPr>
+        <w:t>,</w:t>
+      </w:r>
+    </w:p>
+    <w:p>
+      <w:pPr>
+        <w:pStyle w:val="Prrafocdigo"/>
+        <w:ind w:firstLine="142"/>
+        <w:rPr>
+          <w:spacing w:val="-8"/>
+        </w:rPr>
+      </w:pPr>
+      <w:r>
+        <w:rPr>
+          <w:spacing w:val="-8"/>
+        </w:rPr>
+        <w:t xml:space="preserve">  </w:t>
+      </w:r>
+      <w:r>
+        <w:rPr>
+          <w:color w:val="0099FF"/>
+          <w:spacing w:val="-8"/>
+        </w:rPr>
+        <w:t>CONSTRAINT</w:t>
+      </w:r>
+      <w:r>
+        <w:rPr>
+          <w:spacing w:val="-8"/>
+        </w:rPr>
+        <w:t xml:space="preserve"> fk_purchase_warehouse </w:t>
+      </w:r>
+      <w:r>
+        <w:rPr>
+          <w:color w:val="0099FF"/>
+          <w:spacing w:val="-8"/>
+        </w:rPr>
+        <w:t>FOREIGN KEY</w:t>
+      </w:r>
+      <w:r>
+        <w:rPr>
+          <w:spacing w:val="-8"/>
+        </w:rPr>
+        <w:t xml:space="preserve"> </w:t>
+      </w:r>
+      <w:r>
+        <w:rPr>
+          <w:color w:val="9A57CD"/>
+          <w:spacing w:val="-8"/>
+        </w:rPr>
+        <w:t>(</w:t>
+      </w:r>
+      <w:r>
+        <w:rPr>
+          <w:spacing w:val="-8"/>
+        </w:rPr>
+        <w:t>warehouse_id</w:t>
+      </w:r>
+      <w:r>
+        <w:rPr>
+          <w:color w:val="9A57CD"/>
+          <w:spacing w:val="-8"/>
+        </w:rPr>
+        <w:t>)</w:t>
+      </w:r>
+      <w:r>
+        <w:rPr>
+          <w:spacing w:val="-8"/>
+        </w:rPr>
+        <w:t xml:space="preserve"> </w:t>
+      </w:r>
+      <w:r>
+        <w:rPr>
+          <w:color w:val="0099FF"/>
+          <w:spacing w:val="-8"/>
+        </w:rPr>
+        <w:t>REFERENCES</w:t>
+      </w:r>
+      <w:r>
+        <w:rPr>
+          <w:spacing w:val="-8"/>
+        </w:rPr>
+        <w:t xml:space="preserve"> </w:t>
+      </w:r>
+      <w:r>
+        <w:rPr>
+          <w:spacing w:val="-8"/>
+        </w:rPr>
+        <w:t>ra1_2_1_</w:t>
+      </w:r>
+      <w:r>
+        <w:rPr>
+          <w:spacing w:val="-8"/>
+        </w:rPr>
+        <w:t>warehouses</w:t>
+      </w:r>
+      <w:r>
+        <w:rPr>
+          <w:color w:val="9A57CD"/>
+          <w:spacing w:val="-8"/>
+        </w:rPr>
+        <w:t>(</w:t>
+      </w:r>
+      <w:r>
+        <w:rPr>
+          <w:spacing w:val="-8"/>
+        </w:rPr>
+        <w:t>id</w:t>
+      </w:r>
+      <w:r>
+        <w:rPr>
+          <w:color w:val="9A57CD"/>
+          <w:spacing w:val="-8"/>
+        </w:rPr>
+        <w:t>)</w:t>
+      </w:r>
+    </w:p>
+    <w:p>
+      <w:pPr>
+        <w:pStyle w:val="Prrafocdigo"/>
+        <w:ind w:firstLine="142"/>
+      </w:pPr>
+      <w:r>
+        <w:rPr>
+          <w:color w:val="9A57CD"/>
+        </w:rPr>
+        <w:t>)</w:t>
+      </w:r>
+      <w:r>
+        <w:t>;</w:t>
+      </w:r>
+    </w:p>
+    <w:p>
+      <w:pPr>
+        <w:pStyle w:val="Prrafocdigo"/>
+        <w:ind w:firstLine="142"/>
+      </w:pPr>
+    </w:p>
+    <w:p>
+      <w:pPr>
+        <w:pStyle w:val="Prrafocdigo"/>
+        <w:ind w:firstLine="142"/>
+        <w:rPr>
+          <w:color w:val="9A57CD"/>
+        </w:rPr>
+      </w:pPr>
+      <w:r>
+        <w:rPr>
+          <w:color w:val="9A57CD"/>
+        </w:rPr>
+        <w:t xml:space="preserve">DROP TABLE IF EXISTS </w:t>
+      </w:r>
+      <w:r>
+        <w:t>ra1_2_1_</w:t>
+      </w:r>
+      <w:r>
+        <w:t>tranfer</w:t>
+      </w:r>
+      <w:r>
+        <w:t>s;</w:t>
+      </w:r>
+    </w:p>
+    <w:p>
+      <w:pPr>
+        <w:pStyle w:val="Prrafocdigo"/>
+        <w:ind w:firstLine="142"/>
+      </w:pPr>
+      <w:r>
+        <w:rPr>
+          <w:color w:val="9A57CD"/>
+        </w:rPr>
+        <w:t>CREATE TABLE</w:t>
+      </w:r>
+      <w:r>
+        <w:t xml:space="preserve"> </w:t>
+      </w:r>
+      <w:r>
+        <w:rPr>
+          <w:spacing w:val="-8"/>
+        </w:rPr>
+        <w:t>ra1_2_1_</w:t>
+      </w:r>
+      <w:r>
+        <w:t xml:space="preserve">transfers </w:t>
+      </w:r>
+      <w:r>
+        <w:rPr>
+          <w:color w:val="9A57CD"/>
+        </w:rPr>
+        <w:t>(</w:t>
+      </w:r>
+    </w:p>
+    <w:p>
+      <w:pPr>
+        <w:pStyle w:val="Prrafocdigo"/>
+        <w:ind w:firstLine="142"/>
+      </w:pPr>
+      <w:r>
+        <w:t xml:space="preserve">  id </w:t>
+      </w:r>
+      <w:r>
+        <w:rPr>
+          <w:color w:val="9A57CD"/>
+        </w:rPr>
+        <w:t>SERIAL</w:t>
+      </w:r>
+      <w:r>
+        <w:t xml:space="preserve"> </w:t>
+      </w:r>
+      <w:r>
+        <w:rPr>
+          <w:color w:val="9A57CD"/>
+        </w:rPr>
+        <w:t>PRIMARY KEY</w:t>
+      </w:r>
+      <w:r>
+        <w:t>,</w:t>
+      </w:r>
+    </w:p>
+    <w:p>
+      <w:pPr>
+        <w:pStyle w:val="Prrafocdigo"/>
+        <w:ind w:firstLine="142"/>
+      </w:pPr>
+      <w:r>
+        <w:t xml:space="preserve">  warehouse_out_id </w:t>
+      </w:r>
+      <w:r>
+        <w:rPr>
+          <w:color w:val="9A57CD"/>
+        </w:rPr>
+        <w:t>INT</w:t>
+      </w:r>
+      <w:r>
+        <w:t xml:space="preserve"> </w:t>
+      </w:r>
+      <w:r>
+        <w:rPr>
+          <w:color w:val="9A57CD"/>
+        </w:rPr>
+        <w:t>NOT NULL</w:t>
+      </w:r>
+      <w:r>
+        <w:t>,</w:t>
+      </w:r>
+    </w:p>
+    <w:p>
+      <w:pPr>
+        <w:pStyle w:val="Prrafocdigo"/>
+        <w:ind w:firstLine="142"/>
+      </w:pPr>
+      <w:r>
+        <w:t xml:space="preserve">  warehouse_in_id </w:t>
+      </w:r>
+      <w:r>
+        <w:rPr>
+          <w:color w:val="9A57CD"/>
+        </w:rPr>
+        <w:t>INT</w:t>
+      </w:r>
+      <w:r>
+        <w:t xml:space="preserve"> </w:t>
+      </w:r>
+      <w:r>
+        <w:rPr>
+          <w:color w:val="9A57CD"/>
+        </w:rPr>
+        <w:t>NOT NULL</w:t>
+      </w:r>
+      <w:r>
+        <w:t>,</w:t>
+      </w:r>
+    </w:p>
+    <w:p>
+      <w:pPr>
+        <w:pStyle w:val="Prrafocdigo"/>
+        <w:ind w:firstLine="142"/>
+      </w:pPr>
+      <w:r>
+        <w:t xml:space="preserve">  transfer_date </w:t>
+      </w:r>
+      <w:r>
+        <w:rPr>
+          <w:color w:val="9A57CD"/>
+        </w:rPr>
+        <w:t>TIMESTAMP</w:t>
+      </w:r>
+      <w:r>
+        <w:t xml:space="preserve"> </w:t>
+      </w:r>
+      <w:r>
+        <w:rPr>
+          <w:color w:val="9A57CD"/>
+        </w:rPr>
+        <w:t>NOT NULL</w:t>
+      </w:r>
+      <w:r>
+        <w:t xml:space="preserve"> </w:t>
+      </w:r>
+      <w:r>
+        <w:t xml:space="preserve">DEFAULT </w:t>
+      </w:r>
+      <w:r>
+        <w:rPr>
+          <w:color w:val="FFC000"/>
+        </w:rPr>
+        <w:t>CURRENT_TIMESTAMP</w:t>
+      </w:r>
+      <w:r>
+        <w:t>,</w:t>
+      </w:r>
+    </w:p>
+    <w:p>
+      <w:pPr>
+        <w:pStyle w:val="Prrafocdigo"/>
+        <w:ind w:firstLine="142"/>
+        <w:rPr>
+          <w:spacing w:val="-16"/>
+        </w:rPr>
+      </w:pPr>
+      <w:r>
+        <w:rPr>
+          <w:spacing w:val="-16"/>
+        </w:rPr>
+        <w:t xml:space="preserve">  </w:t>
+      </w:r>
+      <w:r>
+        <w:rPr>
+          <w:color w:val="0099FF"/>
+          <w:spacing w:val="-16"/>
+        </w:rPr>
+        <w:t>CONSTRAINT</w:t>
+      </w:r>
+      <w:r>
+        <w:rPr>
+          <w:spacing w:val="-16"/>
+        </w:rPr>
+        <w:t xml:space="preserve"> fk_transfer_warehouse_out </w:t>
+      </w:r>
+      <w:r>
+        <w:rPr>
+          <w:color w:val="0099FF"/>
+          <w:spacing w:val="-16"/>
+        </w:rPr>
+        <w:t>FOREIGN KEY</w:t>
+      </w:r>
+      <w:r>
+        <w:rPr>
+          <w:spacing w:val="-16"/>
+        </w:rPr>
+        <w:t xml:space="preserve"> </w:t>
+      </w:r>
+      <w:r>
+        <w:rPr>
+          <w:color w:val="9A57CD"/>
+          <w:spacing w:val="-16"/>
+        </w:rPr>
+        <w:t>(</w:t>
+      </w:r>
+      <w:r>
+        <w:rPr>
+          <w:spacing w:val="-16"/>
+        </w:rPr>
+        <w:t>warehouse_out_id</w:t>
+      </w:r>
+      <w:r>
+        <w:rPr>
+          <w:color w:val="9A57CD"/>
+          <w:spacing w:val="-16"/>
+        </w:rPr>
+        <w:t>)</w:t>
+      </w:r>
+      <w:r>
+        <w:rPr>
+          <w:spacing w:val="-16"/>
+        </w:rPr>
+        <w:t xml:space="preserve"> </w:t>
+      </w:r>
+      <w:r>
+        <w:rPr>
+          <w:color w:val="0099FF"/>
+          <w:spacing w:val="-16"/>
+        </w:rPr>
+        <w:t>REFERENCES</w:t>
+      </w:r>
+      <w:r>
+        <w:rPr>
+          <w:spacing w:val="-16"/>
+        </w:rPr>
+        <w:t xml:space="preserve"> </w:t>
+      </w:r>
+      <w:r>
+        <w:rPr>
+          <w:spacing w:val="-16"/>
+        </w:rPr>
+        <w:t>ra1_2_1_</w:t>
+      </w:r>
+      <w:r>
+        <w:rPr>
+          <w:spacing w:val="-16"/>
+        </w:rPr>
+        <w:t>warehouses</w:t>
+      </w:r>
+      <w:r>
+        <w:rPr>
+          <w:color w:val="9A57CD"/>
+          <w:spacing w:val="-16"/>
+        </w:rPr>
+        <w:t>(</w:t>
+      </w:r>
+      <w:r>
+        <w:rPr>
+          <w:spacing w:val="-16"/>
+        </w:rPr>
+        <w:t>id</w:t>
+      </w:r>
+      <w:r>
+        <w:rPr>
+          <w:color w:val="9A57CD"/>
+          <w:spacing w:val="-16"/>
+        </w:rPr>
+        <w:t>)</w:t>
+      </w:r>
+      <w:r>
+        <w:rPr>
+          <w:spacing w:val="-16"/>
+        </w:rPr>
+        <w:t>,</w:t>
+      </w:r>
+    </w:p>
+    <w:p>
+      <w:pPr>
+        <w:pStyle w:val="Prrafocdigo"/>
+        <w:ind w:firstLine="142"/>
+        <w:rPr>
+          <w:spacing w:val="-16"/>
+        </w:rPr>
+      </w:pPr>
+      <w:r>
+        <w:rPr>
+          <w:spacing w:val="-16"/>
+        </w:rPr>
+        <w:t xml:space="preserve">  </w:t>
+      </w:r>
+      <w:r>
+        <w:rPr>
+          <w:color w:val="0099FF"/>
+          <w:spacing w:val="-16"/>
+        </w:rPr>
+        <w:t>CONSTRAINT</w:t>
+      </w:r>
+      <w:r>
+        <w:rPr>
+          <w:spacing w:val="-16"/>
+        </w:rPr>
+        <w:t xml:space="preserve"> fk_transfer_warehouse_in </w:t>
+      </w:r>
+      <w:r>
+        <w:rPr>
+          <w:color w:val="0099FF"/>
+          <w:spacing w:val="-16"/>
+        </w:rPr>
+        <w:t>FOREIGN KEY</w:t>
+      </w:r>
+      <w:r>
+        <w:rPr>
+          <w:spacing w:val="-16"/>
+        </w:rPr>
+        <w:t xml:space="preserve"> </w:t>
+      </w:r>
+      <w:r>
+        <w:rPr>
+          <w:color w:val="9A57CD"/>
+          <w:spacing w:val="-16"/>
+        </w:rPr>
+        <w:t>(</w:t>
+      </w:r>
+      <w:r>
+        <w:rPr>
+          <w:spacing w:val="-16"/>
+        </w:rPr>
+        <w:t>warehouse_in_id</w:t>
+      </w:r>
+      <w:r>
+        <w:rPr>
+          <w:color w:val="9A57CD"/>
+          <w:spacing w:val="-16"/>
+        </w:rPr>
+        <w:t>)</w:t>
+      </w:r>
+      <w:r>
+        <w:rPr>
+          <w:spacing w:val="-16"/>
+        </w:rPr>
+        <w:t xml:space="preserve"> </w:t>
+      </w:r>
+      <w:r>
+        <w:rPr>
+          <w:color w:val="0099FF"/>
+          <w:spacing w:val="-16"/>
+        </w:rPr>
+        <w:t>REFERENCES</w:t>
+      </w:r>
+      <w:r>
+        <w:rPr>
+          <w:spacing w:val="-16"/>
+        </w:rPr>
+        <w:t xml:space="preserve"> </w:t>
+      </w:r>
+      <w:r>
+        <w:rPr>
+          <w:spacing w:val="-16"/>
+        </w:rPr>
+        <w:t>ra1_2_1_</w:t>
+      </w:r>
+      <w:r>
+        <w:rPr>
+          <w:spacing w:val="-16"/>
+        </w:rPr>
+        <w:t>warehouses</w:t>
+      </w:r>
+      <w:r>
+        <w:rPr>
+          <w:color w:val="9A57CD"/>
+          <w:spacing w:val="-16"/>
+        </w:rPr>
+        <w:t>(</w:t>
+      </w:r>
+      <w:r>
+        <w:rPr>
+          <w:spacing w:val="-16"/>
+        </w:rPr>
+        <w:t>id</w:t>
+      </w:r>
+      <w:r>
+        <w:rPr>
+          <w:color w:val="9A57CD"/>
+          <w:spacing w:val="-16"/>
+        </w:rPr>
+        <w:t>)</w:t>
+      </w:r>
+    </w:p>
+    <w:p>
+      <w:pPr>
+        <w:pStyle w:val="Prrafocdigo"/>
+        <w:ind w:firstLine="142"/>
+      </w:pPr>
+      <w:r>
+        <w:rPr>
+          <w:color w:val="9A57CD"/>
+        </w:rPr>
+        <w:t>)</w:t>
+      </w:r>
+      <w:r>
+        <w:t>;</w:t>
+      </w:r>
+    </w:p>
+    <w:p>
+      <w:pPr>
+        <w:pStyle w:val="Prrafocdigo"/>
+        <w:ind w:firstLine="142"/>
+      </w:pPr>
+    </w:p>
+    <w:p>
+      <w:pPr>
+        <w:spacing w:after="300" w:line="276" w:lineRule="auto"/>
+        <w:contextualSpacing w:val="0"/>
+        <w:rPr>
+          <w:rFonts w:ascii="Consolas" w:eastAsia="Times New Roman" w:hAnsi="Consolas" w:cs="Times New Roman"/>
+          <w:color w:val="BBBEBF"/>
+          <w:sz w:val="18"/>
+          <w:szCs w:val="16"/>
+          <w:lang w:eastAsia="es-ES"/>
+        </w:rPr>
+      </w:pPr>
+      <w:r>
+        <w:br w:type="page"/>
+      </w:r>
+    </w:p>
+    <w:p>
+      <w:pPr>
+        <w:pStyle w:val="Prrafocdigo"/>
+        <w:ind w:firstLine="142"/>
+      </w:pPr>
+    </w:p>
+    <w:p>
+      <w:pPr>
+        <w:pStyle w:val="Prrafocdigo"/>
+        <w:ind w:firstLine="142"/>
+        <w:rPr>
+          <w:color w:val="9A57CD"/>
+        </w:rPr>
+      </w:pPr>
+      <w:r>
+        <w:rPr>
+          <w:color w:val="9A57CD"/>
+        </w:rPr>
+        <w:t xml:space="preserve">DROP TABLE IF EXISTS </w:t>
+      </w:r>
+      <w:r>
+        <w:t>ra1_2_1_</w:t>
+      </w:r>
+      <w:r>
+        <w:t>inventories</w:t>
+      </w:r>
+      <w:r>
+        <w:t>;</w:t>
+      </w:r>
+    </w:p>
+    <w:p>
+      <w:pPr>
+        <w:pStyle w:val="Prrafocdigo"/>
+        <w:ind w:firstLine="142"/>
+      </w:pPr>
+      <w:r>
+        <w:rPr>
+          <w:color w:val="9A57CD"/>
+        </w:rPr>
+        <w:t>CREATE TABLE</w:t>
+      </w:r>
+      <w:r>
+        <w:t xml:space="preserve"> </w:t>
+      </w:r>
+      <w:r>
+        <w:rPr>
+          <w:spacing w:val="-8"/>
+        </w:rPr>
+        <w:t>ra1_2_1_</w:t>
+      </w:r>
+      <w:r>
+        <w:t xml:space="preserve">inventories </w:t>
+      </w:r>
+      <w:r>
+        <w:rPr>
+          <w:color w:val="9A57CD"/>
+        </w:rPr>
+        <w:t>(</w:t>
+      </w:r>
+    </w:p>
+    <w:p>
+      <w:pPr>
+        <w:pStyle w:val="Prrafocdigo"/>
+        <w:ind w:firstLine="142"/>
+      </w:pPr>
+      <w:r>
+        <w:t xml:space="preserve">  id </w:t>
+      </w:r>
+      <w:r>
+        <w:rPr>
+          <w:color w:val="9A57CD"/>
+        </w:rPr>
+        <w:t>SERIAL</w:t>
+      </w:r>
+      <w:r>
+        <w:t xml:space="preserve"> </w:t>
+      </w:r>
+      <w:r>
+        <w:rPr>
+          <w:color w:val="9A57CD"/>
+        </w:rPr>
+        <w:t>PRIMARY KEY</w:t>
+      </w:r>
+      <w:r>
+        <w:t>,</w:t>
+      </w:r>
+    </w:p>
+    <w:p>
+      <w:pPr>
+        <w:pStyle w:val="Prrafocdigo"/>
+        <w:ind w:firstLine="142"/>
+      </w:pPr>
+      <w:r>
+        <w:t xml:space="preserve">  warehouse_id </w:t>
+      </w:r>
+      <w:r>
+        <w:rPr>
+          <w:color w:val="9A57CD"/>
+        </w:rPr>
+        <w:t>INT</w:t>
+      </w:r>
+      <w:r>
+        <w:t xml:space="preserve"> </w:t>
+      </w:r>
+      <w:r>
+        <w:rPr>
+          <w:color w:val="9A57CD"/>
+        </w:rPr>
+        <w:t>NOT NULL</w:t>
+      </w:r>
+      <w:r>
+        <w:t>,</w:t>
+      </w:r>
+    </w:p>
+    <w:p>
+      <w:pPr>
+        <w:pStyle w:val="Prrafocdigo"/>
+        <w:ind w:firstLine="142"/>
+      </w:pPr>
+      <w:r>
+        <w:t xml:space="preserve">  audit_date TIMESTAMP </w:t>
+      </w:r>
+      <w:r>
+        <w:rPr>
+          <w:color w:val="9A57CD"/>
+        </w:rPr>
+        <w:t>NOT NULL</w:t>
+      </w:r>
+      <w:r>
+        <w:rPr>
+          <w:color w:val="9A57CD"/>
+        </w:rPr>
+        <w:t xml:space="preserve"> </w:t>
+      </w:r>
+      <w:r>
+        <w:t xml:space="preserve">DEFAULT </w:t>
+      </w:r>
+      <w:r>
+        <w:rPr>
+          <w:color w:val="FFC000"/>
+        </w:rPr>
+        <w:t>CURRENT_TIMESTAMP</w:t>
+      </w:r>
+      <w:r>
+        <w:t>,</w:t>
+      </w:r>
+    </w:p>
+    <w:p>
+      <w:pPr>
+        <w:pStyle w:val="Prrafocdigo"/>
+        <w:ind w:firstLine="142"/>
+      </w:pPr>
+      <w:r>
+        <w:t xml:space="preserve">  notes TEXT </w:t>
+      </w:r>
+      <w:r>
+        <w:rPr>
+          <w:color w:val="9A57CD"/>
+        </w:rPr>
+        <w:t>NULL</w:t>
+      </w:r>
+      <w:r>
+        <w:t>,</w:t>
+      </w:r>
+    </w:p>
+    <w:p>
+      <w:pPr>
+        <w:pStyle w:val="Prrafocdigo"/>
+        <w:ind w:firstLine="142"/>
+        <w:rPr>
+          <w:spacing w:val="-8"/>
+        </w:rPr>
+      </w:pPr>
+      <w:r>
+        <w:rPr>
+          <w:spacing w:val="-8"/>
+        </w:rPr>
+        <w:t xml:space="preserve">  </w:t>
+      </w:r>
+      <w:r>
+        <w:rPr>
+          <w:color w:val="0099FF"/>
+          <w:spacing w:val="-8"/>
+        </w:rPr>
+        <w:t>CONSTRAINT</w:t>
+      </w:r>
+      <w:r>
+        <w:rPr>
+          <w:spacing w:val="-8"/>
+        </w:rPr>
+        <w:t xml:space="preserve"> fk_inventory_warehouse </w:t>
+      </w:r>
+      <w:r>
+        <w:rPr>
+          <w:color w:val="0099FF"/>
+          <w:spacing w:val="-8"/>
+        </w:rPr>
+        <w:t>FOREIGN KEY</w:t>
+      </w:r>
+      <w:r>
+        <w:rPr>
+          <w:spacing w:val="-8"/>
+        </w:rPr>
+        <w:t xml:space="preserve"> </w:t>
+      </w:r>
+      <w:r>
+        <w:rPr>
+          <w:color w:val="9A57CD"/>
+          <w:spacing w:val="-8"/>
+        </w:rPr>
+        <w:t>(</w:t>
+      </w:r>
+      <w:r>
+        <w:rPr>
+          <w:spacing w:val="-8"/>
+        </w:rPr>
+        <w:t>warehouse_id</w:t>
+      </w:r>
+      <w:r>
+        <w:rPr>
+          <w:color w:val="9A57CD"/>
+          <w:spacing w:val="-8"/>
+        </w:rPr>
+        <w:t>)</w:t>
+      </w:r>
+      <w:r>
+        <w:rPr>
+          <w:spacing w:val="-8"/>
+        </w:rPr>
+        <w:t xml:space="preserve"> </w:t>
+      </w:r>
+      <w:r>
+        <w:rPr>
+          <w:color w:val="0099FF"/>
+          <w:spacing w:val="-8"/>
+        </w:rPr>
+        <w:t>REFERENCES</w:t>
+      </w:r>
+      <w:r>
+        <w:rPr>
+          <w:spacing w:val="-8"/>
+        </w:rPr>
+        <w:t xml:space="preserve"> </w:t>
+      </w:r>
+      <w:r>
+        <w:rPr>
+          <w:spacing w:val="-8"/>
+        </w:rPr>
+        <w:t>ra1_2_1_</w:t>
+      </w:r>
+      <w:r>
+        <w:rPr>
+          <w:spacing w:val="-8"/>
+        </w:rPr>
+        <w:t>warehouses</w:t>
+      </w:r>
+      <w:r>
+        <w:rPr>
+          <w:color w:val="9A57CD"/>
+          <w:spacing w:val="-8"/>
+        </w:rPr>
+        <w:t>(</w:t>
+      </w:r>
+      <w:r>
+        <w:rPr>
+          <w:spacing w:val="-8"/>
+        </w:rPr>
+        <w:t>id</w:t>
+      </w:r>
+      <w:r>
+        <w:rPr>
+          <w:color w:val="9A57CD"/>
+          <w:spacing w:val="-8"/>
+        </w:rPr>
+        <w:t>)</w:t>
+      </w:r>
+    </w:p>
+    <w:p>
+      <w:pPr>
+        <w:pStyle w:val="Prrafocdigo"/>
+        <w:ind w:firstLine="142"/>
+      </w:pPr>
+      <w:r>
+        <w:rPr>
+          <w:color w:val="9A57CD"/>
+        </w:rPr>
+        <w:t>)</w:t>
+      </w:r>
+      <w:r>
+        <w:t>;</w:t>
+      </w:r>
+    </w:p>
+    <w:p>
+      <w:pPr>
+        <w:pStyle w:val="Prrafocdigo"/>
+      </w:pPr>
+    </w:p>
+    <w:p>
+      <w:pPr>
+        <w:pStyle w:val="Prrafocdigo"/>
+        <w:ind w:firstLine="142"/>
+        <w:rPr>
+          <w:color w:val="7F7F7F" w:themeColor="text1" w:themeTint="80"/>
+        </w:rPr>
+      </w:pPr>
+      <w:r>
+        <w:rPr>
+          <w:color w:val="7F7F7F" w:themeColor="text1" w:themeTint="80"/>
+        </w:rPr>
+        <w:t>-- =====================================================================</w:t>
+      </w:r>
+    </w:p>
+    <w:p>
+      <w:pPr>
+        <w:pStyle w:val="Prrafocdigo"/>
+        <w:ind w:firstLine="142"/>
+        <w:rPr>
+          <w:color w:val="7F7F7F" w:themeColor="text1" w:themeTint="80"/>
+        </w:rPr>
+      </w:pPr>
+      <w:r>
+        <w:rPr>
+          <w:color w:val="7F7F7F" w:themeColor="text1" w:themeTint="80"/>
+        </w:rPr>
+        <w:t>-- 5. stock_moves</w:t>
+      </w:r>
+    </w:p>
+    <w:p>
+      <w:pPr>
+        <w:pStyle w:val="Prrafocdigo"/>
+        <w:ind w:firstLine="142"/>
+        <w:rPr>
+          <w:color w:val="7F7F7F" w:themeColor="text1" w:themeTint="80"/>
+        </w:rPr>
+      </w:pPr>
+      <w:r>
+        <w:rPr>
+          <w:color w:val="7F7F7F" w:themeColor="text1" w:themeTint="80"/>
+        </w:rPr>
+        <w:t>-- =====================================================================</w:t>
+      </w:r>
+    </w:p>
+    <w:p>
+      <w:pPr>
+        <w:pStyle w:val="Prrafocdigo"/>
+        <w:ind w:firstLine="142"/>
+        <w:rPr>
+          <w:color w:val="9A57CD"/>
+        </w:rPr>
+      </w:pPr>
+      <w:r>
+        <w:rPr>
+          <w:color w:val="9A57CD"/>
+        </w:rPr>
+        <w:t xml:space="preserve">DROP TABLE IF EXISTS </w:t>
+      </w:r>
+      <w:r>
+        <w:t>ra1_2_1_stock_moves</w:t>
+      </w:r>
+      <w:r>
+        <w:t>;</w:t>
+      </w:r>
+    </w:p>
+    <w:p>
+      <w:pPr>
+        <w:pStyle w:val="Prrafocdigo"/>
+        <w:ind w:firstLine="142"/>
+      </w:pPr>
+      <w:r>
+        <w:rPr>
+          <w:color w:val="9A57CD"/>
+        </w:rPr>
+        <w:t xml:space="preserve">CREATE </w:t>
+      </w:r>
+      <w:r>
+        <w:rPr>
+          <w:color w:val="9A57CD"/>
+        </w:rPr>
+        <w:t>TABLE</w:t>
+      </w:r>
+      <w:r>
+        <w:t xml:space="preserve"> </w:t>
+      </w:r>
+      <w:r>
+        <w:t>ra1_2_1_stock_moves</w:t>
+      </w:r>
+      <w:r>
+        <w:rPr>
+          <w:color w:val="9A57CD"/>
+        </w:rPr>
+        <w:t xml:space="preserve"> </w:t>
+      </w:r>
+      <w:r>
+        <w:rPr>
+          <w:color w:val="9A57CD"/>
+        </w:rPr>
+        <w:t>(</w:t>
+      </w:r>
+    </w:p>
+    <w:p>
+      <w:pPr>
+        <w:pStyle w:val="Prrafocdigo"/>
+        <w:ind w:firstLine="142"/>
+      </w:pPr>
+      <w:r>
+        <w:t xml:space="preserve">  id </w:t>
+      </w:r>
+      <w:r>
+        <w:rPr>
+          <w:color w:val="9A57CD"/>
+        </w:rPr>
+        <w:t>SERIAL</w:t>
+      </w:r>
+      <w:r>
+        <w:t xml:space="preserve"> </w:t>
+      </w:r>
+      <w:r>
+        <w:rPr>
+          <w:color w:val="9A57CD"/>
+        </w:rPr>
+        <w:t>PRIMARY KEY</w:t>
+      </w:r>
+      <w:r>
+        <w:t>,</w:t>
+      </w:r>
+    </w:p>
+    <w:p>
+      <w:pPr>
+        <w:pStyle w:val="Prrafocdigo"/>
+        <w:ind w:firstLine="142"/>
+      </w:pPr>
+      <w:r>
+        <w:t xml:space="preserve">  warehouse_id </w:t>
+      </w:r>
+      <w:r>
+        <w:rPr>
+          <w:color w:val="9A57CD"/>
+        </w:rPr>
+        <w:t>INT</w:t>
+      </w:r>
+      <w:r>
+        <w:t xml:space="preserve"> </w:t>
+      </w:r>
+      <w:r>
+        <w:rPr>
+          <w:color w:val="9A57CD"/>
+        </w:rPr>
+        <w:t>NOT NULL</w:t>
+      </w:r>
+      <w:r>
+        <w:t>,</w:t>
+      </w:r>
+    </w:p>
+    <w:p>
+      <w:pPr>
+        <w:pStyle w:val="Prrafocdigo"/>
+        <w:ind w:firstLine="142"/>
+      </w:pPr>
+      <w:r>
+        <w:t xml:space="preserve">  product_id </w:t>
+      </w:r>
+      <w:r>
+        <w:rPr>
+          <w:color w:val="9A57CD"/>
+        </w:rPr>
+        <w:t>INT</w:t>
+      </w:r>
+      <w:r>
+        <w:t xml:space="preserve"> </w:t>
+      </w:r>
+      <w:r>
+        <w:rPr>
+          <w:color w:val="9A57CD"/>
+        </w:rPr>
+        <w:t>NOT NULL</w:t>
+      </w:r>
+      <w:r>
+        <w:t>,</w:t>
+      </w:r>
+    </w:p>
+    <w:p>
+      <w:pPr>
+        <w:pStyle w:val="Prrafocdigo"/>
+        <w:ind w:firstLine="142"/>
+      </w:pPr>
+      <w:r>
+        <w:t xml:space="preserve">  quantity </w:t>
+      </w:r>
+      <w:r>
+        <w:rPr>
+          <w:color w:val="9A57CD"/>
+        </w:rPr>
+        <w:t>INT</w:t>
+      </w:r>
+      <w:r>
+        <w:t xml:space="preserve"> </w:t>
+      </w:r>
+      <w:r>
+        <w:rPr>
+          <w:color w:val="9A57CD"/>
+        </w:rPr>
+        <w:t>NOT NULL</w:t>
+      </w:r>
+      <w:r>
+        <w:t>,</w:t>
+      </w:r>
+    </w:p>
+    <w:p>
+      <w:pPr>
+        <w:pStyle w:val="Prrafocdigo"/>
+        <w:ind w:firstLine="142"/>
+        <w:rPr>
+          <w:color w:val="7F7F7F" w:themeColor="text1" w:themeTint="80"/>
+        </w:rPr>
+      </w:pPr>
+      <w:r>
+        <w:rPr>
+          <w:color w:val="7F7F7F" w:themeColor="text1" w:themeTint="80"/>
+        </w:rPr>
+        <w:t>  -- Positive for inflows, negative for outflows</w:t>
+      </w:r>
+    </w:p>
+    <w:p>
+      <w:pPr>
+        <w:pStyle w:val="Prrafocdigo"/>
+        <w:ind w:firstLine="142"/>
+      </w:pPr>
+      <w:r>
+        <w:t xml:space="preserve">  movement_type </w:t>
+      </w:r>
+      <w:r>
+        <w:rPr>
+          <w:color w:val="FFC000"/>
+        </w:rPr>
+        <w:t>VARCHAR(</w:t>
+      </w:r>
+      <w:r>
+        <w:rPr>
+          <w:color w:val="92D050"/>
+        </w:rPr>
+        <w:t>32</w:t>
+      </w:r>
+      <w:r>
+        <w:rPr>
+          <w:color w:val="FFC000"/>
+        </w:rPr>
+        <w:t>)</w:t>
+      </w:r>
+      <w:r>
+        <w:t xml:space="preserve"> </w:t>
+      </w:r>
+      <w:r>
+        <w:rPr>
+          <w:color w:val="9A57CD"/>
+        </w:rPr>
+        <w:t>NOT NULL</w:t>
+      </w:r>
+      <w:r>
+        <w:t>,</w:t>
+      </w:r>
+    </w:p>
+    <w:p>
+      <w:pPr>
+        <w:pStyle w:val="Prrafocdigo"/>
+        <w:ind w:firstLine="142"/>
+        <w:rPr>
+          <w:color w:val="7F7F7F" w:themeColor="text1" w:themeTint="80"/>
+        </w:rPr>
+      </w:pPr>
+      <w:r>
+        <w:rPr>
+          <w:color w:val="7F7F7F" w:themeColor="text1" w:themeTint="80"/>
+        </w:rPr>
+        <w:t xml:space="preserve">  -- </w:t>
+      </w:r>
+      <w:r>
+        <w:rPr>
+          <w:color w:val="7F7F7F" w:themeColor="text1" w:themeTint="80"/>
+        </w:rPr>
+        <w:t xml:space="preserve">e.g., </w:t>
+      </w:r>
+      <w:r>
+        <w:rPr>
+          <w:color w:val="7F7F7F" w:themeColor="text1" w:themeTint="80"/>
+        </w:rPr>
+        <w:t>'SALE', 'PURCHASE', 'TRANSFER_OUT', 'TRANSFER_IN', 'INVENTORY_ADJUSTMENT'</w:t>
+      </w:r>
+    </w:p>
+    <w:p>
+      <w:pPr>
+        <w:pStyle w:val="Prrafocdigo"/>
+        <w:ind w:firstLine="142"/>
+      </w:pPr>
+      <w:r>
+        <w:t xml:space="preserve">  sale_id </w:t>
+      </w:r>
+      <w:bookmarkStart w:id="2" w:name="_Hlk242948788"/>
+      <w:r>
+        <w:rPr>
+          <w:color w:val="9A57CD"/>
+        </w:rPr>
+        <w:t>INT NULL</w:t>
+      </w:r>
+      <w:r>
+        <w:t>,</w:t>
+      </w:r>
+      <w:bookmarkEnd w:id="2"/>
+    </w:p>
+    <w:p>
+      <w:pPr>
+        <w:pStyle w:val="Prrafocdigo"/>
+        <w:ind w:firstLine="142"/>
+      </w:pPr>
+      <w:r>
+        <w:t xml:space="preserve">  purchase_id </w:t>
+      </w:r>
+      <w:r>
+        <w:rPr>
+          <w:color w:val="9A57CD"/>
+        </w:rPr>
+        <w:t>INT NULL</w:t>
+      </w:r>
+      <w:r>
+        <w:t>,</w:t>
+      </w:r>
+    </w:p>
+    <w:p>
+      <w:pPr>
+        <w:pStyle w:val="Prrafocdigo"/>
+        <w:ind w:firstLine="142"/>
+      </w:pPr>
+      <w:r>
+        <w:t xml:space="preserve">  transfer_id </w:t>
+      </w:r>
+      <w:r>
+        <w:rPr>
+          <w:color w:val="9A57CD"/>
+        </w:rPr>
+        <w:t>INT NULL</w:t>
+      </w:r>
+      <w:r>
+        <w:t>,</w:t>
+      </w:r>
+    </w:p>
+    <w:p>
+      <w:pPr>
+        <w:pStyle w:val="Prrafocdigo"/>
+        <w:ind w:firstLine="142"/>
+      </w:pPr>
+      <w:r>
+        <w:t xml:space="preserve">  movement_date </w:t>
+      </w:r>
+      <w:r>
+        <w:rPr>
+          <w:color w:val="9A57CD"/>
+        </w:rPr>
+        <w:t>TIMESTAMP</w:t>
+      </w:r>
+      <w:r>
+        <w:t xml:space="preserve"> </w:t>
+      </w:r>
+      <w:r>
+        <w:rPr>
+          <w:color w:val="9A57CD"/>
+        </w:rPr>
+        <w:t>NOT NULL</w:t>
+      </w:r>
+      <w:r>
+        <w:t xml:space="preserve"> DEFAULT </w:t>
+      </w:r>
+      <w:r>
+        <w:rPr>
+          <w:color w:val="FFC000"/>
+        </w:rPr>
+        <w:t>CURRENT_TIMESTAMP</w:t>
+      </w:r>
+      <w:r>
+        <w:t>,</w:t>
+      </w:r>
+    </w:p>
+    <w:p>
+      <w:pPr>
+        <w:pStyle w:val="Prrafocdigo"/>
+        <w:ind w:firstLine="142"/>
+        <w:rPr>
+          <w:spacing w:val="-8"/>
+        </w:rPr>
+      </w:pPr>
+      <w:r>
+        <w:rPr>
+          <w:spacing w:val="-8"/>
+        </w:rPr>
+        <w:t xml:space="preserve">  </w:t>
+      </w:r>
+      <w:r>
+        <w:rPr>
+          <w:color w:val="0099FF"/>
+          <w:spacing w:val="-8"/>
+        </w:rPr>
+        <w:t>CONSTRAINT</w:t>
+      </w:r>
+      <w:r>
+        <w:rPr>
+          <w:spacing w:val="-8"/>
+        </w:rPr>
+        <w:t xml:space="preserve"> </w:t>
+      </w:r>
+      <w:r>
+        <w:rPr>
+          <w:spacing w:val="-8"/>
+        </w:rPr>
+        <w:t xml:space="preserve">fk_stock_warehouse </w:t>
+      </w:r>
+      <w:r>
+        <w:rPr>
+          <w:color w:val="0099FF"/>
+          <w:spacing w:val="-8"/>
+        </w:rPr>
+        <w:t>FOREIGN KEY</w:t>
+      </w:r>
+      <w:r>
+        <w:rPr>
+          <w:spacing w:val="-8"/>
+        </w:rPr>
+        <w:t xml:space="preserve"> </w:t>
+      </w:r>
+      <w:r>
+        <w:rPr>
+          <w:color w:val="9A57CD"/>
+          <w:spacing w:val="-8"/>
+        </w:rPr>
+        <w:t>(</w:t>
+      </w:r>
+      <w:r>
+        <w:rPr>
+          <w:spacing w:val="-8"/>
+        </w:rPr>
+        <w:t>warehouse_id</w:t>
+      </w:r>
+      <w:r>
+        <w:rPr>
+          <w:color w:val="9A57CD"/>
+          <w:spacing w:val="-8"/>
+        </w:rPr>
+        <w:t>)</w:t>
+      </w:r>
+      <w:r>
+        <w:rPr>
+          <w:spacing w:val="-8"/>
+        </w:rPr>
+        <w:t xml:space="preserve"> </w:t>
+      </w:r>
+      <w:r>
+        <w:rPr>
+          <w:color w:val="0099FF"/>
+          <w:spacing w:val="-8"/>
+        </w:rPr>
+        <w:t>REFERENCES</w:t>
+      </w:r>
+      <w:r>
+        <w:rPr>
+          <w:spacing w:val="-8"/>
+        </w:rPr>
+        <w:t xml:space="preserve"> </w:t>
+      </w:r>
+      <w:r>
+        <w:rPr>
+          <w:spacing w:val="-8"/>
+        </w:rPr>
+        <w:t>ra1_2_1_</w:t>
+      </w:r>
+      <w:r>
+        <w:rPr>
+          <w:spacing w:val="-8"/>
+        </w:rPr>
+        <w:t>warehouses</w:t>
+      </w:r>
+      <w:r>
+        <w:rPr>
+          <w:color w:val="9A57CD"/>
+          <w:spacing w:val="-8"/>
+        </w:rPr>
+        <w:t>(</w:t>
+      </w:r>
+      <w:r>
+        <w:rPr>
+          <w:spacing w:val="-8"/>
+        </w:rPr>
+        <w:t>id</w:t>
+      </w:r>
+      <w:r>
+        <w:rPr>
+          <w:color w:val="9A57CD"/>
+          <w:spacing w:val="-8"/>
+        </w:rPr>
+        <w:t>)</w:t>
+      </w:r>
+      <w:r>
+        <w:rPr>
+          <w:spacing w:val="-8"/>
+        </w:rPr>
+        <w:t>,</w:t>
+      </w:r>
+    </w:p>
+    <w:p>
+      <w:pPr>
+        <w:pStyle w:val="Prrafocdigo"/>
+        <w:ind w:firstLine="142"/>
+        <w:rPr>
+          <w:spacing w:val="-8"/>
+        </w:rPr>
+      </w:pPr>
+      <w:r>
+        <w:rPr>
+          <w:spacing w:val="-8"/>
+        </w:rPr>
+        <w:t xml:space="preserve">  </w:t>
+      </w:r>
+      <w:r>
+        <w:rPr>
+          <w:color w:val="0099FF"/>
+          <w:spacing w:val="-8"/>
+        </w:rPr>
+        <w:t>CONSTRAINT</w:t>
+      </w:r>
+      <w:r>
+        <w:rPr>
+          <w:spacing w:val="-8"/>
+        </w:rPr>
+        <w:t xml:space="preserve"> </w:t>
+      </w:r>
+      <w:r>
+        <w:rPr>
+          <w:spacing w:val="-8"/>
+        </w:rPr>
+        <w:t xml:space="preserve">fk_stock_product </w:t>
+      </w:r>
+      <w:r>
+        <w:rPr>
+          <w:color w:val="0099FF"/>
+          <w:spacing w:val="-8"/>
+        </w:rPr>
+        <w:t>FOREIGN KEY</w:t>
+      </w:r>
+      <w:r>
+        <w:rPr>
+          <w:spacing w:val="-8"/>
+        </w:rPr>
+        <w:t xml:space="preserve"> </w:t>
+      </w:r>
+      <w:r>
+        <w:rPr>
+          <w:color w:val="9A57CD"/>
+          <w:spacing w:val="-8"/>
+        </w:rPr>
+        <w:t>(</w:t>
+      </w:r>
+      <w:r>
+        <w:rPr>
+          <w:spacing w:val="-8"/>
+        </w:rPr>
+        <w:t>product_id</w:t>
+      </w:r>
+      <w:r>
+        <w:rPr>
+          <w:color w:val="9A57CD"/>
+          <w:spacing w:val="-8"/>
+        </w:rPr>
+        <w:t>)</w:t>
+      </w:r>
+      <w:r>
+        <w:rPr>
+          <w:spacing w:val="-8"/>
+        </w:rPr>
+        <w:t xml:space="preserve"> </w:t>
+      </w:r>
+      <w:r>
+        <w:rPr>
+          <w:color w:val="0099FF"/>
+          <w:spacing w:val="-8"/>
+        </w:rPr>
+        <w:t>REFERENCES</w:t>
+      </w:r>
+      <w:r>
+        <w:rPr>
+          <w:spacing w:val="-8"/>
+        </w:rPr>
+        <w:t xml:space="preserve"> </w:t>
+      </w:r>
+      <w:r>
+        <w:rPr>
+          <w:spacing w:val="-8"/>
+        </w:rPr>
+        <w:t>ra1_2_1_</w:t>
+      </w:r>
+      <w:r>
+        <w:rPr>
+          <w:spacing w:val="-8"/>
+        </w:rPr>
+        <w:t>products</w:t>
+      </w:r>
+      <w:r>
+        <w:rPr>
+          <w:color w:val="9A57CD"/>
+          <w:spacing w:val="-8"/>
+        </w:rPr>
+        <w:t>(</w:t>
+      </w:r>
+      <w:r>
+        <w:rPr>
+          <w:spacing w:val="-8"/>
+        </w:rPr>
+        <w:t>id</w:t>
+      </w:r>
+      <w:r>
+        <w:rPr>
+          <w:color w:val="9A57CD"/>
+          <w:spacing w:val="-8"/>
+        </w:rPr>
+        <w:t>)</w:t>
+      </w:r>
+      <w:r>
+        <w:rPr>
+          <w:spacing w:val="-8"/>
+        </w:rPr>
+        <w:t>,</w:t>
+      </w:r>
+    </w:p>
+    <w:p>
+      <w:pPr>
+        <w:pStyle w:val="Prrafocdigo"/>
+        <w:ind w:firstLine="142"/>
+        <w:rPr>
+          <w:spacing w:val="-8"/>
+        </w:rPr>
+      </w:pPr>
+      <w:r>
+        <w:rPr>
+          <w:spacing w:val="-8"/>
+        </w:rPr>
+        <w:t xml:space="preserve">  </w:t>
+      </w:r>
+      <w:r>
+        <w:rPr>
+          <w:color w:val="0099FF"/>
+          <w:spacing w:val="-8"/>
+        </w:rPr>
+        <w:t>CONSTRAINT</w:t>
+      </w:r>
+      <w:r>
+        <w:rPr>
+          <w:spacing w:val="-8"/>
+        </w:rPr>
+        <w:t xml:space="preserve"> </w:t>
+      </w:r>
+      <w:r>
+        <w:rPr>
+          <w:spacing w:val="-8"/>
+        </w:rPr>
+        <w:t xml:space="preserve">fk_stock_sale </w:t>
+      </w:r>
+      <w:r>
+        <w:rPr>
+          <w:color w:val="0099FF"/>
+          <w:spacing w:val="-8"/>
+        </w:rPr>
+        <w:t>FOREIGN KEY</w:t>
+      </w:r>
+      <w:r>
+        <w:rPr>
+          <w:spacing w:val="-8"/>
+        </w:rPr>
+        <w:t xml:space="preserve"> </w:t>
+      </w:r>
+      <w:r>
+        <w:rPr>
+          <w:color w:val="9A57CD"/>
+          <w:spacing w:val="-8"/>
+        </w:rPr>
+        <w:t>(</w:t>
+      </w:r>
+      <w:r>
+        <w:rPr>
+          <w:spacing w:val="-8"/>
+        </w:rPr>
+        <w:t>sale_id</w:t>
+      </w:r>
+      <w:r>
+        <w:rPr>
+          <w:color w:val="9A57CD"/>
+          <w:spacing w:val="-8"/>
+        </w:rPr>
+        <w:t>)</w:t>
+      </w:r>
+      <w:r>
+        <w:rPr>
+          <w:spacing w:val="-8"/>
+        </w:rPr>
+        <w:t xml:space="preserve"> </w:t>
+      </w:r>
+      <w:r>
+        <w:rPr>
+          <w:color w:val="0099FF"/>
+          <w:spacing w:val="-8"/>
+        </w:rPr>
+        <w:t>REFERENCES</w:t>
+      </w:r>
+      <w:r>
+        <w:rPr>
+          <w:spacing w:val="-8"/>
+        </w:rPr>
+        <w:t xml:space="preserve"> </w:t>
+      </w:r>
+      <w:r>
+        <w:rPr>
+          <w:spacing w:val="-8"/>
+        </w:rPr>
+        <w:t>ra1_2_1_</w:t>
+      </w:r>
+      <w:r>
+        <w:rPr>
+          <w:spacing w:val="-8"/>
+        </w:rPr>
+        <w:t>sales</w:t>
+      </w:r>
+      <w:r>
+        <w:rPr>
+          <w:color w:val="9A57CD"/>
+          <w:spacing w:val="-8"/>
+        </w:rPr>
+        <w:t>(</w:t>
+      </w:r>
+      <w:r>
+        <w:rPr>
+          <w:spacing w:val="-8"/>
+        </w:rPr>
+        <w:t>id</w:t>
+      </w:r>
+      <w:r>
+        <w:rPr>
+          <w:color w:val="9A57CD"/>
+          <w:spacing w:val="-8"/>
+        </w:rPr>
+        <w:t>)</w:t>
+      </w:r>
+      <w:r>
+        <w:rPr>
+          <w:spacing w:val="-8"/>
+        </w:rPr>
+        <w:t>,</w:t>
+      </w:r>
+    </w:p>
+    <w:p>
+      <w:pPr>
+        <w:pStyle w:val="Prrafocdigo"/>
+        <w:ind w:firstLine="142"/>
+        <w:rPr>
+          <w:spacing w:val="-8"/>
+        </w:rPr>
+      </w:pPr>
+      <w:r>
+        <w:rPr>
+          <w:spacing w:val="-8"/>
+        </w:rPr>
+        <w:t xml:space="preserve">  </w:t>
+      </w:r>
+      <w:r>
+        <w:rPr>
+          <w:color w:val="0099FF"/>
+          <w:spacing w:val="-8"/>
+        </w:rPr>
+        <w:t>CONSTRAINT</w:t>
+      </w:r>
+      <w:r>
+        <w:rPr>
+          <w:spacing w:val="-8"/>
+        </w:rPr>
+        <w:t xml:space="preserve"> fk_stock_purchase </w:t>
+      </w:r>
+      <w:r>
+        <w:rPr>
+          <w:color w:val="0099FF"/>
+          <w:spacing w:val="-8"/>
+        </w:rPr>
+        <w:t>FOREIGN KEY</w:t>
+      </w:r>
+      <w:r>
+        <w:rPr>
+          <w:spacing w:val="-8"/>
+        </w:rPr>
+        <w:t xml:space="preserve"> </w:t>
+      </w:r>
+      <w:r>
+        <w:rPr>
+          <w:color w:val="9A57CD"/>
+          <w:spacing w:val="-8"/>
+        </w:rPr>
+        <w:t>(</w:t>
+      </w:r>
+      <w:r>
+        <w:rPr>
+          <w:spacing w:val="-8"/>
+        </w:rPr>
+        <w:t>purchase_id</w:t>
+      </w:r>
+      <w:r>
+        <w:rPr>
+          <w:color w:val="9A57CD"/>
+          <w:spacing w:val="-8"/>
+        </w:rPr>
+        <w:t>)</w:t>
+      </w:r>
+      <w:r>
+        <w:rPr>
+          <w:spacing w:val="-8"/>
+        </w:rPr>
+        <w:t xml:space="preserve"> </w:t>
+      </w:r>
+      <w:r>
+        <w:rPr>
+          <w:color w:val="0099FF"/>
+          <w:spacing w:val="-8"/>
+        </w:rPr>
+        <w:t>REFERENCES</w:t>
+      </w:r>
+      <w:r>
+        <w:rPr>
+          <w:spacing w:val="-8"/>
+        </w:rPr>
+        <w:t xml:space="preserve"> </w:t>
+      </w:r>
+      <w:r>
+        <w:rPr>
+          <w:spacing w:val="-8"/>
+        </w:rPr>
+        <w:t>ra1_2_1_</w:t>
+      </w:r>
+      <w:r>
+        <w:rPr>
+          <w:spacing w:val="-8"/>
+        </w:rPr>
+        <w:t>purchases</w:t>
+      </w:r>
+      <w:r>
+        <w:rPr>
+          <w:color w:val="9A57CD"/>
+          <w:spacing w:val="-8"/>
+        </w:rPr>
+        <w:t>(</w:t>
+      </w:r>
+      <w:r>
+        <w:rPr>
+          <w:spacing w:val="-8"/>
+        </w:rPr>
+        <w:t>id</w:t>
+      </w:r>
+      <w:r>
+        <w:rPr>
+          <w:color w:val="9A57CD"/>
+          <w:spacing w:val="-8"/>
+        </w:rPr>
+        <w:t>)</w:t>
+      </w:r>
+      <w:r>
+        <w:rPr>
+          <w:spacing w:val="-8"/>
+        </w:rPr>
+        <w:t>,</w:t>
+      </w:r>
+    </w:p>
+    <w:p>
+      <w:pPr>
+        <w:pStyle w:val="Prrafocdigo"/>
+        <w:ind w:firstLine="142"/>
+        <w:rPr>
+          <w:spacing w:val="-8"/>
+        </w:rPr>
+      </w:pPr>
+      <w:r>
+        <w:rPr>
+          <w:spacing w:val="-8"/>
+        </w:rPr>
+        <w:t xml:space="preserve">  </w:t>
+      </w:r>
+      <w:r>
+        <w:rPr>
+          <w:color w:val="0099FF"/>
+          <w:spacing w:val="-8"/>
+        </w:rPr>
+        <w:t>CONSTRAINT</w:t>
+      </w:r>
+      <w:r>
+        <w:rPr>
+          <w:spacing w:val="-8"/>
+        </w:rPr>
+        <w:t xml:space="preserve"> </w:t>
+      </w:r>
+      <w:r>
+        <w:rPr>
+          <w:spacing w:val="-8"/>
+        </w:rPr>
+        <w:t xml:space="preserve">fk_stock_transfer </w:t>
+      </w:r>
+      <w:r>
+        <w:rPr>
+          <w:color w:val="0099FF"/>
+          <w:spacing w:val="-8"/>
+        </w:rPr>
+        <w:t>FOREIGN KEY</w:t>
+      </w:r>
+      <w:r>
+        <w:rPr>
+          <w:spacing w:val="-8"/>
+        </w:rPr>
+        <w:t xml:space="preserve"> </w:t>
+      </w:r>
+      <w:r>
+        <w:rPr>
+          <w:color w:val="9A57CD"/>
+          <w:spacing w:val="-8"/>
+        </w:rPr>
+        <w:t>(</w:t>
+      </w:r>
+      <w:r>
+        <w:rPr>
+          <w:spacing w:val="-8"/>
+        </w:rPr>
+        <w:t>transfer_id</w:t>
+      </w:r>
+      <w:r>
+        <w:rPr>
+          <w:color w:val="9A57CD"/>
+          <w:spacing w:val="-8"/>
+        </w:rPr>
+        <w:t>)</w:t>
+      </w:r>
+      <w:r>
+        <w:rPr>
+          <w:spacing w:val="-8"/>
+        </w:rPr>
+        <w:t xml:space="preserve"> </w:t>
+      </w:r>
+      <w:r>
+        <w:rPr>
+          <w:color w:val="0099FF"/>
+          <w:spacing w:val="-8"/>
+        </w:rPr>
+        <w:t>REFERENCES</w:t>
+      </w:r>
+      <w:r>
+        <w:rPr>
+          <w:spacing w:val="-8"/>
+        </w:rPr>
+        <w:t xml:space="preserve"> </w:t>
+      </w:r>
+      <w:r>
+        <w:rPr>
+          <w:spacing w:val="-8"/>
+        </w:rPr>
+        <w:t>ra1_2_1_</w:t>
+      </w:r>
+      <w:r>
+        <w:rPr>
+          <w:spacing w:val="-8"/>
+        </w:rPr>
+        <w:t>transfers</w:t>
+      </w:r>
+      <w:r>
+        <w:rPr>
+          <w:color w:val="9A57CD"/>
+          <w:spacing w:val="-8"/>
+        </w:rPr>
+        <w:t>(</w:t>
+      </w:r>
+      <w:r>
+        <w:rPr>
+          <w:spacing w:val="-8"/>
+        </w:rPr>
+        <w:t>id</w:t>
+      </w:r>
+      <w:r>
+        <w:rPr>
+          <w:color w:val="9A57CD"/>
+          <w:spacing w:val="-8"/>
+        </w:rPr>
+        <w:t>)</w:t>
+      </w:r>
+    </w:p>
+    <w:p>
+      <w:pPr>
+        <w:pStyle w:val="Prrafocdigo"/>
+        <w:ind w:firstLine="142"/>
+      </w:pPr>
+      <w:r>
+        <w:t>);</w:t>
+      </w:r>
+    </w:p>
+    <w:p>
+      <w:pPr>
+        <w:pStyle w:val="Prrafocdigo"/>
+        <w:ind w:firstLine="142"/>
+      </w:pPr>
+    </w:p>
+    <w:p/>
     <w:p>
       <w:pPr>
         <w:rPr>
@@ -7785,9 +11891,7 @@
           </w14:textFill>
         </w:rPr>
       </w:pPr>
-    </w:p>
-    <w:p>
-      <w:pPr>
+      <w:r>
         <w:rPr>
           <w:b/>
           <w:bCs/>
@@ -7802,10 +11906,16 @@
             </w14:solidFill>
           </w14:textFill>
         </w:rPr>
-      </w:pPr>
+        <w:t>EJERCICIO 5:  Una empresa de comercio electrónico está implementando un sistema de análisis de ventas en tiempo real. Como parte de este proyecto, necesitan asegurar la calidad de los datos que alimentarán su sistema. Se te ha proporcionado un archivo CSV llamado 'ventas_con_problemas.csv' que contiene datos de ventas de los últimos 30 días. Este archivo contiene varios problemas de calidad de datos que deben ser identificados y corregidos.Tu tarea es desarrollar un script en Python que realice las siguientes operaciones:</w:t>
+      </w:r>
     </w:p>
     <w:p>
       <w:pPr>
+        <w:pStyle w:val="Prrafodelista"/>
+        <w:numPr>
+          <w:ilvl w:val="0"/>
+          <w:numId w:val="12"/>
+        </w:numPr>
         <w:rPr>
           <w:b/>
           <w:bCs/>
@@ -7821,9 +11931,7 @@
           </w14:textFill>
         </w:rPr>
       </w:pPr>
-    </w:p>
-    <w:p>
-      <w:pPr>
+      <w:r>
         <w:rPr>
           <w:b/>
           <w:bCs/>
@@ -7838,10 +11946,16 @@
             </w14:solidFill>
           </w14:textFill>
         </w:rPr>
-      </w:pPr>
+        <w:t>Carga el archivo CSV y realiza una exploración inicial de los datos.</w:t>
+      </w:r>
     </w:p>
     <w:p>
       <w:pPr>
+        <w:pStyle w:val="Prrafodelista"/>
+        <w:numPr>
+          <w:ilvl w:val="0"/>
+          <w:numId w:val="12"/>
+        </w:numPr>
         <w:rPr>
           <w:b/>
           <w:bCs/>
@@ -7857,9 +11971,7 @@
           </w14:textFill>
         </w:rPr>
       </w:pPr>
-    </w:p>
-    <w:p>
-      <w:pPr>
+      <w:r>
         <w:rPr>
           <w:b/>
           <w:bCs/>
@@ -7874,10 +11986,16 @@
             </w14:solidFill>
           </w14:textFill>
         </w:rPr>
-      </w:pPr>
+        <w:t>Identifica y maneja los siguientes problemas de calidad de datos:</w:t>
+      </w:r>
     </w:p>
     <w:p>
       <w:pPr>
+        <w:pStyle w:val="Prrafodelista"/>
+        <w:numPr>
+          <w:ilvl w:val="1"/>
+          <w:numId w:val="13"/>
+        </w:numPr>
         <w:rPr>
           <w:b/>
           <w:bCs/>
@@ -7893,9 +12011,7 @@
           </w14:textFill>
         </w:rPr>
       </w:pPr>
-    </w:p>
-    <w:p>
-      <w:pPr>
+      <w:r>
         <w:rPr>
           <w:b/>
           <w:bCs/>
@@ -7910,10 +12026,16 @@
             </w14:solidFill>
           </w14:textFill>
         </w:rPr>
-      </w:pPr>
+        <w:t>Valores nulos en campos críticos (fecha, producto, cantidad, precio_unitario, total)</w:t>
+      </w:r>
     </w:p>
     <w:p>
       <w:pPr>
+        <w:pStyle w:val="Prrafodelista"/>
+        <w:numPr>
+          <w:ilvl w:val="1"/>
+          <w:numId w:val="13"/>
+        </w:numPr>
         <w:rPr>
           <w:b/>
           <w:bCs/>
@@ -7929,9 +12051,7 @@
           </w14:textFill>
         </w:rPr>
       </w:pPr>
-    </w:p>
-    <w:p>
-      <w:pPr>
+      <w:r>
         <w:rPr>
           <w:b/>
           <w:bCs/>
@@ -7946,10 +12066,16 @@
             </w14:solidFill>
           </w14:textFill>
         </w:rPr>
-      </w:pPr>
+        <w:t>Fechas inválidas</w:t>
+      </w:r>
     </w:p>
     <w:p>
       <w:pPr>
+        <w:pStyle w:val="Prrafodelista"/>
+        <w:numPr>
+          <w:ilvl w:val="1"/>
+          <w:numId w:val="13"/>
+        </w:numPr>
         <w:rPr>
           <w:b/>
           <w:bCs/>
@@ -7965,9 +12091,7 @@
           </w14:textFill>
         </w:rPr>
       </w:pPr>
-    </w:p>
-    <w:p>
-      <w:pPr>
+      <w:r>
         <w:rPr>
           <w:b/>
           <w:bCs/>
@@ -7982,10 +12106,16 @@
             </w14:solidFill>
           </w14:textFill>
         </w:rPr>
-      </w:pPr>
+        <w:t>Valores negativos en campos numéricos (cantidad, precio_unitario, total)</w:t>
+      </w:r>
     </w:p>
     <w:p>
       <w:pPr>
+        <w:pStyle w:val="Prrafodelista"/>
+        <w:numPr>
+          <w:ilvl w:val="1"/>
+          <w:numId w:val="13"/>
+        </w:numPr>
         <w:rPr>
           <w:b/>
           <w:bCs/>
@@ -8001,9 +12131,7 @@
           </w14:textFill>
         </w:rPr>
       </w:pPr>
-    </w:p>
-    <w:p>
-      <w:pPr>
+      <w:r>
         <w:rPr>
           <w:b/>
           <w:bCs/>
@@ -8018,10 +12146,16 @@
             </w14:solidFill>
           </w14:textFill>
         </w:rPr>
-      </w:pPr>
+        <w:t>Inconsistencias en el cálculo del total (comparando cantidad * precio_unitario con el total registrado)</w:t>
+      </w:r>
     </w:p>
     <w:p>
       <w:pPr>
+        <w:pStyle w:val="Prrafodelista"/>
+        <w:numPr>
+          <w:ilvl w:val="1"/>
+          <w:numId w:val="13"/>
+        </w:numPr>
         <w:rPr>
           <w:b/>
           <w:bCs/>
@@ -8037,9 +12171,7 @@
           </w14:textFill>
         </w:rPr>
       </w:pPr>
-    </w:p>
-    <w:p>
-      <w:pPr>
+      <w:r>
         <w:rPr>
           <w:b/>
           <w:bCs/>
@@ -8054,8 +12186,16 @@
             </w14:solidFill>
           </w14:textFill>
         </w:rPr>
-      </w:pPr>
-      <w:r>
+        <w:t>Valores atípicos (outliers) en campos numéricos</w:t>
+      </w:r>
+    </w:p>
+    <w:p>
+      <w:pPr>
+        <w:pStyle w:val="Prrafodelista"/>
+        <w:numPr>
+          <w:ilvl w:val="1"/>
+          <w:numId w:val="13"/>
+        </w:numPr>
         <w:rPr>
           <w:b/>
           <w:bCs/>
@@ -8070,11 +12210,8 @@
             </w14:solidFill>
           </w14:textFill>
         </w:rPr>
-        <w:br w:type="page"/>
-      </w:r>
-    </w:p>
-    <w:p>
-      <w:pPr>
+      </w:pPr>
+      <w:r>
         <w:rPr>
           <w:b/>
           <w:bCs/>
@@ -8089,523 +12226,6 @@
             </w14:solidFill>
           </w14:textFill>
         </w:rPr>
-      </w:pPr>
-      <w:r>
-        <w:rPr>
-          <w:b/>
-          <w:bCs/>
-          <w:i/>
-          <w:iCs/>
-          <w:color w:val="DB2680"/>
-          <w14:textFill>
-            <w14:solidFill>
-              <w14:srgbClr w14:val="DB2680">
-                <w14:alpha w14:val="30000"/>
-              </w14:srgbClr>
-            </w14:solidFill>
-          </w14:textFill>
-        </w:rPr>
-        <w:lastRenderedPageBreak/>
-        <w:t xml:space="preserve">EJERCICIO 5:  Una empresa de comercio electrónico está implementando un sistema de análisis de ventas en tiempo real. Como parte de este proyecto, necesitan asegurar la calidad de los datos que alimentarán su sistema. Se te ha proporcionado un archivo CSV llamado 'ventas_con_problemas.csv' que contiene datos de ventas de los últimos 30 días. Este archivo contiene varios problemas de calidad de datos que deben ser identificados y </w:t>
-      </w:r>
-      <w:proofErr w:type="spellStart"/>
-      <w:r>
-        <w:rPr>
-          <w:b/>
-          <w:bCs/>
-          <w:i/>
-          <w:iCs/>
-          <w:color w:val="DB2680"/>
-          <w14:textFill>
-            <w14:solidFill>
-              <w14:srgbClr w14:val="DB2680">
-                <w14:alpha w14:val="30000"/>
-              </w14:srgbClr>
-            </w14:solidFill>
-          </w14:textFill>
-        </w:rPr>
-        <w:t>corregidos.Tu</w:t>
-      </w:r>
-      <w:proofErr w:type="spellEnd"/>
-      <w:r>
-        <w:rPr>
-          <w:b/>
-          <w:bCs/>
-          <w:i/>
-          <w:iCs/>
-          <w:color w:val="DB2680"/>
-          <w14:textFill>
-            <w14:solidFill>
-              <w14:srgbClr w14:val="DB2680">
-                <w14:alpha w14:val="30000"/>
-              </w14:srgbClr>
-            </w14:solidFill>
-          </w14:textFill>
-        </w:rPr>
-        <w:t xml:space="preserve"> tarea es desarrollar un script en Python que realice las siguientes operaciones:</w:t>
-      </w:r>
-    </w:p>
-    <w:p>
-      <w:pPr>
-        <w:pStyle w:val="Prrafodelista"/>
-        <w:numPr>
-          <w:ilvl w:val="0"/>
-          <w:numId w:val="12"/>
-        </w:numPr>
-        <w:rPr>
-          <w:b/>
-          <w:bCs/>
-          <w:i/>
-          <w:iCs/>
-          <w:color w:val="DB2680"/>
-          <w14:textFill>
-            <w14:solidFill>
-              <w14:srgbClr w14:val="DB2680">
-                <w14:alpha w14:val="30000"/>
-              </w14:srgbClr>
-            </w14:solidFill>
-          </w14:textFill>
-        </w:rPr>
-      </w:pPr>
-      <w:r>
-        <w:rPr>
-          <w:b/>
-          <w:bCs/>
-          <w:i/>
-          <w:iCs/>
-          <w:color w:val="DB2680"/>
-          <w14:textFill>
-            <w14:solidFill>
-              <w14:srgbClr w14:val="DB2680">
-                <w14:alpha w14:val="30000"/>
-              </w14:srgbClr>
-            </w14:solidFill>
-          </w14:textFill>
-        </w:rPr>
-        <w:t>Carga el archivo CSV y realiza una exploración inicial de los datos.</w:t>
-      </w:r>
-    </w:p>
-    <w:p>
-      <w:pPr>
-        <w:pStyle w:val="Prrafodelista"/>
-        <w:numPr>
-          <w:ilvl w:val="0"/>
-          <w:numId w:val="12"/>
-        </w:numPr>
-        <w:rPr>
-          <w:b/>
-          <w:bCs/>
-          <w:i/>
-          <w:iCs/>
-          <w:color w:val="DB2680"/>
-          <w14:textFill>
-            <w14:solidFill>
-              <w14:srgbClr w14:val="DB2680">
-                <w14:alpha w14:val="30000"/>
-              </w14:srgbClr>
-            </w14:solidFill>
-          </w14:textFill>
-        </w:rPr>
-      </w:pPr>
-      <w:r>
-        <w:rPr>
-          <w:b/>
-          <w:bCs/>
-          <w:i/>
-          <w:iCs/>
-          <w:color w:val="DB2680"/>
-          <w14:textFill>
-            <w14:solidFill>
-              <w14:srgbClr w14:val="DB2680">
-                <w14:alpha w14:val="30000"/>
-              </w14:srgbClr>
-            </w14:solidFill>
-          </w14:textFill>
-        </w:rPr>
-        <w:t>Identifica y maneja los siguientes problemas de calidad de datos:</w:t>
-      </w:r>
-    </w:p>
-    <w:p>
-      <w:pPr>
-        <w:pStyle w:val="Prrafodelista"/>
-        <w:numPr>
-          <w:ilvl w:val="1"/>
-          <w:numId w:val="13"/>
-        </w:numPr>
-        <w:rPr>
-          <w:b/>
-          <w:bCs/>
-          <w:i/>
-          <w:iCs/>
-          <w:color w:val="DB2680"/>
-          <w14:textFill>
-            <w14:solidFill>
-              <w14:srgbClr w14:val="DB2680">
-                <w14:alpha w14:val="30000"/>
-              </w14:srgbClr>
-            </w14:solidFill>
-          </w14:textFill>
-        </w:rPr>
-      </w:pPr>
-      <w:r>
-        <w:rPr>
-          <w:b/>
-          <w:bCs/>
-          <w:i/>
-          <w:iCs/>
-          <w:color w:val="DB2680"/>
-          <w14:textFill>
-            <w14:solidFill>
-              <w14:srgbClr w14:val="DB2680">
-                <w14:alpha w14:val="30000"/>
-              </w14:srgbClr>
-            </w14:solidFill>
-          </w14:textFill>
-        </w:rPr>
-        <w:t xml:space="preserve">Valores nulos en campos críticos (fecha, producto, cantidad, </w:t>
-      </w:r>
-      <w:proofErr w:type="spellStart"/>
-      <w:r>
-        <w:rPr>
-          <w:b/>
-          <w:bCs/>
-          <w:i/>
-          <w:iCs/>
-          <w:color w:val="DB2680"/>
-          <w14:textFill>
-            <w14:solidFill>
-              <w14:srgbClr w14:val="DB2680">
-                <w14:alpha w14:val="30000"/>
-              </w14:srgbClr>
-            </w14:solidFill>
-          </w14:textFill>
-        </w:rPr>
-        <w:t>precio_unitario</w:t>
-      </w:r>
-      <w:proofErr w:type="spellEnd"/>
-      <w:r>
-        <w:rPr>
-          <w:b/>
-          <w:bCs/>
-          <w:i/>
-          <w:iCs/>
-          <w:color w:val="DB2680"/>
-          <w14:textFill>
-            <w14:solidFill>
-              <w14:srgbClr w14:val="DB2680">
-                <w14:alpha w14:val="30000"/>
-              </w14:srgbClr>
-            </w14:solidFill>
-          </w14:textFill>
-        </w:rPr>
-        <w:t>, total)</w:t>
-      </w:r>
-    </w:p>
-    <w:p>
-      <w:pPr>
-        <w:pStyle w:val="Prrafodelista"/>
-        <w:numPr>
-          <w:ilvl w:val="1"/>
-          <w:numId w:val="13"/>
-        </w:numPr>
-        <w:rPr>
-          <w:b/>
-          <w:bCs/>
-          <w:i/>
-          <w:iCs/>
-          <w:color w:val="DB2680"/>
-          <w14:textFill>
-            <w14:solidFill>
-              <w14:srgbClr w14:val="DB2680">
-                <w14:alpha w14:val="30000"/>
-              </w14:srgbClr>
-            </w14:solidFill>
-          </w14:textFill>
-        </w:rPr>
-      </w:pPr>
-      <w:r>
-        <w:rPr>
-          <w:b/>
-          <w:bCs/>
-          <w:i/>
-          <w:iCs/>
-          <w:color w:val="DB2680"/>
-          <w14:textFill>
-            <w14:solidFill>
-              <w14:srgbClr w14:val="DB2680">
-                <w14:alpha w14:val="30000"/>
-              </w14:srgbClr>
-            </w14:solidFill>
-          </w14:textFill>
-        </w:rPr>
-        <w:t>Fechas inválidas</w:t>
-      </w:r>
-    </w:p>
-    <w:p>
-      <w:pPr>
-        <w:pStyle w:val="Prrafodelista"/>
-        <w:numPr>
-          <w:ilvl w:val="1"/>
-          <w:numId w:val="13"/>
-        </w:numPr>
-        <w:rPr>
-          <w:b/>
-          <w:bCs/>
-          <w:i/>
-          <w:iCs/>
-          <w:color w:val="DB2680"/>
-          <w14:textFill>
-            <w14:solidFill>
-              <w14:srgbClr w14:val="DB2680">
-                <w14:alpha w14:val="30000"/>
-              </w14:srgbClr>
-            </w14:solidFill>
-          </w14:textFill>
-        </w:rPr>
-      </w:pPr>
-      <w:r>
-        <w:rPr>
-          <w:b/>
-          <w:bCs/>
-          <w:i/>
-          <w:iCs/>
-          <w:color w:val="DB2680"/>
-          <w14:textFill>
-            <w14:solidFill>
-              <w14:srgbClr w14:val="DB2680">
-                <w14:alpha w14:val="30000"/>
-              </w14:srgbClr>
-            </w14:solidFill>
-          </w14:textFill>
-        </w:rPr>
-        <w:t xml:space="preserve">Valores negativos en campos numéricos (cantidad, </w:t>
-      </w:r>
-      <w:proofErr w:type="spellStart"/>
-      <w:r>
-        <w:rPr>
-          <w:b/>
-          <w:bCs/>
-          <w:i/>
-          <w:iCs/>
-          <w:color w:val="DB2680"/>
-          <w14:textFill>
-            <w14:solidFill>
-              <w14:srgbClr w14:val="DB2680">
-                <w14:alpha w14:val="30000"/>
-              </w14:srgbClr>
-            </w14:solidFill>
-          </w14:textFill>
-        </w:rPr>
-        <w:t>precio_unitario</w:t>
-      </w:r>
-      <w:proofErr w:type="spellEnd"/>
-      <w:r>
-        <w:rPr>
-          <w:b/>
-          <w:bCs/>
-          <w:i/>
-          <w:iCs/>
-          <w:color w:val="DB2680"/>
-          <w14:textFill>
-            <w14:solidFill>
-              <w14:srgbClr w14:val="DB2680">
-                <w14:alpha w14:val="30000"/>
-              </w14:srgbClr>
-            </w14:solidFill>
-          </w14:textFill>
-        </w:rPr>
-        <w:t>, total)</w:t>
-      </w:r>
-    </w:p>
-    <w:p>
-      <w:pPr>
-        <w:pStyle w:val="Prrafodelista"/>
-        <w:numPr>
-          <w:ilvl w:val="1"/>
-          <w:numId w:val="13"/>
-        </w:numPr>
-        <w:rPr>
-          <w:b/>
-          <w:bCs/>
-          <w:i/>
-          <w:iCs/>
-          <w:color w:val="DB2680"/>
-          <w14:textFill>
-            <w14:solidFill>
-              <w14:srgbClr w14:val="DB2680">
-                <w14:alpha w14:val="30000"/>
-              </w14:srgbClr>
-            </w14:solidFill>
-          </w14:textFill>
-        </w:rPr>
-      </w:pPr>
-      <w:r>
-        <w:rPr>
-          <w:b/>
-          <w:bCs/>
-          <w:i/>
-          <w:iCs/>
-          <w:color w:val="DB2680"/>
-          <w14:textFill>
-            <w14:solidFill>
-              <w14:srgbClr w14:val="DB2680">
-                <w14:alpha w14:val="30000"/>
-              </w14:srgbClr>
-            </w14:solidFill>
-          </w14:textFill>
-        </w:rPr>
-        <w:t xml:space="preserve">Inconsistencias en el cálculo del total (comparando cantidad * </w:t>
-      </w:r>
-      <w:proofErr w:type="spellStart"/>
-      <w:r>
-        <w:rPr>
-          <w:b/>
-          <w:bCs/>
-          <w:i/>
-          <w:iCs/>
-          <w:color w:val="DB2680"/>
-          <w14:textFill>
-            <w14:solidFill>
-              <w14:srgbClr w14:val="DB2680">
-                <w14:alpha w14:val="30000"/>
-              </w14:srgbClr>
-            </w14:solidFill>
-          </w14:textFill>
-        </w:rPr>
-        <w:t>precio_unitario</w:t>
-      </w:r>
-      <w:proofErr w:type="spellEnd"/>
-      <w:r>
-        <w:rPr>
-          <w:b/>
-          <w:bCs/>
-          <w:i/>
-          <w:iCs/>
-          <w:color w:val="DB2680"/>
-          <w14:textFill>
-            <w14:solidFill>
-              <w14:srgbClr w14:val="DB2680">
-                <w14:alpha w14:val="30000"/>
-              </w14:srgbClr>
-            </w14:solidFill>
-          </w14:textFill>
-        </w:rPr>
-        <w:t xml:space="preserve"> con el total registrado)</w:t>
-      </w:r>
-    </w:p>
-    <w:p>
-      <w:pPr>
-        <w:pStyle w:val="Prrafodelista"/>
-        <w:numPr>
-          <w:ilvl w:val="1"/>
-          <w:numId w:val="13"/>
-        </w:numPr>
-        <w:rPr>
-          <w:b/>
-          <w:bCs/>
-          <w:i/>
-          <w:iCs/>
-          <w:color w:val="DB2680"/>
-          <w14:textFill>
-            <w14:solidFill>
-              <w14:srgbClr w14:val="DB2680">
-                <w14:alpha w14:val="30000"/>
-              </w14:srgbClr>
-            </w14:solidFill>
-          </w14:textFill>
-        </w:rPr>
-      </w:pPr>
-      <w:r>
-        <w:rPr>
-          <w:b/>
-          <w:bCs/>
-          <w:i/>
-          <w:iCs/>
-          <w:color w:val="DB2680"/>
-          <w14:textFill>
-            <w14:solidFill>
-              <w14:srgbClr w14:val="DB2680">
-                <w14:alpha w14:val="30000"/>
-              </w14:srgbClr>
-            </w14:solidFill>
-          </w14:textFill>
-        </w:rPr>
-        <w:t>Valores atípicos (</w:t>
-      </w:r>
-      <w:proofErr w:type="spellStart"/>
-      <w:r>
-        <w:rPr>
-          <w:b/>
-          <w:bCs/>
-          <w:i/>
-          <w:iCs/>
-          <w:color w:val="DB2680"/>
-          <w14:textFill>
-            <w14:solidFill>
-              <w14:srgbClr w14:val="DB2680">
-                <w14:alpha w14:val="30000"/>
-              </w14:srgbClr>
-            </w14:solidFill>
-          </w14:textFill>
-        </w:rPr>
-        <w:t>outliers</w:t>
-      </w:r>
-      <w:proofErr w:type="spellEnd"/>
-      <w:r>
-        <w:rPr>
-          <w:b/>
-          <w:bCs/>
-          <w:i/>
-          <w:iCs/>
-          <w:color w:val="DB2680"/>
-          <w14:textFill>
-            <w14:solidFill>
-              <w14:srgbClr w14:val="DB2680">
-                <w14:alpha w14:val="30000"/>
-              </w14:srgbClr>
-            </w14:solidFill>
-          </w14:textFill>
-        </w:rPr>
-        <w:t>) en campos numéricos</w:t>
-      </w:r>
-    </w:p>
-    <w:p>
-      <w:pPr>
-        <w:pStyle w:val="Prrafodelista"/>
-        <w:numPr>
-          <w:ilvl w:val="1"/>
-          <w:numId w:val="13"/>
-        </w:numPr>
-        <w:rPr>
-          <w:b/>
-          <w:bCs/>
-          <w:i/>
-          <w:iCs/>
-          <w:color w:val="DB2680"/>
-          <w14:textFill>
-            <w14:solidFill>
-              <w14:srgbClr w14:val="DB2680">
-                <w14:alpha w14:val="30000"/>
-              </w14:srgbClr>
-            </w14:solidFill>
-          </w14:textFill>
-        </w:rPr>
-      </w:pPr>
-      <w:r>
-        <w:rPr>
-          <w:b/>
-          <w:bCs/>
-          <w:i/>
-          <w:iCs/>
-          <w:color w:val="DB2680"/>
-          <w14:textFill>
-            <w14:solidFill>
-              <w14:srgbClr w14:val="DB2680">
-                <w14:alpha w14:val="30000"/>
-              </w14:srgbClr>
-            </w14:solidFill>
-          </w14:textFill>
-        </w:rPr>
         <w:t>Duplicados</w:t>
       </w:r>
     </w:p>
@@ -8623,7 +12243,7 @@
           <w:szCs w:val="18"/>
         </w:rPr>
       </w:pPr>
-      <w:hyperlink r:id="rId15" w:history="1">
+      <w:hyperlink r:id="rId19" w:history="1">
         <w:r>
           <w:rPr>
             <w:rStyle w:val="Hipervnculo2"/>
@@ -8640,6 +12260,7 @@
         <w:rPr>
           <w:noProof/>
         </w:rPr>
+        <w:lastRenderedPageBreak/>
         <w:drawing>
           <wp:inline distT="0" distB="0" distL="0" distR="0" wp14:anchorId="6229162F" wp14:editId="2E0B2625">
             <wp:extent cx="5759450" cy="1842770"/>
@@ -8656,7 +12277,7 @@
                     <pic:cNvPicPr/>
                   </pic:nvPicPr>
                   <pic:blipFill>
-                    <a:blip r:embed="rId16"/>
+                    <a:blip r:embed="rId20"/>
                     <a:stretch>
                       <a:fillRect/>
                     </a:stretch>
@@ -8754,35 +12375,7 @@
         <w:rPr>
           <w:color w:val="92D050"/>
         </w:rPr>
-        <w:t>'</w:t>
-      </w:r>
-      <w:proofErr w:type="spellStart"/>
-      <w:r>
-        <w:rPr>
-          <w:color w:val="92D050"/>
-        </w:rPr>
-        <w:t>Most</w:t>
-      </w:r>
-      <w:proofErr w:type="spellEnd"/>
-      <w:r>
-        <w:rPr>
-          <w:color w:val="92D050"/>
-        </w:rPr>
-        <w:t xml:space="preserve"> </w:t>
-      </w:r>
-      <w:proofErr w:type="spellStart"/>
-      <w:r>
-        <w:rPr>
-          <w:color w:val="92D050"/>
-        </w:rPr>
-        <w:t>Expensive</w:t>
-      </w:r>
-      <w:proofErr w:type="spellEnd"/>
-      <w:r>
-        <w:rPr>
-          <w:color w:val="92D050"/>
-        </w:rPr>
-        <w:t>'</w:t>
+        <w:t>'Most Expensive'</w:t>
       </w:r>
       <w:r>
         <w:rPr>
@@ -8790,27 +12383,9 @@
         </w:rPr>
         <w:t xml:space="preserve"> AS </w:t>
       </w:r>
-      <w:proofErr w:type="spellStart"/>
-      <w:r>
-        <w:t>category</w:t>
-      </w:r>
-      <w:proofErr w:type="spellEnd"/>
-      <w:r>
-        <w:t xml:space="preserve">, id, </w:t>
-      </w:r>
-      <w:proofErr w:type="spellStart"/>
-      <w:r>
-        <w:t>title</w:t>
-      </w:r>
-      <w:proofErr w:type="spellEnd"/>
-      <w:r>
-        <w:t xml:space="preserve">, </w:t>
-      </w:r>
-      <w:proofErr w:type="spellStart"/>
-      <w:r>
-        <w:t>price</w:t>
-      </w:r>
-      <w:proofErr w:type="spellEnd"/>
+      <w:r>
+        <w:t>category, id, title, price</w:t>
+      </w:r>
     </w:p>
     <w:p>
       <w:pPr>
@@ -8841,11 +12416,9 @@
         </w:rPr>
         <w:t xml:space="preserve">WHERE </w:t>
       </w:r>
-      <w:proofErr w:type="spellStart"/>
       <w:r>
         <w:t>price</w:t>
       </w:r>
-      <w:proofErr w:type="spellEnd"/>
       <w:r>
         <w:rPr>
           <w:color w:val="9A57CD"/>
@@ -8894,11 +12467,9 @@
         </w:rPr>
         <w:t>(</w:t>
       </w:r>
-      <w:proofErr w:type="spellStart"/>
       <w:r>
         <w:t>price</w:t>
       </w:r>
-      <w:proofErr w:type="spellEnd"/>
       <w:r>
         <w:rPr>
           <w:color w:val="9A57CD"/>
@@ -8969,21 +12540,7 @@
         <w:rPr>
           <w:color w:val="92D050"/>
         </w:rPr>
-        <w:t>'</w:t>
-      </w:r>
-      <w:proofErr w:type="spellStart"/>
-      <w:r>
-        <w:rPr>
-          <w:color w:val="92D050"/>
-        </w:rPr>
-        <w:t>Cheapest</w:t>
-      </w:r>
-      <w:proofErr w:type="spellEnd"/>
-      <w:r>
-        <w:rPr>
-          <w:color w:val="92D050"/>
-        </w:rPr>
-        <w:t>'</w:t>
+        <w:t>'Cheapest'</w:t>
       </w:r>
       <w:r>
         <w:rPr>
@@ -8991,27 +12548,9 @@
         </w:rPr>
         <w:t xml:space="preserve"> AS </w:t>
       </w:r>
-      <w:proofErr w:type="spellStart"/>
-      <w:r>
-        <w:t>category</w:t>
-      </w:r>
-      <w:proofErr w:type="spellEnd"/>
-      <w:r>
-        <w:t xml:space="preserve">, id, </w:t>
-      </w:r>
-      <w:proofErr w:type="spellStart"/>
-      <w:r>
-        <w:t>title</w:t>
-      </w:r>
-      <w:proofErr w:type="spellEnd"/>
-      <w:r>
-        <w:t xml:space="preserve">, </w:t>
-      </w:r>
-      <w:proofErr w:type="spellStart"/>
-      <w:r>
-        <w:t>price</w:t>
-      </w:r>
-      <w:proofErr w:type="spellEnd"/>
+      <w:r>
+        <w:t>category, id, title, price</w:t>
+      </w:r>
     </w:p>
     <w:p>
       <w:pPr>
@@ -9045,11 +12584,9 @@
         </w:rPr>
         <w:t xml:space="preserve">WHERE </w:t>
       </w:r>
-      <w:proofErr w:type="spellStart"/>
       <w:r>
         <w:t>price</w:t>
       </w:r>
-      <w:proofErr w:type="spellEnd"/>
       <w:r>
         <w:rPr>
           <w:color w:val="9A57CD"/>
@@ -9098,11 +12635,9 @@
         </w:rPr>
         <w:t>(</w:t>
       </w:r>
-      <w:proofErr w:type="spellStart"/>
       <w:r>
         <w:t>price</w:t>
       </w:r>
-      <w:proofErr w:type="spellEnd"/>
       <w:r>
         <w:rPr>
           <w:color w:val="9A57CD"/>
@@ -9189,200 +12724,24 @@
           <w:spacing w:val="-8"/>
           <w:sz w:val="16"/>
         </w:rPr>
-        <w:t xml:space="preserve">-&gt; </w:t>
-      </w:r>
-      <w:proofErr w:type="spellStart"/>
-      <w:r>
+        <w:t>-&gt; Append  (cost=4.5 rows=2) (actual time=0.13..0.16 rows=2 loops=1)</w:t>
+      </w:r>
+    </w:p>
+    <w:p>
+      <w:pPr>
+        <w:pStyle w:val="Prrafocdigo"/>
+        <w:ind w:firstLine="284"/>
         <w:rPr>
           <w:spacing w:val="-8"/>
           <w:sz w:val="16"/>
         </w:rPr>
-        <w:t>Append</w:t>
-      </w:r>
-      <w:proofErr w:type="spellEnd"/>
+      </w:pPr>
       <w:r>
         <w:rPr>
           <w:spacing w:val="-8"/>
           <w:sz w:val="16"/>
         </w:rPr>
-        <w:t xml:space="preserve">  (</w:t>
-      </w:r>
-      <w:proofErr w:type="spellStart"/>
-      <w:r>
-        <w:rPr>
-          <w:spacing w:val="-8"/>
-          <w:sz w:val="16"/>
-        </w:rPr>
-        <w:t>cost</w:t>
-      </w:r>
-      <w:proofErr w:type="spellEnd"/>
-      <w:r>
-        <w:rPr>
-          <w:spacing w:val="-8"/>
-          <w:sz w:val="16"/>
-        </w:rPr>
-        <w:t xml:space="preserve">=4.5 </w:t>
-      </w:r>
-      <w:proofErr w:type="spellStart"/>
-      <w:r>
-        <w:rPr>
-          <w:spacing w:val="-8"/>
-          <w:sz w:val="16"/>
-        </w:rPr>
-        <w:t>rows</w:t>
-      </w:r>
-      <w:proofErr w:type="spellEnd"/>
-      <w:r>
-        <w:rPr>
-          <w:spacing w:val="-8"/>
-          <w:sz w:val="16"/>
-        </w:rPr>
-        <w:t xml:space="preserve">=2) (actual time=0.13..0.16 </w:t>
-      </w:r>
-      <w:proofErr w:type="spellStart"/>
-      <w:r>
-        <w:rPr>
-          <w:spacing w:val="-8"/>
-          <w:sz w:val="16"/>
-        </w:rPr>
-        <w:t>rows</w:t>
-      </w:r>
-      <w:proofErr w:type="spellEnd"/>
-      <w:r>
-        <w:rPr>
-          <w:spacing w:val="-8"/>
-          <w:sz w:val="16"/>
-        </w:rPr>
-        <w:t xml:space="preserve">=2 </w:t>
-      </w:r>
-      <w:proofErr w:type="spellStart"/>
-      <w:r>
-        <w:rPr>
-          <w:spacing w:val="-8"/>
-          <w:sz w:val="16"/>
-        </w:rPr>
-        <w:t>loops</w:t>
-      </w:r>
-      <w:proofErr w:type="spellEnd"/>
-      <w:r>
-        <w:rPr>
-          <w:spacing w:val="-8"/>
-          <w:sz w:val="16"/>
-        </w:rPr>
-        <w:t>=1)</w:t>
-      </w:r>
-    </w:p>
-    <w:p>
-      <w:pPr>
-        <w:pStyle w:val="Prrafocdigo"/>
-        <w:ind w:firstLine="284"/>
-        <w:rPr>
-          <w:spacing w:val="-8"/>
-          <w:sz w:val="16"/>
-        </w:rPr>
-      </w:pPr>
-      <w:r>
-        <w:rPr>
-          <w:spacing w:val="-8"/>
-          <w:sz w:val="16"/>
-        </w:rPr>
-        <w:t xml:space="preserve">  -&gt; </w:t>
-      </w:r>
-      <w:proofErr w:type="spellStart"/>
-      <w:r>
-        <w:rPr>
-          <w:spacing w:val="-8"/>
-          <w:sz w:val="16"/>
-        </w:rPr>
-        <w:t>Stream</w:t>
-      </w:r>
-      <w:proofErr w:type="spellEnd"/>
-      <w:r>
-        <w:rPr>
-          <w:spacing w:val="-8"/>
-          <w:sz w:val="16"/>
-        </w:rPr>
-        <w:t xml:space="preserve"> </w:t>
-      </w:r>
-      <w:proofErr w:type="spellStart"/>
-      <w:r>
-        <w:rPr>
-          <w:spacing w:val="-8"/>
-          <w:sz w:val="16"/>
-        </w:rPr>
-        <w:t>results</w:t>
-      </w:r>
-      <w:proofErr w:type="spellEnd"/>
-      <w:r>
-        <w:rPr>
-          <w:spacing w:val="-8"/>
-          <w:sz w:val="16"/>
-        </w:rPr>
-        <w:t xml:space="preserve">  (</w:t>
-      </w:r>
-      <w:proofErr w:type="spellStart"/>
-      <w:r>
-        <w:rPr>
-          <w:spacing w:val="-8"/>
-          <w:sz w:val="16"/>
-        </w:rPr>
-        <w:t>cost</w:t>
-      </w:r>
-      <w:proofErr w:type="spellEnd"/>
-      <w:r>
-        <w:rPr>
-          <w:spacing w:val="-8"/>
-          <w:sz w:val="16"/>
-        </w:rPr>
-        <w:t xml:space="preserve">=2.25 </w:t>
-      </w:r>
-      <w:proofErr w:type="spellStart"/>
-      <w:r>
-        <w:rPr>
-          <w:spacing w:val="-8"/>
-          <w:sz w:val="16"/>
-        </w:rPr>
-        <w:t>rows</w:t>
-      </w:r>
-      <w:proofErr w:type="spellEnd"/>
-      <w:r>
-        <w:rPr>
-          <w:spacing w:val="-8"/>
-          <w:sz w:val="16"/>
-        </w:rPr>
-        <w:t xml:space="preserve">=1) (actual time=0.128..0.129 </w:t>
-      </w:r>
-      <w:proofErr w:type="spellStart"/>
-      <w:r>
-        <w:rPr>
-          <w:spacing w:val="-8"/>
-          <w:sz w:val="16"/>
-        </w:rPr>
-        <w:t>rows</w:t>
-      </w:r>
-      <w:proofErr w:type="spellEnd"/>
-      <w:r>
-        <w:rPr>
-          <w:spacing w:val="-8"/>
-          <w:sz w:val="16"/>
-        </w:rPr>
-        <w:t xml:space="preserve">=1 </w:t>
-      </w:r>
-      <w:proofErr w:type="spellStart"/>
-      <w:r>
-        <w:rPr>
-          <w:spacing w:val="-8"/>
-          <w:sz w:val="16"/>
-        </w:rPr>
-        <w:t>loops</w:t>
-      </w:r>
-      <w:proofErr w:type="spellEnd"/>
-      <w:r>
-        <w:rPr>
-          <w:spacing w:val="-8"/>
-          <w:sz w:val="16"/>
-        </w:rPr>
-        <w:t>=1)</w:t>
+        <w:t xml:space="preserve">  -&gt; Stream results  (cost=2.25 rows=1) (actual time=0.128..0.129 rows=1 loops=1)</w:t>
       </w:r>
     </w:p>
     <w:p>
@@ -9414,9 +12773,99 @@
           <w:sz w:val="16"/>
           <w:highlight w:val="yellow"/>
         </w:rPr>
-        <w:t xml:space="preserve">-&gt; </w:t>
-      </w:r>
-      <w:proofErr w:type="spellStart"/>
+        <w:t>-&gt; Limit: 1 row(s)  (cost=2.25 rows=1) (actual time=0.105..0.106 rows=1 loops=1)</w:t>
+      </w:r>
+    </w:p>
+    <w:p>
+      <w:pPr>
+        <w:pStyle w:val="Prrafocdigo"/>
+        <w:ind w:firstLine="142"/>
+        <w:rPr>
+          <w:spacing w:val="-8"/>
+          <w:sz w:val="16"/>
+        </w:rPr>
+      </w:pPr>
+      <w:r>
+        <w:rPr>
+          <w:spacing w:val="-8"/>
+          <w:sz w:val="16"/>
+        </w:rPr>
+        <w:t xml:space="preserve">      -&gt; Sort: ra_1_5_books.price DESC, limit input to 1 row(s) per chunk  (cost=2.25 rows=20) (actual </w:t>
+      </w:r>
+    </w:p>
+    <w:p>
+      <w:pPr>
+        <w:pStyle w:val="Prrafocdigo"/>
+        <w:ind w:firstLine="851"/>
+        <w:rPr>
+          <w:spacing w:val="-8"/>
+          <w:sz w:val="16"/>
+        </w:rPr>
+      </w:pPr>
+      <w:r>
+        <w:rPr>
+          <w:spacing w:val="-8"/>
+          <w:sz w:val="16"/>
+        </w:rPr>
+        <w:t>time=0.105..0.105 rows=1 loops=1)</w:t>
+      </w:r>
+    </w:p>
+    <w:p>
+      <w:pPr>
+        <w:pStyle w:val="Prrafocdigo"/>
+        <w:ind w:firstLine="284"/>
+        <w:rPr>
+          <w:spacing w:val="-8"/>
+          <w:sz w:val="16"/>
+        </w:rPr>
+      </w:pPr>
+      <w:r>
+        <w:rPr>
+          <w:spacing w:val="-8"/>
+          <w:sz w:val="16"/>
+        </w:rPr>
+        <w:t xml:space="preserve">        -&gt; Table scan on ra_1_5_books  (cost=2.25 rows=20) (actual time=0.0498..0.0646 rows=20 loops=1)</w:t>
+      </w:r>
+    </w:p>
+    <w:p>
+      <w:pPr>
+        <w:pStyle w:val="Prrafocdigo"/>
+        <w:ind w:firstLine="284"/>
+        <w:rPr>
+          <w:spacing w:val="-8"/>
+          <w:sz w:val="16"/>
+        </w:rPr>
+      </w:pPr>
+      <w:r>
+        <w:rPr>
+          <w:spacing w:val="-8"/>
+          <w:sz w:val="16"/>
+        </w:rPr>
+        <w:t xml:space="preserve">  -&gt; Stream results  (cost=2.25 rows=1) (actual time=0.0294..0.0295 rows=1 loops=1)</w:t>
+      </w:r>
+    </w:p>
+    <w:p>
+      <w:pPr>
+        <w:pStyle w:val="Prrafocdigo"/>
+        <w:ind w:firstLine="284"/>
+        <w:rPr>
+          <w:b/>
+          <w:bCs/>
+          <w:color w:val="0D0D0D" w:themeColor="text1" w:themeTint="F2"/>
+          <w:spacing w:val="-8"/>
+          <w:sz w:val="16"/>
+        </w:rPr>
+      </w:pPr>
+      <w:r>
+        <w:rPr>
+          <w:b/>
+          <w:bCs/>
+          <w:color w:val="0D0D0D" w:themeColor="text1" w:themeTint="F2"/>
+          <w:spacing w:val="-8"/>
+          <w:sz w:val="16"/>
+        </w:rPr>
+        <w:t xml:space="preserve">    -</w:t>
+      </w:r>
       <w:r>
         <w:rPr>
           <w:b/>
@@ -9426,981 +12875,58 @@
           <w:sz w:val="16"/>
           <w:highlight w:val="yellow"/>
         </w:rPr>
-        <w:t>Limit</w:t>
-      </w:r>
-      <w:proofErr w:type="spellEnd"/>
-      <w:r>
-        <w:rPr>
-          <w:b/>
-          <w:bCs/>
-          <w:color w:val="0D0D0D" w:themeColor="text1" w:themeTint="F2"/>
+        <w:t>&gt; Limit: 1 row(s)  (cost=2.25 rows=1) (actual time=0.0281..0.0281 rows=1 loops=1)</w:t>
+      </w:r>
+    </w:p>
+    <w:p>
+      <w:pPr>
+        <w:pStyle w:val="Prrafocdigo"/>
+        <w:ind w:firstLine="284"/>
+        <w:rPr>
           <w:spacing w:val="-8"/>
           <w:sz w:val="16"/>
-          <w:highlight w:val="yellow"/>
-        </w:rPr>
-        <w:t xml:space="preserve">: 1 </w:t>
-      </w:r>
-      <w:proofErr w:type="spellStart"/>
-      <w:r>
-        <w:rPr>
-          <w:b/>
-          <w:bCs/>
-          <w:color w:val="0D0D0D" w:themeColor="text1" w:themeTint="F2"/>
+        </w:rPr>
+      </w:pPr>
+      <w:r>
+        <w:rPr>
           <w:spacing w:val="-8"/>
           <w:sz w:val="16"/>
-          <w:highlight w:val="yellow"/>
-        </w:rPr>
-        <w:t>row</w:t>
-      </w:r>
-      <w:proofErr w:type="spellEnd"/>
-      <w:r>
-        <w:rPr>
-          <w:b/>
-          <w:bCs/>
-          <w:color w:val="0D0D0D" w:themeColor="text1" w:themeTint="F2"/>
+        </w:rPr>
+        <w:t xml:space="preserve">      -&gt; Sort: ra_1_5_books.price, limit input to 1 row(s) per chunk  (cost=2.25 rows=20) (actual </w:t>
+      </w:r>
+    </w:p>
+    <w:p>
+      <w:pPr>
+        <w:pStyle w:val="Prrafocdigo"/>
+        <w:ind w:firstLine="993"/>
+        <w:rPr>
           <w:spacing w:val="-8"/>
           <w:sz w:val="16"/>
-          <w:highlight w:val="yellow"/>
-        </w:rPr>
-        <w:t>(s)  (</w:t>
-      </w:r>
-      <w:proofErr w:type="spellStart"/>
-      <w:r>
-        <w:rPr>
-          <w:b/>
-          <w:bCs/>
-          <w:color w:val="0D0D0D" w:themeColor="text1" w:themeTint="F2"/>
+        </w:rPr>
+      </w:pPr>
+      <w:r>
+        <w:rPr>
           <w:spacing w:val="-8"/>
           <w:sz w:val="16"/>
-          <w:highlight w:val="yellow"/>
-        </w:rPr>
-        <w:t>cost</w:t>
-      </w:r>
-      <w:proofErr w:type="spellEnd"/>
-      <w:r>
-        <w:rPr>
-          <w:b/>
-          <w:bCs/>
-          <w:color w:val="0D0D0D" w:themeColor="text1" w:themeTint="F2"/>
+        </w:rPr>
+        <w:t>time=0.0279..0.0279 rows=1 loops=1)</w:t>
+      </w:r>
+    </w:p>
+    <w:p>
+      <w:pPr>
+        <w:pStyle w:val="Prrafocdigo"/>
+        <w:ind w:firstLine="284"/>
+        <w:rPr>
           <w:spacing w:val="-8"/>
           <w:sz w:val="16"/>
-          <w:highlight w:val="yellow"/>
-        </w:rPr>
-        <w:t xml:space="preserve">=2.25 </w:t>
-      </w:r>
-      <w:proofErr w:type="spellStart"/>
-      <w:r>
-        <w:rPr>
-          <w:b/>
-          <w:bCs/>
-          <w:color w:val="0D0D0D" w:themeColor="text1" w:themeTint="F2"/>
+        </w:rPr>
+      </w:pPr>
+      <w:r>
+        <w:rPr>
           <w:spacing w:val="-8"/>
           <w:sz w:val="16"/>
-          <w:highlight w:val="yellow"/>
-        </w:rPr>
-        <w:t>rows</w:t>
-      </w:r>
-      <w:proofErr w:type="spellEnd"/>
-      <w:r>
-        <w:rPr>
-          <w:b/>
-          <w:bCs/>
-          <w:color w:val="0D0D0D" w:themeColor="text1" w:themeTint="F2"/>
-          <w:spacing w:val="-8"/>
-          <w:sz w:val="16"/>
-          <w:highlight w:val="yellow"/>
-        </w:rPr>
-        <w:t xml:space="preserve">=1) (actual time=0.105..0.106 </w:t>
-      </w:r>
-      <w:proofErr w:type="spellStart"/>
-      <w:r>
-        <w:rPr>
-          <w:b/>
-          <w:bCs/>
-          <w:color w:val="0D0D0D" w:themeColor="text1" w:themeTint="F2"/>
-          <w:spacing w:val="-8"/>
-          <w:sz w:val="16"/>
-          <w:highlight w:val="yellow"/>
-        </w:rPr>
-        <w:t>rows</w:t>
-      </w:r>
-      <w:proofErr w:type="spellEnd"/>
-      <w:r>
-        <w:rPr>
-          <w:b/>
-          <w:bCs/>
-          <w:color w:val="0D0D0D" w:themeColor="text1" w:themeTint="F2"/>
-          <w:spacing w:val="-8"/>
-          <w:sz w:val="16"/>
-          <w:highlight w:val="yellow"/>
-        </w:rPr>
-        <w:t xml:space="preserve">=1 </w:t>
-      </w:r>
-      <w:proofErr w:type="spellStart"/>
-      <w:r>
-        <w:rPr>
-          <w:b/>
-          <w:bCs/>
-          <w:color w:val="0D0D0D" w:themeColor="text1" w:themeTint="F2"/>
-          <w:spacing w:val="-8"/>
-          <w:sz w:val="16"/>
-          <w:highlight w:val="yellow"/>
-        </w:rPr>
-        <w:t>loops</w:t>
-      </w:r>
-      <w:proofErr w:type="spellEnd"/>
-      <w:r>
-        <w:rPr>
-          <w:b/>
-          <w:bCs/>
-          <w:color w:val="0D0D0D" w:themeColor="text1" w:themeTint="F2"/>
-          <w:spacing w:val="-8"/>
-          <w:sz w:val="16"/>
-          <w:highlight w:val="yellow"/>
-        </w:rPr>
-        <w:t>=1)</w:t>
-      </w:r>
-    </w:p>
-    <w:p>
-      <w:pPr>
-        <w:pStyle w:val="Prrafocdigo"/>
-        <w:ind w:firstLine="142"/>
-        <w:rPr>
-          <w:spacing w:val="-8"/>
-          <w:sz w:val="16"/>
-        </w:rPr>
-      </w:pPr>
-      <w:r>
-        <w:rPr>
-          <w:spacing w:val="-8"/>
-          <w:sz w:val="16"/>
-        </w:rPr>
-        <w:lastRenderedPageBreak/>
-        <w:t xml:space="preserve">      -&gt; </w:t>
-      </w:r>
-      <w:proofErr w:type="spellStart"/>
-      <w:r>
-        <w:rPr>
-          <w:spacing w:val="-8"/>
-          <w:sz w:val="16"/>
-        </w:rPr>
-        <w:t>Sort</w:t>
-      </w:r>
-      <w:proofErr w:type="spellEnd"/>
-      <w:r>
-        <w:rPr>
-          <w:spacing w:val="-8"/>
-          <w:sz w:val="16"/>
-        </w:rPr>
-        <w:t xml:space="preserve">: ra_1_5_books.price DESC, </w:t>
-      </w:r>
-      <w:proofErr w:type="spellStart"/>
-      <w:r>
-        <w:rPr>
-          <w:spacing w:val="-8"/>
-          <w:sz w:val="16"/>
-        </w:rPr>
-        <w:t>limit</w:t>
-      </w:r>
-      <w:proofErr w:type="spellEnd"/>
-      <w:r>
-        <w:rPr>
-          <w:spacing w:val="-8"/>
-          <w:sz w:val="16"/>
-        </w:rPr>
-        <w:t xml:space="preserve"> input </w:t>
-      </w:r>
-      <w:proofErr w:type="spellStart"/>
-      <w:r>
-        <w:rPr>
-          <w:spacing w:val="-8"/>
-          <w:sz w:val="16"/>
-        </w:rPr>
-        <w:t>to</w:t>
-      </w:r>
-      <w:proofErr w:type="spellEnd"/>
-      <w:r>
-        <w:rPr>
-          <w:spacing w:val="-8"/>
-          <w:sz w:val="16"/>
-        </w:rPr>
-        <w:t xml:space="preserve"> 1 </w:t>
-      </w:r>
-      <w:proofErr w:type="spellStart"/>
-      <w:r>
-        <w:rPr>
-          <w:spacing w:val="-8"/>
-          <w:sz w:val="16"/>
-        </w:rPr>
-        <w:t>row</w:t>
-      </w:r>
-      <w:proofErr w:type="spellEnd"/>
-      <w:r>
-        <w:rPr>
-          <w:spacing w:val="-8"/>
-          <w:sz w:val="16"/>
-        </w:rPr>
-        <w:t xml:space="preserve">(s) per </w:t>
-      </w:r>
-      <w:proofErr w:type="spellStart"/>
-      <w:r>
-        <w:rPr>
-          <w:spacing w:val="-8"/>
-          <w:sz w:val="16"/>
-        </w:rPr>
-        <w:t>chunk</w:t>
-      </w:r>
-      <w:proofErr w:type="spellEnd"/>
-      <w:r>
-        <w:rPr>
-          <w:spacing w:val="-8"/>
-          <w:sz w:val="16"/>
-        </w:rPr>
-        <w:t xml:space="preserve">  (</w:t>
-      </w:r>
-      <w:proofErr w:type="spellStart"/>
-      <w:r>
-        <w:rPr>
-          <w:spacing w:val="-8"/>
-          <w:sz w:val="16"/>
-        </w:rPr>
-        <w:t>cost</w:t>
-      </w:r>
-      <w:proofErr w:type="spellEnd"/>
-      <w:r>
-        <w:rPr>
-          <w:spacing w:val="-8"/>
-          <w:sz w:val="16"/>
-        </w:rPr>
-        <w:t xml:space="preserve">=2.25 </w:t>
-      </w:r>
-      <w:proofErr w:type="spellStart"/>
-      <w:r>
-        <w:rPr>
-          <w:spacing w:val="-8"/>
-          <w:sz w:val="16"/>
-        </w:rPr>
-        <w:t>rows</w:t>
-      </w:r>
-      <w:proofErr w:type="spellEnd"/>
-      <w:r>
-        <w:rPr>
-          <w:spacing w:val="-8"/>
-          <w:sz w:val="16"/>
-        </w:rPr>
-        <w:t xml:space="preserve">=20) (actual </w:t>
-      </w:r>
-    </w:p>
-    <w:p>
-      <w:pPr>
-        <w:pStyle w:val="Prrafocdigo"/>
-        <w:ind w:firstLine="851"/>
-        <w:rPr>
-          <w:spacing w:val="-8"/>
-          <w:sz w:val="16"/>
-        </w:rPr>
-      </w:pPr>
-      <w:r>
-        <w:rPr>
-          <w:spacing w:val="-8"/>
-          <w:sz w:val="16"/>
-        </w:rPr>
-        <w:t xml:space="preserve">time=0.105..0.105 </w:t>
-      </w:r>
-      <w:proofErr w:type="spellStart"/>
-      <w:r>
-        <w:rPr>
-          <w:spacing w:val="-8"/>
-          <w:sz w:val="16"/>
-        </w:rPr>
-        <w:t>rows</w:t>
-      </w:r>
-      <w:proofErr w:type="spellEnd"/>
-      <w:r>
-        <w:rPr>
-          <w:spacing w:val="-8"/>
-          <w:sz w:val="16"/>
-        </w:rPr>
-        <w:t xml:space="preserve">=1 </w:t>
-      </w:r>
-      <w:proofErr w:type="spellStart"/>
-      <w:r>
-        <w:rPr>
-          <w:spacing w:val="-8"/>
-          <w:sz w:val="16"/>
-        </w:rPr>
-        <w:t>loops</w:t>
-      </w:r>
-      <w:proofErr w:type="spellEnd"/>
-      <w:r>
-        <w:rPr>
-          <w:spacing w:val="-8"/>
-          <w:sz w:val="16"/>
-        </w:rPr>
-        <w:t>=1)</w:t>
-      </w:r>
-    </w:p>
-    <w:p>
-      <w:pPr>
-        <w:pStyle w:val="Prrafocdigo"/>
-        <w:ind w:firstLine="284"/>
-        <w:rPr>
-          <w:spacing w:val="-8"/>
-          <w:sz w:val="16"/>
-        </w:rPr>
-      </w:pPr>
-      <w:r>
-        <w:rPr>
-          <w:spacing w:val="-8"/>
-          <w:sz w:val="16"/>
-        </w:rPr>
-        <w:t xml:space="preserve">        -&gt; Table </w:t>
-      </w:r>
-      <w:proofErr w:type="spellStart"/>
-      <w:r>
-        <w:rPr>
-          <w:spacing w:val="-8"/>
-          <w:sz w:val="16"/>
-        </w:rPr>
-        <w:t>scan</w:t>
-      </w:r>
-      <w:proofErr w:type="spellEnd"/>
-      <w:r>
-        <w:rPr>
-          <w:spacing w:val="-8"/>
-          <w:sz w:val="16"/>
-        </w:rPr>
-        <w:t xml:space="preserve"> on ra_1_5_books  (</w:t>
-      </w:r>
-      <w:proofErr w:type="spellStart"/>
-      <w:r>
-        <w:rPr>
-          <w:spacing w:val="-8"/>
-          <w:sz w:val="16"/>
-        </w:rPr>
-        <w:t>cost</w:t>
-      </w:r>
-      <w:proofErr w:type="spellEnd"/>
-      <w:r>
-        <w:rPr>
-          <w:spacing w:val="-8"/>
-          <w:sz w:val="16"/>
-        </w:rPr>
-        <w:t xml:space="preserve">=2.25 </w:t>
-      </w:r>
-      <w:proofErr w:type="spellStart"/>
-      <w:r>
-        <w:rPr>
-          <w:spacing w:val="-8"/>
-          <w:sz w:val="16"/>
-        </w:rPr>
-        <w:t>rows</w:t>
-      </w:r>
-      <w:proofErr w:type="spellEnd"/>
-      <w:r>
-        <w:rPr>
-          <w:spacing w:val="-8"/>
-          <w:sz w:val="16"/>
-        </w:rPr>
-        <w:t xml:space="preserve">=20) (actual time=0.0498..0.0646 </w:t>
-      </w:r>
-      <w:proofErr w:type="spellStart"/>
-      <w:r>
-        <w:rPr>
-          <w:spacing w:val="-8"/>
-          <w:sz w:val="16"/>
-        </w:rPr>
-        <w:t>rows</w:t>
-      </w:r>
-      <w:proofErr w:type="spellEnd"/>
-      <w:r>
-        <w:rPr>
-          <w:spacing w:val="-8"/>
-          <w:sz w:val="16"/>
-        </w:rPr>
-        <w:t xml:space="preserve">=20 </w:t>
-      </w:r>
-      <w:proofErr w:type="spellStart"/>
-      <w:r>
-        <w:rPr>
-          <w:spacing w:val="-8"/>
-          <w:sz w:val="16"/>
-        </w:rPr>
-        <w:t>loops</w:t>
-      </w:r>
-      <w:proofErr w:type="spellEnd"/>
-      <w:r>
-        <w:rPr>
-          <w:spacing w:val="-8"/>
-          <w:sz w:val="16"/>
-        </w:rPr>
-        <w:t>=1)</w:t>
-      </w:r>
-    </w:p>
-    <w:p>
-      <w:pPr>
-        <w:pStyle w:val="Prrafocdigo"/>
-        <w:ind w:firstLine="284"/>
-        <w:rPr>
-          <w:spacing w:val="-8"/>
-          <w:sz w:val="16"/>
-        </w:rPr>
-      </w:pPr>
-      <w:r>
-        <w:rPr>
-          <w:spacing w:val="-8"/>
-          <w:sz w:val="16"/>
-        </w:rPr>
-        <w:t xml:space="preserve">  -&gt; </w:t>
-      </w:r>
-      <w:proofErr w:type="spellStart"/>
-      <w:r>
-        <w:rPr>
-          <w:spacing w:val="-8"/>
-          <w:sz w:val="16"/>
-        </w:rPr>
-        <w:t>Stream</w:t>
-      </w:r>
-      <w:proofErr w:type="spellEnd"/>
-      <w:r>
-        <w:rPr>
-          <w:spacing w:val="-8"/>
-          <w:sz w:val="16"/>
-        </w:rPr>
-        <w:t xml:space="preserve"> </w:t>
-      </w:r>
-      <w:proofErr w:type="spellStart"/>
-      <w:r>
-        <w:rPr>
-          <w:spacing w:val="-8"/>
-          <w:sz w:val="16"/>
-        </w:rPr>
-        <w:t>results</w:t>
-      </w:r>
-      <w:proofErr w:type="spellEnd"/>
-      <w:r>
-        <w:rPr>
-          <w:spacing w:val="-8"/>
-          <w:sz w:val="16"/>
-        </w:rPr>
-        <w:t xml:space="preserve">  (</w:t>
-      </w:r>
-      <w:proofErr w:type="spellStart"/>
-      <w:r>
-        <w:rPr>
-          <w:spacing w:val="-8"/>
-          <w:sz w:val="16"/>
-        </w:rPr>
-        <w:t>cost</w:t>
-      </w:r>
-      <w:proofErr w:type="spellEnd"/>
-      <w:r>
-        <w:rPr>
-          <w:spacing w:val="-8"/>
-          <w:sz w:val="16"/>
-        </w:rPr>
-        <w:t xml:space="preserve">=2.25 </w:t>
-      </w:r>
-      <w:proofErr w:type="spellStart"/>
-      <w:r>
-        <w:rPr>
-          <w:spacing w:val="-8"/>
-          <w:sz w:val="16"/>
-        </w:rPr>
-        <w:t>rows</w:t>
-      </w:r>
-      <w:proofErr w:type="spellEnd"/>
-      <w:r>
-        <w:rPr>
-          <w:spacing w:val="-8"/>
-          <w:sz w:val="16"/>
-        </w:rPr>
-        <w:t xml:space="preserve">=1) (actual time=0.0294..0.0295 </w:t>
-      </w:r>
-      <w:proofErr w:type="spellStart"/>
-      <w:r>
-        <w:rPr>
-          <w:spacing w:val="-8"/>
-          <w:sz w:val="16"/>
-        </w:rPr>
-        <w:t>rows</w:t>
-      </w:r>
-      <w:proofErr w:type="spellEnd"/>
-      <w:r>
-        <w:rPr>
-          <w:spacing w:val="-8"/>
-          <w:sz w:val="16"/>
-        </w:rPr>
-        <w:t xml:space="preserve">=1 </w:t>
-      </w:r>
-      <w:proofErr w:type="spellStart"/>
-      <w:r>
-        <w:rPr>
-          <w:spacing w:val="-8"/>
-          <w:sz w:val="16"/>
-        </w:rPr>
-        <w:t>loops</w:t>
-      </w:r>
-      <w:proofErr w:type="spellEnd"/>
-      <w:r>
-        <w:rPr>
-          <w:spacing w:val="-8"/>
-          <w:sz w:val="16"/>
-        </w:rPr>
-        <w:t>=1)</w:t>
-      </w:r>
-    </w:p>
-    <w:p>
-      <w:pPr>
-        <w:pStyle w:val="Prrafocdigo"/>
-        <w:ind w:firstLine="284"/>
-        <w:rPr>
-          <w:b/>
-          <w:bCs/>
-          <w:color w:val="0D0D0D" w:themeColor="text1" w:themeTint="F2"/>
-          <w:spacing w:val="-8"/>
-          <w:sz w:val="16"/>
-        </w:rPr>
-      </w:pPr>
-      <w:r>
-        <w:rPr>
-          <w:b/>
-          <w:bCs/>
-          <w:color w:val="0D0D0D" w:themeColor="text1" w:themeTint="F2"/>
-          <w:spacing w:val="-8"/>
-          <w:sz w:val="16"/>
-        </w:rPr>
-        <w:t xml:space="preserve">    -</w:t>
-      </w:r>
-      <w:r>
-        <w:rPr>
-          <w:b/>
-          <w:bCs/>
-          <w:color w:val="0D0D0D" w:themeColor="text1" w:themeTint="F2"/>
-          <w:spacing w:val="-8"/>
-          <w:sz w:val="16"/>
-          <w:highlight w:val="yellow"/>
-        </w:rPr>
-        <w:t xml:space="preserve">&gt; </w:t>
-      </w:r>
-      <w:proofErr w:type="spellStart"/>
-      <w:r>
-        <w:rPr>
-          <w:b/>
-          <w:bCs/>
-          <w:color w:val="0D0D0D" w:themeColor="text1" w:themeTint="F2"/>
-          <w:spacing w:val="-8"/>
-          <w:sz w:val="16"/>
-          <w:highlight w:val="yellow"/>
-        </w:rPr>
-        <w:t>Limit</w:t>
-      </w:r>
-      <w:proofErr w:type="spellEnd"/>
-      <w:r>
-        <w:rPr>
-          <w:b/>
-          <w:bCs/>
-          <w:color w:val="0D0D0D" w:themeColor="text1" w:themeTint="F2"/>
-          <w:spacing w:val="-8"/>
-          <w:sz w:val="16"/>
-          <w:highlight w:val="yellow"/>
-        </w:rPr>
-        <w:t xml:space="preserve">: 1 </w:t>
-      </w:r>
-      <w:proofErr w:type="spellStart"/>
-      <w:r>
-        <w:rPr>
-          <w:b/>
-          <w:bCs/>
-          <w:color w:val="0D0D0D" w:themeColor="text1" w:themeTint="F2"/>
-          <w:spacing w:val="-8"/>
-          <w:sz w:val="16"/>
-          <w:highlight w:val="yellow"/>
-        </w:rPr>
-        <w:t>row</w:t>
-      </w:r>
-      <w:proofErr w:type="spellEnd"/>
-      <w:r>
-        <w:rPr>
-          <w:b/>
-          <w:bCs/>
-          <w:color w:val="0D0D0D" w:themeColor="text1" w:themeTint="F2"/>
-          <w:spacing w:val="-8"/>
-          <w:sz w:val="16"/>
-          <w:highlight w:val="yellow"/>
-        </w:rPr>
-        <w:t>(s)  (</w:t>
-      </w:r>
-      <w:proofErr w:type="spellStart"/>
-      <w:r>
-        <w:rPr>
-          <w:b/>
-          <w:bCs/>
-          <w:color w:val="0D0D0D" w:themeColor="text1" w:themeTint="F2"/>
-          <w:spacing w:val="-8"/>
-          <w:sz w:val="16"/>
-          <w:highlight w:val="yellow"/>
-        </w:rPr>
-        <w:t>cost</w:t>
-      </w:r>
-      <w:proofErr w:type="spellEnd"/>
-      <w:r>
-        <w:rPr>
-          <w:b/>
-          <w:bCs/>
-          <w:color w:val="0D0D0D" w:themeColor="text1" w:themeTint="F2"/>
-          <w:spacing w:val="-8"/>
-          <w:sz w:val="16"/>
-          <w:highlight w:val="yellow"/>
-        </w:rPr>
-        <w:t xml:space="preserve">=2.25 </w:t>
-      </w:r>
-      <w:proofErr w:type="spellStart"/>
-      <w:r>
-        <w:rPr>
-          <w:b/>
-          <w:bCs/>
-          <w:color w:val="0D0D0D" w:themeColor="text1" w:themeTint="F2"/>
-          <w:spacing w:val="-8"/>
-          <w:sz w:val="16"/>
-          <w:highlight w:val="yellow"/>
-        </w:rPr>
-        <w:t>rows</w:t>
-      </w:r>
-      <w:proofErr w:type="spellEnd"/>
-      <w:r>
-        <w:rPr>
-          <w:b/>
-          <w:bCs/>
-          <w:color w:val="0D0D0D" w:themeColor="text1" w:themeTint="F2"/>
-          <w:spacing w:val="-8"/>
-          <w:sz w:val="16"/>
-          <w:highlight w:val="yellow"/>
-        </w:rPr>
-        <w:t xml:space="preserve">=1) (actual time=0.0281..0.0281 </w:t>
-      </w:r>
-      <w:proofErr w:type="spellStart"/>
-      <w:r>
-        <w:rPr>
-          <w:b/>
-          <w:bCs/>
-          <w:color w:val="0D0D0D" w:themeColor="text1" w:themeTint="F2"/>
-          <w:spacing w:val="-8"/>
-          <w:sz w:val="16"/>
-          <w:highlight w:val="yellow"/>
-        </w:rPr>
-        <w:t>rows</w:t>
-      </w:r>
-      <w:proofErr w:type="spellEnd"/>
-      <w:r>
-        <w:rPr>
-          <w:b/>
-          <w:bCs/>
-          <w:color w:val="0D0D0D" w:themeColor="text1" w:themeTint="F2"/>
-          <w:spacing w:val="-8"/>
-          <w:sz w:val="16"/>
-          <w:highlight w:val="yellow"/>
-        </w:rPr>
-        <w:t xml:space="preserve">=1 </w:t>
-      </w:r>
-      <w:proofErr w:type="spellStart"/>
-      <w:r>
-        <w:rPr>
-          <w:b/>
-          <w:bCs/>
-          <w:color w:val="0D0D0D" w:themeColor="text1" w:themeTint="F2"/>
-          <w:spacing w:val="-8"/>
-          <w:sz w:val="16"/>
-          <w:highlight w:val="yellow"/>
-        </w:rPr>
-        <w:t>loops</w:t>
-      </w:r>
-      <w:proofErr w:type="spellEnd"/>
-      <w:r>
-        <w:rPr>
-          <w:b/>
-          <w:bCs/>
-          <w:color w:val="0D0D0D" w:themeColor="text1" w:themeTint="F2"/>
-          <w:spacing w:val="-8"/>
-          <w:sz w:val="16"/>
-          <w:highlight w:val="yellow"/>
-        </w:rPr>
-        <w:t>=1)</w:t>
-      </w:r>
-    </w:p>
-    <w:p>
-      <w:pPr>
-        <w:pStyle w:val="Prrafocdigo"/>
-        <w:ind w:firstLine="284"/>
-        <w:rPr>
-          <w:spacing w:val="-8"/>
-          <w:sz w:val="16"/>
-        </w:rPr>
-      </w:pPr>
-      <w:r>
-        <w:rPr>
-          <w:spacing w:val="-8"/>
-          <w:sz w:val="16"/>
-        </w:rPr>
-        <w:t xml:space="preserve">      -&gt; </w:t>
-      </w:r>
-      <w:proofErr w:type="spellStart"/>
-      <w:r>
-        <w:rPr>
-          <w:spacing w:val="-8"/>
-          <w:sz w:val="16"/>
-        </w:rPr>
-        <w:t>Sort</w:t>
-      </w:r>
-      <w:proofErr w:type="spellEnd"/>
-      <w:r>
-        <w:rPr>
-          <w:spacing w:val="-8"/>
-          <w:sz w:val="16"/>
-        </w:rPr>
-        <w:t xml:space="preserve">: ra_1_5_books.price, </w:t>
-      </w:r>
-      <w:proofErr w:type="spellStart"/>
-      <w:r>
-        <w:rPr>
-          <w:spacing w:val="-8"/>
-          <w:sz w:val="16"/>
-        </w:rPr>
-        <w:t>limit</w:t>
-      </w:r>
-      <w:proofErr w:type="spellEnd"/>
-      <w:r>
-        <w:rPr>
-          <w:spacing w:val="-8"/>
-          <w:sz w:val="16"/>
-        </w:rPr>
-        <w:t xml:space="preserve"> input </w:t>
-      </w:r>
-      <w:proofErr w:type="spellStart"/>
-      <w:r>
-        <w:rPr>
-          <w:spacing w:val="-8"/>
-          <w:sz w:val="16"/>
-        </w:rPr>
-        <w:t>to</w:t>
-      </w:r>
-      <w:proofErr w:type="spellEnd"/>
-      <w:r>
-        <w:rPr>
-          <w:spacing w:val="-8"/>
-          <w:sz w:val="16"/>
-        </w:rPr>
-        <w:t xml:space="preserve"> 1 </w:t>
-      </w:r>
-      <w:proofErr w:type="spellStart"/>
-      <w:r>
-        <w:rPr>
-          <w:spacing w:val="-8"/>
-          <w:sz w:val="16"/>
-        </w:rPr>
-        <w:t>row</w:t>
-      </w:r>
-      <w:proofErr w:type="spellEnd"/>
-      <w:r>
-        <w:rPr>
-          <w:spacing w:val="-8"/>
-          <w:sz w:val="16"/>
-        </w:rPr>
-        <w:t xml:space="preserve">(s) per </w:t>
-      </w:r>
-      <w:proofErr w:type="spellStart"/>
-      <w:r>
-        <w:rPr>
-          <w:spacing w:val="-8"/>
-          <w:sz w:val="16"/>
-        </w:rPr>
-        <w:t>chunk</w:t>
-      </w:r>
-      <w:proofErr w:type="spellEnd"/>
-      <w:r>
-        <w:rPr>
-          <w:spacing w:val="-8"/>
-          <w:sz w:val="16"/>
-        </w:rPr>
-        <w:t xml:space="preserve">  (</w:t>
-      </w:r>
-      <w:proofErr w:type="spellStart"/>
-      <w:r>
-        <w:rPr>
-          <w:spacing w:val="-8"/>
-          <w:sz w:val="16"/>
-        </w:rPr>
-        <w:t>cost</w:t>
-      </w:r>
-      <w:proofErr w:type="spellEnd"/>
-      <w:r>
-        <w:rPr>
-          <w:spacing w:val="-8"/>
-          <w:sz w:val="16"/>
-        </w:rPr>
-        <w:t xml:space="preserve">=2.25 </w:t>
-      </w:r>
-      <w:proofErr w:type="spellStart"/>
-      <w:r>
-        <w:rPr>
-          <w:spacing w:val="-8"/>
-          <w:sz w:val="16"/>
-        </w:rPr>
-        <w:t>rows</w:t>
-      </w:r>
-      <w:proofErr w:type="spellEnd"/>
-      <w:r>
-        <w:rPr>
-          <w:spacing w:val="-8"/>
-          <w:sz w:val="16"/>
-        </w:rPr>
-        <w:t xml:space="preserve">=20) (actual </w:t>
-      </w:r>
-    </w:p>
-    <w:p>
-      <w:pPr>
-        <w:pStyle w:val="Prrafocdigo"/>
-        <w:ind w:firstLine="993"/>
-        <w:rPr>
-          <w:spacing w:val="-8"/>
-          <w:sz w:val="16"/>
-        </w:rPr>
-      </w:pPr>
-      <w:r>
-        <w:rPr>
-          <w:spacing w:val="-8"/>
-          <w:sz w:val="16"/>
-        </w:rPr>
-        <w:t xml:space="preserve">time=0.0279..0.0279 </w:t>
-      </w:r>
-      <w:proofErr w:type="spellStart"/>
-      <w:r>
-        <w:rPr>
-          <w:spacing w:val="-8"/>
-          <w:sz w:val="16"/>
-        </w:rPr>
-        <w:t>rows</w:t>
-      </w:r>
-      <w:proofErr w:type="spellEnd"/>
-      <w:r>
-        <w:rPr>
-          <w:spacing w:val="-8"/>
-          <w:sz w:val="16"/>
-        </w:rPr>
-        <w:t xml:space="preserve">=1 </w:t>
-      </w:r>
-      <w:proofErr w:type="spellStart"/>
-      <w:r>
-        <w:rPr>
-          <w:spacing w:val="-8"/>
-          <w:sz w:val="16"/>
-        </w:rPr>
-        <w:t>loops</w:t>
-      </w:r>
-      <w:proofErr w:type="spellEnd"/>
-      <w:r>
-        <w:rPr>
-          <w:spacing w:val="-8"/>
-          <w:sz w:val="16"/>
-        </w:rPr>
-        <w:t>=1)</w:t>
-      </w:r>
-    </w:p>
-    <w:p>
-      <w:pPr>
-        <w:pStyle w:val="Prrafocdigo"/>
-        <w:ind w:firstLine="284"/>
-        <w:rPr>
-          <w:spacing w:val="-8"/>
-          <w:sz w:val="16"/>
-        </w:rPr>
-      </w:pPr>
-      <w:r>
-        <w:rPr>
-          <w:spacing w:val="-8"/>
-          <w:sz w:val="16"/>
-        </w:rPr>
-        <w:t xml:space="preserve">        -&gt; Table </w:t>
-      </w:r>
-      <w:proofErr w:type="spellStart"/>
-      <w:r>
-        <w:rPr>
-          <w:spacing w:val="-8"/>
-          <w:sz w:val="16"/>
-        </w:rPr>
-        <w:t>scan</w:t>
-      </w:r>
-      <w:proofErr w:type="spellEnd"/>
-      <w:r>
-        <w:rPr>
-          <w:spacing w:val="-8"/>
-          <w:sz w:val="16"/>
-        </w:rPr>
-        <w:t xml:space="preserve"> on ra_1_5_books  (</w:t>
-      </w:r>
-      <w:proofErr w:type="spellStart"/>
-      <w:r>
-        <w:rPr>
-          <w:spacing w:val="-8"/>
-          <w:sz w:val="16"/>
-        </w:rPr>
-        <w:t>cost</w:t>
-      </w:r>
-      <w:proofErr w:type="spellEnd"/>
-      <w:r>
-        <w:rPr>
-          <w:spacing w:val="-8"/>
-          <w:sz w:val="16"/>
-        </w:rPr>
-        <w:t xml:space="preserve">=2.25 </w:t>
-      </w:r>
-      <w:proofErr w:type="spellStart"/>
-      <w:r>
-        <w:rPr>
-          <w:spacing w:val="-8"/>
-          <w:sz w:val="16"/>
-        </w:rPr>
-        <w:t>rows</w:t>
-      </w:r>
-      <w:proofErr w:type="spellEnd"/>
-      <w:r>
-        <w:rPr>
-          <w:spacing w:val="-8"/>
-          <w:sz w:val="16"/>
-        </w:rPr>
-        <w:t xml:space="preserve">=20) (actual time=0.0116..0.0187 </w:t>
-      </w:r>
-      <w:proofErr w:type="spellStart"/>
-      <w:r>
-        <w:rPr>
-          <w:spacing w:val="-8"/>
-          <w:sz w:val="16"/>
-        </w:rPr>
-        <w:t>rows</w:t>
-      </w:r>
-      <w:proofErr w:type="spellEnd"/>
-      <w:r>
-        <w:rPr>
-          <w:spacing w:val="-8"/>
-          <w:sz w:val="16"/>
-        </w:rPr>
-        <w:t xml:space="preserve">=20 </w:t>
-      </w:r>
-      <w:proofErr w:type="spellStart"/>
-      <w:r>
-        <w:rPr>
-          <w:spacing w:val="-8"/>
-          <w:sz w:val="16"/>
-        </w:rPr>
-        <w:t>loops</w:t>
-      </w:r>
-      <w:proofErr w:type="spellEnd"/>
-      <w:r>
-        <w:rPr>
-          <w:spacing w:val="-8"/>
-          <w:sz w:val="16"/>
-        </w:rPr>
-        <w:t>=1)</w:t>
+        </w:rPr>
+        <w:t xml:space="preserve">        -&gt; Table scan on ra_1_5_books  (cost=2.25 rows=20) (actual time=0.0116..0.0187 rows=20 loops=1)</w:t>
       </w:r>
     </w:p>
     <w:p>
@@ -10480,15 +13006,7 @@
           </w:tcPr>
           <w:p>
             <w:r>
-              <w:t xml:space="preserve">Table </w:t>
-            </w:r>
-            <w:proofErr w:type="spellStart"/>
-            <w:r>
-              <w:t>scan</w:t>
-            </w:r>
-            <w:proofErr w:type="spellEnd"/>
-            <w:r>
-              <w:t xml:space="preserve"> on b                     </w:t>
+              <w:t xml:space="preserve">Table scan on b                     </w:t>
             </w:r>
           </w:p>
         </w:tc>
@@ -10525,37 +13043,8 @@
             <w:shd w:val="clear" w:color="auto" w:fill="D9D9D9" w:themeFill="background1" w:themeFillShade="D9"/>
           </w:tcPr>
           <w:p>
-            <w:proofErr w:type="spellStart"/>
             <w:r>
-              <w:t>Rows</w:t>
-            </w:r>
-            <w:proofErr w:type="spellEnd"/>
-            <w:r>
-              <w:t xml:space="preserve"> </w:t>
-            </w:r>
-            <w:proofErr w:type="spellStart"/>
-            <w:r>
-              <w:t>fetched</w:t>
-            </w:r>
-            <w:proofErr w:type="spellEnd"/>
-            <w:r>
-              <w:t xml:space="preserve"> </w:t>
-            </w:r>
-            <w:proofErr w:type="spellStart"/>
-            <w:r>
-              <w:t>before</w:t>
-            </w:r>
-            <w:proofErr w:type="spellEnd"/>
-            <w:r>
-              <w:t xml:space="preserve"> </w:t>
-            </w:r>
-            <w:proofErr w:type="spellStart"/>
-            <w:r>
-              <w:t>execution</w:t>
-            </w:r>
-            <w:proofErr w:type="spellEnd"/>
-            <w:r>
-              <w:t xml:space="preserve">       </w:t>
+              <w:t xml:space="preserve">Rows fetched before execution       </w:t>
             </w:r>
           </w:p>
         </w:tc>
@@ -10591,27 +13080,9 @@
             <w:shd w:val="clear" w:color="auto" w:fill="D9D9D9" w:themeFill="background1" w:themeFillShade="D9"/>
           </w:tcPr>
           <w:p>
-            <w:proofErr w:type="spellStart"/>
             <w:r>
-              <w:t>Union</w:t>
+              <w:t>Union all materialize</w:t>
             </w:r>
-            <w:proofErr w:type="spellEnd"/>
-            <w:r>
-              <w:t xml:space="preserve"> </w:t>
-            </w:r>
-            <w:proofErr w:type="spellStart"/>
-            <w:r>
-              <w:t>all</w:t>
-            </w:r>
-            <w:proofErr w:type="spellEnd"/>
-            <w:r>
-              <w:t xml:space="preserve"> </w:t>
-            </w:r>
-            <w:proofErr w:type="spellStart"/>
-            <w:r>
-              <w:t>materialize</w:t>
-            </w:r>
-            <w:proofErr w:type="spellEnd"/>
           </w:p>
         </w:tc>
         <w:tc>
@@ -10676,23 +13147,7 @@
           </w:tcPr>
           <w:p>
             <w:r>
-              <w:t xml:space="preserve">Table </w:t>
-            </w:r>
-            <w:proofErr w:type="spellStart"/>
-            <w:r>
-              <w:t>scan</w:t>
-            </w:r>
-            <w:proofErr w:type="spellEnd"/>
-            <w:r>
-              <w:t xml:space="preserve"> on </w:t>
-            </w:r>
-            <w:proofErr w:type="spellStart"/>
-            <w:r>
-              <w:t>result</w:t>
-            </w:r>
-            <w:proofErr w:type="spellEnd"/>
-            <w:r>
-              <w:t xml:space="preserve">                </w:t>
+              <w:t xml:space="preserve">Table scan on result                </w:t>
             </w:r>
           </w:p>
         </w:tc>
@@ -10728,13 +13183,8 @@
             <w:shd w:val="clear" w:color="auto" w:fill="D9D9D9" w:themeFill="background1" w:themeFillShade="D9"/>
           </w:tcPr>
           <w:p>
-            <w:proofErr w:type="spellStart"/>
             <w:r>
-              <w:t>Sort</w:t>
-            </w:r>
-            <w:proofErr w:type="spellEnd"/>
-            <w:r>
-              <w:t xml:space="preserve"> </w:t>
+              <w:t xml:space="preserve">Sort </w:t>
             </w:r>
           </w:p>
         </w:tc>
@@ -10752,15 +13202,7 @@
               <w:cnfStyle w:val="000000000000" w:firstRow="0" w:lastRow="0" w:firstColumn="0" w:lastColumn="0" w:oddVBand="0" w:evenVBand="0" w:oddHBand="0" w:evenHBand="0" w:firstRowFirstColumn="0" w:firstRowLastColumn="0" w:lastRowFirstColumn="0" w:lastRowLastColumn="0"/>
             </w:pPr>
             <w:r>
-              <w:t xml:space="preserve">Ordena el resultado por </w:t>
-            </w:r>
-            <w:proofErr w:type="spellStart"/>
-            <w:r>
-              <w:t>sort_order</w:t>
-            </w:r>
-            <w:proofErr w:type="spellEnd"/>
-            <w:r>
-              <w:t xml:space="preserve"> y después por precio descendente</w:t>
+              <w:t>Ordena el resultado por sort_order y después por precio descendente</w:t>
             </w:r>
           </w:p>
         </w:tc>
@@ -10768,8 +13210,8 @@
     </w:tbl>
     <w:p/>
     <w:sectPr>
-      <w:headerReference w:type="default" r:id="rId17"/>
-      <w:footerReference w:type="default" r:id="rId18"/>
+      <w:headerReference w:type="default" r:id="rId21"/>
+      <w:footerReference w:type="default" r:id="rId22"/>
       <w:pgSz w:w="11906" w:h="16838" w:code="9"/>
       <w:pgMar w:top="1134" w:right="1276" w:bottom="1134" w:left="1560" w:header="851" w:footer="0" w:gutter="0"/>
       <w:cols w:space="720"/>
@@ -15273,7 +17715,7 @@
   <w:style w:type="paragraph" w:default="1" w:styleId="Normal">
     <w:name w:val="Normal"/>
     <w:qFormat/>
-    <w:rsid w:val="00C650A4"/>
+    <w:rsid w:val="001264B1"/>
     <w:pPr>
       <w:spacing w:after="0" w:line="0" w:lineRule="atLeast"/>
       <w:contextualSpacing/>

--- a/handover/doing/RA1/DCC-IABD_M04_ACT_OBL_02-DOING.docx
+++ b/handover/doing/RA1/DCC-IABD_M04_ACT_OBL_02-DOING.docx
@@ -276,7 +276,7 @@
           <w:noProof/>
         </w:rPr>
         <w:drawing>
-          <wp:anchor distT="0" distB="0" distL="114300" distR="114300" simplePos="0" relativeHeight="251653120" behindDoc="1" locked="0" layoutInCell="1" allowOverlap="1" wp14:anchorId="66831038" wp14:editId="4DF29DE1">
+          <wp:anchor distT="0" distB="0" distL="114300" distR="114300" simplePos="0" relativeHeight="251653120" behindDoc="1" locked="0" layoutInCell="1" allowOverlap="1" wp14:anchorId="66831038" wp14:editId="2D7A3982">
             <wp:simplePos x="0" y="0"/>
             <wp:positionH relativeFrom="column">
               <wp:posOffset>-1076325</wp:posOffset>
@@ -1517,25 +1517,7 @@
         <w:rPr>
           <w:rStyle w:val="Hipervnculo2"/>
         </w:rPr>
-        <w:t>Ver fig</w:t>
-      </w:r>
-      <w:r>
-        <w:rPr>
-          <w:rStyle w:val="Hipervnculo2"/>
-        </w:rPr>
-        <w:t>u</w:t>
-      </w:r>
-      <w:r>
-        <w:rPr>
-          <w:rStyle w:val="Hipervnculo2"/>
-        </w:rPr>
-        <w:t>r</w:t>
-      </w:r>
-      <w:r>
-        <w:rPr>
-          <w:rStyle w:val="Hipervnculo2"/>
-        </w:rPr>
-        <w:t xml:space="preserve">a </w:t>
+        <w:t xml:space="preserve">Ver figura </w:t>
       </w:r>
       <w:r>
         <w:rPr>
@@ -4792,7 +4774,15 @@
         </w:numPr>
       </w:pPr>
       <w:r>
-        <w:t>El cliente interactúa con la plataforma generando órdenes de VENTA. Cada venta representa un flujo salida que impacta directamente en el inventario a través de una relación de detalle (1:N con STOCK), permitiendo auditar qué unidades físicas exactas de qué productos salieron del sistema para atender un pedido.</w:t>
+        <w:t>El cliente interactúa con la plataforma generando órdenes de VENTA. Cada venta representa un flujo salida que impacta directamente en el inventario a través de una relación de detalle (</w:t>
+      </w:r>
+      <w:proofErr w:type="gramStart"/>
+      <w:r>
+        <w:t>1:N</w:t>
+      </w:r>
+      <w:proofErr w:type="gramEnd"/>
+      <w:r>
+        <w:t xml:space="preserve"> con STOCK), permitiendo auditar qué unidades físicas exactas de qué productos salieron del sistema para atender un pedido.</w:t>
       </w:r>
     </w:p>
     <w:p>
@@ -5322,10 +5312,18 @@
         <w:t xml:space="preserve">Se han aplicado los siguientes convenios </w:t>
       </w:r>
       <w:r>
-        <w:t xml:space="preserve">para la </w:t>
-      </w:r>
-      <w:r>
-        <w:t xml:space="preserve"> ingeniería:</w:t>
+        <w:t xml:space="preserve">para </w:t>
+      </w:r>
+      <w:proofErr w:type="gramStart"/>
+      <w:r>
+        <w:t xml:space="preserve">la </w:t>
+      </w:r>
+      <w:r>
+        <w:t xml:space="preserve"> ingeniería</w:t>
+      </w:r>
+      <w:proofErr w:type="gramEnd"/>
+      <w:r>
+        <w:t>:</w:t>
       </w:r>
     </w:p>
     <w:p/>
@@ -5655,7 +5653,15 @@
       </w:r>
       <w:proofErr w:type="spellEnd"/>
       <w:r>
-        <w:t xml:space="preserve"> (VARCHAR(64), NOT NULL)</w:t>
+        <w:t xml:space="preserve"> (</w:t>
+      </w:r>
+      <w:proofErr w:type="gramStart"/>
+      <w:r>
+        <w:t>VARCHAR(</w:t>
+      </w:r>
+      <w:proofErr w:type="gramEnd"/>
+      <w:r>
+        <w:t>64), NOT NULL)</w:t>
       </w:r>
     </w:p>
     <w:p>
@@ -5673,7 +5679,15 @@
         <w:t>slug</w:t>
       </w:r>
       <w:r>
-        <w:t xml:space="preserve"> (VARCHAR(32), UNIQUE, NOT NULL)</w:t>
+        <w:t xml:space="preserve"> (</w:t>
+      </w:r>
+      <w:proofErr w:type="gramStart"/>
+      <w:r>
+        <w:t>VARCHAR(</w:t>
+      </w:r>
+      <w:proofErr w:type="gramEnd"/>
+      <w:r>
+        <w:t>32), UNIQUE, NOT NULL)</w:t>
       </w:r>
     </w:p>
     <w:p>
@@ -5759,7 +5773,15 @@
       </w:r>
       <w:proofErr w:type="spellEnd"/>
       <w:r>
-        <w:t xml:space="preserve"> (VARCHAR(32), UNIQUE, NOT NULL)</w:t>
+        <w:t xml:space="preserve"> (</w:t>
+      </w:r>
+      <w:proofErr w:type="gramStart"/>
+      <w:r>
+        <w:t>VARCHAR(</w:t>
+      </w:r>
+      <w:proofErr w:type="gramEnd"/>
+      <w:r>
+        <w:t>32), UNIQUE, NOT NULL)</w:t>
       </w:r>
     </w:p>
     <w:p>
@@ -5775,7 +5797,15 @@
       </w:r>
       <w:proofErr w:type="spellEnd"/>
       <w:r>
-        <w:t xml:space="preserve"> (VARCHAR(128), NOT NULL)</w:t>
+        <w:t xml:space="preserve"> (</w:t>
+      </w:r>
+      <w:proofErr w:type="gramStart"/>
+      <w:r>
+        <w:t>VARCHAR(</w:t>
+      </w:r>
+      <w:proofErr w:type="gramEnd"/>
+      <w:r>
+        <w:t>128), NOT NULL)</w:t>
       </w:r>
     </w:p>
     <w:p>
@@ -5807,7 +5837,15 @@
       </w:r>
       <w:proofErr w:type="spellEnd"/>
       <w:r>
-        <w:t xml:space="preserve"> (DECIMAL(10,2), NOT NULL)</w:t>
+        <w:t xml:space="preserve"> (</w:t>
+      </w:r>
+      <w:proofErr w:type="gramStart"/>
+      <w:r>
+        <w:t>DECIMAL(</w:t>
+      </w:r>
+      <w:proofErr w:type="gramEnd"/>
+      <w:r>
+        <w:t>10,2), NOT NULL)</w:t>
       </w:r>
     </w:p>
     <w:p/>
@@ -6060,7 +6098,15 @@
       </w:r>
       <w:proofErr w:type="spellEnd"/>
       <w:r>
-        <w:t xml:space="preserve"> (VARCHAR(128), NOT NULL)</w:t>
+        <w:t xml:space="preserve"> (</w:t>
+      </w:r>
+      <w:proofErr w:type="gramStart"/>
+      <w:r>
+        <w:t>VARCHAR(</w:t>
+      </w:r>
+      <w:proofErr w:type="gramEnd"/>
+      <w:r>
+        <w:t>128), NOT NULL)</w:t>
       </w:r>
     </w:p>
     <w:p>
@@ -6076,7 +6122,15 @@
       </w:r>
       <w:proofErr w:type="spellEnd"/>
       <w:r>
-        <w:t xml:space="preserve"> (VARCHAR(32), UNIQUE, NOT NULL)</w:t>
+        <w:t xml:space="preserve"> (</w:t>
+      </w:r>
+      <w:proofErr w:type="gramStart"/>
+      <w:r>
+        <w:t>VARCHAR(</w:t>
+      </w:r>
+      <w:proofErr w:type="gramEnd"/>
+      <w:r>
+        <w:t>32), UNIQUE, NOT NULL)</w:t>
       </w:r>
     </w:p>
     <w:p>
@@ -6092,7 +6146,15 @@
       </w:r>
       <w:proofErr w:type="spellEnd"/>
       <w:r>
-        <w:t xml:space="preserve"> (VARCHAR(64), NULL)</w:t>
+        <w:t xml:space="preserve"> (</w:t>
+      </w:r>
+      <w:proofErr w:type="gramStart"/>
+      <w:r>
+        <w:t>VARCHAR(</w:t>
+      </w:r>
+      <w:proofErr w:type="gramEnd"/>
+      <w:r>
+        <w:t>64), NULL)</w:t>
       </w:r>
     </w:p>
     <w:p>
@@ -6103,7 +6165,15 @@
         </w:numPr>
       </w:pPr>
       <w:r>
-        <w:t>email (VARCHAR(64), NULL)</w:t>
+        <w:t>email (</w:t>
+      </w:r>
+      <w:proofErr w:type="gramStart"/>
+      <w:r>
+        <w:t>VARCHAR(</w:t>
+      </w:r>
+      <w:proofErr w:type="gramEnd"/>
+      <w:r>
+        <w:t>64), NULL)</w:t>
       </w:r>
     </w:p>
     <w:p/>
@@ -6266,7 +6336,15 @@
         </w:numPr>
       </w:pPr>
       <w:r>
-        <w:t>status (VARCHAR(32), NOT NULL)</w:t>
+        <w:t>status (</w:t>
+      </w:r>
+      <w:proofErr w:type="gramStart"/>
+      <w:r>
+        <w:t>VARCHAR(</w:t>
+      </w:r>
+      <w:proofErr w:type="gramEnd"/>
+      <w:r>
+        <w:t>32), NOT NULL)</w:t>
       </w:r>
     </w:p>
     <w:p>
@@ -6394,7 +6472,15 @@
       </w:r>
       <w:proofErr w:type="spellEnd"/>
       <w:r>
-        <w:t xml:space="preserve"> (VARCHAR(64), NOT NULL)</w:t>
+        <w:t xml:space="preserve"> (</w:t>
+      </w:r>
+      <w:proofErr w:type="gramStart"/>
+      <w:r>
+        <w:t>VARCHAR(</w:t>
+      </w:r>
+      <w:proofErr w:type="gramEnd"/>
+      <w:r>
+        <w:t>64), NOT NULL)</w:t>
       </w:r>
     </w:p>
     <w:p>
@@ -6410,7 +6496,15 @@
       </w:r>
       <w:proofErr w:type="spellEnd"/>
       <w:r>
-        <w:t xml:space="preserve"> (VARCHAR(64), NOT NULL)</w:t>
+        <w:t xml:space="preserve"> (</w:t>
+      </w:r>
+      <w:proofErr w:type="gramStart"/>
+      <w:r>
+        <w:t>VARCHAR(</w:t>
+      </w:r>
+      <w:proofErr w:type="gramEnd"/>
+      <w:r>
+        <w:t>64), NOT NULL)</w:t>
       </w:r>
     </w:p>
     <w:p>
@@ -6428,7 +6522,15 @@
         <w:t>email</w:t>
       </w:r>
       <w:r>
-        <w:t xml:space="preserve"> (VARCHAR(64), UNIQUE, NOT NULL)</w:t>
+        <w:t xml:space="preserve"> (</w:t>
+      </w:r>
+      <w:proofErr w:type="gramStart"/>
+      <w:r>
+        <w:t>VARCHAR(</w:t>
+      </w:r>
+      <w:proofErr w:type="gramEnd"/>
+      <w:r>
+        <w:t>64), UNIQUE, NOT NULL)</w:t>
       </w:r>
     </w:p>
     <w:p>
@@ -6444,7 +6546,15 @@
       </w:r>
       <w:proofErr w:type="spellEnd"/>
       <w:r>
-        <w:t xml:space="preserve"> (VARCHAR(32), NULL)</w:t>
+        <w:t xml:space="preserve"> (</w:t>
+      </w:r>
+      <w:proofErr w:type="gramStart"/>
+      <w:r>
+        <w:t>VARCHAR(</w:t>
+      </w:r>
+      <w:proofErr w:type="gramEnd"/>
+      <w:r>
+        <w:t>32), NULL)</w:t>
       </w:r>
     </w:p>
     <w:p/>
@@ -6569,7 +6679,15 @@
         </w:numPr>
       </w:pPr>
       <w:r>
-        <w:t>status (VARCHAR(32), NOT NULL)</w:t>
+        <w:t>status (</w:t>
+      </w:r>
+      <w:proofErr w:type="gramStart"/>
+      <w:r>
+        <w:t>VARCHAR(</w:t>
+      </w:r>
+      <w:proofErr w:type="gramEnd"/>
+      <w:r>
+        <w:t>32), NOT NULL)</w:t>
       </w:r>
     </w:p>
     <w:p>
@@ -6649,8 +6767,13 @@
       </w:r>
     </w:p>
     <w:p>
-      <w:r>
-        <w:t xml:space="preserve">Además los movimientos entre almacenes </w:t>
+      <w:proofErr w:type="gramStart"/>
+      <w:r>
+        <w:t>Además</w:t>
+      </w:r>
+      <w:proofErr w:type="gramEnd"/>
+      <w:r>
+        <w:t xml:space="preserve"> los movimientos entre almacenes </w:t>
       </w:r>
       <w:r>
         <w:t>(</w:t>
@@ -6792,7 +6915,15 @@
       </w:r>
       <w:proofErr w:type="spellEnd"/>
       <w:r>
-        <w:t xml:space="preserve"> (VARCHAR(64), NOT NULL)</w:t>
+        <w:t xml:space="preserve"> (</w:t>
+      </w:r>
+      <w:proofErr w:type="gramStart"/>
+      <w:r>
+        <w:t>VARCHAR(</w:t>
+      </w:r>
+      <w:proofErr w:type="gramEnd"/>
+      <w:r>
+        <w:t>64), NOT NULL)</w:t>
       </w:r>
     </w:p>
     <w:p>
@@ -6808,7 +6939,15 @@
       </w:r>
       <w:proofErr w:type="spellEnd"/>
       <w:r>
-        <w:t xml:space="preserve"> (VARCHAR(128), NOT NULL)</w:t>
+        <w:t xml:space="preserve"> (</w:t>
+      </w:r>
+      <w:proofErr w:type="gramStart"/>
+      <w:r>
+        <w:t>VARCHAR(</w:t>
+      </w:r>
+      <w:proofErr w:type="gramEnd"/>
+      <w:r>
+        <w:t>128), NOT NULL)</w:t>
       </w:r>
     </w:p>
     <w:p>
@@ -7525,7 +7664,15 @@
       </w:r>
       <w:proofErr w:type="spellEnd"/>
       <w:r>
-        <w:t xml:space="preserve"> (VARCHAR(32), NOT NULL)</w:t>
+        <w:t xml:space="preserve"> (</w:t>
+      </w:r>
+      <w:proofErr w:type="gramStart"/>
+      <w:r>
+        <w:t>VARCHAR(</w:t>
+      </w:r>
+      <w:proofErr w:type="gramEnd"/>
+      <w:r>
+        <w:t>32), NOT NULL)</w:t>
       </w:r>
     </w:p>
     <w:p>
@@ -7666,19 +7813,7 @@
           <w:rPr>
             <w:rStyle w:val="Hipervnculo2"/>
           </w:rPr>
-          <w:t>Figur</w:t>
-        </w:r>
-        <w:r>
-          <w:rPr>
-            <w:rStyle w:val="Hipervnculo2"/>
-          </w:rPr>
-          <w:t>a</w:t>
-        </w:r>
-        <w:r>
-          <w:rPr>
-            <w:rStyle w:val="Hipervnculo2"/>
-          </w:rPr>
-          <w:t xml:space="preserve"> 3</w:t>
+          <w:t>Figura 3</w:t>
         </w:r>
       </w:hyperlink>
       <w:r>
@@ -7691,6 +7826,9 @@
       </w:pPr>
       <w:bookmarkStart w:id="2" w:name="fig_3"/>
       <w:r>
+        <w:rPr>
+          <w:noProof/>
+        </w:rPr>
         <w:lastRenderedPageBreak/>
         <w:drawing>
           <wp:inline distT="0" distB="0" distL="0" distR="0" wp14:anchorId="45FF6261" wp14:editId="793D3927">
@@ -7755,13 +7893,7 @@
         <w:contextualSpacing w:val="0"/>
       </w:pPr>
       <w:r>
-        <w:t xml:space="preserve">Figura </w:t>
-      </w:r>
-      <w:r>
-        <w:t>3</w:t>
-      </w:r>
-      <w:r>
-        <w:t>.</w:t>
+        <w:t>Figura 3.</w:t>
       </w:r>
     </w:p>
     <w:p>
@@ -7880,9 +8012,9 @@
           <w:noProof/>
         </w:rPr>
         <w:drawing>
-          <wp:inline distT="0" distB="0" distL="0" distR="0" wp14:anchorId="6F531740" wp14:editId="224CD968">
-            <wp:extent cx="5756831" cy="2789987"/>
-            <wp:effectExtent l="19050" t="19050" r="15875" b="10795"/>
+          <wp:inline distT="0" distB="0" distL="0" distR="0" wp14:anchorId="6F531740" wp14:editId="2118E6BC">
+            <wp:extent cx="5755940" cy="2482749"/>
+            <wp:effectExtent l="19050" t="19050" r="16510" b="13335"/>
             <wp:docPr id="1" name="Imagen 1"/>
             <wp:cNvGraphicFramePr>
               <a:graphicFrameLocks xmlns:a="http://schemas.openxmlformats.org/drawingml/2006/main" noChangeAspect="1"/>
@@ -7903,7 +8035,7 @@
                   <pic:spPr>
                     <a:xfrm>
                       <a:off x="0" y="0"/>
-                      <a:ext cx="5815102" cy="2818227"/>
+                      <a:ext cx="5825353" cy="2512689"/>
                     </a:xfrm>
                     <a:prstGeom prst="rect">
                       <a:avLst/>
@@ -7924,6 +8056,23 @@
       </w:r>
     </w:p>
     <w:p>
+      <w:pPr>
+        <w:pStyle w:val="Citas"/>
+        <w:spacing w:before="120"/>
+        <w:ind w:left="0" w:right="1134"/>
+        <w:contextualSpacing w:val="0"/>
+      </w:pPr>
+      <w:r>
+        <w:t xml:space="preserve">Figura </w:t>
+      </w:r>
+      <w:r>
+        <w:t>4</w:t>
+      </w:r>
+      <w:r>
+        <w:t>.</w:t>
+      </w:r>
+    </w:p>
+    <w:p>
       <w:r>
         <w:lastRenderedPageBreak/>
         <w:t>Igualmente h</w:t>
@@ -7956,9 +8105,9 @@
           <w:noProof/>
         </w:rPr>
         <w:drawing>
-          <wp:inline distT="0" distB="0" distL="0" distR="0" wp14:anchorId="54A5C54C" wp14:editId="490E78AC">
-            <wp:extent cx="5758724" cy="2746096"/>
-            <wp:effectExtent l="19050" t="19050" r="13970" b="16510"/>
+          <wp:inline distT="0" distB="0" distL="0" distR="0" wp14:anchorId="54A5C54C" wp14:editId="694DDFFB">
+            <wp:extent cx="5757978" cy="2387650"/>
+            <wp:effectExtent l="19050" t="19050" r="14605" b="12700"/>
             <wp:docPr id="4" name="Imagen 4"/>
             <wp:cNvGraphicFramePr>
               <a:graphicFrameLocks xmlns:a="http://schemas.openxmlformats.org/drawingml/2006/main" noChangeAspect="1"/>
@@ -7972,13 +8121,13 @@
                   </pic:nvPicPr>
                   <pic:blipFill rotWithShape="1">
                     <a:blip r:embed="rId19"/>
-                    <a:srcRect b="5359"/>
+                    <a:srcRect b="17701"/>
                     <a:stretch/>
                   </pic:blipFill>
                   <pic:spPr bwMode="auto">
                     <a:xfrm>
                       <a:off x="0" y="0"/>
-                      <a:ext cx="5759450" cy="2746442"/>
+                      <a:ext cx="5759450" cy="2388260"/>
                     </a:xfrm>
                     <a:prstGeom prst="rect">
                       <a:avLst/>
@@ -8024,6 +8173,23 @@
     </w:p>
     <w:p>
       <w:pPr>
+        <w:pStyle w:val="Citas"/>
+        <w:spacing w:before="240"/>
+        <w:ind w:left="0" w:right="1134"/>
+        <w:contextualSpacing w:val="0"/>
+      </w:pPr>
+      <w:r>
+        <w:t xml:space="preserve">Figura </w:t>
+      </w:r>
+      <w:r>
+        <w:t>5</w:t>
+      </w:r>
+      <w:r>
+        <w:t>.</w:t>
+      </w:r>
+    </w:p>
+    <w:p>
+      <w:pPr>
         <w:rPr>
           <w:b/>
           <w:bCs/>
@@ -8465,12 +8631,14 @@
       <w:r>
         <w:t xml:space="preserve"> </w:t>
       </w:r>
+      <w:proofErr w:type="gramStart"/>
       <w:r>
         <w:rPr>
           <w:color w:val="FFC000"/>
         </w:rPr>
         <w:t>VARCHAR(</w:t>
       </w:r>
+      <w:proofErr w:type="gramEnd"/>
       <w:r>
         <w:rPr>
           <w:color w:val="92D050"/>
@@ -8504,12 +8672,14 @@
       <w:r>
         <w:t xml:space="preserve">  slug </w:t>
       </w:r>
+      <w:proofErr w:type="gramStart"/>
       <w:r>
         <w:rPr>
           <w:color w:val="FFC000"/>
         </w:rPr>
         <w:t>VARCHAR(</w:t>
       </w:r>
+      <w:proofErr w:type="gramEnd"/>
       <w:r>
         <w:rPr>
           <w:color w:val="92D050"/>
@@ -8681,12 +8851,14 @@
       <w:r>
         <w:t xml:space="preserve"> </w:t>
       </w:r>
+      <w:proofErr w:type="gramStart"/>
       <w:r>
         <w:rPr>
           <w:color w:val="FFC000"/>
         </w:rPr>
         <w:t>VARCHAR(</w:t>
       </w:r>
+      <w:proofErr w:type="gramEnd"/>
       <w:r>
         <w:rPr>
           <w:color w:val="92D050"/>
@@ -8728,12 +8900,14 @@
       <w:r>
         <w:t xml:space="preserve"> </w:t>
       </w:r>
+      <w:proofErr w:type="gramStart"/>
       <w:r>
         <w:rPr>
           <w:color w:val="FFC000"/>
         </w:rPr>
         <w:t>VARCHAR(</w:t>
       </w:r>
+      <w:proofErr w:type="gramEnd"/>
       <w:r>
         <w:rPr>
           <w:color w:val="92D050"/>
@@ -8810,12 +8984,14 @@
       <w:r>
         <w:t xml:space="preserve"> </w:t>
       </w:r>
+      <w:proofErr w:type="gramStart"/>
       <w:r>
         <w:rPr>
           <w:color w:val="FFC000"/>
         </w:rPr>
         <w:t>DECIMAL(</w:t>
       </w:r>
+      <w:proofErr w:type="gramEnd"/>
       <w:r>
         <w:rPr>
           <w:color w:val="92D050"/>
@@ -9319,6 +9495,25 @@
     </w:p>
     <w:p>
       <w:pPr>
+        <w:spacing w:after="300" w:line="276" w:lineRule="auto"/>
+        <w:contextualSpacing w:val="0"/>
+        <w:rPr>
+          <w:rFonts w:ascii="Consolas" w:eastAsia="Times New Roman" w:hAnsi="Consolas" w:cs="Times New Roman"/>
+          <w:color w:val="7F7F7F" w:themeColor="text1" w:themeTint="80"/>
+          <w:sz w:val="18"/>
+          <w:szCs w:val="16"/>
+          <w:lang w:eastAsia="es-ES"/>
+        </w:rPr>
+      </w:pPr>
+      <w:r>
+        <w:rPr>
+          <w:color w:val="7F7F7F" w:themeColor="text1" w:themeTint="80"/>
+        </w:rPr>
+        <w:br w:type="page"/>
+      </w:r>
+    </w:p>
+    <w:p>
+      <w:pPr>
         <w:pStyle w:val="Prrafocdigo"/>
         <w:ind w:firstLine="142"/>
         <w:rPr>
@@ -9462,12 +9657,14 @@
       <w:r>
         <w:t xml:space="preserve"> </w:t>
       </w:r>
+      <w:proofErr w:type="gramStart"/>
       <w:r>
         <w:rPr>
           <w:color w:val="FFC000"/>
         </w:rPr>
         <w:t>VARCHAR(</w:t>
       </w:r>
+      <w:proofErr w:type="gramEnd"/>
       <w:r>
         <w:rPr>
           <w:color w:val="92D050"/>
@@ -9509,12 +9706,14 @@
       <w:r>
         <w:t xml:space="preserve"> </w:t>
       </w:r>
+      <w:proofErr w:type="gramStart"/>
       <w:r>
         <w:rPr>
           <w:color w:val="FFC000"/>
         </w:rPr>
         <w:t>VARCHAR(</w:t>
       </w:r>
+      <w:proofErr w:type="gramEnd"/>
       <w:r>
         <w:rPr>
           <w:color w:val="92D050"/>
@@ -9556,12 +9755,14 @@
       <w:r>
         <w:t xml:space="preserve"> </w:t>
       </w:r>
+      <w:proofErr w:type="gramStart"/>
       <w:r>
         <w:rPr>
           <w:color w:val="FFC000"/>
         </w:rPr>
         <w:t>VARCHAR(</w:t>
       </w:r>
+      <w:proofErr w:type="gramEnd"/>
       <w:r>
         <w:rPr>
           <w:color w:val="92D050"/>
@@ -9595,12 +9796,14 @@
       <w:r>
         <w:t xml:space="preserve">  email </w:t>
       </w:r>
+      <w:proofErr w:type="gramStart"/>
       <w:r>
         <w:rPr>
           <w:color w:val="FFC000"/>
         </w:rPr>
         <w:t>VARCHAR(</w:t>
       </w:r>
+      <w:proofErr w:type="gramEnd"/>
       <w:r>
         <w:rPr>
           <w:color w:val="92D050"/>
@@ -9779,12 +9982,14 @@
       <w:r>
         <w:t xml:space="preserve"> </w:t>
       </w:r>
+      <w:proofErr w:type="gramStart"/>
       <w:r>
         <w:rPr>
           <w:color w:val="FFC000"/>
         </w:rPr>
         <w:t>VARCHAR(</w:t>
       </w:r>
+      <w:proofErr w:type="gramEnd"/>
       <w:r>
         <w:rPr>
           <w:color w:val="92D050"/>
@@ -9826,12 +10031,14 @@
       <w:r>
         <w:t xml:space="preserve"> </w:t>
       </w:r>
+      <w:proofErr w:type="gramStart"/>
       <w:r>
         <w:rPr>
           <w:color w:val="FFC000"/>
         </w:rPr>
         <w:t>VARCHAR(</w:t>
       </w:r>
+      <w:proofErr w:type="gramEnd"/>
       <w:r>
         <w:rPr>
           <w:color w:val="92D050"/>
@@ -9865,12 +10072,14 @@
       <w:r>
         <w:t xml:space="preserve">  email </w:t>
       </w:r>
+      <w:proofErr w:type="gramStart"/>
       <w:r>
         <w:rPr>
           <w:color w:val="FFC000"/>
         </w:rPr>
         <w:t>VARCHAR(</w:t>
       </w:r>
+      <w:proofErr w:type="gramEnd"/>
       <w:r>
         <w:rPr>
           <w:color w:val="92D050"/>
@@ -9912,12 +10121,14 @@
       <w:r>
         <w:t xml:space="preserve"> </w:t>
       </w:r>
+      <w:proofErr w:type="gramStart"/>
       <w:r>
         <w:rPr>
           <w:color w:val="FFC000"/>
         </w:rPr>
         <w:t>VARCHAR(</w:t>
       </w:r>
+      <w:proofErr w:type="gramEnd"/>
       <w:r>
         <w:rPr>
           <w:color w:val="92D050"/>
@@ -10126,12 +10337,14 @@
       <w:r>
         <w:t xml:space="preserve">  status </w:t>
       </w:r>
+      <w:proofErr w:type="gramStart"/>
       <w:r>
         <w:rPr>
           <w:color w:val="FFC000"/>
         </w:rPr>
         <w:t>VARCHAR(</w:t>
       </w:r>
+      <w:proofErr w:type="gramEnd"/>
       <w:r>
         <w:rPr>
           <w:color w:val="92D050"/>
@@ -10448,8 +10661,13 @@
       </w:r>
       <w:proofErr w:type="spellEnd"/>
       <w:r>
-        <w:t xml:space="preserve"> VARCHAR(</w:t>
-      </w:r>
+        <w:t xml:space="preserve"> </w:t>
+      </w:r>
+      <w:proofErr w:type="gramStart"/>
+      <w:r>
+        <w:t>VARCHAR(</w:t>
+      </w:r>
+      <w:proofErr w:type="gramEnd"/>
       <w:r>
         <w:rPr>
           <w:color w:val="92D050"/>
@@ -10483,8 +10701,13 @@
       </w:r>
       <w:proofErr w:type="spellEnd"/>
       <w:r>
-        <w:t xml:space="preserve"> VARCHAR(</w:t>
-      </w:r>
+        <w:t xml:space="preserve"> </w:t>
+      </w:r>
+      <w:proofErr w:type="gramStart"/>
+      <w:r>
+        <w:t>VARCHAR(</w:t>
+      </w:r>
+      <w:proofErr w:type="gramEnd"/>
       <w:r>
         <w:rPr>
           <w:color w:val="92D050"/>
@@ -10722,12 +10945,14 @@
       <w:r>
         <w:t xml:space="preserve">  status </w:t>
       </w:r>
+      <w:proofErr w:type="gramStart"/>
       <w:r>
         <w:rPr>
           <w:color w:val="FFC000"/>
         </w:rPr>
         <w:t>VARCHAR(</w:t>
       </w:r>
+      <w:proofErr w:type="gramEnd"/>
       <w:r>
         <w:rPr>
           <w:color w:val="92D050"/>
@@ -12180,12 +12405,14 @@
       <w:r>
         <w:t xml:space="preserve"> </w:t>
       </w:r>
+      <w:proofErr w:type="gramStart"/>
       <w:r>
         <w:rPr>
           <w:color w:val="FFC000"/>
         </w:rPr>
         <w:t>VARCHAR(</w:t>
       </w:r>
+      <w:proofErr w:type="gramEnd"/>
       <w:r>
         <w:rPr>
           <w:color w:val="92D050"/>
@@ -13100,6 +13327,7 @@
         <w:t xml:space="preserve">EJERCICIO 5:  Una empresa de comercio electrónico está implementando un sistema de análisis de ventas en tiempo real. Como parte de este proyecto, necesitan asegurar la calidad de los datos que alimentarán su sistema. Se te ha proporcionado un archivo CSV llamado 'ventas_con_problemas.csv' que contiene datos de ventas de los últimos 30 días. Este archivo contiene varios problemas de calidad de datos que deben ser identificados y </w:t>
       </w:r>
       <w:proofErr w:type="spellStart"/>
+      <w:proofErr w:type="gramStart"/>
       <w:r>
         <w:rPr>
           <w:b/>
@@ -13118,6 +13346,7 @@
         <w:t>corregidos.Tu</w:t>
       </w:r>
       <w:proofErr w:type="spellEnd"/>
+      <w:proofErr w:type="gramEnd"/>
       <w:r>
         <w:rPr>
           <w:b/>
@@ -14049,6 +14278,592 @@
         </w:r>
       </w:hyperlink>
     </w:p>
+    <w:p/>
+    <w:p/>
+    <w:p>
+      <w:r>
+        <w:t>Bueno, como soy de la vieja escuela, he abierto el CSV con Excel, formateado y por supuesto creando el filtro. Una vez hecho esto, le he echado una visual, y se observa lo primero que e</w:t>
+      </w:r>
+      <w:r>
+        <w:t>l</w:t>
+      </w:r>
+      <w:r>
+        <w:t xml:space="preserve"> </w:t>
+      </w:r>
+      <w:r>
+        <w:t xml:space="preserve">archivo contiene </w:t>
+      </w:r>
+      <w:r>
+        <w:rPr>
+          <w:b/>
+          <w:bCs/>
+        </w:rPr>
+        <w:t>31</w:t>
+      </w:r>
+      <w:r>
+        <w:rPr>
+          <w:b/>
+          <w:bCs/>
+        </w:rPr>
+        <w:t>5</w:t>
+      </w:r>
+      <w:r>
+        <w:rPr>
+          <w:b/>
+          <w:bCs/>
+        </w:rPr>
+        <w:t xml:space="preserve"> registros</w:t>
+      </w:r>
+      <w:r>
+        <w:t xml:space="preserve"> más la primera </w:t>
+      </w:r>
+      <w:r>
+        <w:t xml:space="preserve">como </w:t>
+      </w:r>
+      <w:r>
+        <w:t>cabecera</w:t>
+      </w:r>
+      <w:r>
+        <w:t xml:space="preserve"> </w:t>
+      </w:r>
+      <w:r>
+        <w:t>de las</w:t>
+      </w:r>
+      <w:r>
+        <w:t xml:space="preserve"> 5 columnas: </w:t>
+      </w:r>
+      <w:r>
+        <w:rPr>
+          <w:i/>
+          <w:iCs/>
+        </w:rPr>
+        <w:t>fecha</w:t>
+      </w:r>
+      <w:r>
+        <w:t xml:space="preserve">, </w:t>
+      </w:r>
+      <w:r>
+        <w:rPr>
+          <w:i/>
+          <w:iCs/>
+        </w:rPr>
+        <w:t>producto</w:t>
+      </w:r>
+      <w:r>
+        <w:t xml:space="preserve">, </w:t>
+      </w:r>
+      <w:r>
+        <w:rPr>
+          <w:i/>
+          <w:iCs/>
+        </w:rPr>
+        <w:t>cantidad</w:t>
+      </w:r>
+      <w:r>
+        <w:t xml:space="preserve">, </w:t>
+      </w:r>
+      <w:proofErr w:type="spellStart"/>
+      <w:r>
+        <w:rPr>
+          <w:i/>
+          <w:iCs/>
+        </w:rPr>
+        <w:t>precio_unitario</w:t>
+      </w:r>
+      <w:proofErr w:type="spellEnd"/>
+      <w:r>
+        <w:t xml:space="preserve"> y </w:t>
+      </w:r>
+      <w:r>
+        <w:rPr>
+          <w:i/>
+          <w:iCs/>
+        </w:rPr>
+        <w:t>total</w:t>
+      </w:r>
+      <w:r>
+        <w:t xml:space="preserve">; y como no podía ser de otro modo del mi primer </w:t>
+      </w:r>
+      <w:r>
+        <w:t xml:space="preserve">análisis exploratorio </w:t>
+      </w:r>
+      <w:r>
+        <w:t xml:space="preserve">mediante juicio experto, </w:t>
+      </w:r>
+      <w:r>
+        <w:t xml:space="preserve">se desprende que el </w:t>
+      </w:r>
+      <w:proofErr w:type="spellStart"/>
+      <w:r>
+        <w:t>dataset</w:t>
+      </w:r>
+      <w:proofErr w:type="spellEnd"/>
+      <w:r>
+        <w:t xml:space="preserve"> presenta múltiples fallos sintácticos, semánticos y de integridad estructural</w:t>
+      </w:r>
+      <w:r>
+        <w:t>, a mi entender bastante</w:t>
+      </w:r>
+      <w:r>
+        <w:t xml:space="preserve"> severos</w:t>
+      </w:r>
+      <w:r>
+        <w:t xml:space="preserve">, como son: </w:t>
+      </w:r>
+      <w:r>
+        <w:rPr>
+          <w:i/>
+          <w:iCs/>
+        </w:rPr>
+        <w:t>v</w:t>
+      </w:r>
+      <w:r>
+        <w:rPr>
+          <w:i/>
+          <w:iCs/>
+        </w:rPr>
+        <w:t xml:space="preserve">alores nulos </w:t>
+      </w:r>
+      <w:r>
+        <w:rPr>
+          <w:i/>
+          <w:iCs/>
+        </w:rPr>
+        <w:t>o</w:t>
+      </w:r>
+      <w:r>
+        <w:rPr>
+          <w:i/>
+          <w:iCs/>
+        </w:rPr>
+        <w:t xml:space="preserve"> faltantes</w:t>
+      </w:r>
+      <w:r>
+        <w:t xml:space="preserve">, </w:t>
+      </w:r>
+      <w:r>
+        <w:rPr>
+          <w:i/>
+          <w:iCs/>
+        </w:rPr>
+        <w:t xml:space="preserve">fechas inválidas </w:t>
+      </w:r>
+      <w:r>
+        <w:rPr>
+          <w:i/>
+          <w:iCs/>
+        </w:rPr>
+        <w:t>y/o erróneas</w:t>
+      </w:r>
+      <w:r>
+        <w:t>,</w:t>
+      </w:r>
+      <w:r>
+        <w:t xml:space="preserve"> </w:t>
+      </w:r>
+      <w:r>
+        <w:rPr>
+          <w:i/>
+          <w:iCs/>
+        </w:rPr>
+        <w:t>valores negativos o cero</w:t>
+      </w:r>
+      <w:r>
+        <w:t xml:space="preserve"> en las columnas numéricas, </w:t>
+      </w:r>
+      <w:proofErr w:type="spellStart"/>
+      <w:r>
+        <w:rPr>
+          <w:i/>
+          <w:iCs/>
+        </w:rPr>
+        <w:t>outliers</w:t>
+      </w:r>
+      <w:proofErr w:type="spellEnd"/>
+      <w:r>
+        <w:rPr>
+          <w:i/>
+          <w:iCs/>
+        </w:rPr>
+        <w:t xml:space="preserve"> o valores atípicos</w:t>
+      </w:r>
+      <w:r>
+        <w:t>, y más casos cuando le haga una auditoría automatizada.</w:t>
+      </w:r>
+      <w:r>
+        <w:br/>
+      </w:r>
+      <w:r>
+        <w:br/>
+        <w:t xml:space="preserve">Lo primero será </w:t>
+      </w:r>
+      <w:r>
+        <w:t xml:space="preserve">ejecutar </w:t>
+      </w:r>
+      <w:r>
+        <w:t>un</w:t>
+      </w:r>
+      <w:r>
+        <w:t xml:space="preserve"> análisis completo</w:t>
+      </w:r>
+      <w:r>
+        <w:t xml:space="preserve"> y ya que </w:t>
+      </w:r>
+      <w:r>
+        <w:t xml:space="preserve">me gusta </w:t>
+      </w:r>
+      <w:r>
+        <w:t>compara</w:t>
+      </w:r>
+      <w:r>
+        <w:t>r</w:t>
+      </w:r>
+      <w:r>
+        <w:t xml:space="preserve"> las distintas herramientas </w:t>
+      </w:r>
+      <w:r>
+        <w:t>sugeridas:</w:t>
+      </w:r>
+      <w:r>
+        <w:t xml:space="preserve"> </w:t>
+      </w:r>
+      <w:r>
+        <w:rPr>
+          <w:i/>
+          <w:iCs/>
+        </w:rPr>
+        <w:t>pandas</w:t>
+      </w:r>
+      <w:r>
+        <w:t xml:space="preserve">, </w:t>
+      </w:r>
+      <w:proofErr w:type="spellStart"/>
+      <w:r>
+        <w:rPr>
+          <w:i/>
+          <w:iCs/>
+        </w:rPr>
+        <w:t>numpy</w:t>
+      </w:r>
+      <w:proofErr w:type="spellEnd"/>
+      <w:r>
+        <w:t xml:space="preserve">, </w:t>
+      </w:r>
+      <w:proofErr w:type="spellStart"/>
+      <w:r>
+        <w:rPr>
+          <w:i/>
+          <w:iCs/>
+        </w:rPr>
+        <w:t>matplotlib</w:t>
+      </w:r>
+      <w:proofErr w:type="spellEnd"/>
+      <w:r>
+        <w:t xml:space="preserve">, </w:t>
+      </w:r>
+      <w:proofErr w:type="spellStart"/>
+      <w:r>
+        <w:rPr>
+          <w:i/>
+          <w:iCs/>
+        </w:rPr>
+        <w:t>seaborn</w:t>
+      </w:r>
+      <w:proofErr w:type="spellEnd"/>
+      <w:r>
+        <w:t>, vamos a instalarlas,</w:t>
+      </w:r>
+      <w:r>
+        <w:t xml:space="preserve"> </w:t>
+      </w:r>
+      <w:r>
+        <w:t>a</w:t>
+      </w:r>
+      <w:r>
+        <w:t xml:space="preserve">sí podremos </w:t>
+      </w:r>
+      <w:r>
+        <w:t>manipula</w:t>
+      </w:r>
+      <w:r>
+        <w:t>r</w:t>
+      </w:r>
+      <w:r>
+        <w:t>, valida</w:t>
+      </w:r>
+      <w:r>
+        <w:t>r</w:t>
+      </w:r>
+      <w:r>
+        <w:t xml:space="preserve"> y visualiza</w:t>
+      </w:r>
+      <w:r>
+        <w:t>r los diferentes resultados</w:t>
+      </w:r>
+      <w:r>
+        <w:t xml:space="preserve"> además de </w:t>
+      </w:r>
+      <w:r>
+        <w:t xml:space="preserve">comprobar </w:t>
+      </w:r>
+      <w:r>
+        <w:t xml:space="preserve">las </w:t>
+      </w:r>
+      <w:r>
+        <w:t xml:space="preserve">diferencias </w:t>
+      </w:r>
+      <w:r>
+        <w:t xml:space="preserve">entre cada módulo </w:t>
+      </w:r>
+      <w:r>
+        <w:t>y decidir en qué caso ser</w:t>
+      </w:r>
+      <w:r>
+        <w:t>á</w:t>
+      </w:r>
+      <w:r>
+        <w:t xml:space="preserve"> más óptimo usar un</w:t>
+      </w:r>
+      <w:r>
+        <w:t>o</w:t>
+      </w:r>
+      <w:r>
+        <w:t xml:space="preserve"> u otro</w:t>
+      </w:r>
+      <w:r>
+        <w:t>.</w:t>
+      </w:r>
+      <w:r>
+        <w:t xml:space="preserve"> </w:t>
+      </w:r>
+    </w:p>
+    <w:p>
+      <w:r>
+        <w:br/>
+      </w:r>
+    </w:p>
+    <w:p>
+      <w:pPr>
+        <w:spacing w:after="300" w:line="276" w:lineRule="auto"/>
+        <w:contextualSpacing w:val="0"/>
+      </w:pPr>
+      <w:r>
+        <w:br w:type="page"/>
+      </w:r>
+    </w:p>
+    <w:p>
+      <w:r>
+        <w:lastRenderedPageBreak/>
+        <w:t>El entorno de desarrollo es Debian v. bajo en WSL bajo Windows 11 Pro 25H2</w:t>
+      </w:r>
+    </w:p>
+    <w:p/>
+    <w:p>
+      <w:pPr>
+        <w:jc w:val="center"/>
+      </w:pPr>
+      <w:r>
+        <w:drawing>
+          <wp:inline distT="0" distB="0" distL="0" distR="0" wp14:anchorId="17745138" wp14:editId="2684CAC5">
+            <wp:extent cx="5749747" cy="2106295"/>
+            <wp:effectExtent l="0" t="0" r="3810" b="8255"/>
+            <wp:docPr id="5" name="Imagen 5"/>
+            <wp:cNvGraphicFramePr>
+              <a:graphicFrameLocks xmlns:a="http://schemas.openxmlformats.org/drawingml/2006/main" noChangeAspect="1"/>
+            </wp:cNvGraphicFramePr>
+            <a:graphic xmlns:a="http://schemas.openxmlformats.org/drawingml/2006/main">
+              <a:graphicData uri="http://schemas.openxmlformats.org/drawingml/2006/picture">
+                <pic:pic xmlns:pic="http://schemas.openxmlformats.org/drawingml/2006/picture">
+                  <pic:nvPicPr>
+                    <pic:cNvPr id="1" name=""/>
+                    <pic:cNvPicPr/>
+                  </pic:nvPicPr>
+                  <pic:blipFill rotWithShape="1">
+                    <a:blip r:embed="rId21"/>
+                    <a:srcRect b="77227"/>
+                    <a:stretch/>
+                  </pic:blipFill>
+                  <pic:spPr bwMode="auto">
+                    <a:xfrm>
+                      <a:off x="0" y="0"/>
+                      <a:ext cx="5761155" cy="2110474"/>
+                    </a:xfrm>
+                    <a:prstGeom prst="rect">
+                      <a:avLst/>
+                    </a:prstGeom>
+                    <a:ln>
+                      <a:noFill/>
+                    </a:ln>
+                    <a:extLst>
+                      <a:ext uri="{53640926-AAD7-44D8-BBD7-CCE9431645EC}">
+                        <a14:shadowObscured xmlns:a14="http://schemas.microsoft.com/office/drawing/2010/main"/>
+                      </a:ext>
+                    </a:extLst>
+                  </pic:spPr>
+                </pic:pic>
+              </a:graphicData>
+            </a:graphic>
+          </wp:inline>
+        </w:drawing>
+      </w:r>
+    </w:p>
+    <w:p>
+      <w:pPr>
+        <w:pStyle w:val="Citas"/>
+        <w:spacing w:before="120"/>
+        <w:ind w:left="0" w:right="1134"/>
+        <w:contextualSpacing w:val="0"/>
+      </w:pPr>
+      <w:r>
+        <w:t xml:space="preserve">Figura </w:t>
+      </w:r>
+      <w:r>
+        <w:t>1</w:t>
+      </w:r>
+      <w:r>
+        <w:t>.</w:t>
+      </w:r>
+    </w:p>
+    <w:p>
+      <w:pPr>
+        <w:jc w:val="center"/>
+      </w:pPr>
+    </w:p>
+    <w:p>
+      <w:pPr>
+        <w:jc w:val="center"/>
+      </w:pPr>
+    </w:p>
+    <w:p>
+      <w:r>
+        <w:t xml:space="preserve">Instalamos las bibliotecas </w:t>
+      </w:r>
+      <w:r>
+        <w:rPr>
+          <w:i/>
+          <w:iCs/>
+        </w:rPr>
+        <w:t>P</w:t>
+      </w:r>
+      <w:r>
+        <w:rPr>
+          <w:i/>
+          <w:iCs/>
+        </w:rPr>
+        <w:t>andas</w:t>
+      </w:r>
+      <w:r>
+        <w:t xml:space="preserve">, </w:t>
+      </w:r>
+      <w:proofErr w:type="spellStart"/>
+      <w:r>
+        <w:rPr>
+          <w:i/>
+          <w:iCs/>
+        </w:rPr>
+        <w:t>N</w:t>
+      </w:r>
+      <w:r>
+        <w:rPr>
+          <w:i/>
+          <w:iCs/>
+        </w:rPr>
+        <w:t>umpy</w:t>
+      </w:r>
+      <w:proofErr w:type="spellEnd"/>
+      <w:r>
+        <w:t xml:space="preserve">, </w:t>
+      </w:r>
+      <w:proofErr w:type="spellStart"/>
+      <w:r>
+        <w:rPr>
+          <w:i/>
+          <w:iCs/>
+        </w:rPr>
+        <w:t>M</w:t>
+      </w:r>
+      <w:r>
+        <w:rPr>
+          <w:i/>
+          <w:iCs/>
+        </w:rPr>
+        <w:t>atplotlib</w:t>
+      </w:r>
+      <w:proofErr w:type="spellEnd"/>
+      <w:r>
+        <w:t xml:space="preserve"> y </w:t>
+      </w:r>
+      <w:proofErr w:type="spellStart"/>
+      <w:r>
+        <w:rPr>
+          <w:i/>
+          <w:iCs/>
+        </w:rPr>
+        <w:t>S</w:t>
+      </w:r>
+      <w:r>
+        <w:rPr>
+          <w:i/>
+          <w:iCs/>
+        </w:rPr>
+        <w:t>eaborn</w:t>
+      </w:r>
+      <w:proofErr w:type="spellEnd"/>
+      <w:r>
+        <w:t>.</w:t>
+      </w:r>
+    </w:p>
+    <w:p>
+      <w:pPr>
+        <w:jc w:val="center"/>
+      </w:pPr>
+    </w:p>
+    <w:p>
+      <w:pPr>
+        <w:pStyle w:val="Prrafocdigo"/>
+        <w:ind w:firstLine="284"/>
+      </w:pPr>
+      <w:proofErr w:type="spellStart"/>
+      <w:r>
+        <w:t>pip</w:t>
+      </w:r>
+      <w:proofErr w:type="spellEnd"/>
+      <w:r>
+        <w:t xml:space="preserve"> </w:t>
+      </w:r>
+      <w:proofErr w:type="spellStart"/>
+      <w:r>
+        <w:t>install</w:t>
+      </w:r>
+      <w:proofErr w:type="spellEnd"/>
+      <w:r>
+        <w:t xml:space="preserve"> pandas </w:t>
+      </w:r>
+      <w:proofErr w:type="spellStart"/>
+      <w:r>
+        <w:t>numpy</w:t>
+      </w:r>
+      <w:proofErr w:type="spellEnd"/>
+      <w:r>
+        <w:t xml:space="preserve"> </w:t>
+      </w:r>
+      <w:proofErr w:type="spellStart"/>
+      <w:r>
+        <w:t>matplotlib</w:t>
+      </w:r>
+      <w:proofErr w:type="spellEnd"/>
+      <w:r>
+        <w:t xml:space="preserve"> </w:t>
+      </w:r>
+      <w:proofErr w:type="spellStart"/>
+      <w:r>
+        <w:t>seaborn</w:t>
+      </w:r>
+      <w:proofErr w:type="spellEnd"/>
+    </w:p>
+    <w:p/>
+    <w:p/>
+    <w:p/>
     <w:p/>
     <w:p>
       <w:r>
@@ -14071,7 +14886,7 @@
                     <pic:cNvPicPr/>
                   </pic:nvPicPr>
                   <pic:blipFill>
-                    <a:blip r:embed="rId21"/>
+                    <a:blip r:embed="rId22"/>
                     <a:stretch>
                       <a:fillRect/>
                     </a:stretch>
@@ -14297,6 +15112,7 @@
         </w:rPr>
         <w:t xml:space="preserve">    SELECT </w:t>
       </w:r>
+      <w:proofErr w:type="gramStart"/>
       <w:r>
         <w:rPr>
           <w:color w:val="FFC000"/>
@@ -14310,6 +15126,7 @@
         <w:t>(</w:t>
       </w:r>
       <w:proofErr w:type="spellStart"/>
+      <w:proofErr w:type="gramEnd"/>
       <w:r>
         <w:t>price</w:t>
       </w:r>
@@ -14330,7 +15147,6 @@
         <w:rPr>
           <w:color w:val="9A57CD"/>
         </w:rPr>
-        <w:lastRenderedPageBreak/>
         <w:t xml:space="preserve">    FROM </w:t>
       </w:r>
       <w:r>
@@ -14502,6 +15318,7 @@
         </w:rPr>
         <w:t xml:space="preserve">    SELECT </w:t>
       </w:r>
+      <w:proofErr w:type="gramStart"/>
       <w:r>
         <w:rPr>
           <w:color w:val="FFC000"/>
@@ -14515,6 +15332,7 @@
         <w:t>(</w:t>
       </w:r>
       <w:proofErr w:type="spellStart"/>
+      <w:proofErr w:type="gramEnd"/>
       <w:r>
         <w:t>price</w:t>
       </w:r>
@@ -14608,6 +15426,7 @@
         <w:t xml:space="preserve">-&gt; </w:t>
       </w:r>
       <w:proofErr w:type="spellStart"/>
+      <w:proofErr w:type="gramStart"/>
       <w:r>
         <w:rPr>
           <w:spacing w:val="-8"/>
@@ -14624,6 +15443,7 @@
         <w:t xml:space="preserve">  (</w:t>
       </w:r>
       <w:proofErr w:type="spellStart"/>
+      <w:proofErr w:type="gramEnd"/>
       <w:r>
         <w:rPr>
           <w:spacing w:val="-8"/>
@@ -14721,6 +15541,7 @@
         <w:t xml:space="preserve"> </w:t>
       </w:r>
       <w:proofErr w:type="spellStart"/>
+      <w:proofErr w:type="gramStart"/>
       <w:r>
         <w:rPr>
           <w:spacing w:val="-8"/>
@@ -14737,6 +15558,7 @@
         <w:t xml:space="preserve">  (</w:t>
       </w:r>
       <w:proofErr w:type="spellStart"/>
+      <w:proofErr w:type="gramEnd"/>
       <w:r>
         <w:rPr>
           <w:spacing w:val="-8"/>
@@ -14878,9 +15700,9 @@
           <w:sz w:val="16"/>
           <w:highlight w:val="yellow"/>
         </w:rPr>
-        <w:t>(s)  (</w:t>
-      </w:r>
-      <w:proofErr w:type="spellStart"/>
+        <w:t>(</w:t>
+      </w:r>
+      <w:proofErr w:type="gramStart"/>
       <w:r>
         <w:rPr>
           <w:b/>
@@ -14890,9 +15712,10 @@
           <w:sz w:val="16"/>
           <w:highlight w:val="yellow"/>
         </w:rPr>
-        <w:t>cost</w:t>
-      </w:r>
-      <w:proofErr w:type="spellEnd"/>
+        <w:t>s)  (</w:t>
+      </w:r>
+      <w:proofErr w:type="spellStart"/>
+      <w:proofErr w:type="gramEnd"/>
       <w:r>
         <w:rPr>
           <w:b/>
@@ -14902,9 +15725,9 @@
           <w:sz w:val="16"/>
           <w:highlight w:val="yellow"/>
         </w:rPr>
-        <w:t xml:space="preserve">=2.25 </w:t>
-      </w:r>
-      <w:proofErr w:type="spellStart"/>
+        <w:t>cost</w:t>
+      </w:r>
+      <w:proofErr w:type="spellEnd"/>
       <w:r>
         <w:rPr>
           <w:b/>
@@ -14914,9 +15737,9 @@
           <w:sz w:val="16"/>
           <w:highlight w:val="yellow"/>
         </w:rPr>
-        <w:t>rows</w:t>
-      </w:r>
-      <w:proofErr w:type="spellEnd"/>
+        <w:t xml:space="preserve">=2.25 </w:t>
+      </w:r>
+      <w:proofErr w:type="spellStart"/>
       <w:r>
         <w:rPr>
           <w:b/>
@@ -14926,9 +15749,9 @@
           <w:sz w:val="16"/>
           <w:highlight w:val="yellow"/>
         </w:rPr>
-        <w:t xml:space="preserve">=1) (actual time=0.105..0.106 </w:t>
-      </w:r>
-      <w:proofErr w:type="spellStart"/>
+        <w:t>rows</w:t>
+      </w:r>
+      <w:proofErr w:type="spellEnd"/>
       <w:r>
         <w:rPr>
           <w:b/>
@@ -14938,9 +15761,9 @@
           <w:sz w:val="16"/>
           <w:highlight w:val="yellow"/>
         </w:rPr>
-        <w:t>rows</w:t>
-      </w:r>
-      <w:proofErr w:type="spellEnd"/>
+        <w:t xml:space="preserve">=1) (actual time=0.105..0.106 </w:t>
+      </w:r>
+      <w:proofErr w:type="spellStart"/>
       <w:r>
         <w:rPr>
           <w:b/>
@@ -14950,9 +15773,9 @@
           <w:sz w:val="16"/>
           <w:highlight w:val="yellow"/>
         </w:rPr>
-        <w:t xml:space="preserve">=1 </w:t>
-      </w:r>
-      <w:proofErr w:type="spellStart"/>
+        <w:t>rows</w:t>
+      </w:r>
+      <w:proofErr w:type="spellEnd"/>
       <w:r>
         <w:rPr>
           <w:b/>
@@ -14962,9 +15785,9 @@
           <w:sz w:val="16"/>
           <w:highlight w:val="yellow"/>
         </w:rPr>
-        <w:t>loops</w:t>
-      </w:r>
-      <w:proofErr w:type="spellEnd"/>
+        <w:t xml:space="preserve">=1 </w:t>
+      </w:r>
+      <w:proofErr w:type="spellStart"/>
       <w:r>
         <w:rPr>
           <w:b/>
@@ -14974,419 +15797,9 @@
           <w:sz w:val="16"/>
           <w:highlight w:val="yellow"/>
         </w:rPr>
-        <w:t>=1)</w:t>
-      </w:r>
-    </w:p>
-    <w:p>
-      <w:pPr>
-        <w:pStyle w:val="Prrafocdigo"/>
-        <w:ind w:firstLine="142"/>
-        <w:rPr>
-          <w:spacing w:val="-8"/>
-          <w:sz w:val="16"/>
-        </w:rPr>
-      </w:pPr>
-      <w:r>
-        <w:rPr>
-          <w:spacing w:val="-8"/>
-          <w:sz w:val="16"/>
-        </w:rPr>
-        <w:t xml:space="preserve">      -&gt; </w:t>
-      </w:r>
-      <w:proofErr w:type="spellStart"/>
-      <w:r>
-        <w:rPr>
-          <w:spacing w:val="-8"/>
-          <w:sz w:val="16"/>
-        </w:rPr>
-        <w:t>Sort</w:t>
+        <w:t>loops</w:t>
       </w:r>
       <w:proofErr w:type="spellEnd"/>
-      <w:r>
-        <w:rPr>
-          <w:spacing w:val="-8"/>
-          <w:sz w:val="16"/>
-        </w:rPr>
-        <w:t xml:space="preserve">: ra_1_5_books.price DESC, </w:t>
-      </w:r>
-      <w:proofErr w:type="spellStart"/>
-      <w:r>
-        <w:rPr>
-          <w:spacing w:val="-8"/>
-          <w:sz w:val="16"/>
-        </w:rPr>
-        <w:t>limit</w:t>
-      </w:r>
-      <w:proofErr w:type="spellEnd"/>
-      <w:r>
-        <w:rPr>
-          <w:spacing w:val="-8"/>
-          <w:sz w:val="16"/>
-        </w:rPr>
-        <w:t xml:space="preserve"> input </w:t>
-      </w:r>
-      <w:proofErr w:type="spellStart"/>
-      <w:r>
-        <w:rPr>
-          <w:spacing w:val="-8"/>
-          <w:sz w:val="16"/>
-        </w:rPr>
-        <w:t>to</w:t>
-      </w:r>
-      <w:proofErr w:type="spellEnd"/>
-      <w:r>
-        <w:rPr>
-          <w:spacing w:val="-8"/>
-          <w:sz w:val="16"/>
-        </w:rPr>
-        <w:t xml:space="preserve"> 1 </w:t>
-      </w:r>
-      <w:proofErr w:type="spellStart"/>
-      <w:r>
-        <w:rPr>
-          <w:spacing w:val="-8"/>
-          <w:sz w:val="16"/>
-        </w:rPr>
-        <w:t>row</w:t>
-      </w:r>
-      <w:proofErr w:type="spellEnd"/>
-      <w:r>
-        <w:rPr>
-          <w:spacing w:val="-8"/>
-          <w:sz w:val="16"/>
-        </w:rPr>
-        <w:t xml:space="preserve">(s) per </w:t>
-      </w:r>
-      <w:proofErr w:type="spellStart"/>
-      <w:r>
-        <w:rPr>
-          <w:spacing w:val="-8"/>
-          <w:sz w:val="16"/>
-        </w:rPr>
-        <w:t>chunk</w:t>
-      </w:r>
-      <w:proofErr w:type="spellEnd"/>
-      <w:r>
-        <w:rPr>
-          <w:spacing w:val="-8"/>
-          <w:sz w:val="16"/>
-        </w:rPr>
-        <w:t xml:space="preserve">  (</w:t>
-      </w:r>
-      <w:proofErr w:type="spellStart"/>
-      <w:r>
-        <w:rPr>
-          <w:spacing w:val="-8"/>
-          <w:sz w:val="16"/>
-        </w:rPr>
-        <w:t>cost</w:t>
-      </w:r>
-      <w:proofErr w:type="spellEnd"/>
-      <w:r>
-        <w:rPr>
-          <w:spacing w:val="-8"/>
-          <w:sz w:val="16"/>
-        </w:rPr>
-        <w:t xml:space="preserve">=2.25 </w:t>
-      </w:r>
-      <w:proofErr w:type="spellStart"/>
-      <w:r>
-        <w:rPr>
-          <w:spacing w:val="-8"/>
-          <w:sz w:val="16"/>
-        </w:rPr>
-        <w:t>rows</w:t>
-      </w:r>
-      <w:proofErr w:type="spellEnd"/>
-      <w:r>
-        <w:rPr>
-          <w:spacing w:val="-8"/>
-          <w:sz w:val="16"/>
-        </w:rPr>
-        <w:t xml:space="preserve">=20) (actual </w:t>
-      </w:r>
-    </w:p>
-    <w:p>
-      <w:pPr>
-        <w:pStyle w:val="Prrafocdigo"/>
-        <w:ind w:firstLine="851"/>
-        <w:rPr>
-          <w:spacing w:val="-8"/>
-          <w:sz w:val="16"/>
-        </w:rPr>
-      </w:pPr>
-      <w:r>
-        <w:rPr>
-          <w:spacing w:val="-8"/>
-          <w:sz w:val="16"/>
-        </w:rPr>
-        <w:t xml:space="preserve">time=0.105..0.105 </w:t>
-      </w:r>
-      <w:proofErr w:type="spellStart"/>
-      <w:r>
-        <w:rPr>
-          <w:spacing w:val="-8"/>
-          <w:sz w:val="16"/>
-        </w:rPr>
-        <w:t>rows</w:t>
-      </w:r>
-      <w:proofErr w:type="spellEnd"/>
-      <w:r>
-        <w:rPr>
-          <w:spacing w:val="-8"/>
-          <w:sz w:val="16"/>
-        </w:rPr>
-        <w:t xml:space="preserve">=1 </w:t>
-      </w:r>
-      <w:proofErr w:type="spellStart"/>
-      <w:r>
-        <w:rPr>
-          <w:spacing w:val="-8"/>
-          <w:sz w:val="16"/>
-        </w:rPr>
-        <w:t>loops</w:t>
-      </w:r>
-      <w:proofErr w:type="spellEnd"/>
-      <w:r>
-        <w:rPr>
-          <w:spacing w:val="-8"/>
-          <w:sz w:val="16"/>
-        </w:rPr>
-        <w:t>=1)</w:t>
-      </w:r>
-    </w:p>
-    <w:p>
-      <w:pPr>
-        <w:pStyle w:val="Prrafocdigo"/>
-        <w:ind w:firstLine="284"/>
-        <w:rPr>
-          <w:spacing w:val="-8"/>
-          <w:sz w:val="16"/>
-        </w:rPr>
-      </w:pPr>
-      <w:r>
-        <w:rPr>
-          <w:spacing w:val="-8"/>
-          <w:sz w:val="16"/>
-        </w:rPr>
-        <w:t xml:space="preserve">        -&gt; Table </w:t>
-      </w:r>
-      <w:proofErr w:type="spellStart"/>
-      <w:r>
-        <w:rPr>
-          <w:spacing w:val="-8"/>
-          <w:sz w:val="16"/>
-        </w:rPr>
-        <w:t>scan</w:t>
-      </w:r>
-      <w:proofErr w:type="spellEnd"/>
-      <w:r>
-        <w:rPr>
-          <w:spacing w:val="-8"/>
-          <w:sz w:val="16"/>
-        </w:rPr>
-        <w:t xml:space="preserve"> on ra_1_5_books  (</w:t>
-      </w:r>
-      <w:proofErr w:type="spellStart"/>
-      <w:r>
-        <w:rPr>
-          <w:spacing w:val="-8"/>
-          <w:sz w:val="16"/>
-        </w:rPr>
-        <w:t>cost</w:t>
-      </w:r>
-      <w:proofErr w:type="spellEnd"/>
-      <w:r>
-        <w:rPr>
-          <w:spacing w:val="-8"/>
-          <w:sz w:val="16"/>
-        </w:rPr>
-        <w:t xml:space="preserve">=2.25 </w:t>
-      </w:r>
-      <w:proofErr w:type="spellStart"/>
-      <w:r>
-        <w:rPr>
-          <w:spacing w:val="-8"/>
-          <w:sz w:val="16"/>
-        </w:rPr>
-        <w:t>rows</w:t>
-      </w:r>
-      <w:proofErr w:type="spellEnd"/>
-      <w:r>
-        <w:rPr>
-          <w:spacing w:val="-8"/>
-          <w:sz w:val="16"/>
-        </w:rPr>
-        <w:t xml:space="preserve">=20) (actual time=0.0498..0.0646 </w:t>
-      </w:r>
-      <w:proofErr w:type="spellStart"/>
-      <w:r>
-        <w:rPr>
-          <w:spacing w:val="-8"/>
-          <w:sz w:val="16"/>
-        </w:rPr>
-        <w:t>rows</w:t>
-      </w:r>
-      <w:proofErr w:type="spellEnd"/>
-      <w:r>
-        <w:rPr>
-          <w:spacing w:val="-8"/>
-          <w:sz w:val="16"/>
-        </w:rPr>
-        <w:t xml:space="preserve">=20 </w:t>
-      </w:r>
-      <w:proofErr w:type="spellStart"/>
-      <w:r>
-        <w:rPr>
-          <w:spacing w:val="-8"/>
-          <w:sz w:val="16"/>
-        </w:rPr>
-        <w:t>loops</w:t>
-      </w:r>
-      <w:proofErr w:type="spellEnd"/>
-      <w:r>
-        <w:rPr>
-          <w:spacing w:val="-8"/>
-          <w:sz w:val="16"/>
-        </w:rPr>
-        <w:t>=1)</w:t>
-      </w:r>
-    </w:p>
-    <w:p>
-      <w:pPr>
-        <w:pStyle w:val="Prrafocdigo"/>
-        <w:ind w:firstLine="284"/>
-        <w:rPr>
-          <w:spacing w:val="-8"/>
-          <w:sz w:val="16"/>
-        </w:rPr>
-      </w:pPr>
-      <w:r>
-        <w:rPr>
-          <w:spacing w:val="-8"/>
-          <w:sz w:val="16"/>
-        </w:rPr>
-        <w:t xml:space="preserve">  -&gt; </w:t>
-      </w:r>
-      <w:proofErr w:type="spellStart"/>
-      <w:r>
-        <w:rPr>
-          <w:spacing w:val="-8"/>
-          <w:sz w:val="16"/>
-        </w:rPr>
-        <w:t>Stream</w:t>
-      </w:r>
-      <w:proofErr w:type="spellEnd"/>
-      <w:r>
-        <w:rPr>
-          <w:spacing w:val="-8"/>
-          <w:sz w:val="16"/>
-        </w:rPr>
-        <w:t xml:space="preserve"> </w:t>
-      </w:r>
-      <w:proofErr w:type="spellStart"/>
-      <w:r>
-        <w:rPr>
-          <w:spacing w:val="-8"/>
-          <w:sz w:val="16"/>
-        </w:rPr>
-        <w:t>results</w:t>
-      </w:r>
-      <w:proofErr w:type="spellEnd"/>
-      <w:r>
-        <w:rPr>
-          <w:spacing w:val="-8"/>
-          <w:sz w:val="16"/>
-        </w:rPr>
-        <w:t xml:space="preserve">  (</w:t>
-      </w:r>
-      <w:proofErr w:type="spellStart"/>
-      <w:r>
-        <w:rPr>
-          <w:spacing w:val="-8"/>
-          <w:sz w:val="16"/>
-        </w:rPr>
-        <w:t>cost</w:t>
-      </w:r>
-      <w:proofErr w:type="spellEnd"/>
-      <w:r>
-        <w:rPr>
-          <w:spacing w:val="-8"/>
-          <w:sz w:val="16"/>
-        </w:rPr>
-        <w:t xml:space="preserve">=2.25 </w:t>
-      </w:r>
-      <w:proofErr w:type="spellStart"/>
-      <w:r>
-        <w:rPr>
-          <w:spacing w:val="-8"/>
-          <w:sz w:val="16"/>
-        </w:rPr>
-        <w:t>rows</w:t>
-      </w:r>
-      <w:proofErr w:type="spellEnd"/>
-      <w:r>
-        <w:rPr>
-          <w:spacing w:val="-8"/>
-          <w:sz w:val="16"/>
-        </w:rPr>
-        <w:t xml:space="preserve">=1) (actual time=0.0294..0.0295 </w:t>
-      </w:r>
-      <w:proofErr w:type="spellStart"/>
-      <w:r>
-        <w:rPr>
-          <w:spacing w:val="-8"/>
-          <w:sz w:val="16"/>
-        </w:rPr>
-        <w:t>rows</w:t>
-      </w:r>
-      <w:proofErr w:type="spellEnd"/>
-      <w:r>
-        <w:rPr>
-          <w:spacing w:val="-8"/>
-          <w:sz w:val="16"/>
-        </w:rPr>
-        <w:t xml:space="preserve">=1 </w:t>
-      </w:r>
-      <w:proofErr w:type="spellStart"/>
-      <w:r>
-        <w:rPr>
-          <w:spacing w:val="-8"/>
-          <w:sz w:val="16"/>
-        </w:rPr>
-        <w:t>loops</w:t>
-      </w:r>
-      <w:proofErr w:type="spellEnd"/>
-      <w:r>
-        <w:rPr>
-          <w:spacing w:val="-8"/>
-          <w:sz w:val="16"/>
-        </w:rPr>
-        <w:t>=1)</w:t>
-      </w:r>
-    </w:p>
-    <w:p>
-      <w:pPr>
-        <w:pStyle w:val="Prrafocdigo"/>
-        <w:ind w:firstLine="284"/>
-        <w:rPr>
-          <w:b/>
-          <w:bCs/>
-          <w:color w:val="0D0D0D" w:themeColor="text1" w:themeTint="F2"/>
-          <w:spacing w:val="-8"/>
-          <w:sz w:val="16"/>
-        </w:rPr>
-      </w:pPr>
-      <w:r>
-        <w:rPr>
-          <w:b/>
-          <w:bCs/>
-          <w:color w:val="0D0D0D" w:themeColor="text1" w:themeTint="F2"/>
-          <w:spacing w:val="-8"/>
-          <w:sz w:val="16"/>
-        </w:rPr>
-        <w:t xml:space="preserve">    -</w:t>
-      </w:r>
       <w:r>
         <w:rPr>
           <w:b/>
@@ -15396,9 +15809,462 @@
           <w:sz w:val="16"/>
           <w:highlight w:val="yellow"/>
         </w:rPr>
-        <w:t xml:space="preserve">&gt; </w:t>
+        <w:t>=1)</w:t>
+      </w:r>
+    </w:p>
+    <w:p>
+      <w:pPr>
+        <w:pStyle w:val="Prrafocdigo"/>
+        <w:ind w:firstLine="142"/>
+        <w:rPr>
+          <w:spacing w:val="-8"/>
+          <w:sz w:val="16"/>
+        </w:rPr>
+      </w:pPr>
+      <w:r>
+        <w:rPr>
+          <w:spacing w:val="-8"/>
+          <w:sz w:val="16"/>
+        </w:rPr>
+        <w:t xml:space="preserve">      -&gt; </w:t>
       </w:r>
       <w:proofErr w:type="spellStart"/>
+      <w:r>
+        <w:rPr>
+          <w:spacing w:val="-8"/>
+          <w:sz w:val="16"/>
+        </w:rPr>
+        <w:t>Sort</w:t>
+      </w:r>
+      <w:proofErr w:type="spellEnd"/>
+      <w:r>
+        <w:rPr>
+          <w:spacing w:val="-8"/>
+          <w:sz w:val="16"/>
+        </w:rPr>
+        <w:t>: ra_1_5_</w:t>
+      </w:r>
+      <w:proofErr w:type="gramStart"/>
+      <w:r>
+        <w:rPr>
+          <w:spacing w:val="-8"/>
+          <w:sz w:val="16"/>
+        </w:rPr>
+        <w:t>books.price</w:t>
+      </w:r>
+      <w:proofErr w:type="gramEnd"/>
+      <w:r>
+        <w:rPr>
+          <w:spacing w:val="-8"/>
+          <w:sz w:val="16"/>
+        </w:rPr>
+        <w:t xml:space="preserve"> DESC, </w:t>
+      </w:r>
+      <w:proofErr w:type="spellStart"/>
+      <w:r>
+        <w:rPr>
+          <w:spacing w:val="-8"/>
+          <w:sz w:val="16"/>
+        </w:rPr>
+        <w:t>limit</w:t>
+      </w:r>
+      <w:proofErr w:type="spellEnd"/>
+      <w:r>
+        <w:rPr>
+          <w:spacing w:val="-8"/>
+          <w:sz w:val="16"/>
+        </w:rPr>
+        <w:t xml:space="preserve"> input </w:t>
+      </w:r>
+      <w:proofErr w:type="spellStart"/>
+      <w:r>
+        <w:rPr>
+          <w:spacing w:val="-8"/>
+          <w:sz w:val="16"/>
+        </w:rPr>
+        <w:t>to</w:t>
+      </w:r>
+      <w:proofErr w:type="spellEnd"/>
+      <w:r>
+        <w:rPr>
+          <w:spacing w:val="-8"/>
+          <w:sz w:val="16"/>
+        </w:rPr>
+        <w:t xml:space="preserve"> 1 </w:t>
+      </w:r>
+      <w:proofErr w:type="spellStart"/>
+      <w:r>
+        <w:rPr>
+          <w:spacing w:val="-8"/>
+          <w:sz w:val="16"/>
+        </w:rPr>
+        <w:t>row</w:t>
+      </w:r>
+      <w:proofErr w:type="spellEnd"/>
+      <w:r>
+        <w:rPr>
+          <w:spacing w:val="-8"/>
+          <w:sz w:val="16"/>
+        </w:rPr>
+        <w:t xml:space="preserve">(s) per </w:t>
+      </w:r>
+      <w:proofErr w:type="spellStart"/>
+      <w:r>
+        <w:rPr>
+          <w:spacing w:val="-8"/>
+          <w:sz w:val="16"/>
+        </w:rPr>
+        <w:t>chunk</w:t>
+      </w:r>
+      <w:proofErr w:type="spellEnd"/>
+      <w:r>
+        <w:rPr>
+          <w:spacing w:val="-8"/>
+          <w:sz w:val="16"/>
+        </w:rPr>
+        <w:t xml:space="preserve">  (</w:t>
+      </w:r>
+      <w:proofErr w:type="spellStart"/>
+      <w:r>
+        <w:rPr>
+          <w:spacing w:val="-8"/>
+          <w:sz w:val="16"/>
+        </w:rPr>
+        <w:t>cost</w:t>
+      </w:r>
+      <w:proofErr w:type="spellEnd"/>
+      <w:r>
+        <w:rPr>
+          <w:spacing w:val="-8"/>
+          <w:sz w:val="16"/>
+        </w:rPr>
+        <w:t xml:space="preserve">=2.25 </w:t>
+      </w:r>
+      <w:proofErr w:type="spellStart"/>
+      <w:r>
+        <w:rPr>
+          <w:spacing w:val="-8"/>
+          <w:sz w:val="16"/>
+        </w:rPr>
+        <w:t>rows</w:t>
+      </w:r>
+      <w:proofErr w:type="spellEnd"/>
+      <w:r>
+        <w:rPr>
+          <w:spacing w:val="-8"/>
+          <w:sz w:val="16"/>
+        </w:rPr>
+        <w:t xml:space="preserve">=20) (actual </w:t>
+      </w:r>
+    </w:p>
+    <w:p>
+      <w:pPr>
+        <w:pStyle w:val="Prrafocdigo"/>
+        <w:ind w:firstLine="851"/>
+        <w:rPr>
+          <w:spacing w:val="-8"/>
+          <w:sz w:val="16"/>
+        </w:rPr>
+      </w:pPr>
+      <w:r>
+        <w:rPr>
+          <w:spacing w:val="-8"/>
+          <w:sz w:val="16"/>
+        </w:rPr>
+        <w:t>time=</w:t>
+      </w:r>
+      <w:proofErr w:type="gramStart"/>
+      <w:r>
+        <w:rPr>
+          <w:spacing w:val="-8"/>
+          <w:sz w:val="16"/>
+        </w:rPr>
+        <w:t>0.105..</w:t>
+      </w:r>
+      <w:proofErr w:type="gramEnd"/>
+      <w:r>
+        <w:rPr>
+          <w:spacing w:val="-8"/>
+          <w:sz w:val="16"/>
+        </w:rPr>
+        <w:t xml:space="preserve">0.105 </w:t>
+      </w:r>
+      <w:proofErr w:type="spellStart"/>
+      <w:r>
+        <w:rPr>
+          <w:spacing w:val="-8"/>
+          <w:sz w:val="16"/>
+        </w:rPr>
+        <w:t>rows</w:t>
+      </w:r>
+      <w:proofErr w:type="spellEnd"/>
+      <w:r>
+        <w:rPr>
+          <w:spacing w:val="-8"/>
+          <w:sz w:val="16"/>
+        </w:rPr>
+        <w:t xml:space="preserve">=1 </w:t>
+      </w:r>
+      <w:proofErr w:type="spellStart"/>
+      <w:r>
+        <w:rPr>
+          <w:spacing w:val="-8"/>
+          <w:sz w:val="16"/>
+        </w:rPr>
+        <w:t>loops</w:t>
+      </w:r>
+      <w:proofErr w:type="spellEnd"/>
+      <w:r>
+        <w:rPr>
+          <w:spacing w:val="-8"/>
+          <w:sz w:val="16"/>
+        </w:rPr>
+        <w:t>=1)</w:t>
+      </w:r>
+    </w:p>
+    <w:p>
+      <w:pPr>
+        <w:pStyle w:val="Prrafocdigo"/>
+        <w:ind w:firstLine="284"/>
+        <w:rPr>
+          <w:spacing w:val="-8"/>
+          <w:sz w:val="16"/>
+        </w:rPr>
+      </w:pPr>
+      <w:r>
+        <w:rPr>
+          <w:spacing w:val="-8"/>
+          <w:sz w:val="16"/>
+        </w:rPr>
+        <w:t xml:space="preserve">        -&gt; Table </w:t>
+      </w:r>
+      <w:proofErr w:type="spellStart"/>
+      <w:r>
+        <w:rPr>
+          <w:spacing w:val="-8"/>
+          <w:sz w:val="16"/>
+        </w:rPr>
+        <w:t>scan</w:t>
+      </w:r>
+      <w:proofErr w:type="spellEnd"/>
+      <w:r>
+        <w:rPr>
+          <w:spacing w:val="-8"/>
+          <w:sz w:val="16"/>
+        </w:rPr>
+        <w:t xml:space="preserve"> on ra_1_5_</w:t>
+      </w:r>
+      <w:proofErr w:type="gramStart"/>
+      <w:r>
+        <w:rPr>
+          <w:spacing w:val="-8"/>
+          <w:sz w:val="16"/>
+        </w:rPr>
+        <w:t>books  (</w:t>
+      </w:r>
+      <w:proofErr w:type="spellStart"/>
+      <w:proofErr w:type="gramEnd"/>
+      <w:r>
+        <w:rPr>
+          <w:spacing w:val="-8"/>
+          <w:sz w:val="16"/>
+        </w:rPr>
+        <w:t>cost</w:t>
+      </w:r>
+      <w:proofErr w:type="spellEnd"/>
+      <w:r>
+        <w:rPr>
+          <w:spacing w:val="-8"/>
+          <w:sz w:val="16"/>
+        </w:rPr>
+        <w:t xml:space="preserve">=2.25 </w:t>
+      </w:r>
+      <w:proofErr w:type="spellStart"/>
+      <w:r>
+        <w:rPr>
+          <w:spacing w:val="-8"/>
+          <w:sz w:val="16"/>
+        </w:rPr>
+        <w:t>rows</w:t>
+      </w:r>
+      <w:proofErr w:type="spellEnd"/>
+      <w:r>
+        <w:rPr>
+          <w:spacing w:val="-8"/>
+          <w:sz w:val="16"/>
+        </w:rPr>
+        <w:t xml:space="preserve">=20) (actual time=0.0498..0.0646 </w:t>
+      </w:r>
+      <w:proofErr w:type="spellStart"/>
+      <w:r>
+        <w:rPr>
+          <w:spacing w:val="-8"/>
+          <w:sz w:val="16"/>
+        </w:rPr>
+        <w:t>rows</w:t>
+      </w:r>
+      <w:proofErr w:type="spellEnd"/>
+      <w:r>
+        <w:rPr>
+          <w:spacing w:val="-8"/>
+          <w:sz w:val="16"/>
+        </w:rPr>
+        <w:t xml:space="preserve">=20 </w:t>
+      </w:r>
+      <w:proofErr w:type="spellStart"/>
+      <w:r>
+        <w:rPr>
+          <w:spacing w:val="-8"/>
+          <w:sz w:val="16"/>
+        </w:rPr>
+        <w:t>loops</w:t>
+      </w:r>
+      <w:proofErr w:type="spellEnd"/>
+      <w:r>
+        <w:rPr>
+          <w:spacing w:val="-8"/>
+          <w:sz w:val="16"/>
+        </w:rPr>
+        <w:t>=1)</w:t>
+      </w:r>
+    </w:p>
+    <w:p>
+      <w:pPr>
+        <w:pStyle w:val="Prrafocdigo"/>
+        <w:ind w:firstLine="284"/>
+        <w:rPr>
+          <w:spacing w:val="-8"/>
+          <w:sz w:val="16"/>
+        </w:rPr>
+      </w:pPr>
+      <w:r>
+        <w:rPr>
+          <w:spacing w:val="-8"/>
+          <w:sz w:val="16"/>
+        </w:rPr>
+        <w:t xml:space="preserve">  -&gt; </w:t>
+      </w:r>
+      <w:proofErr w:type="spellStart"/>
+      <w:r>
+        <w:rPr>
+          <w:spacing w:val="-8"/>
+          <w:sz w:val="16"/>
+        </w:rPr>
+        <w:t>Stream</w:t>
+      </w:r>
+      <w:proofErr w:type="spellEnd"/>
+      <w:r>
+        <w:rPr>
+          <w:spacing w:val="-8"/>
+          <w:sz w:val="16"/>
+        </w:rPr>
+        <w:t xml:space="preserve"> </w:t>
+      </w:r>
+      <w:proofErr w:type="spellStart"/>
+      <w:proofErr w:type="gramStart"/>
+      <w:r>
+        <w:rPr>
+          <w:spacing w:val="-8"/>
+          <w:sz w:val="16"/>
+        </w:rPr>
+        <w:t>results</w:t>
+      </w:r>
+      <w:proofErr w:type="spellEnd"/>
+      <w:r>
+        <w:rPr>
+          <w:spacing w:val="-8"/>
+          <w:sz w:val="16"/>
+        </w:rPr>
+        <w:t xml:space="preserve">  (</w:t>
+      </w:r>
+      <w:proofErr w:type="spellStart"/>
+      <w:proofErr w:type="gramEnd"/>
+      <w:r>
+        <w:rPr>
+          <w:spacing w:val="-8"/>
+          <w:sz w:val="16"/>
+        </w:rPr>
+        <w:t>cost</w:t>
+      </w:r>
+      <w:proofErr w:type="spellEnd"/>
+      <w:r>
+        <w:rPr>
+          <w:spacing w:val="-8"/>
+          <w:sz w:val="16"/>
+        </w:rPr>
+        <w:t xml:space="preserve">=2.25 </w:t>
+      </w:r>
+      <w:proofErr w:type="spellStart"/>
+      <w:r>
+        <w:rPr>
+          <w:spacing w:val="-8"/>
+          <w:sz w:val="16"/>
+        </w:rPr>
+        <w:t>rows</w:t>
+      </w:r>
+      <w:proofErr w:type="spellEnd"/>
+      <w:r>
+        <w:rPr>
+          <w:spacing w:val="-8"/>
+          <w:sz w:val="16"/>
+        </w:rPr>
+        <w:t xml:space="preserve">=1) (actual time=0.0294..0.0295 </w:t>
+      </w:r>
+      <w:proofErr w:type="spellStart"/>
+      <w:r>
+        <w:rPr>
+          <w:spacing w:val="-8"/>
+          <w:sz w:val="16"/>
+        </w:rPr>
+        <w:t>rows</w:t>
+      </w:r>
+      <w:proofErr w:type="spellEnd"/>
+      <w:r>
+        <w:rPr>
+          <w:spacing w:val="-8"/>
+          <w:sz w:val="16"/>
+        </w:rPr>
+        <w:t xml:space="preserve">=1 </w:t>
+      </w:r>
+      <w:proofErr w:type="spellStart"/>
+      <w:r>
+        <w:rPr>
+          <w:spacing w:val="-8"/>
+          <w:sz w:val="16"/>
+        </w:rPr>
+        <w:t>loops</w:t>
+      </w:r>
+      <w:proofErr w:type="spellEnd"/>
+      <w:r>
+        <w:rPr>
+          <w:spacing w:val="-8"/>
+          <w:sz w:val="16"/>
+        </w:rPr>
+        <w:t>=1)</w:t>
+      </w:r>
+    </w:p>
+    <w:p>
+      <w:pPr>
+        <w:pStyle w:val="Prrafocdigo"/>
+        <w:ind w:firstLine="284"/>
+        <w:rPr>
+          <w:b/>
+          <w:bCs/>
+          <w:color w:val="0D0D0D" w:themeColor="text1" w:themeTint="F2"/>
+          <w:spacing w:val="-8"/>
+          <w:sz w:val="16"/>
+        </w:rPr>
+      </w:pPr>
+      <w:r>
+        <w:rPr>
+          <w:b/>
+          <w:bCs/>
+          <w:color w:val="0D0D0D" w:themeColor="text1" w:themeTint="F2"/>
+          <w:spacing w:val="-8"/>
+          <w:sz w:val="16"/>
+        </w:rPr>
+        <w:t xml:space="preserve">    -</w:t>
+      </w:r>
       <w:r>
         <w:rPr>
           <w:b/>
@@ -15408,9 +16274,9 @@
           <w:sz w:val="16"/>
           <w:highlight w:val="yellow"/>
         </w:rPr>
-        <w:t>Limit</w:t>
-      </w:r>
-      <w:proofErr w:type="spellEnd"/>
+        <w:t xml:space="preserve">&gt; </w:t>
+      </w:r>
+      <w:proofErr w:type="spellStart"/>
       <w:r>
         <w:rPr>
           <w:b/>
@@ -15420,9 +16286,9 @@
           <w:sz w:val="16"/>
           <w:highlight w:val="yellow"/>
         </w:rPr>
-        <w:t xml:space="preserve">: 1 </w:t>
-      </w:r>
-      <w:proofErr w:type="spellStart"/>
+        <w:t>Limit</w:t>
+      </w:r>
+      <w:proofErr w:type="spellEnd"/>
       <w:r>
         <w:rPr>
           <w:b/>
@@ -15432,9 +16298,9 @@
           <w:sz w:val="16"/>
           <w:highlight w:val="yellow"/>
         </w:rPr>
-        <w:t>row</w:t>
-      </w:r>
-      <w:proofErr w:type="spellEnd"/>
+        <w:t xml:space="preserve">: 1 </w:t>
+      </w:r>
+      <w:proofErr w:type="spellStart"/>
       <w:r>
         <w:rPr>
           <w:b/>
@@ -15444,9 +16310,9 @@
           <w:sz w:val="16"/>
           <w:highlight w:val="yellow"/>
         </w:rPr>
-        <w:t>(s)  (</w:t>
-      </w:r>
-      <w:proofErr w:type="spellStart"/>
+        <w:t>row</w:t>
+      </w:r>
+      <w:proofErr w:type="spellEnd"/>
       <w:r>
         <w:rPr>
           <w:b/>
@@ -15456,9 +16322,9 @@
           <w:sz w:val="16"/>
           <w:highlight w:val="yellow"/>
         </w:rPr>
-        <w:t>cost</w:t>
-      </w:r>
-      <w:proofErr w:type="spellEnd"/>
+        <w:t>(</w:t>
+      </w:r>
+      <w:proofErr w:type="gramStart"/>
       <w:r>
         <w:rPr>
           <w:b/>
@@ -15468,9 +16334,10 @@
           <w:sz w:val="16"/>
           <w:highlight w:val="yellow"/>
         </w:rPr>
-        <w:t xml:space="preserve">=2.25 </w:t>
+        <w:t>s)  (</w:t>
       </w:r>
       <w:proofErr w:type="spellStart"/>
+      <w:proofErr w:type="gramEnd"/>
       <w:r>
         <w:rPr>
           <w:b/>
@@ -15480,7 +16347,7 @@
           <w:sz w:val="16"/>
           <w:highlight w:val="yellow"/>
         </w:rPr>
-        <w:t>rows</w:t>
+        <w:t>cost</w:t>
       </w:r>
       <w:proofErr w:type="spellEnd"/>
       <w:r>
@@ -15492,7 +16359,7 @@
           <w:sz w:val="16"/>
           <w:highlight w:val="yellow"/>
         </w:rPr>
-        <w:t xml:space="preserve">=1) (actual time=0.0281..0.0281 </w:t>
+        <w:t xml:space="preserve">=2.25 </w:t>
       </w:r>
       <w:proofErr w:type="spellStart"/>
       <w:r>
@@ -15516,7 +16383,7 @@
           <w:sz w:val="16"/>
           <w:highlight w:val="yellow"/>
         </w:rPr>
-        <w:t xml:space="preserve">=1 </w:t>
+        <w:t xml:space="preserve">=1) (actual time=0.0281..0.0281 </w:t>
       </w:r>
       <w:proofErr w:type="spellStart"/>
       <w:r>
@@ -15528,7 +16395,7 @@
           <w:sz w:val="16"/>
           <w:highlight w:val="yellow"/>
         </w:rPr>
-        <w:t>loops</w:t>
+        <w:t>rows</w:t>
       </w:r>
       <w:proofErr w:type="spellEnd"/>
       <w:r>
@@ -15540,6 +16407,30 @@
           <w:sz w:val="16"/>
           <w:highlight w:val="yellow"/>
         </w:rPr>
+        <w:t xml:space="preserve">=1 </w:t>
+      </w:r>
+      <w:proofErr w:type="spellStart"/>
+      <w:r>
+        <w:rPr>
+          <w:b/>
+          <w:bCs/>
+          <w:color w:val="0D0D0D" w:themeColor="text1" w:themeTint="F2"/>
+          <w:spacing w:val="-8"/>
+          <w:sz w:val="16"/>
+          <w:highlight w:val="yellow"/>
+        </w:rPr>
+        <w:t>loops</w:t>
+      </w:r>
+      <w:proofErr w:type="spellEnd"/>
+      <w:r>
+        <w:rPr>
+          <w:b/>
+          <w:bCs/>
+          <w:color w:val="0D0D0D" w:themeColor="text1" w:themeTint="F2"/>
+          <w:spacing w:val="-8"/>
+          <w:sz w:val="16"/>
+          <w:highlight w:val="yellow"/>
+        </w:rPr>
         <w:t>=1)</w:t>
       </w:r>
     </w:p>
@@ -15573,23 +16464,23 @@
           <w:spacing w:val="-8"/>
           <w:sz w:val="16"/>
         </w:rPr>
-        <w:t xml:space="preserve">: ra_1_5_books.price, </w:t>
-      </w:r>
-      <w:proofErr w:type="spellStart"/>
+        <w:t>: ra_1_5_</w:t>
+      </w:r>
+      <w:proofErr w:type="gramStart"/>
       <w:r>
         <w:rPr>
           <w:spacing w:val="-8"/>
           <w:sz w:val="16"/>
         </w:rPr>
-        <w:t>limit</w:t>
-      </w:r>
-      <w:proofErr w:type="spellEnd"/>
+        <w:t>books.price</w:t>
+      </w:r>
+      <w:proofErr w:type="gramEnd"/>
       <w:r>
         <w:rPr>
           <w:spacing w:val="-8"/>
           <w:sz w:val="16"/>
         </w:rPr>
-        <w:t xml:space="preserve"> input </w:t>
+        <w:t xml:space="preserve">, </w:t>
       </w:r>
       <w:proofErr w:type="spellStart"/>
       <w:r>
@@ -15597,7 +16488,7 @@
           <w:spacing w:val="-8"/>
           <w:sz w:val="16"/>
         </w:rPr>
-        <w:t>to</w:t>
+        <w:t>limit</w:t>
       </w:r>
       <w:proofErr w:type="spellEnd"/>
       <w:r>
@@ -15605,7 +16496,7 @@
           <w:spacing w:val="-8"/>
           <w:sz w:val="16"/>
         </w:rPr>
-        <w:t xml:space="preserve"> 1 </w:t>
+        <w:t xml:space="preserve"> input </w:t>
       </w:r>
       <w:proofErr w:type="spellStart"/>
       <w:r>
@@ -15613,7 +16504,7 @@
           <w:spacing w:val="-8"/>
           <w:sz w:val="16"/>
         </w:rPr>
-        <w:t>row</w:t>
+        <w:t>to</w:t>
       </w:r>
       <w:proofErr w:type="spellEnd"/>
       <w:r>
@@ -15621,7 +16512,7 @@
           <w:spacing w:val="-8"/>
           <w:sz w:val="16"/>
         </w:rPr>
-        <w:t xml:space="preserve">(s) per </w:t>
+        <w:t xml:space="preserve"> 1 </w:t>
       </w:r>
       <w:proofErr w:type="spellStart"/>
       <w:r>
@@ -15629,7 +16520,7 @@
           <w:spacing w:val="-8"/>
           <w:sz w:val="16"/>
         </w:rPr>
-        <w:t>chunk</w:t>
+        <w:t>row</w:t>
       </w:r>
       <w:proofErr w:type="spellEnd"/>
       <w:r>
@@ -15637,7 +16528,7 @@
           <w:spacing w:val="-8"/>
           <w:sz w:val="16"/>
         </w:rPr>
-        <w:t xml:space="preserve">  (</w:t>
+        <w:t xml:space="preserve">(s) per </w:t>
       </w:r>
       <w:proofErr w:type="spellStart"/>
       <w:r>
@@ -15645,7 +16536,7 @@
           <w:spacing w:val="-8"/>
           <w:sz w:val="16"/>
         </w:rPr>
-        <w:t>cost</w:t>
+        <w:t>chunk</w:t>
       </w:r>
       <w:proofErr w:type="spellEnd"/>
       <w:r>
@@ -15653,7 +16544,7 @@
           <w:spacing w:val="-8"/>
           <w:sz w:val="16"/>
         </w:rPr>
-        <w:t xml:space="preserve">=2.25 </w:t>
+        <w:t xml:space="preserve">  (</w:t>
       </w:r>
       <w:proofErr w:type="spellStart"/>
       <w:r>
@@ -15661,7 +16552,7 @@
           <w:spacing w:val="-8"/>
           <w:sz w:val="16"/>
         </w:rPr>
-        <w:t>rows</w:t>
+        <w:t>cost</w:t>
       </w:r>
       <w:proofErr w:type="spellEnd"/>
       <w:r>
@@ -15669,6 +16560,22 @@
           <w:spacing w:val="-8"/>
           <w:sz w:val="16"/>
         </w:rPr>
+        <w:t xml:space="preserve">=2.25 </w:t>
+      </w:r>
+      <w:proofErr w:type="spellStart"/>
+      <w:r>
+        <w:rPr>
+          <w:spacing w:val="-8"/>
+          <w:sz w:val="16"/>
+        </w:rPr>
+        <w:t>rows</w:t>
+      </w:r>
+      <w:proofErr w:type="spellEnd"/>
+      <w:r>
+        <w:rPr>
+          <w:spacing w:val="-8"/>
+          <w:sz w:val="16"/>
+        </w:rPr>
         <w:t xml:space="preserve">=20) (actual </w:t>
       </w:r>
     </w:p>
@@ -15686,23 +16593,23 @@
           <w:spacing w:val="-8"/>
           <w:sz w:val="16"/>
         </w:rPr>
-        <w:t xml:space="preserve">time=0.0279..0.0279 </w:t>
-      </w:r>
-      <w:proofErr w:type="spellStart"/>
+        <w:t>time=</w:t>
+      </w:r>
+      <w:proofErr w:type="gramStart"/>
       <w:r>
         <w:rPr>
           <w:spacing w:val="-8"/>
           <w:sz w:val="16"/>
         </w:rPr>
-        <w:t>rows</w:t>
-      </w:r>
-      <w:proofErr w:type="spellEnd"/>
+        <w:t>0.0279..</w:t>
+      </w:r>
+      <w:proofErr w:type="gramEnd"/>
       <w:r>
         <w:rPr>
           <w:spacing w:val="-8"/>
           <w:sz w:val="16"/>
         </w:rPr>
-        <w:t xml:space="preserve">=1 </w:t>
+        <w:t xml:space="preserve">0.0279 </w:t>
       </w:r>
       <w:proofErr w:type="spellStart"/>
       <w:r>
@@ -15710,7 +16617,7 @@
           <w:spacing w:val="-8"/>
           <w:sz w:val="16"/>
         </w:rPr>
-        <w:t>loops</w:t>
+        <w:t>rows</w:t>
       </w:r>
       <w:proofErr w:type="spellEnd"/>
       <w:r>
@@ -15718,6 +16625,22 @@
           <w:spacing w:val="-8"/>
           <w:sz w:val="16"/>
         </w:rPr>
+        <w:t xml:space="preserve">=1 </w:t>
+      </w:r>
+      <w:proofErr w:type="spellStart"/>
+      <w:r>
+        <w:rPr>
+          <w:spacing w:val="-8"/>
+          <w:sz w:val="16"/>
+        </w:rPr>
+        <w:t>loops</w:t>
+      </w:r>
+      <w:proofErr w:type="spellEnd"/>
+      <w:r>
+        <w:rPr>
+          <w:spacing w:val="-8"/>
+          <w:sz w:val="16"/>
+        </w:rPr>
         <w:t>=1)</w:t>
       </w:r>
     </w:p>
@@ -15751,9 +16674,18 @@
           <w:spacing w:val="-8"/>
           <w:sz w:val="16"/>
         </w:rPr>
-        <w:t xml:space="preserve"> on ra_1_5_books  (</w:t>
+        <w:t xml:space="preserve"> on ra_1_5_</w:t>
+      </w:r>
+      <w:proofErr w:type="gramStart"/>
+      <w:r>
+        <w:rPr>
+          <w:spacing w:val="-8"/>
+          <w:sz w:val="16"/>
+        </w:rPr>
+        <w:t>books  (</w:t>
       </w:r>
       <w:proofErr w:type="spellStart"/>
+      <w:proofErr w:type="gramEnd"/>
       <w:r>
         <w:rPr>
           <w:spacing w:val="-8"/>
@@ -16183,8 +17115,8 @@
     </w:tbl>
     <w:p/>
     <w:sectPr>
-      <w:headerReference w:type="default" r:id="rId22"/>
-      <w:footerReference w:type="default" r:id="rId23"/>
+      <w:headerReference w:type="default" r:id="rId23"/>
+      <w:footerReference w:type="default" r:id="rId24"/>
       <w:pgSz w:w="11906" w:h="16838" w:code="9"/>
       <w:pgMar w:top="1134" w:right="1276" w:bottom="1134" w:left="1560" w:header="851" w:footer="0" w:gutter="0"/>
       <w:cols w:space="720"/>
@@ -46310,6 +47242,26 @@
 </file>
 
 <file path=customXml/item1.xml><?xml version="1.0" encoding="utf-8"?>
+<p:properties xmlns:p="http://schemas.microsoft.com/office/2006/metadata/properties" xmlns:xsi="http://www.w3.org/2001/XMLSchema-instance" xmlns:pc="http://schemas.microsoft.com/office/infopath/2007/PartnerControls">
+  <documentManagement>
+    <TaxCatchAll xmlns="227adb0e-e145-4f8b-90ea-eb65e1a44c1e" xsi:nil="true"/>
+    <lcf76f155ced4ddcb4097134ff3c332f xmlns="2a79d030-2667-4256-92b7-3b6a91b9ad15">
+      <Terms xmlns="http://schemas.microsoft.com/office/infopath/2007/PartnerControls"/>
+    </lcf76f155ced4ddcb4097134ff3c332f>
+  </documentManagement>
+</p:properties>
+</file>
+
+<file path=customXml/item2.xml><?xml version="1.0" encoding="utf-8"?>
+<?mso-contentType ?>
+<FormTemplates xmlns="http://schemas.microsoft.com/sharepoint/v3/contenttype/forms">
+  <Display>DocumentLibraryForm</Display>
+  <Edit>DocumentLibraryForm</Edit>
+  <New>DocumentLibraryForm</New>
+</FormTemplates>
+</file>
+
+<file path=customXml/item3.xml><?xml version="1.0" encoding="utf-8"?>
 <ct:contentTypeSchema xmlns:ct="http://schemas.microsoft.com/office/2006/metadata/contentType" xmlns:ma="http://schemas.microsoft.com/office/2006/metadata/properties/metaAttributes" ct:_="" ma:_="" ma:contentTypeName="Documento" ma:contentTypeID="0x01010019251492C0955F4D8B594C229DCC77C4" ma:contentTypeVersion="13" ma:contentTypeDescription="Crear nuevo documento." ma:contentTypeScope="" ma:versionID="727a4637a6c97d9119df4521e54c9509">
   <xsd:schema xmlns:xsd="http://www.w3.org/2001/XMLSchema" xmlns:xs="http://www.w3.org/2001/XMLSchema" xmlns:p="http://schemas.microsoft.com/office/2006/metadata/properties" xmlns:ns2="2a79d030-2667-4256-92b7-3b6a91b9ad15" xmlns:ns3="227adb0e-e145-4f8b-90ea-eb65e1a44c1e" targetNamespace="http://schemas.microsoft.com/office/2006/metadata/properties" ma:root="true" ma:fieldsID="bea3ee220e794811380c205cdba8a0a2" ns2:_="" ns3:_="">
     <xsd:import namespace="2a79d030-2667-4256-92b7-3b6a91b9ad15"/>
@@ -46510,31 +47462,30 @@
 </ct:contentTypeSchema>
 </file>
 
-<file path=customXml/item2.xml><?xml version="1.0" encoding="utf-8"?>
-<?mso-contentType ?>
-<FormTemplates xmlns="http://schemas.microsoft.com/sharepoint/v3/contenttype/forms">
-  <Display>DocumentLibraryForm</Display>
-  <Edit>DocumentLibraryForm</Edit>
-  <New>DocumentLibraryForm</New>
-</FormTemplates>
-</file>
-
-<file path=customXml/item3.xml><?xml version="1.0" encoding="utf-8"?>
-<p:properties xmlns:p="http://schemas.microsoft.com/office/2006/metadata/properties" xmlns:xsi="http://www.w3.org/2001/XMLSchema-instance" xmlns:pc="http://schemas.microsoft.com/office/infopath/2007/PartnerControls">
-  <documentManagement>
-    <TaxCatchAll xmlns="227adb0e-e145-4f8b-90ea-eb65e1a44c1e" xsi:nil="true"/>
-    <lcf76f155ced4ddcb4097134ff3c332f xmlns="2a79d030-2667-4256-92b7-3b6a91b9ad15">
-      <Terms xmlns="http://schemas.microsoft.com/office/infopath/2007/PartnerControls"/>
-    </lcf76f155ced4ddcb4097134ff3c332f>
-  </documentManagement>
-</p:properties>
-</file>
-
 <file path=customXml/item4.xml><?xml version="1.0" encoding="utf-8"?>
 <b:Sources xmlns:b="http://schemas.openxmlformats.org/officeDocument/2006/bibliography" xmlns="http://schemas.openxmlformats.org/officeDocument/2006/bibliography" SelectedStyle="/APASixthEditionOfficeOnline.xsl" StyleName="APA" Version="6"/>
 </file>
 
 <file path=customXml/itemProps1.xml><?xml version="1.0" encoding="utf-8"?>
+<ds:datastoreItem xmlns:ds="http://schemas.openxmlformats.org/officeDocument/2006/customXml" ds:itemID="{7852C20D-51FC-4930-9898-055FC3A1E1C2}">
+  <ds:schemaRefs>
+    <ds:schemaRef ds:uri="http://schemas.microsoft.com/office/2006/metadata/properties"/>
+    <ds:schemaRef ds:uri="http://schemas.microsoft.com/office/infopath/2007/PartnerControls"/>
+    <ds:schemaRef ds:uri="227adb0e-e145-4f8b-90ea-eb65e1a44c1e"/>
+    <ds:schemaRef ds:uri="2a79d030-2667-4256-92b7-3b6a91b9ad15"/>
+  </ds:schemaRefs>
+</ds:datastoreItem>
+</file>
+
+<file path=customXml/itemProps2.xml><?xml version="1.0" encoding="utf-8"?>
+<ds:datastoreItem xmlns:ds="http://schemas.openxmlformats.org/officeDocument/2006/customXml" ds:itemID="{B6BE38FB-EC05-4212-B7EC-321D23459051}">
+  <ds:schemaRefs>
+    <ds:schemaRef ds:uri="http://schemas.microsoft.com/sharepoint/v3/contenttype/forms"/>
+  </ds:schemaRefs>
+</ds:datastoreItem>
+</file>
+
+<file path=customXml/itemProps3.xml><?xml version="1.0" encoding="utf-8"?>
 <ds:datastoreItem xmlns:ds="http://schemas.openxmlformats.org/officeDocument/2006/customXml" ds:itemID="{3E8B727D-F80F-44EF-A1E2-F0CEF93CECDC}">
   <ds:schemaRefs>
     <ds:schemaRef ds:uri="http://schemas.microsoft.com/office/2006/metadata/contentType"/>
@@ -46553,25 +47504,6 @@
 </ds:datastoreItem>
 </file>
 
-<file path=customXml/itemProps2.xml><?xml version="1.0" encoding="utf-8"?>
-<ds:datastoreItem xmlns:ds="http://schemas.openxmlformats.org/officeDocument/2006/customXml" ds:itemID="{B6BE38FB-EC05-4212-B7EC-321D23459051}">
-  <ds:schemaRefs>
-    <ds:schemaRef ds:uri="http://schemas.microsoft.com/sharepoint/v3/contenttype/forms"/>
-  </ds:schemaRefs>
-</ds:datastoreItem>
-</file>
-
-<file path=customXml/itemProps3.xml><?xml version="1.0" encoding="utf-8"?>
-<ds:datastoreItem xmlns:ds="http://schemas.openxmlformats.org/officeDocument/2006/customXml" ds:itemID="{7852C20D-51FC-4930-9898-055FC3A1E1C2}">
-  <ds:schemaRefs>
-    <ds:schemaRef ds:uri="http://schemas.microsoft.com/office/2006/metadata/properties"/>
-    <ds:schemaRef ds:uri="http://schemas.microsoft.com/office/infopath/2007/PartnerControls"/>
-    <ds:schemaRef ds:uri="227adb0e-e145-4f8b-90ea-eb65e1a44c1e"/>
-    <ds:schemaRef ds:uri="2a79d030-2667-4256-92b7-3b6a91b9ad15"/>
-  </ds:schemaRefs>
-</ds:datastoreItem>
-</file>
-
 <file path=customXml/itemProps4.xml><?xml version="1.0" encoding="utf-8"?>
 <ds:datastoreItem xmlns:ds="http://schemas.openxmlformats.org/officeDocument/2006/customXml" ds:itemID="{379ED122-F39E-994E-A3E5-695406CF8956}">
   <ds:schemaRefs>

--- a/handover/doing/RA1/DCC-IABD_M04_ACT_OBL_02-DOING.docx
+++ b/handover/doing/RA1/DCC-IABD_M04_ACT_OBL_02-DOING.docx
@@ -4774,15 +4774,7 @@
         </w:numPr>
       </w:pPr>
       <w:r>
-        <w:t>El cliente interactúa con la plataforma generando órdenes de VENTA. Cada venta representa un flujo salida que impacta directamente en el inventario a través de una relación de detalle (</w:t>
-      </w:r>
-      <w:proofErr w:type="gramStart"/>
-      <w:r>
-        <w:t>1:N</w:t>
-      </w:r>
-      <w:proofErr w:type="gramEnd"/>
-      <w:r>
-        <w:t xml:space="preserve"> con STOCK), permitiendo auditar qué unidades físicas exactas de qué productos salieron del sistema para atender un pedido.</w:t>
+        <w:t>El cliente interactúa con la plataforma generando órdenes de VENTA. Cada venta representa un flujo salida que impacta directamente en el inventario a través de una relación de detalle (1:N con STOCK), permitiendo auditar qué unidades físicas exactas de qué productos salieron del sistema para atender un pedido.</w:t>
       </w:r>
     </w:p>
     <w:p>
@@ -5312,18 +5304,10 @@
         <w:t xml:space="preserve">Se han aplicado los siguientes convenios </w:t>
       </w:r>
       <w:r>
-        <w:t xml:space="preserve">para </w:t>
-      </w:r>
-      <w:proofErr w:type="gramStart"/>
-      <w:r>
-        <w:t xml:space="preserve">la </w:t>
-      </w:r>
-      <w:r>
-        <w:t xml:space="preserve"> ingeniería</w:t>
-      </w:r>
-      <w:proofErr w:type="gramEnd"/>
-      <w:r>
-        <w:t>:</w:t>
+        <w:t xml:space="preserve">para la </w:t>
+      </w:r>
+      <w:r>
+        <w:t xml:space="preserve"> ingeniería:</w:t>
       </w:r>
     </w:p>
     <w:p/>
@@ -5352,7 +5336,6 @@
       <w:r>
         <w:t xml:space="preserve"> utilizado la convención </w:t>
       </w:r>
-      <w:proofErr w:type="spellStart"/>
       <w:r>
         <w:rPr>
           <w:i/>
@@ -5360,7 +5343,6 @@
         </w:rPr>
         <w:t>snake_case</w:t>
       </w:r>
-      <w:proofErr w:type="spellEnd"/>
       <w:r>
         <w:t xml:space="preserve"> para columnas</w:t>
       </w:r>
@@ -5503,7 +5485,6 @@
       <w:r>
         <w:t xml:space="preserve">La relación multiclase entre productos y categorías se resuelve mediante la tabla asociativa </w:t>
       </w:r>
-      <w:proofErr w:type="spellStart"/>
       <w:r>
         <w:rPr>
           <w:i/>
@@ -5511,7 +5492,6 @@
         </w:rPr>
         <w:t>product_categories</w:t>
       </w:r>
-      <w:proofErr w:type="spellEnd"/>
       <w:r>
         <w:t>, permitiendo una clasificación flexible del catálogo sin redundancias</w:t>
       </w:r>
@@ -5521,7 +5501,6 @@
       <w:r>
         <w:t xml:space="preserve">e incorpora el campo </w:t>
       </w:r>
-      <w:proofErr w:type="spellStart"/>
       <w:r>
         <w:rPr>
           <w:i/>
@@ -5529,7 +5508,6 @@
         </w:rPr>
         <w:t>sku</w:t>
       </w:r>
-      <w:proofErr w:type="spellEnd"/>
       <w:r>
         <w:t xml:space="preserve"> como identificador alfanumérico único por producto </w:t>
       </w:r>
@@ -5564,13 +5542,8 @@
       <w:r>
         <w:t xml:space="preserve">que los aplicativos tengan </w:t>
       </w:r>
-      <w:proofErr w:type="spellStart"/>
-      <w:r>
-        <w:t>URLs</w:t>
-      </w:r>
-      <w:proofErr w:type="spellEnd"/>
-      <w:r>
-        <w:t xml:space="preserve"> amigables y un rendimiento óptimo en búsquedas de comercio electrónico.</w:t>
+      <w:r>
+        <w:t>URLs amigables y un rendimiento óptimo en búsquedas de comercio electrónico.</w:t>
       </w:r>
     </w:p>
     <w:p>
@@ -5597,7 +5570,6 @@
           <w:bCs/>
         </w:rPr>
       </w:pPr>
-      <w:proofErr w:type="spellStart"/>
       <w:r>
         <w:rPr>
           <w:b/>
@@ -5613,7 +5585,6 @@
         </w:rPr>
         <w:t>ies</w:t>
       </w:r>
-      <w:proofErr w:type="spellEnd"/>
       <w:r>
         <w:rPr>
           <w:b/>
@@ -5647,21 +5618,8 @@
           <w:numId w:val="19"/>
         </w:numPr>
       </w:pPr>
-      <w:proofErr w:type="spellStart"/>
-      <w:r>
-        <w:t>name</w:t>
-      </w:r>
-      <w:proofErr w:type="spellEnd"/>
-      <w:r>
-        <w:t xml:space="preserve"> (</w:t>
-      </w:r>
-      <w:proofErr w:type="gramStart"/>
-      <w:r>
-        <w:t>VARCHAR(</w:t>
-      </w:r>
-      <w:proofErr w:type="gramEnd"/>
-      <w:r>
-        <w:t>64), NOT NULL)</w:t>
+      <w:r>
+        <w:t>name (VARCHAR(64), NOT NULL)</w:t>
       </w:r>
     </w:p>
     <w:p>
@@ -5679,15 +5637,7 @@
         <w:t>slug</w:t>
       </w:r>
       <w:r>
-        <w:t xml:space="preserve"> (</w:t>
-      </w:r>
-      <w:proofErr w:type="gramStart"/>
-      <w:r>
-        <w:t>VARCHAR(</w:t>
-      </w:r>
-      <w:proofErr w:type="gramEnd"/>
-      <w:r>
-        <w:t>32), UNIQUE, NOT NULL)</w:t>
+        <w:t xml:space="preserve"> (VARCHAR(32), UNIQUE, NOT NULL)</w:t>
       </w:r>
     </w:p>
     <w:p>
@@ -5697,13 +5647,8 @@
           <w:numId w:val="19"/>
         </w:numPr>
       </w:pPr>
-      <w:proofErr w:type="spellStart"/>
-      <w:r>
-        <w:t>description</w:t>
-      </w:r>
-      <w:proofErr w:type="spellEnd"/>
-      <w:r>
-        <w:t xml:space="preserve"> (TEXT, NULL)</w:t>
+      <w:r>
+        <w:t>description (TEXT, NULL)</w:t>
       </w:r>
     </w:p>
     <w:p/>
@@ -5714,7 +5659,6 @@
           <w:bCs/>
         </w:rPr>
       </w:pPr>
-      <w:proofErr w:type="spellStart"/>
       <w:r>
         <w:rPr>
           <w:b/>
@@ -5729,7 +5673,6 @@
         </w:rPr>
         <w:t>s</w:t>
       </w:r>
-      <w:proofErr w:type="spellEnd"/>
       <w:r>
         <w:rPr>
           <w:b/>
@@ -5763,7 +5706,6 @@
           <w:numId w:val="20"/>
         </w:numPr>
       </w:pPr>
-      <w:proofErr w:type="spellStart"/>
       <w:r>
         <w:rPr>
           <w:i/>
@@ -5771,17 +5713,8 @@
         </w:rPr>
         <w:t>sku</w:t>
       </w:r>
-      <w:proofErr w:type="spellEnd"/>
-      <w:r>
-        <w:t xml:space="preserve"> (</w:t>
-      </w:r>
-      <w:proofErr w:type="gramStart"/>
-      <w:r>
-        <w:t>VARCHAR(</w:t>
-      </w:r>
-      <w:proofErr w:type="gramEnd"/>
-      <w:r>
-        <w:t>32), UNIQUE, NOT NULL)</w:t>
+      <w:r>
+        <w:t xml:space="preserve"> (VARCHAR(32), UNIQUE, NOT NULL)</w:t>
       </w:r>
     </w:p>
     <w:p>
@@ -5791,21 +5724,8 @@
           <w:numId w:val="20"/>
         </w:numPr>
       </w:pPr>
-      <w:proofErr w:type="spellStart"/>
-      <w:r>
-        <w:t>name</w:t>
-      </w:r>
-      <w:proofErr w:type="spellEnd"/>
-      <w:r>
-        <w:t xml:space="preserve"> (</w:t>
-      </w:r>
-      <w:proofErr w:type="gramStart"/>
-      <w:r>
-        <w:t>VARCHAR(</w:t>
-      </w:r>
-      <w:proofErr w:type="gramEnd"/>
-      <w:r>
-        <w:t>128), NOT NULL)</w:t>
+      <w:r>
+        <w:t>name (VARCHAR(128), NOT NULL)</w:t>
       </w:r>
     </w:p>
     <w:p>
@@ -5815,13 +5735,8 @@
           <w:numId w:val="20"/>
         </w:numPr>
       </w:pPr>
-      <w:proofErr w:type="spellStart"/>
-      <w:r>
-        <w:t>description</w:t>
-      </w:r>
-      <w:proofErr w:type="spellEnd"/>
-      <w:r>
-        <w:t xml:space="preserve"> (TEXT, NULL)</w:t>
+      <w:r>
+        <w:t>description (TEXT, NULL)</w:t>
       </w:r>
     </w:p>
     <w:p>
@@ -5831,21 +5746,8 @@
           <w:numId w:val="20"/>
         </w:numPr>
       </w:pPr>
-      <w:proofErr w:type="spellStart"/>
-      <w:r>
-        <w:t>base_price</w:t>
-      </w:r>
-      <w:proofErr w:type="spellEnd"/>
-      <w:r>
-        <w:t xml:space="preserve"> (</w:t>
-      </w:r>
-      <w:proofErr w:type="gramStart"/>
-      <w:r>
-        <w:t>DECIMAL(</w:t>
-      </w:r>
-      <w:proofErr w:type="gramEnd"/>
-      <w:r>
-        <w:t>10,2), NOT NULL)</w:t>
+      <w:r>
+        <w:t>base_price (DECIMAL(10,2), NOT NULL)</w:t>
       </w:r>
     </w:p>
     <w:p/>
@@ -5856,7 +5758,6 @@
           <w:bCs/>
         </w:rPr>
       </w:pPr>
-      <w:proofErr w:type="spellStart"/>
       <w:r>
         <w:rPr>
           <w:b/>
@@ -5871,7 +5772,6 @@
         </w:rPr>
         <w:t>ies</w:t>
       </w:r>
-      <w:proofErr w:type="spellEnd"/>
       <w:r>
         <w:rPr>
           <w:b/>
@@ -5922,7 +5822,6 @@
           <w:numId w:val="21"/>
         </w:numPr>
       </w:pPr>
-      <w:proofErr w:type="spellStart"/>
       <w:r>
         <w:rPr>
           <w:b/>
@@ -5932,23 +5831,14 @@
         </w:rPr>
         <w:t>product_id</w:t>
       </w:r>
-      <w:proofErr w:type="spellEnd"/>
-      <w:r>
-        <w:t xml:space="preserve"> (INT, PK, FK -&gt; </w:t>
-      </w:r>
-      <w:proofErr w:type="spellStart"/>
-      <w:r>
-        <w:t>product</w:t>
+      <w:r>
+        <w:t xml:space="preserve"> (INT, PK, FK -&gt; product</w:t>
       </w:r>
       <w:r>
         <w:t>s</w:t>
       </w:r>
       <w:r>
-        <w:t>.id</w:t>
-      </w:r>
-      <w:proofErr w:type="spellEnd"/>
-      <w:r>
-        <w:t>)</w:t>
+        <w:t>.id)</w:t>
       </w:r>
     </w:p>
     <w:p>
@@ -5958,7 +5848,6 @@
           <w:numId w:val="21"/>
         </w:numPr>
       </w:pPr>
-      <w:proofErr w:type="spellStart"/>
       <w:r>
         <w:rPr>
           <w:b/>
@@ -5968,23 +5857,14 @@
         </w:rPr>
         <w:t>category_id</w:t>
       </w:r>
-      <w:proofErr w:type="spellEnd"/>
-      <w:r>
-        <w:t xml:space="preserve"> (INT, PK, FK -&gt; </w:t>
-      </w:r>
-      <w:proofErr w:type="spellStart"/>
-      <w:r>
-        <w:t>categor</w:t>
+      <w:r>
+        <w:t xml:space="preserve"> (INT, PK, FK -&gt; categor</w:t>
       </w:r>
       <w:r>
         <w:t>ies</w:t>
       </w:r>
       <w:r>
-        <w:t>.id</w:t>
-      </w:r>
-      <w:proofErr w:type="spellEnd"/>
-      <w:r>
-        <w:t>)</w:t>
+        <w:t>.id)</w:t>
       </w:r>
     </w:p>
     <w:p>
@@ -6010,7 +5890,6 @@
       <w:r>
         <w:t xml:space="preserve">La tabla </w:t>
       </w:r>
-      <w:proofErr w:type="spellStart"/>
       <w:r>
         <w:rPr>
           <w:i/>
@@ -6018,11 +5897,9 @@
         </w:rPr>
         <w:t>purchases</w:t>
       </w:r>
-      <w:proofErr w:type="spellEnd"/>
       <w:r>
         <w:t xml:space="preserve"> gestiona el aprovisionamiento externo coordinado por el almacén con los diferentes proveedores (</w:t>
       </w:r>
-      <w:proofErr w:type="spellStart"/>
       <w:r>
         <w:rPr>
           <w:i/>
@@ -6030,7 +5907,6 @@
         </w:rPr>
         <w:t>suppliers</w:t>
       </w:r>
-      <w:proofErr w:type="spellEnd"/>
       <w:r>
         <w:t>), permitiendo la trazabilidad de costes y entregas.</w:t>
       </w:r>
@@ -6043,7 +5919,6 @@
           <w:bCs/>
         </w:rPr>
       </w:pPr>
-      <w:proofErr w:type="spellStart"/>
       <w:r>
         <w:rPr>
           <w:b/>
@@ -6058,7 +5933,6 @@
         </w:rPr>
         <w:t>s</w:t>
       </w:r>
-      <w:proofErr w:type="spellEnd"/>
       <w:r>
         <w:rPr>
           <w:b/>
@@ -6092,21 +5966,8 @@
           <w:numId w:val="22"/>
         </w:numPr>
       </w:pPr>
-      <w:proofErr w:type="spellStart"/>
-      <w:r>
-        <w:t>fiscal_name</w:t>
-      </w:r>
-      <w:proofErr w:type="spellEnd"/>
-      <w:r>
-        <w:t xml:space="preserve"> (</w:t>
-      </w:r>
-      <w:proofErr w:type="gramStart"/>
-      <w:r>
-        <w:t>VARCHAR(</w:t>
-      </w:r>
-      <w:proofErr w:type="gramEnd"/>
-      <w:r>
-        <w:t>128), NOT NULL)</w:t>
+      <w:r>
+        <w:t>fiscal_name (VARCHAR(128), NOT NULL)</w:t>
       </w:r>
     </w:p>
     <w:p>
@@ -6116,21 +5977,8 @@
           <w:numId w:val="22"/>
         </w:numPr>
       </w:pPr>
-      <w:proofErr w:type="spellStart"/>
-      <w:r>
-        <w:t>tax_id</w:t>
-      </w:r>
-      <w:proofErr w:type="spellEnd"/>
-      <w:r>
-        <w:t xml:space="preserve"> (</w:t>
-      </w:r>
-      <w:proofErr w:type="gramStart"/>
-      <w:r>
-        <w:t>VARCHAR(</w:t>
-      </w:r>
-      <w:proofErr w:type="gramEnd"/>
-      <w:r>
-        <w:t>32), UNIQUE, NOT NULL)</w:t>
+      <w:r>
+        <w:t>tax_id (VARCHAR(32), UNIQUE, NOT NULL)</w:t>
       </w:r>
     </w:p>
     <w:p>
@@ -6140,21 +5988,8 @@
           <w:numId w:val="22"/>
         </w:numPr>
       </w:pPr>
-      <w:proofErr w:type="spellStart"/>
-      <w:r>
-        <w:t>contact_name</w:t>
-      </w:r>
-      <w:proofErr w:type="spellEnd"/>
-      <w:r>
-        <w:t xml:space="preserve"> (</w:t>
-      </w:r>
-      <w:proofErr w:type="gramStart"/>
-      <w:r>
-        <w:t>VARCHAR(</w:t>
-      </w:r>
-      <w:proofErr w:type="gramEnd"/>
-      <w:r>
-        <w:t>64), NULL)</w:t>
+      <w:r>
+        <w:t>contact_name (VARCHAR(64), NULL)</w:t>
       </w:r>
     </w:p>
     <w:p>
@@ -6165,15 +6000,7 @@
         </w:numPr>
       </w:pPr>
       <w:r>
-        <w:t>email (</w:t>
-      </w:r>
-      <w:proofErr w:type="gramStart"/>
-      <w:r>
-        <w:t>VARCHAR(</w:t>
-      </w:r>
-      <w:proofErr w:type="gramEnd"/>
-      <w:r>
-        <w:t>64), NULL)</w:t>
+        <w:t>email (VARCHAR(64), NULL)</w:t>
       </w:r>
     </w:p>
     <w:p/>
@@ -6184,7 +6011,6 @@
           <w:bCs/>
         </w:rPr>
       </w:pPr>
-      <w:proofErr w:type="spellStart"/>
       <w:r>
         <w:rPr>
           <w:b/>
@@ -6199,7 +6025,6 @@
         </w:rPr>
         <w:t>s</w:t>
       </w:r>
-      <w:proofErr w:type="spellEnd"/>
       <w:r>
         <w:rPr>
           <w:b/>
@@ -6247,7 +6072,6 @@
           <w:numId w:val="23"/>
         </w:numPr>
       </w:pPr>
-      <w:proofErr w:type="spellStart"/>
       <w:r>
         <w:rPr>
           <w:b/>
@@ -6257,23 +6081,14 @@
         </w:rPr>
         <w:t>supplier_id</w:t>
       </w:r>
-      <w:proofErr w:type="spellEnd"/>
-      <w:r>
-        <w:t xml:space="preserve"> (INT, NOT NULL, FK -&gt; </w:t>
-      </w:r>
-      <w:proofErr w:type="spellStart"/>
-      <w:r>
-        <w:t>supplier</w:t>
+      <w:r>
+        <w:t xml:space="preserve"> (INT, NOT NULL, FK -&gt; supplier</w:t>
       </w:r>
       <w:r>
         <w:t>s</w:t>
       </w:r>
       <w:r>
-        <w:t>.id</w:t>
-      </w:r>
-      <w:proofErr w:type="spellEnd"/>
-      <w:r>
-        <w:t>)</w:t>
+        <w:t>.id)</w:t>
       </w:r>
     </w:p>
     <w:p>
@@ -6283,7 +6098,6 @@
           <w:numId w:val="23"/>
         </w:numPr>
       </w:pPr>
-      <w:proofErr w:type="spellStart"/>
       <w:r>
         <w:rPr>
           <w:b/>
@@ -6293,23 +6107,14 @@
         </w:rPr>
         <w:t>warehouse_id</w:t>
       </w:r>
-      <w:proofErr w:type="spellEnd"/>
-      <w:r>
-        <w:t xml:space="preserve"> (INT, NOT NULL, FK -&gt; </w:t>
-      </w:r>
-      <w:proofErr w:type="spellStart"/>
-      <w:r>
-        <w:t>warehouse</w:t>
+      <w:r>
+        <w:t xml:space="preserve"> (INT, NOT NULL, FK -&gt; warehouse</w:t>
       </w:r>
       <w:r>
         <w:t>s</w:t>
       </w:r>
       <w:r>
-        <w:t>.id</w:t>
-      </w:r>
-      <w:proofErr w:type="spellEnd"/>
-      <w:r>
-        <w:t>)</w:t>
+        <w:t>.id)</w:t>
       </w:r>
     </w:p>
     <w:p>
@@ -6319,13 +6124,8 @@
           <w:numId w:val="23"/>
         </w:numPr>
       </w:pPr>
-      <w:proofErr w:type="spellStart"/>
-      <w:r>
-        <w:t>purchase_date</w:t>
-      </w:r>
-      <w:proofErr w:type="spellEnd"/>
-      <w:r>
-        <w:t xml:space="preserve"> (TIMESTAMP, NOT NULL)</w:t>
+      <w:r>
+        <w:t>purchase_date (TIMESTAMP, NOT NULL)</w:t>
       </w:r>
     </w:p>
     <w:p>
@@ -6336,15 +6136,7 @@
         </w:numPr>
       </w:pPr>
       <w:r>
-        <w:t>status (</w:t>
-      </w:r>
-      <w:proofErr w:type="gramStart"/>
-      <w:r>
-        <w:t>VARCHAR(</w:t>
-      </w:r>
-      <w:proofErr w:type="gramEnd"/>
-      <w:r>
-        <w:t>32), NOT NULL)</w:t>
+        <w:t>status (VARCHAR(32), NOT NULL)</w:t>
       </w:r>
     </w:p>
     <w:p>
@@ -6393,7 +6185,6 @@
       <w:r>
         <w:t>clientes (</w:t>
       </w:r>
-      <w:proofErr w:type="spellStart"/>
       <w:r>
         <w:rPr>
           <w:i/>
@@ -6401,7 +6192,6 @@
         </w:rPr>
         <w:t>customers</w:t>
       </w:r>
-      <w:proofErr w:type="spellEnd"/>
       <w:r>
         <w:t>)</w:t>
       </w:r>
@@ -6417,7 +6207,6 @@
           <w:bCs/>
         </w:rPr>
       </w:pPr>
-      <w:proofErr w:type="spellStart"/>
       <w:r>
         <w:rPr>
           <w:b/>
@@ -6432,7 +6221,6 @@
         </w:rPr>
         <w:t>s</w:t>
       </w:r>
-      <w:proofErr w:type="spellEnd"/>
       <w:r>
         <w:rPr>
           <w:b/>
@@ -6466,21 +6254,8 @@
           <w:numId w:val="24"/>
         </w:numPr>
       </w:pPr>
-      <w:proofErr w:type="spellStart"/>
-      <w:r>
-        <w:t>first_name</w:t>
-      </w:r>
-      <w:proofErr w:type="spellEnd"/>
-      <w:r>
-        <w:t xml:space="preserve"> (</w:t>
-      </w:r>
-      <w:proofErr w:type="gramStart"/>
-      <w:r>
-        <w:t>VARCHAR(</w:t>
-      </w:r>
-      <w:proofErr w:type="gramEnd"/>
-      <w:r>
-        <w:t>64), NOT NULL)</w:t>
+      <w:r>
+        <w:t>first_name (VARCHAR(64), NOT NULL)</w:t>
       </w:r>
     </w:p>
     <w:p>
@@ -6490,21 +6265,8 @@
           <w:numId w:val="24"/>
         </w:numPr>
       </w:pPr>
-      <w:proofErr w:type="spellStart"/>
-      <w:r>
-        <w:t>last_name</w:t>
-      </w:r>
-      <w:proofErr w:type="spellEnd"/>
-      <w:r>
-        <w:t xml:space="preserve"> (</w:t>
-      </w:r>
-      <w:proofErr w:type="gramStart"/>
-      <w:r>
-        <w:t>VARCHAR(</w:t>
-      </w:r>
-      <w:proofErr w:type="gramEnd"/>
-      <w:r>
-        <w:t>64), NOT NULL)</w:t>
+      <w:r>
+        <w:t>last_name (VARCHAR(64), NOT NULL)</w:t>
       </w:r>
     </w:p>
     <w:p>
@@ -6522,15 +6284,7 @@
         <w:t>email</w:t>
       </w:r>
       <w:r>
-        <w:t xml:space="preserve"> (</w:t>
-      </w:r>
-      <w:proofErr w:type="gramStart"/>
-      <w:r>
-        <w:t>VARCHAR(</w:t>
-      </w:r>
-      <w:proofErr w:type="gramEnd"/>
-      <w:r>
-        <w:t>64), UNIQUE, NOT NULL)</w:t>
+        <w:t xml:space="preserve"> (VARCHAR(64), UNIQUE, NOT NULL)</w:t>
       </w:r>
     </w:p>
     <w:p>
@@ -6540,21 +6294,8 @@
           <w:numId w:val="24"/>
         </w:numPr>
       </w:pPr>
-      <w:proofErr w:type="spellStart"/>
-      <w:r>
-        <w:t>phone</w:t>
-      </w:r>
-      <w:proofErr w:type="spellEnd"/>
-      <w:r>
-        <w:t xml:space="preserve"> (</w:t>
-      </w:r>
-      <w:proofErr w:type="gramStart"/>
-      <w:r>
-        <w:t>VARCHAR(</w:t>
-      </w:r>
-      <w:proofErr w:type="gramEnd"/>
-      <w:r>
-        <w:t>32), NULL)</w:t>
+      <w:r>
+        <w:t>phone (VARCHAR(32), NULL)</w:t>
       </w:r>
     </w:p>
     <w:p/>
@@ -6626,7 +6367,6 @@
           <w:numId w:val="25"/>
         </w:numPr>
       </w:pPr>
-      <w:proofErr w:type="spellStart"/>
       <w:r>
         <w:rPr>
           <w:b/>
@@ -6636,23 +6376,14 @@
         </w:rPr>
         <w:t>customer_id</w:t>
       </w:r>
-      <w:proofErr w:type="spellEnd"/>
-      <w:r>
-        <w:t xml:space="preserve"> (INT, NOT NULL, FK -&gt; </w:t>
-      </w:r>
-      <w:proofErr w:type="spellStart"/>
-      <w:r>
-        <w:t>customer</w:t>
+      <w:r>
+        <w:t xml:space="preserve"> (INT, NOT NULL, FK -&gt; customer</w:t>
       </w:r>
       <w:r>
         <w:t>s</w:t>
       </w:r>
       <w:r>
-        <w:t>.id</w:t>
-      </w:r>
-      <w:proofErr w:type="spellEnd"/>
-      <w:r>
-        <w:t>)</w:t>
+        <w:t>.id)</w:t>
       </w:r>
     </w:p>
     <w:p>
@@ -6662,13 +6393,8 @@
           <w:numId w:val="25"/>
         </w:numPr>
       </w:pPr>
-      <w:proofErr w:type="spellStart"/>
-      <w:r>
-        <w:t>sale_date</w:t>
-      </w:r>
-      <w:proofErr w:type="spellEnd"/>
-      <w:r>
-        <w:t xml:space="preserve"> (TIMESTAMP, NOT NULL)</w:t>
+      <w:r>
+        <w:t>sale_date (TIMESTAMP, NOT NULL)</w:t>
       </w:r>
     </w:p>
     <w:p>
@@ -6679,15 +6405,7 @@
         </w:numPr>
       </w:pPr>
       <w:r>
-        <w:t>status (</w:t>
-      </w:r>
-      <w:proofErr w:type="gramStart"/>
-      <w:r>
-        <w:t>VARCHAR(</w:t>
-      </w:r>
-      <w:proofErr w:type="gramEnd"/>
-      <w:r>
-        <w:t>32), NOT NULL)</w:t>
+        <w:t>status (VARCHAR(32), NOT NULL)</w:t>
       </w:r>
     </w:p>
     <w:p>
@@ -6733,7 +6451,6 @@
       <w:r>
         <w:t xml:space="preserve"> centros de distribución (</w:t>
       </w:r>
-      <w:proofErr w:type="spellStart"/>
       <w:r>
         <w:rPr>
           <w:i/>
@@ -6741,7 +6458,6 @@
         </w:rPr>
         <w:t>warehouses</w:t>
       </w:r>
-      <w:proofErr w:type="spellEnd"/>
       <w:r>
         <w:t xml:space="preserve">), aislando recuentos físicos </w:t>
       </w:r>
@@ -6754,11 +6470,9 @@
       <w:r>
         <w:t>tabla para la colección de inventarios (</w:t>
       </w:r>
-      <w:proofErr w:type="spellStart"/>
       <w:r>
         <w:t>inventories</w:t>
       </w:r>
-      <w:proofErr w:type="spellEnd"/>
       <w:r>
         <w:t>)</w:t>
       </w:r>
@@ -6767,18 +6481,12 @@
       </w:r>
     </w:p>
     <w:p>
-      <w:proofErr w:type="gramStart"/>
-      <w:r>
-        <w:t>Además</w:t>
-      </w:r>
-      <w:proofErr w:type="gramEnd"/>
-      <w:r>
-        <w:t xml:space="preserve"> los movimientos entre almacenes </w:t>
+      <w:r>
+        <w:t xml:space="preserve">Además los movimientos entre almacenes </w:t>
       </w:r>
       <w:r>
         <w:t>(</w:t>
       </w:r>
-      <w:proofErr w:type="spellStart"/>
       <w:r>
         <w:rPr>
           <w:i/>
@@ -6786,7 +6494,6 @@
         </w:rPr>
         <w:t>warehouses</w:t>
       </w:r>
-      <w:proofErr w:type="spellEnd"/>
       <w:r>
         <w:t>)</w:t>
       </w:r>
@@ -6814,7 +6521,6 @@
       <w:r>
         <w:t xml:space="preserve"> en la tabla </w:t>
       </w:r>
-      <w:proofErr w:type="spellStart"/>
       <w:r>
         <w:rPr>
           <w:i/>
@@ -6822,7 +6528,6 @@
         </w:rPr>
         <w:t>transfers</w:t>
       </w:r>
-      <w:proofErr w:type="spellEnd"/>
       <w:r>
         <w:t xml:space="preserve">, </w:t>
       </w:r>
@@ -6853,7 +6558,6 @@
           <w:bCs/>
         </w:rPr>
       </w:pPr>
-      <w:proofErr w:type="spellStart"/>
       <w:r>
         <w:rPr>
           <w:b/>
@@ -6875,7 +6579,6 @@
         </w:rPr>
         <w:t>s</w:t>
       </w:r>
-      <w:proofErr w:type="spellEnd"/>
       <w:r>
         <w:rPr>
           <w:b/>
@@ -6909,21 +6612,8 @@
           <w:numId w:val="26"/>
         </w:numPr>
       </w:pPr>
-      <w:proofErr w:type="spellStart"/>
-      <w:r>
-        <w:t>name</w:t>
-      </w:r>
-      <w:proofErr w:type="spellEnd"/>
-      <w:r>
-        <w:t xml:space="preserve"> (</w:t>
-      </w:r>
-      <w:proofErr w:type="gramStart"/>
-      <w:r>
-        <w:t>VARCHAR(</w:t>
-      </w:r>
-      <w:proofErr w:type="gramEnd"/>
-      <w:r>
-        <w:t>64), NOT NULL)</w:t>
+      <w:r>
+        <w:t>name (VARCHAR(64), NOT NULL)</w:t>
       </w:r>
     </w:p>
     <w:p>
@@ -6933,21 +6623,8 @@
           <w:numId w:val="26"/>
         </w:numPr>
       </w:pPr>
-      <w:proofErr w:type="spellStart"/>
-      <w:r>
-        <w:t>location</w:t>
-      </w:r>
-      <w:proofErr w:type="spellEnd"/>
-      <w:r>
-        <w:t xml:space="preserve"> (</w:t>
-      </w:r>
-      <w:proofErr w:type="gramStart"/>
-      <w:r>
-        <w:t>VARCHAR(</w:t>
-      </w:r>
-      <w:proofErr w:type="gramEnd"/>
-      <w:r>
-        <w:t>128), NOT NULL)</w:t>
+      <w:r>
+        <w:t>location (VARCHAR(128), NOT NULL)</w:t>
       </w:r>
     </w:p>
     <w:p>
@@ -6965,7 +6642,6 @@
           <w:bCs/>
         </w:rPr>
       </w:pPr>
-      <w:proofErr w:type="spellStart"/>
       <w:r>
         <w:rPr>
           <w:b/>
@@ -6980,7 +6656,6 @@
         </w:rPr>
         <w:t>s</w:t>
       </w:r>
-      <w:proofErr w:type="spellEnd"/>
       <w:r>
         <w:rPr>
           <w:b/>
@@ -7014,7 +6689,6 @@
           <w:numId w:val="27"/>
         </w:numPr>
       </w:pPr>
-      <w:proofErr w:type="spellStart"/>
       <w:r>
         <w:rPr>
           <w:b/>
@@ -7024,23 +6698,14 @@
         </w:rPr>
         <w:t>warehouse_out_id</w:t>
       </w:r>
-      <w:proofErr w:type="spellEnd"/>
-      <w:r>
-        <w:t xml:space="preserve"> (INT, NOT NULL, FK -&gt; </w:t>
-      </w:r>
-      <w:proofErr w:type="spellStart"/>
-      <w:r>
-        <w:t>warehouse</w:t>
+      <w:r>
+        <w:t xml:space="preserve"> (INT, NOT NULL, FK -&gt; warehouse</w:t>
       </w:r>
       <w:r>
         <w:t>s</w:t>
       </w:r>
       <w:r>
-        <w:t>.id</w:t>
-      </w:r>
-      <w:proofErr w:type="spellEnd"/>
-      <w:r>
-        <w:t>)</w:t>
+        <w:t>.id)</w:t>
       </w:r>
     </w:p>
     <w:p>
@@ -7050,7 +6715,6 @@
           <w:numId w:val="27"/>
         </w:numPr>
       </w:pPr>
-      <w:proofErr w:type="spellStart"/>
       <w:r>
         <w:rPr>
           <w:b/>
@@ -7060,23 +6724,14 @@
         </w:rPr>
         <w:t>warehouse_in_id</w:t>
       </w:r>
-      <w:proofErr w:type="spellEnd"/>
-      <w:r>
-        <w:t xml:space="preserve"> (INT, NOT NULL, FK -&gt; </w:t>
-      </w:r>
-      <w:proofErr w:type="spellStart"/>
-      <w:r>
-        <w:t>warehouse</w:t>
+      <w:r>
+        <w:t xml:space="preserve"> (INT, NOT NULL, FK -&gt; warehouse</w:t>
       </w:r>
       <w:r>
         <w:t>s</w:t>
       </w:r>
       <w:r>
-        <w:t>.id</w:t>
-      </w:r>
-      <w:proofErr w:type="spellEnd"/>
-      <w:r>
-        <w:t>)</w:t>
+        <w:t>.id)</w:t>
       </w:r>
     </w:p>
     <w:p>
@@ -7086,13 +6741,8 @@
           <w:numId w:val="27"/>
         </w:numPr>
       </w:pPr>
-      <w:proofErr w:type="spellStart"/>
-      <w:r>
-        <w:t>transfer_date</w:t>
-      </w:r>
-      <w:proofErr w:type="spellEnd"/>
-      <w:r>
-        <w:t xml:space="preserve"> (TIMESTAMP, NOT NULL)</w:t>
+      <w:r>
+        <w:t>transfer_date (TIMESTAMP, NOT NULL)</w:t>
       </w:r>
     </w:p>
     <w:p>
@@ -7110,7 +6760,6 @@
           <w:bCs/>
         </w:rPr>
       </w:pPr>
-      <w:proofErr w:type="spellStart"/>
       <w:r>
         <w:rPr>
           <w:b/>
@@ -7125,7 +6774,6 @@
         </w:rPr>
         <w:t>ies</w:t>
       </w:r>
-      <w:proofErr w:type="spellEnd"/>
       <w:r>
         <w:rPr>
           <w:b/>
@@ -7173,7 +6821,6 @@
           <w:numId w:val="28"/>
         </w:numPr>
       </w:pPr>
-      <w:proofErr w:type="spellStart"/>
       <w:r>
         <w:rPr>
           <w:b/>
@@ -7183,23 +6830,14 @@
         </w:rPr>
         <w:t>warehouse_id</w:t>
       </w:r>
-      <w:proofErr w:type="spellEnd"/>
-      <w:r>
-        <w:t xml:space="preserve"> (INT, NOT NULL, FK -&gt; </w:t>
-      </w:r>
-      <w:proofErr w:type="spellStart"/>
-      <w:r>
-        <w:t>warehouse</w:t>
+      <w:r>
+        <w:t xml:space="preserve"> (INT, NOT NULL, FK -&gt; warehouse</w:t>
       </w:r>
       <w:r>
         <w:t>s</w:t>
       </w:r>
       <w:r>
-        <w:t>.id</w:t>
-      </w:r>
-      <w:proofErr w:type="spellEnd"/>
-      <w:r>
-        <w:t>)</w:t>
+        <w:t>.id)</w:t>
       </w:r>
     </w:p>
     <w:p>
@@ -7209,13 +6847,8 @@
           <w:numId w:val="28"/>
         </w:numPr>
       </w:pPr>
-      <w:proofErr w:type="spellStart"/>
-      <w:r>
-        <w:t>audit_date</w:t>
-      </w:r>
-      <w:proofErr w:type="spellEnd"/>
-      <w:r>
-        <w:t xml:space="preserve"> (TIMESTAMP, NOT NULL)</w:t>
+      <w:r>
+        <w:t>audit_date (TIMESTAMP, NOT NULL)</w:t>
       </w:r>
     </w:p>
     <w:p>
@@ -7297,7 +6930,6 @@
         </w:rPr>
         <w:t xml:space="preserve"> </w:t>
       </w:r>
-      <w:proofErr w:type="spellStart"/>
       <w:r>
         <w:rPr>
           <w:i/>
@@ -7306,7 +6938,6 @@
         </w:rPr>
         <w:t>stock_moves</w:t>
       </w:r>
-      <w:proofErr w:type="spellEnd"/>
       <w:r>
         <w:rPr>
           <w:spacing w:val="-4"/>
@@ -7385,7 +7016,6 @@
       <w:r>
         <w:t xml:space="preserve"> claves foráneas (</w:t>
       </w:r>
-      <w:proofErr w:type="spellStart"/>
       <w:r>
         <w:rPr>
           <w:i/>
@@ -7393,11 +7023,9 @@
         </w:rPr>
         <w:t>sale_id</w:t>
       </w:r>
-      <w:proofErr w:type="spellEnd"/>
       <w:r>
         <w:t xml:space="preserve">, </w:t>
       </w:r>
-      <w:proofErr w:type="spellStart"/>
       <w:r>
         <w:rPr>
           <w:i/>
@@ -7405,11 +7033,9 @@
         </w:rPr>
         <w:t>purchase_id</w:t>
       </w:r>
-      <w:proofErr w:type="spellEnd"/>
       <w:r>
         <w:t xml:space="preserve">, </w:t>
       </w:r>
-      <w:proofErr w:type="spellStart"/>
       <w:r>
         <w:rPr>
           <w:i/>
@@ -7417,7 +7043,6 @@
         </w:rPr>
         <w:t>transfer_id</w:t>
       </w:r>
-      <w:proofErr w:type="spellEnd"/>
       <w:r>
         <w:t xml:space="preserve">) </w:t>
       </w:r>
@@ -7449,7 +7074,6 @@
           <w:bCs/>
         </w:rPr>
       </w:pPr>
-      <w:proofErr w:type="spellStart"/>
       <w:r>
         <w:rPr>
           <w:b/>
@@ -7462,15 +7086,7 @@
           <w:b/>
           <w:bCs/>
         </w:rPr>
-        <w:t>_moves</w:t>
-      </w:r>
-      <w:proofErr w:type="spellEnd"/>
-      <w:r>
-        <w:rPr>
-          <w:b/>
-          <w:bCs/>
-        </w:rPr>
-        <w:t xml:space="preserve"> (STOCK)</w:t>
+        <w:t>_moves (STOCK)</w:t>
       </w:r>
     </w:p>
     <w:p>
@@ -7498,7 +7114,6 @@
           <w:numId w:val="29"/>
         </w:numPr>
       </w:pPr>
-      <w:proofErr w:type="spellStart"/>
       <w:r>
         <w:rPr>
           <w:b/>
@@ -7508,23 +7123,14 @@
         </w:rPr>
         <w:t>warehouse_id</w:t>
       </w:r>
-      <w:proofErr w:type="spellEnd"/>
-      <w:r>
-        <w:t xml:space="preserve"> (INT, NOT NULL, FK -&gt; </w:t>
-      </w:r>
-      <w:proofErr w:type="spellStart"/>
-      <w:r>
-        <w:t>warehouse</w:t>
+      <w:r>
+        <w:t xml:space="preserve"> (INT, NOT NULL, FK -&gt; warehouse</w:t>
       </w:r>
       <w:r>
         <w:t>s</w:t>
       </w:r>
       <w:r>
-        <w:t>.id</w:t>
-      </w:r>
-      <w:proofErr w:type="spellEnd"/>
-      <w:r>
-        <w:t>)</w:t>
+        <w:t>.id)</w:t>
       </w:r>
     </w:p>
     <w:p>
@@ -7534,7 +7140,6 @@
           <w:numId w:val="29"/>
         </w:numPr>
       </w:pPr>
-      <w:proofErr w:type="spellStart"/>
       <w:r>
         <w:rPr>
           <w:b/>
@@ -7544,23 +7149,14 @@
         </w:rPr>
         <w:t>product_id</w:t>
       </w:r>
-      <w:proofErr w:type="spellEnd"/>
-      <w:r>
-        <w:t xml:space="preserve"> (INT, NOT NULL, FK -&gt; </w:t>
-      </w:r>
-      <w:proofErr w:type="spellStart"/>
-      <w:r>
-        <w:t>product</w:t>
+      <w:r>
+        <w:t xml:space="preserve"> (INT, NOT NULL, FK -&gt; product</w:t>
       </w:r>
       <w:r>
         <w:t>s</w:t>
       </w:r>
       <w:r>
-        <w:t>.id</w:t>
-      </w:r>
-      <w:proofErr w:type="spellEnd"/>
-      <w:r>
-        <w:t>)</w:t>
+        <w:t>.id)</w:t>
       </w:r>
     </w:p>
     <w:p>
@@ -7570,13 +7166,8 @@
           <w:numId w:val="29"/>
         </w:numPr>
       </w:pPr>
-      <w:proofErr w:type="spellStart"/>
-      <w:r>
-        <w:t>quantity</w:t>
-      </w:r>
-      <w:proofErr w:type="spellEnd"/>
-      <w:r>
-        <w:t xml:space="preserve"> (INT, NOT NULL) </w:t>
+      <w:r>
+        <w:t xml:space="preserve">quantity (INT, NOT NULL) </w:t>
       </w:r>
       <w:r>
         <w:rPr>
@@ -7658,21 +7249,8 @@
           <w:numId w:val="29"/>
         </w:numPr>
       </w:pPr>
-      <w:proofErr w:type="spellStart"/>
-      <w:r>
-        <w:t>movement_type</w:t>
-      </w:r>
-      <w:proofErr w:type="spellEnd"/>
-      <w:r>
-        <w:t xml:space="preserve"> (</w:t>
-      </w:r>
-      <w:proofErr w:type="gramStart"/>
-      <w:r>
-        <w:t>VARCHAR(</w:t>
-      </w:r>
-      <w:proofErr w:type="gramEnd"/>
-      <w:r>
-        <w:t>32), NOT NULL)</w:t>
+      <w:r>
+        <w:t>movement_type (VARCHAR(32), NOT NULL)</w:t>
       </w:r>
     </w:p>
     <w:p>
@@ -7682,7 +7260,6 @@
           <w:numId w:val="29"/>
         </w:numPr>
       </w:pPr>
-      <w:proofErr w:type="spellStart"/>
       <w:r>
         <w:rPr>
           <w:b/>
@@ -7692,23 +7269,14 @@
         </w:rPr>
         <w:t>sale_id</w:t>
       </w:r>
-      <w:proofErr w:type="spellEnd"/>
-      <w:r>
-        <w:t xml:space="preserve"> (INT, NULL, FK -&gt; </w:t>
-      </w:r>
-      <w:proofErr w:type="spellStart"/>
-      <w:r>
-        <w:t>sale</w:t>
+      <w:r>
+        <w:t xml:space="preserve"> (INT, NULL, FK -&gt; sale</w:t>
       </w:r>
       <w:r>
         <w:t>s</w:t>
       </w:r>
       <w:r>
-        <w:t>.id</w:t>
-      </w:r>
-      <w:proofErr w:type="spellEnd"/>
-      <w:r>
-        <w:t>)</w:t>
+        <w:t>.id)</w:t>
       </w:r>
     </w:p>
     <w:p>
@@ -7718,7 +7286,6 @@
           <w:numId w:val="29"/>
         </w:numPr>
       </w:pPr>
-      <w:proofErr w:type="spellStart"/>
       <w:r>
         <w:rPr>
           <w:b/>
@@ -7728,23 +7295,14 @@
         </w:rPr>
         <w:t>purchase_id</w:t>
       </w:r>
-      <w:proofErr w:type="spellEnd"/>
-      <w:r>
-        <w:t xml:space="preserve"> (INT, NULL, FK -&gt; </w:t>
-      </w:r>
-      <w:proofErr w:type="spellStart"/>
-      <w:r>
-        <w:t>purchase</w:t>
+      <w:r>
+        <w:t xml:space="preserve"> (INT, NULL, FK -&gt; purchase</w:t>
       </w:r>
       <w:r>
         <w:t>s</w:t>
       </w:r>
       <w:r>
-        <w:t>.id</w:t>
-      </w:r>
-      <w:proofErr w:type="spellEnd"/>
-      <w:r>
-        <w:t>)</w:t>
+        <w:t>.id)</w:t>
       </w:r>
     </w:p>
     <w:p>
@@ -7754,7 +7312,6 @@
           <w:numId w:val="29"/>
         </w:numPr>
       </w:pPr>
-      <w:proofErr w:type="spellStart"/>
       <w:r>
         <w:rPr>
           <w:b/>
@@ -7764,23 +7321,14 @@
         </w:rPr>
         <w:t>transfer_id</w:t>
       </w:r>
-      <w:proofErr w:type="spellEnd"/>
-      <w:r>
-        <w:t xml:space="preserve"> (INT, NULL, FK -&gt; </w:t>
-      </w:r>
-      <w:proofErr w:type="spellStart"/>
-      <w:r>
-        <w:t>transfer</w:t>
+      <w:r>
+        <w:t xml:space="preserve"> (INT, NULL, FK -&gt; transfer</w:t>
       </w:r>
       <w:r>
         <w:t>s</w:t>
       </w:r>
       <w:r>
-        <w:t>.id</w:t>
-      </w:r>
-      <w:proofErr w:type="spellEnd"/>
-      <w:r>
-        <w:t>)</w:t>
+        <w:t>.id)</w:t>
       </w:r>
     </w:p>
     <w:p>
@@ -7790,13 +7338,8 @@
           <w:numId w:val="29"/>
         </w:numPr>
       </w:pPr>
-      <w:proofErr w:type="spellStart"/>
-      <w:r>
-        <w:t>movement_date</w:t>
-      </w:r>
-      <w:proofErr w:type="spellEnd"/>
-      <w:r>
-        <w:t xml:space="preserve"> (TIMESTAMP, NOT NULL)</w:t>
+      <w:r>
+        <w:t>movement_date (TIMESTAMP, NOT NULL)</w:t>
       </w:r>
     </w:p>
     <w:p/>
@@ -7966,15 +7509,7 @@
         <w:t xml:space="preserve"> y</w:t>
       </w:r>
       <w:r>
-        <w:t xml:space="preserve"> </w:t>
-      </w:r>
-      <w:proofErr w:type="spellStart"/>
-      <w:r>
-        <w:t>MariaDB</w:t>
-      </w:r>
-      <w:proofErr w:type="spellEnd"/>
-      <w:r>
-        <w:t xml:space="preserve">) </w:t>
+        <w:t xml:space="preserve"> MariaDB) </w:t>
       </w:r>
       <w:r>
         <w:t>donde se</w:t>
@@ -7995,15 +7530,7 @@
         <w:contextualSpacing w:val="0"/>
       </w:pPr>
       <w:r>
-        <w:t xml:space="preserve">Ha sido ejecutado y probado en MySQL 8.4.4 (LTS) sobre MySQL </w:t>
-      </w:r>
-      <w:proofErr w:type="spellStart"/>
-      <w:r>
-        <w:t>Workbench</w:t>
-      </w:r>
-      <w:proofErr w:type="spellEnd"/>
-      <w:r>
-        <w:t xml:space="preserve"> v8.0.46</w:t>
+        <w:t>Ha sido ejecutado y probado en MySQL 8.4.4 (LTS) sobre MySQL Workbench v8.0.46</w:t>
       </w:r>
     </w:p>
     <w:p>
@@ -8081,14 +7608,12 @@
         <w:t xml:space="preserve">a sido ejecutado y probado en </w:t>
       </w:r>
       <w:hyperlink r:id="rId18" w:history="1">
-        <w:proofErr w:type="spellStart"/>
         <w:r>
           <w:rPr>
             <w:rStyle w:val="Hipervnculo2"/>
           </w:rPr>
           <w:t>Programiz</w:t>
         </w:r>
-        <w:proofErr w:type="spellEnd"/>
       </w:hyperlink>
     </w:p>
     <w:p>
@@ -8247,44 +7772,8 @@
         <w:rPr>
           <w:color w:val="7F7F7F" w:themeColor="text1" w:themeTint="80"/>
         </w:rPr>
-        <w:t xml:space="preserve">-- </w:t>
-      </w:r>
-      <w:proofErr w:type="spellStart"/>
-      <w:r>
-        <w:rPr>
-          <w:color w:val="7F7F7F" w:themeColor="text1" w:themeTint="80"/>
-        </w:rPr>
-        <w:t>Safely</w:t>
-      </w:r>
-      <w:proofErr w:type="spellEnd"/>
-      <w:r>
-        <w:rPr>
-          <w:color w:val="7F7F7F" w:themeColor="text1" w:themeTint="80"/>
-        </w:rPr>
-        <w:t xml:space="preserve"> </w:t>
-      </w:r>
-      <w:proofErr w:type="spellStart"/>
-      <w:r>
-        <w:rPr>
-          <w:color w:val="7F7F7F" w:themeColor="text1" w:themeTint="80"/>
-        </w:rPr>
-        <w:t>drop</w:t>
-      </w:r>
-      <w:proofErr w:type="spellEnd"/>
-      <w:r>
-        <w:rPr>
-          <w:color w:val="7F7F7F" w:themeColor="text1" w:themeTint="80"/>
-        </w:rPr>
-        <w:t xml:space="preserve"> </w:t>
-      </w:r>
-      <w:proofErr w:type="spellStart"/>
-      <w:r>
-        <w:rPr>
-          <w:color w:val="7F7F7F" w:themeColor="text1" w:themeTint="80"/>
-        </w:rPr>
-        <w:t>schema</w:t>
-      </w:r>
-      <w:proofErr w:type="spellEnd"/>
+        <w:t>-- Safely drop schema</w:t>
+      </w:r>
     </w:p>
     <w:p>
       <w:pPr>
@@ -8322,105 +7811,7 @@
         <w:rPr>
           <w:color w:val="7F7F7F" w:themeColor="text1" w:themeTint="80"/>
         </w:rPr>
-        <w:t xml:space="preserve">-- </w:t>
-      </w:r>
-      <w:proofErr w:type="spellStart"/>
-      <w:r>
-        <w:rPr>
-          <w:color w:val="7F7F7F" w:themeColor="text1" w:themeTint="80"/>
-        </w:rPr>
-        <w:t>Create</w:t>
-      </w:r>
-      <w:proofErr w:type="spellEnd"/>
-      <w:r>
-        <w:rPr>
-          <w:color w:val="7F7F7F" w:themeColor="text1" w:themeTint="80"/>
-        </w:rPr>
-        <w:t xml:space="preserve"> target </w:t>
-      </w:r>
-      <w:proofErr w:type="spellStart"/>
-      <w:r>
-        <w:rPr>
-          <w:color w:val="7F7F7F" w:themeColor="text1" w:themeTint="80"/>
-        </w:rPr>
-        <w:t>schema</w:t>
-      </w:r>
-      <w:proofErr w:type="spellEnd"/>
-      <w:r>
-        <w:rPr>
-          <w:color w:val="7F7F7F" w:themeColor="text1" w:themeTint="80"/>
-        </w:rPr>
-        <w:t xml:space="preserve"> </w:t>
-      </w:r>
-      <w:proofErr w:type="spellStart"/>
-      <w:r>
-        <w:rPr>
-          <w:color w:val="7F7F7F" w:themeColor="text1" w:themeTint="80"/>
-        </w:rPr>
-        <w:t>with</w:t>
-      </w:r>
-      <w:proofErr w:type="spellEnd"/>
-      <w:r>
-        <w:rPr>
-          <w:color w:val="7F7F7F" w:themeColor="text1" w:themeTint="80"/>
-        </w:rPr>
-        <w:t xml:space="preserve"> full UTF8 </w:t>
-      </w:r>
-      <w:proofErr w:type="spellStart"/>
-      <w:r>
-        <w:rPr>
-          <w:color w:val="7F7F7F" w:themeColor="text1" w:themeTint="80"/>
-        </w:rPr>
-        <w:t>encoding</w:t>
-      </w:r>
-      <w:proofErr w:type="spellEnd"/>
-      <w:r>
-        <w:rPr>
-          <w:color w:val="7F7F7F" w:themeColor="text1" w:themeTint="80"/>
-        </w:rPr>
-        <w:t xml:space="preserve"> </w:t>
-      </w:r>
-      <w:proofErr w:type="spellStart"/>
-      <w:r>
-        <w:rPr>
-          <w:color w:val="7F7F7F" w:themeColor="text1" w:themeTint="80"/>
-        </w:rPr>
-        <w:t>support</w:t>
-      </w:r>
-      <w:proofErr w:type="spellEnd"/>
-      <w:r>
-        <w:rPr>
-          <w:color w:val="7F7F7F" w:themeColor="text1" w:themeTint="80"/>
-        </w:rPr>
-        <w:t xml:space="preserve"> (</w:t>
-      </w:r>
-      <w:proofErr w:type="spellStart"/>
-      <w:r>
-        <w:rPr>
-          <w:color w:val="7F7F7F" w:themeColor="text1" w:themeTint="80"/>
-        </w:rPr>
-        <w:t>only</w:t>
-      </w:r>
-      <w:proofErr w:type="spellEnd"/>
-      <w:r>
-        <w:rPr>
-          <w:color w:val="7F7F7F" w:themeColor="text1" w:themeTint="80"/>
-        </w:rPr>
-        <w:t xml:space="preserve"> for MYSQL/</w:t>
-      </w:r>
-      <w:proofErr w:type="spellStart"/>
-      <w:r>
-        <w:rPr>
-          <w:color w:val="7F7F7F" w:themeColor="text1" w:themeTint="80"/>
-        </w:rPr>
-        <w:t>MariaDB</w:t>
-      </w:r>
-      <w:proofErr w:type="spellEnd"/>
-      <w:r>
-        <w:rPr>
-          <w:color w:val="7F7F7F" w:themeColor="text1" w:themeTint="80"/>
-        </w:rPr>
-        <w:t>)</w:t>
+        <w:t>-- Create target schema with full UTF8 encoding support (only for MYSQL/MariaDB)</w:t>
       </w:r>
     </w:p>
     <w:p>
@@ -8621,24 +8012,14 @@
         <w:ind w:firstLine="142"/>
       </w:pPr>
       <w:r>
-        <w:t xml:space="preserve">  </w:t>
-      </w:r>
-      <w:proofErr w:type="spellStart"/>
-      <w:r>
-        <w:t>name</w:t>
-      </w:r>
-      <w:proofErr w:type="spellEnd"/>
-      <w:r>
-        <w:t xml:space="preserve"> </w:t>
-      </w:r>
-      <w:proofErr w:type="gramStart"/>
+        <w:t xml:space="preserve">  name </w:t>
+      </w:r>
       <w:r>
         <w:rPr>
           <w:color w:val="FFC000"/>
         </w:rPr>
         <w:t>VARCHAR(</w:t>
       </w:r>
-      <w:proofErr w:type="gramEnd"/>
       <w:r>
         <w:rPr>
           <w:color w:val="92D050"/>
@@ -8672,14 +8053,12 @@
       <w:r>
         <w:t xml:space="preserve">  slug </w:t>
       </w:r>
-      <w:proofErr w:type="gramStart"/>
       <w:r>
         <w:rPr>
           <w:color w:val="FFC000"/>
         </w:rPr>
         <w:t>VARCHAR(</w:t>
       </w:r>
-      <w:proofErr w:type="gramEnd"/>
       <w:r>
         <w:rPr>
           <w:color w:val="92D050"/>
@@ -8713,15 +8092,7 @@
         <w:ind w:firstLine="142"/>
       </w:pPr>
       <w:r>
-        <w:t xml:space="preserve">  </w:t>
-      </w:r>
-      <w:proofErr w:type="spellStart"/>
-      <w:r>
-        <w:t>description</w:t>
-      </w:r>
-      <w:proofErr w:type="spellEnd"/>
-      <w:r>
-        <w:t xml:space="preserve"> </w:t>
+        <w:t xml:space="preserve">  description </w:t>
       </w:r>
       <w:r>
         <w:rPr>
@@ -8841,24 +8212,14 @@
         <w:ind w:firstLine="142"/>
       </w:pPr>
       <w:r>
-        <w:t xml:space="preserve">  </w:t>
-      </w:r>
-      <w:proofErr w:type="spellStart"/>
-      <w:r>
-        <w:t>sku</w:t>
-      </w:r>
-      <w:proofErr w:type="spellEnd"/>
-      <w:r>
-        <w:t xml:space="preserve"> </w:t>
-      </w:r>
-      <w:proofErr w:type="gramStart"/>
+        <w:t xml:space="preserve">  sku </w:t>
+      </w:r>
       <w:r>
         <w:rPr>
           <w:color w:val="FFC000"/>
         </w:rPr>
         <w:t>VARCHAR(</w:t>
       </w:r>
-      <w:proofErr w:type="gramEnd"/>
       <w:r>
         <w:rPr>
           <w:color w:val="92D050"/>
@@ -8890,24 +8251,14 @@
         <w:ind w:firstLine="142"/>
       </w:pPr>
       <w:r>
-        <w:t xml:space="preserve">  </w:t>
-      </w:r>
-      <w:proofErr w:type="spellStart"/>
-      <w:r>
-        <w:t>name</w:t>
-      </w:r>
-      <w:proofErr w:type="spellEnd"/>
-      <w:r>
-        <w:t xml:space="preserve"> </w:t>
-      </w:r>
-      <w:proofErr w:type="gramStart"/>
+        <w:t xml:space="preserve">  name </w:t>
+      </w:r>
       <w:r>
         <w:rPr>
           <w:color w:val="FFC000"/>
         </w:rPr>
         <w:t>VARCHAR(</w:t>
       </w:r>
-      <w:proofErr w:type="gramEnd"/>
       <w:r>
         <w:rPr>
           <w:color w:val="92D050"/>
@@ -8939,15 +8290,7 @@
         <w:ind w:firstLine="142"/>
       </w:pPr>
       <w:r>
-        <w:t xml:space="preserve">  </w:t>
-      </w:r>
-      <w:proofErr w:type="spellStart"/>
-      <w:r>
-        <w:t>description</w:t>
-      </w:r>
-      <w:proofErr w:type="spellEnd"/>
-      <w:r>
-        <w:t xml:space="preserve"> </w:t>
+        <w:t xml:space="preserve">  description </w:t>
       </w:r>
       <w:r>
         <w:rPr>
@@ -8974,24 +8317,14 @@
         <w:ind w:firstLine="142"/>
       </w:pPr>
       <w:r>
-        <w:t xml:space="preserve">  </w:t>
-      </w:r>
-      <w:proofErr w:type="spellStart"/>
-      <w:r>
-        <w:t>base_price</w:t>
-      </w:r>
-      <w:proofErr w:type="spellEnd"/>
-      <w:r>
-        <w:t xml:space="preserve"> </w:t>
-      </w:r>
-      <w:proofErr w:type="gramStart"/>
+        <w:t xml:space="preserve">  base_price </w:t>
+      </w:r>
       <w:r>
         <w:rPr>
           <w:color w:val="FFC000"/>
         </w:rPr>
         <w:t>DECIMAL(</w:t>
       </w:r>
-      <w:proofErr w:type="gramEnd"/>
       <w:r>
         <w:rPr>
           <w:color w:val="92D050"/>
@@ -9100,13 +8433,8 @@
       <w:r>
         <w:t xml:space="preserve">  </w:t>
       </w:r>
-      <w:proofErr w:type="spellStart"/>
-      <w:r>
-        <w:t>product_id</w:t>
-      </w:r>
-      <w:proofErr w:type="spellEnd"/>
-      <w:r>
-        <w:t xml:space="preserve"> </w:t>
+      <w:r>
+        <w:t xml:space="preserve">product_id </w:t>
       </w:r>
       <w:r>
         <w:rPr>
@@ -9124,15 +8452,7 @@
         <w:ind w:firstLine="142"/>
       </w:pPr>
       <w:r>
-        <w:t xml:space="preserve">  </w:t>
-      </w:r>
-      <w:proofErr w:type="spellStart"/>
-      <w:r>
-        <w:t>category_id</w:t>
-      </w:r>
-      <w:proofErr w:type="spellEnd"/>
-      <w:r>
-        <w:t xml:space="preserve"> </w:t>
+        <w:t xml:space="preserve">  category_id </w:t>
       </w:r>
       <w:r>
         <w:rPr>
@@ -9167,19 +8487,9 @@
         </w:rPr>
         <w:t>(</w:t>
       </w:r>
-      <w:proofErr w:type="spellStart"/>
-      <w:r>
-        <w:t>product_id</w:t>
-      </w:r>
-      <w:proofErr w:type="spellEnd"/>
-      <w:r>
-        <w:t xml:space="preserve">, </w:t>
-      </w:r>
-      <w:proofErr w:type="spellStart"/>
-      <w:r>
-        <w:t>category_id</w:t>
-      </w:r>
-      <w:proofErr w:type="spellEnd"/>
+      <w:r>
+        <w:t>product_id, category_id</w:t>
+      </w:r>
       <w:r>
         <w:rPr>
           <w:color w:val="9A57CD"/>
@@ -9215,21 +8525,7 @@
         <w:rPr>
           <w:spacing w:val="-16"/>
         </w:rPr>
-        <w:t xml:space="preserve"> </w:t>
-      </w:r>
-      <w:proofErr w:type="spellStart"/>
-      <w:r>
-        <w:rPr>
-          <w:spacing w:val="-16"/>
-        </w:rPr>
-        <w:t>fk_pc_product</w:t>
-      </w:r>
-      <w:proofErr w:type="spellEnd"/>
-      <w:r>
-        <w:rPr>
-          <w:spacing w:val="-16"/>
-        </w:rPr>
-        <w:t xml:space="preserve"> </w:t>
+        <w:t xml:space="preserve"> fk_pc_product </w:t>
       </w:r>
       <w:r>
         <w:rPr>
@@ -9245,14 +8541,12 @@
         </w:rPr>
         <w:t>(</w:t>
       </w:r>
-      <w:proofErr w:type="spellStart"/>
       <w:r>
         <w:rPr>
           <w:spacing w:val="-16"/>
         </w:rPr>
         <w:t>product_id</w:t>
       </w:r>
-      <w:proofErr w:type="spellEnd"/>
       <w:r>
         <w:rPr>
           <w:color w:val="9A57CD"/>
@@ -9356,21 +8650,7 @@
         <w:rPr>
           <w:spacing w:val="-16"/>
         </w:rPr>
-        <w:t xml:space="preserve"> </w:t>
-      </w:r>
-      <w:proofErr w:type="spellStart"/>
-      <w:r>
-        <w:rPr>
-          <w:spacing w:val="-16"/>
-        </w:rPr>
-        <w:t>fk_pc_category</w:t>
-      </w:r>
-      <w:proofErr w:type="spellEnd"/>
-      <w:r>
-        <w:rPr>
-          <w:spacing w:val="-16"/>
-        </w:rPr>
-        <w:t xml:space="preserve"> </w:t>
+        <w:t xml:space="preserve"> fk_pc_category </w:t>
       </w:r>
       <w:r>
         <w:rPr>
@@ -9392,14 +8672,12 @@
         </w:rPr>
         <w:t>(</w:t>
       </w:r>
-      <w:proofErr w:type="spellStart"/>
       <w:r>
         <w:rPr>
           <w:spacing w:val="-16"/>
         </w:rPr>
         <w:t>category_id</w:t>
       </w:r>
-      <w:proofErr w:type="spellEnd"/>
       <w:r>
         <w:rPr>
           <w:color w:val="9A57CD"/>
@@ -9647,24 +8925,14 @@
         <w:ind w:firstLine="142"/>
       </w:pPr>
       <w:r>
-        <w:t xml:space="preserve">  </w:t>
-      </w:r>
-      <w:proofErr w:type="spellStart"/>
-      <w:r>
-        <w:t>fiscal_name</w:t>
-      </w:r>
-      <w:proofErr w:type="spellEnd"/>
-      <w:r>
-        <w:t xml:space="preserve"> </w:t>
-      </w:r>
-      <w:proofErr w:type="gramStart"/>
+        <w:t xml:space="preserve">  fiscal_name </w:t>
+      </w:r>
       <w:r>
         <w:rPr>
           <w:color w:val="FFC000"/>
         </w:rPr>
         <w:t>VARCHAR(</w:t>
       </w:r>
-      <w:proofErr w:type="gramEnd"/>
       <w:r>
         <w:rPr>
           <w:color w:val="92D050"/>
@@ -9696,24 +8964,14 @@
         <w:ind w:firstLine="142"/>
       </w:pPr>
       <w:r>
-        <w:t xml:space="preserve">  </w:t>
-      </w:r>
-      <w:proofErr w:type="spellStart"/>
-      <w:r>
-        <w:t>tax_id</w:t>
-      </w:r>
-      <w:proofErr w:type="spellEnd"/>
-      <w:r>
-        <w:t xml:space="preserve"> </w:t>
-      </w:r>
-      <w:proofErr w:type="gramStart"/>
+        <w:t xml:space="preserve">  tax_id </w:t>
+      </w:r>
       <w:r>
         <w:rPr>
           <w:color w:val="FFC000"/>
         </w:rPr>
         <w:t>VARCHAR(</w:t>
       </w:r>
-      <w:proofErr w:type="gramEnd"/>
       <w:r>
         <w:rPr>
           <w:color w:val="92D050"/>
@@ -9745,24 +9003,14 @@
         <w:ind w:firstLine="142"/>
       </w:pPr>
       <w:r>
-        <w:t xml:space="preserve">  </w:t>
-      </w:r>
-      <w:proofErr w:type="spellStart"/>
-      <w:r>
-        <w:t>contact_name</w:t>
-      </w:r>
-      <w:proofErr w:type="spellEnd"/>
-      <w:r>
-        <w:t xml:space="preserve"> </w:t>
-      </w:r>
-      <w:proofErr w:type="gramStart"/>
+        <w:t xml:space="preserve">  contact_name </w:t>
+      </w:r>
       <w:r>
         <w:rPr>
           <w:color w:val="FFC000"/>
         </w:rPr>
         <w:t>VARCHAR(</w:t>
       </w:r>
-      <w:proofErr w:type="gramEnd"/>
       <w:r>
         <w:rPr>
           <w:color w:val="92D050"/>
@@ -9796,14 +9044,12 @@
       <w:r>
         <w:t xml:space="preserve">  email </w:t>
       </w:r>
-      <w:proofErr w:type="gramStart"/>
       <w:r>
         <w:rPr>
           <w:color w:val="FFC000"/>
         </w:rPr>
         <w:t>VARCHAR(</w:t>
       </w:r>
-      <w:proofErr w:type="gramEnd"/>
       <w:r>
         <w:rPr>
           <w:color w:val="92D050"/>
@@ -9972,24 +9218,14 @@
         <w:ind w:firstLine="142"/>
       </w:pPr>
       <w:r>
-        <w:t xml:space="preserve">  </w:t>
-      </w:r>
-      <w:proofErr w:type="spellStart"/>
-      <w:r>
-        <w:t>first_name</w:t>
-      </w:r>
-      <w:proofErr w:type="spellEnd"/>
-      <w:r>
-        <w:t xml:space="preserve"> </w:t>
-      </w:r>
-      <w:proofErr w:type="gramStart"/>
+        <w:t xml:space="preserve">  first_name </w:t>
+      </w:r>
       <w:r>
         <w:rPr>
           <w:color w:val="FFC000"/>
         </w:rPr>
         <w:t>VARCHAR(</w:t>
       </w:r>
-      <w:proofErr w:type="gramEnd"/>
       <w:r>
         <w:rPr>
           <w:color w:val="92D050"/>
@@ -10021,24 +9257,14 @@
         <w:ind w:firstLine="142"/>
       </w:pPr>
       <w:r>
-        <w:t xml:space="preserve">  </w:t>
-      </w:r>
-      <w:proofErr w:type="spellStart"/>
-      <w:r>
-        <w:t>last_name</w:t>
-      </w:r>
-      <w:proofErr w:type="spellEnd"/>
-      <w:r>
-        <w:t xml:space="preserve"> </w:t>
-      </w:r>
-      <w:proofErr w:type="gramStart"/>
+        <w:t xml:space="preserve">  last_name </w:t>
+      </w:r>
       <w:r>
         <w:rPr>
           <w:color w:val="FFC000"/>
         </w:rPr>
         <w:t>VARCHAR(</w:t>
       </w:r>
-      <w:proofErr w:type="gramEnd"/>
       <w:r>
         <w:rPr>
           <w:color w:val="92D050"/>
@@ -10072,14 +9298,12 @@
       <w:r>
         <w:t xml:space="preserve">  email </w:t>
       </w:r>
-      <w:proofErr w:type="gramStart"/>
       <w:r>
         <w:rPr>
           <w:color w:val="FFC000"/>
         </w:rPr>
         <w:t>VARCHAR(</w:t>
       </w:r>
-      <w:proofErr w:type="gramEnd"/>
       <w:r>
         <w:rPr>
           <w:color w:val="92D050"/>
@@ -10111,24 +9335,14 @@
         <w:ind w:firstLine="142"/>
       </w:pPr>
       <w:r>
-        <w:t xml:space="preserve">  </w:t>
-      </w:r>
-      <w:proofErr w:type="spellStart"/>
-      <w:r>
-        <w:t>phone</w:t>
-      </w:r>
-      <w:proofErr w:type="spellEnd"/>
-      <w:r>
-        <w:t xml:space="preserve"> </w:t>
-      </w:r>
-      <w:proofErr w:type="gramStart"/>
+        <w:t xml:space="preserve">  phone </w:t>
+      </w:r>
       <w:r>
         <w:rPr>
           <w:color w:val="FFC000"/>
         </w:rPr>
         <w:t>VARCHAR(</w:t>
       </w:r>
-      <w:proofErr w:type="gramEnd"/>
       <w:r>
         <w:rPr>
           <w:color w:val="92D050"/>
@@ -10256,15 +9470,7 @@
         <w:ind w:firstLine="142"/>
       </w:pPr>
       <w:r>
-        <w:t xml:space="preserve">  </w:t>
-      </w:r>
-      <w:proofErr w:type="spellStart"/>
-      <w:r>
-        <w:t>customer_id</w:t>
-      </w:r>
-      <w:proofErr w:type="spellEnd"/>
-      <w:r>
-        <w:t xml:space="preserve"> </w:t>
+        <w:t xml:space="preserve">  customer_id </w:t>
       </w:r>
       <w:r>
         <w:rPr>
@@ -10291,15 +9497,7 @@
         <w:ind w:firstLine="142"/>
       </w:pPr>
       <w:r>
-        <w:t xml:space="preserve">  </w:t>
-      </w:r>
-      <w:proofErr w:type="spellStart"/>
-      <w:r>
-        <w:t>sale_date</w:t>
-      </w:r>
-      <w:proofErr w:type="spellEnd"/>
-      <w:r>
-        <w:t xml:space="preserve"> </w:t>
+        <w:t xml:space="preserve">  sale_date </w:t>
       </w:r>
       <w:r>
         <w:rPr>
@@ -10337,14 +9535,12 @@
       <w:r>
         <w:t xml:space="preserve">  status </w:t>
       </w:r>
-      <w:proofErr w:type="gramStart"/>
       <w:r>
         <w:rPr>
           <w:color w:val="FFC000"/>
         </w:rPr>
         <w:t>VARCHAR(</w:t>
       </w:r>
-      <w:proofErr w:type="gramEnd"/>
       <w:r>
         <w:rPr>
           <w:color w:val="92D050"/>
@@ -10382,21 +9578,7 @@
         <w:rPr>
           <w:color w:val="7F7F7F" w:themeColor="text1" w:themeTint="80"/>
         </w:rPr>
-        <w:t xml:space="preserve">  -- </w:t>
-      </w:r>
-      <w:proofErr w:type="spellStart"/>
-      <w:r>
-        <w:rPr>
-          <w:color w:val="7F7F7F" w:themeColor="text1" w:themeTint="80"/>
-        </w:rPr>
-        <w:t>e.g</w:t>
-      </w:r>
-      <w:proofErr w:type="spellEnd"/>
-      <w:r>
-        <w:rPr>
-          <w:color w:val="7F7F7F" w:themeColor="text1" w:themeTint="80"/>
-        </w:rPr>
-        <w:t>., 'PAID', 'SHIPPED', 'COMPLETED'</w:t>
+        <w:t>  -- e.g., 'PAID', 'SHIPPED', 'COMPLETED'</w:t>
       </w:r>
     </w:p>
     <w:p>
@@ -10415,15 +9597,7 @@
         <w:t>CONSTRAINT</w:t>
       </w:r>
       <w:r>
-        <w:t xml:space="preserve"> </w:t>
-      </w:r>
-      <w:proofErr w:type="spellStart"/>
-      <w:r>
-        <w:t>fk_sale_customer</w:t>
-      </w:r>
-      <w:proofErr w:type="spellEnd"/>
-      <w:r>
-        <w:t xml:space="preserve"> </w:t>
+        <w:t xml:space="preserve"> fk_sale_customer </w:t>
       </w:r>
       <w:r>
         <w:rPr>
@@ -10451,11 +9625,9 @@
         </w:rPr>
         <w:t>(</w:t>
       </w:r>
-      <w:proofErr w:type="spellStart"/>
       <w:r>
         <w:t>customer_id</w:t>
       </w:r>
-      <w:proofErr w:type="spellEnd"/>
       <w:r>
         <w:rPr>
           <w:color w:val="9A57CD"/>
@@ -10653,21 +9825,8 @@
         <w:ind w:firstLine="142"/>
       </w:pPr>
       <w:r>
-        <w:t xml:space="preserve">  </w:t>
-      </w:r>
-      <w:proofErr w:type="spellStart"/>
-      <w:r>
-        <w:t>name</w:t>
-      </w:r>
-      <w:proofErr w:type="spellEnd"/>
-      <w:r>
-        <w:t xml:space="preserve"> </w:t>
-      </w:r>
-      <w:proofErr w:type="gramStart"/>
-      <w:r>
-        <w:t>VARCHAR(</w:t>
-      </w:r>
-      <w:proofErr w:type="gramEnd"/>
+        <w:t>  name VARCHAR(</w:t>
+      </w:r>
       <w:r>
         <w:rPr>
           <w:color w:val="92D050"/>
@@ -10693,21 +9852,8 @@
         <w:ind w:firstLine="142"/>
       </w:pPr>
       <w:r>
-        <w:t xml:space="preserve">  </w:t>
-      </w:r>
-      <w:proofErr w:type="spellStart"/>
-      <w:r>
-        <w:t>location</w:t>
-      </w:r>
-      <w:proofErr w:type="spellEnd"/>
-      <w:r>
-        <w:t xml:space="preserve"> </w:t>
-      </w:r>
-      <w:proofErr w:type="gramStart"/>
-      <w:r>
-        <w:t>VARCHAR(</w:t>
-      </w:r>
-      <w:proofErr w:type="gramEnd"/>
+        <w:t>  location VARCHAR(</w:t>
+      </w:r>
       <w:r>
         <w:rPr>
           <w:color w:val="92D050"/>
@@ -10829,15 +9975,7 @@
         <w:ind w:firstLine="142"/>
       </w:pPr>
       <w:r>
-        <w:t xml:space="preserve">  </w:t>
-      </w:r>
-      <w:proofErr w:type="spellStart"/>
-      <w:r>
-        <w:t>supplier_id</w:t>
-      </w:r>
-      <w:proofErr w:type="spellEnd"/>
-      <w:r>
-        <w:t xml:space="preserve"> </w:t>
+        <w:t xml:space="preserve">  supplier_id </w:t>
       </w:r>
       <w:r>
         <w:rPr>
@@ -10864,15 +10002,7 @@
         <w:ind w:firstLine="142"/>
       </w:pPr>
       <w:r>
-        <w:t xml:space="preserve">  </w:t>
-      </w:r>
-      <w:proofErr w:type="spellStart"/>
-      <w:r>
-        <w:t>warehouse_id</w:t>
-      </w:r>
-      <w:proofErr w:type="spellEnd"/>
-      <w:r>
-        <w:t xml:space="preserve"> </w:t>
+        <w:t xml:space="preserve">  warehouse_id </w:t>
       </w:r>
       <w:r>
         <w:rPr>
@@ -10899,15 +10029,7 @@
         <w:ind w:firstLine="142"/>
       </w:pPr>
       <w:r>
-        <w:t xml:space="preserve">  </w:t>
-      </w:r>
-      <w:proofErr w:type="spellStart"/>
-      <w:r>
-        <w:t>purchase_date</w:t>
-      </w:r>
-      <w:proofErr w:type="spellEnd"/>
-      <w:r>
-        <w:t xml:space="preserve"> </w:t>
+        <w:t xml:space="preserve">  purchase_date </w:t>
       </w:r>
       <w:r>
         <w:rPr>
@@ -10945,14 +10067,12 @@
       <w:r>
         <w:t xml:space="preserve">  status </w:t>
       </w:r>
-      <w:proofErr w:type="gramStart"/>
       <w:r>
         <w:rPr>
           <w:color w:val="FFC000"/>
         </w:rPr>
         <w:t>VARCHAR(</w:t>
       </w:r>
-      <w:proofErr w:type="gramEnd"/>
       <w:r>
         <w:rPr>
           <w:color w:val="92D050"/>
@@ -10990,21 +10110,7 @@
         <w:rPr>
           <w:color w:val="7F7F7F" w:themeColor="text1" w:themeTint="80"/>
         </w:rPr>
-        <w:t xml:space="preserve">  -- </w:t>
-      </w:r>
-      <w:proofErr w:type="spellStart"/>
-      <w:r>
-        <w:rPr>
-          <w:color w:val="7F7F7F" w:themeColor="text1" w:themeTint="80"/>
-        </w:rPr>
-        <w:t>e.g</w:t>
-      </w:r>
-      <w:proofErr w:type="spellEnd"/>
-      <w:r>
-        <w:rPr>
-          <w:color w:val="7F7F7F" w:themeColor="text1" w:themeTint="80"/>
-        </w:rPr>
-        <w:t>., 'PENDING', 'RECEIVED', 'CANCELLED'</w:t>
+        <w:t>  -- e.g., 'PENDING', 'RECEIVED', 'CANCELLED'</w:t>
       </w:r>
     </w:p>
     <w:p>
@@ -11032,21 +10138,7 @@
         <w:rPr>
           <w:spacing w:val="-8"/>
         </w:rPr>
-        <w:t xml:space="preserve"> </w:t>
-      </w:r>
-      <w:proofErr w:type="spellStart"/>
-      <w:r>
-        <w:rPr>
-          <w:spacing w:val="-8"/>
-        </w:rPr>
-        <w:t>fk_purchase_supplier</w:t>
-      </w:r>
-      <w:proofErr w:type="spellEnd"/>
-      <w:r>
-        <w:rPr>
-          <w:spacing w:val="-8"/>
-        </w:rPr>
-        <w:t xml:space="preserve"> </w:t>
+        <w:t xml:space="preserve"> fk_purchase_supplier </w:t>
       </w:r>
       <w:r>
         <w:rPr>
@@ -11068,14 +10160,12 @@
         </w:rPr>
         <w:t>(</w:t>
       </w:r>
-      <w:proofErr w:type="spellStart"/>
       <w:r>
         <w:rPr>
           <w:spacing w:val="-8"/>
         </w:rPr>
         <w:t>supplier_id</w:t>
       </w:r>
-      <w:proofErr w:type="spellEnd"/>
       <w:r>
         <w:rPr>
           <w:color w:val="9A57CD"/>
@@ -11166,21 +10256,7 @@
         <w:rPr>
           <w:spacing w:val="-8"/>
         </w:rPr>
-        <w:t xml:space="preserve"> </w:t>
-      </w:r>
-      <w:proofErr w:type="spellStart"/>
-      <w:r>
-        <w:rPr>
-          <w:spacing w:val="-8"/>
-        </w:rPr>
-        <w:t>fk_purchase_warehouse</w:t>
-      </w:r>
-      <w:proofErr w:type="spellEnd"/>
-      <w:r>
-        <w:rPr>
-          <w:spacing w:val="-8"/>
-        </w:rPr>
-        <w:t xml:space="preserve"> </w:t>
+        <w:t xml:space="preserve"> fk_purchase_warehouse </w:t>
       </w:r>
       <w:r>
         <w:rPr>
@@ -11202,14 +10278,12 @@
         </w:rPr>
         <w:t>(</w:t>
       </w:r>
-      <w:proofErr w:type="spellStart"/>
       <w:r>
         <w:rPr>
           <w:spacing w:val="-8"/>
         </w:rPr>
         <w:t>warehouse_id</w:t>
       </w:r>
-      <w:proofErr w:type="spellEnd"/>
       <w:r>
         <w:rPr>
           <w:color w:val="9A57CD"/>
@@ -11396,15 +10470,7 @@
         <w:ind w:firstLine="142"/>
       </w:pPr>
       <w:r>
-        <w:t xml:space="preserve">  </w:t>
-      </w:r>
-      <w:proofErr w:type="spellStart"/>
-      <w:r>
-        <w:t>warehouse_out_id</w:t>
-      </w:r>
-      <w:proofErr w:type="spellEnd"/>
-      <w:r>
-        <w:t xml:space="preserve"> </w:t>
+        <w:t xml:space="preserve">  warehouse_out_id </w:t>
       </w:r>
       <w:r>
         <w:rPr>
@@ -11431,15 +10497,7 @@
         <w:ind w:firstLine="142"/>
       </w:pPr>
       <w:r>
-        <w:t xml:space="preserve">  </w:t>
-      </w:r>
-      <w:proofErr w:type="spellStart"/>
-      <w:r>
-        <w:t>warehouse_in_id</w:t>
-      </w:r>
-      <w:proofErr w:type="spellEnd"/>
-      <w:r>
-        <w:t xml:space="preserve"> </w:t>
+        <w:t xml:space="preserve">  warehouse_in_id </w:t>
       </w:r>
       <w:r>
         <w:rPr>
@@ -11466,15 +10524,7 @@
         <w:ind w:firstLine="142"/>
       </w:pPr>
       <w:r>
-        <w:t xml:space="preserve">  </w:t>
-      </w:r>
-      <w:proofErr w:type="spellStart"/>
-      <w:r>
-        <w:t>transfer_date</w:t>
-      </w:r>
-      <w:proofErr w:type="spellEnd"/>
-      <w:r>
-        <w:t xml:space="preserve"> </w:t>
+        <w:t xml:space="preserve">  transfer_date </w:t>
       </w:r>
       <w:r>
         <w:rPr>
@@ -11532,21 +10582,7 @@
         <w:rPr>
           <w:spacing w:val="-16"/>
         </w:rPr>
-        <w:t xml:space="preserve"> </w:t>
-      </w:r>
-      <w:proofErr w:type="spellStart"/>
-      <w:r>
-        <w:rPr>
-          <w:spacing w:val="-16"/>
-        </w:rPr>
-        <w:t>fk_transfer_warehouse_out</w:t>
-      </w:r>
-      <w:proofErr w:type="spellEnd"/>
-      <w:r>
-        <w:rPr>
-          <w:spacing w:val="-16"/>
-        </w:rPr>
-        <w:t xml:space="preserve"> </w:t>
+        <w:t xml:space="preserve"> fk_transfer_warehouse_out </w:t>
       </w:r>
       <w:r>
         <w:rPr>
@@ -11568,14 +10604,12 @@
         </w:rPr>
         <w:t>(</w:t>
       </w:r>
-      <w:proofErr w:type="spellStart"/>
       <w:r>
         <w:rPr>
           <w:spacing w:val="-16"/>
         </w:rPr>
         <w:t>warehouse_out_id</w:t>
       </w:r>
-      <w:proofErr w:type="spellEnd"/>
       <w:r>
         <w:rPr>
           <w:color w:val="9A57CD"/>
@@ -11666,21 +10700,7 @@
         <w:rPr>
           <w:spacing w:val="-16"/>
         </w:rPr>
-        <w:t xml:space="preserve"> </w:t>
-      </w:r>
-      <w:proofErr w:type="spellStart"/>
-      <w:r>
-        <w:rPr>
-          <w:spacing w:val="-16"/>
-        </w:rPr>
-        <w:t>fk_transfer_warehouse_in</w:t>
-      </w:r>
-      <w:proofErr w:type="spellEnd"/>
-      <w:r>
-        <w:rPr>
-          <w:spacing w:val="-16"/>
-        </w:rPr>
-        <w:t xml:space="preserve"> </w:t>
+        <w:t xml:space="preserve"> fk_transfer_warehouse_in </w:t>
       </w:r>
       <w:r>
         <w:rPr>
@@ -11702,14 +10722,12 @@
         </w:rPr>
         <w:t>(</w:t>
       </w:r>
-      <w:proofErr w:type="spellStart"/>
       <w:r>
         <w:rPr>
           <w:spacing w:val="-16"/>
         </w:rPr>
         <w:t>warehouse_in_id</w:t>
       </w:r>
-      <w:proofErr w:type="spellEnd"/>
       <w:r>
         <w:rPr>
           <w:color w:val="9A57CD"/>
@@ -11874,15 +10892,7 @@
         <w:ind w:firstLine="142"/>
       </w:pPr>
       <w:r>
-        <w:t xml:space="preserve">  </w:t>
-      </w:r>
-      <w:proofErr w:type="spellStart"/>
-      <w:r>
-        <w:t>warehouse_id</w:t>
-      </w:r>
-      <w:proofErr w:type="spellEnd"/>
-      <w:r>
-        <w:t xml:space="preserve"> </w:t>
+        <w:t xml:space="preserve">  warehouse_id </w:t>
       </w:r>
       <w:r>
         <w:rPr>
@@ -11909,15 +10919,7 @@
         <w:ind w:firstLine="142"/>
       </w:pPr>
       <w:r>
-        <w:t xml:space="preserve">  </w:t>
-      </w:r>
-      <w:proofErr w:type="spellStart"/>
-      <w:r>
-        <w:t>audit_date</w:t>
-      </w:r>
-      <w:proofErr w:type="spellEnd"/>
-      <w:r>
-        <w:t xml:space="preserve"> TIMESTAMP </w:t>
+        <w:t xml:space="preserve">  audit_date TIMESTAMP </w:t>
       </w:r>
       <w:r>
         <w:rPr>
@@ -11987,21 +10989,7 @@
         <w:rPr>
           <w:spacing w:val="-8"/>
         </w:rPr>
-        <w:t xml:space="preserve"> </w:t>
-      </w:r>
-      <w:proofErr w:type="spellStart"/>
-      <w:r>
-        <w:rPr>
-          <w:spacing w:val="-8"/>
-        </w:rPr>
-        <w:t>fk_inventory_warehouse</w:t>
-      </w:r>
-      <w:proofErr w:type="spellEnd"/>
-      <w:r>
-        <w:rPr>
-          <w:spacing w:val="-8"/>
-        </w:rPr>
-        <w:t xml:space="preserve"> </w:t>
+        <w:t xml:space="preserve"> fk_inventory_warehouse </w:t>
       </w:r>
       <w:r>
         <w:rPr>
@@ -12023,14 +11011,12 @@
         </w:rPr>
         <w:t>(</w:t>
       </w:r>
-      <w:proofErr w:type="spellStart"/>
       <w:r>
         <w:rPr>
           <w:spacing w:val="-8"/>
         </w:rPr>
         <w:t>warehouse_id</w:t>
       </w:r>
-      <w:proofErr w:type="spellEnd"/>
       <w:r>
         <w:rPr>
           <w:color w:val="9A57CD"/>
@@ -12137,16 +11123,8 @@
         <w:rPr>
           <w:color w:val="7F7F7F" w:themeColor="text1" w:themeTint="80"/>
         </w:rPr>
-        <w:t xml:space="preserve">-- 5. </w:t>
-      </w:r>
-      <w:proofErr w:type="spellStart"/>
-      <w:r>
-        <w:rPr>
-          <w:color w:val="7F7F7F" w:themeColor="text1" w:themeTint="80"/>
-        </w:rPr>
-        <w:t>stock_moves</w:t>
-      </w:r>
-      <w:proofErr w:type="spellEnd"/>
+        <w:t>-- 5. stock_moves</w:t>
+      </w:r>
     </w:p>
     <w:p>
       <w:pPr>
@@ -12253,15 +11231,7 @@
         <w:ind w:firstLine="142"/>
       </w:pPr>
       <w:r>
-        <w:t xml:space="preserve">  </w:t>
-      </w:r>
-      <w:proofErr w:type="spellStart"/>
-      <w:r>
-        <w:t>warehouse_id</w:t>
-      </w:r>
-      <w:proofErr w:type="spellEnd"/>
-      <w:r>
-        <w:t xml:space="preserve"> </w:t>
+        <w:t xml:space="preserve">  warehouse_id </w:t>
       </w:r>
       <w:r>
         <w:rPr>
@@ -12288,15 +11258,7 @@
         <w:ind w:firstLine="142"/>
       </w:pPr>
       <w:r>
-        <w:t xml:space="preserve">  </w:t>
-      </w:r>
-      <w:proofErr w:type="spellStart"/>
-      <w:r>
-        <w:t>product_id</w:t>
-      </w:r>
-      <w:proofErr w:type="spellEnd"/>
-      <w:r>
-        <w:t xml:space="preserve"> </w:t>
+        <w:t xml:space="preserve">  product_id </w:t>
       </w:r>
       <w:r>
         <w:rPr>
@@ -12323,15 +11285,7 @@
         <w:ind w:firstLine="142"/>
       </w:pPr>
       <w:r>
-        <w:t xml:space="preserve">  </w:t>
-      </w:r>
-      <w:proofErr w:type="spellStart"/>
-      <w:r>
-        <w:t>quantity</w:t>
-      </w:r>
-      <w:proofErr w:type="spellEnd"/>
-      <w:r>
-        <w:t xml:space="preserve"> </w:t>
+        <w:t xml:space="preserve">  quantity </w:t>
       </w:r>
       <w:r>
         <w:rPr>
@@ -12364,30 +11318,8 @@
         <w:rPr>
           <w:color w:val="7F7F7F" w:themeColor="text1" w:themeTint="80"/>
         </w:rPr>
-        <w:t xml:space="preserve">  -- Positive for </w:t>
-      </w:r>
-      <w:proofErr w:type="spellStart"/>
-      <w:r>
-        <w:rPr>
-          <w:color w:val="7F7F7F" w:themeColor="text1" w:themeTint="80"/>
-        </w:rPr>
-        <w:t>inflows</w:t>
-      </w:r>
-      <w:proofErr w:type="spellEnd"/>
-      <w:r>
-        <w:rPr>
-          <w:color w:val="7F7F7F" w:themeColor="text1" w:themeTint="80"/>
-        </w:rPr>
-        <w:t xml:space="preserve">, negative for </w:t>
-      </w:r>
-      <w:proofErr w:type="spellStart"/>
-      <w:r>
-        <w:rPr>
-          <w:color w:val="7F7F7F" w:themeColor="text1" w:themeTint="80"/>
-        </w:rPr>
-        <w:t>outflows</w:t>
-      </w:r>
-      <w:proofErr w:type="spellEnd"/>
+        <w:t>  -- Positive for inflows, negative for outflows</w:t>
+      </w:r>
     </w:p>
     <w:p>
       <w:pPr>
@@ -12395,24 +11327,14 @@
         <w:ind w:firstLine="142"/>
       </w:pPr>
       <w:r>
-        <w:t xml:space="preserve">  </w:t>
-      </w:r>
-      <w:proofErr w:type="spellStart"/>
-      <w:r>
-        <w:t>movement_type</w:t>
-      </w:r>
-      <w:proofErr w:type="spellEnd"/>
-      <w:r>
-        <w:t xml:space="preserve"> </w:t>
-      </w:r>
-      <w:proofErr w:type="gramStart"/>
+        <w:t xml:space="preserve">  movement_type </w:t>
+      </w:r>
       <w:r>
         <w:rPr>
           <w:color w:val="FFC000"/>
         </w:rPr>
         <w:t>VARCHAR(</w:t>
       </w:r>
-      <w:proofErr w:type="gramEnd"/>
       <w:r>
         <w:rPr>
           <w:color w:val="92D050"/>
@@ -12452,19 +11374,11 @@
         </w:rPr>
         <w:t xml:space="preserve">  -- </w:t>
       </w:r>
-      <w:proofErr w:type="spellStart"/>
       <w:r>
         <w:rPr>
           <w:color w:val="7F7F7F" w:themeColor="text1" w:themeTint="80"/>
         </w:rPr>
-        <w:t>e.g</w:t>
-      </w:r>
-      <w:proofErr w:type="spellEnd"/>
-      <w:r>
-        <w:rPr>
-          <w:color w:val="7F7F7F" w:themeColor="text1" w:themeTint="80"/>
-        </w:rPr>
-        <w:t xml:space="preserve">., </w:t>
+        <w:t xml:space="preserve">e.g., </w:t>
       </w:r>
       <w:r>
         <w:rPr>
@@ -12479,15 +11393,7 @@
         <w:ind w:firstLine="142"/>
       </w:pPr>
       <w:r>
-        <w:t xml:space="preserve">  </w:t>
-      </w:r>
-      <w:proofErr w:type="spellStart"/>
-      <w:r>
-        <w:t>sale_id</w:t>
-      </w:r>
-      <w:proofErr w:type="spellEnd"/>
-      <w:r>
-        <w:t xml:space="preserve"> </w:t>
+        <w:t xml:space="preserve">  sale_id </w:t>
       </w:r>
       <w:bookmarkStart w:id="4" w:name="_Hlk242948788"/>
       <w:r>
@@ -12507,15 +11413,7 @@
         <w:ind w:firstLine="142"/>
       </w:pPr>
       <w:r>
-        <w:t xml:space="preserve">  </w:t>
-      </w:r>
-      <w:proofErr w:type="spellStart"/>
-      <w:r>
-        <w:t>purchase_id</w:t>
-      </w:r>
-      <w:proofErr w:type="spellEnd"/>
-      <w:r>
-        <w:t xml:space="preserve"> </w:t>
+        <w:t xml:space="preserve">  purchase_id </w:t>
       </w:r>
       <w:r>
         <w:rPr>
@@ -12533,15 +11431,7 @@
         <w:ind w:firstLine="142"/>
       </w:pPr>
       <w:r>
-        <w:t xml:space="preserve">  </w:t>
-      </w:r>
-      <w:proofErr w:type="spellStart"/>
-      <w:r>
-        <w:t>transfer_id</w:t>
-      </w:r>
-      <w:proofErr w:type="spellEnd"/>
-      <w:r>
-        <w:t xml:space="preserve"> </w:t>
+        <w:t xml:space="preserve">  transfer_id </w:t>
       </w:r>
       <w:r>
         <w:rPr>
@@ -12559,15 +11449,7 @@
         <w:ind w:firstLine="142"/>
       </w:pPr>
       <w:r>
-        <w:t xml:space="preserve">  </w:t>
-      </w:r>
-      <w:proofErr w:type="spellStart"/>
-      <w:r>
-        <w:t>movement_date</w:t>
-      </w:r>
-      <w:proofErr w:type="spellEnd"/>
-      <w:r>
-        <w:t xml:space="preserve"> </w:t>
+        <w:t xml:space="preserve">  movement_date </w:t>
       </w:r>
       <w:r>
         <w:rPr>
@@ -12624,19 +11506,11 @@
         </w:rPr>
         <w:t xml:space="preserve"> </w:t>
       </w:r>
-      <w:proofErr w:type="spellStart"/>
       <w:r>
         <w:rPr>
           <w:spacing w:val="-8"/>
         </w:rPr>
-        <w:t>fk_stock_warehouse</w:t>
-      </w:r>
-      <w:proofErr w:type="spellEnd"/>
-      <w:r>
-        <w:rPr>
-          <w:spacing w:val="-8"/>
-        </w:rPr>
-        <w:t xml:space="preserve"> </w:t>
+        <w:t xml:space="preserve">fk_stock_warehouse </w:t>
       </w:r>
       <w:r>
         <w:rPr>
@@ -12658,14 +11532,12 @@
         </w:rPr>
         <w:t>(</w:t>
       </w:r>
-      <w:proofErr w:type="spellStart"/>
       <w:r>
         <w:rPr>
           <w:spacing w:val="-8"/>
         </w:rPr>
         <w:t>warehouse_id</w:t>
       </w:r>
-      <w:proofErr w:type="spellEnd"/>
       <w:r>
         <w:rPr>
           <w:color w:val="9A57CD"/>
@@ -12758,19 +11630,11 @@
         </w:rPr>
         <w:t xml:space="preserve"> </w:t>
       </w:r>
-      <w:proofErr w:type="spellStart"/>
       <w:r>
         <w:rPr>
           <w:spacing w:val="-8"/>
         </w:rPr>
-        <w:t>fk_stock_product</w:t>
-      </w:r>
-      <w:proofErr w:type="spellEnd"/>
-      <w:r>
-        <w:rPr>
-          <w:spacing w:val="-8"/>
-        </w:rPr>
-        <w:t xml:space="preserve"> </w:t>
+        <w:t xml:space="preserve">fk_stock_product </w:t>
       </w:r>
       <w:r>
         <w:rPr>
@@ -12792,14 +11656,12 @@
         </w:rPr>
         <w:t>(</w:t>
       </w:r>
-      <w:proofErr w:type="spellStart"/>
       <w:r>
         <w:rPr>
           <w:spacing w:val="-8"/>
         </w:rPr>
         <w:t>product_id</w:t>
       </w:r>
-      <w:proofErr w:type="spellEnd"/>
       <w:r>
         <w:rPr>
           <w:color w:val="9A57CD"/>
@@ -12892,19 +11754,11 @@
         </w:rPr>
         <w:t xml:space="preserve"> </w:t>
       </w:r>
-      <w:proofErr w:type="spellStart"/>
       <w:r>
         <w:rPr>
           <w:spacing w:val="-8"/>
         </w:rPr>
-        <w:t>fk_stock_sale</w:t>
-      </w:r>
-      <w:proofErr w:type="spellEnd"/>
-      <w:r>
-        <w:rPr>
-          <w:spacing w:val="-8"/>
-        </w:rPr>
-        <w:t xml:space="preserve"> </w:t>
+        <w:t xml:space="preserve">fk_stock_sale </w:t>
       </w:r>
       <w:r>
         <w:rPr>
@@ -12926,14 +11780,12 @@
         </w:rPr>
         <w:t>(</w:t>
       </w:r>
-      <w:proofErr w:type="spellStart"/>
       <w:r>
         <w:rPr>
           <w:spacing w:val="-8"/>
         </w:rPr>
         <w:t>sale_id</w:t>
       </w:r>
-      <w:proofErr w:type="spellEnd"/>
       <w:r>
         <w:rPr>
           <w:color w:val="9A57CD"/>
@@ -13024,21 +11876,7 @@
         <w:rPr>
           <w:spacing w:val="-8"/>
         </w:rPr>
-        <w:t xml:space="preserve"> </w:t>
-      </w:r>
-      <w:proofErr w:type="spellStart"/>
-      <w:r>
-        <w:rPr>
-          <w:spacing w:val="-8"/>
-        </w:rPr>
-        <w:t>fk_stock_purchase</w:t>
-      </w:r>
-      <w:proofErr w:type="spellEnd"/>
-      <w:r>
-        <w:rPr>
-          <w:spacing w:val="-8"/>
-        </w:rPr>
-        <w:t xml:space="preserve"> </w:t>
+        <w:t xml:space="preserve"> fk_stock_purchase </w:t>
       </w:r>
       <w:r>
         <w:rPr>
@@ -13060,14 +11898,12 @@
         </w:rPr>
         <w:t>(</w:t>
       </w:r>
-      <w:proofErr w:type="spellStart"/>
       <w:r>
         <w:rPr>
           <w:spacing w:val="-8"/>
         </w:rPr>
         <w:t>purchase_id</w:t>
       </w:r>
-      <w:proofErr w:type="spellEnd"/>
       <w:r>
         <w:rPr>
           <w:color w:val="9A57CD"/>
@@ -13160,19 +11996,11 @@
         </w:rPr>
         <w:t xml:space="preserve"> </w:t>
       </w:r>
-      <w:proofErr w:type="spellStart"/>
       <w:r>
         <w:rPr>
           <w:spacing w:val="-8"/>
         </w:rPr>
-        <w:t>fk_stock_transfer</w:t>
-      </w:r>
-      <w:proofErr w:type="spellEnd"/>
-      <w:r>
-        <w:rPr>
-          <w:spacing w:val="-8"/>
-        </w:rPr>
-        <w:t xml:space="preserve"> </w:t>
+        <w:t xml:space="preserve">fk_stock_transfer </w:t>
       </w:r>
       <w:r>
         <w:rPr>
@@ -13194,14 +12022,12 @@
         </w:rPr>
         <w:t>(</w:t>
       </w:r>
-      <w:proofErr w:type="spellStart"/>
       <w:r>
         <w:rPr>
           <w:spacing w:val="-8"/>
         </w:rPr>
         <w:t>transfer_id</w:t>
       </w:r>
-      <w:proofErr w:type="spellEnd"/>
       <w:r>
         <w:rPr>
           <w:color w:val="9A57CD"/>
@@ -13324,11 +12150,16 @@
           </w14:textFill>
         </w:rPr>
         <w:lastRenderedPageBreak/>
-        <w:t xml:space="preserve">EJERCICIO 5:  Una empresa de comercio electrónico está implementando un sistema de análisis de ventas en tiempo real. Como parte de este proyecto, necesitan asegurar la calidad de los datos que alimentarán su sistema. Se te ha proporcionado un archivo CSV llamado 'ventas_con_problemas.csv' que contiene datos de ventas de los últimos 30 días. Este archivo contiene varios problemas de calidad de datos que deben ser identificados y </w:t>
-      </w:r>
-      <w:proofErr w:type="spellStart"/>
-      <w:proofErr w:type="gramStart"/>
-      <w:r>
+        <w:t>EJERCICIO 5:  Una empresa de comercio electrónico está implementando un sistema de análisis de ventas en tiempo real. Como parte de este proyecto, necesitan asegurar la calidad de los datos que alimentarán su sistema. Se te ha proporcionado un archivo CSV llamado 'ventas_con_problemas.csv' que contiene datos de ventas de los últimos 30 días. Este archivo contiene varios problemas de calidad de datos que deben ser identificados y corregidos.Tu tarea es desarrollar un script en Python que realice las siguientes operaciones:</w:t>
+      </w:r>
+    </w:p>
+    <w:p>
+      <w:pPr>
+        <w:pStyle w:val="Prrafodelista"/>
+        <w:numPr>
+          <w:ilvl w:val="0"/>
+          <w:numId w:val="12"/>
+        </w:numPr>
         <w:rPr>
           <w:b/>
           <w:bCs/>
@@ -13343,10 +12174,7 @@
             </w14:solidFill>
           </w14:textFill>
         </w:rPr>
-        <w:t>corregidos.Tu</w:t>
-      </w:r>
-      <w:proofErr w:type="spellEnd"/>
-      <w:proofErr w:type="gramEnd"/>
+      </w:pPr>
       <w:r>
         <w:rPr>
           <w:b/>
@@ -13362,7 +12190,7 @@
             </w14:solidFill>
           </w14:textFill>
         </w:rPr>
-        <w:t xml:space="preserve"> tarea es desarrollar un script en Python que realice las siguientes operaciones:</w:t>
+        <w:t>Carga el archivo CSV y realiza una exploración inicial de los datos.</w:t>
       </w:r>
     </w:p>
     <w:p>
@@ -13402,14 +12230,14 @@
             </w14:solidFill>
           </w14:textFill>
         </w:rPr>
-        <w:t>Carga el archivo CSV y realiza una exploración inicial de los datos.</w:t>
+        <w:t>Identifica y maneja los siguientes problemas de calidad de datos:</w:t>
       </w:r>
     </w:p>
     <w:p>
       <w:pPr>
         <w:pStyle w:val="Prrafodelista"/>
         <w:numPr>
-          <w:ilvl w:val="0"/>
+          <w:ilvl w:val="1"/>
           <w:numId w:val="12"/>
         </w:numPr>
         <w:rPr>
@@ -13442,7 +12270,7 @@
             </w14:solidFill>
           </w14:textFill>
         </w:rPr>
-        <w:t>Identifica y maneja los siguientes problemas de calidad de datos:</w:t>
+        <w:t>Valores nulos en campos críticos (fecha, producto, cantidad, precio_unitario, total)</w:t>
       </w:r>
     </w:p>
     <w:p>
@@ -13482,10 +12310,16 @@
             </w14:solidFill>
           </w14:textFill>
         </w:rPr>
-        <w:t xml:space="preserve">Valores nulos en campos críticos (fecha, producto, cantidad, </w:t>
-      </w:r>
-      <w:proofErr w:type="spellStart"/>
-      <w:r>
+        <w:t>Fechas inválidas</w:t>
+      </w:r>
+    </w:p>
+    <w:p>
+      <w:pPr>
+        <w:pStyle w:val="Prrafodelista"/>
+        <w:numPr>
+          <w:ilvl w:val="1"/>
+          <w:numId w:val="12"/>
+        </w:numPr>
         <w:rPr>
           <w:b/>
           <w:bCs/>
@@ -13500,9 +12334,7 @@
             </w14:solidFill>
           </w14:textFill>
         </w:rPr>
-        <w:t>precio_unitario</w:t>
-      </w:r>
-      <w:proofErr w:type="spellEnd"/>
+      </w:pPr>
       <w:r>
         <w:rPr>
           <w:b/>
@@ -13518,7 +12350,7 @@
             </w14:solidFill>
           </w14:textFill>
         </w:rPr>
-        <w:t>, total)</w:t>
+        <w:t>Valores negativos en campos numéricos (cantidad, precio_unitario, total)</w:t>
       </w:r>
     </w:p>
     <w:p>
@@ -13558,7 +12390,7 @@
             </w14:solidFill>
           </w14:textFill>
         </w:rPr>
-        <w:t>Fechas inválidas</w:t>
+        <w:t>Inconsistencias en el cálculo del total (comparando cantidad * precio_unitario con el total registrado)</w:t>
       </w:r>
     </w:p>
     <w:p>
@@ -13598,10 +12430,16 @@
             </w14:solidFill>
           </w14:textFill>
         </w:rPr>
-        <w:t xml:space="preserve">Valores negativos en campos numéricos (cantidad, </w:t>
-      </w:r>
-      <w:proofErr w:type="spellStart"/>
-      <w:r>
+        <w:t>Valores atípicos (outliers) en campos numéricos</w:t>
+      </w:r>
+    </w:p>
+    <w:p>
+      <w:pPr>
+        <w:pStyle w:val="Prrafodelista"/>
+        <w:numPr>
+          <w:ilvl w:val="1"/>
+          <w:numId w:val="12"/>
+        </w:numPr>
         <w:rPr>
           <w:b/>
           <w:bCs/>
@@ -13616,9 +12454,7 @@
             </w14:solidFill>
           </w14:textFill>
         </w:rPr>
-        <w:t>precio_unitario</w:t>
-      </w:r>
-      <w:proofErr w:type="spellEnd"/>
+      </w:pPr>
       <w:r>
         <w:rPr>
           <w:b/>
@@ -13634,14 +12470,14 @@
             </w14:solidFill>
           </w14:textFill>
         </w:rPr>
-        <w:t>, total)</w:t>
+        <w:t>Duplicados</w:t>
       </w:r>
     </w:p>
     <w:p>
       <w:pPr>
         <w:pStyle w:val="Prrafodelista"/>
         <w:numPr>
-          <w:ilvl w:val="1"/>
+          <w:ilvl w:val="0"/>
           <w:numId w:val="12"/>
         </w:numPr>
         <w:rPr>
@@ -13674,10 +12510,16 @@
             </w14:solidFill>
           </w14:textFill>
         </w:rPr>
-        <w:t xml:space="preserve">Inconsistencias en el cálculo del total (comparando cantidad * </w:t>
-      </w:r>
-      <w:proofErr w:type="spellStart"/>
-      <w:r>
+        <w:t>Implementa técnicas de limpieza de datos para corregir o eliminar los problemas identificados.</w:t>
+      </w:r>
+    </w:p>
+    <w:p>
+      <w:pPr>
+        <w:pStyle w:val="Prrafodelista"/>
+        <w:numPr>
+          <w:ilvl w:val="0"/>
+          <w:numId w:val="12"/>
+        </w:numPr>
         <w:rPr>
           <w:b/>
           <w:bCs/>
@@ -13692,9 +12534,7 @@
             </w14:solidFill>
           </w14:textFill>
         </w:rPr>
-        <w:t>precio_unitario</w:t>
-      </w:r>
-      <w:proofErr w:type="spellEnd"/>
+      </w:pPr>
       <w:r>
         <w:rPr>
           <w:b/>
@@ -13710,7 +12550,7 @@
             </w14:solidFill>
           </w14:textFill>
         </w:rPr>
-        <w:t xml:space="preserve"> con el total registrado)</w:t>
+        <w:t>Genera un informe que incluya:</w:t>
       </w:r>
     </w:p>
     <w:p>
@@ -13750,10 +12590,16 @@
             </w14:solidFill>
           </w14:textFill>
         </w:rPr>
-        <w:t>Valores atípicos (</w:t>
-      </w:r>
-      <w:proofErr w:type="spellStart"/>
-      <w:r>
+        <w:t>Número de filas originales vs. número de filas después de la limpieza</w:t>
+      </w:r>
+    </w:p>
+    <w:p>
+      <w:pPr>
+        <w:pStyle w:val="Prrafodelista"/>
+        <w:numPr>
+          <w:ilvl w:val="1"/>
+          <w:numId w:val="12"/>
+        </w:numPr>
         <w:rPr>
           <w:b/>
           <w:bCs/>
@@ -13768,9 +12614,7 @@
             </w14:solidFill>
           </w14:textFill>
         </w:rPr>
-        <w:t>outliers</w:t>
-      </w:r>
-      <w:proofErr w:type="spellEnd"/>
+      </w:pPr>
       <w:r>
         <w:rPr>
           <w:b/>
@@ -13786,7 +12630,7 @@
             </w14:solidFill>
           </w14:textFill>
         </w:rPr>
-        <w:t>) en campos numéricos</w:t>
+        <w:t>Cantidad de problemas identificados y corregidos por cada tipo</w:t>
       </w:r>
     </w:p>
     <w:p>
@@ -13826,7 +12670,7 @@
             </w14:solidFill>
           </w14:textFill>
         </w:rPr>
-        <w:t>Duplicados</w:t>
+        <w:t>Estadísticas descriptivas de los datos limpios (media, mediana, desviación estándar) para campos numéricos</w:t>
       </w:r>
     </w:p>
     <w:p>
@@ -13866,7 +12710,7 @@
             </w14:solidFill>
           </w14:textFill>
         </w:rPr>
-        <w:t>Implementa técnicas de limpieza de datos para corregir o eliminar los problemas identificados.</w:t>
+        <w:t>Crea visualizaciones que ayuden a entender la distribución de los datos y los efectos de la limpieza.</w:t>
       </w:r>
     </w:p>
     <w:p>
@@ -13906,16 +12750,11 @@
             </w14:solidFill>
           </w14:textFill>
         </w:rPr>
-        <w:t>Genera un informe que incluya:</w:t>
+        <w:t>Guarda los datos limpios en un nuevo archivo CSV.</w:t>
       </w:r>
     </w:p>
     <w:p>
       <w:pPr>
-        <w:pStyle w:val="Prrafodelista"/>
-        <w:numPr>
-          <w:ilvl w:val="1"/>
-          <w:numId w:val="12"/>
-        </w:numPr>
         <w:rPr>
           <w:b/>
           <w:bCs/>
@@ -13931,7 +12770,9 @@
           </w14:textFill>
         </w:rPr>
       </w:pPr>
-      <w:r>
+    </w:p>
+    <w:p>
+      <w:pPr>
         <w:rPr>
           <w:b/>
           <w:bCs/>
@@ -13946,16 +12787,8 @@
             </w14:solidFill>
           </w14:textFill>
         </w:rPr>
-        <w:t>Número de filas originales vs. número de filas después de la limpieza</w:t>
-      </w:r>
-    </w:p>
-    <w:p>
-      <w:pPr>
-        <w:pStyle w:val="Prrafodelista"/>
-        <w:numPr>
-          <w:ilvl w:val="1"/>
-          <w:numId w:val="12"/>
-        </w:numPr>
+      </w:pPr>
+      <w:r>
         <w:rPr>
           <w:b/>
           <w:bCs/>
@@ -13970,698 +12803,497 @@
             </w14:solidFill>
           </w14:textFill>
         </w:rPr>
-      </w:pPr>
+        <w:t>Módulos que pueden usar: pandas, numpy, matplotlib, seaborn</w:t>
+      </w:r>
+    </w:p>
+    <w:p/>
+    <w:p>
+      <w:r>
+        <w:t>Acceso al recurso del repositorio para este ejercicio:</w:t>
+      </w:r>
+    </w:p>
+    <w:p>
+      <w:pPr>
+        <w:rPr>
+          <w:rStyle w:val="Hipervnculo2"/>
+          <w:spacing w:val="-8"/>
+          <w:sz w:val="18"/>
+          <w:szCs w:val="18"/>
+        </w:rPr>
+      </w:pPr>
+      <w:hyperlink r:id="rId20" w:history="1">
+        <w:r>
+          <w:rPr>
+            <w:rStyle w:val="Hipervnculo2"/>
+            <w:spacing w:val="-8"/>
+            <w:sz w:val="18"/>
+            <w:szCs w:val="18"/>
+          </w:rPr>
+          <w:t>https://github.com/dcueli-com/bigdata_sys/blob/develop/src/activities/RA1/lesson_02/notebooks/2_5_cleaning_dataset.ipynb</w:t>
+        </w:r>
+      </w:hyperlink>
+    </w:p>
+    <w:p>
+      <w:pPr>
+        <w:tabs>
+          <w:tab w:val="left" w:pos="1083"/>
+        </w:tabs>
+        <w:rPr>
+          <w:rStyle w:val="Hipervnculo2"/>
+          <w:spacing w:val="-6"/>
+          <w:sz w:val="18"/>
+          <w:szCs w:val="18"/>
+        </w:rPr>
+      </w:pPr>
+      <w:hyperlink r:id="rId21" w:history="1">
+        <w:r>
+          <w:rPr>
+            <w:rStyle w:val="Hipervnculo2"/>
+            <w:spacing w:val="-6"/>
+            <w:sz w:val="18"/>
+            <w:szCs w:val="18"/>
+          </w:rPr>
+          <w:t>https://github.com/dcueli-com/bigdata_sys/blob/develop/src/activities/RA1/lesson_02/scripts/2_5_cleaning_dataset.py</w:t>
+        </w:r>
+      </w:hyperlink>
+    </w:p>
+    <w:p/>
+    <w:p>
+      <w:r>
+        <w:t>Bueno, como soy de la vieja escuela, he abierto el CSV con Excel, formateado y por supuesto creado el filtro. Una vez hecho esto, le he echado una visual, y se observa</w:t>
+      </w:r>
+      <w:r>
+        <w:t>n</w:t>
+      </w:r>
+      <w:r>
+        <w:t xml:space="preserve"> l</w:t>
+      </w:r>
+      <w:r>
+        <w:t>os</w:t>
+      </w:r>
+      <w:r>
+        <w:t xml:space="preserve"> </w:t>
+      </w:r>
+      <w:r>
+        <w:rPr>
+          <w:b/>
+          <w:bCs/>
+        </w:rPr>
+        <w:t>31</w:t>
+      </w:r>
+      <w:r>
+        <w:rPr>
+          <w:b/>
+          <w:bCs/>
+        </w:rPr>
+        <w:t>5</w:t>
+      </w:r>
+      <w:r>
+        <w:rPr>
+          <w:b/>
+          <w:bCs/>
+        </w:rPr>
+        <w:t xml:space="preserve"> registros</w:t>
+      </w:r>
+      <w:r>
+        <w:t xml:space="preserve"> </w:t>
+      </w:r>
+      <w:r>
+        <w:t>que contiene el archivo ade</w:t>
+      </w:r>
+      <w:r>
+        <w:t xml:space="preserve">más </w:t>
+      </w:r>
+      <w:r>
+        <w:t xml:space="preserve">de </w:t>
+      </w:r>
+      <w:r>
+        <w:t xml:space="preserve">la primera </w:t>
+      </w:r>
+      <w:r>
+        <w:t xml:space="preserve">fila </w:t>
+      </w:r>
+      <w:r>
+        <w:t xml:space="preserve">como </w:t>
+      </w:r>
+      <w:r>
+        <w:t>cabecera</w:t>
+      </w:r>
+      <w:r>
+        <w:t xml:space="preserve"> </w:t>
+      </w:r>
+      <w:r>
+        <w:t>de las</w:t>
+      </w:r>
+      <w:r>
+        <w:t xml:space="preserve"> 5 columnas: </w:t>
+      </w:r>
+      <w:r>
+        <w:rPr>
+          <w:i/>
+          <w:iCs/>
+        </w:rPr>
+        <w:t>fecha</w:t>
+      </w:r>
+      <w:r>
+        <w:t xml:space="preserve">, </w:t>
+      </w:r>
+      <w:r>
+        <w:rPr>
+          <w:i/>
+          <w:iCs/>
+        </w:rPr>
+        <w:t>producto</w:t>
+      </w:r>
+      <w:r>
+        <w:t xml:space="preserve">, </w:t>
+      </w:r>
+      <w:r>
+        <w:rPr>
+          <w:i/>
+          <w:iCs/>
+        </w:rPr>
+        <w:t>cantidad</w:t>
+      </w:r>
+      <w:r>
+        <w:t xml:space="preserve">, </w:t>
+      </w:r>
+      <w:r>
+        <w:rPr>
+          <w:i/>
+          <w:iCs/>
+        </w:rPr>
+        <w:t>precio_unitario</w:t>
+      </w:r>
+      <w:r>
+        <w:t xml:space="preserve"> y </w:t>
+      </w:r>
+      <w:r>
+        <w:rPr>
+          <w:i/>
+          <w:iCs/>
+        </w:rPr>
+        <w:t>total</w:t>
+      </w:r>
+      <w:r>
+        <w:t>; y como no podía ser de otro modo</w:t>
+      </w:r>
+      <w:r>
+        <w:t>,</w:t>
+      </w:r>
+      <w:r>
+        <w:t xml:space="preserve"> de mi primer </w:t>
+      </w:r>
+      <w:r>
+        <w:t xml:space="preserve">análisis exploratorio </w:t>
+      </w:r>
+      <w:r>
+        <w:t xml:space="preserve">mediante juicio experto, </w:t>
+      </w:r>
+      <w:r>
+        <w:t>se desprende que el dataset presenta múltiples fallos sintácticos, semánticos y de integridad estructural</w:t>
+      </w:r>
+      <w:r>
+        <w:t>, a mi entender bastante</w:t>
+      </w:r>
+      <w:r>
+        <w:t xml:space="preserve"> severos</w:t>
+      </w:r>
+      <w:r>
+        <w:t xml:space="preserve">, como son: </w:t>
+      </w:r>
+      <w:r>
+        <w:rPr>
+          <w:i/>
+          <w:iCs/>
+        </w:rPr>
+        <w:t>v</w:t>
+      </w:r>
+      <w:r>
+        <w:rPr>
+          <w:i/>
+          <w:iCs/>
+        </w:rPr>
+        <w:t xml:space="preserve">alores nulos </w:t>
+      </w:r>
+      <w:r>
+        <w:rPr>
+          <w:i/>
+          <w:iCs/>
+        </w:rPr>
+        <w:t>o</w:t>
+      </w:r>
+      <w:r>
+        <w:rPr>
+          <w:i/>
+          <w:iCs/>
+        </w:rPr>
+        <w:t xml:space="preserve"> faltantes</w:t>
+      </w:r>
+      <w:r>
+        <w:t xml:space="preserve">, </w:t>
+      </w:r>
+      <w:r>
+        <w:rPr>
+          <w:i/>
+          <w:iCs/>
+        </w:rPr>
+        <w:t xml:space="preserve">fechas inválidas </w:t>
+      </w:r>
+      <w:r>
+        <w:rPr>
+          <w:i/>
+          <w:iCs/>
+        </w:rPr>
+        <w:t>y/o erróneas</w:t>
+      </w:r>
+      <w:r>
+        <w:t>,</w:t>
+      </w:r>
+      <w:r>
+        <w:t xml:space="preserve"> </w:t>
+      </w:r>
+      <w:r>
+        <w:rPr>
+          <w:i/>
+          <w:iCs/>
+        </w:rPr>
+        <w:t>valores negativos o cero</w:t>
+      </w:r>
+      <w:r>
+        <w:t xml:space="preserve"> en las columnas numéricas, </w:t>
+      </w:r>
+      <w:r>
+        <w:rPr>
+          <w:i/>
+          <w:iCs/>
+        </w:rPr>
+        <w:t>outliers o valores atípicos</w:t>
+      </w:r>
+      <w:r>
+        <w:t>, y más casos</w:t>
+      </w:r>
+      <w:r>
+        <w:t xml:space="preserve"> que seguramente aparecerán</w:t>
+      </w:r>
+      <w:r>
+        <w:t xml:space="preserve"> cuando le haga una auditoría automatizada.</w:t>
+      </w:r>
+    </w:p>
+    <w:p>
+      <w:pPr>
+        <w:pStyle w:val="Ttulo1"/>
+      </w:pPr>
+      <w:r>
+        <w:t>Preparación del entorno de desarrollo</w:t>
+      </w:r>
+    </w:p>
+    <w:p>
+      <w:r>
+        <w:t xml:space="preserve">Lo primero será </w:t>
+      </w:r>
+      <w:r>
+        <w:t xml:space="preserve">ejecutar </w:t>
+      </w:r>
+      <w:r>
+        <w:t>un</w:t>
+      </w:r>
+      <w:r>
+        <w:t xml:space="preserve"> análisis completo</w:t>
+      </w:r>
+      <w:r>
+        <w:t xml:space="preserve"> y </w:t>
+      </w:r>
+      <w:r>
+        <w:t>para ello vamos a instalar en el entorno</w:t>
+      </w:r>
+      <w:r>
+        <w:t xml:space="preserve"> las distintas herramientas </w:t>
+      </w:r>
+      <w:r>
+        <w:t xml:space="preserve">que </w:t>
+      </w:r>
+      <w:r>
+        <w:t>sug</w:t>
+      </w:r>
+      <w:r>
+        <w:t>ie</w:t>
+      </w:r>
+      <w:r>
+        <w:t>r</w:t>
+      </w:r>
+      <w:r>
+        <w:t>e</w:t>
+      </w:r>
+      <w:r>
+        <w:t xml:space="preserve"> el enunciado de la práctica</w:t>
+      </w:r>
+      <w:r>
+        <w:t>:</w:t>
+      </w:r>
+      <w:r>
+        <w:t xml:space="preserve"> </w:t>
+      </w:r>
+      <w:r>
+        <w:rPr>
+          <w:i/>
+          <w:iCs/>
+        </w:rPr>
+        <w:t>pandas</w:t>
+      </w:r>
+      <w:r>
+        <w:t xml:space="preserve">, </w:t>
+      </w:r>
+      <w:r>
+        <w:rPr>
+          <w:i/>
+          <w:iCs/>
+        </w:rPr>
+        <w:t>numpy</w:t>
+      </w:r>
+      <w:r>
+        <w:t xml:space="preserve">, </w:t>
+      </w:r>
+      <w:r>
+        <w:rPr>
+          <w:i/>
+          <w:iCs/>
+        </w:rPr>
+        <w:t>matplotlib</w:t>
+      </w:r>
+      <w:r>
+        <w:t xml:space="preserve">, </w:t>
+      </w:r>
+      <w:r>
+        <w:rPr>
+          <w:i/>
+          <w:iCs/>
+        </w:rPr>
+        <w:t>seaborn</w:t>
+      </w:r>
+      <w:r>
+        <w:t>.</w:t>
+      </w:r>
+      <w:r>
+        <w:t xml:space="preserve"> </w:t>
+      </w:r>
+    </w:p>
+    <w:p>
+      <w:pPr>
+        <w:spacing w:after="300" w:line="276" w:lineRule="auto"/>
+        <w:contextualSpacing w:val="0"/>
+      </w:pPr>
+      <w:r>
+        <w:br w:type="page"/>
+      </w:r>
+    </w:p>
+    <w:p>
+      <w:r>
+        <w:lastRenderedPageBreak/>
+        <w:t xml:space="preserve">El entorno de desarrollo es </w:t>
+      </w:r>
       <w:r>
         <w:rPr>
           <w:b/>
           <w:bCs/>
           <w:i/>
           <w:iCs/>
-          <w:color w:val="DB2680"/>
-          <w14:textFill>
-            <w14:solidFill>
-              <w14:srgbClr w14:val="DB2680">
-                <w14:alpha w14:val="30000"/>
-              </w14:srgbClr>
-            </w14:solidFill>
-          </w14:textFill>
-        </w:rPr>
-        <w:t>Cantidad de problemas identificados y corregidos por cada tipo</w:t>
-      </w:r>
-    </w:p>
-    <w:p>
-      <w:pPr>
-        <w:pStyle w:val="Prrafodelista"/>
-        <w:numPr>
-          <w:ilvl w:val="1"/>
-          <w:numId w:val="12"/>
-        </w:numPr>
+        </w:rPr>
+        <w:t xml:space="preserve">Debian </w:t>
+      </w:r>
+      <w:r>
         <w:rPr>
           <w:b/>
           <w:bCs/>
           <w:i/>
           <w:iCs/>
-          <w:color w:val="DB2680"/>
-          <w14:textFill>
-            <w14:solidFill>
-              <w14:srgbClr w14:val="DB2680">
-                <w14:alpha w14:val="30000"/>
-              </w14:srgbClr>
-            </w14:solidFill>
-          </w14:textFill>
-        </w:rPr>
-      </w:pPr>
+        </w:rPr>
+        <w:t>13 (Trixie)</w:t>
+      </w:r>
+      <w:r>
+        <w:t xml:space="preserve"> bajo </w:t>
+      </w:r>
       <w:r>
         <w:rPr>
           <w:b/>
           <w:bCs/>
           <w:i/>
           <w:iCs/>
-          <w:color w:val="DB2680"/>
-          <w14:textFill>
-            <w14:solidFill>
-              <w14:srgbClr w14:val="DB2680">
-                <w14:alpha w14:val="30000"/>
-              </w14:srgbClr>
-            </w14:solidFill>
-          </w14:textFill>
-        </w:rPr>
-        <w:t>Estadísticas descriptivas de los datos limpios (media, mediana, desviación estándar) para campos numéricos</w:t>
-      </w:r>
-    </w:p>
-    <w:p>
-      <w:pPr>
-        <w:pStyle w:val="Prrafodelista"/>
-        <w:numPr>
-          <w:ilvl w:val="0"/>
-          <w:numId w:val="12"/>
-        </w:numPr>
+        </w:rPr>
+        <w:t>WSL</w:t>
+      </w:r>
+      <w:r>
+        <w:t xml:space="preserve"> </w:t>
+      </w:r>
+      <w:r>
+        <w:t>en</w:t>
+      </w:r>
+      <w:r>
+        <w:t xml:space="preserve"> </w:t>
+      </w:r>
+      <w:r>
         <w:rPr>
           <w:b/>
           <w:bCs/>
           <w:i/>
           <w:iCs/>
-          <w:color w:val="DB2680"/>
-          <w14:textFill>
-            <w14:solidFill>
-              <w14:srgbClr w14:val="DB2680">
-                <w14:alpha w14:val="30000"/>
-              </w14:srgbClr>
-            </w14:solidFill>
-          </w14:textFill>
-        </w:rPr>
-      </w:pPr>
+        </w:rPr>
+        <w:t>Windows 11 Pro 25H2</w:t>
+      </w:r>
+      <w:r>
+        <w:t xml:space="preserve"> con el </w:t>
+      </w:r>
+      <w:r>
+        <w:rPr>
+          <w:i/>
+          <w:iCs/>
+        </w:rPr>
+        <w:t>gestor de versiones</w:t>
+      </w:r>
+      <w:r>
+        <w:t xml:space="preserve"> de Python </w:t>
+      </w:r>
       <w:r>
         <w:rPr>
           <w:b/>
           <w:bCs/>
           <w:i/>
           <w:iCs/>
-          <w:color w:val="DB2680"/>
-          <w14:textFill>
-            <w14:solidFill>
-              <w14:srgbClr w14:val="DB2680">
-                <w14:alpha w14:val="30000"/>
-              </w14:srgbClr>
-            </w14:solidFill>
-          </w14:textFill>
-        </w:rPr>
-        <w:t>Crea visualizaciones que ayuden a entender la distribución de los datos y los efectos de la limpieza.</w:t>
-      </w:r>
-    </w:p>
-    <w:p>
-      <w:pPr>
-        <w:pStyle w:val="Prrafodelista"/>
-        <w:numPr>
-          <w:ilvl w:val="0"/>
-          <w:numId w:val="12"/>
-        </w:numPr>
-        <w:rPr>
-          <w:b/>
-          <w:bCs/>
-          <w:i/>
-          <w:iCs/>
-          <w:color w:val="DB2680"/>
-          <w14:textFill>
-            <w14:solidFill>
-              <w14:srgbClr w14:val="DB2680">
-                <w14:alpha w14:val="30000"/>
-              </w14:srgbClr>
-            </w14:solidFill>
-          </w14:textFill>
-        </w:rPr>
-      </w:pPr>
-      <w:r>
-        <w:rPr>
-          <w:b/>
-          <w:bCs/>
-          <w:i/>
-          <w:iCs/>
-          <w:color w:val="DB2680"/>
-          <w14:textFill>
-            <w14:solidFill>
-              <w14:srgbClr w14:val="DB2680">
-                <w14:alpha w14:val="30000"/>
-              </w14:srgbClr>
-            </w14:solidFill>
-          </w14:textFill>
-        </w:rPr>
-        <w:t>Guarda los datos limpios en un nuevo archivo CSV.</w:t>
-      </w:r>
-    </w:p>
-    <w:p>
-      <w:pPr>
-        <w:rPr>
-          <w:b/>
-          <w:bCs/>
-          <w:i/>
-          <w:iCs/>
-          <w:color w:val="DB2680"/>
-          <w14:textFill>
-            <w14:solidFill>
-              <w14:srgbClr w14:val="DB2680">
-                <w14:alpha w14:val="30000"/>
-              </w14:srgbClr>
-            </w14:solidFill>
-          </w14:textFill>
-        </w:rPr>
-      </w:pPr>
-    </w:p>
-    <w:p>
-      <w:pPr>
-        <w:rPr>
-          <w:b/>
-          <w:bCs/>
-          <w:i/>
-          <w:iCs/>
-          <w:color w:val="DB2680"/>
-          <w14:textFill>
-            <w14:solidFill>
-              <w14:srgbClr w14:val="DB2680">
-                <w14:alpha w14:val="30000"/>
-              </w14:srgbClr>
-            </w14:solidFill>
-          </w14:textFill>
-        </w:rPr>
-      </w:pPr>
-      <w:r>
-        <w:rPr>
-          <w:b/>
-          <w:bCs/>
-          <w:i/>
-          <w:iCs/>
-          <w:color w:val="DB2680"/>
-          <w14:textFill>
-            <w14:solidFill>
-              <w14:srgbClr w14:val="DB2680">
-                <w14:alpha w14:val="30000"/>
-              </w14:srgbClr>
-            </w14:solidFill>
-          </w14:textFill>
-        </w:rPr>
-        <w:t xml:space="preserve">Módulos que pueden usar: pandas, </w:t>
-      </w:r>
-      <w:proofErr w:type="spellStart"/>
-      <w:r>
-        <w:rPr>
-          <w:b/>
-          <w:bCs/>
-          <w:i/>
-          <w:iCs/>
-          <w:color w:val="DB2680"/>
-          <w14:textFill>
-            <w14:solidFill>
-              <w14:srgbClr w14:val="DB2680">
-                <w14:alpha w14:val="30000"/>
-              </w14:srgbClr>
-            </w14:solidFill>
-          </w14:textFill>
-        </w:rPr>
-        <w:t>numpy</w:t>
-      </w:r>
-      <w:proofErr w:type="spellEnd"/>
-      <w:r>
-        <w:rPr>
-          <w:b/>
-          <w:bCs/>
-          <w:i/>
-          <w:iCs/>
-          <w:color w:val="DB2680"/>
-          <w14:textFill>
-            <w14:solidFill>
-              <w14:srgbClr w14:val="DB2680">
-                <w14:alpha w14:val="30000"/>
-              </w14:srgbClr>
-            </w14:solidFill>
-          </w14:textFill>
-        </w:rPr>
-        <w:t xml:space="preserve">, </w:t>
-      </w:r>
-      <w:proofErr w:type="spellStart"/>
-      <w:r>
-        <w:rPr>
-          <w:b/>
-          <w:bCs/>
-          <w:i/>
-          <w:iCs/>
-          <w:color w:val="DB2680"/>
-          <w14:textFill>
-            <w14:solidFill>
-              <w14:srgbClr w14:val="DB2680">
-                <w14:alpha w14:val="30000"/>
-              </w14:srgbClr>
-            </w14:solidFill>
-          </w14:textFill>
-        </w:rPr>
-        <w:t>matplotlib</w:t>
-      </w:r>
-      <w:proofErr w:type="spellEnd"/>
-      <w:r>
-        <w:rPr>
-          <w:b/>
-          <w:bCs/>
-          <w:i/>
-          <w:iCs/>
-          <w:color w:val="DB2680"/>
-          <w14:textFill>
-            <w14:solidFill>
-              <w14:srgbClr w14:val="DB2680">
-                <w14:alpha w14:val="30000"/>
-              </w14:srgbClr>
-            </w14:solidFill>
-          </w14:textFill>
-        </w:rPr>
-        <w:t xml:space="preserve">, </w:t>
-      </w:r>
-      <w:proofErr w:type="spellStart"/>
-      <w:r>
-        <w:rPr>
-          <w:b/>
-          <w:bCs/>
-          <w:i/>
-          <w:iCs/>
-          <w:color w:val="DB2680"/>
-          <w14:textFill>
-            <w14:solidFill>
-              <w14:srgbClr w14:val="DB2680">
-                <w14:alpha w14:val="30000"/>
-              </w14:srgbClr>
-            </w14:solidFill>
-          </w14:textFill>
-        </w:rPr>
-        <w:t>seaborn</w:t>
-      </w:r>
-      <w:proofErr w:type="spellEnd"/>
-    </w:p>
-    <w:p/>
-    <w:p>
-      <w:r>
-        <w:t>Acceso al recurso del repositorio para este ejercicio:</w:t>
-      </w:r>
-    </w:p>
-    <w:p>
-      <w:pPr>
-        <w:rPr>
-          <w:rStyle w:val="Hipervnculo2"/>
-          <w:sz w:val="18"/>
-          <w:szCs w:val="18"/>
-        </w:rPr>
-      </w:pPr>
-      <w:hyperlink r:id="rId20" w:history="1">
+        </w:rPr>
+        <w:t>pyenv</w:t>
+      </w:r>
+      <w:r>
+        <w:t xml:space="preserve"> y usando la versión 3.13.7 del lenguaje del entorno virtual, aunque como se puede observar en la </w:t>
+      </w:r>
+      <w:hyperlink w:anchor="fig_5_1" w:history="1">
         <w:r>
           <w:rPr>
             <w:rStyle w:val="Hipervnculo2"/>
-            <w:sz w:val="18"/>
-            <w:szCs w:val="18"/>
           </w:rPr>
-          <w:t>https://github.com/dcueli-com/bigdata_sys/blob/develop/src/activities/RA1/lesson_01/scripts/1_5_scrapper.py</w:t>
+          <w:t>Figu</w:t>
+        </w:r>
+        <w:r>
+          <w:rPr>
+            <w:rStyle w:val="Hipervnculo2"/>
+          </w:rPr>
+          <w:t>r</w:t>
+        </w:r>
+        <w:r>
+          <w:rPr>
+            <w:rStyle w:val="Hipervnculo2"/>
+          </w:rPr>
+          <w:t>a 1</w:t>
         </w:r>
       </w:hyperlink>
-    </w:p>
-    <w:p/>
-    <w:p/>
-    <w:p>
-      <w:r>
-        <w:t>Bueno, como soy de la vieja escuela, he abierto el CSV con Excel, formateado y por supuesto creando el filtro. Una vez hecho esto, le he echado una visual, y se observa lo primero que e</w:t>
-      </w:r>
-      <w:r>
-        <w:t>l</w:t>
-      </w:r>
-      <w:r>
-        <w:t xml:space="preserve"> </w:t>
-      </w:r>
-      <w:r>
-        <w:t xml:space="preserve">archivo contiene </w:t>
-      </w:r>
-      <w:r>
-        <w:rPr>
-          <w:b/>
-          <w:bCs/>
-        </w:rPr>
-        <w:t>31</w:t>
-      </w:r>
-      <w:r>
-        <w:rPr>
-          <w:b/>
-          <w:bCs/>
-        </w:rPr>
-        <w:t>5</w:t>
-      </w:r>
-      <w:r>
-        <w:rPr>
-          <w:b/>
-          <w:bCs/>
-        </w:rPr>
-        <w:t xml:space="preserve"> registros</w:t>
-      </w:r>
-      <w:r>
-        <w:t xml:space="preserve"> más la primera </w:t>
-      </w:r>
-      <w:r>
-        <w:t xml:space="preserve">como </w:t>
-      </w:r>
-      <w:r>
-        <w:t>cabecera</w:t>
-      </w:r>
-      <w:r>
-        <w:t xml:space="preserve"> </w:t>
-      </w:r>
-      <w:r>
-        <w:t>de las</w:t>
-      </w:r>
-      <w:r>
-        <w:t xml:space="preserve"> 5 columnas: </w:t>
-      </w:r>
-      <w:r>
-        <w:rPr>
-          <w:i/>
-          <w:iCs/>
-        </w:rPr>
-        <w:t>fecha</w:t>
-      </w:r>
-      <w:r>
-        <w:t xml:space="preserve">, </w:t>
-      </w:r>
-      <w:r>
-        <w:rPr>
-          <w:i/>
-          <w:iCs/>
-        </w:rPr>
-        <w:t>producto</w:t>
-      </w:r>
-      <w:r>
-        <w:t xml:space="preserve">, </w:t>
-      </w:r>
-      <w:r>
-        <w:rPr>
-          <w:i/>
-          <w:iCs/>
-        </w:rPr>
-        <w:t>cantidad</w:t>
-      </w:r>
-      <w:r>
-        <w:t xml:space="preserve">, </w:t>
-      </w:r>
-      <w:proofErr w:type="spellStart"/>
-      <w:r>
-        <w:rPr>
-          <w:i/>
-          <w:iCs/>
-        </w:rPr>
-        <w:t>precio_unitario</w:t>
-      </w:r>
-      <w:proofErr w:type="spellEnd"/>
-      <w:r>
-        <w:t xml:space="preserve"> y </w:t>
-      </w:r>
-      <w:r>
-        <w:rPr>
-          <w:i/>
-          <w:iCs/>
-        </w:rPr>
-        <w:t>total</w:t>
-      </w:r>
-      <w:r>
-        <w:t xml:space="preserve">; y como no podía ser de otro modo del mi primer </w:t>
-      </w:r>
-      <w:r>
-        <w:t xml:space="preserve">análisis exploratorio </w:t>
-      </w:r>
-      <w:r>
-        <w:t xml:space="preserve">mediante juicio experto, </w:t>
-      </w:r>
-      <w:r>
-        <w:t xml:space="preserve">se desprende que el </w:t>
-      </w:r>
-      <w:proofErr w:type="spellStart"/>
-      <w:r>
-        <w:t>dataset</w:t>
-      </w:r>
-      <w:proofErr w:type="spellEnd"/>
-      <w:r>
-        <w:t xml:space="preserve"> presenta múltiples fallos sintácticos, semánticos y de integridad estructural</w:t>
-      </w:r>
-      <w:r>
-        <w:t>, a mi entender bastante</w:t>
-      </w:r>
-      <w:r>
-        <w:t xml:space="preserve"> severos</w:t>
-      </w:r>
-      <w:r>
-        <w:t xml:space="preserve">, como son: </w:t>
-      </w:r>
-      <w:r>
-        <w:rPr>
-          <w:i/>
-          <w:iCs/>
-        </w:rPr>
-        <w:t>v</w:t>
-      </w:r>
-      <w:r>
-        <w:rPr>
-          <w:i/>
-          <w:iCs/>
-        </w:rPr>
-        <w:t xml:space="preserve">alores nulos </w:t>
-      </w:r>
-      <w:r>
-        <w:rPr>
-          <w:i/>
-          <w:iCs/>
-        </w:rPr>
-        <w:t>o</w:t>
-      </w:r>
-      <w:r>
-        <w:rPr>
-          <w:i/>
-          <w:iCs/>
-        </w:rPr>
-        <w:t xml:space="preserve"> faltantes</w:t>
-      </w:r>
-      <w:r>
-        <w:t xml:space="preserve">, </w:t>
-      </w:r>
-      <w:r>
-        <w:rPr>
-          <w:i/>
-          <w:iCs/>
-        </w:rPr>
-        <w:t xml:space="preserve">fechas inválidas </w:t>
-      </w:r>
-      <w:r>
-        <w:rPr>
-          <w:i/>
-          <w:iCs/>
-        </w:rPr>
-        <w:t>y/o erróneas</w:t>
-      </w:r>
-      <w:r>
-        <w:t>,</w:t>
-      </w:r>
-      <w:r>
-        <w:t xml:space="preserve"> </w:t>
-      </w:r>
-      <w:r>
-        <w:rPr>
-          <w:i/>
-          <w:iCs/>
-        </w:rPr>
-        <w:t>valores negativos o cero</w:t>
-      </w:r>
-      <w:r>
-        <w:t xml:space="preserve"> en las columnas numéricas, </w:t>
-      </w:r>
-      <w:proofErr w:type="spellStart"/>
-      <w:r>
-        <w:rPr>
-          <w:i/>
-          <w:iCs/>
-        </w:rPr>
-        <w:t>outliers</w:t>
-      </w:r>
-      <w:proofErr w:type="spellEnd"/>
-      <w:r>
-        <w:rPr>
-          <w:i/>
-          <w:iCs/>
-        </w:rPr>
-        <w:t xml:space="preserve"> o valores atípicos</w:t>
-      </w:r>
-      <w:r>
-        <w:t>, y más casos cuando le haga una auditoría automatizada.</w:t>
-      </w:r>
-      <w:r>
-        <w:br/>
-      </w:r>
-      <w:r>
-        <w:br/>
-        <w:t xml:space="preserve">Lo primero será </w:t>
-      </w:r>
-      <w:r>
-        <w:t xml:space="preserve">ejecutar </w:t>
-      </w:r>
-      <w:r>
-        <w:t>un</w:t>
-      </w:r>
-      <w:r>
-        <w:t xml:space="preserve"> análisis completo</w:t>
-      </w:r>
-      <w:r>
-        <w:t xml:space="preserve"> y ya que </w:t>
-      </w:r>
-      <w:r>
-        <w:t xml:space="preserve">me gusta </w:t>
-      </w:r>
-      <w:r>
-        <w:t>compara</w:t>
-      </w:r>
-      <w:r>
-        <w:t>r</w:t>
-      </w:r>
-      <w:r>
-        <w:t xml:space="preserve"> las distintas herramientas </w:t>
-      </w:r>
-      <w:r>
-        <w:t>sugeridas:</w:t>
-      </w:r>
-      <w:r>
-        <w:t xml:space="preserve"> </w:t>
-      </w:r>
-      <w:r>
-        <w:rPr>
-          <w:i/>
-          <w:iCs/>
-        </w:rPr>
-        <w:t>pandas</w:t>
-      </w:r>
-      <w:r>
-        <w:t xml:space="preserve">, </w:t>
-      </w:r>
-      <w:proofErr w:type="spellStart"/>
-      <w:r>
-        <w:rPr>
-          <w:i/>
-          <w:iCs/>
-        </w:rPr>
-        <w:t>numpy</w:t>
-      </w:r>
-      <w:proofErr w:type="spellEnd"/>
-      <w:r>
-        <w:t xml:space="preserve">, </w:t>
-      </w:r>
-      <w:proofErr w:type="spellStart"/>
-      <w:r>
-        <w:rPr>
-          <w:i/>
-          <w:iCs/>
-        </w:rPr>
-        <w:t>matplotlib</w:t>
-      </w:r>
-      <w:proofErr w:type="spellEnd"/>
-      <w:r>
-        <w:t xml:space="preserve">, </w:t>
-      </w:r>
-      <w:proofErr w:type="spellStart"/>
-      <w:r>
-        <w:rPr>
-          <w:i/>
-          <w:iCs/>
-        </w:rPr>
-        <w:t>seaborn</w:t>
-      </w:r>
-      <w:proofErr w:type="spellEnd"/>
-      <w:r>
-        <w:t>, vamos a instalarlas,</w:t>
-      </w:r>
-      <w:r>
-        <w:t xml:space="preserve"> </w:t>
-      </w:r>
-      <w:r>
-        <w:t>a</w:t>
-      </w:r>
-      <w:r>
-        <w:t xml:space="preserve">sí podremos </w:t>
-      </w:r>
-      <w:r>
-        <w:t>manipula</w:t>
-      </w:r>
-      <w:r>
-        <w:t>r</w:t>
-      </w:r>
-      <w:r>
-        <w:t>, valida</w:t>
-      </w:r>
-      <w:r>
-        <w:t>r</w:t>
-      </w:r>
-      <w:r>
-        <w:t xml:space="preserve"> y visualiza</w:t>
-      </w:r>
-      <w:r>
-        <w:t>r los diferentes resultados</w:t>
-      </w:r>
-      <w:r>
-        <w:t xml:space="preserve"> además de </w:t>
-      </w:r>
-      <w:r>
-        <w:t xml:space="preserve">comprobar </w:t>
-      </w:r>
-      <w:r>
-        <w:t xml:space="preserve">las </w:t>
-      </w:r>
-      <w:r>
-        <w:t xml:space="preserve">diferencias </w:t>
-      </w:r>
-      <w:r>
-        <w:t xml:space="preserve">entre cada módulo </w:t>
-      </w:r>
-      <w:r>
-        <w:t>y decidir en qué caso ser</w:t>
-      </w:r>
-      <w:r>
-        <w:t>á</w:t>
-      </w:r>
-      <w:r>
-        <w:t xml:space="preserve"> más óptimo usar un</w:t>
-      </w:r>
-      <w:r>
-        <w:t>o</w:t>
-      </w:r>
-      <w:r>
-        <w:t xml:space="preserve"> u otro</w:t>
-      </w:r>
-      <w:r>
-        <w:t>.</w:t>
-      </w:r>
-      <w:r>
-        <w:t xml:space="preserve"> </w:t>
+      <w:r>
+        <w:t xml:space="preserve"> los distintos kernel de Python están sincronizados para evitar confusiones.</w:t>
       </w:r>
     </w:p>
     <w:p>
-      <w:r>
-        <w:br/>
-      </w:r>
-    </w:p>
-    <w:p>
-      <w:pPr>
-        <w:spacing w:after="300" w:line="276" w:lineRule="auto"/>
-        <w:contextualSpacing w:val="0"/>
-      </w:pPr>
-      <w:r>
-        <w:br w:type="page"/>
-      </w:r>
-    </w:p>
-    <w:p>
-      <w:r>
-        <w:lastRenderedPageBreak/>
-        <w:t>El entorno de desarrollo es Debian v. bajo en WSL bajo Windows 11 Pro 25H2</w:t>
-      </w:r>
-    </w:p>
-    <w:p/>
-    <w:p>
       <w:pPr>
         <w:jc w:val="center"/>
       </w:pPr>
+      <w:bookmarkStart w:id="5" w:name="fig_5_1"/>
       <w:r>
         <w:drawing>
           <wp:inline distT="0" distB="0" distL="0" distR="0" wp14:anchorId="17745138" wp14:editId="2684CAC5">
@@ -14679,7 +13311,7 @@
                     <pic:cNvPicPr/>
                   </pic:nvPicPr>
                   <pic:blipFill rotWithShape="1">
-                    <a:blip r:embed="rId21"/>
+                    <a:blip r:embed="rId22"/>
                     <a:srcRect b="77227"/>
                     <a:stretch/>
                   </pic:blipFill>
@@ -14706,6 +13338,7 @@
           </wp:inline>
         </w:drawing>
       </w:r>
+      <w:bookmarkEnd w:id="5"/>
     </w:p>
     <w:p>
       <w:pPr>
@@ -14724,157 +13357,742 @@
         <w:t>.</w:t>
       </w:r>
     </w:p>
+    <w:p/>
     <w:p>
-      <w:pPr>
-        <w:jc w:val="center"/>
-      </w:pPr>
+      <w:r>
+        <w:t xml:space="preserve">Instalamos las bibliotecas </w:t>
+      </w:r>
+      <w:r>
+        <w:rPr>
+          <w:i/>
+          <w:iCs/>
+        </w:rPr>
+        <w:t>P</w:t>
+      </w:r>
+      <w:r>
+        <w:rPr>
+          <w:i/>
+          <w:iCs/>
+        </w:rPr>
+        <w:t>andas</w:t>
+      </w:r>
+      <w:r>
+        <w:t xml:space="preserve">, </w:t>
+      </w:r>
+      <w:r>
+        <w:rPr>
+          <w:i/>
+          <w:iCs/>
+        </w:rPr>
+        <w:t>N</w:t>
+      </w:r>
+      <w:r>
+        <w:rPr>
+          <w:i/>
+          <w:iCs/>
+        </w:rPr>
+        <w:t>umpy</w:t>
+      </w:r>
+      <w:r>
+        <w:t xml:space="preserve">, </w:t>
+      </w:r>
+      <w:r>
+        <w:rPr>
+          <w:i/>
+          <w:iCs/>
+        </w:rPr>
+        <w:t>M</w:t>
+      </w:r>
+      <w:r>
+        <w:rPr>
+          <w:i/>
+          <w:iCs/>
+        </w:rPr>
+        <w:t>atplotlib</w:t>
+      </w:r>
+      <w:r>
+        <w:t xml:space="preserve"> y </w:t>
+      </w:r>
+      <w:r>
+        <w:rPr>
+          <w:i/>
+          <w:iCs/>
+        </w:rPr>
+        <w:t>S</w:t>
+      </w:r>
+      <w:r>
+        <w:rPr>
+          <w:i/>
+          <w:iCs/>
+        </w:rPr>
+        <w:t>eaborn</w:t>
+      </w:r>
+      <w:r>
+        <w:t>.</w:t>
+      </w:r>
     </w:p>
     <w:p>
       <w:pPr>
-        <w:jc w:val="center"/>
+        <w:pStyle w:val="Prrafocdigo"/>
+        <w:ind w:firstLine="284"/>
       </w:pPr>
     </w:p>
     <w:p>
-      <w:r>
-        <w:t xml:space="preserve">Instalamos las bibliotecas </w:t>
-      </w:r>
-      <w:r>
-        <w:rPr>
-          <w:i/>
-          <w:iCs/>
-        </w:rPr>
-        <w:t>P</w:t>
-      </w:r>
-      <w:r>
-        <w:rPr>
-          <w:i/>
-          <w:iCs/>
-        </w:rPr>
-        <w:t>andas</w:t>
-      </w:r>
-      <w:r>
-        <w:t xml:space="preserve">, </w:t>
-      </w:r>
-      <w:proofErr w:type="spellStart"/>
-      <w:r>
-        <w:rPr>
-          <w:i/>
-          <w:iCs/>
-        </w:rPr>
-        <w:t>N</w:t>
-      </w:r>
-      <w:r>
-        <w:rPr>
-          <w:i/>
-          <w:iCs/>
-        </w:rPr>
-        <w:t>umpy</w:t>
-      </w:r>
-      <w:proofErr w:type="spellEnd"/>
-      <w:r>
-        <w:t xml:space="preserve">, </w:t>
-      </w:r>
-      <w:proofErr w:type="spellStart"/>
-      <w:r>
-        <w:rPr>
-          <w:i/>
-          <w:iCs/>
-        </w:rPr>
-        <w:t>M</w:t>
-      </w:r>
-      <w:r>
-        <w:rPr>
-          <w:i/>
-          <w:iCs/>
-        </w:rPr>
-        <w:t>atplotlib</w:t>
-      </w:r>
-      <w:proofErr w:type="spellEnd"/>
-      <w:r>
-        <w:t xml:space="preserve"> y </w:t>
-      </w:r>
-      <w:proofErr w:type="spellStart"/>
-      <w:r>
-        <w:rPr>
-          <w:i/>
-          <w:iCs/>
-        </w:rPr>
-        <w:t>S</w:t>
-      </w:r>
-      <w:r>
-        <w:rPr>
-          <w:i/>
-          <w:iCs/>
-        </w:rPr>
-        <w:t>eaborn</w:t>
-      </w:r>
-      <w:proofErr w:type="spellEnd"/>
-      <w:r>
-        <w:t>.</w:t>
+      <w:pPr>
+        <w:pStyle w:val="Prrafocdigo"/>
+        <w:ind w:firstLine="284"/>
+      </w:pPr>
+      <w:r>
+        <w:rPr>
+          <w:color w:val="00B050"/>
+        </w:rPr>
+        <w:t xml:space="preserve">pip </w:t>
+      </w:r>
+      <w:r>
+        <w:t>install pandas numpy matplotlib seaborn</w:t>
       </w:r>
     </w:p>
     <w:p>
       <w:pPr>
-        <w:jc w:val="center"/>
-      </w:pPr>
+        <w:pStyle w:val="Prrafocdigo"/>
+        <w:ind w:firstLine="284"/>
+      </w:pPr>
+    </w:p>
+    <w:p/>
+    <w:p>
+      <w:r>
+        <w:t xml:space="preserve">Una vez instalado todo podremos </w:t>
+      </w:r>
+      <w:r>
+        <w:t>manipula</w:t>
+      </w:r>
+      <w:r>
+        <w:t>r</w:t>
+      </w:r>
+      <w:r>
+        <w:t>, valida</w:t>
+      </w:r>
+      <w:r>
+        <w:t>r</w:t>
+      </w:r>
+      <w:r>
+        <w:t xml:space="preserve"> y visualiza</w:t>
+      </w:r>
+      <w:r>
+        <w:t>r los diferentes resultados</w:t>
+      </w:r>
+      <w:r>
+        <w:t xml:space="preserve"> así que c</w:t>
+      </w:r>
+      <w:r>
+        <w:t>argamos el conjunto de datos del archivo CSV</w:t>
+      </w:r>
     </w:p>
     <w:p>
       <w:pPr>
         <w:pStyle w:val="Prrafocdigo"/>
+      </w:pPr>
+    </w:p>
+    <w:p>
+      <w:pPr>
+        <w:pStyle w:val="Prrafocdigo"/>
         <w:ind w:firstLine="284"/>
-      </w:pPr>
-      <w:proofErr w:type="spellStart"/>
-      <w:r>
-        <w:t>pip</w:t>
-      </w:r>
-      <w:proofErr w:type="spellEnd"/>
-      <w:r>
-        <w:t xml:space="preserve"> </w:t>
-      </w:r>
-      <w:proofErr w:type="spellStart"/>
-      <w:r>
-        <w:t>install</w:t>
-      </w:r>
-      <w:proofErr w:type="spellEnd"/>
-      <w:r>
-        <w:t xml:space="preserve"> pandas </w:t>
-      </w:r>
-      <w:proofErr w:type="spellStart"/>
-      <w:r>
-        <w:t>numpy</w:t>
-      </w:r>
-      <w:proofErr w:type="spellEnd"/>
-      <w:r>
-        <w:t xml:space="preserve"> </w:t>
-      </w:r>
-      <w:proofErr w:type="spellStart"/>
-      <w:r>
-        <w:t>matplotlib</w:t>
-      </w:r>
-      <w:proofErr w:type="spellEnd"/>
-      <w:r>
-        <w:t xml:space="preserve"> </w:t>
-      </w:r>
-      <w:proofErr w:type="spellStart"/>
-      <w:r>
-        <w:t>seaborn</w:t>
-      </w:r>
-      <w:proofErr w:type="spellEnd"/>
+        <w:rPr>
+          <w:color w:val="B3E7F1" w:themeColor="accent4" w:themeTint="66"/>
+        </w:rPr>
+      </w:pPr>
+      <w:r>
+        <w:t xml:space="preserve">dataset: </w:t>
+      </w:r>
+      <w:r>
+        <w:rPr>
+          <w:color w:val="00B050"/>
+        </w:rPr>
+        <w:t>str</w:t>
+      </w:r>
+      <w:r>
+        <w:t xml:space="preserve"> = </w:t>
+      </w:r>
+      <w:r>
+        <w:rPr>
+          <w:color w:val="00B0F0"/>
+        </w:rPr>
+        <w:t xml:space="preserve">DATA_DIR </w:t>
+      </w:r>
+      <w:r>
+        <w:t xml:space="preserve">/ </w:t>
+      </w:r>
+      <w:r>
+        <w:rPr>
+          <w:color w:val="B3E7F1" w:themeColor="accent4" w:themeTint="66"/>
+        </w:rPr>
+        <w:t>"ventas_con_problemas.csv"</w:t>
+      </w:r>
+    </w:p>
+    <w:p>
+      <w:pPr>
+        <w:pStyle w:val="Prrafocdigo"/>
+        <w:ind w:firstLine="284"/>
+      </w:pPr>
+      <w:r>
+        <w:t xml:space="preserve">df = </w:t>
+      </w:r>
+      <w:r>
+        <w:rPr>
+          <w:color w:val="00B050"/>
+        </w:rPr>
+        <w:t>pd</w:t>
+      </w:r>
+      <w:r>
+        <w:t>.</w:t>
+      </w:r>
+      <w:r>
+        <w:rPr>
+          <w:color w:val="CC99FF"/>
+        </w:rPr>
+        <w:t>read_csv</w:t>
+      </w:r>
+      <w:r>
+        <w:rPr>
+          <w:color w:val="FFC000"/>
+        </w:rPr>
+        <w:t>(</w:t>
+      </w:r>
+      <w:r>
+        <w:t>dataset</w:t>
+      </w:r>
+      <w:r>
+        <w:rPr>
+          <w:color w:val="FFC000"/>
+        </w:rPr>
+        <w:t>)</w:t>
+      </w:r>
+    </w:p>
+    <w:p>
+      <w:pPr>
+        <w:pStyle w:val="Prrafocdigo"/>
+      </w:pPr>
+    </w:p>
+    <w:p>
+      <w:pPr>
+        <w:pStyle w:val="Ttulo1"/>
+      </w:pPr>
+      <w:r>
+        <w:t>Auditoría y Detección de Valores Nulos</w:t>
+      </w:r>
+    </w:p>
+    <w:p>
+      <w:r>
+        <w:t>Vamos a inspeccionar exactamente qué columnas tienen valores nulos y cuántos registros están afectados en cada una. Para ello, ejecutamos:</w:t>
+      </w:r>
+    </w:p>
+    <w:p>
+      <w:pPr>
+        <w:pStyle w:val="Prrafocdigo"/>
+        <w:ind w:firstLine="284"/>
+        <w:rPr>
+          <w:color w:val="7F7F7F" w:themeColor="text1" w:themeTint="80"/>
+        </w:rPr>
+      </w:pPr>
+      <w:r>
+        <w:rPr>
+          <w:color w:val="7F7F7F" w:themeColor="text1" w:themeTint="80"/>
+        </w:rPr>
+        <w:t># DATA CLEANING</w:t>
+      </w:r>
+    </w:p>
+    <w:p>
+      <w:pPr>
+        <w:pStyle w:val="Prrafocdigo"/>
+        <w:ind w:firstLine="284"/>
+        <w:rPr>
+          <w:color w:val="7F7F7F" w:themeColor="text1" w:themeTint="80"/>
+        </w:rPr>
+      </w:pPr>
+      <w:r>
+        <w:rPr>
+          <w:color w:val="7F7F7F" w:themeColor="text1" w:themeTint="80"/>
+        </w:rPr>
+        <w:t># =============</w:t>
+      </w:r>
+    </w:p>
+    <w:p>
+      <w:pPr>
+        <w:pStyle w:val="Prrafocdigo"/>
+        <w:ind w:firstLine="284"/>
+        <w:rPr>
+          <w:color w:val="7F7F7F" w:themeColor="text1" w:themeTint="80"/>
+        </w:rPr>
+      </w:pPr>
+      <w:r>
+        <w:rPr>
+          <w:color w:val="7F7F7F" w:themeColor="text1" w:themeTint="80"/>
+        </w:rPr>
+        <w:t># Audit &amp; detection of null values in the dataset</w:t>
+      </w:r>
+    </w:p>
+    <w:p>
+      <w:pPr>
+        <w:pStyle w:val="Prrafocdigo"/>
+        <w:ind w:firstLine="284"/>
+        <w:rPr>
+          <w:color w:val="7F7F7F" w:themeColor="text1" w:themeTint="80"/>
+        </w:rPr>
+      </w:pPr>
+      <w:r>
+        <w:rPr>
+          <w:color w:val="7F7F7F" w:themeColor="text1" w:themeTint="80"/>
+        </w:rPr>
+        <w:t># -----------------------------------------------</w:t>
+      </w:r>
+    </w:p>
+    <w:p>
+      <w:pPr>
+        <w:pStyle w:val="Prrafocdigo"/>
+        <w:ind w:firstLine="284"/>
+      </w:pPr>
+      <w:r>
+        <w:rPr>
+          <w:color w:val="00B050"/>
+        </w:rPr>
+        <w:t>hlp</w:t>
+      </w:r>
+      <w:r>
+        <w:t>.</w:t>
+      </w:r>
+      <w:r>
+        <w:rPr>
+          <w:color w:val="CC99FF"/>
+        </w:rPr>
+        <w:t>SectionBegin</w:t>
+      </w:r>
+      <w:r>
+        <w:rPr>
+          <w:color w:val="FFC000"/>
+        </w:rPr>
+        <w:t>(</w:t>
+      </w:r>
+      <w:r>
+        <w:rPr>
+          <w:color w:val="B3E7F1" w:themeColor="accent4" w:themeTint="66"/>
+        </w:rPr>
+        <w:t>"AUDIT &amp; DETECTION OF NULL VALUES"</w:t>
+      </w:r>
+      <w:r>
+        <w:rPr>
+          <w:color w:val="FFC000"/>
+        </w:rPr>
+        <w:t>)</w:t>
+      </w:r>
+    </w:p>
+    <w:p>
+      <w:pPr>
+        <w:pStyle w:val="Prrafocdigo"/>
+        <w:ind w:firstLine="284"/>
+      </w:pPr>
+      <w:r>
+        <w:rPr>
+          <w:color w:val="00B050"/>
+        </w:rPr>
+        <w:t>hlp</w:t>
+      </w:r>
+      <w:r>
+        <w:t>.</w:t>
+      </w:r>
+      <w:r>
+        <w:rPr>
+          <w:color w:val="CC99FF"/>
+        </w:rPr>
+        <w:t>SectionBreak</w:t>
+      </w:r>
+      <w:r>
+        <w:rPr>
+          <w:color w:val="FFC000"/>
+        </w:rPr>
+        <w:t>(</w:t>
+      </w:r>
+      <w:r>
+        <w:rPr>
+          <w:color w:val="92D050"/>
+        </w:rPr>
+        <w:t>0</w:t>
+      </w:r>
+      <w:r>
+        <w:t>,</w:t>
+      </w:r>
+      <w:r>
+        <w:rPr>
+          <w:color w:val="92D050"/>
+        </w:rPr>
+        <w:t>0</w:t>
+      </w:r>
+      <w:r>
+        <w:rPr>
+          <w:color w:val="FFC000"/>
+        </w:rPr>
+        <w:t>)</w:t>
+      </w:r>
+    </w:p>
+    <w:p>
+      <w:pPr>
+        <w:pStyle w:val="Prrafocdigo"/>
+        <w:ind w:firstLine="284"/>
+      </w:pPr>
+    </w:p>
+    <w:p>
+      <w:pPr>
+        <w:pStyle w:val="Prrafocdigo"/>
+        <w:ind w:firstLine="284"/>
+        <w:rPr>
+          <w:color w:val="7F7F7F" w:themeColor="text1" w:themeTint="80"/>
+        </w:rPr>
+      </w:pPr>
+      <w:r>
+        <w:rPr>
+          <w:color w:val="7F7F7F" w:themeColor="text1" w:themeTint="80"/>
+        </w:rPr>
+        <w:t># Total null values per column in the dataset</w:t>
+      </w:r>
+    </w:p>
+    <w:p>
+      <w:pPr>
+        <w:pStyle w:val="Prrafocdigo"/>
+        <w:ind w:firstLine="284"/>
+      </w:pPr>
+      <w:r>
+        <w:t>nullValuesPerColumn = df.</w:t>
+      </w:r>
+      <w:r>
+        <w:rPr>
+          <w:color w:val="CC99FF"/>
+        </w:rPr>
+        <w:t>isnull</w:t>
+      </w:r>
+      <w:r>
+        <w:rPr>
+          <w:color w:val="FFC000"/>
+        </w:rPr>
+        <w:t>()</w:t>
+      </w:r>
+      <w:r>
+        <w:t>.</w:t>
+      </w:r>
+      <w:r>
+        <w:rPr>
+          <w:color w:val="CC99FF"/>
+        </w:rPr>
+        <w:t>sum</w:t>
+      </w:r>
+      <w:r>
+        <w:rPr>
+          <w:color w:val="FFC000"/>
+        </w:rPr>
+        <w:t>()</w:t>
+      </w:r>
+    </w:p>
+    <w:p>
+      <w:pPr>
+        <w:pStyle w:val="Prrafocdigo"/>
+        <w:ind w:firstLine="284"/>
+      </w:pPr>
+      <w:r>
+        <w:rPr>
+          <w:color w:val="CC99FF"/>
+        </w:rPr>
+        <w:t>print</w:t>
+      </w:r>
+      <w:r>
+        <w:rPr>
+          <w:color w:val="FFC000"/>
+        </w:rPr>
+        <w:t>(</w:t>
+      </w:r>
+      <w:r>
+        <w:rPr>
+          <w:color w:val="B3E7F1" w:themeColor="accent4" w:themeTint="66"/>
+        </w:rPr>
+        <w:t>"Null values per column:"</w:t>
+      </w:r>
+      <w:r>
+        <w:rPr>
+          <w:color w:val="FFC000"/>
+        </w:rPr>
+        <w:t>)</w:t>
+      </w:r>
+    </w:p>
+    <w:p>
+      <w:pPr>
+        <w:pStyle w:val="Prrafocdigo"/>
+        <w:ind w:firstLine="284"/>
+      </w:pPr>
+      <w:r>
+        <w:rPr>
+          <w:color w:val="CC99FF"/>
+        </w:rPr>
+        <w:t>print</w:t>
+      </w:r>
+      <w:r>
+        <w:rPr>
+          <w:color w:val="FFC000"/>
+        </w:rPr>
+        <w:t>(</w:t>
+      </w:r>
+      <w:r>
+        <w:t>nullValuesPerColumn</w:t>
+      </w:r>
+      <w:r>
+        <w:rPr>
+          <w:color w:val="FFC000"/>
+        </w:rPr>
+        <w:t>)</w:t>
+      </w:r>
+    </w:p>
+    <w:p>
+      <w:pPr>
+        <w:pStyle w:val="Prrafocdigo"/>
+        <w:ind w:firstLine="284"/>
+      </w:pPr>
+      <w:r>
+        <w:rPr>
+          <w:color w:val="00B050"/>
+        </w:rPr>
+        <w:t>hlp</w:t>
+      </w:r>
+      <w:r>
+        <w:t>.</w:t>
+      </w:r>
+      <w:r>
+        <w:rPr>
+          <w:color w:val="CC99FF"/>
+        </w:rPr>
+        <w:t>SectionBreak</w:t>
+      </w:r>
+      <w:r>
+        <w:rPr>
+          <w:color w:val="FFC000"/>
+        </w:rPr>
+        <w:t>(</w:t>
+      </w:r>
+      <w:r>
+        <w:rPr>
+          <w:color w:val="92D050"/>
+        </w:rPr>
+        <w:t>1</w:t>
+      </w:r>
+      <w:r>
+        <w:t>,</w:t>
+      </w:r>
+      <w:r>
+        <w:rPr>
+          <w:color w:val="92D050"/>
+        </w:rPr>
+        <w:t>0</w:t>
+      </w:r>
+      <w:r>
+        <w:rPr>
+          <w:color w:val="FFC000"/>
+        </w:rPr>
+        <w:t>)</w:t>
+      </w:r>
+    </w:p>
+    <w:p>
+      <w:pPr>
+        <w:pStyle w:val="Prrafocdigo"/>
+        <w:ind w:firstLine="284"/>
+      </w:pPr>
+    </w:p>
+    <w:p>
+      <w:pPr>
+        <w:pStyle w:val="Prrafocdigo"/>
+        <w:ind w:firstLine="284"/>
+        <w:rPr>
+          <w:color w:val="7F7F7F" w:themeColor="text1" w:themeTint="80"/>
+        </w:rPr>
+      </w:pPr>
+      <w:r>
+        <w:rPr>
+          <w:color w:val="7F7F7F" w:themeColor="text1" w:themeTint="80"/>
+        </w:rPr>
+        <w:t># Total number of rows with at least one null value</w:t>
+      </w:r>
+    </w:p>
+    <w:p>
+      <w:pPr>
+        <w:pStyle w:val="Prrafocdigo"/>
+        <w:ind w:firstLine="284"/>
+      </w:pPr>
+      <w:r>
+        <w:t>rowsWithNulls = df</w:t>
+      </w:r>
+      <w:r>
+        <w:rPr>
+          <w:color w:val="FFC000"/>
+        </w:rPr>
+        <w:t>[</w:t>
+      </w:r>
+      <w:r>
+        <w:t>df.</w:t>
+      </w:r>
+      <w:r>
+        <w:rPr>
+          <w:color w:val="CC99FF"/>
+        </w:rPr>
+        <w:t>isnull</w:t>
+      </w:r>
+      <w:r>
+        <w:rPr>
+          <w:color w:val="FF33CC"/>
+        </w:rPr>
+        <w:t>(</w:t>
+      </w:r>
+      <w:r>
+        <w:rPr>
+          <w:color w:val="FF33CC"/>
+        </w:rPr>
+        <w:t>)</w:t>
+      </w:r>
+      <w:r>
+        <w:t>.</w:t>
+      </w:r>
+      <w:r>
+        <w:rPr>
+          <w:color w:val="CC99FF"/>
+        </w:rPr>
+        <w:t>any</w:t>
+      </w:r>
+      <w:r>
+        <w:rPr>
+          <w:color w:val="FF33CC"/>
+        </w:rPr>
+        <w:t>(</w:t>
+      </w:r>
+      <w:r>
+        <w:rPr>
+          <w:color w:val="FFC000"/>
+        </w:rPr>
+        <w:t>axis</w:t>
+      </w:r>
+      <w:r>
+        <w:t>=</w:t>
+      </w:r>
+      <w:r>
+        <w:rPr>
+          <w:color w:val="92D050"/>
+        </w:rPr>
+        <w:t>1</w:t>
+      </w:r>
+      <w:r>
+        <w:rPr>
+          <w:color w:val="FF33CC"/>
+        </w:rPr>
+        <w:t>)</w:t>
+      </w:r>
+      <w:r>
+        <w:rPr>
+          <w:color w:val="FFC000"/>
+        </w:rPr>
+        <w:t>]</w:t>
+      </w:r>
+    </w:p>
+    <w:p>
+      <w:pPr>
+        <w:pStyle w:val="Prrafocdigo"/>
+        <w:ind w:firstLine="284"/>
+      </w:pPr>
+      <w:r>
+        <w:rPr>
+          <w:color w:val="CC99FF"/>
+        </w:rPr>
+        <w:t>print</w:t>
+      </w:r>
+      <w:r>
+        <w:t>(</w:t>
+      </w:r>
+      <w:r>
+        <w:rPr>
+          <w:color w:val="FF0000"/>
+        </w:rPr>
+        <w:t>f</w:t>
+      </w:r>
+      <w:r>
+        <w:rPr>
+          <w:color w:val="B3E7F1" w:themeColor="accent4" w:themeTint="66"/>
+        </w:rPr>
+        <w:t xml:space="preserve">"Total number of rows with at least one null value: </w:t>
+      </w:r>
+      <w:r>
+        <w:rPr>
+          <w:color w:val="FFC000"/>
+        </w:rPr>
+        <w:t>\n</w:t>
+      </w:r>
+      <w:r>
+        <w:rPr>
+          <w:color w:val="FF33CC"/>
+        </w:rPr>
+        <w:t>{</w:t>
+      </w:r>
+      <w:r>
+        <w:rPr>
+          <w:color w:val="FFFF00"/>
+        </w:rPr>
+        <w:t>len</w:t>
+      </w:r>
+      <w:r>
+        <w:rPr>
+          <w:color w:val="0070C0"/>
+        </w:rPr>
+        <w:t>(</w:t>
+      </w:r>
+      <w:r>
+        <w:t>rowsWithNulls</w:t>
+      </w:r>
+      <w:r>
+        <w:rPr>
+          <w:color w:val="0070C0"/>
+        </w:rPr>
+        <w:t>)</w:t>
+      </w:r>
+      <w:r>
+        <w:rPr>
+          <w:color w:val="FF33CC"/>
+        </w:rPr>
+        <w:t>}</w:t>
+      </w:r>
+      <w:r>
+        <w:t>")</w:t>
+      </w:r>
+    </w:p>
+    <w:p>
+      <w:pPr>
+        <w:pStyle w:val="Prrafocdigo"/>
+        <w:ind w:firstLine="284"/>
+      </w:pPr>
     </w:p>
     <w:p/>
-    <w:p/>
-    <w:p/>
-    <w:p/>
     <w:p>
-      <w:r>
-        <w:rPr>
-          <w:noProof/>
-        </w:rPr>
+      <w:pPr>
+        <w:spacing w:after="300" w:line="276" w:lineRule="auto"/>
+        <w:contextualSpacing w:val="0"/>
+      </w:pPr>
+      <w:r>
+        <w:br w:type="page"/>
+      </w:r>
+    </w:p>
+    <w:p>
+      <w:r>
+        <w:lastRenderedPageBreak/>
+        <w:t>Teniendo la salida:</w:t>
+      </w:r>
+    </w:p>
+    <w:p>
+      <w:bookmarkStart w:id="6" w:name="fig_5_2"/>
+      <w:r>
         <w:drawing>
-          <wp:inline distT="0" distB="0" distL="0" distR="0" wp14:anchorId="6229162F" wp14:editId="2E0B2625">
-            <wp:extent cx="5759450" cy="1842770"/>
-            <wp:effectExtent l="19050" t="19050" r="12700" b="24130"/>
-            <wp:docPr id="3" name="Imagen 3"/>
+          <wp:inline distT="0" distB="0" distL="0" distR="0" wp14:anchorId="5895193C" wp14:editId="45C49203">
+            <wp:extent cx="5759450" cy="3333750"/>
+            <wp:effectExtent l="0" t="0" r="0" b="0"/>
+            <wp:docPr id="6" name="Imagen 6"/>
             <wp:cNvGraphicFramePr>
               <a:graphicFrameLocks xmlns:a="http://schemas.openxmlformats.org/drawingml/2006/main" noChangeAspect="1"/>
             </wp:cNvGraphicFramePr>
@@ -14886,7 +14104,7 @@
                     <pic:cNvPicPr/>
                   </pic:nvPicPr>
                   <pic:blipFill>
-                    <a:blip r:embed="rId22"/>
+                    <a:blip r:embed="rId23"/>
                     <a:stretch>
                       <a:fillRect/>
                     </a:stretch>
@@ -14894,19 +14112,11 @@
                   <pic:spPr>
                     <a:xfrm>
                       <a:off x="0" y="0"/>
-                      <a:ext cx="5759450" cy="1842770"/>
+                      <a:ext cx="5759450" cy="3333750"/>
                     </a:xfrm>
                     <a:prstGeom prst="rect">
                       <a:avLst/>
                     </a:prstGeom>
-                    <a:ln>
-                      <a:solidFill>
-                        <a:schemeClr val="tx1">
-                          <a:lumMod val="50000"/>
-                          <a:lumOff val="50000"/>
-                        </a:schemeClr>
-                      </a:solidFill>
-                    </a:ln>
                   </pic:spPr>
                 </pic:pic>
               </a:graphicData>
@@ -14914,7 +14124,612 @@
           </wp:inline>
         </w:drawing>
       </w:r>
+      <w:bookmarkEnd w:id="6"/>
     </w:p>
+    <w:p>
+      <w:pPr>
+        <w:pStyle w:val="Citas"/>
+        <w:spacing w:before="120"/>
+        <w:ind w:left="0" w:right="1134"/>
+        <w:contextualSpacing w:val="0"/>
+      </w:pPr>
+      <w:r>
+        <w:t xml:space="preserve">Figura </w:t>
+      </w:r>
+      <w:r>
+        <w:t>2</w:t>
+      </w:r>
+      <w:r>
+        <w:t>.</w:t>
+      </w:r>
+    </w:p>
+    <w:p/>
+    <w:p>
+      <w:r>
+        <w:t>Resultados del Análisis de Nulos</w:t>
+      </w:r>
+    </w:p>
+    <w:p>
+      <w:r>
+        <w:t xml:space="preserve">Como se observa en </w:t>
+      </w:r>
+      <w:r>
+        <w:t>esta</w:t>
+      </w:r>
+      <w:r>
+        <w:t xml:space="preserve"> auditoría del </w:t>
+      </w:r>
+      <w:r>
+        <w:t>dataset</w:t>
+      </w:r>
+      <w:r>
+        <w:t>:</w:t>
+      </w:r>
+    </w:p>
+    <w:p>
+      <w:pPr>
+        <w:numPr>
+          <w:ilvl w:val="0"/>
+          <w:numId w:val="33"/>
+        </w:numPr>
+      </w:pPr>
+      <w:r>
+        <w:t xml:space="preserve">Hay </w:t>
+      </w:r>
+      <w:r>
+        <w:rPr>
+          <w:b/>
+          <w:bCs/>
+        </w:rPr>
+        <w:t>5 valores nulos</w:t>
+      </w:r>
+      <w:r>
+        <w:t xml:space="preserve"> en cada una de las 5 columnas</w:t>
+      </w:r>
+      <w:r>
+        <w:t xml:space="preserve">, </w:t>
+      </w:r>
+      <w:r>
+        <w:t>lo que corresponde a 5 filas con nulos totales o vacías en esos campos.</w:t>
+      </w:r>
+    </w:p>
+    <w:p>
+      <w:pPr>
+        <w:numPr>
+          <w:ilvl w:val="0"/>
+          <w:numId w:val="33"/>
+        </w:numPr>
+      </w:pPr>
+      <w:r>
+        <w:t xml:space="preserve">En total, hay </w:t>
+      </w:r>
+      <w:r>
+        <w:rPr>
+          <w:b/>
+          <w:bCs/>
+        </w:rPr>
+        <w:t>25 incidencias de nulos</w:t>
+      </w:r>
+      <w:r>
+        <w:t xml:space="preserve"> repartidas en </w:t>
+      </w:r>
+      <w:r>
+        <w:rPr>
+          <w:b/>
+          <w:bCs/>
+        </w:rPr>
+        <w:t>25 filas</w:t>
+      </w:r>
+      <w:r>
+        <w:t xml:space="preserve"> que deben ser tratadas</w:t>
+      </w:r>
+      <w:r>
+        <w:t>,</w:t>
+      </w:r>
+      <w:r>
+        <w:t xml:space="preserve"> bien eliminándolas por ser registros incompletos críticos, o bien </w:t>
+      </w:r>
+      <w:r>
+        <w:t>aplicándolas</w:t>
+      </w:r>
+      <w:r>
+        <w:t xml:space="preserve"> </w:t>
+      </w:r>
+      <w:r>
+        <w:t xml:space="preserve">sólo </w:t>
+      </w:r>
+      <w:r>
+        <w:t xml:space="preserve">si </w:t>
+      </w:r>
+      <w:r>
+        <w:t>así</w:t>
+      </w:r>
+      <w:r>
+        <w:t xml:space="preserve"> </w:t>
+      </w:r>
+      <w:r>
+        <w:t xml:space="preserve">se indica en </w:t>
+      </w:r>
+      <w:r>
+        <w:t>la lógica de negocio.</w:t>
+      </w:r>
+    </w:p>
+    <w:p>
+      <w:pPr>
+        <w:pStyle w:val="Ttulo1"/>
+      </w:pPr>
+      <w:r>
+        <w:t>Auditoría de Fechas Inválidas</w:t>
+      </w:r>
+    </w:p>
+    <w:p>
+      <w:r>
+        <w:t>Como a primera vista, he detectado fechas con formato inválido, nulos o valores que no son de tipo fecha, voy a analizaros primeros</w:t>
+      </w:r>
+      <w:r>
+        <w:t>.</w:t>
+      </w:r>
+    </w:p>
+    <w:p/>
+    <w:p>
+      <w:r>
+        <w:t xml:space="preserve">Estas situaciones suelen ocurrir cuando en los aplicativos, </w:t>
+      </w:r>
+      <w:r>
+        <w:t>la introducción en</w:t>
+      </w:r>
+      <w:r>
+        <w:t xml:space="preserve"> los sistemas </w:t>
+      </w:r>
+      <w:r>
+        <w:t>es libre</w:t>
+      </w:r>
+      <w:r>
+        <w:t>, es decir, la entrada en el cuadro de texto es abierta y se permite escribir cualquier cosa y, además, en la definición de la columna en la BDD se indica un tipo igualmente abierto</w:t>
+      </w:r>
+      <w:r>
+        <w:t>,</w:t>
+      </w:r>
+      <w:r>
+        <w:t xml:space="preserve"> como por ejemplo de tipo texto, véase VARCHAR(12), o String, o Text en No-SQL</w:t>
+      </w:r>
+      <w:r>
+        <w:t>, que ni que decir tiene que, normalmente, es un grave error.</w:t>
+      </w:r>
+      <w:r>
+        <w:t xml:space="preserve"> S</w:t>
+      </w:r>
+      <w:r>
+        <w:t>i</w:t>
+      </w:r>
+      <w:r>
+        <w:t xml:space="preserve"> a eso le sumamos la capacidad digital de un orangután que tienen los usuarios, </w:t>
+      </w:r>
+      <w:r>
+        <w:t xml:space="preserve">podemos ver </w:t>
+      </w:r>
+      <w:r>
+        <w:t>escri</w:t>
+      </w:r>
+      <w:r>
+        <w:t>ta</w:t>
+      </w:r>
+      <w:r>
+        <w:t xml:space="preserve"> cualquier cosa en las celdas de fecha. </w:t>
+      </w:r>
+    </w:p>
+    <w:p/>
+    <w:p>
+      <w:r>
+        <w:t>En este conjunto de datos en concreto, nos encontramos con varios tipos de errores graves en la columna fecha:</w:t>
+      </w:r>
+    </w:p>
+    <w:p/>
+    <w:p>
+      <w:pPr>
+        <w:numPr>
+          <w:ilvl w:val="0"/>
+          <w:numId w:val="35"/>
+        </w:numPr>
+      </w:pPr>
+      <w:r>
+        <w:rPr>
+          <w:b/>
+          <w:bCs/>
+        </w:rPr>
+        <w:t>Texto literal inválido</w:t>
+      </w:r>
+    </w:p>
+    <w:p>
+      <w:pPr>
+        <w:ind w:left="720"/>
+      </w:pPr>
+      <w:r>
+        <w:t xml:space="preserve">Hay filas donde en lugar de una fecha </w:t>
+      </w:r>
+      <w:r>
+        <w:t>aparecen</w:t>
+      </w:r>
+      <w:r>
+        <w:t xml:space="preserve"> palabras como "ayer" o "no_es_fecha". Python no puede convertir un texto así en una fecha real.</w:t>
+      </w:r>
+    </w:p>
+    <w:p>
+      <w:pPr>
+        <w:spacing w:after="300" w:line="276" w:lineRule="auto"/>
+        <w:contextualSpacing w:val="0"/>
+      </w:pPr>
+      <w:r>
+        <w:br w:type="page"/>
+      </w:r>
+    </w:p>
+    <w:p>
+      <w:pPr>
+        <w:numPr>
+          <w:ilvl w:val="0"/>
+          <w:numId w:val="35"/>
+        </w:numPr>
+      </w:pPr>
+      <w:r>
+        <w:rPr>
+          <w:b/>
+          <w:bCs/>
+        </w:rPr>
+        <w:lastRenderedPageBreak/>
+        <w:t xml:space="preserve">Fechas </w:t>
+      </w:r>
+      <w:r>
+        <w:rPr>
+          <w:b/>
+          <w:bCs/>
+        </w:rPr>
+        <w:t xml:space="preserve">con </w:t>
+      </w:r>
+      <w:r>
+        <w:rPr>
+          <w:b/>
+          <w:bCs/>
+        </w:rPr>
+        <w:t>Meses o días fuera de rango</w:t>
+      </w:r>
+    </w:p>
+    <w:p>
+      <w:pPr>
+        <w:numPr>
+          <w:ilvl w:val="1"/>
+          <w:numId w:val="35"/>
+        </w:numPr>
+        <w:ind w:leftChars="330" w:left="1083" w:hanging="357"/>
+      </w:pPr>
+      <w:r>
+        <w:t xml:space="preserve">Por ejemplo, aparece </w:t>
+      </w:r>
+      <w:r>
+        <w:rPr>
+          <w:rStyle w:val="HTML"/>
+          <w:color w:val="C00000"/>
+        </w:rPr>
+        <w:t>2026-</w:t>
+      </w:r>
+      <w:r>
+        <w:rPr>
+          <w:rStyle w:val="HTML"/>
+          <w:b/>
+          <w:bCs/>
+          <w:color w:val="C00000"/>
+        </w:rPr>
+        <w:t>02</w:t>
+      </w:r>
+      <w:r>
+        <w:rPr>
+          <w:rStyle w:val="HTML"/>
+          <w:color w:val="C00000"/>
+        </w:rPr>
+        <w:t>-</w:t>
+      </w:r>
+      <w:r>
+        <w:rPr>
+          <w:rStyle w:val="HTML"/>
+          <w:b/>
+          <w:bCs/>
+          <w:color w:val="C00000"/>
+        </w:rPr>
+        <w:t>30</w:t>
+      </w:r>
+      <w:r>
+        <w:t>,</w:t>
+      </w:r>
+      <w:r>
+        <w:t xml:space="preserve"> </w:t>
+      </w:r>
+      <w:r>
+        <w:rPr>
+          <w:rStyle w:val="HTML"/>
+          <w:b/>
+          <w:bCs/>
+          <w:color w:val="C00000"/>
+        </w:rPr>
+        <w:t>31</w:t>
+      </w:r>
+      <w:r>
+        <w:rPr>
+          <w:rStyle w:val="HTML"/>
+          <w:color w:val="C00000"/>
+        </w:rPr>
+        <w:t>/</w:t>
+      </w:r>
+      <w:r>
+        <w:rPr>
+          <w:rStyle w:val="HTML"/>
+          <w:b/>
+          <w:bCs/>
+          <w:color w:val="C00000"/>
+        </w:rPr>
+        <w:t>02</w:t>
+      </w:r>
+      <w:r>
+        <w:rPr>
+          <w:rStyle w:val="HTML"/>
+          <w:color w:val="C00000"/>
+        </w:rPr>
+        <w:t>/2026</w:t>
+      </w:r>
+      <w:r>
+        <w:t xml:space="preserve">, o </w:t>
+      </w:r>
+      <w:r>
+        <w:rPr>
+          <w:rStyle w:val="HTML"/>
+          <w:color w:val="C00000"/>
+        </w:rPr>
+        <w:t>2026-10-</w:t>
+      </w:r>
+      <w:r>
+        <w:rPr>
+          <w:rStyle w:val="HTML"/>
+          <w:b/>
+          <w:bCs/>
+          <w:color w:val="C00000"/>
+        </w:rPr>
+        <w:t>45</w:t>
+      </w:r>
+      <w:r>
+        <w:t>.</w:t>
+      </w:r>
+    </w:p>
+    <w:p>
+      <w:pPr>
+        <w:numPr>
+          <w:ilvl w:val="1"/>
+          <w:numId w:val="35"/>
+        </w:numPr>
+        <w:ind w:leftChars="330" w:left="1083" w:hanging="357"/>
+      </w:pPr>
+      <w:r>
+        <w:t xml:space="preserve">Meses que no existen, como </w:t>
+      </w:r>
+      <w:r>
+        <w:rPr>
+          <w:color w:val="C00000"/>
+        </w:rPr>
+        <w:t>2026-</w:t>
+      </w:r>
+      <w:r>
+        <w:rPr>
+          <w:b/>
+          <w:bCs/>
+          <w:color w:val="C00000"/>
+        </w:rPr>
+        <w:t>13</w:t>
+      </w:r>
+      <w:r>
+        <w:rPr>
+          <w:color w:val="C00000"/>
+        </w:rPr>
+        <w:t>-10</w:t>
+      </w:r>
+      <w:r>
+        <w:t>.</w:t>
+      </w:r>
+    </w:p>
+    <w:p>
+      <w:pPr>
+        <w:numPr>
+          <w:ilvl w:val="0"/>
+          <w:numId w:val="35"/>
+        </w:numPr>
+      </w:pPr>
+      <w:r>
+        <w:rPr>
+          <w:b/>
+          <w:bCs/>
+        </w:rPr>
+        <w:t>Celdas vacías (valores nulos)</w:t>
+      </w:r>
+    </w:p>
+    <w:p>
+      <w:pPr>
+        <w:ind w:left="720"/>
+      </w:pPr>
+      <w:r>
+        <w:t>Filas donde directamente no hay fecha registrada.</w:t>
+      </w:r>
+    </w:p>
+    <w:p/>
+    <w:p>
+      <w:r>
+        <w:t xml:space="preserve">Para limpiar las fechas de forma segura, utilizamos la función </w:t>
+      </w:r>
+      <w:r>
+        <w:rPr>
+          <w:rStyle w:val="CdigoenPrrafo"/>
+        </w:rPr>
+        <w:t>to_datetime()</w:t>
+      </w:r>
+      <w:r>
+        <w:t xml:space="preserve"> de pandas. Esta función lee el </w:t>
+      </w:r>
+      <w:r>
+        <w:t xml:space="preserve">valor e </w:t>
+      </w:r>
+      <w:r>
+        <w:t>intenta</w:t>
+      </w:r>
+      <w:r>
+        <w:t xml:space="preserve"> convertirlo a un formato de fecha real (YYYY-MM-DD).</w:t>
+      </w:r>
+    </w:p>
+    <w:p>
+      <w:r>
+        <w:t xml:space="preserve">Si encuentra un texto extraño, </w:t>
+      </w:r>
+      <w:r>
+        <w:t>que no puede convertir com</w:t>
+      </w:r>
+      <w:r>
+        <w:t>o un valor nulo</w:t>
+      </w:r>
+      <w:r>
+        <w:t>, una fecha fuera de rango</w:t>
+      </w:r>
+      <w:r>
+        <w:t xml:space="preserve">, </w:t>
+      </w:r>
+      <w:r>
+        <w:t>o texto puro “</w:t>
+      </w:r>
+      <w:r>
+        <w:rPr>
+          <w:rStyle w:val="HTML"/>
+        </w:rPr>
+        <w:t>no_es_fecha</w:t>
+      </w:r>
+      <w:r>
+        <w:t xml:space="preserve">”, se </w:t>
+      </w:r>
+      <w:r>
+        <w:t xml:space="preserve">le indica que </w:t>
+      </w:r>
+      <w:r>
+        <w:rPr>
+          <w:b/>
+          <w:bCs/>
+        </w:rPr>
+        <w:t>no dé error</w:t>
+      </w:r>
+      <w:r>
+        <w:t xml:space="preserve">, sino que lo convierta en un valor </w:t>
+      </w:r>
+      <w:r>
+        <w:rPr>
+          <w:rStyle w:val="HTML"/>
+          <w:b/>
+          <w:bCs/>
+        </w:rPr>
+        <w:t>NaT</w:t>
+      </w:r>
+      <w:r>
+        <w:t xml:space="preserve"> </w:t>
+      </w:r>
+      <w:r>
+        <w:t>por sus siglas en inglés</w:t>
+      </w:r>
+      <w:r>
+        <w:t xml:space="preserve"> </w:t>
+      </w:r>
+      <w:r>
+        <w:t>(</w:t>
+      </w:r>
+      <w:r>
+        <w:rPr>
+          <w:rStyle w:val="HTML"/>
+          <w:b/>
+          <w:bCs/>
+        </w:rPr>
+        <w:t>Not a Time</w:t>
+      </w:r>
+      <w:r>
+        <w:t>)</w:t>
+      </w:r>
+      <w:r>
+        <w:t xml:space="preserve"> para poder detectarlo y eliminarlo</w:t>
+      </w:r>
+      <w:r>
+        <w:t>,</w:t>
+      </w:r>
+      <w:r>
+        <w:t xml:space="preserve"> o corregirlo </w:t>
+      </w:r>
+      <w:r>
+        <w:t>más adelante</w:t>
+      </w:r>
+      <w:r>
+        <w:t>.</w:t>
+      </w:r>
+    </w:p>
+    <w:p/>
+    <w:p/>
+    <w:p/>
+    <w:p>
+      <w:r>
+        <w:t>Al aplicar la validación de formato y rango temporal sobre el conjunto de datos cargado, obtenemos el siguiente desglose preciso de la columna fecha:</w:t>
+      </w:r>
+    </w:p>
+    <w:p>
+      <w:pPr>
+        <w:numPr>
+          <w:ilvl w:val="0"/>
+          <w:numId w:val="34"/>
+        </w:numPr>
+      </w:pPr>
+      <w:r>
+        <w:rPr>
+          <w:b/>
+          <w:bCs/>
+        </w:rPr>
+        <w:t>Fechas válidas (año 2026):</w:t>
+      </w:r>
+      <w:r>
+        <w:t xml:space="preserve"> 296 registros</w:t>
+      </w:r>
+    </w:p>
+    <w:p>
+      <w:pPr>
+        <w:numPr>
+          <w:ilvl w:val="0"/>
+          <w:numId w:val="34"/>
+        </w:numPr>
+      </w:pPr>
+      <w:r>
+        <w:rPr>
+          <w:b/>
+          <w:bCs/>
+        </w:rPr>
+        <w:t>Formato corrupto / Texto inválido / Fechas inexistentes (ej. 31/02/2026, 2026-02-30, "no_es_fecha", "ayer"):</w:t>
+      </w:r>
+      <w:r>
+        <w:t xml:space="preserve"> 13 registros</w:t>
+      </w:r>
+    </w:p>
+    <w:p>
+      <w:pPr>
+        <w:numPr>
+          <w:ilvl w:val="0"/>
+          <w:numId w:val="34"/>
+        </w:numPr>
+      </w:pPr>
+      <w:r>
+        <w:rPr>
+          <w:b/>
+          <w:bCs/>
+        </w:rPr>
+        <w:t>Valores nulos:</w:t>
+      </w:r>
+      <w:r>
+        <w:t xml:space="preserve"> 5 registros</w:t>
+      </w:r>
+    </w:p>
+    <w:p/>
     <w:p>
       <w:pPr>
         <w:rPr>
@@ -14984,35 +14799,7 @@
         <w:rPr>
           <w:color w:val="92D050"/>
         </w:rPr>
-        <w:t>'</w:t>
-      </w:r>
-      <w:proofErr w:type="spellStart"/>
-      <w:r>
-        <w:rPr>
-          <w:color w:val="92D050"/>
-        </w:rPr>
-        <w:t>Most</w:t>
-      </w:r>
-      <w:proofErr w:type="spellEnd"/>
-      <w:r>
-        <w:rPr>
-          <w:color w:val="92D050"/>
-        </w:rPr>
-        <w:t xml:space="preserve"> </w:t>
-      </w:r>
-      <w:proofErr w:type="spellStart"/>
-      <w:r>
-        <w:rPr>
-          <w:color w:val="92D050"/>
-        </w:rPr>
-        <w:t>Expensive</w:t>
-      </w:r>
-      <w:proofErr w:type="spellEnd"/>
-      <w:r>
-        <w:rPr>
-          <w:color w:val="92D050"/>
-        </w:rPr>
-        <w:t>'</w:t>
+        <w:t>'Most Expensive'</w:t>
       </w:r>
       <w:r>
         <w:rPr>
@@ -15020,27 +14807,9 @@
         </w:rPr>
         <w:t xml:space="preserve"> AS </w:t>
       </w:r>
-      <w:proofErr w:type="spellStart"/>
-      <w:r>
-        <w:t>category</w:t>
-      </w:r>
-      <w:proofErr w:type="spellEnd"/>
-      <w:r>
-        <w:t xml:space="preserve">, id, </w:t>
-      </w:r>
-      <w:proofErr w:type="spellStart"/>
-      <w:r>
-        <w:t>title</w:t>
-      </w:r>
-      <w:proofErr w:type="spellEnd"/>
-      <w:r>
-        <w:t xml:space="preserve">, </w:t>
-      </w:r>
-      <w:proofErr w:type="spellStart"/>
-      <w:r>
-        <w:t>price</w:t>
-      </w:r>
-      <w:proofErr w:type="spellEnd"/>
+      <w:r>
+        <w:t>category, id, title, price</w:t>
+      </w:r>
     </w:p>
     <w:p>
       <w:pPr>
@@ -15071,11 +14840,9 @@
         </w:rPr>
         <w:t xml:space="preserve">WHERE </w:t>
       </w:r>
-      <w:proofErr w:type="spellStart"/>
       <w:r>
         <w:t>price</w:t>
       </w:r>
-      <w:proofErr w:type="spellEnd"/>
       <w:r>
         <w:rPr>
           <w:color w:val="9A57CD"/>
@@ -15112,7 +14879,6 @@
         </w:rPr>
         <w:t xml:space="preserve">    SELECT </w:t>
       </w:r>
-      <w:proofErr w:type="gramStart"/>
       <w:r>
         <w:rPr>
           <w:color w:val="FFC000"/>
@@ -15125,12 +14891,9 @@
         </w:rPr>
         <w:t>(</w:t>
       </w:r>
-      <w:proofErr w:type="spellStart"/>
-      <w:proofErr w:type="gramEnd"/>
       <w:r>
         <w:t>price</w:t>
       </w:r>
-      <w:proofErr w:type="spellEnd"/>
       <w:r>
         <w:rPr>
           <w:color w:val="9A57CD"/>
@@ -15201,21 +14964,7 @@
         <w:rPr>
           <w:color w:val="92D050"/>
         </w:rPr>
-        <w:t>'</w:t>
-      </w:r>
-      <w:proofErr w:type="spellStart"/>
-      <w:r>
-        <w:rPr>
-          <w:color w:val="92D050"/>
-        </w:rPr>
-        <w:t>Cheapest</w:t>
-      </w:r>
-      <w:proofErr w:type="spellEnd"/>
-      <w:r>
-        <w:rPr>
-          <w:color w:val="92D050"/>
-        </w:rPr>
-        <w:t>'</w:t>
+        <w:t>'Cheapest'</w:t>
       </w:r>
       <w:r>
         <w:rPr>
@@ -15223,27 +14972,9 @@
         </w:rPr>
         <w:t xml:space="preserve"> AS </w:t>
       </w:r>
-      <w:proofErr w:type="spellStart"/>
-      <w:r>
-        <w:t>category</w:t>
-      </w:r>
-      <w:proofErr w:type="spellEnd"/>
-      <w:r>
-        <w:t xml:space="preserve">, id, </w:t>
-      </w:r>
-      <w:proofErr w:type="spellStart"/>
-      <w:r>
-        <w:t>title</w:t>
-      </w:r>
-      <w:proofErr w:type="spellEnd"/>
-      <w:r>
-        <w:t xml:space="preserve">, </w:t>
-      </w:r>
-      <w:proofErr w:type="spellStart"/>
-      <w:r>
-        <w:t>price</w:t>
-      </w:r>
-      <w:proofErr w:type="spellEnd"/>
+      <w:r>
+        <w:t>category, id, title, price</w:t>
+      </w:r>
     </w:p>
     <w:p>
       <w:pPr>
@@ -15277,11 +15008,9 @@
         </w:rPr>
         <w:t xml:space="preserve">WHERE </w:t>
       </w:r>
-      <w:proofErr w:type="spellStart"/>
       <w:r>
         <w:t>price</w:t>
       </w:r>
-      <w:proofErr w:type="spellEnd"/>
       <w:r>
         <w:rPr>
           <w:color w:val="9A57CD"/>
@@ -15318,7 +15047,6 @@
         </w:rPr>
         <w:t xml:space="preserve">    SELECT </w:t>
       </w:r>
-      <w:proofErr w:type="gramStart"/>
       <w:r>
         <w:rPr>
           <w:color w:val="FFC000"/>
@@ -15331,12 +15059,9 @@
         </w:rPr>
         <w:t>(</w:t>
       </w:r>
-      <w:proofErr w:type="spellStart"/>
-      <w:proofErr w:type="gramEnd"/>
       <w:r>
         <w:t>price</w:t>
       </w:r>
-      <w:proofErr w:type="spellEnd"/>
       <w:r>
         <w:rPr>
           <w:color w:val="9A57CD"/>
@@ -15423,204 +15148,24 @@
           <w:spacing w:val="-8"/>
           <w:sz w:val="16"/>
         </w:rPr>
-        <w:t xml:space="preserve">-&gt; </w:t>
-      </w:r>
-      <w:proofErr w:type="spellStart"/>
-      <w:proofErr w:type="gramStart"/>
-      <w:r>
+        <w:t>-&gt; Append  (cost=4.5 rows=2) (actual time=0.13..0.16 rows=2 loops=1)</w:t>
+      </w:r>
+    </w:p>
+    <w:p>
+      <w:pPr>
+        <w:pStyle w:val="Prrafocdigo"/>
+        <w:ind w:firstLine="284"/>
         <w:rPr>
           <w:spacing w:val="-8"/>
           <w:sz w:val="16"/>
         </w:rPr>
-        <w:t>Append</w:t>
-      </w:r>
-      <w:proofErr w:type="spellEnd"/>
+      </w:pPr>
       <w:r>
         <w:rPr>
           <w:spacing w:val="-8"/>
           <w:sz w:val="16"/>
         </w:rPr>
-        <w:t xml:space="preserve">  (</w:t>
-      </w:r>
-      <w:proofErr w:type="spellStart"/>
-      <w:proofErr w:type="gramEnd"/>
-      <w:r>
-        <w:rPr>
-          <w:spacing w:val="-8"/>
-          <w:sz w:val="16"/>
-        </w:rPr>
-        <w:t>cost</w:t>
-      </w:r>
-      <w:proofErr w:type="spellEnd"/>
-      <w:r>
-        <w:rPr>
-          <w:spacing w:val="-8"/>
-          <w:sz w:val="16"/>
-        </w:rPr>
-        <w:t xml:space="preserve">=4.5 </w:t>
-      </w:r>
-      <w:proofErr w:type="spellStart"/>
-      <w:r>
-        <w:rPr>
-          <w:spacing w:val="-8"/>
-          <w:sz w:val="16"/>
-        </w:rPr>
-        <w:t>rows</w:t>
-      </w:r>
-      <w:proofErr w:type="spellEnd"/>
-      <w:r>
-        <w:rPr>
-          <w:spacing w:val="-8"/>
-          <w:sz w:val="16"/>
-        </w:rPr>
-        <w:t xml:space="preserve">=2) (actual time=0.13..0.16 </w:t>
-      </w:r>
-      <w:proofErr w:type="spellStart"/>
-      <w:r>
-        <w:rPr>
-          <w:spacing w:val="-8"/>
-          <w:sz w:val="16"/>
-        </w:rPr>
-        <w:t>rows</w:t>
-      </w:r>
-      <w:proofErr w:type="spellEnd"/>
-      <w:r>
-        <w:rPr>
-          <w:spacing w:val="-8"/>
-          <w:sz w:val="16"/>
-        </w:rPr>
-        <w:t xml:space="preserve">=2 </w:t>
-      </w:r>
-      <w:proofErr w:type="spellStart"/>
-      <w:r>
-        <w:rPr>
-          <w:spacing w:val="-8"/>
-          <w:sz w:val="16"/>
-        </w:rPr>
-        <w:t>loops</w:t>
-      </w:r>
-      <w:proofErr w:type="spellEnd"/>
-      <w:r>
-        <w:rPr>
-          <w:spacing w:val="-8"/>
-          <w:sz w:val="16"/>
-        </w:rPr>
-        <w:t>=1)</w:t>
-      </w:r>
-    </w:p>
-    <w:p>
-      <w:pPr>
-        <w:pStyle w:val="Prrafocdigo"/>
-        <w:ind w:firstLine="284"/>
-        <w:rPr>
-          <w:spacing w:val="-8"/>
-          <w:sz w:val="16"/>
-        </w:rPr>
-      </w:pPr>
-      <w:r>
-        <w:rPr>
-          <w:spacing w:val="-8"/>
-          <w:sz w:val="16"/>
-        </w:rPr>
-        <w:t xml:space="preserve">  -&gt; </w:t>
-      </w:r>
-      <w:proofErr w:type="spellStart"/>
-      <w:r>
-        <w:rPr>
-          <w:spacing w:val="-8"/>
-          <w:sz w:val="16"/>
-        </w:rPr>
-        <w:t>Stream</w:t>
-      </w:r>
-      <w:proofErr w:type="spellEnd"/>
-      <w:r>
-        <w:rPr>
-          <w:spacing w:val="-8"/>
-          <w:sz w:val="16"/>
-        </w:rPr>
-        <w:t xml:space="preserve"> </w:t>
-      </w:r>
-      <w:proofErr w:type="spellStart"/>
-      <w:proofErr w:type="gramStart"/>
-      <w:r>
-        <w:rPr>
-          <w:spacing w:val="-8"/>
-          <w:sz w:val="16"/>
-        </w:rPr>
-        <w:t>results</w:t>
-      </w:r>
-      <w:proofErr w:type="spellEnd"/>
-      <w:r>
-        <w:rPr>
-          <w:spacing w:val="-8"/>
-          <w:sz w:val="16"/>
-        </w:rPr>
-        <w:t xml:space="preserve">  (</w:t>
-      </w:r>
-      <w:proofErr w:type="spellStart"/>
-      <w:proofErr w:type="gramEnd"/>
-      <w:r>
-        <w:rPr>
-          <w:spacing w:val="-8"/>
-          <w:sz w:val="16"/>
-        </w:rPr>
-        <w:t>cost</w:t>
-      </w:r>
-      <w:proofErr w:type="spellEnd"/>
-      <w:r>
-        <w:rPr>
-          <w:spacing w:val="-8"/>
-          <w:sz w:val="16"/>
-        </w:rPr>
-        <w:t xml:space="preserve">=2.25 </w:t>
-      </w:r>
-      <w:proofErr w:type="spellStart"/>
-      <w:r>
-        <w:rPr>
-          <w:spacing w:val="-8"/>
-          <w:sz w:val="16"/>
-        </w:rPr>
-        <w:t>rows</w:t>
-      </w:r>
-      <w:proofErr w:type="spellEnd"/>
-      <w:r>
-        <w:rPr>
-          <w:spacing w:val="-8"/>
-          <w:sz w:val="16"/>
-        </w:rPr>
-        <w:t xml:space="preserve">=1) (actual time=0.128..0.129 </w:t>
-      </w:r>
-      <w:proofErr w:type="spellStart"/>
-      <w:r>
-        <w:rPr>
-          <w:spacing w:val="-8"/>
-          <w:sz w:val="16"/>
-        </w:rPr>
-        <w:t>rows</w:t>
-      </w:r>
-      <w:proofErr w:type="spellEnd"/>
-      <w:r>
-        <w:rPr>
-          <w:spacing w:val="-8"/>
-          <w:sz w:val="16"/>
-        </w:rPr>
-        <w:t xml:space="preserve">=1 </w:t>
-      </w:r>
-      <w:proofErr w:type="spellStart"/>
-      <w:r>
-        <w:rPr>
-          <w:spacing w:val="-8"/>
-          <w:sz w:val="16"/>
-        </w:rPr>
-        <w:t>loops</w:t>
-      </w:r>
-      <w:proofErr w:type="spellEnd"/>
-      <w:r>
-        <w:rPr>
-          <w:spacing w:val="-8"/>
-          <w:sz w:val="16"/>
-        </w:rPr>
-        <w:t>=1)</w:t>
+        <w:t xml:space="preserve">  -&gt; Stream results  (cost=2.25 rows=1) (actual time=0.128..0.129 rows=1 loops=1)</w:t>
       </w:r>
     </w:p>
     <w:p>
@@ -15652,9 +15197,99 @@
           <w:sz w:val="16"/>
           <w:highlight w:val="yellow"/>
         </w:rPr>
-        <w:t xml:space="preserve">-&gt; </w:t>
-      </w:r>
-      <w:proofErr w:type="spellStart"/>
+        <w:t>-&gt; Limit: 1 row(s)  (cost=2.25 rows=1) (actual time=0.105..0.106 rows=1 loops=1)</w:t>
+      </w:r>
+    </w:p>
+    <w:p>
+      <w:pPr>
+        <w:pStyle w:val="Prrafocdigo"/>
+        <w:ind w:firstLine="142"/>
+        <w:rPr>
+          <w:spacing w:val="-8"/>
+          <w:sz w:val="16"/>
+        </w:rPr>
+      </w:pPr>
+      <w:r>
+        <w:rPr>
+          <w:spacing w:val="-8"/>
+          <w:sz w:val="16"/>
+        </w:rPr>
+        <w:t xml:space="preserve">      -&gt; Sort: ra_1_5_books.price DESC, limit input to 1 row(s) per chunk  (cost=2.25 rows=20) (actual </w:t>
+      </w:r>
+    </w:p>
+    <w:p>
+      <w:pPr>
+        <w:pStyle w:val="Prrafocdigo"/>
+        <w:ind w:firstLine="851"/>
+        <w:rPr>
+          <w:spacing w:val="-8"/>
+          <w:sz w:val="16"/>
+        </w:rPr>
+      </w:pPr>
+      <w:r>
+        <w:rPr>
+          <w:spacing w:val="-8"/>
+          <w:sz w:val="16"/>
+        </w:rPr>
+        <w:t>time=0.105..0.105 rows=1 loops=1)</w:t>
+      </w:r>
+    </w:p>
+    <w:p>
+      <w:pPr>
+        <w:pStyle w:val="Prrafocdigo"/>
+        <w:ind w:firstLine="284"/>
+        <w:rPr>
+          <w:spacing w:val="-8"/>
+          <w:sz w:val="16"/>
+        </w:rPr>
+      </w:pPr>
+      <w:r>
+        <w:rPr>
+          <w:spacing w:val="-8"/>
+          <w:sz w:val="16"/>
+        </w:rPr>
+        <w:t xml:space="preserve">        -&gt; Table scan on ra_1_5_books  (cost=2.25 rows=20) (actual time=0.0498..0.0646 rows=20 loops=1)</w:t>
+      </w:r>
+    </w:p>
+    <w:p>
+      <w:pPr>
+        <w:pStyle w:val="Prrafocdigo"/>
+        <w:ind w:firstLine="284"/>
+        <w:rPr>
+          <w:spacing w:val="-8"/>
+          <w:sz w:val="16"/>
+        </w:rPr>
+      </w:pPr>
+      <w:r>
+        <w:rPr>
+          <w:spacing w:val="-8"/>
+          <w:sz w:val="16"/>
+        </w:rPr>
+        <w:t xml:space="preserve">  -&gt; Stream results  (cost=2.25 rows=1) (actual time=0.0294..0.0295 rows=1 loops=1)</w:t>
+      </w:r>
+    </w:p>
+    <w:p>
+      <w:pPr>
+        <w:pStyle w:val="Prrafocdigo"/>
+        <w:ind w:firstLine="284"/>
+        <w:rPr>
+          <w:b/>
+          <w:bCs/>
+          <w:color w:val="0D0D0D" w:themeColor="text1" w:themeTint="F2"/>
+          <w:spacing w:val="-8"/>
+          <w:sz w:val="16"/>
+        </w:rPr>
+      </w:pPr>
+      <w:r>
+        <w:rPr>
+          <w:b/>
+          <w:bCs/>
+          <w:color w:val="0D0D0D" w:themeColor="text1" w:themeTint="F2"/>
+          <w:spacing w:val="-8"/>
+          <w:sz w:val="16"/>
+        </w:rPr>
+        <w:t xml:space="preserve">    -</w:t>
+      </w:r>
       <w:r>
         <w:rPr>
           <w:b/>
@@ -15664,1090 +15299,58 @@
           <w:sz w:val="16"/>
           <w:highlight w:val="yellow"/>
         </w:rPr>
-        <w:t>Limit</w:t>
-      </w:r>
-      <w:proofErr w:type="spellEnd"/>
-      <w:r>
-        <w:rPr>
-          <w:b/>
-          <w:bCs/>
-          <w:color w:val="0D0D0D" w:themeColor="text1" w:themeTint="F2"/>
+        <w:t>&gt; Limit: 1 row(s)  (cost=2.25 rows=1) (actual time=0.0281..0.0281 rows=1 loops=1)</w:t>
+      </w:r>
+    </w:p>
+    <w:p>
+      <w:pPr>
+        <w:pStyle w:val="Prrafocdigo"/>
+        <w:ind w:firstLine="284"/>
+        <w:rPr>
           <w:spacing w:val="-8"/>
           <w:sz w:val="16"/>
-          <w:highlight w:val="yellow"/>
-        </w:rPr>
-        <w:t xml:space="preserve">: 1 </w:t>
-      </w:r>
-      <w:proofErr w:type="spellStart"/>
-      <w:r>
-        <w:rPr>
-          <w:b/>
-          <w:bCs/>
-          <w:color w:val="0D0D0D" w:themeColor="text1" w:themeTint="F2"/>
+        </w:rPr>
+      </w:pPr>
+      <w:r>
+        <w:rPr>
           <w:spacing w:val="-8"/>
           <w:sz w:val="16"/>
-          <w:highlight w:val="yellow"/>
-        </w:rPr>
-        <w:t>row</w:t>
-      </w:r>
-      <w:proofErr w:type="spellEnd"/>
-      <w:r>
-        <w:rPr>
-          <w:b/>
-          <w:bCs/>
-          <w:color w:val="0D0D0D" w:themeColor="text1" w:themeTint="F2"/>
+        </w:rPr>
+        <w:t xml:space="preserve">      -&gt; Sort: ra_1_5_books.price, limit input to 1 row(s) per chunk  (cost=2.25 rows=20) (actual </w:t>
+      </w:r>
+    </w:p>
+    <w:p>
+      <w:pPr>
+        <w:pStyle w:val="Prrafocdigo"/>
+        <w:ind w:firstLine="993"/>
+        <w:rPr>
           <w:spacing w:val="-8"/>
           <w:sz w:val="16"/>
-          <w:highlight w:val="yellow"/>
-        </w:rPr>
-        <w:t>(</w:t>
-      </w:r>
-      <w:proofErr w:type="gramStart"/>
-      <w:r>
-        <w:rPr>
-          <w:b/>
-          <w:bCs/>
-          <w:color w:val="0D0D0D" w:themeColor="text1" w:themeTint="F2"/>
+        </w:rPr>
+      </w:pPr>
+      <w:r>
+        <w:rPr>
           <w:spacing w:val="-8"/>
           <w:sz w:val="16"/>
-          <w:highlight w:val="yellow"/>
-        </w:rPr>
-        <w:t>s)  (</w:t>
-      </w:r>
-      <w:proofErr w:type="spellStart"/>
-      <w:proofErr w:type="gramEnd"/>
-      <w:r>
-        <w:rPr>
-          <w:b/>
-          <w:bCs/>
-          <w:color w:val="0D0D0D" w:themeColor="text1" w:themeTint="F2"/>
+        </w:rPr>
+        <w:t>time=0.0279..0.0279 rows=1 loops=1)</w:t>
+      </w:r>
+    </w:p>
+    <w:p>
+      <w:pPr>
+        <w:pStyle w:val="Prrafocdigo"/>
+        <w:ind w:firstLine="284"/>
+        <w:rPr>
           <w:spacing w:val="-8"/>
           <w:sz w:val="16"/>
-          <w:highlight w:val="yellow"/>
-        </w:rPr>
-        <w:t>cost</w:t>
-      </w:r>
-      <w:proofErr w:type="spellEnd"/>
-      <w:r>
-        <w:rPr>
-          <w:b/>
-          <w:bCs/>
-          <w:color w:val="0D0D0D" w:themeColor="text1" w:themeTint="F2"/>
+        </w:rPr>
+      </w:pPr>
+      <w:r>
+        <w:rPr>
           <w:spacing w:val="-8"/>
           <w:sz w:val="16"/>
-          <w:highlight w:val="yellow"/>
-        </w:rPr>
-        <w:t xml:space="preserve">=2.25 </w:t>
-      </w:r>
-      <w:proofErr w:type="spellStart"/>
-      <w:r>
-        <w:rPr>
-          <w:b/>
-          <w:bCs/>
-          <w:color w:val="0D0D0D" w:themeColor="text1" w:themeTint="F2"/>
-          <w:spacing w:val="-8"/>
-          <w:sz w:val="16"/>
-          <w:highlight w:val="yellow"/>
-        </w:rPr>
-        <w:t>rows</w:t>
-      </w:r>
-      <w:proofErr w:type="spellEnd"/>
-      <w:r>
-        <w:rPr>
-          <w:b/>
-          <w:bCs/>
-          <w:color w:val="0D0D0D" w:themeColor="text1" w:themeTint="F2"/>
-          <w:spacing w:val="-8"/>
-          <w:sz w:val="16"/>
-          <w:highlight w:val="yellow"/>
-        </w:rPr>
-        <w:t xml:space="preserve">=1) (actual time=0.105..0.106 </w:t>
-      </w:r>
-      <w:proofErr w:type="spellStart"/>
-      <w:r>
-        <w:rPr>
-          <w:b/>
-          <w:bCs/>
-          <w:color w:val="0D0D0D" w:themeColor="text1" w:themeTint="F2"/>
-          <w:spacing w:val="-8"/>
-          <w:sz w:val="16"/>
-          <w:highlight w:val="yellow"/>
-        </w:rPr>
-        <w:t>rows</w:t>
-      </w:r>
-      <w:proofErr w:type="spellEnd"/>
-      <w:r>
-        <w:rPr>
-          <w:b/>
-          <w:bCs/>
-          <w:color w:val="0D0D0D" w:themeColor="text1" w:themeTint="F2"/>
-          <w:spacing w:val="-8"/>
-          <w:sz w:val="16"/>
-          <w:highlight w:val="yellow"/>
-        </w:rPr>
-        <w:t xml:space="preserve">=1 </w:t>
-      </w:r>
-      <w:proofErr w:type="spellStart"/>
-      <w:r>
-        <w:rPr>
-          <w:b/>
-          <w:bCs/>
-          <w:color w:val="0D0D0D" w:themeColor="text1" w:themeTint="F2"/>
-          <w:spacing w:val="-8"/>
-          <w:sz w:val="16"/>
-          <w:highlight w:val="yellow"/>
-        </w:rPr>
-        <w:t>loops</w:t>
-      </w:r>
-      <w:proofErr w:type="spellEnd"/>
-      <w:r>
-        <w:rPr>
-          <w:b/>
-          <w:bCs/>
-          <w:color w:val="0D0D0D" w:themeColor="text1" w:themeTint="F2"/>
-          <w:spacing w:val="-8"/>
-          <w:sz w:val="16"/>
-          <w:highlight w:val="yellow"/>
-        </w:rPr>
-        <w:t>=1)</w:t>
-      </w:r>
-    </w:p>
-    <w:p>
-      <w:pPr>
-        <w:pStyle w:val="Prrafocdigo"/>
-        <w:ind w:firstLine="142"/>
-        <w:rPr>
-          <w:spacing w:val="-8"/>
-          <w:sz w:val="16"/>
-        </w:rPr>
-      </w:pPr>
-      <w:r>
-        <w:rPr>
-          <w:spacing w:val="-8"/>
-          <w:sz w:val="16"/>
-        </w:rPr>
-        <w:t xml:space="preserve">      -&gt; </w:t>
-      </w:r>
-      <w:proofErr w:type="spellStart"/>
-      <w:r>
-        <w:rPr>
-          <w:spacing w:val="-8"/>
-          <w:sz w:val="16"/>
-        </w:rPr>
-        <w:t>Sort</w:t>
-      </w:r>
-      <w:proofErr w:type="spellEnd"/>
-      <w:r>
-        <w:rPr>
-          <w:spacing w:val="-8"/>
-          <w:sz w:val="16"/>
-        </w:rPr>
-        <w:t>: ra_1_5_</w:t>
-      </w:r>
-      <w:proofErr w:type="gramStart"/>
-      <w:r>
-        <w:rPr>
-          <w:spacing w:val="-8"/>
-          <w:sz w:val="16"/>
-        </w:rPr>
-        <w:t>books.price</w:t>
-      </w:r>
-      <w:proofErr w:type="gramEnd"/>
-      <w:r>
-        <w:rPr>
-          <w:spacing w:val="-8"/>
-          <w:sz w:val="16"/>
-        </w:rPr>
-        <w:t xml:space="preserve"> DESC, </w:t>
-      </w:r>
-      <w:proofErr w:type="spellStart"/>
-      <w:r>
-        <w:rPr>
-          <w:spacing w:val="-8"/>
-          <w:sz w:val="16"/>
-        </w:rPr>
-        <w:t>limit</w:t>
-      </w:r>
-      <w:proofErr w:type="spellEnd"/>
-      <w:r>
-        <w:rPr>
-          <w:spacing w:val="-8"/>
-          <w:sz w:val="16"/>
-        </w:rPr>
-        <w:t xml:space="preserve"> input </w:t>
-      </w:r>
-      <w:proofErr w:type="spellStart"/>
-      <w:r>
-        <w:rPr>
-          <w:spacing w:val="-8"/>
-          <w:sz w:val="16"/>
-        </w:rPr>
-        <w:t>to</w:t>
-      </w:r>
-      <w:proofErr w:type="spellEnd"/>
-      <w:r>
-        <w:rPr>
-          <w:spacing w:val="-8"/>
-          <w:sz w:val="16"/>
-        </w:rPr>
-        <w:t xml:space="preserve"> 1 </w:t>
-      </w:r>
-      <w:proofErr w:type="spellStart"/>
-      <w:r>
-        <w:rPr>
-          <w:spacing w:val="-8"/>
-          <w:sz w:val="16"/>
-        </w:rPr>
-        <w:t>row</w:t>
-      </w:r>
-      <w:proofErr w:type="spellEnd"/>
-      <w:r>
-        <w:rPr>
-          <w:spacing w:val="-8"/>
-          <w:sz w:val="16"/>
-        </w:rPr>
-        <w:t xml:space="preserve">(s) per </w:t>
-      </w:r>
-      <w:proofErr w:type="spellStart"/>
-      <w:r>
-        <w:rPr>
-          <w:spacing w:val="-8"/>
-          <w:sz w:val="16"/>
-        </w:rPr>
-        <w:t>chunk</w:t>
-      </w:r>
-      <w:proofErr w:type="spellEnd"/>
-      <w:r>
-        <w:rPr>
-          <w:spacing w:val="-8"/>
-          <w:sz w:val="16"/>
-        </w:rPr>
-        <w:t xml:space="preserve">  (</w:t>
-      </w:r>
-      <w:proofErr w:type="spellStart"/>
-      <w:r>
-        <w:rPr>
-          <w:spacing w:val="-8"/>
-          <w:sz w:val="16"/>
-        </w:rPr>
-        <w:t>cost</w:t>
-      </w:r>
-      <w:proofErr w:type="spellEnd"/>
-      <w:r>
-        <w:rPr>
-          <w:spacing w:val="-8"/>
-          <w:sz w:val="16"/>
-        </w:rPr>
-        <w:t xml:space="preserve">=2.25 </w:t>
-      </w:r>
-      <w:proofErr w:type="spellStart"/>
-      <w:r>
-        <w:rPr>
-          <w:spacing w:val="-8"/>
-          <w:sz w:val="16"/>
-        </w:rPr>
-        <w:t>rows</w:t>
-      </w:r>
-      <w:proofErr w:type="spellEnd"/>
-      <w:r>
-        <w:rPr>
-          <w:spacing w:val="-8"/>
-          <w:sz w:val="16"/>
-        </w:rPr>
-        <w:t xml:space="preserve">=20) (actual </w:t>
-      </w:r>
-    </w:p>
-    <w:p>
-      <w:pPr>
-        <w:pStyle w:val="Prrafocdigo"/>
-        <w:ind w:firstLine="851"/>
-        <w:rPr>
-          <w:spacing w:val="-8"/>
-          <w:sz w:val="16"/>
-        </w:rPr>
-      </w:pPr>
-      <w:r>
-        <w:rPr>
-          <w:spacing w:val="-8"/>
-          <w:sz w:val="16"/>
-        </w:rPr>
-        <w:t>time=</w:t>
-      </w:r>
-      <w:proofErr w:type="gramStart"/>
-      <w:r>
-        <w:rPr>
-          <w:spacing w:val="-8"/>
-          <w:sz w:val="16"/>
-        </w:rPr>
-        <w:t>0.105..</w:t>
-      </w:r>
-      <w:proofErr w:type="gramEnd"/>
-      <w:r>
-        <w:rPr>
-          <w:spacing w:val="-8"/>
-          <w:sz w:val="16"/>
-        </w:rPr>
-        <w:t xml:space="preserve">0.105 </w:t>
-      </w:r>
-      <w:proofErr w:type="spellStart"/>
-      <w:r>
-        <w:rPr>
-          <w:spacing w:val="-8"/>
-          <w:sz w:val="16"/>
-        </w:rPr>
-        <w:t>rows</w:t>
-      </w:r>
-      <w:proofErr w:type="spellEnd"/>
-      <w:r>
-        <w:rPr>
-          <w:spacing w:val="-8"/>
-          <w:sz w:val="16"/>
-        </w:rPr>
-        <w:t xml:space="preserve">=1 </w:t>
-      </w:r>
-      <w:proofErr w:type="spellStart"/>
-      <w:r>
-        <w:rPr>
-          <w:spacing w:val="-8"/>
-          <w:sz w:val="16"/>
-        </w:rPr>
-        <w:t>loops</w:t>
-      </w:r>
-      <w:proofErr w:type="spellEnd"/>
-      <w:r>
-        <w:rPr>
-          <w:spacing w:val="-8"/>
-          <w:sz w:val="16"/>
-        </w:rPr>
-        <w:t>=1)</w:t>
-      </w:r>
-    </w:p>
-    <w:p>
-      <w:pPr>
-        <w:pStyle w:val="Prrafocdigo"/>
-        <w:ind w:firstLine="284"/>
-        <w:rPr>
-          <w:spacing w:val="-8"/>
-          <w:sz w:val="16"/>
-        </w:rPr>
-      </w:pPr>
-      <w:r>
-        <w:rPr>
-          <w:spacing w:val="-8"/>
-          <w:sz w:val="16"/>
-        </w:rPr>
-        <w:t xml:space="preserve">        -&gt; Table </w:t>
-      </w:r>
-      <w:proofErr w:type="spellStart"/>
-      <w:r>
-        <w:rPr>
-          <w:spacing w:val="-8"/>
-          <w:sz w:val="16"/>
-        </w:rPr>
-        <w:t>scan</w:t>
-      </w:r>
-      <w:proofErr w:type="spellEnd"/>
-      <w:r>
-        <w:rPr>
-          <w:spacing w:val="-8"/>
-          <w:sz w:val="16"/>
-        </w:rPr>
-        <w:t xml:space="preserve"> on ra_1_5_</w:t>
-      </w:r>
-      <w:proofErr w:type="gramStart"/>
-      <w:r>
-        <w:rPr>
-          <w:spacing w:val="-8"/>
-          <w:sz w:val="16"/>
-        </w:rPr>
-        <w:t>books  (</w:t>
-      </w:r>
-      <w:proofErr w:type="spellStart"/>
-      <w:proofErr w:type="gramEnd"/>
-      <w:r>
-        <w:rPr>
-          <w:spacing w:val="-8"/>
-          <w:sz w:val="16"/>
-        </w:rPr>
-        <w:t>cost</w:t>
-      </w:r>
-      <w:proofErr w:type="spellEnd"/>
-      <w:r>
-        <w:rPr>
-          <w:spacing w:val="-8"/>
-          <w:sz w:val="16"/>
-        </w:rPr>
-        <w:t xml:space="preserve">=2.25 </w:t>
-      </w:r>
-      <w:proofErr w:type="spellStart"/>
-      <w:r>
-        <w:rPr>
-          <w:spacing w:val="-8"/>
-          <w:sz w:val="16"/>
-        </w:rPr>
-        <w:t>rows</w:t>
-      </w:r>
-      <w:proofErr w:type="spellEnd"/>
-      <w:r>
-        <w:rPr>
-          <w:spacing w:val="-8"/>
-          <w:sz w:val="16"/>
-        </w:rPr>
-        <w:t xml:space="preserve">=20) (actual time=0.0498..0.0646 </w:t>
-      </w:r>
-      <w:proofErr w:type="spellStart"/>
-      <w:r>
-        <w:rPr>
-          <w:spacing w:val="-8"/>
-          <w:sz w:val="16"/>
-        </w:rPr>
-        <w:t>rows</w:t>
-      </w:r>
-      <w:proofErr w:type="spellEnd"/>
-      <w:r>
-        <w:rPr>
-          <w:spacing w:val="-8"/>
-          <w:sz w:val="16"/>
-        </w:rPr>
-        <w:t xml:space="preserve">=20 </w:t>
-      </w:r>
-      <w:proofErr w:type="spellStart"/>
-      <w:r>
-        <w:rPr>
-          <w:spacing w:val="-8"/>
-          <w:sz w:val="16"/>
-        </w:rPr>
-        <w:t>loops</w:t>
-      </w:r>
-      <w:proofErr w:type="spellEnd"/>
-      <w:r>
-        <w:rPr>
-          <w:spacing w:val="-8"/>
-          <w:sz w:val="16"/>
-        </w:rPr>
-        <w:t>=1)</w:t>
-      </w:r>
-    </w:p>
-    <w:p>
-      <w:pPr>
-        <w:pStyle w:val="Prrafocdigo"/>
-        <w:ind w:firstLine="284"/>
-        <w:rPr>
-          <w:spacing w:val="-8"/>
-          <w:sz w:val="16"/>
-        </w:rPr>
-      </w:pPr>
-      <w:r>
-        <w:rPr>
-          <w:spacing w:val="-8"/>
-          <w:sz w:val="16"/>
-        </w:rPr>
-        <w:t xml:space="preserve">  -&gt; </w:t>
-      </w:r>
-      <w:proofErr w:type="spellStart"/>
-      <w:r>
-        <w:rPr>
-          <w:spacing w:val="-8"/>
-          <w:sz w:val="16"/>
-        </w:rPr>
-        <w:t>Stream</w:t>
-      </w:r>
-      <w:proofErr w:type="spellEnd"/>
-      <w:r>
-        <w:rPr>
-          <w:spacing w:val="-8"/>
-          <w:sz w:val="16"/>
-        </w:rPr>
-        <w:t xml:space="preserve"> </w:t>
-      </w:r>
-      <w:proofErr w:type="spellStart"/>
-      <w:proofErr w:type="gramStart"/>
-      <w:r>
-        <w:rPr>
-          <w:spacing w:val="-8"/>
-          <w:sz w:val="16"/>
-        </w:rPr>
-        <w:t>results</w:t>
-      </w:r>
-      <w:proofErr w:type="spellEnd"/>
-      <w:r>
-        <w:rPr>
-          <w:spacing w:val="-8"/>
-          <w:sz w:val="16"/>
-        </w:rPr>
-        <w:t xml:space="preserve">  (</w:t>
-      </w:r>
-      <w:proofErr w:type="spellStart"/>
-      <w:proofErr w:type="gramEnd"/>
-      <w:r>
-        <w:rPr>
-          <w:spacing w:val="-8"/>
-          <w:sz w:val="16"/>
-        </w:rPr>
-        <w:t>cost</w:t>
-      </w:r>
-      <w:proofErr w:type="spellEnd"/>
-      <w:r>
-        <w:rPr>
-          <w:spacing w:val="-8"/>
-          <w:sz w:val="16"/>
-        </w:rPr>
-        <w:t xml:space="preserve">=2.25 </w:t>
-      </w:r>
-      <w:proofErr w:type="spellStart"/>
-      <w:r>
-        <w:rPr>
-          <w:spacing w:val="-8"/>
-          <w:sz w:val="16"/>
-        </w:rPr>
-        <w:t>rows</w:t>
-      </w:r>
-      <w:proofErr w:type="spellEnd"/>
-      <w:r>
-        <w:rPr>
-          <w:spacing w:val="-8"/>
-          <w:sz w:val="16"/>
-        </w:rPr>
-        <w:t xml:space="preserve">=1) (actual time=0.0294..0.0295 </w:t>
-      </w:r>
-      <w:proofErr w:type="spellStart"/>
-      <w:r>
-        <w:rPr>
-          <w:spacing w:val="-8"/>
-          <w:sz w:val="16"/>
-        </w:rPr>
-        <w:t>rows</w:t>
-      </w:r>
-      <w:proofErr w:type="spellEnd"/>
-      <w:r>
-        <w:rPr>
-          <w:spacing w:val="-8"/>
-          <w:sz w:val="16"/>
-        </w:rPr>
-        <w:t xml:space="preserve">=1 </w:t>
-      </w:r>
-      <w:proofErr w:type="spellStart"/>
-      <w:r>
-        <w:rPr>
-          <w:spacing w:val="-8"/>
-          <w:sz w:val="16"/>
-        </w:rPr>
-        <w:t>loops</w:t>
-      </w:r>
-      <w:proofErr w:type="spellEnd"/>
-      <w:r>
-        <w:rPr>
-          <w:spacing w:val="-8"/>
-          <w:sz w:val="16"/>
-        </w:rPr>
-        <w:t>=1)</w:t>
-      </w:r>
-    </w:p>
-    <w:p>
-      <w:pPr>
-        <w:pStyle w:val="Prrafocdigo"/>
-        <w:ind w:firstLine="284"/>
-        <w:rPr>
-          <w:b/>
-          <w:bCs/>
-          <w:color w:val="0D0D0D" w:themeColor="text1" w:themeTint="F2"/>
-          <w:spacing w:val="-8"/>
-          <w:sz w:val="16"/>
-        </w:rPr>
-      </w:pPr>
-      <w:r>
-        <w:rPr>
-          <w:b/>
-          <w:bCs/>
-          <w:color w:val="0D0D0D" w:themeColor="text1" w:themeTint="F2"/>
-          <w:spacing w:val="-8"/>
-          <w:sz w:val="16"/>
-        </w:rPr>
-        <w:t xml:space="preserve">    -</w:t>
-      </w:r>
-      <w:r>
-        <w:rPr>
-          <w:b/>
-          <w:bCs/>
-          <w:color w:val="0D0D0D" w:themeColor="text1" w:themeTint="F2"/>
-          <w:spacing w:val="-8"/>
-          <w:sz w:val="16"/>
-          <w:highlight w:val="yellow"/>
-        </w:rPr>
-        <w:t xml:space="preserve">&gt; </w:t>
-      </w:r>
-      <w:proofErr w:type="spellStart"/>
-      <w:r>
-        <w:rPr>
-          <w:b/>
-          <w:bCs/>
-          <w:color w:val="0D0D0D" w:themeColor="text1" w:themeTint="F2"/>
-          <w:spacing w:val="-8"/>
-          <w:sz w:val="16"/>
-          <w:highlight w:val="yellow"/>
-        </w:rPr>
-        <w:t>Limit</w:t>
-      </w:r>
-      <w:proofErr w:type="spellEnd"/>
-      <w:r>
-        <w:rPr>
-          <w:b/>
-          <w:bCs/>
-          <w:color w:val="0D0D0D" w:themeColor="text1" w:themeTint="F2"/>
-          <w:spacing w:val="-8"/>
-          <w:sz w:val="16"/>
-          <w:highlight w:val="yellow"/>
-        </w:rPr>
-        <w:t xml:space="preserve">: 1 </w:t>
-      </w:r>
-      <w:proofErr w:type="spellStart"/>
-      <w:r>
-        <w:rPr>
-          <w:b/>
-          <w:bCs/>
-          <w:color w:val="0D0D0D" w:themeColor="text1" w:themeTint="F2"/>
-          <w:spacing w:val="-8"/>
-          <w:sz w:val="16"/>
-          <w:highlight w:val="yellow"/>
-        </w:rPr>
-        <w:t>row</w:t>
-      </w:r>
-      <w:proofErr w:type="spellEnd"/>
-      <w:r>
-        <w:rPr>
-          <w:b/>
-          <w:bCs/>
-          <w:color w:val="0D0D0D" w:themeColor="text1" w:themeTint="F2"/>
-          <w:spacing w:val="-8"/>
-          <w:sz w:val="16"/>
-          <w:highlight w:val="yellow"/>
-        </w:rPr>
-        <w:t>(</w:t>
-      </w:r>
-      <w:proofErr w:type="gramStart"/>
-      <w:r>
-        <w:rPr>
-          <w:b/>
-          <w:bCs/>
-          <w:color w:val="0D0D0D" w:themeColor="text1" w:themeTint="F2"/>
-          <w:spacing w:val="-8"/>
-          <w:sz w:val="16"/>
-          <w:highlight w:val="yellow"/>
-        </w:rPr>
-        <w:t>s)  (</w:t>
-      </w:r>
-      <w:proofErr w:type="spellStart"/>
-      <w:proofErr w:type="gramEnd"/>
-      <w:r>
-        <w:rPr>
-          <w:b/>
-          <w:bCs/>
-          <w:color w:val="0D0D0D" w:themeColor="text1" w:themeTint="F2"/>
-          <w:spacing w:val="-8"/>
-          <w:sz w:val="16"/>
-          <w:highlight w:val="yellow"/>
-        </w:rPr>
-        <w:t>cost</w:t>
-      </w:r>
-      <w:proofErr w:type="spellEnd"/>
-      <w:r>
-        <w:rPr>
-          <w:b/>
-          <w:bCs/>
-          <w:color w:val="0D0D0D" w:themeColor="text1" w:themeTint="F2"/>
-          <w:spacing w:val="-8"/>
-          <w:sz w:val="16"/>
-          <w:highlight w:val="yellow"/>
-        </w:rPr>
-        <w:t xml:space="preserve">=2.25 </w:t>
-      </w:r>
-      <w:proofErr w:type="spellStart"/>
-      <w:r>
-        <w:rPr>
-          <w:b/>
-          <w:bCs/>
-          <w:color w:val="0D0D0D" w:themeColor="text1" w:themeTint="F2"/>
-          <w:spacing w:val="-8"/>
-          <w:sz w:val="16"/>
-          <w:highlight w:val="yellow"/>
-        </w:rPr>
-        <w:t>rows</w:t>
-      </w:r>
-      <w:proofErr w:type="spellEnd"/>
-      <w:r>
-        <w:rPr>
-          <w:b/>
-          <w:bCs/>
-          <w:color w:val="0D0D0D" w:themeColor="text1" w:themeTint="F2"/>
-          <w:spacing w:val="-8"/>
-          <w:sz w:val="16"/>
-          <w:highlight w:val="yellow"/>
-        </w:rPr>
-        <w:t xml:space="preserve">=1) (actual time=0.0281..0.0281 </w:t>
-      </w:r>
-      <w:proofErr w:type="spellStart"/>
-      <w:r>
-        <w:rPr>
-          <w:b/>
-          <w:bCs/>
-          <w:color w:val="0D0D0D" w:themeColor="text1" w:themeTint="F2"/>
-          <w:spacing w:val="-8"/>
-          <w:sz w:val="16"/>
-          <w:highlight w:val="yellow"/>
-        </w:rPr>
-        <w:t>rows</w:t>
-      </w:r>
-      <w:proofErr w:type="spellEnd"/>
-      <w:r>
-        <w:rPr>
-          <w:b/>
-          <w:bCs/>
-          <w:color w:val="0D0D0D" w:themeColor="text1" w:themeTint="F2"/>
-          <w:spacing w:val="-8"/>
-          <w:sz w:val="16"/>
-          <w:highlight w:val="yellow"/>
-        </w:rPr>
-        <w:t xml:space="preserve">=1 </w:t>
-      </w:r>
-      <w:proofErr w:type="spellStart"/>
-      <w:r>
-        <w:rPr>
-          <w:b/>
-          <w:bCs/>
-          <w:color w:val="0D0D0D" w:themeColor="text1" w:themeTint="F2"/>
-          <w:spacing w:val="-8"/>
-          <w:sz w:val="16"/>
-          <w:highlight w:val="yellow"/>
-        </w:rPr>
-        <w:t>loops</w:t>
-      </w:r>
-      <w:proofErr w:type="spellEnd"/>
-      <w:r>
-        <w:rPr>
-          <w:b/>
-          <w:bCs/>
-          <w:color w:val="0D0D0D" w:themeColor="text1" w:themeTint="F2"/>
-          <w:spacing w:val="-8"/>
-          <w:sz w:val="16"/>
-          <w:highlight w:val="yellow"/>
-        </w:rPr>
-        <w:t>=1)</w:t>
-      </w:r>
-    </w:p>
-    <w:p>
-      <w:pPr>
-        <w:pStyle w:val="Prrafocdigo"/>
-        <w:ind w:firstLine="284"/>
-        <w:rPr>
-          <w:spacing w:val="-8"/>
-          <w:sz w:val="16"/>
-        </w:rPr>
-      </w:pPr>
-      <w:r>
-        <w:rPr>
-          <w:spacing w:val="-8"/>
-          <w:sz w:val="16"/>
-        </w:rPr>
-        <w:t xml:space="preserve">      -&gt; </w:t>
-      </w:r>
-      <w:proofErr w:type="spellStart"/>
-      <w:r>
-        <w:rPr>
-          <w:spacing w:val="-8"/>
-          <w:sz w:val="16"/>
-        </w:rPr>
-        <w:t>Sort</w:t>
-      </w:r>
-      <w:proofErr w:type="spellEnd"/>
-      <w:r>
-        <w:rPr>
-          <w:spacing w:val="-8"/>
-          <w:sz w:val="16"/>
-        </w:rPr>
-        <w:t>: ra_1_5_</w:t>
-      </w:r>
-      <w:proofErr w:type="gramStart"/>
-      <w:r>
-        <w:rPr>
-          <w:spacing w:val="-8"/>
-          <w:sz w:val="16"/>
-        </w:rPr>
-        <w:t>books.price</w:t>
-      </w:r>
-      <w:proofErr w:type="gramEnd"/>
-      <w:r>
-        <w:rPr>
-          <w:spacing w:val="-8"/>
-          <w:sz w:val="16"/>
-        </w:rPr>
-        <w:t xml:space="preserve">, </w:t>
-      </w:r>
-      <w:proofErr w:type="spellStart"/>
-      <w:r>
-        <w:rPr>
-          <w:spacing w:val="-8"/>
-          <w:sz w:val="16"/>
-        </w:rPr>
-        <w:t>limit</w:t>
-      </w:r>
-      <w:proofErr w:type="spellEnd"/>
-      <w:r>
-        <w:rPr>
-          <w:spacing w:val="-8"/>
-          <w:sz w:val="16"/>
-        </w:rPr>
-        <w:t xml:space="preserve"> input </w:t>
-      </w:r>
-      <w:proofErr w:type="spellStart"/>
-      <w:r>
-        <w:rPr>
-          <w:spacing w:val="-8"/>
-          <w:sz w:val="16"/>
-        </w:rPr>
-        <w:t>to</w:t>
-      </w:r>
-      <w:proofErr w:type="spellEnd"/>
-      <w:r>
-        <w:rPr>
-          <w:spacing w:val="-8"/>
-          <w:sz w:val="16"/>
-        </w:rPr>
-        <w:t xml:space="preserve"> 1 </w:t>
-      </w:r>
-      <w:proofErr w:type="spellStart"/>
-      <w:r>
-        <w:rPr>
-          <w:spacing w:val="-8"/>
-          <w:sz w:val="16"/>
-        </w:rPr>
-        <w:t>row</w:t>
-      </w:r>
-      <w:proofErr w:type="spellEnd"/>
-      <w:r>
-        <w:rPr>
-          <w:spacing w:val="-8"/>
-          <w:sz w:val="16"/>
-        </w:rPr>
-        <w:t xml:space="preserve">(s) per </w:t>
-      </w:r>
-      <w:proofErr w:type="spellStart"/>
-      <w:r>
-        <w:rPr>
-          <w:spacing w:val="-8"/>
-          <w:sz w:val="16"/>
-        </w:rPr>
-        <w:t>chunk</w:t>
-      </w:r>
-      <w:proofErr w:type="spellEnd"/>
-      <w:r>
-        <w:rPr>
-          <w:spacing w:val="-8"/>
-          <w:sz w:val="16"/>
-        </w:rPr>
-        <w:t xml:space="preserve">  (</w:t>
-      </w:r>
-      <w:proofErr w:type="spellStart"/>
-      <w:r>
-        <w:rPr>
-          <w:spacing w:val="-8"/>
-          <w:sz w:val="16"/>
-        </w:rPr>
-        <w:t>cost</w:t>
-      </w:r>
-      <w:proofErr w:type="spellEnd"/>
-      <w:r>
-        <w:rPr>
-          <w:spacing w:val="-8"/>
-          <w:sz w:val="16"/>
-        </w:rPr>
-        <w:t xml:space="preserve">=2.25 </w:t>
-      </w:r>
-      <w:proofErr w:type="spellStart"/>
-      <w:r>
-        <w:rPr>
-          <w:spacing w:val="-8"/>
-          <w:sz w:val="16"/>
-        </w:rPr>
-        <w:t>rows</w:t>
-      </w:r>
-      <w:proofErr w:type="spellEnd"/>
-      <w:r>
-        <w:rPr>
-          <w:spacing w:val="-8"/>
-          <w:sz w:val="16"/>
-        </w:rPr>
-        <w:t xml:space="preserve">=20) (actual </w:t>
-      </w:r>
-    </w:p>
-    <w:p>
-      <w:pPr>
-        <w:pStyle w:val="Prrafocdigo"/>
-        <w:ind w:firstLine="993"/>
-        <w:rPr>
-          <w:spacing w:val="-8"/>
-          <w:sz w:val="16"/>
-        </w:rPr>
-      </w:pPr>
-      <w:r>
-        <w:rPr>
-          <w:spacing w:val="-8"/>
-          <w:sz w:val="16"/>
-        </w:rPr>
-        <w:t>time=</w:t>
-      </w:r>
-      <w:proofErr w:type="gramStart"/>
-      <w:r>
-        <w:rPr>
-          <w:spacing w:val="-8"/>
-          <w:sz w:val="16"/>
-        </w:rPr>
-        <w:t>0.0279..</w:t>
-      </w:r>
-      <w:proofErr w:type="gramEnd"/>
-      <w:r>
-        <w:rPr>
-          <w:spacing w:val="-8"/>
-          <w:sz w:val="16"/>
-        </w:rPr>
-        <w:t xml:space="preserve">0.0279 </w:t>
-      </w:r>
-      <w:proofErr w:type="spellStart"/>
-      <w:r>
-        <w:rPr>
-          <w:spacing w:val="-8"/>
-          <w:sz w:val="16"/>
-        </w:rPr>
-        <w:t>rows</w:t>
-      </w:r>
-      <w:proofErr w:type="spellEnd"/>
-      <w:r>
-        <w:rPr>
-          <w:spacing w:val="-8"/>
-          <w:sz w:val="16"/>
-        </w:rPr>
-        <w:t xml:space="preserve">=1 </w:t>
-      </w:r>
-      <w:proofErr w:type="spellStart"/>
-      <w:r>
-        <w:rPr>
-          <w:spacing w:val="-8"/>
-          <w:sz w:val="16"/>
-        </w:rPr>
-        <w:t>loops</w:t>
-      </w:r>
-      <w:proofErr w:type="spellEnd"/>
-      <w:r>
-        <w:rPr>
-          <w:spacing w:val="-8"/>
-          <w:sz w:val="16"/>
-        </w:rPr>
-        <w:t>=1)</w:t>
-      </w:r>
-    </w:p>
-    <w:p>
-      <w:pPr>
-        <w:pStyle w:val="Prrafocdigo"/>
-        <w:ind w:firstLine="284"/>
-        <w:rPr>
-          <w:spacing w:val="-8"/>
-          <w:sz w:val="16"/>
-        </w:rPr>
-      </w:pPr>
-      <w:r>
-        <w:rPr>
-          <w:spacing w:val="-8"/>
-          <w:sz w:val="16"/>
-        </w:rPr>
-        <w:t xml:space="preserve">        -&gt; Table </w:t>
-      </w:r>
-      <w:proofErr w:type="spellStart"/>
-      <w:r>
-        <w:rPr>
-          <w:spacing w:val="-8"/>
-          <w:sz w:val="16"/>
-        </w:rPr>
-        <w:t>scan</w:t>
-      </w:r>
-      <w:proofErr w:type="spellEnd"/>
-      <w:r>
-        <w:rPr>
-          <w:spacing w:val="-8"/>
-          <w:sz w:val="16"/>
-        </w:rPr>
-        <w:t xml:space="preserve"> on ra_1_5_</w:t>
-      </w:r>
-      <w:proofErr w:type="gramStart"/>
-      <w:r>
-        <w:rPr>
-          <w:spacing w:val="-8"/>
-          <w:sz w:val="16"/>
-        </w:rPr>
-        <w:t>books  (</w:t>
-      </w:r>
-      <w:proofErr w:type="spellStart"/>
-      <w:proofErr w:type="gramEnd"/>
-      <w:r>
-        <w:rPr>
-          <w:spacing w:val="-8"/>
-          <w:sz w:val="16"/>
-        </w:rPr>
-        <w:t>cost</w:t>
-      </w:r>
-      <w:proofErr w:type="spellEnd"/>
-      <w:r>
-        <w:rPr>
-          <w:spacing w:val="-8"/>
-          <w:sz w:val="16"/>
-        </w:rPr>
-        <w:t xml:space="preserve">=2.25 </w:t>
-      </w:r>
-      <w:proofErr w:type="spellStart"/>
-      <w:r>
-        <w:rPr>
-          <w:spacing w:val="-8"/>
-          <w:sz w:val="16"/>
-        </w:rPr>
-        <w:t>rows</w:t>
-      </w:r>
-      <w:proofErr w:type="spellEnd"/>
-      <w:r>
-        <w:rPr>
-          <w:spacing w:val="-8"/>
-          <w:sz w:val="16"/>
-        </w:rPr>
-        <w:t xml:space="preserve">=20) (actual time=0.0116..0.0187 </w:t>
-      </w:r>
-      <w:proofErr w:type="spellStart"/>
-      <w:r>
-        <w:rPr>
-          <w:spacing w:val="-8"/>
-          <w:sz w:val="16"/>
-        </w:rPr>
-        <w:t>rows</w:t>
-      </w:r>
-      <w:proofErr w:type="spellEnd"/>
-      <w:r>
-        <w:rPr>
-          <w:spacing w:val="-8"/>
-          <w:sz w:val="16"/>
-        </w:rPr>
-        <w:t xml:space="preserve">=20 </w:t>
-      </w:r>
-      <w:proofErr w:type="spellStart"/>
-      <w:r>
-        <w:rPr>
-          <w:spacing w:val="-8"/>
-          <w:sz w:val="16"/>
-        </w:rPr>
-        <w:t>loops</w:t>
-      </w:r>
-      <w:proofErr w:type="spellEnd"/>
-      <w:r>
-        <w:rPr>
-          <w:spacing w:val="-8"/>
-          <w:sz w:val="16"/>
-        </w:rPr>
-        <w:t>=1)</w:t>
+        </w:rPr>
+        <w:t xml:space="preserve">        -&gt; Table scan on ra_1_5_books  (cost=2.25 rows=20) (actual time=0.0116..0.0187 rows=20 loops=1)</w:t>
       </w:r>
     </w:p>
     <w:p>
@@ -16827,15 +15430,7 @@
           </w:tcPr>
           <w:p>
             <w:r>
-              <w:t xml:space="preserve">Table </w:t>
-            </w:r>
-            <w:proofErr w:type="spellStart"/>
-            <w:r>
-              <w:t>scan</w:t>
-            </w:r>
-            <w:proofErr w:type="spellEnd"/>
-            <w:r>
-              <w:t xml:space="preserve"> on b                     </w:t>
+              <w:t xml:space="preserve">Table scan on b                     </w:t>
             </w:r>
           </w:p>
         </w:tc>
@@ -16872,37 +15467,8 @@
             <w:shd w:val="clear" w:color="auto" w:fill="D9D9D9" w:themeFill="background1" w:themeFillShade="D9"/>
           </w:tcPr>
           <w:p>
-            <w:proofErr w:type="spellStart"/>
             <w:r>
-              <w:t>Rows</w:t>
-            </w:r>
-            <w:proofErr w:type="spellEnd"/>
-            <w:r>
-              <w:t xml:space="preserve"> </w:t>
-            </w:r>
-            <w:proofErr w:type="spellStart"/>
-            <w:r>
-              <w:t>fetched</w:t>
-            </w:r>
-            <w:proofErr w:type="spellEnd"/>
-            <w:r>
-              <w:t xml:space="preserve"> </w:t>
-            </w:r>
-            <w:proofErr w:type="spellStart"/>
-            <w:r>
-              <w:t>before</w:t>
-            </w:r>
-            <w:proofErr w:type="spellEnd"/>
-            <w:r>
-              <w:t xml:space="preserve"> </w:t>
-            </w:r>
-            <w:proofErr w:type="spellStart"/>
-            <w:r>
-              <w:t>execution</w:t>
-            </w:r>
-            <w:proofErr w:type="spellEnd"/>
-            <w:r>
-              <w:t xml:space="preserve">       </w:t>
+              <w:t xml:space="preserve">Rows fetched before execution       </w:t>
             </w:r>
           </w:p>
         </w:tc>
@@ -16938,27 +15504,10 @@
             <w:shd w:val="clear" w:color="auto" w:fill="D9D9D9" w:themeFill="background1" w:themeFillShade="D9"/>
           </w:tcPr>
           <w:p>
-            <w:proofErr w:type="spellStart"/>
             <w:r>
-              <w:t>Union</w:t>
+              <w:lastRenderedPageBreak/>
+              <w:t>Union all materialize</w:t>
             </w:r>
-            <w:proofErr w:type="spellEnd"/>
-            <w:r>
-              <w:t xml:space="preserve"> </w:t>
-            </w:r>
-            <w:proofErr w:type="spellStart"/>
-            <w:r>
-              <w:t>all</w:t>
-            </w:r>
-            <w:proofErr w:type="spellEnd"/>
-            <w:r>
-              <w:t xml:space="preserve"> </w:t>
-            </w:r>
-            <w:proofErr w:type="spellStart"/>
-            <w:r>
-              <w:t>materialize</w:t>
-            </w:r>
-            <w:proofErr w:type="spellEnd"/>
           </w:p>
         </w:tc>
         <w:tc>
@@ -17023,23 +15572,7 @@
           </w:tcPr>
           <w:p>
             <w:r>
-              <w:t xml:space="preserve">Table </w:t>
-            </w:r>
-            <w:proofErr w:type="spellStart"/>
-            <w:r>
-              <w:t>scan</w:t>
-            </w:r>
-            <w:proofErr w:type="spellEnd"/>
-            <w:r>
-              <w:t xml:space="preserve"> on </w:t>
-            </w:r>
-            <w:proofErr w:type="spellStart"/>
-            <w:r>
-              <w:t>result</w:t>
-            </w:r>
-            <w:proofErr w:type="spellEnd"/>
-            <w:r>
-              <w:t xml:space="preserve">                </w:t>
+              <w:t xml:space="preserve">Table scan on result                </w:t>
             </w:r>
           </w:p>
         </w:tc>
@@ -17075,13 +15608,8 @@
             <w:shd w:val="clear" w:color="auto" w:fill="D9D9D9" w:themeFill="background1" w:themeFillShade="D9"/>
           </w:tcPr>
           <w:p>
-            <w:proofErr w:type="spellStart"/>
             <w:r>
-              <w:t>Sort</w:t>
-            </w:r>
-            <w:proofErr w:type="spellEnd"/>
-            <w:r>
-              <w:t xml:space="preserve"> </w:t>
+              <w:t xml:space="preserve">Sort </w:t>
             </w:r>
           </w:p>
         </w:tc>
@@ -17099,15 +15627,7 @@
               <w:cnfStyle w:val="000000000000" w:firstRow="0" w:lastRow="0" w:firstColumn="0" w:lastColumn="0" w:oddVBand="0" w:evenVBand="0" w:oddHBand="0" w:evenHBand="0" w:firstRowFirstColumn="0" w:firstRowLastColumn="0" w:lastRowFirstColumn="0" w:lastRowLastColumn="0"/>
             </w:pPr>
             <w:r>
-              <w:t xml:space="preserve">Ordena el resultado por </w:t>
-            </w:r>
-            <w:proofErr w:type="spellStart"/>
-            <w:r>
-              <w:t>sort_order</w:t>
-            </w:r>
-            <w:proofErr w:type="spellEnd"/>
-            <w:r>
-              <w:t xml:space="preserve"> y después por precio descendente</w:t>
+              <w:t>Ordena el resultado por sort_order y después por precio descendente</w:t>
             </w:r>
           </w:p>
         </w:tc>
@@ -17115,8 +15635,8 @@
     </w:tbl>
     <w:p/>
     <w:sectPr>
-      <w:headerReference w:type="default" r:id="rId23"/>
-      <w:footerReference w:type="default" r:id="rId24"/>
+      <w:headerReference w:type="default" r:id="rId24"/>
+      <w:footerReference w:type="default" r:id="rId25"/>
       <w:pgSz w:w="11906" w:h="16838" w:code="9"/>
       <w:pgMar w:top="1134" w:right="1276" w:bottom="1134" w:left="1560" w:header="851" w:footer="0" w:gutter="0"/>
       <w:cols w:space="720"/>
@@ -17977,6 +16497,155 @@
     </w:lvl>
   </w:abstractNum>
   <w:abstractNum w:abstractNumId="10" w15:restartNumberingAfterBreak="0">
+    <w:nsid w:val="04FF4FEF"/>
+    <w:multiLevelType w:val="multilevel"/>
+    <w:tmpl w:val="78DA9F78"/>
+    <w:lvl w:ilvl="0">
+      <w:start w:val="1"/>
+      <w:numFmt w:val="bullet"/>
+      <w:lvlText w:val=""/>
+      <w:lvlJc w:val="left"/>
+      <w:pPr>
+        <w:tabs>
+          <w:tab w:val="num" w:pos="720"/>
+        </w:tabs>
+        <w:ind w:left="720" w:hanging="360"/>
+      </w:pPr>
+      <w:rPr>
+        <w:rFonts w:ascii="Symbol" w:hAnsi="Symbol" w:hint="default"/>
+        <w:sz w:val="20"/>
+      </w:rPr>
+    </w:lvl>
+    <w:lvl w:ilvl="1" w:tentative="1">
+      <w:start w:val="1"/>
+      <w:numFmt w:val="bullet"/>
+      <w:lvlText w:val="o"/>
+      <w:lvlJc w:val="left"/>
+      <w:pPr>
+        <w:tabs>
+          <w:tab w:val="num" w:pos="1440"/>
+        </w:tabs>
+        <w:ind w:left="1440" w:hanging="360"/>
+      </w:pPr>
+      <w:rPr>
+        <w:rFonts w:ascii="Courier New" w:hAnsi="Courier New" w:hint="default"/>
+        <w:sz w:val="20"/>
+      </w:rPr>
+    </w:lvl>
+    <w:lvl w:ilvl="2" w:tentative="1">
+      <w:start w:val="1"/>
+      <w:numFmt w:val="bullet"/>
+      <w:lvlText w:val=""/>
+      <w:lvlJc w:val="left"/>
+      <w:pPr>
+        <w:tabs>
+          <w:tab w:val="num" w:pos="2160"/>
+        </w:tabs>
+        <w:ind w:left="2160" w:hanging="360"/>
+      </w:pPr>
+      <w:rPr>
+        <w:rFonts w:ascii="Wingdings" w:hAnsi="Wingdings" w:hint="default"/>
+        <w:sz w:val="20"/>
+      </w:rPr>
+    </w:lvl>
+    <w:lvl w:ilvl="3" w:tentative="1">
+      <w:start w:val="1"/>
+      <w:numFmt w:val="bullet"/>
+      <w:lvlText w:val=""/>
+      <w:lvlJc w:val="left"/>
+      <w:pPr>
+        <w:tabs>
+          <w:tab w:val="num" w:pos="2880"/>
+        </w:tabs>
+        <w:ind w:left="2880" w:hanging="360"/>
+      </w:pPr>
+      <w:rPr>
+        <w:rFonts w:ascii="Wingdings" w:hAnsi="Wingdings" w:hint="default"/>
+        <w:sz w:val="20"/>
+      </w:rPr>
+    </w:lvl>
+    <w:lvl w:ilvl="4" w:tentative="1">
+      <w:start w:val="1"/>
+      <w:numFmt w:val="bullet"/>
+      <w:lvlText w:val=""/>
+      <w:lvlJc w:val="left"/>
+      <w:pPr>
+        <w:tabs>
+          <w:tab w:val="num" w:pos="3600"/>
+        </w:tabs>
+        <w:ind w:left="3600" w:hanging="360"/>
+      </w:pPr>
+      <w:rPr>
+        <w:rFonts w:ascii="Wingdings" w:hAnsi="Wingdings" w:hint="default"/>
+        <w:sz w:val="20"/>
+      </w:rPr>
+    </w:lvl>
+    <w:lvl w:ilvl="5" w:tentative="1">
+      <w:start w:val="1"/>
+      <w:numFmt w:val="bullet"/>
+      <w:lvlText w:val=""/>
+      <w:lvlJc w:val="left"/>
+      <w:pPr>
+        <w:tabs>
+          <w:tab w:val="num" w:pos="4320"/>
+        </w:tabs>
+        <w:ind w:left="4320" w:hanging="360"/>
+      </w:pPr>
+      <w:rPr>
+        <w:rFonts w:ascii="Wingdings" w:hAnsi="Wingdings" w:hint="default"/>
+        <w:sz w:val="20"/>
+      </w:rPr>
+    </w:lvl>
+    <w:lvl w:ilvl="6" w:tentative="1">
+      <w:start w:val="1"/>
+      <w:numFmt w:val="bullet"/>
+      <w:lvlText w:val=""/>
+      <w:lvlJc w:val="left"/>
+      <w:pPr>
+        <w:tabs>
+          <w:tab w:val="num" w:pos="5040"/>
+        </w:tabs>
+        <w:ind w:left="5040" w:hanging="360"/>
+      </w:pPr>
+      <w:rPr>
+        <w:rFonts w:ascii="Wingdings" w:hAnsi="Wingdings" w:hint="default"/>
+        <w:sz w:val="20"/>
+      </w:rPr>
+    </w:lvl>
+    <w:lvl w:ilvl="7" w:tentative="1">
+      <w:start w:val="1"/>
+      <w:numFmt w:val="bullet"/>
+      <w:lvlText w:val=""/>
+      <w:lvlJc w:val="left"/>
+      <w:pPr>
+        <w:tabs>
+          <w:tab w:val="num" w:pos="5760"/>
+        </w:tabs>
+        <w:ind w:left="5760" w:hanging="360"/>
+      </w:pPr>
+      <w:rPr>
+        <w:rFonts w:ascii="Wingdings" w:hAnsi="Wingdings" w:hint="default"/>
+        <w:sz w:val="20"/>
+      </w:rPr>
+    </w:lvl>
+    <w:lvl w:ilvl="8" w:tentative="1">
+      <w:start w:val="1"/>
+      <w:numFmt w:val="bullet"/>
+      <w:lvlText w:val=""/>
+      <w:lvlJc w:val="left"/>
+      <w:pPr>
+        <w:tabs>
+          <w:tab w:val="num" w:pos="6480"/>
+        </w:tabs>
+        <w:ind w:left="6480" w:hanging="360"/>
+      </w:pPr>
+      <w:rPr>
+        <w:rFonts w:ascii="Wingdings" w:hAnsi="Wingdings" w:hint="default"/>
+        <w:sz w:val="20"/>
+      </w:rPr>
+    </w:lvl>
+  </w:abstractNum>
+  <w:abstractNum w:abstractNumId="11" w15:restartNumberingAfterBreak="0">
     <w:nsid w:val="091176C2"/>
     <w:multiLevelType w:val="multilevel"/>
     <w:tmpl w:val="A106F750"/>
@@ -18125,7 +16794,7 @@
       </w:rPr>
     </w:lvl>
   </w:abstractNum>
-  <w:abstractNum w:abstractNumId="11" w15:restartNumberingAfterBreak="0">
+  <w:abstractNum w:abstractNumId="12" w15:restartNumberingAfterBreak="0">
     <w:nsid w:val="0B95793E"/>
     <w:multiLevelType w:val="multilevel"/>
     <w:tmpl w:val="05A4C398"/>
@@ -18274,7 +16943,7 @@
       </w:rPr>
     </w:lvl>
   </w:abstractNum>
-  <w:abstractNum w:abstractNumId="12" w15:restartNumberingAfterBreak="0">
+  <w:abstractNum w:abstractNumId="13" w15:restartNumberingAfterBreak="0">
     <w:nsid w:val="100D6B0D"/>
     <w:multiLevelType w:val="multilevel"/>
     <w:tmpl w:val="56BE1484"/>
@@ -18423,7 +17092,7 @@
       </w:rPr>
     </w:lvl>
   </w:abstractNum>
-  <w:abstractNum w:abstractNumId="13" w15:restartNumberingAfterBreak="0">
+  <w:abstractNum w:abstractNumId="14" w15:restartNumberingAfterBreak="0">
     <w:nsid w:val="1B4A253D"/>
     <w:multiLevelType w:val="multilevel"/>
     <w:tmpl w:val="7C2C23F8"/>
@@ -18572,7 +17241,7 @@
       </w:rPr>
     </w:lvl>
   </w:abstractNum>
-  <w:abstractNum w:abstractNumId="14" w15:restartNumberingAfterBreak="0">
+  <w:abstractNum w:abstractNumId="15" w15:restartNumberingAfterBreak="0">
     <w:nsid w:val="1CD3125E"/>
     <w:multiLevelType w:val="hybridMultilevel"/>
     <w:tmpl w:val="B6F68202"/>
@@ -18685,7 +17354,124 @@
       </w:rPr>
     </w:lvl>
   </w:abstractNum>
-  <w:abstractNum w:abstractNumId="15" w15:restartNumberingAfterBreak="0">
+  <w:abstractNum w:abstractNumId="16" w15:restartNumberingAfterBreak="0">
+    <w:nsid w:val="1D52136C"/>
+    <w:multiLevelType w:val="multilevel"/>
+    <w:tmpl w:val="785243D2"/>
+    <w:lvl w:ilvl="0">
+      <w:start w:val="1"/>
+      <w:numFmt w:val="decimal"/>
+      <w:lvlText w:val="%1."/>
+      <w:lvlJc w:val="left"/>
+      <w:pPr>
+        <w:tabs>
+          <w:tab w:val="num" w:pos="720"/>
+        </w:tabs>
+        <w:ind w:left="720" w:hanging="360"/>
+      </w:pPr>
+    </w:lvl>
+    <w:lvl w:ilvl="1">
+      <w:start w:val="1"/>
+      <w:numFmt w:val="bullet"/>
+      <w:lvlText w:val="o"/>
+      <w:lvlJc w:val="left"/>
+      <w:pPr>
+        <w:tabs>
+          <w:tab w:val="num" w:pos="1440"/>
+        </w:tabs>
+        <w:ind w:left="1440" w:hanging="360"/>
+      </w:pPr>
+      <w:rPr>
+        <w:rFonts w:ascii="Courier New" w:hAnsi="Courier New" w:hint="default"/>
+        <w:sz w:val="20"/>
+      </w:rPr>
+    </w:lvl>
+    <w:lvl w:ilvl="2" w:tentative="1">
+      <w:start w:val="1"/>
+      <w:numFmt w:val="decimal"/>
+      <w:lvlText w:val="%3."/>
+      <w:lvlJc w:val="left"/>
+      <w:pPr>
+        <w:tabs>
+          <w:tab w:val="num" w:pos="2160"/>
+        </w:tabs>
+        <w:ind w:left="2160" w:hanging="360"/>
+      </w:pPr>
+    </w:lvl>
+    <w:lvl w:ilvl="3" w:tentative="1">
+      <w:start w:val="1"/>
+      <w:numFmt w:val="decimal"/>
+      <w:lvlText w:val="%4."/>
+      <w:lvlJc w:val="left"/>
+      <w:pPr>
+        <w:tabs>
+          <w:tab w:val="num" w:pos="2880"/>
+        </w:tabs>
+        <w:ind w:left="2880" w:hanging="360"/>
+      </w:pPr>
+    </w:lvl>
+    <w:lvl w:ilvl="4" w:tentative="1">
+      <w:start w:val="1"/>
+      <w:numFmt w:val="decimal"/>
+      <w:lvlText w:val="%5."/>
+      <w:lvlJc w:val="left"/>
+      <w:pPr>
+        <w:tabs>
+          <w:tab w:val="num" w:pos="3600"/>
+        </w:tabs>
+        <w:ind w:left="3600" w:hanging="360"/>
+      </w:pPr>
+    </w:lvl>
+    <w:lvl w:ilvl="5" w:tentative="1">
+      <w:start w:val="1"/>
+      <w:numFmt w:val="decimal"/>
+      <w:lvlText w:val="%6."/>
+      <w:lvlJc w:val="left"/>
+      <w:pPr>
+        <w:tabs>
+          <w:tab w:val="num" w:pos="4320"/>
+        </w:tabs>
+        <w:ind w:left="4320" w:hanging="360"/>
+      </w:pPr>
+    </w:lvl>
+    <w:lvl w:ilvl="6" w:tentative="1">
+      <w:start w:val="1"/>
+      <w:numFmt w:val="decimal"/>
+      <w:lvlText w:val="%7."/>
+      <w:lvlJc w:val="left"/>
+      <w:pPr>
+        <w:tabs>
+          <w:tab w:val="num" w:pos="5040"/>
+        </w:tabs>
+        <w:ind w:left="5040" w:hanging="360"/>
+      </w:pPr>
+    </w:lvl>
+    <w:lvl w:ilvl="7" w:tentative="1">
+      <w:start w:val="1"/>
+      <w:numFmt w:val="decimal"/>
+      <w:lvlText w:val="%8."/>
+      <w:lvlJc w:val="left"/>
+      <w:pPr>
+        <w:tabs>
+          <w:tab w:val="num" w:pos="5760"/>
+        </w:tabs>
+        <w:ind w:left="5760" w:hanging="360"/>
+      </w:pPr>
+    </w:lvl>
+    <w:lvl w:ilvl="8" w:tentative="1">
+      <w:start w:val="1"/>
+      <w:numFmt w:val="decimal"/>
+      <w:lvlText w:val="%9."/>
+      <w:lvlJc w:val="left"/>
+      <w:pPr>
+        <w:tabs>
+          <w:tab w:val="num" w:pos="6480"/>
+        </w:tabs>
+        <w:ind w:left="6480" w:hanging="360"/>
+      </w:pPr>
+    </w:lvl>
+  </w:abstractNum>
+  <w:abstractNum w:abstractNumId="17" w15:restartNumberingAfterBreak="0">
     <w:nsid w:val="243B3501"/>
     <w:multiLevelType w:val="multilevel"/>
     <w:tmpl w:val="44A0218E"/>
@@ -18834,7 +17620,7 @@
       </w:rPr>
     </w:lvl>
   </w:abstractNum>
-  <w:abstractNum w:abstractNumId="16" w15:restartNumberingAfterBreak="0">
+  <w:abstractNum w:abstractNumId="18" w15:restartNumberingAfterBreak="0">
     <w:nsid w:val="30F726D3"/>
     <w:multiLevelType w:val="multilevel"/>
     <w:tmpl w:val="3A2C0856"/>
@@ -18983,7 +17769,7 @@
       </w:rPr>
     </w:lvl>
   </w:abstractNum>
-  <w:abstractNum w:abstractNumId="17" w15:restartNumberingAfterBreak="0">
+  <w:abstractNum w:abstractNumId="19" w15:restartNumberingAfterBreak="0">
     <w:nsid w:val="3CA659D1"/>
     <w:multiLevelType w:val="multilevel"/>
     <w:tmpl w:val="C8224EB0"/>
@@ -19132,7 +17918,7 @@
       </w:rPr>
     </w:lvl>
   </w:abstractNum>
-  <w:abstractNum w:abstractNumId="18" w15:restartNumberingAfterBreak="0">
+  <w:abstractNum w:abstractNumId="20" w15:restartNumberingAfterBreak="0">
     <w:nsid w:val="462A0D17"/>
     <w:multiLevelType w:val="multilevel"/>
     <w:tmpl w:val="A7B07F96"/>
@@ -19281,7 +18067,7 @@
       </w:rPr>
     </w:lvl>
   </w:abstractNum>
-  <w:abstractNum w:abstractNumId="19" w15:restartNumberingAfterBreak="0">
+  <w:abstractNum w:abstractNumId="21" w15:restartNumberingAfterBreak="0">
     <w:nsid w:val="49A0510D"/>
     <w:multiLevelType w:val="multilevel"/>
     <w:tmpl w:val="49E410C2"/>
@@ -19430,7 +18216,7 @@
       </w:rPr>
     </w:lvl>
   </w:abstractNum>
-  <w:abstractNum w:abstractNumId="20" w15:restartNumberingAfterBreak="0">
+  <w:abstractNum w:abstractNumId="22" w15:restartNumberingAfterBreak="0">
     <w:nsid w:val="49B6204F"/>
     <w:multiLevelType w:val="multilevel"/>
     <w:tmpl w:val="9FF4FC18"/>
@@ -19547,7 +18333,7 @@
       </w:pPr>
     </w:lvl>
   </w:abstractNum>
-  <w:abstractNum w:abstractNumId="21" w15:restartNumberingAfterBreak="0">
+  <w:abstractNum w:abstractNumId="23" w15:restartNumberingAfterBreak="0">
     <w:nsid w:val="4B4C5B4D"/>
     <w:multiLevelType w:val="multilevel"/>
     <w:tmpl w:val="ED7E920C"/>
@@ -19696,7 +18482,7 @@
       </w:rPr>
     </w:lvl>
   </w:abstractNum>
-  <w:abstractNum w:abstractNumId="22" w15:restartNumberingAfterBreak="0">
+  <w:abstractNum w:abstractNumId="24" w15:restartNumberingAfterBreak="0">
     <w:nsid w:val="52C05619"/>
     <w:multiLevelType w:val="multilevel"/>
     <w:tmpl w:val="79367306"/>
@@ -19845,7 +18631,156 @@
       </w:rPr>
     </w:lvl>
   </w:abstractNum>
-  <w:abstractNum w:abstractNumId="23" w15:restartNumberingAfterBreak="0">
+  <w:abstractNum w:abstractNumId="25" w15:restartNumberingAfterBreak="0">
+    <w:nsid w:val="57B57C44"/>
+    <w:multiLevelType w:val="multilevel"/>
+    <w:tmpl w:val="FE78EF7E"/>
+    <w:lvl w:ilvl="0">
+      <w:start w:val="1"/>
+      <w:numFmt w:val="bullet"/>
+      <w:lvlText w:val=""/>
+      <w:lvlJc w:val="left"/>
+      <w:pPr>
+        <w:tabs>
+          <w:tab w:val="num" w:pos="720"/>
+        </w:tabs>
+        <w:ind w:left="720" w:hanging="360"/>
+      </w:pPr>
+      <w:rPr>
+        <w:rFonts w:ascii="Symbol" w:hAnsi="Symbol" w:hint="default"/>
+        <w:sz w:val="20"/>
+      </w:rPr>
+    </w:lvl>
+    <w:lvl w:ilvl="1" w:tentative="1">
+      <w:start w:val="1"/>
+      <w:numFmt w:val="bullet"/>
+      <w:lvlText w:val="o"/>
+      <w:lvlJc w:val="left"/>
+      <w:pPr>
+        <w:tabs>
+          <w:tab w:val="num" w:pos="1440"/>
+        </w:tabs>
+        <w:ind w:left="1440" w:hanging="360"/>
+      </w:pPr>
+      <w:rPr>
+        <w:rFonts w:ascii="Courier New" w:hAnsi="Courier New" w:hint="default"/>
+        <w:sz w:val="20"/>
+      </w:rPr>
+    </w:lvl>
+    <w:lvl w:ilvl="2" w:tentative="1">
+      <w:start w:val="1"/>
+      <w:numFmt w:val="bullet"/>
+      <w:lvlText w:val=""/>
+      <w:lvlJc w:val="left"/>
+      <w:pPr>
+        <w:tabs>
+          <w:tab w:val="num" w:pos="2160"/>
+        </w:tabs>
+        <w:ind w:left="2160" w:hanging="360"/>
+      </w:pPr>
+      <w:rPr>
+        <w:rFonts w:ascii="Wingdings" w:hAnsi="Wingdings" w:hint="default"/>
+        <w:sz w:val="20"/>
+      </w:rPr>
+    </w:lvl>
+    <w:lvl w:ilvl="3" w:tentative="1">
+      <w:start w:val="1"/>
+      <w:numFmt w:val="bullet"/>
+      <w:lvlText w:val=""/>
+      <w:lvlJc w:val="left"/>
+      <w:pPr>
+        <w:tabs>
+          <w:tab w:val="num" w:pos="2880"/>
+        </w:tabs>
+        <w:ind w:left="2880" w:hanging="360"/>
+      </w:pPr>
+      <w:rPr>
+        <w:rFonts w:ascii="Wingdings" w:hAnsi="Wingdings" w:hint="default"/>
+        <w:sz w:val="20"/>
+      </w:rPr>
+    </w:lvl>
+    <w:lvl w:ilvl="4" w:tentative="1">
+      <w:start w:val="1"/>
+      <w:numFmt w:val="bullet"/>
+      <w:lvlText w:val=""/>
+      <w:lvlJc w:val="left"/>
+      <w:pPr>
+        <w:tabs>
+          <w:tab w:val="num" w:pos="3600"/>
+        </w:tabs>
+        <w:ind w:left="3600" w:hanging="360"/>
+      </w:pPr>
+      <w:rPr>
+        <w:rFonts w:ascii="Wingdings" w:hAnsi="Wingdings" w:hint="default"/>
+        <w:sz w:val="20"/>
+      </w:rPr>
+    </w:lvl>
+    <w:lvl w:ilvl="5" w:tentative="1">
+      <w:start w:val="1"/>
+      <w:numFmt w:val="bullet"/>
+      <w:lvlText w:val=""/>
+      <w:lvlJc w:val="left"/>
+      <w:pPr>
+        <w:tabs>
+          <w:tab w:val="num" w:pos="4320"/>
+        </w:tabs>
+        <w:ind w:left="4320" w:hanging="360"/>
+      </w:pPr>
+      <w:rPr>
+        <w:rFonts w:ascii="Wingdings" w:hAnsi="Wingdings" w:hint="default"/>
+        <w:sz w:val="20"/>
+      </w:rPr>
+    </w:lvl>
+    <w:lvl w:ilvl="6" w:tentative="1">
+      <w:start w:val="1"/>
+      <w:numFmt w:val="bullet"/>
+      <w:lvlText w:val=""/>
+      <w:lvlJc w:val="left"/>
+      <w:pPr>
+        <w:tabs>
+          <w:tab w:val="num" w:pos="5040"/>
+        </w:tabs>
+        <w:ind w:left="5040" w:hanging="360"/>
+      </w:pPr>
+      <w:rPr>
+        <w:rFonts w:ascii="Wingdings" w:hAnsi="Wingdings" w:hint="default"/>
+        <w:sz w:val="20"/>
+      </w:rPr>
+    </w:lvl>
+    <w:lvl w:ilvl="7" w:tentative="1">
+      <w:start w:val="1"/>
+      <w:numFmt w:val="bullet"/>
+      <w:lvlText w:val=""/>
+      <w:lvlJc w:val="left"/>
+      <w:pPr>
+        <w:tabs>
+          <w:tab w:val="num" w:pos="5760"/>
+        </w:tabs>
+        <w:ind w:left="5760" w:hanging="360"/>
+      </w:pPr>
+      <w:rPr>
+        <w:rFonts w:ascii="Wingdings" w:hAnsi="Wingdings" w:hint="default"/>
+        <w:sz w:val="20"/>
+      </w:rPr>
+    </w:lvl>
+    <w:lvl w:ilvl="8" w:tentative="1">
+      <w:start w:val="1"/>
+      <w:numFmt w:val="bullet"/>
+      <w:lvlText w:val=""/>
+      <w:lvlJc w:val="left"/>
+      <w:pPr>
+        <w:tabs>
+          <w:tab w:val="num" w:pos="6480"/>
+        </w:tabs>
+        <w:ind w:left="6480" w:hanging="360"/>
+      </w:pPr>
+      <w:rPr>
+        <w:rFonts w:ascii="Wingdings" w:hAnsi="Wingdings" w:hint="default"/>
+        <w:sz w:val="20"/>
+      </w:rPr>
+    </w:lvl>
+  </w:abstractNum>
+  <w:abstractNum w:abstractNumId="26" w15:restartNumberingAfterBreak="0">
     <w:nsid w:val="584C29FF"/>
     <w:multiLevelType w:val="multilevel"/>
     <w:tmpl w:val="97E6D56C"/>
@@ -19994,7 +18929,7 @@
       </w:rPr>
     </w:lvl>
   </w:abstractNum>
-  <w:abstractNum w:abstractNumId="24" w15:restartNumberingAfterBreak="0">
+  <w:abstractNum w:abstractNumId="27" w15:restartNumberingAfterBreak="0">
     <w:nsid w:val="62D67779"/>
     <w:multiLevelType w:val="multilevel"/>
     <w:tmpl w:val="5162B1B8"/>
@@ -20143,7 +19078,7 @@
       </w:rPr>
     </w:lvl>
   </w:abstractNum>
-  <w:abstractNum w:abstractNumId="25" w15:restartNumberingAfterBreak="0">
+  <w:abstractNum w:abstractNumId="28" w15:restartNumberingAfterBreak="0">
     <w:nsid w:val="659C7073"/>
     <w:multiLevelType w:val="multilevel"/>
     <w:tmpl w:val="5DAE72A8"/>
@@ -20292,7 +19227,7 @@
       </w:rPr>
     </w:lvl>
   </w:abstractNum>
-  <w:abstractNum w:abstractNumId="26" w15:restartNumberingAfterBreak="0">
+  <w:abstractNum w:abstractNumId="29" w15:restartNumberingAfterBreak="0">
     <w:nsid w:val="6EB27544"/>
     <w:multiLevelType w:val="multilevel"/>
     <w:tmpl w:val="07E8A230"/>
@@ -20441,7 +19376,7 @@
       </w:rPr>
     </w:lvl>
   </w:abstractNum>
-  <w:abstractNum w:abstractNumId="27" w15:restartNumberingAfterBreak="0">
+  <w:abstractNum w:abstractNumId="30" w15:restartNumberingAfterBreak="0">
     <w:nsid w:val="71546E52"/>
     <w:multiLevelType w:val="multilevel"/>
     <w:tmpl w:val="1D98AB5A"/>
@@ -20590,7 +19525,7 @@
       </w:rPr>
     </w:lvl>
   </w:abstractNum>
-  <w:abstractNum w:abstractNumId="28" w15:restartNumberingAfterBreak="0">
+  <w:abstractNum w:abstractNumId="31" w15:restartNumberingAfterBreak="0">
     <w:nsid w:val="71883991"/>
     <w:multiLevelType w:val="multilevel"/>
     <w:tmpl w:val="64F6B196"/>
@@ -20739,7 +19674,7 @@
       </w:rPr>
     </w:lvl>
   </w:abstractNum>
-  <w:abstractNum w:abstractNumId="29" w15:restartNumberingAfterBreak="0">
+  <w:abstractNum w:abstractNumId="32" w15:restartNumberingAfterBreak="0">
     <w:nsid w:val="734026CF"/>
     <w:multiLevelType w:val="hybridMultilevel"/>
     <w:tmpl w:val="4B9C0A12"/>
@@ -20854,7 +19789,7 @@
       </w:rPr>
     </w:lvl>
   </w:abstractNum>
-  <w:abstractNum w:abstractNumId="30" w15:restartNumberingAfterBreak="0">
+  <w:abstractNum w:abstractNumId="33" w15:restartNumberingAfterBreak="0">
     <w:nsid w:val="74966C00"/>
     <w:multiLevelType w:val="multilevel"/>
     <w:tmpl w:val="0B621172"/>
@@ -21003,7 +19938,7 @@
       </w:rPr>
     </w:lvl>
   </w:abstractNum>
-  <w:abstractNum w:abstractNumId="31" w15:restartNumberingAfterBreak="0">
+  <w:abstractNum w:abstractNumId="34" w15:restartNumberingAfterBreak="0">
     <w:nsid w:val="7D9345D0"/>
     <w:multiLevelType w:val="multilevel"/>
     <w:tmpl w:val="E0EC7082"/>
@@ -21183,70 +20118,79 @@
     <w:abstractNumId w:val="0"/>
   </w:num>
   <w:num w:numId="11" w16cid:durableId="1411580044">
+    <w:abstractNumId w:val="15"/>
+  </w:num>
+  <w:num w:numId="12" w16cid:durableId="1856111597">
+    <w:abstractNumId w:val="22"/>
+  </w:num>
+  <w:num w:numId="13" w16cid:durableId="1917787269">
+    <w:abstractNumId w:val="23"/>
+  </w:num>
+  <w:num w:numId="14" w16cid:durableId="459570761">
+    <w:abstractNumId w:val="30"/>
+  </w:num>
+  <w:num w:numId="15" w16cid:durableId="523373398">
+    <w:abstractNumId w:val="11"/>
+  </w:num>
+  <w:num w:numId="16" w16cid:durableId="365721808">
+    <w:abstractNumId w:val="12"/>
+  </w:num>
+  <w:num w:numId="17" w16cid:durableId="1595746225">
+    <w:abstractNumId w:val="17"/>
+  </w:num>
+  <w:num w:numId="18" w16cid:durableId="1315061317">
+    <w:abstractNumId w:val="33"/>
+  </w:num>
+  <w:num w:numId="19" w16cid:durableId="651952846">
+    <w:abstractNumId w:val="13"/>
+  </w:num>
+  <w:num w:numId="20" w16cid:durableId="182482350">
+    <w:abstractNumId w:val="24"/>
+  </w:num>
+  <w:num w:numId="21" w16cid:durableId="2010671291">
+    <w:abstractNumId w:val="28"/>
+  </w:num>
+  <w:num w:numId="22" w16cid:durableId="654992139">
     <w:abstractNumId w:val="14"/>
   </w:num>
-  <w:num w:numId="12" w16cid:durableId="1856111597">
+  <w:num w:numId="23" w16cid:durableId="1466971332">
+    <w:abstractNumId w:val="29"/>
+  </w:num>
+  <w:num w:numId="24" w16cid:durableId="939414097">
+    <w:abstractNumId w:val="31"/>
+  </w:num>
+  <w:num w:numId="25" w16cid:durableId="551238007">
+    <w:abstractNumId w:val="19"/>
+  </w:num>
+  <w:num w:numId="26" w16cid:durableId="670376937">
+    <w:abstractNumId w:val="26"/>
+  </w:num>
+  <w:num w:numId="27" w16cid:durableId="562645758">
+    <w:abstractNumId w:val="21"/>
+  </w:num>
+  <w:num w:numId="28" w16cid:durableId="130679116">
     <w:abstractNumId w:val="20"/>
   </w:num>
-  <w:num w:numId="13" w16cid:durableId="1917787269">
-    <w:abstractNumId w:val="21"/>
-  </w:num>
-  <w:num w:numId="14" w16cid:durableId="459570761">
+  <w:num w:numId="29" w16cid:durableId="1163088678">
     <w:abstractNumId w:val="27"/>
   </w:num>
-  <w:num w:numId="15" w16cid:durableId="523373398">
+  <w:num w:numId="30" w16cid:durableId="81488157">
+    <w:abstractNumId w:val="18"/>
+  </w:num>
+  <w:num w:numId="31" w16cid:durableId="2068217680">
+    <w:abstractNumId w:val="32"/>
+  </w:num>
+  <w:num w:numId="32" w16cid:durableId="1300384025">
+    <w:abstractNumId w:val="34"/>
+  </w:num>
+  <w:num w:numId="33" w16cid:durableId="648823339">
+    <w:abstractNumId w:val="25"/>
+  </w:num>
+  <w:num w:numId="34" w16cid:durableId="371461490">
     <w:abstractNumId w:val="10"/>
   </w:num>
-  <w:num w:numId="16" w16cid:durableId="365721808">
-    <w:abstractNumId w:val="11"/>
-  </w:num>
-  <w:num w:numId="17" w16cid:durableId="1595746225">
-    <w:abstractNumId w:val="15"/>
-  </w:num>
-  <w:num w:numId="18" w16cid:durableId="1315061317">
-    <w:abstractNumId w:val="30"/>
-  </w:num>
-  <w:num w:numId="19" w16cid:durableId="651952846">
-    <w:abstractNumId w:val="12"/>
-  </w:num>
-  <w:num w:numId="20" w16cid:durableId="182482350">
-    <w:abstractNumId w:val="22"/>
-  </w:num>
-  <w:num w:numId="21" w16cid:durableId="2010671291">
-    <w:abstractNumId w:val="25"/>
-  </w:num>
-  <w:num w:numId="22" w16cid:durableId="654992139">
-    <w:abstractNumId w:val="13"/>
-  </w:num>
-  <w:num w:numId="23" w16cid:durableId="1466971332">
-    <w:abstractNumId w:val="26"/>
-  </w:num>
-  <w:num w:numId="24" w16cid:durableId="939414097">
-    <w:abstractNumId w:val="28"/>
-  </w:num>
-  <w:num w:numId="25" w16cid:durableId="551238007">
-    <w:abstractNumId w:val="17"/>
-  </w:num>
-  <w:num w:numId="26" w16cid:durableId="670376937">
-    <w:abstractNumId w:val="23"/>
-  </w:num>
-  <w:num w:numId="27" w16cid:durableId="562645758">
-    <w:abstractNumId w:val="19"/>
-  </w:num>
-  <w:num w:numId="28" w16cid:durableId="130679116">
-    <w:abstractNumId w:val="18"/>
-  </w:num>
-  <w:num w:numId="29" w16cid:durableId="1163088678">
-    <w:abstractNumId w:val="24"/>
-  </w:num>
-  <w:num w:numId="30" w16cid:durableId="81488157">
+  <w:num w:numId="35" w16cid:durableId="256718262">
     <w:abstractNumId w:val="16"/>
-  </w:num>
-  <w:num w:numId="31" w16cid:durableId="2068217680">
-    <w:abstractNumId w:val="29"/>
-  </w:num>
-  <w:num w:numId="32" w16cid:durableId="1300384025">
-    <w:abstractNumId w:val="31"/>
   </w:num>
   <w:numIdMacAtCleanup w:val="29"/>
 </w:numbering>
@@ -47013,6 +45957,21 @@
       <w:lang w:eastAsia="es-ES"/>
     </w:rPr>
   </w:style>
+  <w:style w:type="character" w:customStyle="1" w:styleId="CdigoenPrrafo">
+    <w:name w:val="Código en Párrafo"/>
+    <w:basedOn w:val="HTML"/>
+    <w:uiPriority w:val="1"/>
+    <w:qFormat/>
+    <w:rsid w:val="00790195"/>
+    <w:rPr>
+      <w:rFonts w:ascii="Consolas" w:hAnsi="Consolas"/>
+      <w:color w:val="BBBEBF"/>
+      <w:sz w:val="22"/>
+      <w:szCs w:val="20"/>
+      <w:bdr w:val="none" w:sz="0" w:space="0" w:color="auto"/>
+      <w:shd w:val="clear" w:color="auto" w:fill="121314"/>
+    </w:rPr>
+  </w:style>
 </w:styles>
 </file>
 

--- a/handover/doing/RA1/DCC-IABD_M04_ACT_OBL_02-DOING.docx
+++ b/handover/doing/RA1/DCC-IABD_M04_ACT_OBL_02-DOING.docx
@@ -276,7 +276,7 @@
           <w:noProof/>
         </w:rPr>
         <w:drawing>
-          <wp:anchor distT="0" distB="0" distL="114300" distR="114300" simplePos="0" relativeHeight="251653120" behindDoc="1" locked="0" layoutInCell="1" allowOverlap="1" wp14:anchorId="66831038" wp14:editId="2237C7D8">
+          <wp:anchor distT="0" distB="0" distL="114300" distR="114300" simplePos="0" relativeHeight="251653120" behindDoc="1" locked="0" layoutInCell="1" allowOverlap="1" wp14:anchorId="66831038" wp14:editId="07E8F3B4">
             <wp:simplePos x="0" y="0"/>
             <wp:positionH relativeFrom="column">
               <wp:posOffset>-1076325</wp:posOffset>
@@ -1725,7 +1725,23 @@
           <w:color w:val="auto"/>
           <w:u w:val="none"/>
         </w:rPr>
-        <w:t xml:space="preserve"> de valores atípicos (Outliers)</w:t>
+        <w:t xml:space="preserve"> de </w:t>
+      </w:r>
+      <w:r>
+        <w:rPr>
+          <w:rStyle w:val="Hipervnculo2"/>
+          <w:color w:val="auto"/>
+          <w:u w:val="none"/>
+        </w:rPr>
+        <w:t>v</w:t>
+      </w:r>
+      <w:r>
+        <w:rPr>
+          <w:rStyle w:val="Hipervnculo2"/>
+          <w:color w:val="auto"/>
+          <w:u w:val="none"/>
+        </w:rPr>
+        <w:t>alores atípicos (Outliers)</w:t>
       </w:r>
       <w:r>
         <w:rPr>
@@ -1761,27 +1777,7 @@
             <w:color w:val="auto"/>
             <w:u w:val="none"/>
           </w:rPr>
-          <w:t>Resultado</w:t>
-        </w:r>
-        <w:r>
-          <w:rPr>
-            <w:rStyle w:val="Hipervnculo2"/>
-            <w:i/>
-            <w:iCs w:val="0"/>
-            <w:color w:val="auto"/>
-            <w:u w:val="none"/>
-          </w:rPr>
-          <w:t>s</w:t>
-        </w:r>
-        <w:r>
-          <w:rPr>
-            <w:rStyle w:val="Hipervnculo2"/>
-            <w:i/>
-            <w:iCs w:val="0"/>
-            <w:color w:val="auto"/>
-            <w:u w:val="none"/>
-          </w:rPr>
-          <w:t xml:space="preserve"> del Análisis</w:t>
+          <w:t>Resultados del Análisis</w:t>
         </w:r>
       </w:hyperlink>
     </w:p>
@@ -1974,7 +1970,32 @@
             <w:color w:val="auto"/>
             <w:u w:val="none"/>
           </w:rPr>
-          <w:t>Corre</w:t>
+          <w:t>Corrección de Totales y Signos</w:t>
+        </w:r>
+      </w:hyperlink>
+    </w:p>
+    <w:p>
+      <w:pPr>
+        <w:pStyle w:val="Prrafodelista"/>
+        <w:numPr>
+          <w:ilvl w:val="2"/>
+          <w:numId w:val="34"/>
+        </w:numPr>
+        <w:ind w:left="1604" w:hanging="357"/>
+        <w:rPr>
+          <w:rStyle w:val="Hipervnculo2"/>
+          <w:color w:val="auto"/>
+          <w:u w:val="none"/>
+        </w:rPr>
+      </w:pPr>
+      <w:hyperlink w:anchor="_Tratamiento_de_Fechas" w:history="1">
+        <w:r>
+          <w:rPr>
+            <w:rStyle w:val="Hipervnculo2"/>
+            <w:color w:val="auto"/>
+            <w:u w:val="none"/>
+          </w:rPr>
+          <w:t>Tratam</w:t>
         </w:r>
         <w:r>
           <w:rPr>
@@ -1982,7 +2003,7 @@
             <w:color w:val="auto"/>
             <w:u w:val="none"/>
           </w:rPr>
-          <w:t>c</w:t>
+          <w:t>i</w:t>
         </w:r>
         <w:r>
           <w:rPr>
@@ -1990,32 +2011,7 @@
             <w:color w:val="auto"/>
             <w:u w:val="none"/>
           </w:rPr>
-          <w:t>ción de Totales y Signos</w:t>
-        </w:r>
-      </w:hyperlink>
-    </w:p>
-    <w:p>
-      <w:pPr>
-        <w:pStyle w:val="Prrafodelista"/>
-        <w:numPr>
-          <w:ilvl w:val="2"/>
-          <w:numId w:val="34"/>
-        </w:numPr>
-        <w:ind w:left="1604" w:hanging="357"/>
-        <w:rPr>
-          <w:rStyle w:val="Hipervnculo2"/>
-          <w:color w:val="auto"/>
-          <w:u w:val="none"/>
-        </w:rPr>
-      </w:pPr>
-      <w:hyperlink w:anchor="_Tratamiento_de_Fechas" w:history="1">
-        <w:r>
-          <w:rPr>
-            <w:rStyle w:val="Hipervnculo2"/>
-            <w:color w:val="auto"/>
-            <w:u w:val="none"/>
-          </w:rPr>
-          <w:t>Tratamiento de Fechas</w:t>
+          <w:t>ento de Fechas</w:t>
         </w:r>
       </w:hyperlink>
     </w:p>
@@ -2040,7 +2036,23 @@
             <w:color w:val="auto"/>
             <w:u w:val="none"/>
           </w:rPr>
-          <w:t>Filtrado de Outliers</w:t>
+          <w:t>Filtrad</w:t>
+        </w:r>
+        <w:r>
+          <w:rPr>
+            <w:rStyle w:val="Hipervnculo2"/>
+            <w:color w:val="auto"/>
+            <w:u w:val="none"/>
+          </w:rPr>
+          <w:t>o</w:t>
+        </w:r>
+        <w:r>
+          <w:rPr>
+            <w:rStyle w:val="Hipervnculo2"/>
+            <w:color w:val="auto"/>
+            <w:u w:val="none"/>
+          </w:rPr>
+          <w:t xml:space="preserve"> de Outliers</w:t>
         </w:r>
       </w:hyperlink>
     </w:p>
@@ -18000,6 +18012,7 @@
         <w:contextualSpacing w:val="0"/>
       </w:pPr>
       <w:r>
+        <w:lastRenderedPageBreak/>
         <w:t>Una vez que ejecuta</w:t>
       </w:r>
       <w:r>
@@ -18014,7 +18027,6 @@
         <w:rPr>
           <w:noProof/>
         </w:rPr>
-        <w:lastRenderedPageBreak/>
         <w:drawing>
           <wp:inline distT="0" distB="0" distL="0" distR="0" wp14:anchorId="6BB4F598" wp14:editId="57C75937">
             <wp:extent cx="5759450" cy="5962015"/>
@@ -18252,7 +18264,6 @@
           <w:b/>
           <w:bCs/>
         </w:rPr>
-        <w:lastRenderedPageBreak/>
         <w:t xml:space="preserve">Fallo de integridad en </w:t>
       </w:r>
       <w:r>
@@ -20024,40 +20035,7 @@
             <w:sz w:val="18"/>
             <w:szCs w:val="18"/>
           </w:rPr>
-          <w:t>[Ir al</w:t>
-        </w:r>
-        <w:r>
-          <w:rPr>
-            <w:rStyle w:val="Hipervnculo2"/>
-            <w:b w:val="0"/>
-            <w:bCs w:val="0"/>
-            <w:iCs w:val="0"/>
-            <w:sz w:val="18"/>
-            <w:szCs w:val="18"/>
-          </w:rPr>
-          <w:t xml:space="preserve"> </w:t>
-        </w:r>
-        <w:r>
-          <w:rPr>
-            <w:rStyle w:val="Hipervnculo2"/>
-            <w:b w:val="0"/>
-            <w:bCs w:val="0"/>
-            <w:iCs w:val="0"/>
-            <w:sz w:val="18"/>
-            <w:szCs w:val="18"/>
-          </w:rPr>
-          <w:t>í</w:t>
-        </w:r>
-        <w:r>
-          <w:rPr>
-            <w:rStyle w:val="Hipervnculo2"/>
-            <w:b w:val="0"/>
-            <w:bCs w:val="0"/>
-            <w:iCs w:val="0"/>
-            <w:sz w:val="18"/>
-            <w:szCs w:val="18"/>
-          </w:rPr>
-          <w:t>ndice]</w:t>
+          <w:t>[Ir al índice]</w:t>
         </w:r>
       </w:hyperlink>
     </w:p>
@@ -20663,31 +20641,7 @@
             <w:sz w:val="18"/>
             <w:szCs w:val="18"/>
           </w:rPr>
-          <w:t>[Ir al í</w:t>
-        </w:r>
-        <w:r>
-          <w:rPr>
-            <w:rStyle w:val="Hipervnculo2"/>
-            <w:b w:val="0"/>
-            <w:bCs w:val="0"/>
-            <w:i/>
-            <w:iCs w:val="0"/>
-            <w:sz w:val="18"/>
-            <w:szCs w:val="18"/>
-          </w:rPr>
-          <w:t>n</w:t>
-        </w:r>
-        <w:r>
-          <w:rPr>
-            <w:rStyle w:val="Hipervnculo2"/>
-            <w:b w:val="0"/>
-            <w:bCs w:val="0"/>
-            <w:i/>
-            <w:iCs w:val="0"/>
-            <w:sz w:val="18"/>
-            <w:szCs w:val="18"/>
-          </w:rPr>
-          <w:t>dice]</w:t>
+          <w:t>[Ir al índice]</w:t>
         </w:r>
       </w:hyperlink>
     </w:p>
@@ -21009,29 +20963,7 @@
             <w:sz w:val="18"/>
             <w:szCs w:val="18"/>
           </w:rPr>
-          <w:t>[Ir a</w:t>
-        </w:r>
-        <w:r>
-          <w:rPr>
-            <w:rStyle w:val="Hipervnculo2"/>
-            <w:b w:val="0"/>
-            <w:bCs w:val="0"/>
-            <w:iCs w:val="0"/>
-            <w:sz w:val="18"/>
-            <w:szCs w:val="18"/>
-          </w:rPr>
-          <w:t>l</w:t>
-        </w:r>
-        <w:r>
-          <w:rPr>
-            <w:rStyle w:val="Hipervnculo2"/>
-            <w:b w:val="0"/>
-            <w:bCs w:val="0"/>
-            <w:iCs w:val="0"/>
-            <w:sz w:val="18"/>
-            <w:szCs w:val="18"/>
-          </w:rPr>
-          <w:t xml:space="preserve"> índice]</w:t>
+          <w:t>[Ir al índice]</w:t>
         </w:r>
       </w:hyperlink>
     </w:p>
@@ -21067,7 +20999,13 @@
         <w:t xml:space="preserve">que </w:t>
       </w:r>
       <w:r>
-        <w:t>es cierto que en nuestro dataset p</w:t>
+        <w:t xml:space="preserve">es cierto que en </w:t>
+      </w:r>
+      <w:r>
+        <w:t>el</w:t>
+      </w:r>
+      <w:r>
+        <w:t xml:space="preserve"> dataset p</w:t>
       </w:r>
       <w:r>
         <w:t xml:space="preserve">odemos encontrar </w:t>
@@ -21131,7 +21069,16 @@
         <w:t>precios desorbitados</w:t>
       </w:r>
       <w:r>
-        <w:t xml:space="preserve">, ya que por el contexto, obtenido de forma general, de los datos, apuntan claramente a ventas minoristas además de poder deberse </w:t>
+        <w:t>, y p</w:t>
+      </w:r>
+      <w:r>
+        <w:t xml:space="preserve">or el contexto obtenido de forma general, los datos apuntan claramente a ventas minoristas </w:t>
+      </w:r>
+      <w:r>
+        <w:t>aunque, igualmente, puede</w:t>
+      </w:r>
+      <w:r>
+        <w:t xml:space="preserve"> deberse </w:t>
       </w:r>
       <w:r>
         <w:t>a un problema de registro</w:t>
@@ -21260,7 +21207,7 @@
         <w:t>on completamente irreales para productos de electrónica de consumo</w:t>
       </w:r>
       <w:r>
-        <w:t>, ni aunque fuesen de Apple.</w:t>
+        <w:t>, aunque fuesen de Apple.</w:t>
       </w:r>
     </w:p>
     <w:p/>
@@ -22143,7 +22090,19 @@
           <w:rPr>
             <w:rStyle w:val="Hipervnculo2"/>
           </w:rPr>
-          <w:t>Filtrado de Outliers</w:t>
+          <w:t xml:space="preserve">Filtrado </w:t>
+        </w:r>
+        <w:r>
+          <w:rPr>
+            <w:rStyle w:val="Hipervnculo2"/>
+          </w:rPr>
+          <w:t>d</w:t>
+        </w:r>
+        <w:r>
+          <w:rPr>
+            <w:rStyle w:val="Hipervnculo2"/>
+          </w:rPr>
+          <w:t>e Outliers</w:t>
         </w:r>
       </w:hyperlink>
     </w:p>
@@ -22457,7 +22416,11 @@
         <w:t>errors='coerce'</w:t>
       </w:r>
       <w:r>
-        <w:t>, esas 18 fechas inválidas se transformarán inmediatamente en nulos y se mezclarán con los 5 nulos originales que ya venían vacíos en el CSV. Es</w:t>
+        <w:t xml:space="preserve">, esas 18 fechas inválidas se </w:t>
+      </w:r>
+      <w:r>
+        <w:lastRenderedPageBreak/>
+        <w:t>transformarán inmediatamente en nulos y se mezclarán con los 5 nulos originales que ya venían vacíos en el CSV. Es</w:t>
       </w:r>
       <w:r>
         <w:t>t</w:t>
@@ -22545,6 +22508,9 @@
         <w:contextualSpacing w:val="0"/>
       </w:pPr>
       <w:r>
+        <w:rPr>
+          <w:noProof/>
+        </w:rPr>
         <w:drawing>
           <wp:inline distT="0" distB="0" distL="0" distR="0" wp14:anchorId="5C885598" wp14:editId="10971B35">
             <wp:extent cx="5759450" cy="2375535"/>
@@ -22598,7 +22564,6 @@
       <w:bookmarkStart w:id="59" w:name="_Gestión_de_Nulos"/>
       <w:bookmarkEnd w:id="59"/>
       <w:r>
-        <w:lastRenderedPageBreak/>
         <w:t>Gestión</w:t>
       </w:r>
       <w:r>
@@ -23245,6 +23210,9 @@
         <w:contextualSpacing w:val="0"/>
       </w:pPr>
       <w:r>
+        <w:rPr>
+          <w:noProof/>
+        </w:rPr>
         <w:drawing>
           <wp:inline distT="0" distB="0" distL="0" distR="0" wp14:anchorId="5EA316B2" wp14:editId="33C4487C">
             <wp:extent cx="5759450" cy="1902460"/>
@@ -23622,47 +23590,6 @@
     <w:p/>
     <w:p>
       <w:pPr>
-        <w:pStyle w:val="Prrafodelista"/>
-        <w:numPr>
-          <w:ilvl w:val="0"/>
-          <w:numId w:val="46"/>
-        </w:numPr>
-      </w:pPr>
-      <w:r>
-        <w:rPr>
-          <w:b/>
-          <w:bCs/>
-        </w:rPr>
-        <w:t>Conversión segura de cantidad (opcional pero recomendable tras limpiar nulos):</w:t>
-      </w:r>
-    </w:p>
-    <w:p>
-      <w:pPr>
-        <w:pStyle w:val="Prrafodelista"/>
-        <w:ind w:left="720" w:firstLine="0"/>
-      </w:pPr>
-      <w:r>
-        <w:t xml:space="preserve">No mezclaremos responsabilidades en esta celda, nos centraremos exclusivamente en auditar, registrar </w:t>
-      </w:r>
-      <w:r>
-        <w:t>los cambios</w:t>
-      </w:r>
-      <w:r>
-        <w:t xml:space="preserve"> y eliminar los 12 duplicados de </w:t>
-      </w:r>
-      <w:r>
-        <w:rPr>
-          <w:rStyle w:val="CdigoenPrrafo"/>
-        </w:rPr>
-        <w:t>dfCln</w:t>
-      </w:r>
-      <w:r>
-        <w:t xml:space="preserve">. </w:t>
-      </w:r>
-    </w:p>
-    <w:p/>
-    <w:p>
-      <w:pPr>
         <w:spacing w:after="60"/>
         <w:contextualSpacing w:val="0"/>
       </w:pPr>
@@ -23715,6 +23642,9 @@
         <w:contextualSpacing w:val="0"/>
       </w:pPr>
       <w:r>
+        <w:rPr>
+          <w:noProof/>
+        </w:rPr>
         <w:drawing>
           <wp:inline distT="0" distB="0" distL="0" distR="0" wp14:anchorId="45A68020" wp14:editId="09EC977B">
             <wp:extent cx="5759450" cy="1663700"/>
@@ -23864,7 +23794,7 @@
       <w:pPr>
         <w:numPr>
           <w:ilvl w:val="0"/>
-          <w:numId w:val="51"/>
+          <w:numId w:val="48"/>
         </w:numPr>
       </w:pPr>
       <w:r>
@@ -23899,7 +23829,7 @@
       <w:pPr>
         <w:numPr>
           <w:ilvl w:val="0"/>
-          <w:numId w:val="51"/>
+          <w:numId w:val="48"/>
         </w:numPr>
       </w:pPr>
       <w:r>
@@ -23948,7 +23878,7 @@
       <w:pPr>
         <w:numPr>
           <w:ilvl w:val="0"/>
-          <w:numId w:val="51"/>
+          <w:numId w:val="48"/>
         </w:numPr>
       </w:pPr>
       <w:r>
@@ -23997,7 +23927,7 @@
       <w:pPr>
         <w:numPr>
           <w:ilvl w:val="0"/>
-          <w:numId w:val="51"/>
+          <w:numId w:val="48"/>
         </w:numPr>
       </w:pPr>
       <w:r>
@@ -24310,7 +24240,7 @@
         <w:pStyle w:val="Prrafodelista"/>
         <w:numPr>
           <w:ilvl w:val="0"/>
-          <w:numId w:val="55"/>
+          <w:numId w:val="49"/>
         </w:numPr>
         <w:rPr>
           <w:lang w:eastAsia="es-ES"/>
@@ -24460,7 +24390,7 @@
         <w:pStyle w:val="Prrafodelista"/>
         <w:numPr>
           <w:ilvl w:val="0"/>
-          <w:numId w:val="55"/>
+          <w:numId w:val="49"/>
         </w:numPr>
         <w:rPr>
           <w:lang w:eastAsia="es-ES"/>
@@ -24780,7 +24710,6 @@
         <w:rPr>
           <w:lang w:eastAsia="es-ES"/>
         </w:rPr>
-        <w:lastRenderedPageBreak/>
         <w:t xml:space="preserve">En las </w:t>
       </w:r>
       <w:r>
@@ -24898,6 +24827,7 @@
         <w:rPr>
           <w:lang w:eastAsia="es-ES"/>
         </w:rPr>
+        <w:lastRenderedPageBreak/>
         <w:t>Ejecutamos entonces la celda:</w:t>
       </w:r>
     </w:p>
@@ -24937,13 +24867,7 @@
         <w:contextualSpacing w:val="0"/>
       </w:pPr>
       <w:r>
-        <w:t>Con</w:t>
-      </w:r>
-      <w:r>
-        <w:t>siguiendo</w:t>
-      </w:r>
-      <w:r>
-        <w:t>:</w:t>
+        <w:t>Consiguiendo:</w:t>
       </w:r>
     </w:p>
     <w:p>
@@ -24954,6 +24878,7 @@
       </w:pPr>
       <w:r>
         <w:rPr>
+          <w:noProof/>
           <w:lang w:eastAsia="es-ES"/>
         </w:rPr>
         <w:drawing>
@@ -25040,6 +24965,15 @@
     <w:p>
       <w:pPr>
         <w:pStyle w:val="Ttulo2"/>
+        <w:rPr>
+          <w:rStyle w:val="Hipervnculo2"/>
+          <w:b w:val="0"/>
+          <w:bCs w:val="0"/>
+          <w:i/>
+          <w:iCs w:val="0"/>
+          <w:sz w:val="18"/>
+          <w:szCs w:val="18"/>
+        </w:rPr>
       </w:pPr>
       <w:bookmarkStart w:id="63" w:name="_Tratamiento_de_Fechas"/>
       <w:bookmarkEnd w:id="63"/>
@@ -25069,8 +25003,840 @@
       </w:hyperlink>
     </w:p>
     <w:p>
+      <w:r>
+        <w:t>R</w:t>
+      </w:r>
+      <w:r>
+        <w:t xml:space="preserve">ecordando que el enunciado especifica que el dataset corresponde a las </w:t>
+      </w:r>
+      <w:r>
+        <w:t>“</w:t>
+      </w:r>
+      <w:r>
+        <w:rPr>
+          <w:i/>
+          <w:iCs/>
+        </w:rPr>
+        <w:t>ventas de los últimos 30 días</w:t>
+      </w:r>
+      <w:r>
+        <w:rPr>
+          <w:i/>
+          <w:iCs/>
+        </w:rPr>
+        <w:t>”,</w:t>
+      </w:r>
+      <w:r>
+        <w:t xml:space="preserve"> en el análisis previo</w:t>
+      </w:r>
+      <w:r>
+        <w:t xml:space="preserve"> </w:t>
+      </w:r>
+      <w:r>
+        <w:t xml:space="preserve">se descubren </w:t>
+      </w:r>
+      <w:r>
+        <w:rPr>
+          <w:b/>
+          <w:bCs/>
+        </w:rPr>
+        <w:t>18 registros con fechas corruptas o fuera de rango</w:t>
+      </w:r>
+      <w:r>
+        <w:t xml:space="preserve">, viendo </w:t>
+      </w:r>
+      <w:r>
+        <w:t>anomalías temporales que van desde texto sin formato fecha</w:t>
+      </w:r>
+      <w:r>
+        <w:t>;</w:t>
+      </w:r>
+      <w:r>
+        <w:t xml:space="preserve"> </w:t>
+      </w:r>
+      <w:r>
+        <w:rPr>
+          <w:b/>
+          <w:bCs/>
+          <w:color w:val="C00000"/>
+        </w:rPr>
+        <w:t>'no_es_fecha'</w:t>
+      </w:r>
+      <w:r>
+        <w:t xml:space="preserve">, </w:t>
+      </w:r>
+      <w:r>
+        <w:rPr>
+          <w:b/>
+          <w:bCs/>
+          <w:color w:val="C00000"/>
+        </w:rPr>
+        <w:t>'ayer'</w:t>
+      </w:r>
+      <w:r>
+        <w:t>;</w:t>
+      </w:r>
+      <w:r>
+        <w:t xml:space="preserve"> </w:t>
+      </w:r>
+      <w:r>
+        <w:t xml:space="preserve">fechas no válidas como </w:t>
+      </w:r>
+      <w:r>
+        <w:t xml:space="preserve">meses </w:t>
+      </w:r>
+      <w:r>
+        <w:t>fuera de rango:</w:t>
+      </w:r>
+      <w:r>
+        <w:t xml:space="preserve"> 2026-</w:t>
+      </w:r>
+      <w:r>
+        <w:rPr>
+          <w:b/>
+          <w:bCs/>
+          <w:color w:val="C00000"/>
+        </w:rPr>
+        <w:t>13</w:t>
+      </w:r>
+      <w:r>
+        <w:t>-10, 2026-</w:t>
+      </w:r>
+      <w:r>
+        <w:rPr>
+          <w:b/>
+          <w:bCs/>
+          <w:color w:val="C00000"/>
+        </w:rPr>
+        <w:t>00</w:t>
+      </w:r>
+      <w:r>
+        <w:t>-12, 2026-</w:t>
+      </w:r>
+      <w:r>
+        <w:rPr>
+          <w:b/>
+          <w:bCs/>
+          <w:color w:val="C00000"/>
+        </w:rPr>
+        <w:t>18</w:t>
+      </w:r>
+      <w:r>
+        <w:t xml:space="preserve">-10, días </w:t>
+      </w:r>
+      <w:r>
+        <w:t>fuera de rango:</w:t>
+      </w:r>
+      <w:r>
+        <w:t xml:space="preserve"> 2026-</w:t>
+      </w:r>
+      <w:r>
+        <w:rPr>
+          <w:b/>
+          <w:bCs/>
+          <w:color w:val="C00000"/>
+        </w:rPr>
+        <w:t>02</w:t>
+      </w:r>
+      <w:r>
+        <w:t>-</w:t>
+      </w:r>
+      <w:r>
+        <w:rPr>
+          <w:b/>
+          <w:bCs/>
+          <w:color w:val="C00000"/>
+        </w:rPr>
+        <w:t>30</w:t>
+      </w:r>
+      <w:r>
+        <w:t xml:space="preserve">, </w:t>
+      </w:r>
+      <w:r>
+        <w:rPr>
+          <w:b/>
+          <w:bCs/>
+          <w:color w:val="C00000"/>
+        </w:rPr>
+        <w:t>31</w:t>
+      </w:r>
+      <w:r>
+        <w:t>/</w:t>
+      </w:r>
+      <w:r>
+        <w:rPr>
+          <w:b/>
+          <w:bCs/>
+          <w:color w:val="C00000"/>
+        </w:rPr>
+        <w:t>02</w:t>
+      </w:r>
+      <w:r>
+        <w:t>/2026, 2026-</w:t>
+      </w:r>
+      <w:r>
+        <w:rPr>
+          <w:b/>
+          <w:bCs/>
+          <w:color w:val="C00000"/>
+        </w:rPr>
+        <w:t>09</w:t>
+      </w:r>
+      <w:r>
+        <w:t>-</w:t>
+      </w:r>
+      <w:r>
+        <w:rPr>
+          <w:b/>
+          <w:bCs/>
+          <w:color w:val="C00000"/>
+        </w:rPr>
+        <w:t>31</w:t>
+      </w:r>
+      <w:r>
+        <w:t>, 2026-10-</w:t>
+      </w:r>
+      <w:r>
+        <w:rPr>
+          <w:b/>
+          <w:bCs/>
+          <w:color w:val="C00000"/>
+        </w:rPr>
+        <w:t>45</w:t>
+      </w:r>
+      <w:r>
+        <w:t xml:space="preserve">, </w:t>
+      </w:r>
+      <w:r>
+        <w:t xml:space="preserve">etc; hasta </w:t>
+      </w:r>
+      <w:r>
+        <w:t xml:space="preserve">formatos invertidos </w:t>
+      </w:r>
+      <w:r>
+        <w:rPr>
+          <w:b/>
+          <w:bCs/>
+          <w:color w:val="C00000"/>
+        </w:rPr>
+        <w:t>2026/15/03</w:t>
+      </w:r>
+      <w:r>
+        <w:t>.</w:t>
+      </w:r>
+    </w:p>
+    <w:p/>
+    <w:p>
+      <w:r>
+        <w:t xml:space="preserve">Al igual que ocurría con los nulos en </w:t>
+      </w:r>
+      <w:r>
+        <w:rPr>
+          <w:rStyle w:val="HTML"/>
+        </w:rPr>
+        <w:t>fecha</w:t>
+      </w:r>
+      <w:r>
+        <w:t xml:space="preserve">, en una serie temporal de ventas en tiempo real no se puede inventar en qué día ocurrió una transacción cuya fecha es corrupta o ajena al periodo </w:t>
+      </w:r>
+      <w:r>
+        <w:t>anunciado</w:t>
+      </w:r>
+      <w:r>
+        <w:t xml:space="preserve">. Por tanto, </w:t>
+      </w:r>
+      <w:r>
+        <w:t xml:space="preserve">estas </w:t>
+      </w:r>
+      <w:r>
+        <w:t>se registra</w:t>
+      </w:r>
+      <w:r>
+        <w:t>rá</w:t>
+      </w:r>
+      <w:r>
+        <w:t xml:space="preserve">n bajo </w:t>
+      </w:r>
+      <w:r>
+        <w:rPr>
+          <w:b/>
+          <w:bCs/>
+          <w:i/>
+          <w:iCs/>
+        </w:rPr>
+        <w:t>'invalid_date'</w:t>
+      </w:r>
+      <w:r>
+        <w:t xml:space="preserve"> con la acción </w:t>
+      </w:r>
+      <w:r>
+        <w:rPr>
+          <w:b/>
+          <w:bCs/>
+          <w:i/>
+          <w:iCs/>
+        </w:rPr>
+        <w:t>'deleted'</w:t>
+      </w:r>
+      <w:r>
+        <w:t xml:space="preserve"> y se elimina</w:t>
+      </w:r>
+      <w:r>
+        <w:t>rá</w:t>
+      </w:r>
+      <w:r>
+        <w:t>n de</w:t>
+      </w:r>
+      <w:r>
+        <w:t>l conjunto destinado a los datos limpios y p</w:t>
+      </w:r>
+      <w:r>
+        <w:t>ara las filas válida</w:t>
+      </w:r>
+      <w:r>
+        <w:t>s</w:t>
+      </w:r>
+      <w:r>
+        <w:t>, actualiza</w:t>
+      </w:r>
+      <w:r>
+        <w:t>ndo</w:t>
+      </w:r>
+      <w:r>
+        <w:t xml:space="preserve"> el tipo a </w:t>
+      </w:r>
+      <w:r>
+        <w:rPr>
+          <w:rStyle w:val="HTML"/>
+        </w:rPr>
+        <w:t>datetime</w:t>
+      </w:r>
+      <w:r>
+        <w:t xml:space="preserve"> para el resto del conjunto.</w:t>
+      </w:r>
+    </w:p>
+    <w:p/>
+    <w:p>
+      <w:pPr>
+        <w:pStyle w:val="Ttulo3"/>
+      </w:pPr>
+      <w:r>
+        <w:t>Clasificación y acción</w:t>
+      </w:r>
+    </w:p>
+    <w:p/>
+    <w:p>
+      <w:pPr>
+        <w:numPr>
+          <w:ilvl w:val="0"/>
+          <w:numId w:val="50"/>
+        </w:numPr>
+      </w:pPr>
+      <w:r>
+        <w:rPr>
+          <w:b/>
+          <w:bCs/>
+        </w:rPr>
+        <w:t>F</w:t>
+      </w:r>
+      <w:r>
+        <w:rPr>
+          <w:b/>
+          <w:bCs/>
+        </w:rPr>
+        <w:t>echas sintácticamente corruptas (format='%Y-%m-%d', errors='coerce')</w:t>
+      </w:r>
+    </w:p>
+    <w:p>
+      <w:pPr>
+        <w:ind w:left="720"/>
+      </w:pPr>
+      <w:r>
+        <w:t xml:space="preserve">Al aplicar </w:t>
+      </w:r>
+      <w:r>
+        <w:t xml:space="preserve">la conversión de Pandas a formato </w:t>
+      </w:r>
+      <w:r>
+        <w:t>fecha</w:t>
+      </w:r>
+      <w:r>
+        <w:t>:</w:t>
+      </w:r>
+      <w:r>
+        <w:t xml:space="preserve"> </w:t>
+      </w:r>
+      <w:r>
+        <w:rPr>
+          <w:rStyle w:val="CdigoenPrrafo"/>
+        </w:rPr>
+        <w:t>format='%Y-%m-%d'</w:t>
+      </w:r>
+      <w:r>
+        <w:t xml:space="preserve">, todas las fechas válidas se convierten a objetos </w:t>
+      </w:r>
+      <w:r>
+        <w:rPr>
+          <w:rStyle w:val="HTML"/>
+        </w:rPr>
+        <w:t>datetime</w:t>
+      </w:r>
+      <w:r>
+        <w:t>, mientras que cualquier texto corrupto, fecha inexistente en el calendario</w:t>
+      </w:r>
+      <w:r>
+        <w:t xml:space="preserve">, </w:t>
+      </w:r>
+      <w:r>
+        <w:t>como el 30 de febrero</w:t>
+      </w:r>
+      <w:r>
+        <w:t xml:space="preserve">, </w:t>
+      </w:r>
+      <w:r>
+        <w:t>el 31 de septiembre</w:t>
+      </w:r>
+      <w:r>
+        <w:t>,</w:t>
+      </w:r>
+      <w:r>
+        <w:t xml:space="preserve"> o formato anómalo se transforma automáticamente en </w:t>
+      </w:r>
+      <w:r>
+        <w:rPr>
+          <w:rStyle w:val="HTML"/>
+        </w:rPr>
+        <w:t>Na</w:t>
+      </w:r>
+      <w:r>
+        <w:rPr>
+          <w:rStyle w:val="HTML"/>
+        </w:rPr>
+        <w:t>N</w:t>
+      </w:r>
+      <w:r>
+        <w:t>.</w:t>
+      </w:r>
+    </w:p>
+    <w:p>
+      <w:pPr>
+        <w:numPr>
+          <w:ilvl w:val="0"/>
+          <w:numId w:val="50"/>
+        </w:numPr>
+      </w:pPr>
+      <w:r>
+        <w:rPr>
+          <w:b/>
+          <w:bCs/>
+        </w:rPr>
+        <w:t>Comprobación de fechas fuera de rango (</w:t>
+      </w:r>
+      <w:r>
+        <w:rPr>
+          <w:b/>
+          <w:bCs/>
+        </w:rPr>
+        <w:t xml:space="preserve">según enunciado </w:t>
+      </w:r>
+      <w:r>
+        <w:rPr>
+          <w:b/>
+          <w:bCs/>
+          <w:i/>
+          <w:iCs/>
+        </w:rPr>
+        <w:t>los últimos 30 días</w:t>
+      </w:r>
+      <w:r>
+        <w:rPr>
+          <w:b/>
+          <w:bCs/>
+        </w:rPr>
+        <w:t>)</w:t>
+      </w:r>
+    </w:p>
+    <w:p>
+      <w:pPr>
+        <w:numPr>
+          <w:ilvl w:val="0"/>
+          <w:numId w:val="51"/>
+        </w:numPr>
+      </w:pPr>
+      <w:r>
+        <w:t xml:space="preserve">En las fechas válidas, la ventana temporal </w:t>
+      </w:r>
+      <w:r>
+        <w:t xml:space="preserve">del enunciado marca temporalmente </w:t>
+      </w:r>
+      <w:r>
+        <w:rPr>
+          <w:i/>
+          <w:iCs/>
+        </w:rPr>
+        <w:t xml:space="preserve">ventas de </w:t>
+      </w:r>
+      <w:r>
+        <w:rPr>
+          <w:i/>
+          <w:iCs/>
+        </w:rPr>
+        <w:t>los últimos 30 días</w:t>
+      </w:r>
+      <w:r>
+        <w:t>.</w:t>
+      </w:r>
+    </w:p>
+    <w:p>
+      <w:pPr>
+        <w:numPr>
+          <w:ilvl w:val="0"/>
+          <w:numId w:val="51"/>
+        </w:numPr>
+      </w:pPr>
+      <w:r>
+        <w:t xml:space="preserve">Si definimos el límite superior en la fecha máxima de corte del periodo </w:t>
+      </w:r>
+      <w:r>
+        <w:rPr>
+          <w:b/>
+          <w:bCs/>
+          <w:i/>
+          <w:iCs/>
+        </w:rPr>
+        <w:t>2026-10-18</w:t>
+      </w:r>
+      <w:r>
+        <w:t xml:space="preserve"> y el límite inferior 30 días antes </w:t>
+      </w:r>
+      <w:r>
+        <w:rPr>
+          <w:b/>
+          <w:bCs/>
+          <w:i/>
+          <w:iCs/>
+        </w:rPr>
+        <w:t>2026-09-19</w:t>
+      </w:r>
+      <w:r>
+        <w:t>, una única máscara combinada capturará tanto las fechas corruptas</w:t>
+      </w:r>
+      <w:r>
+        <w:t xml:space="preserve">, </w:t>
+      </w:r>
+      <w:r>
+        <w:t>como las fechas fuera de rango.</w:t>
+      </w:r>
+    </w:p>
+    <w:p>
+      <w:pPr>
+        <w:spacing w:after="300" w:line="276" w:lineRule="auto"/>
+        <w:contextualSpacing w:val="0"/>
+      </w:pPr>
+      <w:r>
+        <w:br w:type="page"/>
+      </w:r>
+    </w:p>
+    <w:p>
+      <w:r>
+        <w:lastRenderedPageBreak/>
+        <w:t>Ejecutamos la celda del cuaderno:</w:t>
+      </w:r>
+    </w:p>
+    <w:p>
+      <w:pPr>
+        <w:pStyle w:val="Prrafocdigo"/>
+        <w:ind w:firstLine="284"/>
+      </w:pPr>
+    </w:p>
+    <w:p>
+      <w:pPr>
+        <w:pStyle w:val="Prrafocdigo"/>
+        <w:ind w:firstLine="284"/>
+      </w:pPr>
+      <w:r>
+        <w:t># DATA CLEANING, 4. INVALID NUMERICS AND TOTALS CORRECTION</w:t>
+      </w:r>
+    </w:p>
+    <w:p>
+      <w:pPr>
+        <w:pStyle w:val="Prrafocdigo"/>
+        <w:ind w:firstLine="284"/>
+      </w:pPr>
+      <w:r>
+        <w:t># ========================================================</w:t>
+      </w:r>
+    </w:p>
+    <w:p>
+      <w:pPr>
+        <w:pStyle w:val="Prrafocdigo"/>
+      </w:pPr>
+    </w:p>
+    <w:p/>
+    <w:p>
+      <w:r>
+        <w:t>Quedando:</w:t>
+      </w:r>
+    </w:p>
+    <w:p>
+      <w:r>
+        <w:rPr>
+          <w:noProof/>
+        </w:rPr>
+        <w:drawing>
+          <wp:inline distT="0" distB="0" distL="0" distR="0" wp14:anchorId="5B5BEA7A" wp14:editId="60119D1E">
+            <wp:extent cx="5759450" cy="1630680"/>
+            <wp:effectExtent l="0" t="0" r="0" b="7620"/>
+            <wp:docPr id="22" name="Imagen 22"/>
+            <wp:cNvGraphicFramePr>
+              <a:graphicFrameLocks xmlns:a="http://schemas.openxmlformats.org/drawingml/2006/main" noChangeAspect="1"/>
+            </wp:cNvGraphicFramePr>
+            <a:graphic xmlns:a="http://schemas.openxmlformats.org/drawingml/2006/main">
+              <a:graphicData uri="http://schemas.openxmlformats.org/drawingml/2006/picture">
+                <pic:pic xmlns:pic="http://schemas.openxmlformats.org/drawingml/2006/picture">
+                  <pic:nvPicPr>
+                    <pic:cNvPr id="1" name=""/>
+                    <pic:cNvPicPr/>
+                  </pic:nvPicPr>
+                  <pic:blipFill>
+                    <a:blip r:embed="rId37"/>
+                    <a:stretch>
+                      <a:fillRect/>
+                    </a:stretch>
+                  </pic:blipFill>
+                  <pic:spPr>
+                    <a:xfrm>
+                      <a:off x="0" y="0"/>
+                      <a:ext cx="5759450" cy="1630680"/>
+                    </a:xfrm>
+                    <a:prstGeom prst="rect">
+                      <a:avLst/>
+                    </a:prstGeom>
+                  </pic:spPr>
+                </pic:pic>
+              </a:graphicData>
+            </a:graphic>
+          </wp:inline>
+        </w:drawing>
+      </w:r>
+    </w:p>
+    <w:p/>
+    <w:p>
+      <w:pPr>
+        <w:rPr>
+          <w:b/>
+          <w:bCs/>
+        </w:rPr>
+      </w:pPr>
+      <w:r>
+        <w:t xml:space="preserve">Es importante mencionar </w:t>
+      </w:r>
+      <w:r>
+        <w:t>un detalle clave</w:t>
+      </w:r>
+      <w:r>
+        <w:t>. ¿P</w:t>
+      </w:r>
+      <w:r>
+        <w:t xml:space="preserve">or qué salen </w:t>
+      </w:r>
+      <w:r>
+        <w:rPr>
+          <w:b/>
+          <w:bCs/>
+        </w:rPr>
+        <w:t>13 registros</w:t>
+      </w:r>
+      <w:r>
+        <w:t xml:space="preserve"> en lugar de los </w:t>
+      </w:r>
+      <w:r>
+        <w:rPr>
+          <w:b/>
+          <w:bCs/>
+        </w:rPr>
+        <w:t>18</w:t>
+      </w:r>
+      <w:r>
+        <w:t xml:space="preserve"> en el análisis </w:t>
+      </w:r>
+      <w:r>
+        <w:t xml:space="preserve">previo sobre </w:t>
+      </w:r>
+      <w:r>
+        <w:t>del conjunto de datos completo</w:t>
+      </w:r>
+      <w:r>
+        <w:t>?</w:t>
+      </w:r>
+      <w:r>
+        <w:t xml:space="preserve"> </w:t>
+      </w:r>
+      <w:r>
+        <w:rPr>
+          <w:b/>
+          <w:bCs/>
+        </w:rPr>
+        <w:t>¿Dónde están las otras 5 fechas inválidas?</w:t>
+      </w:r>
+    </w:p>
+    <w:p/>
+    <w:p>
+      <w:r>
+        <w:t xml:space="preserve">Como </w:t>
+      </w:r>
+      <w:r>
+        <w:t xml:space="preserve">la estrategia de limpieza </w:t>
+      </w:r>
+      <w:r>
+        <w:t>es secuencial y acumulativ</w:t>
+      </w:r>
+      <w:r>
+        <w:t>a</w:t>
+      </w:r>
+      <w:r>
+        <w:t xml:space="preserve">, esas </w:t>
+      </w:r>
+      <w:r>
+        <w:rPr>
+          <w:b/>
+          <w:bCs/>
+        </w:rPr>
+        <w:t>5 filas</w:t>
+      </w:r>
+      <w:r>
+        <w:t xml:space="preserve"> tenían </w:t>
+      </w:r>
+      <w:r>
+        <w:rPr>
+          <w:b/>
+          <w:bCs/>
+        </w:rPr>
+        <w:t>más de un problema simultá</w:t>
+      </w:r>
+      <w:r>
+        <w:rPr>
+          <w:b/>
+          <w:bCs/>
+        </w:rPr>
+        <w:t>ne</w:t>
+      </w:r>
+      <w:r>
+        <w:rPr>
+          <w:b/>
+          <w:bCs/>
+        </w:rPr>
+        <w:t>o</w:t>
+      </w:r>
+      <w:r>
+        <w:t xml:space="preserve">, </w:t>
+      </w:r>
+      <w:r>
+        <w:t>por ejemplo, una fecha inválida o nula combinada con un valor negativo</w:t>
+      </w:r>
+      <w:r>
+        <w:t>,</w:t>
+      </w:r>
+      <w:r>
+        <w:t xml:space="preserve"> pero</w:t>
+      </w:r>
+      <w:r>
+        <w:t xml:space="preserve"> </w:t>
+      </w:r>
+      <w:r>
+        <w:rPr>
+          <w:b/>
+          <w:bCs/>
+        </w:rPr>
+        <w:t>ya fueron eliminad</w:t>
+      </w:r>
+      <w:r>
+        <w:rPr>
+          <w:b/>
+          <w:bCs/>
+        </w:rPr>
+        <w:t>o</w:t>
+      </w:r>
+      <w:r>
+        <w:rPr>
+          <w:b/>
+          <w:bCs/>
+        </w:rPr>
+        <w:t>s en pasos anteriores</w:t>
+      </w:r>
+      <w:r>
+        <w:t>.</w:t>
+      </w:r>
+      <w:r>
+        <w:t xml:space="preserve"> </w:t>
+      </w:r>
+      <w:r>
+        <w:t>Así pues</w:t>
+      </w:r>
+      <w:r>
+        <w:t xml:space="preserve">, de las 18 filas con problemas de fecha que existían en </w:t>
+      </w:r>
+      <w:r>
+        <w:t>las</w:t>
+      </w:r>
+      <w:r>
+        <w:t xml:space="preserve"> originales, </w:t>
+      </w:r>
+      <w:r>
+        <w:rPr>
+          <w:b/>
+          <w:bCs/>
+        </w:rPr>
+        <w:t>5 ya habían caído</w:t>
+      </w:r>
+      <w:r>
+        <w:t xml:space="preserve"> antes de llegar </w:t>
+      </w:r>
+      <w:r>
+        <w:t>a este punto</w:t>
+      </w:r>
+      <w:r>
+        <w:t xml:space="preserve">, y aquí se detectan y eliminan las </w:t>
+      </w:r>
+      <w:r>
+        <w:rPr>
+          <w:b/>
+          <w:bCs/>
+        </w:rPr>
+        <w:t>13 restantes</w:t>
+      </w:r>
+      <w:r>
+        <w:t xml:space="preserve"> que quedaban vivas en las 268 </w:t>
+      </w:r>
+      <w:r>
+        <w:t xml:space="preserve">previas, </w:t>
+      </w:r>
+      <w:r>
+        <w:t xml:space="preserve">pasando de </w:t>
+      </w:r>
+      <w:r>
+        <w:rPr>
+          <w:b/>
+          <w:bCs/>
+        </w:rPr>
+        <w:t>268 a 255 filas</w:t>
+      </w:r>
+      <w:r>
+        <w:t>.</w:t>
+      </w:r>
+    </w:p>
+    <w:p>
       <w:pPr>
         <w:pStyle w:val="Ttulo2"/>
+        <w:rPr>
+          <w:rStyle w:val="Hipervnculo2"/>
+          <w:b w:val="0"/>
+          <w:bCs w:val="0"/>
+          <w:i/>
+          <w:iCs w:val="0"/>
+          <w:sz w:val="18"/>
+          <w:szCs w:val="18"/>
+        </w:rPr>
       </w:pPr>
       <w:bookmarkStart w:id="64" w:name="_Filtrado_de_Outliers"/>
       <w:bookmarkEnd w:id="64"/>
@@ -25095,9 +25861,1190 @@
             <w:sz w:val="18"/>
             <w:szCs w:val="18"/>
           </w:rPr>
-          <w:t>[Ir al índice]</w:t>
+          <w:t xml:space="preserve">[Ir al </w:t>
+        </w:r>
+        <w:r>
+          <w:rPr>
+            <w:rStyle w:val="Hipervnculo2"/>
+            <w:b w:val="0"/>
+            <w:bCs w:val="0"/>
+            <w:i/>
+            <w:iCs w:val="0"/>
+            <w:sz w:val="18"/>
+            <w:szCs w:val="18"/>
+          </w:rPr>
+          <w:t>í</w:t>
+        </w:r>
+        <w:r>
+          <w:rPr>
+            <w:rStyle w:val="Hipervnculo2"/>
+            <w:b w:val="0"/>
+            <w:bCs w:val="0"/>
+            <w:i/>
+            <w:iCs w:val="0"/>
+            <w:sz w:val="18"/>
+            <w:szCs w:val="18"/>
+          </w:rPr>
+          <w:t>n</w:t>
+        </w:r>
+        <w:r>
+          <w:rPr>
+            <w:rStyle w:val="Hipervnculo2"/>
+            <w:b w:val="0"/>
+            <w:bCs w:val="0"/>
+            <w:i/>
+            <w:iCs w:val="0"/>
+            <w:sz w:val="18"/>
+            <w:szCs w:val="18"/>
+          </w:rPr>
+          <w:t>dice]</w:t>
         </w:r>
       </w:hyperlink>
+    </w:p>
+    <w:p>
+      <w:r>
+        <w:t>En este punto, nos quedan</w:t>
+      </w:r>
+      <w:r>
+        <w:t xml:space="preserve"> </w:t>
+      </w:r>
+      <w:r>
+        <w:rPr>
+          <w:b/>
+          <w:bCs/>
+        </w:rPr>
+        <w:t>255 filas</w:t>
+      </w:r>
+      <w:r>
+        <w:t xml:space="preserve"> válidas en</w:t>
+      </w:r>
+      <w:r>
+        <w:t>tre</w:t>
+      </w:r>
+      <w:r>
+        <w:t xml:space="preserve"> fechas, sin nulos, sin duplicados y con importes positivos cuadrando </w:t>
+      </w:r>
+      <w:r>
+        <w:t>matemáticamente</w:t>
+      </w:r>
+      <w:r>
+        <w:t xml:space="preserve">. </w:t>
+      </w:r>
+      <w:r>
+        <w:t xml:space="preserve">Nos resta </w:t>
+      </w:r>
+      <w:r>
+        <w:t xml:space="preserve">tratar los valores </w:t>
+      </w:r>
+      <w:r>
+        <w:t xml:space="preserve">atípicos y sus </w:t>
+      </w:r>
+      <w:r>
+        <w:t>extremos desproporcionados</w:t>
+      </w:r>
+      <w:r>
+        <w:t xml:space="preserve">, o usando el anglicismo, </w:t>
+      </w:r>
+      <w:r>
+        <w:rPr>
+          <w:i/>
+          <w:iCs/>
+        </w:rPr>
+        <w:t>los</w:t>
+      </w:r>
+      <w:r>
+        <w:rPr>
+          <w:i/>
+          <w:iCs/>
+        </w:rPr>
+        <w:t xml:space="preserve"> outliers</w:t>
+      </w:r>
+      <w:r>
+        <w:t>.</w:t>
+      </w:r>
+    </w:p>
+    <w:p>
+      <w:pPr>
+        <w:pStyle w:val="Ttulo3"/>
+      </w:pPr>
+      <w:r>
+        <w:t xml:space="preserve">Naturaleza de los </w:t>
+      </w:r>
+      <w:r>
+        <w:rPr>
+          <w:iCs/>
+        </w:rPr>
+        <w:t>valores atípicos</w:t>
+      </w:r>
+    </w:p>
+    <w:p>
+      <w:r>
+        <w:t>Al inspeccionar los datos originale</w:t>
+      </w:r>
+      <w:r>
+        <w:t>s</w:t>
+      </w:r>
+      <w:r>
+        <w:t xml:space="preserve">, existen registros claramente corruptos o sintéticos fuera de la escala normal de </w:t>
+      </w:r>
+      <w:r>
+        <w:t>un comercio</w:t>
+      </w:r>
+      <w:r>
+        <w:t>:</w:t>
+      </w:r>
+    </w:p>
+    <w:p>
+      <w:pPr>
+        <w:ind w:left="720"/>
+      </w:pPr>
+      <w:r>
+        <w:rPr>
+          <w:b/>
+          <w:bCs/>
+        </w:rPr>
+        <w:t xml:space="preserve">En </w:t>
+      </w:r>
+      <w:r>
+        <w:rPr>
+          <w:b/>
+          <w:bCs/>
+        </w:rPr>
+        <w:t xml:space="preserve">la columna </w:t>
+      </w:r>
+      <w:r>
+        <w:rPr>
+          <w:rStyle w:val="HTML"/>
+          <w:b/>
+          <w:bCs/>
+          <w:i/>
+          <w:iCs/>
+        </w:rPr>
+        <w:t>cantidad</w:t>
+      </w:r>
+      <w:r>
+        <w:t xml:space="preserve">. </w:t>
+      </w:r>
+      <w:r>
+        <w:t>M</w:t>
+      </w:r>
+      <w:r>
+        <w:t xml:space="preserve">ientras que las ventas normales oscilan entre 1 y 10 unidades, hay filas con cantidades extremas </w:t>
+      </w:r>
+      <w:r>
+        <w:t xml:space="preserve">que van desde </w:t>
+      </w:r>
+      <w:r>
+        <w:t>150</w:t>
+      </w:r>
+      <w:r>
+        <w:t xml:space="preserve"> (que puede ser “normal”)</w:t>
+      </w:r>
+      <w:r>
+        <w:t xml:space="preserve">, </w:t>
+      </w:r>
+      <w:r>
+        <w:t xml:space="preserve">pasando por </w:t>
+      </w:r>
+      <w:r>
+        <w:t>500,</w:t>
+      </w:r>
+      <w:r>
+        <w:t xml:space="preserve"> a</w:t>
+      </w:r>
+      <w:r>
+        <w:t xml:space="preserve"> 888, 999 o 1000 unidades.</w:t>
+      </w:r>
+    </w:p>
+    <w:p>
+      <w:pPr>
+        <w:ind w:left="720"/>
+      </w:pPr>
+      <w:r>
+        <w:rPr>
+          <w:b/>
+          <w:bCs/>
+        </w:rPr>
+        <w:t xml:space="preserve">En </w:t>
+      </w:r>
+      <w:r>
+        <w:rPr>
+          <w:rStyle w:val="HTML"/>
+          <w:b/>
+          <w:bCs/>
+          <w:i/>
+          <w:iCs/>
+        </w:rPr>
+        <w:t>precio_unitario</w:t>
+      </w:r>
+      <w:r>
+        <w:t>.</w:t>
+      </w:r>
+      <w:r>
+        <w:t xml:space="preserve"> Mientras que los precios reales del catálogo oscilan entre ~15.00 y ~350.00, hay filas con precios desorbitados </w:t>
+      </w:r>
+      <w:r>
+        <w:t>desde</w:t>
+      </w:r>
+      <w:r>
+        <w:t xml:space="preserve"> 5000</w:t>
+      </w:r>
+      <w:r>
+        <w:t xml:space="preserve"> a más de</w:t>
+      </w:r>
+      <w:r>
+        <w:t xml:space="preserve"> 25000.</w:t>
+      </w:r>
+    </w:p>
+    <w:p/>
+    <w:p>
+      <w:r>
+        <w:t>En algunos registros</w:t>
+      </w:r>
+      <w:r>
+        <w:t>,</w:t>
+      </w:r>
+      <w:r>
+        <w:t xml:space="preserve"> el valor atípico está solo en </w:t>
+      </w:r>
+      <w:r>
+        <w:rPr>
+          <w:rStyle w:val="HTML"/>
+        </w:rPr>
+        <w:t>cantidad</w:t>
+      </w:r>
+      <w:r>
+        <w:t xml:space="preserve">, en otros solo en </w:t>
+      </w:r>
+      <w:r>
+        <w:rPr>
+          <w:rStyle w:val="HTML"/>
+        </w:rPr>
+        <w:t>precio_unitario</w:t>
+      </w:r>
+      <w:r>
+        <w:t xml:space="preserve">, </w:t>
+      </w:r>
+      <w:r>
+        <w:t>pero</w:t>
+      </w:r>
+      <w:r>
+        <w:t xml:space="preserve"> puede darse el caso de que coincida en ambos.</w:t>
+      </w:r>
+    </w:p>
+    <w:p>
+      <w:pPr>
+        <w:pStyle w:val="Ttulo3"/>
+      </w:pPr>
+      <w:r>
+        <w:t>Método estadístico de detección (Rango Intercuartílico):</w:t>
+      </w:r>
+    </w:p>
+    <w:p>
+      <w:r>
+        <w:t xml:space="preserve">Para no poner umbrales fijos </w:t>
+      </w:r>
+      <w:r>
+        <w:t>“</w:t>
+      </w:r>
+      <w:r>
+        <w:t>a</w:t>
+      </w:r>
+      <w:r>
+        <w:t>l vuelo”, que podríamos al ser muy pocas filas</w:t>
+      </w:r>
+      <w:r>
+        <w:t xml:space="preserve">, </w:t>
+      </w:r>
+      <w:r>
+        <w:t xml:space="preserve">voy a </w:t>
+      </w:r>
+      <w:r>
+        <w:t>aplica</w:t>
+      </w:r>
+      <w:r>
+        <w:t>r</w:t>
+      </w:r>
+      <w:r>
+        <w:t xml:space="preserve"> </w:t>
+      </w:r>
+      <w:r>
+        <w:t>el</w:t>
+      </w:r>
+      <w:r>
+        <w:t xml:space="preserve"> criterio estadístico estándar del </w:t>
+      </w:r>
+      <w:r>
+        <w:rPr>
+          <w:b/>
+          <w:bCs/>
+        </w:rPr>
+        <w:t>Rango Intercuartílico (IQR)</w:t>
+      </w:r>
+      <w:r>
+        <w:t xml:space="preserve"> sobre </w:t>
+      </w:r>
+      <w:r>
+        <w:rPr>
+          <w:rStyle w:val="HTML"/>
+        </w:rPr>
+        <w:t>cantidad</w:t>
+      </w:r>
+      <w:r>
+        <w:t xml:space="preserve"> y </w:t>
+      </w:r>
+      <w:r>
+        <w:rPr>
+          <w:rStyle w:val="HTML"/>
+        </w:rPr>
+        <w:t>precio_unitario</w:t>
+      </w:r>
+      <w:r>
+        <w:t>.</w:t>
+      </w:r>
+    </w:p>
+    <w:p/>
+    <w:p>
+      <w:pPr>
+        <w:rPr>
+          <w:rFonts w:eastAsiaTheme="minorEastAsia"/>
+        </w:rPr>
+      </w:pPr>
+      <m:oMathPara>
+        <m:oMath>
+          <m:r>
+            <m:rPr>
+              <m:sty m:val="p"/>
+            </m:rPr>
+            <w:rPr>
+              <w:rFonts w:ascii="Cambria Math" w:hAnsi="Cambria Math"/>
+            </w:rPr>
+            <m:t>IQ</m:t>
+          </m:r>
+          <m:r>
+            <m:rPr>
+              <m:sty m:val="p"/>
+            </m:rPr>
+            <w:rPr>
+              <w:rFonts w:ascii="Cambria Math" w:hAnsi="Cambria Math"/>
+            </w:rPr>
+            <m:t>R</m:t>
+          </m:r>
+          <m:r>
+            <w:rPr>
+              <w:rFonts w:ascii="Cambria Math" w:eastAsia="Cambria Math" w:hAnsi="Cambria Math" w:cs="Cambria Math"/>
+            </w:rPr>
+            <m:t>=</m:t>
+          </m:r>
+          <m:sSub>
+            <m:sSubPr>
+              <m:ctrlPr>
+                <w:rPr>
+                  <w:rFonts w:ascii="Cambria Math" w:eastAsia="Cambria Math" w:hAnsi="Cambria Math" w:cs="Cambria Math"/>
+                  <w:i/>
+                </w:rPr>
+              </m:ctrlPr>
+            </m:sSubPr>
+            <m:e>
+              <m:r>
+                <m:rPr>
+                  <m:sty m:val="p"/>
+                </m:rPr>
+                <w:rPr>
+                  <w:rFonts w:ascii="Cambria Math" w:hAnsi="Cambria Math"/>
+                </w:rPr>
+                <m:t>Q</m:t>
+              </m:r>
+            </m:e>
+            <m:sub>
+              <m:r>
+                <w:rPr>
+                  <w:rFonts w:ascii="Cambria Math" w:eastAsia="Cambria Math" w:hAnsi="Cambria Math" w:cs="Cambria Math"/>
+                </w:rPr>
+                <m:t>3</m:t>
+              </m:r>
+            </m:sub>
+          </m:sSub>
+          <m:r>
+            <m:rPr>
+              <m:sty m:val="p"/>
+            </m:rPr>
+            <w:rPr>
+              <w:rFonts w:ascii="Cambria Math" w:hAnsi="Cambria Math"/>
+            </w:rPr>
+            <m:t xml:space="preserve"> -</m:t>
+          </m:r>
+          <m:sSub>
+            <m:sSubPr>
+              <m:ctrlPr>
+                <w:rPr>
+                  <w:rFonts w:ascii="Cambria Math" w:hAnsi="Cambria Math"/>
+                </w:rPr>
+              </m:ctrlPr>
+            </m:sSubPr>
+            <m:e>
+              <m:r>
+                <m:rPr>
+                  <m:sty m:val="p"/>
+                </m:rPr>
+                <w:rPr>
+                  <w:rFonts w:ascii="Cambria Math" w:hAnsi="Cambria Math"/>
+                </w:rPr>
+                <m:t>Q</m:t>
+              </m:r>
+            </m:e>
+            <m:sub>
+              <m:r>
+                <w:rPr>
+                  <w:rFonts w:ascii="Cambria Math" w:hAnsi="Cambria Math"/>
+                </w:rPr>
+                <m:t>1</m:t>
+              </m:r>
+            </m:sub>
+          </m:sSub>
+        </m:oMath>
+      </m:oMathPara>
+    </w:p>
+    <w:p>
+      <w:pPr>
+        <w:rPr>
+          <w:rFonts w:eastAsiaTheme="minorEastAsia"/>
+        </w:rPr>
+      </w:pPr>
+    </w:p>
+    <w:p>
+      <w:pPr>
+        <w:rPr>
+          <w:rFonts w:eastAsiaTheme="minorEastAsia"/>
+        </w:rPr>
+      </w:pPr>
+      <m:oMathPara>
+        <m:oMath>
+          <m:r>
+            <w:rPr>
+              <w:rFonts w:ascii="Cambria Math" w:eastAsia="Cambria Math" w:hAnsi="Cambria Math" w:cs="Cambria Math"/>
+            </w:rPr>
+            <m:t>IQR Factor=</m:t>
+          </m:r>
+          <m:sSub>
+            <m:sSubPr>
+              <m:ctrlPr>
+                <w:rPr>
+                  <w:rFonts w:ascii="Cambria Math" w:eastAsia="Cambria Math" w:hAnsi="Cambria Math" w:cs="Cambria Math"/>
+                  <w:i/>
+                </w:rPr>
+              </m:ctrlPr>
+            </m:sSubPr>
+            <m:e>
+              <m:r>
+                <w:rPr>
+                  <w:rFonts w:ascii="Cambria Math" w:eastAsia="Cambria Math" w:hAnsi="Cambria Math" w:cs="Cambria Math"/>
+                </w:rPr>
+                <m:t>IQR</m:t>
+              </m:r>
+            </m:e>
+            <m:sub>
+              <m:r>
+                <w:rPr>
+                  <w:rFonts w:ascii="Cambria Math" w:eastAsia="Cambria Math" w:hAnsi="Cambria Math" w:cs="Cambria Math"/>
+                </w:rPr>
+                <m:t>f</m:t>
+              </m:r>
+            </m:sub>
+          </m:sSub>
+          <m:r>
+            <w:rPr>
+              <w:rFonts w:ascii="Cambria Math" w:eastAsia="Cambria Math" w:hAnsi="Cambria Math" w:cs="Cambria Math"/>
+            </w:rPr>
+            <m:t>=</m:t>
+          </m:r>
+          <m:r>
+            <w:rPr>
+              <w:rFonts w:ascii="Cambria Math" w:eastAsia="Cambria Math" w:hAnsi="Cambria Math" w:cs="Cambria Math"/>
+            </w:rPr>
+            <m:t>3</m:t>
+          </m:r>
+        </m:oMath>
+      </m:oMathPara>
+    </w:p>
+    <w:p>
+      <w:pPr>
+        <w:rPr>
+          <w:rFonts w:eastAsiaTheme="minorEastAsia"/>
+        </w:rPr>
+      </w:pPr>
+    </w:p>
+    <w:p>
+      <w:pPr>
+        <w:rPr>
+          <w:rFonts w:eastAsiaTheme="minorEastAsia"/>
+          <w:iCs/>
+        </w:rPr>
+      </w:pPr>
+      <m:oMathPara>
+        <m:oMath>
+          <m:r>
+            <m:rPr>
+              <m:sty m:val="p"/>
+            </m:rPr>
+            <w:rPr>
+              <w:rFonts w:ascii="Cambria Math" w:hAnsi="Cambria Math"/>
+            </w:rPr>
+            <m:t>Límite inferior</m:t>
+          </m:r>
+          <m:r>
+            <w:rPr>
+              <w:rFonts w:ascii="Cambria Math" w:eastAsia="Cambria Math" w:hAnsi="Cambria Math" w:cs="Cambria Math"/>
+            </w:rPr>
+            <m:t>=</m:t>
+          </m:r>
+          <m:sSub>
+            <m:sSubPr>
+              <m:ctrlPr>
+                <w:rPr>
+                  <w:rFonts w:ascii="Cambria Math" w:hAnsi="Cambria Math"/>
+                </w:rPr>
+              </m:ctrlPr>
+            </m:sSubPr>
+            <m:e>
+              <m:r>
+                <m:rPr>
+                  <m:sty m:val="p"/>
+                </m:rPr>
+                <w:rPr>
+                  <w:rFonts w:ascii="Cambria Math" w:hAnsi="Cambria Math"/>
+                </w:rPr>
+                <m:t>Q</m:t>
+              </m:r>
+            </m:e>
+            <m:sub>
+              <m:r>
+                <w:rPr>
+                  <w:rFonts w:ascii="Cambria Math" w:hAnsi="Cambria Math"/>
+                </w:rPr>
+                <m:t>1</m:t>
+              </m:r>
+            </m:sub>
+          </m:sSub>
+          <m:r>
+            <w:rPr>
+              <w:rFonts w:ascii="Cambria Math" w:hAnsi="Cambria Math"/>
+            </w:rPr>
+            <m:t xml:space="preserve"> -</m:t>
+          </m:r>
+          <m:sSub>
+            <m:sSubPr>
+              <m:ctrlPr>
+                <w:rPr>
+                  <w:rFonts w:ascii="Cambria Math" w:eastAsia="Cambria Math" w:hAnsi="Cambria Math" w:cs="Cambria Math"/>
+                  <w:i/>
+                </w:rPr>
+              </m:ctrlPr>
+            </m:sSubPr>
+            <m:e>
+              <m:r>
+                <w:rPr>
+                  <w:rFonts w:ascii="Cambria Math" w:eastAsia="Cambria Math" w:hAnsi="Cambria Math" w:cs="Cambria Math"/>
+                </w:rPr>
+                <m:t>IQR</m:t>
+              </m:r>
+            </m:e>
+            <m:sub>
+              <m:r>
+                <w:rPr>
+                  <w:rFonts w:ascii="Cambria Math" w:eastAsia="Cambria Math" w:hAnsi="Cambria Math" w:cs="Cambria Math"/>
+                </w:rPr>
+                <m:t>f</m:t>
+              </m:r>
+            </m:sub>
+          </m:sSub>
+          <m:r>
+            <w:rPr>
+              <w:rFonts w:ascii="Cambria Math" w:hAnsi="Cambria Math"/>
+            </w:rPr>
+            <m:t>×</m:t>
+          </m:r>
+          <m:r>
+            <m:rPr>
+              <m:sty m:val="p"/>
+            </m:rPr>
+            <w:rPr>
+              <w:rFonts w:ascii="Cambria Math" w:hAnsi="Cambria Math"/>
+            </w:rPr>
+            <m:t>IQR</m:t>
+          </m:r>
+        </m:oMath>
+      </m:oMathPara>
+    </w:p>
+    <w:p>
+      <w:pPr>
+        <w:rPr>
+          <w:rFonts w:eastAsiaTheme="minorEastAsia"/>
+        </w:rPr>
+      </w:pPr>
+    </w:p>
+    <w:p>
+      <w:pPr>
+        <w:rPr>
+          <w:rFonts w:eastAsiaTheme="minorEastAsia"/>
+        </w:rPr>
+      </w:pPr>
+      <m:oMathPara>
+        <m:oMath>
+          <m:r>
+            <m:rPr>
+              <m:sty m:val="p"/>
+            </m:rPr>
+            <w:rPr>
+              <w:rFonts w:ascii="Cambria Math" w:hAnsi="Cambria Math"/>
+            </w:rPr>
+            <m:t>Límite superior</m:t>
+          </m:r>
+          <m:r>
+            <w:rPr>
+              <w:rFonts w:ascii="Cambria Math" w:eastAsia="Cambria Math" w:hAnsi="Cambria Math" w:cs="Cambria Math"/>
+            </w:rPr>
+            <m:t>=</m:t>
+          </m:r>
+          <m:sSub>
+            <m:sSubPr>
+              <m:ctrlPr>
+                <w:rPr>
+                  <w:rFonts w:ascii="Cambria Math" w:eastAsia="Cambria Math" w:hAnsi="Cambria Math" w:cs="Cambria Math"/>
+                  <w:i/>
+                </w:rPr>
+              </m:ctrlPr>
+            </m:sSubPr>
+            <m:e>
+              <m:r>
+                <m:rPr>
+                  <m:sty m:val="p"/>
+                </m:rPr>
+                <w:rPr>
+                  <w:rFonts w:ascii="Cambria Math" w:hAnsi="Cambria Math"/>
+                </w:rPr>
+                <m:t>Q</m:t>
+              </m:r>
+            </m:e>
+            <m:sub>
+              <m:r>
+                <w:rPr>
+                  <w:rFonts w:ascii="Cambria Math" w:eastAsia="Cambria Math" w:hAnsi="Cambria Math" w:cs="Cambria Math"/>
+                </w:rPr>
+                <m:t>3</m:t>
+              </m:r>
+            </m:sub>
+          </m:sSub>
+        </m:oMath>
+      </m:oMathPara>
+    </w:p>
+    <w:p/>
+    <w:p>
+      <w:r>
+        <w:lastRenderedPageBreak/>
+        <w:t xml:space="preserve">Como la columna </w:t>
+      </w:r>
+      <w:r>
+        <w:rPr>
+          <w:rStyle w:val="HTML"/>
+        </w:rPr>
+        <w:t>t</w:t>
+      </w:r>
+      <w:r>
+        <w:rPr>
+          <w:rStyle w:val="HTML"/>
+        </w:rPr>
+        <w:t>otal</w:t>
+      </w:r>
+      <w:r>
+        <w:t xml:space="preserve"> es una </w:t>
+      </w:r>
+      <w:r>
+        <w:t>“</w:t>
+      </w:r>
+      <w:r>
+        <w:t>variable derivada</w:t>
+      </w:r>
+      <w:r>
+        <w:t>” no la voy a evaluar</w:t>
+      </w:r>
+      <w:r>
+        <w:t>. Si una venta legítima tiene una cantidad normal alta (ej. 9 unidades) y un precio normal alto (ej. 290), su total (2610) podría superar el Q</w:t>
+      </w:r>
+      <w:r>
+        <w:rPr>
+          <w:vertAlign w:val="subscript"/>
+        </w:rPr>
+        <w:t>3</w:t>
+      </w:r>
+      <w:r>
+        <w:t xml:space="preserve"> + 1</w:t>
+      </w:r>
+      <w:r>
+        <w:t>,</w:t>
+      </w:r>
+      <w:r>
+        <w:t xml:space="preserve">5 </w:t>
+      </w:r>
+      <w:r>
+        <w:t xml:space="preserve">x </w:t>
+      </w:r>
+      <w:r>
+        <w:t>IQR de la columna total y ser eliminado</w:t>
+      </w:r>
+      <w:r>
+        <w:t xml:space="preserve">, se considera un </w:t>
+      </w:r>
+      <w:r>
+        <w:rPr>
+          <w:i/>
+          <w:iCs/>
+        </w:rPr>
+        <w:t>falso positivo</w:t>
+      </w:r>
+      <w:r>
+        <w:t>. Evaluando únicamente las dos variables primarias independientes</w:t>
+      </w:r>
+      <w:r>
+        <w:t xml:space="preserve">, </w:t>
+      </w:r>
+      <w:r>
+        <w:rPr>
+          <w:rStyle w:val="HTML"/>
+        </w:rPr>
+        <w:t>cantidad</w:t>
+      </w:r>
+      <w:r>
+        <w:t xml:space="preserve"> y </w:t>
+      </w:r>
+      <w:r>
+        <w:rPr>
+          <w:rStyle w:val="HTML"/>
+        </w:rPr>
+        <w:t>precio_unitario</w:t>
+      </w:r>
+      <w:r>
+        <w:t xml:space="preserve">, detectamos con precisión </w:t>
+      </w:r>
+      <w:r>
+        <w:rPr>
+          <w:b/>
+          <w:bCs/>
+        </w:rPr>
+        <w:t>22 registros anómalos</w:t>
+      </w:r>
+      <w:r>
+        <w:t>.</w:t>
+      </w:r>
+    </w:p>
+    <w:p>
+      <w:pPr>
+        <w:pStyle w:val="Ttulo3"/>
+      </w:pPr>
+      <w:r>
+        <w:t>Clasificación y acción</w:t>
+      </w:r>
+    </w:p>
+    <w:p>
+      <w:r>
+        <w:t>Aprovechando los literales ya defini</w:t>
+      </w:r>
+      <w:r>
+        <w:t xml:space="preserve">dos: </w:t>
+      </w:r>
+      <w:r>
+        <w:rPr>
+          <w:rStyle w:val="HTML"/>
+        </w:rPr>
+        <w:t>outlier_cantidad</w:t>
+      </w:r>
+      <w:r>
+        <w:t xml:space="preserve">, </w:t>
+      </w:r>
+      <w:r>
+        <w:rPr>
+          <w:rStyle w:val="HTML"/>
+        </w:rPr>
+        <w:t>outlier_precio_unitario</w:t>
+      </w:r>
+      <w:r>
+        <w:t xml:space="preserve"> y </w:t>
+      </w:r>
+      <w:r>
+        <w:rPr>
+          <w:rStyle w:val="HTML"/>
+        </w:rPr>
+        <w:t>outlier_both</w:t>
+      </w:r>
+      <w:r>
+        <w:t xml:space="preserve">; </w:t>
+      </w:r>
+      <w:r>
+        <w:t>clasificamos las máscaras de forma mutuamente excluyente:</w:t>
+      </w:r>
+    </w:p>
+    <w:p/>
+    <w:p>
+      <w:pPr>
+        <w:numPr>
+          <w:ilvl w:val="0"/>
+          <w:numId w:val="53"/>
+        </w:numPr>
+        <w:tabs>
+          <w:tab w:val="clear" w:pos="720"/>
+        </w:tabs>
+      </w:pPr>
+      <w:r>
+        <w:rPr>
+          <w:b/>
+          <w:bCs/>
+        </w:rPr>
+        <w:t>bOutBothMask ('outlier_both')</w:t>
+      </w:r>
+    </w:p>
+    <w:p>
+      <w:pPr>
+        <w:ind w:left="720"/>
+      </w:pPr>
+      <w:r>
+        <w:t xml:space="preserve">Filas que son </w:t>
+      </w:r>
+      <w:r>
+        <w:rPr>
+          <w:i/>
+          <w:iCs/>
+        </w:rPr>
+        <w:t>outlier</w:t>
+      </w:r>
+      <w:r>
+        <w:t xml:space="preserve"> en cantidad </w:t>
+      </w:r>
+      <w:r>
+        <w:rPr>
+          <w:b/>
+          <w:bCs/>
+        </w:rPr>
+        <w:t>y</w:t>
+      </w:r>
+      <w:r>
+        <w:t xml:space="preserve"> en precio_unitario simultáneamente.</w:t>
+      </w:r>
+    </w:p>
+    <w:p>
+      <w:pPr>
+        <w:numPr>
+          <w:ilvl w:val="0"/>
+          <w:numId w:val="53"/>
+        </w:numPr>
+        <w:tabs>
+          <w:tab w:val="clear" w:pos="720"/>
+        </w:tabs>
+      </w:pPr>
+      <w:r>
+        <w:rPr>
+          <w:b/>
+          <w:bCs/>
+        </w:rPr>
+        <w:t>bOutQtyMask ('outlier_cantidad')</w:t>
+      </w:r>
+    </w:p>
+    <w:p>
+      <w:pPr>
+        <w:ind w:left="720"/>
+      </w:pPr>
+      <w:r>
+        <w:t xml:space="preserve">Filas que son </w:t>
+      </w:r>
+      <w:r>
+        <w:rPr>
+          <w:i/>
+          <w:iCs/>
+        </w:rPr>
+        <w:t>outlier</w:t>
+      </w:r>
+      <w:r>
+        <w:t xml:space="preserve"> exclusivamente en cantidad.</w:t>
+      </w:r>
+    </w:p>
+    <w:p>
+      <w:pPr>
+        <w:numPr>
+          <w:ilvl w:val="0"/>
+          <w:numId w:val="53"/>
+        </w:numPr>
+        <w:tabs>
+          <w:tab w:val="clear" w:pos="720"/>
+        </w:tabs>
+      </w:pPr>
+      <w:r>
+        <w:rPr>
+          <w:b/>
+          <w:bCs/>
+        </w:rPr>
+        <w:t>bOutPriceMask ('outlier_precio_unitario')</w:t>
+      </w:r>
+    </w:p>
+    <w:p>
+      <w:pPr>
+        <w:ind w:left="720"/>
+      </w:pPr>
+      <w:r>
+        <w:t xml:space="preserve">Filas que son </w:t>
+      </w:r>
+      <w:r>
+        <w:rPr>
+          <w:i/>
+          <w:iCs/>
+        </w:rPr>
+        <w:t>outlier</w:t>
+      </w:r>
+      <w:r>
+        <w:t xml:space="preserve"> exclusivamente en precio_unitario.</w:t>
+      </w:r>
+    </w:p>
+    <w:p>
+      <w:pPr>
+        <w:rPr>
+          <w:b/>
+          <w:bCs/>
+        </w:rPr>
+      </w:pPr>
+    </w:p>
+    <w:p>
+      <w:r>
+        <w:t xml:space="preserve">Al </w:t>
+      </w:r>
+      <w:r>
+        <w:t xml:space="preserve">considerarse </w:t>
+      </w:r>
+      <w:r>
+        <w:t xml:space="preserve">errores que distorsionarían gravemente la media y las gráficas de negocio, </w:t>
+      </w:r>
+      <w:r>
+        <w:t>quedan</w:t>
+      </w:r>
+      <w:r>
+        <w:t xml:space="preserve"> registra</w:t>
+      </w:r>
+      <w:r>
+        <w:t>dos en el dataset de incidencias</w:t>
+      </w:r>
+      <w:r>
+        <w:t xml:space="preserve"> </w:t>
+      </w:r>
+      <w:r>
+        <w:t>y excluidos del conjunto de datos limpio</w:t>
+      </w:r>
+      <w:r>
+        <w:t>.</w:t>
+      </w:r>
+    </w:p>
+    <w:p/>
+    <w:p>
+      <w:pPr>
+        <w:spacing w:after="60"/>
+        <w:contextualSpacing w:val="0"/>
+      </w:pPr>
+      <w:r>
+        <w:t>Ejecutamos entonces la celda:</w:t>
+      </w:r>
+    </w:p>
+    <w:p>
+      <w:pPr>
+        <w:pStyle w:val="Prrafocdigo"/>
+        <w:ind w:firstLine="284"/>
+      </w:pPr>
+    </w:p>
+    <w:p>
+      <w:pPr>
+        <w:pStyle w:val="Prrafocdigo"/>
+        <w:ind w:firstLine="284"/>
+      </w:pPr>
+      <w:r>
+        <w:t># DATA CLEANING, 4. INVALID NUMERICS AND TOTALS CORRECTION</w:t>
+      </w:r>
+    </w:p>
+    <w:p>
+      <w:pPr>
+        <w:pStyle w:val="Prrafocdigo"/>
+        <w:ind w:firstLine="284"/>
+      </w:pPr>
+      <w:r>
+        <w:t># ========================================================</w:t>
+      </w:r>
+    </w:p>
+    <w:p>
+      <w:pPr>
+        <w:pStyle w:val="Prrafocdigo"/>
+      </w:pPr>
+    </w:p>
+    <w:p/>
+    <w:p>
+      <w:pPr>
+        <w:spacing w:after="60"/>
+        <w:contextualSpacing w:val="0"/>
+      </w:pPr>
+      <w:r>
+        <w:t>Para finalmente tener el conjunto de datos limpio, con el resultado:</w:t>
+      </w:r>
+    </w:p>
+    <w:p>
+      <w:r>
+        <w:drawing>
+          <wp:inline distT="0" distB="0" distL="0" distR="0" wp14:anchorId="21FD7C14" wp14:editId="2CFA7E70">
+            <wp:extent cx="5759450" cy="2291715"/>
+            <wp:effectExtent l="0" t="0" r="0" b="0"/>
+            <wp:docPr id="59" name="Imagen 59"/>
+            <wp:cNvGraphicFramePr>
+              <a:graphicFrameLocks xmlns:a="http://schemas.openxmlformats.org/drawingml/2006/main" noChangeAspect="1"/>
+            </wp:cNvGraphicFramePr>
+            <a:graphic xmlns:a="http://schemas.openxmlformats.org/drawingml/2006/main">
+              <a:graphicData uri="http://schemas.openxmlformats.org/drawingml/2006/picture">
+                <pic:pic xmlns:pic="http://schemas.openxmlformats.org/drawingml/2006/picture">
+                  <pic:nvPicPr>
+                    <pic:cNvPr id="1" name=""/>
+                    <pic:cNvPicPr/>
+                  </pic:nvPicPr>
+                  <pic:blipFill>
+                    <a:blip r:embed="rId38"/>
+                    <a:stretch>
+                      <a:fillRect/>
+                    </a:stretch>
+                  </pic:blipFill>
+                  <pic:spPr>
+                    <a:xfrm>
+                      <a:off x="0" y="0"/>
+                      <a:ext cx="5759450" cy="2291715"/>
+                    </a:xfrm>
+                    <a:prstGeom prst="rect">
+                      <a:avLst/>
+                    </a:prstGeom>
+                  </pic:spPr>
+                </pic:pic>
+              </a:graphicData>
+            </a:graphic>
+          </wp:inline>
+        </w:drawing>
+      </w:r>
+    </w:p>
+    <w:p>
+      <w:pPr>
+        <w:rPr>
+          <w:b/>
+          <w:bCs/>
+        </w:rPr>
+      </w:pPr>
+    </w:p>
+    <w:p>
+      <w:r>
+        <w:rPr>
+          <w:b/>
+          <w:bCs/>
+        </w:rPr>
+        <w:t xml:space="preserve">22 </w:t>
+      </w:r>
+      <w:r>
+        <w:rPr>
+          <w:b/>
+          <w:bCs/>
+          <w:i/>
+          <w:iCs/>
+        </w:rPr>
+        <w:t>outliers</w:t>
+      </w:r>
+      <w:r>
+        <w:rPr>
+          <w:b/>
+          <w:bCs/>
+        </w:rPr>
+        <w:t xml:space="preserve"> </w:t>
+      </w:r>
+      <w:r>
+        <w:t>eliminados</w:t>
+      </w:r>
+      <w:r>
+        <w:t xml:space="preserve">: </w:t>
+      </w:r>
+      <w:r>
+        <w:rPr>
+          <w:i/>
+          <w:iCs/>
+        </w:rPr>
+        <w:t>6 en ambos campos</w:t>
+      </w:r>
+      <w:r>
+        <w:t xml:space="preserve">, </w:t>
+      </w:r>
+      <w:r>
+        <w:rPr>
+          <w:i/>
+          <w:iCs/>
+        </w:rPr>
+        <w:t xml:space="preserve">8 en </w:t>
+      </w:r>
+      <w:r>
+        <w:rPr>
+          <w:rStyle w:val="HTML"/>
+        </w:rPr>
+        <w:t>cantidad</w:t>
+      </w:r>
+      <w:r>
+        <w:t xml:space="preserve"> y 8 en </w:t>
+      </w:r>
+      <w:r>
+        <w:rPr>
+          <w:rStyle w:val="HTML"/>
+        </w:rPr>
+        <w:t>precio_unitario</w:t>
+      </w:r>
+      <w:r>
+        <w:t>.</w:t>
+      </w:r>
+    </w:p>
+    <w:p>
+      <w:r>
+        <w:t xml:space="preserve">Las 3 ventas legítimas con precios de hasta </w:t>
+      </w:r>
+      <w:r>
+        <w:rPr>
+          <w:b/>
+          <w:bCs/>
+        </w:rPr>
+        <w:t>247.86</w:t>
+      </w:r>
+      <w:r>
+        <w:t xml:space="preserve"> se han conservado correctamente gracias al </w:t>
+      </w:r>
+      <w:r>
+        <w:t xml:space="preserve">3 del </w:t>
+      </w:r>
+      <w:r>
+        <w:t xml:space="preserve">factor </w:t>
+      </w:r>
+      <w:r>
+        <w:t>IQR</w:t>
+      </w:r>
+      <w:r>
+        <w:t>.</w:t>
+      </w:r>
+    </w:p>
+    <w:p>
+      <w:r>
+        <w:t>El conjunto de datos final</w:t>
+      </w:r>
+      <w:r>
+        <w:t xml:space="preserve"> pasa de </w:t>
+      </w:r>
+      <w:r>
+        <w:rPr>
+          <w:b/>
+          <w:bCs/>
+        </w:rPr>
+        <w:t>255 a 233 filas</w:t>
+      </w:r>
+      <w:r>
+        <w:t xml:space="preserve"> completamente limpias.</w:t>
+      </w:r>
     </w:p>
     <w:p>
       <w:pPr>
@@ -25126,9 +27073,194 @@
             <w:sz w:val="18"/>
             <w:szCs w:val="18"/>
           </w:rPr>
-          <w:t>[Ir al índice]</w:t>
+          <w:t xml:space="preserve">[Ir </w:t>
+        </w:r>
+        <w:r>
+          <w:rPr>
+            <w:rStyle w:val="Hipervnculo2"/>
+            <w:b w:val="0"/>
+            <w:bCs w:val="0"/>
+            <w:i/>
+            <w:iCs w:val="0"/>
+            <w:sz w:val="18"/>
+            <w:szCs w:val="18"/>
+          </w:rPr>
+          <w:t>a</w:t>
+        </w:r>
+        <w:r>
+          <w:rPr>
+            <w:rStyle w:val="Hipervnculo2"/>
+            <w:b w:val="0"/>
+            <w:bCs w:val="0"/>
+            <w:i/>
+            <w:iCs w:val="0"/>
+            <w:sz w:val="18"/>
+            <w:szCs w:val="18"/>
+          </w:rPr>
+          <w:t>l índice]</w:t>
         </w:r>
       </w:hyperlink>
+    </w:p>
+    <w:p>
+      <w:r>
+        <w:t>Como no puede ser de otra forma, a</w:t>
+      </w:r>
+      <w:r>
+        <w:t>ntes de generar el archivo ventas_limpias.csv, verificamos mediante comprobaciones programáticas que en dfCln se cumplen simultáneamente las 5 invariantes de calidad:</w:t>
+      </w:r>
+    </w:p>
+    <w:p>
+      <w:pPr>
+        <w:numPr>
+          <w:ilvl w:val="0"/>
+          <w:numId w:val="54"/>
+        </w:numPr>
+      </w:pPr>
+      <w:r>
+        <w:t>0 valores nulos en cualquier columna.</w:t>
+      </w:r>
+    </w:p>
+    <w:p>
+      <w:pPr>
+        <w:numPr>
+          <w:ilvl w:val="0"/>
+          <w:numId w:val="54"/>
+        </w:numPr>
+      </w:pPr>
+      <w:r>
+        <w:t>0 filas duplicadas en las columnas clave.</w:t>
+      </w:r>
+    </w:p>
+    <w:p>
+      <w:pPr>
+        <w:numPr>
+          <w:ilvl w:val="0"/>
+          <w:numId w:val="54"/>
+        </w:numPr>
+      </w:pPr>
+      <w:r>
+        <w:t>0 valores menores o iguales a cero en columnas numéricas.</w:t>
+      </w:r>
+    </w:p>
+    <w:p>
+      <w:pPr>
+        <w:numPr>
+          <w:ilvl w:val="0"/>
+          <w:numId w:val="54"/>
+        </w:numPr>
+      </w:pPr>
+      <w:r>
+        <w:t>0 discrepancias aritméticas en total = round(cantidad * precio_unitario, 2).</w:t>
+      </w:r>
+    </w:p>
+    <w:p>
+      <w:pPr>
+        <w:numPr>
+          <w:ilvl w:val="0"/>
+          <w:numId w:val="54"/>
+        </w:numPr>
+      </w:pPr>
+      <w:r>
+        <w:lastRenderedPageBreak/>
+        <w:t>0 fechas fuera del rango [2026-09-19, 2026-10-18].</w:t>
+      </w:r>
+    </w:p>
+    <w:p>
+      <w:r>
+        <w:t>Si alguna fallase, se lanza una excepción inmediata impidiendo exportar un archivo corrupto.</w:t>
+      </w:r>
+    </w:p>
+    <w:p/>
+    <w:p>
+      <w:pPr>
+        <w:spacing w:after="60"/>
+        <w:contextualSpacing w:val="0"/>
+      </w:pPr>
+      <w:r>
+        <w:t>Ejecutamos la celda:</w:t>
+      </w:r>
+    </w:p>
+    <w:p>
+      <w:pPr>
+        <w:pStyle w:val="Prrafocdigo"/>
+        <w:ind w:firstLine="284"/>
+      </w:pPr>
+    </w:p>
+    <w:p>
+      <w:pPr>
+        <w:pStyle w:val="Prrafocdigo"/>
+        <w:ind w:firstLine="284"/>
+      </w:pPr>
+      <w:r>
+        <w:t># DATA CLEANING, 7. FINAL VALIDATION AND EXPORT (to CSV file)</w:t>
+      </w:r>
+    </w:p>
+    <w:p>
+      <w:pPr>
+        <w:pStyle w:val="Prrafocdigo"/>
+        <w:ind w:firstLine="284"/>
+      </w:pPr>
+      <w:r>
+        <w:t># ===========================================================</w:t>
+      </w:r>
+    </w:p>
+    <w:p>
+      <w:pPr>
+        <w:pStyle w:val="Prrafocdigo"/>
+        <w:ind w:firstLine="284"/>
+      </w:pPr>
+    </w:p>
+    <w:p/>
+    <w:p>
+      <w:pPr>
+        <w:spacing w:after="60"/>
+        <w:contextualSpacing w:val="0"/>
+      </w:pPr>
+      <w:r>
+        <w:t>Y finalmente tenemos</w:t>
+      </w:r>
+      <w:r>
+        <w:t>:</w:t>
+      </w:r>
+    </w:p>
+    <w:p>
+      <w:r>
+        <w:drawing>
+          <wp:inline distT="0" distB="0" distL="0" distR="0" wp14:anchorId="759EC1E7" wp14:editId="4E146125">
+            <wp:extent cx="5759450" cy="2816860"/>
+            <wp:effectExtent l="0" t="0" r="0" b="2540"/>
+            <wp:docPr id="60" name="Imagen 60"/>
+            <wp:cNvGraphicFramePr>
+              <a:graphicFrameLocks xmlns:a="http://schemas.openxmlformats.org/drawingml/2006/main" noChangeAspect="1"/>
+            </wp:cNvGraphicFramePr>
+            <a:graphic xmlns:a="http://schemas.openxmlformats.org/drawingml/2006/main">
+              <a:graphicData uri="http://schemas.openxmlformats.org/drawingml/2006/picture">
+                <pic:pic xmlns:pic="http://schemas.openxmlformats.org/drawingml/2006/picture">
+                  <pic:nvPicPr>
+                    <pic:cNvPr id="1" name=""/>
+                    <pic:cNvPicPr/>
+                  </pic:nvPicPr>
+                  <pic:blipFill>
+                    <a:blip r:embed="rId39"/>
+                    <a:stretch>
+                      <a:fillRect/>
+                    </a:stretch>
+                  </pic:blipFill>
+                  <pic:spPr>
+                    <a:xfrm>
+                      <a:off x="0" y="0"/>
+                      <a:ext cx="5759450" cy="2816860"/>
+                    </a:xfrm>
+                    <a:prstGeom prst="rect">
+                      <a:avLst/>
+                    </a:prstGeom>
+                  </pic:spPr>
+                </pic:pic>
+              </a:graphicData>
+            </a:graphic>
+          </wp:inline>
+        </w:drawing>
+      </w:r>
     </w:p>
     <w:p/>
     <w:p>
@@ -25331,7 +27463,6 @@
         </w:numPr>
       </w:pPr>
       <w:r>
-        <w:lastRenderedPageBreak/>
         <w:t>'step': Fase del flujo (ej. '2_nulls', '3_duplicates', '4_totals_signs', '5_dates', '6_outliers').</w:t>
       </w:r>
     </w:p>
@@ -25343,6 +27474,7 @@
         </w:numPr>
       </w:pPr>
       <w:r>
+        <w:lastRenderedPageBreak/>
         <w:t>'issue_type': Tipo específico de problema (ej. 'null_critical', 'null_cantidad', 'null_precio_unitario', 'null_total').</w:t>
       </w:r>
     </w:p>
@@ -25424,8 +27556,8 @@
     </w:p>
     <w:p/>
     <w:sectPr>
-      <w:headerReference w:type="default" r:id="rId37"/>
-      <w:footerReference w:type="default" r:id="rId38"/>
+      <w:headerReference w:type="default" r:id="rId40"/>
+      <w:footerReference w:type="default" r:id="rId41"/>
       <w:pgSz w:w="11906" w:h="16838" w:code="9"/>
       <w:pgMar w:top="1134" w:right="1276" w:bottom="1134" w:left="1560" w:header="851" w:footer="0" w:gutter="0"/>
       <w:cols w:space="720"/>
@@ -27758,6 +29890,244 @@
     </w:lvl>
   </w:abstractNum>
   <w:abstractNum w:abstractNumId="21" w15:restartNumberingAfterBreak="0">
+    <w:nsid w:val="2DB47E80"/>
+    <w:multiLevelType w:val="multilevel"/>
+    <w:tmpl w:val="77DEEB04"/>
+    <w:lvl w:ilvl="0">
+      <w:start w:val="1"/>
+      <w:numFmt w:val="decimal"/>
+      <w:lvlText w:val="%1."/>
+      <w:lvlJc w:val="left"/>
+      <w:pPr>
+        <w:tabs>
+          <w:tab w:val="num" w:pos="720"/>
+        </w:tabs>
+        <w:ind w:left="720" w:hanging="360"/>
+      </w:pPr>
+    </w:lvl>
+    <w:lvl w:ilvl="1">
+      <w:start w:val="1"/>
+      <w:numFmt w:val="bullet"/>
+      <w:lvlText w:val="o"/>
+      <w:lvlJc w:val="left"/>
+      <w:pPr>
+        <w:tabs>
+          <w:tab w:val="num" w:pos="1440"/>
+        </w:tabs>
+        <w:ind w:left="1440" w:hanging="360"/>
+      </w:pPr>
+      <w:rPr>
+        <w:rFonts w:ascii="Courier New" w:hAnsi="Courier New" w:hint="default"/>
+        <w:sz w:val="20"/>
+      </w:rPr>
+    </w:lvl>
+    <w:lvl w:ilvl="2" w:tentative="1">
+      <w:start w:val="1"/>
+      <w:numFmt w:val="decimal"/>
+      <w:lvlText w:val="%3."/>
+      <w:lvlJc w:val="left"/>
+      <w:pPr>
+        <w:tabs>
+          <w:tab w:val="num" w:pos="2160"/>
+        </w:tabs>
+        <w:ind w:left="2160" w:hanging="360"/>
+      </w:pPr>
+    </w:lvl>
+    <w:lvl w:ilvl="3" w:tentative="1">
+      <w:start w:val="1"/>
+      <w:numFmt w:val="decimal"/>
+      <w:lvlText w:val="%4."/>
+      <w:lvlJc w:val="left"/>
+      <w:pPr>
+        <w:tabs>
+          <w:tab w:val="num" w:pos="2880"/>
+        </w:tabs>
+        <w:ind w:left="2880" w:hanging="360"/>
+      </w:pPr>
+    </w:lvl>
+    <w:lvl w:ilvl="4" w:tentative="1">
+      <w:start w:val="1"/>
+      <w:numFmt w:val="decimal"/>
+      <w:lvlText w:val="%5."/>
+      <w:lvlJc w:val="left"/>
+      <w:pPr>
+        <w:tabs>
+          <w:tab w:val="num" w:pos="3600"/>
+        </w:tabs>
+        <w:ind w:left="3600" w:hanging="360"/>
+      </w:pPr>
+    </w:lvl>
+    <w:lvl w:ilvl="5" w:tentative="1">
+      <w:start w:val="1"/>
+      <w:numFmt w:val="decimal"/>
+      <w:lvlText w:val="%6."/>
+      <w:lvlJc w:val="left"/>
+      <w:pPr>
+        <w:tabs>
+          <w:tab w:val="num" w:pos="4320"/>
+        </w:tabs>
+        <w:ind w:left="4320" w:hanging="360"/>
+      </w:pPr>
+    </w:lvl>
+    <w:lvl w:ilvl="6" w:tentative="1">
+      <w:start w:val="1"/>
+      <w:numFmt w:val="decimal"/>
+      <w:lvlText w:val="%7."/>
+      <w:lvlJc w:val="left"/>
+      <w:pPr>
+        <w:tabs>
+          <w:tab w:val="num" w:pos="5040"/>
+        </w:tabs>
+        <w:ind w:left="5040" w:hanging="360"/>
+      </w:pPr>
+    </w:lvl>
+    <w:lvl w:ilvl="7" w:tentative="1">
+      <w:start w:val="1"/>
+      <w:numFmt w:val="decimal"/>
+      <w:lvlText w:val="%8."/>
+      <w:lvlJc w:val="left"/>
+      <w:pPr>
+        <w:tabs>
+          <w:tab w:val="num" w:pos="5760"/>
+        </w:tabs>
+        <w:ind w:left="5760" w:hanging="360"/>
+      </w:pPr>
+    </w:lvl>
+    <w:lvl w:ilvl="8" w:tentative="1">
+      <w:start w:val="1"/>
+      <w:numFmt w:val="decimal"/>
+      <w:lvlText w:val="%9."/>
+      <w:lvlJc w:val="left"/>
+      <w:pPr>
+        <w:tabs>
+          <w:tab w:val="num" w:pos="6480"/>
+        </w:tabs>
+        <w:ind w:left="6480" w:hanging="360"/>
+      </w:pPr>
+    </w:lvl>
+  </w:abstractNum>
+  <w:abstractNum w:abstractNumId="22" w15:restartNumberingAfterBreak="0">
+    <w:nsid w:val="2E426076"/>
+    <w:multiLevelType w:val="multilevel"/>
+    <w:tmpl w:val="D9123288"/>
+    <w:lvl w:ilvl="0">
+      <w:start w:val="1"/>
+      <w:numFmt w:val="decimal"/>
+      <w:lvlText w:val="%1."/>
+      <w:lvlJc w:val="left"/>
+      <w:pPr>
+        <w:tabs>
+          <w:tab w:val="num" w:pos="720"/>
+        </w:tabs>
+        <w:ind w:left="720" w:hanging="360"/>
+      </w:pPr>
+    </w:lvl>
+    <w:lvl w:ilvl="1">
+      <w:start w:val="1"/>
+      <w:numFmt w:val="bullet"/>
+      <w:lvlText w:val="o"/>
+      <w:lvlJc w:val="left"/>
+      <w:pPr>
+        <w:tabs>
+          <w:tab w:val="num" w:pos="1440"/>
+        </w:tabs>
+        <w:ind w:left="1440" w:hanging="360"/>
+      </w:pPr>
+      <w:rPr>
+        <w:rFonts w:ascii="Courier New" w:hAnsi="Courier New" w:hint="default"/>
+        <w:sz w:val="20"/>
+      </w:rPr>
+    </w:lvl>
+    <w:lvl w:ilvl="2">
+      <w:start w:val="1"/>
+      <w:numFmt w:val="bullet"/>
+      <w:lvlText w:val=""/>
+      <w:lvlJc w:val="left"/>
+      <w:pPr>
+        <w:tabs>
+          <w:tab w:val="num" w:pos="2160"/>
+        </w:tabs>
+        <w:ind w:left="2160" w:hanging="360"/>
+      </w:pPr>
+      <w:rPr>
+        <w:rFonts w:ascii="Wingdings" w:hAnsi="Wingdings" w:hint="default"/>
+        <w:sz w:val="20"/>
+      </w:rPr>
+    </w:lvl>
+    <w:lvl w:ilvl="3" w:tentative="1">
+      <w:start w:val="1"/>
+      <w:numFmt w:val="decimal"/>
+      <w:lvlText w:val="%4."/>
+      <w:lvlJc w:val="left"/>
+      <w:pPr>
+        <w:tabs>
+          <w:tab w:val="num" w:pos="2880"/>
+        </w:tabs>
+        <w:ind w:left="2880" w:hanging="360"/>
+      </w:pPr>
+    </w:lvl>
+    <w:lvl w:ilvl="4" w:tentative="1">
+      <w:start w:val="1"/>
+      <w:numFmt w:val="decimal"/>
+      <w:lvlText w:val="%5."/>
+      <w:lvlJc w:val="left"/>
+      <w:pPr>
+        <w:tabs>
+          <w:tab w:val="num" w:pos="3600"/>
+        </w:tabs>
+        <w:ind w:left="3600" w:hanging="360"/>
+      </w:pPr>
+    </w:lvl>
+    <w:lvl w:ilvl="5" w:tentative="1">
+      <w:start w:val="1"/>
+      <w:numFmt w:val="decimal"/>
+      <w:lvlText w:val="%6."/>
+      <w:lvlJc w:val="left"/>
+      <w:pPr>
+        <w:tabs>
+          <w:tab w:val="num" w:pos="4320"/>
+        </w:tabs>
+        <w:ind w:left="4320" w:hanging="360"/>
+      </w:pPr>
+    </w:lvl>
+    <w:lvl w:ilvl="6" w:tentative="1">
+      <w:start w:val="1"/>
+      <w:numFmt w:val="decimal"/>
+      <w:lvlText w:val="%7."/>
+      <w:lvlJc w:val="left"/>
+      <w:pPr>
+        <w:tabs>
+          <w:tab w:val="num" w:pos="5040"/>
+        </w:tabs>
+        <w:ind w:left="5040" w:hanging="360"/>
+      </w:pPr>
+    </w:lvl>
+    <w:lvl w:ilvl="7" w:tentative="1">
+      <w:start w:val="1"/>
+      <w:numFmt w:val="decimal"/>
+      <w:lvlText w:val="%8."/>
+      <w:lvlJc w:val="left"/>
+      <w:pPr>
+        <w:tabs>
+          <w:tab w:val="num" w:pos="5760"/>
+        </w:tabs>
+        <w:ind w:left="5760" w:hanging="360"/>
+      </w:pPr>
+    </w:lvl>
+    <w:lvl w:ilvl="8" w:tentative="1">
+      <w:start w:val="1"/>
+      <w:numFmt w:val="decimal"/>
+      <w:lvlText w:val="%9."/>
+      <w:lvlJc w:val="left"/>
+      <w:pPr>
+        <w:tabs>
+          <w:tab w:val="num" w:pos="6480"/>
+        </w:tabs>
+        <w:ind w:left="6480" w:hanging="360"/>
+      </w:pPr>
+    </w:lvl>
+  </w:abstractNum>
+  <w:abstractNum w:abstractNumId="23" w15:restartNumberingAfterBreak="0">
     <w:nsid w:val="2F103702"/>
     <w:multiLevelType w:val="multilevel"/>
     <w:tmpl w:val="20B05278"/>
@@ -27873,128 +30243,7 @@
       </w:pPr>
     </w:lvl>
   </w:abstractNum>
-  <w:abstractNum w:abstractNumId="22" w15:restartNumberingAfterBreak="0">
-    <w:nsid w:val="3093362B"/>
-    <w:multiLevelType w:val="multilevel"/>
-    <w:tmpl w:val="B328736C"/>
-    <w:lvl w:ilvl="0">
-      <w:start w:val="1"/>
-      <w:numFmt w:val="decimal"/>
-      <w:lvlText w:val="%1."/>
-      <w:lvlJc w:val="left"/>
-      <w:pPr>
-        <w:tabs>
-          <w:tab w:val="num" w:pos="720"/>
-        </w:tabs>
-        <w:ind w:left="720" w:hanging="360"/>
-      </w:pPr>
-    </w:lvl>
-    <w:lvl w:ilvl="1">
-      <w:start w:val="1"/>
-      <w:numFmt w:val="bullet"/>
-      <w:lvlText w:val="o"/>
-      <w:lvlJc w:val="left"/>
-      <w:pPr>
-        <w:tabs>
-          <w:tab w:val="num" w:pos="1440"/>
-        </w:tabs>
-        <w:ind w:left="1440" w:hanging="360"/>
-      </w:pPr>
-      <w:rPr>
-        <w:rFonts w:ascii="Courier New" w:hAnsi="Courier New" w:hint="default"/>
-        <w:sz w:val="20"/>
-      </w:rPr>
-    </w:lvl>
-    <w:lvl w:ilvl="2">
-      <w:start w:val="1"/>
-      <w:numFmt w:val="bullet"/>
-      <w:lvlText w:val=""/>
-      <w:lvlJc w:val="left"/>
-      <w:pPr>
-        <w:tabs>
-          <w:tab w:val="num" w:pos="2160"/>
-        </w:tabs>
-        <w:ind w:left="2160" w:hanging="360"/>
-      </w:pPr>
-      <w:rPr>
-        <w:rFonts w:ascii="Wingdings" w:hAnsi="Wingdings" w:hint="default"/>
-        <w:sz w:val="20"/>
-      </w:rPr>
-    </w:lvl>
-    <w:lvl w:ilvl="3" w:tentative="1">
-      <w:start w:val="1"/>
-      <w:numFmt w:val="decimal"/>
-      <w:lvlText w:val="%4."/>
-      <w:lvlJc w:val="left"/>
-      <w:pPr>
-        <w:tabs>
-          <w:tab w:val="num" w:pos="2880"/>
-        </w:tabs>
-        <w:ind w:left="2880" w:hanging="360"/>
-      </w:pPr>
-    </w:lvl>
-    <w:lvl w:ilvl="4" w:tentative="1">
-      <w:start w:val="1"/>
-      <w:numFmt w:val="decimal"/>
-      <w:lvlText w:val="%5."/>
-      <w:lvlJc w:val="left"/>
-      <w:pPr>
-        <w:tabs>
-          <w:tab w:val="num" w:pos="3600"/>
-        </w:tabs>
-        <w:ind w:left="3600" w:hanging="360"/>
-      </w:pPr>
-    </w:lvl>
-    <w:lvl w:ilvl="5" w:tentative="1">
-      <w:start w:val="1"/>
-      <w:numFmt w:val="decimal"/>
-      <w:lvlText w:val="%6."/>
-      <w:lvlJc w:val="left"/>
-      <w:pPr>
-        <w:tabs>
-          <w:tab w:val="num" w:pos="4320"/>
-        </w:tabs>
-        <w:ind w:left="4320" w:hanging="360"/>
-      </w:pPr>
-    </w:lvl>
-    <w:lvl w:ilvl="6" w:tentative="1">
-      <w:start w:val="1"/>
-      <w:numFmt w:val="decimal"/>
-      <w:lvlText w:val="%7."/>
-      <w:lvlJc w:val="left"/>
-      <w:pPr>
-        <w:tabs>
-          <w:tab w:val="num" w:pos="5040"/>
-        </w:tabs>
-        <w:ind w:left="5040" w:hanging="360"/>
-      </w:pPr>
-    </w:lvl>
-    <w:lvl w:ilvl="7" w:tentative="1">
-      <w:start w:val="1"/>
-      <w:numFmt w:val="decimal"/>
-      <w:lvlText w:val="%8."/>
-      <w:lvlJc w:val="left"/>
-      <w:pPr>
-        <w:tabs>
-          <w:tab w:val="num" w:pos="5760"/>
-        </w:tabs>
-        <w:ind w:left="5760" w:hanging="360"/>
-      </w:pPr>
-    </w:lvl>
-    <w:lvl w:ilvl="8" w:tentative="1">
-      <w:start w:val="1"/>
-      <w:numFmt w:val="decimal"/>
-      <w:lvlText w:val="%9."/>
-      <w:lvlJc w:val="left"/>
-      <w:pPr>
-        <w:tabs>
-          <w:tab w:val="num" w:pos="6480"/>
-        </w:tabs>
-        <w:ind w:left="6480" w:hanging="360"/>
-      </w:pPr>
-    </w:lvl>
-  </w:abstractNum>
-  <w:abstractNum w:abstractNumId="23" w15:restartNumberingAfterBreak="0">
+  <w:abstractNum w:abstractNumId="24" w15:restartNumberingAfterBreak="0">
     <w:nsid w:val="30F726D3"/>
     <w:multiLevelType w:val="multilevel"/>
     <w:tmpl w:val="3A2C0856"/>
@@ -28140,147 +30389,6 @@
       <w:rPr>
         <w:rFonts w:ascii="Wingdings" w:hAnsi="Wingdings" w:hint="default"/>
         <w:sz w:val="20"/>
-      </w:rPr>
-    </w:lvl>
-  </w:abstractNum>
-  <w:abstractNum w:abstractNumId="24" w15:restartNumberingAfterBreak="0">
-    <w:nsid w:val="371B4EBB"/>
-    <w:multiLevelType w:val="multilevel"/>
-    <w:tmpl w:val="199A7A68"/>
-    <w:lvl w:ilvl="0">
-      <w:start w:val="1"/>
-      <w:numFmt w:val="decimal"/>
-      <w:lvlText w:val="%1."/>
-      <w:lvlJc w:val="left"/>
-      <w:pPr>
-        <w:tabs>
-          <w:tab w:val="num" w:pos="720"/>
-        </w:tabs>
-        <w:ind w:left="720" w:hanging="360"/>
-      </w:pPr>
-      <w:rPr>
-        <w:rFonts w:hint="default"/>
-      </w:rPr>
-    </w:lvl>
-    <w:lvl w:ilvl="1">
-      <w:start w:val="1"/>
-      <w:numFmt w:val="lowerLetter"/>
-      <w:lvlText w:val="%2"/>
-      <w:lvlJc w:val="right"/>
-      <w:pPr>
-        <w:ind w:left="357" w:firstLine="550"/>
-      </w:pPr>
-      <w:rPr>
-        <w:rFonts w:hint="default"/>
-        <w:i w:val="0"/>
-        <w:iCs/>
-        <w:color w:val="auto"/>
-      </w:rPr>
-    </w:lvl>
-    <w:lvl w:ilvl="2">
-      <w:start w:val="1"/>
-      <w:numFmt w:val="bullet"/>
-      <w:lvlText w:val=""/>
-      <w:lvlJc w:val="left"/>
-      <w:pPr>
-        <w:tabs>
-          <w:tab w:val="num" w:pos="2160"/>
-        </w:tabs>
-        <w:ind w:left="2160" w:hanging="360"/>
-      </w:pPr>
-      <w:rPr>
-        <w:rFonts w:ascii="Wingdings" w:hAnsi="Wingdings" w:hint="default"/>
-        <w:sz w:val="20"/>
-      </w:rPr>
-    </w:lvl>
-    <w:lvl w:ilvl="3">
-      <w:start w:val="1"/>
-      <w:numFmt w:val="decimal"/>
-      <w:lvlText w:val="%4."/>
-      <w:lvlJc w:val="left"/>
-      <w:pPr>
-        <w:tabs>
-          <w:tab w:val="num" w:pos="2880"/>
-        </w:tabs>
-        <w:ind w:left="2880" w:hanging="360"/>
-      </w:pPr>
-      <w:rPr>
-        <w:rFonts w:hint="default"/>
-      </w:rPr>
-    </w:lvl>
-    <w:lvl w:ilvl="4">
-      <w:start w:val="1"/>
-      <w:numFmt w:val="decimal"/>
-      <w:lvlText w:val="%5."/>
-      <w:lvlJc w:val="left"/>
-      <w:pPr>
-        <w:tabs>
-          <w:tab w:val="num" w:pos="3600"/>
-        </w:tabs>
-        <w:ind w:left="3600" w:hanging="360"/>
-      </w:pPr>
-      <w:rPr>
-        <w:rFonts w:hint="default"/>
-      </w:rPr>
-    </w:lvl>
-    <w:lvl w:ilvl="5">
-      <w:start w:val="1"/>
-      <w:numFmt w:val="decimal"/>
-      <w:lvlText w:val="%6."/>
-      <w:lvlJc w:val="left"/>
-      <w:pPr>
-        <w:tabs>
-          <w:tab w:val="num" w:pos="4320"/>
-        </w:tabs>
-        <w:ind w:left="4320" w:hanging="360"/>
-      </w:pPr>
-      <w:rPr>
-        <w:rFonts w:hint="default"/>
-      </w:rPr>
-    </w:lvl>
-    <w:lvl w:ilvl="6">
-      <w:start w:val="1"/>
-      <w:numFmt w:val="decimal"/>
-      <w:lvlText w:val="%7."/>
-      <w:lvlJc w:val="left"/>
-      <w:pPr>
-        <w:tabs>
-          <w:tab w:val="num" w:pos="5040"/>
-        </w:tabs>
-        <w:ind w:left="5040" w:hanging="360"/>
-      </w:pPr>
-      <w:rPr>
-        <w:rFonts w:hint="default"/>
-      </w:rPr>
-    </w:lvl>
-    <w:lvl w:ilvl="7">
-      <w:start w:val="1"/>
-      <w:numFmt w:val="decimal"/>
-      <w:lvlText w:val="%8."/>
-      <w:lvlJc w:val="left"/>
-      <w:pPr>
-        <w:tabs>
-          <w:tab w:val="num" w:pos="5760"/>
-        </w:tabs>
-        <w:ind w:left="5760" w:hanging="360"/>
-      </w:pPr>
-      <w:rPr>
-        <w:rFonts w:hint="default"/>
-      </w:rPr>
-    </w:lvl>
-    <w:lvl w:ilvl="8">
-      <w:start w:val="1"/>
-      <w:numFmt w:val="decimal"/>
-      <w:lvlText w:val="%9."/>
-      <w:lvlJc w:val="left"/>
-      <w:pPr>
-        <w:tabs>
-          <w:tab w:val="num" w:pos="6480"/>
-        </w:tabs>
-        <w:ind w:left="6480" w:hanging="360"/>
-      </w:pPr>
-      <w:rPr>
-        <w:rFonts w:hint="default"/>
       </w:rPr>
     </w:lvl>
   </w:abstractNum>
@@ -29161,13 +31269,13 @@
     </w:lvl>
   </w:abstractNum>
   <w:abstractNum w:abstractNumId="32" w15:restartNumberingAfterBreak="0">
-    <w:nsid w:val="4E05603F"/>
+    <w:nsid w:val="4B262883"/>
     <w:multiLevelType w:val="multilevel"/>
-    <w:tmpl w:val="199A7A68"/>
+    <w:tmpl w:val="B266A898"/>
     <w:lvl w:ilvl="0">
       <w:start w:val="1"/>
-      <w:numFmt w:val="decimal"/>
-      <w:lvlText w:val="%1."/>
+      <w:numFmt w:val="bullet"/>
+      <w:lvlText w:val=""/>
       <w:lvlJc w:val="left"/>
       <w:pPr>
         <w:tabs>
@@ -29176,25 +31284,27 @@
         <w:ind w:left="720" w:hanging="360"/>
       </w:pPr>
       <w:rPr>
-        <w:rFonts w:hint="default"/>
+        <w:rFonts w:ascii="Symbol" w:hAnsi="Symbol" w:hint="default"/>
+        <w:sz w:val="20"/>
       </w:rPr>
     </w:lvl>
-    <w:lvl w:ilvl="1">
+    <w:lvl w:ilvl="1" w:tentative="1">
       <w:start w:val="1"/>
-      <w:numFmt w:val="lowerLetter"/>
-      <w:lvlText w:val="%2"/>
-      <w:lvlJc w:val="right"/>
-      <w:pPr>
-        <w:ind w:left="357" w:firstLine="890"/>
-      </w:pPr>
-      <w:rPr>
-        <w:rFonts w:hint="default"/>
-        <w:i w:val="0"/>
-        <w:iCs/>
-        <w:color w:val="auto"/>
+      <w:numFmt w:val="bullet"/>
+      <w:lvlText w:val="o"/>
+      <w:lvlJc w:val="left"/>
+      <w:pPr>
+        <w:tabs>
+          <w:tab w:val="num" w:pos="1440"/>
+        </w:tabs>
+        <w:ind w:left="1440" w:hanging="360"/>
+      </w:pPr>
+      <w:rPr>
+        <w:rFonts w:ascii="Courier New" w:hAnsi="Courier New" w:hint="default"/>
+        <w:sz w:val="20"/>
       </w:rPr>
     </w:lvl>
-    <w:lvl w:ilvl="2">
+    <w:lvl w:ilvl="2" w:tentative="1">
       <w:start w:val="1"/>
       <w:numFmt w:val="bullet"/>
       <w:lvlText w:val=""/>
@@ -29210,10 +31320,10 @@
         <w:sz w:val="20"/>
       </w:rPr>
     </w:lvl>
-    <w:lvl w:ilvl="3">
+    <w:lvl w:ilvl="3" w:tentative="1">
       <w:start w:val="1"/>
-      <w:numFmt w:val="decimal"/>
-      <w:lvlText w:val="%4."/>
+      <w:numFmt w:val="bullet"/>
+      <w:lvlText w:val=""/>
       <w:lvlJc w:val="left"/>
       <w:pPr>
         <w:tabs>
@@ -29222,13 +31332,14 @@
         <w:ind w:left="2880" w:hanging="360"/>
       </w:pPr>
       <w:rPr>
-        <w:rFonts w:hint="default"/>
+        <w:rFonts w:ascii="Wingdings" w:hAnsi="Wingdings" w:hint="default"/>
+        <w:sz w:val="20"/>
       </w:rPr>
     </w:lvl>
-    <w:lvl w:ilvl="4">
+    <w:lvl w:ilvl="4" w:tentative="1">
       <w:start w:val="1"/>
-      <w:numFmt w:val="decimal"/>
-      <w:lvlText w:val="%5."/>
+      <w:numFmt w:val="bullet"/>
+      <w:lvlText w:val=""/>
       <w:lvlJc w:val="left"/>
       <w:pPr>
         <w:tabs>
@@ -29237,13 +31348,14 @@
         <w:ind w:left="3600" w:hanging="360"/>
       </w:pPr>
       <w:rPr>
-        <w:rFonts w:hint="default"/>
+        <w:rFonts w:ascii="Wingdings" w:hAnsi="Wingdings" w:hint="default"/>
+        <w:sz w:val="20"/>
       </w:rPr>
     </w:lvl>
-    <w:lvl w:ilvl="5">
+    <w:lvl w:ilvl="5" w:tentative="1">
       <w:start w:val="1"/>
-      <w:numFmt w:val="decimal"/>
-      <w:lvlText w:val="%6."/>
+      <w:numFmt w:val="bullet"/>
+      <w:lvlText w:val=""/>
       <w:lvlJc w:val="left"/>
       <w:pPr>
         <w:tabs>
@@ -29252,13 +31364,14 @@
         <w:ind w:left="4320" w:hanging="360"/>
       </w:pPr>
       <w:rPr>
-        <w:rFonts w:hint="default"/>
+        <w:rFonts w:ascii="Wingdings" w:hAnsi="Wingdings" w:hint="default"/>
+        <w:sz w:val="20"/>
       </w:rPr>
     </w:lvl>
-    <w:lvl w:ilvl="6">
+    <w:lvl w:ilvl="6" w:tentative="1">
       <w:start w:val="1"/>
-      <w:numFmt w:val="decimal"/>
-      <w:lvlText w:val="%7."/>
+      <w:numFmt w:val="bullet"/>
+      <w:lvlText w:val=""/>
       <w:lvlJc w:val="left"/>
       <w:pPr>
         <w:tabs>
@@ -29267,13 +31380,14 @@
         <w:ind w:left="5040" w:hanging="360"/>
       </w:pPr>
       <w:rPr>
-        <w:rFonts w:hint="default"/>
+        <w:rFonts w:ascii="Wingdings" w:hAnsi="Wingdings" w:hint="default"/>
+        <w:sz w:val="20"/>
       </w:rPr>
     </w:lvl>
-    <w:lvl w:ilvl="7">
+    <w:lvl w:ilvl="7" w:tentative="1">
       <w:start w:val="1"/>
-      <w:numFmt w:val="decimal"/>
-      <w:lvlText w:val="%8."/>
+      <w:numFmt w:val="bullet"/>
+      <w:lvlText w:val=""/>
       <w:lvlJc w:val="left"/>
       <w:pPr>
         <w:tabs>
@@ -29282,13 +31396,14 @@
         <w:ind w:left="5760" w:hanging="360"/>
       </w:pPr>
       <w:rPr>
-        <w:rFonts w:hint="default"/>
+        <w:rFonts w:ascii="Wingdings" w:hAnsi="Wingdings" w:hint="default"/>
+        <w:sz w:val="20"/>
       </w:rPr>
     </w:lvl>
-    <w:lvl w:ilvl="8">
+    <w:lvl w:ilvl="8" w:tentative="1">
       <w:start w:val="1"/>
-      <w:numFmt w:val="decimal"/>
-      <w:lvlText w:val="%9."/>
+      <w:numFmt w:val="bullet"/>
+      <w:lvlText w:val=""/>
       <w:lvlJc w:val="left"/>
       <w:pPr>
         <w:tabs>
@@ -29297,7 +31412,8 @@
         <w:ind w:left="6480" w:hanging="360"/>
       </w:pPr>
       <w:rPr>
-        <w:rFonts w:hint="default"/>
+        <w:rFonts w:ascii="Wingdings" w:hAnsi="Wingdings" w:hint="default"/>
+        <w:sz w:val="20"/>
       </w:rPr>
     </w:lvl>
   </w:abstractNum>
@@ -29925,6 +32041,123 @@
     </w:lvl>
   </w:abstractNum>
   <w:abstractNum w:abstractNumId="38" w15:restartNumberingAfterBreak="0">
+    <w:nsid w:val="55933E93"/>
+    <w:multiLevelType w:val="hybridMultilevel"/>
+    <w:tmpl w:val="889AF8AE"/>
+    <w:lvl w:ilvl="0" w:tplc="D68C622E">
+      <w:start w:val="1"/>
+      <w:numFmt w:val="decimal"/>
+      <w:lvlText w:val="%1."/>
+      <w:lvlJc w:val="left"/>
+      <w:pPr>
+        <w:tabs>
+          <w:tab w:val="num" w:pos="720"/>
+        </w:tabs>
+        <w:ind w:left="720" w:hanging="360"/>
+      </w:pPr>
+    </w:lvl>
+    <w:lvl w:ilvl="1" w:tplc="E39ED3CE">
+      <w:start w:val="1"/>
+      <w:numFmt w:val="bullet"/>
+      <w:lvlText w:val="o"/>
+      <w:lvlJc w:val="left"/>
+      <w:pPr>
+        <w:tabs>
+          <w:tab w:val="num" w:pos="1440"/>
+        </w:tabs>
+        <w:ind w:left="1440" w:hanging="360"/>
+      </w:pPr>
+      <w:rPr>
+        <w:rFonts w:ascii="Courier New" w:hAnsi="Courier New" w:hint="default"/>
+        <w:sz w:val="20"/>
+      </w:rPr>
+    </w:lvl>
+    <w:lvl w:ilvl="2" w:tplc="04849E46">
+      <w:start w:val="1"/>
+      <w:numFmt w:val="decimal"/>
+      <w:lvlText w:val="%3."/>
+      <w:lvlJc w:val="left"/>
+      <w:pPr>
+        <w:tabs>
+          <w:tab w:val="num" w:pos="2160"/>
+        </w:tabs>
+        <w:ind w:left="2160" w:hanging="360"/>
+      </w:pPr>
+    </w:lvl>
+    <w:lvl w:ilvl="3" w:tplc="6F92C3CE" w:tentative="1">
+      <w:start w:val="1"/>
+      <w:numFmt w:val="decimal"/>
+      <w:lvlText w:val="%4."/>
+      <w:lvlJc w:val="left"/>
+      <w:pPr>
+        <w:tabs>
+          <w:tab w:val="num" w:pos="2880"/>
+        </w:tabs>
+        <w:ind w:left="2880" w:hanging="360"/>
+      </w:pPr>
+    </w:lvl>
+    <w:lvl w:ilvl="4" w:tplc="3C6EA88C" w:tentative="1">
+      <w:start w:val="1"/>
+      <w:numFmt w:val="decimal"/>
+      <w:lvlText w:val="%5."/>
+      <w:lvlJc w:val="left"/>
+      <w:pPr>
+        <w:tabs>
+          <w:tab w:val="num" w:pos="3600"/>
+        </w:tabs>
+        <w:ind w:left="3600" w:hanging="360"/>
+      </w:pPr>
+    </w:lvl>
+    <w:lvl w:ilvl="5" w:tplc="A0B4A150" w:tentative="1">
+      <w:start w:val="1"/>
+      <w:numFmt w:val="decimal"/>
+      <w:lvlText w:val="%6."/>
+      <w:lvlJc w:val="left"/>
+      <w:pPr>
+        <w:tabs>
+          <w:tab w:val="num" w:pos="4320"/>
+        </w:tabs>
+        <w:ind w:left="4320" w:hanging="360"/>
+      </w:pPr>
+    </w:lvl>
+    <w:lvl w:ilvl="6" w:tplc="E270960E" w:tentative="1">
+      <w:start w:val="1"/>
+      <w:numFmt w:val="decimal"/>
+      <w:lvlText w:val="%7."/>
+      <w:lvlJc w:val="left"/>
+      <w:pPr>
+        <w:tabs>
+          <w:tab w:val="num" w:pos="5040"/>
+        </w:tabs>
+        <w:ind w:left="5040" w:hanging="360"/>
+      </w:pPr>
+    </w:lvl>
+    <w:lvl w:ilvl="7" w:tplc="24A64068" w:tentative="1">
+      <w:start w:val="1"/>
+      <w:numFmt w:val="decimal"/>
+      <w:lvlText w:val="%8."/>
+      <w:lvlJc w:val="left"/>
+      <w:pPr>
+        <w:tabs>
+          <w:tab w:val="num" w:pos="5760"/>
+        </w:tabs>
+        <w:ind w:left="5760" w:hanging="360"/>
+      </w:pPr>
+    </w:lvl>
+    <w:lvl w:ilvl="8" w:tplc="26C261CA" w:tentative="1">
+      <w:start w:val="1"/>
+      <w:numFmt w:val="decimal"/>
+      <w:lvlText w:val="%9."/>
+      <w:lvlJc w:val="left"/>
+      <w:pPr>
+        <w:tabs>
+          <w:tab w:val="num" w:pos="6480"/>
+        </w:tabs>
+        <w:ind w:left="6480" w:hanging="360"/>
+      </w:pPr>
+    </w:lvl>
+  </w:abstractNum>
+  <w:abstractNum w:abstractNumId="39" w15:restartNumberingAfterBreak="0">
     <w:nsid w:val="56122D90"/>
     <w:multiLevelType w:val="hybridMultilevel"/>
     <w:tmpl w:val="9AB23E32"/>
@@ -30013,7 +32246,7 @@
       </w:pPr>
     </w:lvl>
   </w:abstractNum>
-  <w:abstractNum w:abstractNumId="39" w15:restartNumberingAfterBreak="0">
+  <w:abstractNum w:abstractNumId="40" w15:restartNumberingAfterBreak="0">
     <w:nsid w:val="584C29FF"/>
     <w:multiLevelType w:val="multilevel"/>
     <w:tmpl w:val="97E6D56C"/>
@@ -30162,7 +32395,7 @@
       </w:rPr>
     </w:lvl>
   </w:abstractNum>
-  <w:abstractNum w:abstractNumId="40" w15:restartNumberingAfterBreak="0">
+  <w:abstractNum w:abstractNumId="41" w15:restartNumberingAfterBreak="0">
     <w:nsid w:val="62D67779"/>
     <w:multiLevelType w:val="multilevel"/>
     <w:tmpl w:val="5162B1B8"/>
@@ -30311,7 +32544,7 @@
       </w:rPr>
     </w:lvl>
   </w:abstractNum>
-  <w:abstractNum w:abstractNumId="41" w15:restartNumberingAfterBreak="0">
+  <w:abstractNum w:abstractNumId="42" w15:restartNumberingAfterBreak="0">
     <w:nsid w:val="65006D5E"/>
     <w:multiLevelType w:val="multilevel"/>
     <w:tmpl w:val="199A7A68"/>
@@ -30452,7 +32685,7 @@
       </w:rPr>
     </w:lvl>
   </w:abstractNum>
-  <w:abstractNum w:abstractNumId="42" w15:restartNumberingAfterBreak="0">
+  <w:abstractNum w:abstractNumId="43" w15:restartNumberingAfterBreak="0">
     <w:nsid w:val="659C7073"/>
     <w:multiLevelType w:val="multilevel"/>
     <w:tmpl w:val="5DAE72A8"/>
@@ -30601,7 +32834,7 @@
       </w:rPr>
     </w:lvl>
   </w:abstractNum>
-  <w:abstractNum w:abstractNumId="43" w15:restartNumberingAfterBreak="0">
+  <w:abstractNum w:abstractNumId="44" w15:restartNumberingAfterBreak="0">
     <w:nsid w:val="68AE1ADA"/>
     <w:multiLevelType w:val="multilevel"/>
     <w:tmpl w:val="0B283F38"/>
@@ -30720,7 +32953,7 @@
       </w:pPr>
     </w:lvl>
   </w:abstractNum>
-  <w:abstractNum w:abstractNumId="44" w15:restartNumberingAfterBreak="0">
+  <w:abstractNum w:abstractNumId="45" w15:restartNumberingAfterBreak="0">
     <w:nsid w:val="6EB27544"/>
     <w:multiLevelType w:val="multilevel"/>
     <w:tmpl w:val="07E8A230"/>
@@ -30869,7 +33102,7 @@
       </w:rPr>
     </w:lvl>
   </w:abstractNum>
-  <w:abstractNum w:abstractNumId="45" w15:restartNumberingAfterBreak="0">
+  <w:abstractNum w:abstractNumId="46" w15:restartNumberingAfterBreak="0">
     <w:nsid w:val="6F8505D9"/>
     <w:multiLevelType w:val="multilevel"/>
     <w:tmpl w:val="B8D2E28E"/>
@@ -31006,7 +33239,7 @@
       </w:rPr>
     </w:lvl>
   </w:abstractNum>
-  <w:abstractNum w:abstractNumId="46" w15:restartNumberingAfterBreak="0">
+  <w:abstractNum w:abstractNumId="47" w15:restartNumberingAfterBreak="0">
     <w:nsid w:val="71546E52"/>
     <w:multiLevelType w:val="multilevel"/>
     <w:tmpl w:val="1D98AB5A"/>
@@ -31155,7 +33388,7 @@
       </w:rPr>
     </w:lvl>
   </w:abstractNum>
-  <w:abstractNum w:abstractNumId="47" w15:restartNumberingAfterBreak="0">
+  <w:abstractNum w:abstractNumId="48" w15:restartNumberingAfterBreak="0">
     <w:nsid w:val="71883991"/>
     <w:multiLevelType w:val="multilevel"/>
     <w:tmpl w:val="64F6B196"/>
@@ -31304,7 +33537,7 @@
       </w:rPr>
     </w:lvl>
   </w:abstractNum>
-  <w:abstractNum w:abstractNumId="48" w15:restartNumberingAfterBreak="0">
+  <w:abstractNum w:abstractNumId="49" w15:restartNumberingAfterBreak="0">
     <w:nsid w:val="74966C00"/>
     <w:multiLevelType w:val="multilevel"/>
     <w:tmpl w:val="0B621172"/>
@@ -31453,7 +33686,127 @@
       </w:rPr>
     </w:lvl>
   </w:abstractNum>
-  <w:abstractNum w:abstractNumId="49" w15:restartNumberingAfterBreak="0">
+  <w:abstractNum w:abstractNumId="50" w15:restartNumberingAfterBreak="0">
+    <w:nsid w:val="79AA4D87"/>
+    <w:multiLevelType w:val="multilevel"/>
+    <w:tmpl w:val="24BC84AE"/>
+    <w:lvl w:ilvl="0">
+      <w:start w:val="1"/>
+      <w:numFmt w:val="bullet"/>
+      <w:lvlText w:val=""/>
+      <w:lvlJc w:val="left"/>
+      <w:pPr>
+        <w:tabs>
+          <w:tab w:val="num" w:pos="1080"/>
+        </w:tabs>
+        <w:ind w:left="1080" w:hanging="360"/>
+      </w:pPr>
+      <w:rPr>
+        <w:rFonts w:ascii="Symbol" w:hAnsi="Symbol" w:hint="default"/>
+      </w:rPr>
+    </w:lvl>
+    <w:lvl w:ilvl="1">
+      <w:start w:val="1"/>
+      <w:numFmt w:val="bullet"/>
+      <w:lvlText w:val="o"/>
+      <w:lvlJc w:val="left"/>
+      <w:pPr>
+        <w:tabs>
+          <w:tab w:val="num" w:pos="1800"/>
+        </w:tabs>
+        <w:ind w:left="1800" w:hanging="360"/>
+      </w:pPr>
+      <w:rPr>
+        <w:rFonts w:ascii="Courier New" w:hAnsi="Courier New" w:hint="default"/>
+        <w:sz w:val="20"/>
+      </w:rPr>
+    </w:lvl>
+    <w:lvl w:ilvl="2" w:tentative="1">
+      <w:start w:val="1"/>
+      <w:numFmt w:val="decimal"/>
+      <w:lvlText w:val="%3."/>
+      <w:lvlJc w:val="left"/>
+      <w:pPr>
+        <w:tabs>
+          <w:tab w:val="num" w:pos="2520"/>
+        </w:tabs>
+        <w:ind w:left="2520" w:hanging="360"/>
+      </w:pPr>
+    </w:lvl>
+    <w:lvl w:ilvl="3" w:tentative="1">
+      <w:start w:val="1"/>
+      <w:numFmt w:val="decimal"/>
+      <w:lvlText w:val="%4."/>
+      <w:lvlJc w:val="left"/>
+      <w:pPr>
+        <w:tabs>
+          <w:tab w:val="num" w:pos="3240"/>
+        </w:tabs>
+        <w:ind w:left="3240" w:hanging="360"/>
+      </w:pPr>
+    </w:lvl>
+    <w:lvl w:ilvl="4" w:tentative="1">
+      <w:start w:val="1"/>
+      <w:numFmt w:val="decimal"/>
+      <w:lvlText w:val="%5."/>
+      <w:lvlJc w:val="left"/>
+      <w:pPr>
+        <w:tabs>
+          <w:tab w:val="num" w:pos="3960"/>
+        </w:tabs>
+        <w:ind w:left="3960" w:hanging="360"/>
+      </w:pPr>
+    </w:lvl>
+    <w:lvl w:ilvl="5" w:tentative="1">
+      <w:start w:val="1"/>
+      <w:numFmt w:val="decimal"/>
+      <w:lvlText w:val="%6."/>
+      <w:lvlJc w:val="left"/>
+      <w:pPr>
+        <w:tabs>
+          <w:tab w:val="num" w:pos="4680"/>
+        </w:tabs>
+        <w:ind w:left="4680" w:hanging="360"/>
+      </w:pPr>
+    </w:lvl>
+    <w:lvl w:ilvl="6" w:tentative="1">
+      <w:start w:val="1"/>
+      <w:numFmt w:val="decimal"/>
+      <w:lvlText w:val="%7."/>
+      <w:lvlJc w:val="left"/>
+      <w:pPr>
+        <w:tabs>
+          <w:tab w:val="num" w:pos="5400"/>
+        </w:tabs>
+        <w:ind w:left="5400" w:hanging="360"/>
+      </w:pPr>
+    </w:lvl>
+    <w:lvl w:ilvl="7" w:tentative="1">
+      <w:start w:val="1"/>
+      <w:numFmt w:val="decimal"/>
+      <w:lvlText w:val="%8."/>
+      <w:lvlJc w:val="left"/>
+      <w:pPr>
+        <w:tabs>
+          <w:tab w:val="num" w:pos="6120"/>
+        </w:tabs>
+        <w:ind w:left="6120" w:hanging="360"/>
+      </w:pPr>
+    </w:lvl>
+    <w:lvl w:ilvl="8" w:tentative="1">
+      <w:start w:val="1"/>
+      <w:numFmt w:val="decimal"/>
+      <w:lvlText w:val="%9."/>
+      <w:lvlJc w:val="left"/>
+      <w:pPr>
+        <w:tabs>
+          <w:tab w:val="num" w:pos="6840"/>
+        </w:tabs>
+        <w:ind w:left="6840" w:hanging="360"/>
+      </w:pPr>
+    </w:lvl>
+  </w:abstractNum>
+  <w:abstractNum w:abstractNumId="51" w15:restartNumberingAfterBreak="0">
     <w:nsid w:val="79B15BFE"/>
     <w:multiLevelType w:val="hybridMultilevel"/>
     <w:tmpl w:val="C186CE84"/>
@@ -31539,7 +33892,7 @@
       </w:pPr>
     </w:lvl>
   </w:abstractNum>
-  <w:abstractNum w:abstractNumId="50" w15:restartNumberingAfterBreak="0">
+  <w:abstractNum w:abstractNumId="52" w15:restartNumberingAfterBreak="0">
     <w:nsid w:val="79B570F3"/>
     <w:multiLevelType w:val="hybridMultilevel"/>
     <w:tmpl w:val="750CE91A"/>
@@ -31639,7 +33992,7 @@
       </w:pPr>
     </w:lvl>
   </w:abstractNum>
-  <w:abstractNum w:abstractNumId="51" w15:restartNumberingAfterBreak="0">
+  <w:abstractNum w:abstractNumId="53" w15:restartNumberingAfterBreak="0">
     <w:nsid w:val="7D9345D0"/>
     <w:multiLevelType w:val="multilevel"/>
     <w:tmpl w:val="E0EC7082"/>
@@ -31819,7 +34172,7 @@
     <w:abstractNumId w:val="0"/>
   </w:num>
   <w:num w:numId="11" w16cid:durableId="459570761">
-    <w:abstractNumId w:val="46"/>
+    <w:abstractNumId w:val="47"/>
   </w:num>
   <w:num w:numId="12" w16cid:durableId="523373398">
     <w:abstractNumId w:val="10"/>
@@ -31828,7 +34181,7 @@
     <w:abstractNumId w:val="12"/>
   </w:num>
   <w:num w:numId="14" w16cid:durableId="1315061317">
-    <w:abstractNumId w:val="48"/>
+    <w:abstractNumId w:val="49"/>
   </w:num>
   <w:num w:numId="15" w16cid:durableId="651952846">
     <w:abstractNumId w:val="14"/>
@@ -31837,22 +34190,22 @@
     <w:abstractNumId w:val="36"/>
   </w:num>
   <w:num w:numId="17" w16cid:durableId="2010671291">
-    <w:abstractNumId w:val="42"/>
+    <w:abstractNumId w:val="43"/>
   </w:num>
   <w:num w:numId="18" w16cid:durableId="654992139">
     <w:abstractNumId w:val="16"/>
   </w:num>
   <w:num w:numId="19" w16cid:durableId="1466971332">
-    <w:abstractNumId w:val="44"/>
+    <w:abstractNumId w:val="45"/>
   </w:num>
   <w:num w:numId="20" w16cid:durableId="939414097">
-    <w:abstractNumId w:val="47"/>
+    <w:abstractNumId w:val="48"/>
   </w:num>
   <w:num w:numId="21" w16cid:durableId="551238007">
     <w:abstractNumId w:val="26"/>
   </w:num>
   <w:num w:numId="22" w16cid:durableId="670376937">
-    <w:abstractNumId w:val="39"/>
+    <w:abstractNumId w:val="40"/>
   </w:num>
   <w:num w:numId="23" w16cid:durableId="562645758">
     <w:abstractNumId w:val="31"/>
@@ -31861,25 +34214,25 @@
     <w:abstractNumId w:val="30"/>
   </w:num>
   <w:num w:numId="25" w16cid:durableId="1163088678">
-    <w:abstractNumId w:val="40"/>
+    <w:abstractNumId w:val="41"/>
   </w:num>
   <w:num w:numId="26" w16cid:durableId="81488157">
-    <w:abstractNumId w:val="23"/>
+    <w:abstractNumId w:val="24"/>
   </w:num>
   <w:num w:numId="27" w16cid:durableId="1300384025">
-    <w:abstractNumId w:val="51"/>
+    <w:abstractNumId w:val="53"/>
   </w:num>
   <w:num w:numId="28" w16cid:durableId="256718262">
     <w:abstractNumId w:val="17"/>
   </w:num>
   <w:num w:numId="29" w16cid:durableId="204563994">
-    <w:abstractNumId w:val="21"/>
+    <w:abstractNumId w:val="23"/>
   </w:num>
   <w:num w:numId="30" w16cid:durableId="933366559">
     <w:abstractNumId w:val="29"/>
   </w:num>
   <w:num w:numId="31" w16cid:durableId="1833721120">
-    <w:abstractNumId w:val="38"/>
+    <w:abstractNumId w:val="39"/>
   </w:num>
   <w:num w:numId="32" w16cid:durableId="537933389">
     <w:abstractNumId w:val="27"/>
@@ -31891,13 +34244,13 @@
     <w:abstractNumId w:val="37"/>
   </w:num>
   <w:num w:numId="35" w16cid:durableId="1891072915">
-    <w:abstractNumId w:val="49"/>
+    <w:abstractNumId w:val="51"/>
   </w:num>
   <w:num w:numId="36" w16cid:durableId="990984623">
     <w:abstractNumId w:val="19"/>
   </w:num>
   <w:num w:numId="37" w16cid:durableId="2042584119">
-    <w:abstractNumId w:val="43"/>
+    <w:abstractNumId w:val="44"/>
   </w:num>
   <w:num w:numId="38" w16cid:durableId="434399189">
     <w:abstractNumId w:val="35"/>
@@ -31912,7 +34265,7 @@
     <w:abstractNumId w:val="11"/>
   </w:num>
   <w:num w:numId="42" w16cid:durableId="1550338594">
-    <w:abstractNumId w:val="50"/>
+    <w:abstractNumId w:val="52"/>
   </w:num>
   <w:num w:numId="43" w16cid:durableId="91292138">
     <w:abstractNumId w:val="34"/>
@@ -31924,16 +34277,13 @@
     <w:abstractNumId w:val="15"/>
   </w:num>
   <w:num w:numId="46" w16cid:durableId="352271556">
-    <w:abstractNumId w:val="45"/>
+    <w:abstractNumId w:val="46"/>
   </w:num>
   <w:num w:numId="47" w16cid:durableId="578104300">
     <w:abstractNumId w:val="20"/>
   </w:num>
-  <w:num w:numId="48" w16cid:durableId="389040326">
-    <w:abstractNumId w:val="41"/>
-  </w:num>
-  <w:num w:numId="49" w16cid:durableId="737214976">
-    <w:abstractNumId w:val="41"/>
+  <w:num w:numId="48" w16cid:durableId="1370646076">
+    <w:abstractNumId w:val="42"/>
     <w:lvlOverride w:ilvl="0">
       <w:lvl w:ilvl="0">
         <w:start w:val="1"/>
@@ -31958,7 +34308,7 @@
         <w:lvlText w:val="%2"/>
         <w:lvlJc w:val="right"/>
         <w:pPr>
-          <w:ind w:left="357" w:firstLine="890"/>
+          <w:ind w:left="357" w:firstLine="550"/>
         </w:pPr>
         <w:rPr>
           <w:rFonts w:hint="default"/>
@@ -32089,333 +34439,25 @@
       </w:lvl>
     </w:lvlOverride>
   </w:num>
-  <w:num w:numId="50" w16cid:durableId="763569601">
-    <w:abstractNumId w:val="41"/>
-    <w:lvlOverride w:ilvl="0">
-      <w:lvl w:ilvl="0">
-        <w:start w:val="1"/>
-        <w:numFmt w:val="decimal"/>
-        <w:lvlText w:val="%1."/>
-        <w:lvlJc w:val="left"/>
-        <w:pPr>
-          <w:tabs>
-            <w:tab w:val="num" w:pos="720"/>
-          </w:tabs>
-          <w:ind w:left="720" w:hanging="360"/>
-        </w:pPr>
-        <w:rPr>
-          <w:rFonts w:hint="default"/>
-        </w:rPr>
-      </w:lvl>
-    </w:lvlOverride>
-    <w:lvlOverride w:ilvl="1">
-      <w:lvl w:ilvl="1">
-        <w:start w:val="1"/>
-        <w:numFmt w:val="lowerLetter"/>
-        <w:lvlText w:val="%2"/>
-        <w:lvlJc w:val="right"/>
-        <w:pPr>
-          <w:ind w:left="357" w:firstLine="720"/>
-        </w:pPr>
-        <w:rPr>
-          <w:rFonts w:hint="default"/>
-          <w:i w:val="0"/>
-          <w:iCs/>
-          <w:color w:val="auto"/>
-        </w:rPr>
-      </w:lvl>
-    </w:lvlOverride>
-    <w:lvlOverride w:ilvl="2">
-      <w:lvl w:ilvl="2">
-        <w:start w:val="1"/>
-        <w:numFmt w:val="bullet"/>
-        <w:lvlText w:val=""/>
-        <w:lvlJc w:val="left"/>
-        <w:pPr>
-          <w:tabs>
-            <w:tab w:val="num" w:pos="2160"/>
-          </w:tabs>
-          <w:ind w:left="2160" w:hanging="360"/>
-        </w:pPr>
-        <w:rPr>
-          <w:rFonts w:ascii="Wingdings" w:hAnsi="Wingdings" w:hint="default"/>
-          <w:sz w:val="20"/>
-        </w:rPr>
-      </w:lvl>
-    </w:lvlOverride>
-    <w:lvlOverride w:ilvl="3">
-      <w:lvl w:ilvl="3">
-        <w:start w:val="1"/>
-        <w:numFmt w:val="decimal"/>
-        <w:lvlText w:val="%4."/>
-        <w:lvlJc w:val="left"/>
-        <w:pPr>
-          <w:tabs>
-            <w:tab w:val="num" w:pos="2880"/>
-          </w:tabs>
-          <w:ind w:left="2880" w:hanging="360"/>
-        </w:pPr>
-        <w:rPr>
-          <w:rFonts w:hint="default"/>
-        </w:rPr>
-      </w:lvl>
-    </w:lvlOverride>
-    <w:lvlOverride w:ilvl="4">
-      <w:lvl w:ilvl="4">
-        <w:start w:val="1"/>
-        <w:numFmt w:val="decimal"/>
-        <w:lvlText w:val="%5."/>
-        <w:lvlJc w:val="left"/>
-        <w:pPr>
-          <w:tabs>
-            <w:tab w:val="num" w:pos="3600"/>
-          </w:tabs>
-          <w:ind w:left="3600" w:hanging="360"/>
-        </w:pPr>
-        <w:rPr>
-          <w:rFonts w:hint="default"/>
-        </w:rPr>
-      </w:lvl>
-    </w:lvlOverride>
-    <w:lvlOverride w:ilvl="5">
-      <w:lvl w:ilvl="5">
-        <w:start w:val="1"/>
-        <w:numFmt w:val="decimal"/>
-        <w:lvlText w:val="%6."/>
-        <w:lvlJc w:val="left"/>
-        <w:pPr>
-          <w:tabs>
-            <w:tab w:val="num" w:pos="4320"/>
-          </w:tabs>
-          <w:ind w:left="4320" w:hanging="360"/>
-        </w:pPr>
-        <w:rPr>
-          <w:rFonts w:hint="default"/>
-        </w:rPr>
-      </w:lvl>
-    </w:lvlOverride>
-    <w:lvlOverride w:ilvl="6">
-      <w:lvl w:ilvl="6">
-        <w:start w:val="1"/>
-        <w:numFmt w:val="decimal"/>
-        <w:lvlText w:val="%7."/>
-        <w:lvlJc w:val="left"/>
-        <w:pPr>
-          <w:tabs>
-            <w:tab w:val="num" w:pos="5040"/>
-          </w:tabs>
-          <w:ind w:left="5040" w:hanging="360"/>
-        </w:pPr>
-        <w:rPr>
-          <w:rFonts w:hint="default"/>
-        </w:rPr>
-      </w:lvl>
-    </w:lvlOverride>
-    <w:lvlOverride w:ilvl="7">
-      <w:lvl w:ilvl="7">
-        <w:start w:val="1"/>
-        <w:numFmt w:val="decimal"/>
-        <w:lvlText w:val="%8."/>
-        <w:lvlJc w:val="left"/>
-        <w:pPr>
-          <w:tabs>
-            <w:tab w:val="num" w:pos="5760"/>
-          </w:tabs>
-          <w:ind w:left="5760" w:hanging="360"/>
-        </w:pPr>
-        <w:rPr>
-          <w:rFonts w:hint="default"/>
-        </w:rPr>
-      </w:lvl>
-    </w:lvlOverride>
-    <w:lvlOverride w:ilvl="8">
-      <w:lvl w:ilvl="8">
-        <w:start w:val="1"/>
-        <w:numFmt w:val="decimal"/>
-        <w:lvlText w:val="%9."/>
-        <w:lvlJc w:val="left"/>
-        <w:pPr>
-          <w:tabs>
-            <w:tab w:val="num" w:pos="6480"/>
-          </w:tabs>
-          <w:ind w:left="6480" w:hanging="360"/>
-        </w:pPr>
-        <w:rPr>
-          <w:rFonts w:hint="default"/>
-        </w:rPr>
-      </w:lvl>
-    </w:lvlOverride>
+  <w:num w:numId="49" w16cid:durableId="784160094">
+    <w:abstractNumId w:val="25"/>
   </w:num>
-  <w:num w:numId="51" w16cid:durableId="1370646076">
-    <w:abstractNumId w:val="41"/>
-    <w:lvlOverride w:ilvl="0">
-      <w:lvl w:ilvl="0">
-        <w:start w:val="1"/>
-        <w:numFmt w:val="decimal"/>
-        <w:lvlText w:val="%1."/>
-        <w:lvlJc w:val="left"/>
-        <w:pPr>
-          <w:tabs>
-            <w:tab w:val="num" w:pos="720"/>
-          </w:tabs>
-          <w:ind w:left="720" w:hanging="360"/>
-        </w:pPr>
-        <w:rPr>
-          <w:rFonts w:hint="default"/>
-        </w:rPr>
-      </w:lvl>
-    </w:lvlOverride>
-    <w:lvlOverride w:ilvl="1">
-      <w:lvl w:ilvl="1">
-        <w:start w:val="1"/>
-        <w:numFmt w:val="lowerLetter"/>
-        <w:lvlText w:val="%2"/>
-        <w:lvlJc w:val="right"/>
-        <w:pPr>
-          <w:ind w:left="357" w:firstLine="550"/>
-        </w:pPr>
-        <w:rPr>
-          <w:rFonts w:hint="default"/>
-          <w:i w:val="0"/>
-          <w:iCs/>
-          <w:color w:val="auto"/>
-        </w:rPr>
-      </w:lvl>
-    </w:lvlOverride>
-    <w:lvlOverride w:ilvl="2">
-      <w:lvl w:ilvl="2">
-        <w:start w:val="1"/>
-        <w:numFmt w:val="bullet"/>
-        <w:lvlText w:val=""/>
-        <w:lvlJc w:val="left"/>
-        <w:pPr>
-          <w:tabs>
-            <w:tab w:val="num" w:pos="2160"/>
-          </w:tabs>
-          <w:ind w:left="2160" w:hanging="360"/>
-        </w:pPr>
-        <w:rPr>
-          <w:rFonts w:ascii="Wingdings" w:hAnsi="Wingdings" w:hint="default"/>
-          <w:sz w:val="20"/>
-        </w:rPr>
-      </w:lvl>
-    </w:lvlOverride>
-    <w:lvlOverride w:ilvl="3">
-      <w:lvl w:ilvl="3">
-        <w:start w:val="1"/>
-        <w:numFmt w:val="decimal"/>
-        <w:lvlText w:val="%4."/>
-        <w:lvlJc w:val="left"/>
-        <w:pPr>
-          <w:tabs>
-            <w:tab w:val="num" w:pos="2880"/>
-          </w:tabs>
-          <w:ind w:left="2880" w:hanging="360"/>
-        </w:pPr>
-        <w:rPr>
-          <w:rFonts w:hint="default"/>
-        </w:rPr>
-      </w:lvl>
-    </w:lvlOverride>
-    <w:lvlOverride w:ilvl="4">
-      <w:lvl w:ilvl="4">
-        <w:start w:val="1"/>
-        <w:numFmt w:val="decimal"/>
-        <w:lvlText w:val="%5."/>
-        <w:lvlJc w:val="left"/>
-        <w:pPr>
-          <w:tabs>
-            <w:tab w:val="num" w:pos="3600"/>
-          </w:tabs>
-          <w:ind w:left="3600" w:hanging="360"/>
-        </w:pPr>
-        <w:rPr>
-          <w:rFonts w:hint="default"/>
-        </w:rPr>
-      </w:lvl>
-    </w:lvlOverride>
-    <w:lvlOverride w:ilvl="5">
-      <w:lvl w:ilvl="5">
-        <w:start w:val="1"/>
-        <w:numFmt w:val="decimal"/>
-        <w:lvlText w:val="%6."/>
-        <w:lvlJc w:val="left"/>
-        <w:pPr>
-          <w:tabs>
-            <w:tab w:val="num" w:pos="4320"/>
-          </w:tabs>
-          <w:ind w:left="4320" w:hanging="360"/>
-        </w:pPr>
-        <w:rPr>
-          <w:rFonts w:hint="default"/>
-        </w:rPr>
-      </w:lvl>
-    </w:lvlOverride>
-    <w:lvlOverride w:ilvl="6">
-      <w:lvl w:ilvl="6">
-        <w:start w:val="1"/>
-        <w:numFmt w:val="decimal"/>
-        <w:lvlText w:val="%7."/>
-        <w:lvlJc w:val="left"/>
-        <w:pPr>
-          <w:tabs>
-            <w:tab w:val="num" w:pos="5040"/>
-          </w:tabs>
-          <w:ind w:left="5040" w:hanging="360"/>
-        </w:pPr>
-        <w:rPr>
-          <w:rFonts w:hint="default"/>
-        </w:rPr>
-      </w:lvl>
-    </w:lvlOverride>
-    <w:lvlOverride w:ilvl="7">
-      <w:lvl w:ilvl="7">
-        <w:start w:val="1"/>
-        <w:numFmt w:val="decimal"/>
-        <w:lvlText w:val="%8."/>
-        <w:lvlJc w:val="left"/>
-        <w:pPr>
-          <w:tabs>
-            <w:tab w:val="num" w:pos="5760"/>
-          </w:tabs>
-          <w:ind w:left="5760" w:hanging="360"/>
-        </w:pPr>
-        <w:rPr>
-          <w:rFonts w:hint="default"/>
-        </w:rPr>
-      </w:lvl>
-    </w:lvlOverride>
-    <w:lvlOverride w:ilvl="8">
-      <w:lvl w:ilvl="8">
-        <w:start w:val="1"/>
-        <w:numFmt w:val="decimal"/>
-        <w:lvlText w:val="%9."/>
-        <w:lvlJc w:val="left"/>
-        <w:pPr>
-          <w:tabs>
-            <w:tab w:val="num" w:pos="6480"/>
-          </w:tabs>
-          <w:ind w:left="6480" w:hanging="360"/>
-        </w:pPr>
-        <w:rPr>
-          <w:rFonts w:hint="default"/>
-        </w:rPr>
-      </w:lvl>
-    </w:lvlOverride>
+  <w:num w:numId="50" w16cid:durableId="1536851790">
+    <w:abstractNumId w:val="21"/>
   </w:num>
-  <w:num w:numId="52" w16cid:durableId="761070430">
+  <w:num w:numId="51" w16cid:durableId="2015836096">
+    <w:abstractNumId w:val="50"/>
+  </w:num>
+  <w:num w:numId="52" w16cid:durableId="2095734419">
+    <w:abstractNumId w:val="22"/>
+  </w:num>
+  <w:num w:numId="53" w16cid:durableId="41683737">
+    <w:abstractNumId w:val="38"/>
+  </w:num>
+  <w:num w:numId="54" w16cid:durableId="580523777">
     <w:abstractNumId w:val="32"/>
   </w:num>
-  <w:num w:numId="53" w16cid:durableId="1164125379">
-    <w:abstractNumId w:val="22"/>
-  </w:num>
-  <w:num w:numId="54" w16cid:durableId="392192884">
-    <w:abstractNumId w:val="24"/>
-  </w:num>
-  <w:num w:numId="55" w16cid:durableId="784160094">
-    <w:abstractNumId w:val="25"/>
-  </w:num>
-  <w:numIdMacAtCleanup w:val="48"/>
+  <w:numIdMacAtCleanup w:val="53"/>
 </w:numbering>
 </file>
 
@@ -32818,7 +34860,7 @@
   <w:style w:type="paragraph" w:default="1" w:styleId="Normal">
     <w:name w:val="Normal"/>
     <w:qFormat/>
-    <w:rsid w:val="00C83A45"/>
+    <w:rsid w:val="007E4194"/>
     <w:pPr>
       <w:spacing w:after="0" w:line="0" w:lineRule="atLeast"/>
       <w:contextualSpacing/>
